--- a/level design.docx
+++ b/level design.docx
@@ -121,7 +121,31 @@
               <w:rPr>
                 <w:lang w:val="en-US"/>
               </w:rPr>
-              <w:t xml:space="preserve">Normal Play with phishing emails, malware emails, </w:t>
+              <w:t xml:space="preserve">Introduction of fake email addresses with wrong spelling tactics. </w:t>
+            </w:r>
+            <w:r>
+              <w:rPr>
+                <w:lang w:val="en-US"/>
+              </w:rPr>
+              <w:t xml:space="preserve">Normal Play with phishing emails, </w:t>
+            </w:r>
+            <w:r>
+              <w:rPr>
+                <w:lang w:val="en-US"/>
+              </w:rPr>
+              <w:t>adware</w:t>
+            </w:r>
+            <w:r>
+              <w:rPr>
+                <w:lang w:val="en-US"/>
+              </w:rPr>
+              <w:t xml:space="preserve"> emails</w:t>
+            </w:r>
+            <w:r>
+              <w:rPr>
+                <w:lang w:val="en-US"/>
+              </w:rPr>
+              <w:t>.</w:t>
             </w:r>
           </w:p>
         </w:tc>
@@ -168,7 +192,13 @@
               <w:rPr>
                 <w:lang w:val="en-US"/>
               </w:rPr>
-              <w:t>Increasing difficulty, appearance of antagonist.</w:t>
+              <w:t>Increasing difficulty, appearance of antagonist</w:t>
+            </w:r>
+            <w:r>
+              <w:rPr>
+                <w:lang w:val="en-US"/>
+              </w:rPr>
+              <w:t xml:space="preserve"> company. Impersonation of authority pretending to investigate the company.</w:t>
             </w:r>
           </w:p>
         </w:tc>
@@ -211,6 +241,12 @@
                 <w:lang w:val="en-US"/>
               </w:rPr>
             </w:pPr>
+            <w:r>
+              <w:rPr>
+                <w:lang w:val="en-US"/>
+              </w:rPr>
+              <w:t>More malware, adware, more realistic impersonation, antivirus corruption</w:t>
+            </w:r>
           </w:p>
         </w:tc>
       </w:tr>
@@ -252,6 +288,12 @@
                 <w:lang w:val="en-US"/>
               </w:rPr>
             </w:pPr>
+            <w:r>
+              <w:rPr>
+                <w:lang w:val="en-US"/>
+              </w:rPr>
+              <w:t xml:space="preserve">Chaos, blatant attacks from hacking team. </w:t>
+            </w:r>
           </w:p>
         </w:tc>
       </w:tr>
@@ -299,7 +341,37 @@
         <w:rPr>
           <w:lang w:val="en-US"/>
         </w:rPr>
-        <w:t>Impersonation of authority: We are investigating your company, please send one of the documents for checking.</w:t>
+        <w:t xml:space="preserve">Impersonation of authority: </w:t>
+      </w:r>
+      <w:r>
+        <w:rPr>
+          <w:lang w:val="en-US"/>
+        </w:rPr>
+        <w:t>“</w:t>
+      </w:r>
+      <w:r>
+        <w:rPr>
+          <w:lang w:val="en-US"/>
+        </w:rPr>
+        <w:t>We are investigating your company, please send one of the documents for checking</w:t>
+      </w:r>
+      <w:r>
+        <w:rPr>
+          <w:lang w:val="en-US"/>
+        </w:rPr>
+        <w:t>”</w:t>
+      </w:r>
+      <w:r>
+        <w:rPr>
+          <w:lang w:val="en-US"/>
+        </w:rPr>
+        <w:t>.</w:t>
+      </w:r>
+      <w:r>
+        <w:rPr>
+          <w:lang w:val="en-US"/>
+        </w:rPr>
+        <w:t xml:space="preserve"> Guide teaches not to immediately follow the request, open other emails first for more information.</w:t>
       </w:r>
     </w:p>
     <w:p>
@@ -524,15 +596,6 @@
               </w:rPr>
               <w:t xml:space="preserve">: </w:t>
             </w:r>
-            <w:hyperlink r:id="rId5" w:history="1">
-              <w:r>
-                <w:rPr>
-                  <w:rStyle w:val="Hyperlink"/>
-                  <w:lang w:val="en-US"/>
-                </w:rPr>
-                <w:t>dallas@abc.com.my</w:t>
-              </w:r>
-            </w:hyperlink>
           </w:p>
           <w:p>
             <w:pPr>
@@ -585,7 +648,235 @@
               <w:rPr>
                 <w:lang w:val="en-US"/>
               </w:rPr>
-              <w:t>Hello! I am your assigned buddy to guide you through the basic tasks you will be doing!</w:t>
+              <w:t xml:space="preserve">Welcome </w:t>
+            </w:r>
+            <w:r>
+              <w:rPr>
+                <w:lang w:val="en-US"/>
+              </w:rPr>
+              <w:t>aboard</w:t>
+            </w:r>
+            <w:r>
+              <w:rPr>
+                <w:lang w:val="en-US"/>
+              </w:rPr>
+              <w:t xml:space="preserve"> ABC Stationery, {</w:t>
+            </w:r>
+            <w:proofErr w:type="spellStart"/>
+            <w:r>
+              <w:rPr>
+                <w:lang w:val="en-US"/>
+              </w:rPr>
+              <w:t>player_name</w:t>
+            </w:r>
+            <w:proofErr w:type="spellEnd"/>
+            <w:r>
+              <w:rPr>
+                <w:lang w:val="en-US"/>
+              </w:rPr>
+              <w:t>}</w:t>
+            </w:r>
+            <w:r>
+              <w:rPr>
+                <w:lang w:val="en-US"/>
+              </w:rPr>
+              <w:t>!</w:t>
+            </w:r>
+          </w:p>
+          <w:p>
+            <w:pPr>
+              <w:rPr>
+                <w:lang w:val="en-US"/>
+              </w:rPr>
+            </w:pPr>
+            <w:r>
+              <w:rPr>
+                <w:lang w:val="en-US"/>
+              </w:rPr>
+              <w:t xml:space="preserve">[p] </w:t>
+            </w:r>
+          </w:p>
+          <w:p>
+            <w:pPr>
+              <w:rPr>
+                <w:lang w:val="en-US"/>
+              </w:rPr>
+            </w:pPr>
+            <w:r>
+              <w:rPr>
+                <w:lang w:val="en-US"/>
+              </w:rPr>
+              <w:t>[p]</w:t>
+            </w:r>
+            <w:r>
+              <w:rPr>
+                <w:lang w:val="en-US"/>
+              </w:rPr>
+              <w:t>I am your assigned buddy to guide you through the basic tasks you will be doing!</w:t>
+            </w:r>
+          </w:p>
+          <w:p>
+            <w:pPr>
+              <w:rPr>
+                <w:lang w:val="en-US"/>
+              </w:rPr>
+            </w:pPr>
+            <w:r>
+              <w:rPr>
+                <w:lang w:val="en-US"/>
+              </w:rPr>
+              <w:t xml:space="preserve">[p] </w:t>
+            </w:r>
+          </w:p>
+          <w:p>
+            <w:pPr>
+              <w:rPr>
+                <w:lang w:val="en-US"/>
+              </w:rPr>
+            </w:pPr>
+            <w:r>
+              <w:rPr>
+                <w:lang w:val="en-US"/>
+              </w:rPr>
+              <w:t>[p]We have sales representatives visiting stores like retailers, bookstores, office supply stores and more.</w:t>
+            </w:r>
+          </w:p>
+          <w:p>
+            <w:pPr>
+              <w:rPr>
+                <w:lang w:val="en-US"/>
+              </w:rPr>
+            </w:pPr>
+            <w:r>
+              <w:rPr>
+                <w:lang w:val="en-US"/>
+              </w:rPr>
+              <w:t xml:space="preserve">[p] </w:t>
+            </w:r>
+          </w:p>
+          <w:p>
+            <w:pPr>
+              <w:rPr>
+                <w:lang w:val="en-US"/>
+              </w:rPr>
+            </w:pPr>
+            <w:r>
+              <w:rPr>
+                <w:lang w:val="en-US"/>
+              </w:rPr>
+              <w:t>[p]Your job is to receive documents sent from our clients, make sure it is safe before sending it to Finance, someone from there will provide further explanation to you soon.</w:t>
+            </w:r>
+          </w:p>
+          <w:p>
+            <w:pPr>
+              <w:rPr>
+                <w:lang w:val="en-US"/>
+              </w:rPr>
+            </w:pPr>
+            <w:r>
+              <w:rPr>
+                <w:lang w:val="en-US"/>
+              </w:rPr>
+              <w:t xml:space="preserve">[p] </w:t>
+            </w:r>
+          </w:p>
+          <w:p>
+            <w:pPr>
+              <w:rPr>
+                <w:lang w:val="en-US"/>
+              </w:rPr>
+            </w:pPr>
+            <w:r>
+              <w:rPr>
+                <w:lang w:val="en-US"/>
+              </w:rPr>
+              <w:t>[p</w:t>
+            </w:r>
+            <w:r>
+              <w:rPr>
+                <w:lang w:val="en-US"/>
+              </w:rPr>
+              <w:t>]*</w:t>
+            </w:r>
+            <w:r>
+              <w:rPr>
+                <w:lang w:val="en-US"/>
+              </w:rPr>
+              <w:t>[b]</w:t>
+            </w:r>
+            <w:r>
+              <w:rPr>
+                <w:lang w:val="en-US"/>
+              </w:rPr>
+              <w:t>Tip</w:t>
+            </w:r>
+            <w:r>
+              <w:rPr>
+                <w:lang w:val="en-US"/>
+              </w:rPr>
+              <w:t>[/b]</w:t>
+            </w:r>
+            <w:r>
+              <w:rPr>
+                <w:lang w:val="en-US"/>
+              </w:rPr>
+              <w:t xml:space="preserve">: </w:t>
+            </w:r>
+            <w:r>
+              <w:rPr>
+                <w:lang w:val="en-US"/>
+              </w:rPr>
+              <w:t>If you come across any suspicious emails</w:t>
+            </w:r>
+            <w:r>
+              <w:rPr>
+                <w:lang w:val="en-US"/>
+              </w:rPr>
+              <w:t xml:space="preserve">. </w:t>
+            </w:r>
+            <w:r>
+              <w:rPr>
+                <w:lang w:val="en-US"/>
+              </w:rPr>
+              <w:t xml:space="preserve">Click the three dots on the top right corner and </w:t>
+            </w:r>
+            <w:r>
+              <w:rPr>
+                <w:lang w:val="en-US"/>
+              </w:rPr>
+              <w:t>[b]report[/b]</w:t>
+            </w:r>
+            <w:r>
+              <w:rPr>
+                <w:lang w:val="en-US"/>
+              </w:rPr>
+              <w:t xml:space="preserve"> the email!</w:t>
+            </w:r>
+          </w:p>
+          <w:p>
+            <w:pPr>
+              <w:rPr>
+                <w:lang w:val="en-US"/>
+              </w:rPr>
+            </w:pPr>
+            <w:r>
+              <w:rPr>
+                <w:lang w:val="en-US"/>
+              </w:rPr>
+              <w:t xml:space="preserve">[p] </w:t>
+            </w:r>
+          </w:p>
+          <w:p>
+            <w:pPr>
+              <w:rPr>
+                <w:lang w:val="en-US"/>
+              </w:rPr>
+            </w:pPr>
+            <w:r>
+              <w:rPr>
+                <w:lang w:val="en-US"/>
+              </w:rPr>
+              <w:t>[p]Also beware to not report legitimate emails; this could disrupt our operations and negatively impact client experience.</w:t>
             </w:r>
           </w:p>
           <w:p>
@@ -609,8 +900,6 @@
           <w:p>
             <w:pPr>
               <w:rPr>
-                <w:b/>
-                <w:bCs/>
                 <w:lang w:val="en-US"/>
               </w:rPr>
             </w:pPr>
@@ -633,13 +922,354 @@
               <w:rPr>
                 <w:lang w:val="en-US"/>
               </w:rPr>
+              <w:t>: Message</w:t>
+            </w:r>
+          </w:p>
+          <w:p>
+            <w:pPr>
+              <w:rPr>
+                <w:lang w:val="en-US"/>
+              </w:rPr>
+            </w:pPr>
+            <w:r>
+              <w:rPr>
+                <w:b/>
+                <w:bCs/>
+                <w:lang w:val="en-US"/>
+              </w:rPr>
+              <w:t>Sender Name</w:t>
+            </w:r>
+            <w:r>
+              <w:rPr>
+                <w:lang w:val="en-US"/>
+              </w:rPr>
+              <w:t>: Blake</w:t>
+            </w:r>
+          </w:p>
+          <w:p>
+            <w:pPr>
+              <w:rPr>
+                <w:lang w:val="en-US"/>
+              </w:rPr>
+            </w:pPr>
+            <w:r>
+              <w:rPr>
+                <w:b/>
+                <w:bCs/>
+                <w:lang w:val="en-US"/>
+              </w:rPr>
+              <w:t>Sender Address</w:t>
+            </w:r>
+            <w:r>
+              <w:rPr>
+                <w:lang w:val="en-US"/>
+              </w:rPr>
               <w:t xml:space="preserve">: </w:t>
             </w:r>
-            <w:r>
-              <w:rPr>
-                <w:lang w:val="en-US"/>
-              </w:rPr>
-              <w:t>Inbound</w:t>
+            <w:hyperlink r:id="rId5" w:history="1">
+              <w:r>
+                <w:rPr>
+                  <w:rStyle w:val="Hyperlink"/>
+                  <w:lang w:val="en-US"/>
+                </w:rPr>
+                <w:t>blake@abc.com.my</w:t>
+              </w:r>
+            </w:hyperlink>
+          </w:p>
+          <w:p>
+            <w:pPr>
+              <w:rPr>
+                <w:lang w:val="en-US"/>
+              </w:rPr>
+            </w:pPr>
+            <w:r>
+              <w:rPr>
+                <w:b/>
+                <w:bCs/>
+                <w:lang w:val="en-US"/>
+              </w:rPr>
+              <w:t>To Address</w:t>
+            </w:r>
+            <w:r>
+              <w:rPr>
+                <w:lang w:val="en-US"/>
+              </w:rPr>
+              <w:t>: {</w:t>
+            </w:r>
+            <w:proofErr w:type="spellStart"/>
+            <w:r>
+              <w:rPr>
+                <w:lang w:val="en-US"/>
+              </w:rPr>
+              <w:t>player_email</w:t>
+            </w:r>
+            <w:proofErr w:type="spellEnd"/>
+            <w:r>
+              <w:rPr>
+                <w:lang w:val="en-US"/>
+              </w:rPr>
+              <w:t>}</w:t>
+            </w:r>
+          </w:p>
+          <w:p>
+            <w:pPr>
+              <w:rPr>
+                <w:lang w:val="en-US"/>
+              </w:rPr>
+            </w:pPr>
+            <w:r>
+              <w:rPr>
+                <w:b/>
+                <w:bCs/>
+                <w:lang w:val="en-US"/>
+              </w:rPr>
+              <w:lastRenderedPageBreak/>
+              <w:t>CC Address</w:t>
+            </w:r>
+            <w:r>
+              <w:rPr>
+                <w:lang w:val="en-US"/>
+              </w:rPr>
+              <w:t xml:space="preserve">: </w:t>
+            </w:r>
+          </w:p>
+          <w:p>
+            <w:pPr>
+              <w:rPr>
+                <w:lang w:val="en-US"/>
+              </w:rPr>
+            </w:pPr>
+            <w:r>
+              <w:rPr>
+                <w:b/>
+                <w:bCs/>
+                <w:lang w:val="en-US"/>
+              </w:rPr>
+              <w:t>Subject</w:t>
+            </w:r>
+            <w:r>
+              <w:rPr>
+                <w:lang w:val="en-US"/>
+              </w:rPr>
+              <w:t>: Onboarding Guide</w:t>
+            </w:r>
+            <w:r>
+              <w:rPr>
+                <w:lang w:val="en-US"/>
+              </w:rPr>
+              <w:t xml:space="preserve"> 2</w:t>
+            </w:r>
+          </w:p>
+          <w:p>
+            <w:pPr>
+              <w:rPr>
+                <w:lang w:val="en-US"/>
+              </w:rPr>
+            </w:pPr>
+          </w:p>
+        </w:tc>
+        <w:tc>
+          <w:tcPr>
+            <w:tcW w:w="5061" w:type="dxa"/>
+            <w:vAlign w:val="center"/>
+          </w:tcPr>
+          <w:p>
+            <w:pPr>
+              <w:rPr>
+                <w:lang w:val="en-US"/>
+              </w:rPr>
+            </w:pPr>
+          </w:p>
+          <w:p>
+            <w:pPr>
+              <w:rPr>
+                <w:lang w:val="en-US"/>
+              </w:rPr>
+            </w:pPr>
+            <w:r>
+              <w:rPr>
+                <w:lang w:val="en-US"/>
+              </w:rPr>
+              <w:t>Here is a list of emails our company employees, if you receive an email claiming to be a coworker but their email address doesn’t match this list, chances are they are an impersonator and need to be reported.</w:t>
+            </w:r>
+          </w:p>
+          <w:p>
+            <w:pPr>
+              <w:rPr>
+                <w:lang w:val="en-US"/>
+              </w:rPr>
+            </w:pPr>
+            <w:r>
+              <w:rPr>
+                <w:lang w:val="en-US"/>
+              </w:rPr>
+              <w:lastRenderedPageBreak/>
+              <w:t xml:space="preserve">[p] </w:t>
+            </w:r>
+          </w:p>
+          <w:p>
+            <w:pPr>
+              <w:rPr>
+                <w:lang w:val="en-US"/>
+              </w:rPr>
+            </w:pPr>
+            <w:r>
+              <w:rPr>
+                <w:lang w:val="en-US"/>
+              </w:rPr>
+              <w:t>[p]</w:t>
+            </w:r>
+            <w:hyperlink r:id="rId6" w:history="1">
+              <w:r>
+                <w:rPr>
+                  <w:rStyle w:val="Hyperlink"/>
+                  <w:lang w:val="en-US"/>
+                </w:rPr>
+                <w:t>nazrin.finance@abc.com.my</w:t>
+              </w:r>
+            </w:hyperlink>
+          </w:p>
+          <w:p>
+            <w:pPr>
+              <w:rPr>
+                <w:lang w:val="en-US"/>
+              </w:rPr>
+            </w:pPr>
+            <w:r>
+              <w:rPr>
+                <w:lang w:val="en-US"/>
+              </w:rPr>
+              <w:t>[p]</w:t>
+            </w:r>
+            <w:hyperlink r:id="rId7" w:history="1">
+              <w:r>
+                <w:rPr>
+                  <w:rStyle w:val="Hyperlink"/>
+                  <w:lang w:val="en-US"/>
+                </w:rPr>
+                <w:t>k</w:t>
+              </w:r>
+              <w:r>
+                <w:rPr>
+                  <w:rStyle w:val="Hyperlink"/>
+                </w:rPr>
+                <w:t>aijie.it</w:t>
+              </w:r>
+              <w:r>
+                <w:rPr>
+                  <w:rStyle w:val="Hyperlink"/>
+                  <w:lang w:val="en-US"/>
+                </w:rPr>
+                <w:t>@abc.com.my</w:t>
+              </w:r>
+            </w:hyperlink>
+          </w:p>
+          <w:p>
+            <w:pPr>
+              <w:rPr>
+                <w:lang w:val="en-US"/>
+              </w:rPr>
+            </w:pPr>
+            <w:r>
+              <w:rPr>
+                <w:lang w:val="en-US"/>
+              </w:rPr>
+              <w:t>[p]</w:t>
+            </w:r>
+            <w:hyperlink r:id="rId8" w:history="1">
+              <w:r>
+                <w:rPr>
+                  <w:rStyle w:val="Hyperlink"/>
+                  <w:lang w:val="en-US"/>
+                </w:rPr>
+                <w:t>dallas@abc.com.my</w:t>
+              </w:r>
+            </w:hyperlink>
+            <w:r>
+              <w:rPr>
+                <w:lang w:val="en-US"/>
+              </w:rPr>
+              <w:t xml:space="preserve"> </w:t>
+            </w:r>
+          </w:p>
+          <w:p>
+            <w:pPr>
+              <w:rPr>
+                <w:lang w:val="en-US"/>
+              </w:rPr>
+            </w:pPr>
+            <w:r>
+              <w:rPr>
+                <w:lang w:val="en-US"/>
+              </w:rPr>
+              <w:t>[p]</w:t>
+            </w:r>
+            <w:r>
+              <w:rPr>
+                <w:lang w:val="en-US"/>
+              </w:rPr>
+              <w:t xml:space="preserve"> </w:t>
+            </w:r>
+          </w:p>
+          <w:p>
+            <w:pPr>
+              <w:rPr>
+                <w:lang w:val="en-US"/>
+              </w:rPr>
+            </w:pPr>
+            <w:r>
+              <w:rPr>
+                <w:lang w:val="en-US"/>
+              </w:rPr>
+              <w:t>[p] Have fun!</w:t>
+            </w:r>
+          </w:p>
+          <w:p>
+            <w:pPr>
+              <w:rPr>
+                <w:lang w:val="en-US"/>
+              </w:rPr>
+            </w:pPr>
+          </w:p>
+        </w:tc>
+      </w:tr>
+      <w:tr>
+        <w:trPr>
+          <w:trHeight w:val="360"/>
+        </w:trPr>
+        <w:tc>
+          <w:tcPr>
+            <w:tcW w:w="3955" w:type="dxa"/>
+            <w:vAlign w:val="center"/>
+          </w:tcPr>
+          <w:p>
+            <w:pPr>
+              <w:rPr>
+                <w:b/>
+                <w:bCs/>
+                <w:lang w:val="en-US"/>
+              </w:rPr>
+            </w:pPr>
+          </w:p>
+          <w:p>
+            <w:pPr>
+              <w:rPr>
+                <w:lang w:val="en-US"/>
+              </w:rPr>
+            </w:pPr>
+            <w:r>
+              <w:rPr>
+                <w:b/>
+                <w:bCs/>
+                <w:lang w:val="en-US"/>
+              </w:rPr>
+              <w:t>Type</w:t>
+            </w:r>
+            <w:r>
+              <w:rPr>
+                <w:lang w:val="en-US"/>
+              </w:rPr>
+              <w:t>: Inbound</w:t>
             </w:r>
           </w:p>
           <w:p>
@@ -689,12 +1319,1434 @@
               </w:rPr>
               <w:t xml:space="preserve">: </w:t>
             </w:r>
-            <w:hyperlink r:id="rId6" w:history="1">
+            <w:hyperlink r:id="rId9" w:history="1">
               <w:r>
                 <w:rPr>
                   <w:rStyle w:val="Hyperlink"/>
                 </w:rPr>
                 <w:t>ongweizhe</w:t>
+              </w:r>
+              <w:r>
+                <w:rPr>
+                  <w:rStyle w:val="Hyperlink"/>
+                  <w:lang w:val="en-US"/>
+                </w:rPr>
+                <w:t>@littlegenius.com.my</w:t>
+              </w:r>
+            </w:hyperlink>
+          </w:p>
+          <w:p>
+            <w:pPr>
+              <w:rPr>
+                <w:lang w:val="en-US"/>
+              </w:rPr>
+            </w:pPr>
+            <w:r>
+              <w:rPr>
+                <w:b/>
+                <w:bCs/>
+                <w:lang w:val="en-US"/>
+              </w:rPr>
+              <w:t>To Address</w:t>
+            </w:r>
+            <w:r>
+              <w:rPr>
+                <w:lang w:val="en-US"/>
+              </w:rPr>
+              <w:t>: {</w:t>
+            </w:r>
+            <w:proofErr w:type="spellStart"/>
+            <w:r>
+              <w:rPr>
+                <w:lang w:val="en-US"/>
+              </w:rPr>
+              <w:t>player_email</w:t>
+            </w:r>
+            <w:proofErr w:type="spellEnd"/>
+            <w:r>
+              <w:rPr>
+                <w:lang w:val="en-US"/>
+              </w:rPr>
+              <w:t>}</w:t>
+            </w:r>
+          </w:p>
+          <w:p>
+            <w:pPr>
+              <w:rPr>
+                <w:lang w:val="en-US"/>
+              </w:rPr>
+            </w:pPr>
+            <w:r>
+              <w:rPr>
+                <w:b/>
+                <w:bCs/>
+                <w:lang w:val="en-US"/>
+              </w:rPr>
+              <w:t>CC Address</w:t>
+            </w:r>
+            <w:r>
+              <w:rPr>
+                <w:lang w:val="en-US"/>
+              </w:rPr>
+              <w:t xml:space="preserve">: </w:t>
+            </w:r>
+          </w:p>
+          <w:p>
+            <w:pPr>
+              <w:rPr>
+                <w:lang w:val="en-US"/>
+              </w:rPr>
+            </w:pPr>
+            <w:r>
+              <w:rPr>
+                <w:b/>
+                <w:bCs/>
+                <w:lang w:val="en-US"/>
+              </w:rPr>
+              <w:t>Subject</w:t>
+            </w:r>
+            <w:r>
+              <w:rPr>
+                <w:lang w:val="en-US"/>
+              </w:rPr>
+              <w:t xml:space="preserve">: </w:t>
+            </w:r>
+            <w:r>
+              <w:rPr>
+                <w:lang w:val="en-US"/>
+              </w:rPr>
+              <w:t>Purchase Order from Little Genius Stationery</w:t>
+            </w:r>
+          </w:p>
+          <w:p>
+            <w:pPr>
+              <w:rPr>
+                <w:b/>
+                <w:bCs/>
+                <w:lang w:val="en-US"/>
+              </w:rPr>
+            </w:pPr>
+          </w:p>
+        </w:tc>
+        <w:tc>
+          <w:tcPr>
+            <w:tcW w:w="5061" w:type="dxa"/>
+            <w:vAlign w:val="center"/>
+          </w:tcPr>
+          <w:p>
+            <w:pPr>
+              <w:rPr>
+                <w:lang w:val="en-US"/>
+              </w:rPr>
+            </w:pPr>
+          </w:p>
+          <w:p>
+            <w:pPr>
+              <w:rPr>
+                <w:lang w:val="en-US"/>
+              </w:rPr>
+            </w:pPr>
+            <w:r>
+              <w:rPr>
+                <w:lang w:val="en-US"/>
+              </w:rPr>
+              <w:t>Good morning</w:t>
+            </w:r>
+            <w:r>
+              <w:rPr>
+                <w:lang w:val="en-US"/>
+              </w:rPr>
+              <w:t>, I'd like to place a purchase order for stationeries.</w:t>
+            </w:r>
+          </w:p>
+          <w:p>
+            <w:pPr>
+              <w:rPr>
+                <w:lang w:val="en-US"/>
+              </w:rPr>
+            </w:pPr>
+            <w:r>
+              <w:rPr>
+                <w:lang w:val="en-US"/>
+              </w:rPr>
+              <w:t xml:space="preserve">[p] </w:t>
+            </w:r>
+          </w:p>
+          <w:p>
+            <w:pPr>
+              <w:rPr>
+                <w:lang w:val="en-US"/>
+              </w:rPr>
+            </w:pPr>
+            <w:proofErr w:type="gramStart"/>
+            <w:r>
+              <w:rPr>
+                <w:lang w:val="en-US"/>
+              </w:rPr>
+              <w:t>[p]</w:t>
+            </w:r>
+            <w:proofErr w:type="gramEnd"/>
+            <w:r>
+              <w:rPr>
+                <w:lang w:val="en-US"/>
+              </w:rPr>
+              <w:t>Please refer to the PO attached.</w:t>
+            </w:r>
+          </w:p>
+          <w:p>
+            <w:pPr>
+              <w:rPr>
+                <w:lang w:val="en-US"/>
+              </w:rPr>
+            </w:pPr>
+            <w:r>
+              <w:rPr>
+                <w:lang w:val="en-US"/>
+              </w:rPr>
+              <w:t xml:space="preserve">[p] </w:t>
+            </w:r>
+          </w:p>
+          <w:p>
+            <w:pPr>
+              <w:rPr>
+                <w:lang w:val="en-US"/>
+              </w:rPr>
+            </w:pPr>
+            <w:r>
+              <w:rPr>
+                <w:lang w:val="en-US"/>
+              </w:rPr>
+              <w:t xml:space="preserve">[p] </w:t>
+            </w:r>
+          </w:p>
+          <w:p>
+            <w:pPr>
+              <w:rPr>
+                <w:lang w:val="en-US"/>
+              </w:rPr>
+            </w:pPr>
+            <w:r>
+              <w:rPr>
+                <w:lang w:val="en-US"/>
+              </w:rPr>
+              <w:t>[p]</w:t>
+            </w:r>
+            <w:r>
+              <w:rPr>
+                <w:lang w:val="en-US"/>
+              </w:rPr>
+              <w:t>Ong Wei Zhe</w:t>
+            </w:r>
+          </w:p>
+          <w:p>
+            <w:pPr>
+              <w:rPr>
+                <w:lang w:val="en-US"/>
+              </w:rPr>
+            </w:pPr>
+            <w:r>
+              <w:rPr>
+                <w:lang w:val="en-US"/>
+              </w:rPr>
+              <w:t>[p]</w:t>
+            </w:r>
+            <w:r>
+              <w:rPr>
+                <w:lang w:val="en-US"/>
+              </w:rPr>
+              <w:t>Store Owner</w:t>
+            </w:r>
+          </w:p>
+          <w:p>
+            <w:pPr>
+              <w:rPr>
+                <w:lang w:val="en-US"/>
+              </w:rPr>
+            </w:pPr>
+            <w:r>
+              <w:rPr>
+                <w:lang w:val="en-US"/>
+              </w:rPr>
+              <w:t>[p]</w:t>
+            </w:r>
+            <w:r>
+              <w:rPr>
+                <w:lang w:val="en-US"/>
+              </w:rPr>
+              <w:t>Little Genius Stationery</w:t>
+            </w:r>
+          </w:p>
+          <w:p>
+            <w:pPr>
+              <w:rPr>
+                <w:rFonts w:ascii="MS Gothic" w:eastAsia="MS Gothic" w:hAnsi="MS Gothic" w:cs="MS Gothic"/>
+                <w:lang w:val="en-US"/>
+              </w:rPr>
+            </w:pPr>
+            <w:r>
+              <w:rPr>
+                <w:lang w:val="en-US"/>
+              </w:rPr>
+              <w:t>[p]</w:t>
+            </w:r>
+            <w:proofErr w:type="spellStart"/>
+            <w:r>
+              <w:rPr>
+                <w:rFonts w:ascii="MS Gothic" w:eastAsia="MS Gothic" w:hAnsi="MS Gothic" w:cs="MS Gothic" w:hint="eastAsia"/>
+                <w:lang w:val="en-US"/>
+              </w:rPr>
+              <w:t>小天才文具店</w:t>
+            </w:r>
+            <w:proofErr w:type="spellEnd"/>
+          </w:p>
+          <w:p>
+            <w:pPr>
+              <w:rPr>
+                <w:rFonts w:ascii="MS Gothic" w:eastAsia="MS Gothic" w:hAnsi="MS Gothic" w:cs="MS Gothic"/>
+                <w:lang w:val="en-US"/>
+              </w:rPr>
+            </w:pPr>
+          </w:p>
+          <w:p>
+            <w:pPr>
+              <w:rPr>
+                <w:lang w:val="en-US"/>
+              </w:rPr>
+            </w:pPr>
+          </w:p>
+        </w:tc>
+      </w:tr>
+      <w:tr>
+        <w:trPr>
+          <w:trHeight w:val="360"/>
+        </w:trPr>
+        <w:tc>
+          <w:tcPr>
+            <w:tcW w:w="3955" w:type="dxa"/>
+            <w:vAlign w:val="center"/>
+          </w:tcPr>
+          <w:p>
+            <w:pPr>
+              <w:rPr>
+                <w:lang w:val="en-US"/>
+              </w:rPr>
+            </w:pPr>
+            <w:r>
+              <w:rPr>
+                <w:b/>
+                <w:bCs/>
+                <w:lang w:val="en-US"/>
+              </w:rPr>
+              <w:t>Type</w:t>
+            </w:r>
+            <w:r>
+              <w:rPr>
+                <w:lang w:val="en-US"/>
+              </w:rPr>
+              <w:t>: Outbound</w:t>
+            </w:r>
+          </w:p>
+          <w:p>
+            <w:pPr>
+              <w:rPr>
+                <w:lang w:val="en-US"/>
+              </w:rPr>
+            </w:pPr>
+            <w:r>
+              <w:rPr>
+                <w:b/>
+                <w:bCs/>
+                <w:lang w:val="en-US"/>
+              </w:rPr>
+              <w:t>Sender Name</w:t>
+            </w:r>
+            <w:r>
+              <w:rPr>
+                <w:lang w:val="en-US"/>
+              </w:rPr>
+              <w:t xml:space="preserve">: </w:t>
+            </w:r>
+            <w:r>
+              <w:rPr>
+                <w:lang w:val="en-US"/>
+              </w:rPr>
+              <w:t>Nazrin</w:t>
+            </w:r>
+          </w:p>
+          <w:p>
+            <w:pPr>
+              <w:rPr>
+                <w:lang w:val="en-US"/>
+              </w:rPr>
+            </w:pPr>
+            <w:r>
+              <w:rPr>
+                <w:b/>
+                <w:bCs/>
+                <w:lang w:val="en-US"/>
+              </w:rPr>
+              <w:t>Sender Address</w:t>
+            </w:r>
+            <w:r>
+              <w:rPr>
+                <w:lang w:val="en-US"/>
+              </w:rPr>
+              <w:t xml:space="preserve">: </w:t>
+            </w:r>
+            <w:hyperlink r:id="rId10" w:history="1">
+              <w:r>
+                <w:rPr>
+                  <w:rStyle w:val="Hyperlink"/>
+                  <w:lang w:val="en-US"/>
+                </w:rPr>
+                <w:t>n</w:t>
+              </w:r>
+              <w:r>
+                <w:rPr>
+                  <w:rStyle w:val="Hyperlink"/>
+                </w:rPr>
+                <w:t>azrin.finance</w:t>
+              </w:r>
+              <w:r>
+                <w:rPr>
+                  <w:rStyle w:val="Hyperlink"/>
+                  <w:lang w:val="en-US"/>
+                </w:rPr>
+                <w:t>@abc.com.my</w:t>
+              </w:r>
+            </w:hyperlink>
+          </w:p>
+          <w:p>
+            <w:pPr>
+              <w:rPr>
+                <w:lang w:val="en-US"/>
+              </w:rPr>
+            </w:pPr>
+            <w:r>
+              <w:rPr>
+                <w:b/>
+                <w:bCs/>
+                <w:lang w:val="en-US"/>
+              </w:rPr>
+              <w:t>To Address</w:t>
+            </w:r>
+            <w:r>
+              <w:rPr>
+                <w:lang w:val="en-US"/>
+              </w:rPr>
+              <w:t>: {</w:t>
+            </w:r>
+            <w:proofErr w:type="spellStart"/>
+            <w:r>
+              <w:rPr>
+                <w:lang w:val="en-US"/>
+              </w:rPr>
+              <w:t>player_email</w:t>
+            </w:r>
+            <w:proofErr w:type="spellEnd"/>
+            <w:r>
+              <w:rPr>
+                <w:lang w:val="en-US"/>
+              </w:rPr>
+              <w:t>}</w:t>
+            </w:r>
+          </w:p>
+          <w:p>
+            <w:pPr>
+              <w:rPr>
+                <w:lang w:val="en-US"/>
+              </w:rPr>
+            </w:pPr>
+            <w:r>
+              <w:rPr>
+                <w:b/>
+                <w:bCs/>
+                <w:lang w:val="en-US"/>
+              </w:rPr>
+              <w:t>CC Address</w:t>
+            </w:r>
+            <w:r>
+              <w:rPr>
+                <w:lang w:val="en-US"/>
+              </w:rPr>
+              <w:t xml:space="preserve">: </w:t>
+            </w:r>
+          </w:p>
+          <w:p>
+            <w:pPr>
+              <w:rPr>
+                <w:lang w:val="en-US"/>
+              </w:rPr>
+            </w:pPr>
+            <w:r>
+              <w:rPr>
+                <w:b/>
+                <w:bCs/>
+                <w:lang w:val="en-US"/>
+              </w:rPr>
+              <w:t>Subject</w:t>
+            </w:r>
+            <w:r>
+              <w:rPr>
+                <w:lang w:val="en-US"/>
+              </w:rPr>
+              <w:t xml:space="preserve">: </w:t>
+            </w:r>
+            <w:r>
+              <w:rPr>
+                <w:lang w:val="en-US"/>
+              </w:rPr>
+              <w:t>Submit Today's Purchase Order</w:t>
+            </w:r>
+          </w:p>
+          <w:p>
+            <w:pPr>
+              <w:rPr>
+                <w:b/>
+                <w:bCs/>
+                <w:lang w:val="en-US"/>
+              </w:rPr>
+            </w:pPr>
+          </w:p>
+        </w:tc>
+        <w:tc>
+          <w:tcPr>
+            <w:tcW w:w="5061" w:type="dxa"/>
+            <w:vAlign w:val="center"/>
+          </w:tcPr>
+          <w:p>
+            <w:pPr>
+              <w:rPr>
+                <w:lang w:val="en-US"/>
+              </w:rPr>
+            </w:pPr>
+          </w:p>
+          <w:p>
+            <w:pPr>
+              <w:rPr>
+                <w:lang w:val="en-US"/>
+              </w:rPr>
+            </w:pPr>
+            <w:r>
+              <w:rPr>
+                <w:lang w:val="en-US"/>
+              </w:rPr>
+              <w:t>Hello and welcome to ABC Stationery Manufacturing, {</w:t>
+            </w:r>
+            <w:proofErr w:type="spellStart"/>
+            <w:r>
+              <w:rPr>
+                <w:lang w:val="en-US"/>
+              </w:rPr>
+              <w:t>player_name</w:t>
+            </w:r>
+            <w:proofErr w:type="spellEnd"/>
+            <w:r>
+              <w:rPr>
+                <w:lang w:val="en-US"/>
+              </w:rPr>
+              <w:t>}!</w:t>
+            </w:r>
+          </w:p>
+          <w:p>
+            <w:pPr>
+              <w:rPr>
+                <w:lang w:val="en-US"/>
+              </w:rPr>
+            </w:pPr>
+            <w:r>
+              <w:rPr>
+                <w:lang w:val="en-US"/>
+              </w:rPr>
+              <w:t xml:space="preserve">[p] </w:t>
+            </w:r>
+          </w:p>
+          <w:p>
+            <w:pPr>
+              <w:rPr>
+                <w:lang w:val="en-US"/>
+              </w:rPr>
+            </w:pPr>
+            <w:r>
+              <w:rPr>
+                <w:lang w:val="en-US"/>
+              </w:rPr>
+              <w:t>[p]I am Nazrin from Finance Department, and my email address is where you submit Purchase Orders you have received today from our clients.</w:t>
+            </w:r>
+          </w:p>
+          <w:p>
+            <w:pPr>
+              <w:rPr>
+                <w:lang w:val="en-US"/>
+              </w:rPr>
+            </w:pPr>
+            <w:r>
+              <w:rPr>
+                <w:lang w:val="en-US"/>
+              </w:rPr>
+              <w:t xml:space="preserve">[p] </w:t>
+            </w:r>
+          </w:p>
+          <w:p>
+            <w:pPr>
+              <w:rPr>
+                <w:lang w:val="en-US"/>
+              </w:rPr>
+            </w:pPr>
+            <w:r>
+              <w:rPr>
+                <w:lang w:val="en-US"/>
+              </w:rPr>
+              <w:t>[p]</w:t>
+            </w:r>
+            <w:proofErr w:type="gramStart"/>
+            <w:r>
+              <w:rPr>
+                <w:lang w:val="en-US"/>
+              </w:rPr>
+              <w:t>To</w:t>
+            </w:r>
+            <w:proofErr w:type="gramEnd"/>
+            <w:r>
+              <w:rPr>
+                <w:lang w:val="en-US"/>
+              </w:rPr>
+              <w:t xml:space="preserve"> make things easier for you, I'll send you a request email like this every day and you can just drop the files in and click send!</w:t>
+            </w:r>
+          </w:p>
+          <w:p>
+            <w:pPr>
+              <w:rPr>
+                <w:lang w:val="en-US"/>
+              </w:rPr>
+            </w:pPr>
+            <w:r>
+              <w:rPr>
+                <w:lang w:val="en-US"/>
+              </w:rPr>
+              <w:t xml:space="preserve">[p] </w:t>
+            </w:r>
+          </w:p>
+          <w:p>
+            <w:pPr>
+              <w:rPr>
+                <w:lang w:val="en-US"/>
+              </w:rPr>
+            </w:pPr>
+            <w:r>
+              <w:rPr>
+                <w:lang w:val="en-US"/>
+              </w:rPr>
+              <w:t>[p][</w:t>
+            </w:r>
+            <w:proofErr w:type="gramStart"/>
+            <w:r>
+              <w:rPr>
+                <w:lang w:val="en-US"/>
+              </w:rPr>
+              <w:t>b]Make</w:t>
+            </w:r>
+            <w:proofErr w:type="gramEnd"/>
+            <w:r>
+              <w:rPr>
+                <w:lang w:val="en-US"/>
+              </w:rPr>
+              <w:t xml:space="preserve"> sure that you have collected all the Purchase Orders sent to you today before submitting. A missed order is a missed </w:t>
+            </w:r>
+            <w:proofErr w:type="gramStart"/>
+            <w:r>
+              <w:rPr>
+                <w:lang w:val="en-US"/>
+              </w:rPr>
+              <w:t>opportunity![</w:t>
+            </w:r>
+            <w:proofErr w:type="gramEnd"/>
+            <w:r>
+              <w:rPr>
+                <w:lang w:val="en-US"/>
+              </w:rPr>
+              <w:t>/b]</w:t>
+            </w:r>
+          </w:p>
+          <w:p>
+            <w:pPr>
+              <w:rPr>
+                <w:lang w:val="en-US"/>
+              </w:rPr>
+            </w:pPr>
+            <w:r>
+              <w:rPr>
+                <w:lang w:val="en-US"/>
+              </w:rPr>
+              <w:t xml:space="preserve">[p] </w:t>
+            </w:r>
+          </w:p>
+          <w:p>
+            <w:pPr>
+              <w:rPr>
+                <w:lang w:val="en-US"/>
+              </w:rPr>
+            </w:pPr>
+            <w:r>
+              <w:rPr>
+                <w:lang w:val="en-US"/>
+              </w:rPr>
+              <w:t>[p]*</w:t>
+            </w:r>
+            <w:r>
+              <w:rPr>
+                <w:lang w:val="en-US"/>
+              </w:rPr>
+              <w:t>[b]</w:t>
+            </w:r>
+            <w:r>
+              <w:rPr>
+                <w:lang w:val="en-US"/>
+              </w:rPr>
+              <w:t>Tip</w:t>
+            </w:r>
+            <w:r>
+              <w:rPr>
+                <w:lang w:val="en-US"/>
+              </w:rPr>
+              <w:t>[/b]</w:t>
+            </w:r>
+            <w:r>
+              <w:rPr>
+                <w:lang w:val="en-US"/>
+              </w:rPr>
+              <w:t>: Open your File Explorer, drag the file over and drop it in this email. Once you've made sure all files are attached. Click send!</w:t>
+            </w:r>
+          </w:p>
+          <w:p>
+            <w:pPr>
+              <w:rPr>
+                <w:lang w:val="en-US"/>
+              </w:rPr>
+            </w:pPr>
+          </w:p>
+        </w:tc>
+      </w:tr>
+      <w:tr>
+        <w:trPr>
+          <w:trHeight w:val="360"/>
+        </w:trPr>
+        <w:tc>
+          <w:tcPr>
+            <w:tcW w:w="3955" w:type="dxa"/>
+            <w:vAlign w:val="center"/>
+          </w:tcPr>
+          <w:p>
+            <w:pPr>
+              <w:rPr>
+                <w:b/>
+                <w:bCs/>
+                <w:lang w:val="en-US"/>
+              </w:rPr>
+            </w:pPr>
+          </w:p>
+          <w:p>
+            <w:pPr>
+              <w:rPr>
+                <w:lang w:val="en-US"/>
+              </w:rPr>
+            </w:pPr>
+            <w:r>
+              <w:rPr>
+                <w:b/>
+                <w:bCs/>
+                <w:lang w:val="en-US"/>
+              </w:rPr>
+              <w:t>Type</w:t>
+            </w:r>
+            <w:r>
+              <w:rPr>
+                <w:lang w:val="en-US"/>
+              </w:rPr>
+              <w:t>: Message</w:t>
+            </w:r>
+          </w:p>
+          <w:p>
+            <w:pPr>
+              <w:rPr>
+                <w:lang w:val="en-US"/>
+              </w:rPr>
+            </w:pPr>
+            <w:r>
+              <w:rPr>
+                <w:b/>
+                <w:bCs/>
+                <w:lang w:val="en-US"/>
+              </w:rPr>
+              <w:t>Sender Name</w:t>
+            </w:r>
+            <w:r>
+              <w:rPr>
+                <w:lang w:val="en-US"/>
+              </w:rPr>
+              <w:t xml:space="preserve">: </w:t>
+            </w:r>
+            <w:r>
+              <w:rPr>
+                <w:lang w:val="en-US"/>
+              </w:rPr>
+              <w:t>Kai Jie</w:t>
+            </w:r>
+          </w:p>
+          <w:p>
+            <w:pPr>
+              <w:rPr>
+                <w:lang w:val="en-US"/>
+              </w:rPr>
+            </w:pPr>
+            <w:r>
+              <w:rPr>
+                <w:b/>
+                <w:bCs/>
+                <w:lang w:val="en-US"/>
+              </w:rPr>
+              <w:t>Sender Address</w:t>
+            </w:r>
+            <w:r>
+              <w:rPr>
+                <w:lang w:val="en-US"/>
+              </w:rPr>
+              <w:t xml:space="preserve">: </w:t>
+            </w:r>
+            <w:hyperlink r:id="rId11" w:history="1">
+              <w:r>
+                <w:rPr>
+                  <w:rStyle w:val="Hyperlink"/>
+                  <w:lang w:val="en-US"/>
+                </w:rPr>
+                <w:t>k</w:t>
+              </w:r>
+              <w:r>
+                <w:rPr>
+                  <w:rStyle w:val="Hyperlink"/>
+                </w:rPr>
+                <w:t>aijie.it</w:t>
+              </w:r>
+              <w:r>
+                <w:rPr>
+                  <w:rStyle w:val="Hyperlink"/>
+                  <w:lang w:val="en-US"/>
+                </w:rPr>
+                <w:t>@abc.com.my</w:t>
+              </w:r>
+            </w:hyperlink>
+          </w:p>
+          <w:p>
+            <w:pPr>
+              <w:rPr>
+                <w:lang w:val="en-US"/>
+              </w:rPr>
+            </w:pPr>
+            <w:r>
+              <w:rPr>
+                <w:b/>
+                <w:bCs/>
+                <w:lang w:val="en-US"/>
+              </w:rPr>
+              <w:t>To Address</w:t>
+            </w:r>
+            <w:r>
+              <w:rPr>
+                <w:lang w:val="en-US"/>
+              </w:rPr>
+              <w:t>: {</w:t>
+            </w:r>
+            <w:proofErr w:type="spellStart"/>
+            <w:r>
+              <w:rPr>
+                <w:lang w:val="en-US"/>
+              </w:rPr>
+              <w:t>player_email</w:t>
+            </w:r>
+            <w:proofErr w:type="spellEnd"/>
+            <w:r>
+              <w:rPr>
+                <w:lang w:val="en-US"/>
+              </w:rPr>
+              <w:t>}</w:t>
+            </w:r>
+          </w:p>
+          <w:p>
+            <w:pPr>
+              <w:rPr>
+                <w:lang w:val="en-US"/>
+              </w:rPr>
+            </w:pPr>
+            <w:r>
+              <w:rPr>
+                <w:b/>
+                <w:bCs/>
+                <w:lang w:val="en-US"/>
+              </w:rPr>
+              <w:t>CC Address</w:t>
+            </w:r>
+            <w:r>
+              <w:rPr>
+                <w:lang w:val="en-US"/>
+              </w:rPr>
+              <w:t xml:space="preserve">: </w:t>
+            </w:r>
+          </w:p>
+          <w:p>
+            <w:pPr>
+              <w:rPr>
+                <w:lang w:val="en-US"/>
+              </w:rPr>
+            </w:pPr>
+            <w:r>
+              <w:rPr>
+                <w:b/>
+                <w:bCs/>
+                <w:lang w:val="en-US"/>
+              </w:rPr>
+              <w:t>Subject</w:t>
+            </w:r>
+            <w:r>
+              <w:rPr>
+                <w:lang w:val="en-US"/>
+              </w:rPr>
+              <w:t xml:space="preserve">: </w:t>
+            </w:r>
+            <w:r>
+              <w:rPr>
+                <w:lang w:val="en-US"/>
+              </w:rPr>
+              <w:t>Antivirus Introduction</w:t>
+            </w:r>
+          </w:p>
+          <w:p>
+            <w:pPr>
+              <w:rPr>
+                <w:b/>
+                <w:bCs/>
+                <w:lang w:val="en-US"/>
+              </w:rPr>
+            </w:pPr>
+          </w:p>
+        </w:tc>
+        <w:tc>
+          <w:tcPr>
+            <w:tcW w:w="5061" w:type="dxa"/>
+            <w:vAlign w:val="center"/>
+          </w:tcPr>
+          <w:p>
+            <w:pPr>
+              <w:rPr>
+                <w:lang w:val="en-US"/>
+              </w:rPr>
+            </w:pPr>
+          </w:p>
+          <w:p>
+            <w:pPr>
+              <w:rPr>
+                <w:lang w:val="en-US"/>
+              </w:rPr>
+            </w:pPr>
+            <w:r>
+              <w:rPr>
+                <w:lang w:val="en-US"/>
+              </w:rPr>
+              <w:t>N</w:t>
+            </w:r>
+            <w:r>
+              <w:t>ice to meet you</w:t>
+            </w:r>
+            <w:r>
+              <w:rPr>
+                <w:lang w:val="en-US"/>
+              </w:rPr>
+              <w:t>, {</w:t>
+            </w:r>
+            <w:proofErr w:type="spellStart"/>
+            <w:r>
+              <w:rPr>
+                <w:lang w:val="en-US"/>
+              </w:rPr>
+              <w:t>player_name</w:t>
+            </w:r>
+            <w:proofErr w:type="spellEnd"/>
+            <w:r>
+              <w:rPr>
+                <w:lang w:val="en-US"/>
+              </w:rPr>
+              <w:t>}!</w:t>
+            </w:r>
+          </w:p>
+          <w:p>
+            <w:pPr>
+              <w:rPr>
+                <w:lang w:val="en-US"/>
+              </w:rPr>
+            </w:pPr>
+            <w:r>
+              <w:rPr>
+                <w:lang w:val="en-US"/>
+              </w:rPr>
+              <w:t xml:space="preserve">[p] </w:t>
+            </w:r>
+          </w:p>
+          <w:p>
+            <w:pPr>
+              <w:rPr>
+                <w:lang w:val="en-US"/>
+              </w:rPr>
+            </w:pPr>
+            <w:r>
+              <w:rPr>
+                <w:lang w:val="en-US"/>
+              </w:rPr>
+              <w:t xml:space="preserve">[p]I am </w:t>
+            </w:r>
+            <w:r>
+              <w:rPr>
+                <w:lang w:val="en-US"/>
+              </w:rPr>
+              <w:t>K</w:t>
+            </w:r>
+            <w:r>
+              <w:t>ai Jie</w:t>
+            </w:r>
+            <w:r>
+              <w:rPr>
+                <w:lang w:val="en-US"/>
+              </w:rPr>
+              <w:t xml:space="preserve"> from IT Department. </w:t>
+            </w:r>
+            <w:r>
+              <w:rPr>
+                <w:lang w:val="en-US"/>
+              </w:rPr>
+              <w:t>Our company has antivirus subscriptions for company devices to help scan and find any suspicious files it comes across.</w:t>
+            </w:r>
+          </w:p>
+          <w:p>
+            <w:pPr>
+              <w:rPr>
+                <w:lang w:val="en-US"/>
+              </w:rPr>
+            </w:pPr>
+            <w:r>
+              <w:rPr>
+                <w:lang w:val="en-US"/>
+              </w:rPr>
+              <w:t xml:space="preserve">[p] </w:t>
+            </w:r>
+          </w:p>
+          <w:p>
+            <w:pPr>
+              <w:rPr>
+                <w:lang w:val="en-US"/>
+              </w:rPr>
+            </w:pPr>
+            <w:r>
+              <w:rPr>
+                <w:lang w:val="en-US"/>
+              </w:rPr>
+              <w:t>[p]</w:t>
+            </w:r>
+            <w:r>
+              <w:rPr>
+                <w:lang w:val="en-US"/>
+              </w:rPr>
+              <w:t>*</w:t>
+            </w:r>
+            <w:r>
+              <w:rPr>
+                <w:lang w:val="en-US"/>
+              </w:rPr>
+              <w:t>[b]</w:t>
+            </w:r>
+            <w:r>
+              <w:rPr>
+                <w:lang w:val="en-US"/>
+              </w:rPr>
+              <w:t>Tip</w:t>
+            </w:r>
+            <w:r>
+              <w:rPr>
+                <w:lang w:val="en-US"/>
+              </w:rPr>
+              <w:t>[/b]</w:t>
+            </w:r>
+            <w:r>
+              <w:rPr>
+                <w:lang w:val="en-US"/>
+              </w:rPr>
+              <w:t xml:space="preserve">: </w:t>
+            </w:r>
+            <w:r>
+              <w:rPr>
+                <w:lang w:val="en-US"/>
+              </w:rPr>
+              <w:t>Find the file with the name pointed out by the antivirus and delete it.</w:t>
+            </w:r>
+          </w:p>
+          <w:p>
+            <w:pPr>
+              <w:rPr>
+                <w:lang w:val="en-US"/>
+              </w:rPr>
+            </w:pPr>
+            <w:r>
+              <w:rPr>
+                <w:lang w:val="en-US"/>
+              </w:rPr>
+              <w:t xml:space="preserve">[p] </w:t>
+            </w:r>
+          </w:p>
+          <w:p>
+            <w:pPr>
+              <w:rPr>
+                <w:lang w:val="en-US"/>
+              </w:rPr>
+            </w:pPr>
+            <w:r>
+              <w:rPr>
+                <w:lang w:val="en-US"/>
+              </w:rPr>
+              <w:t>[p]Take it easy!</w:t>
+            </w:r>
+          </w:p>
+          <w:p>
+            <w:pPr>
+              <w:rPr>
+                <w:lang w:val="en-US"/>
+              </w:rPr>
+            </w:pPr>
+          </w:p>
+        </w:tc>
+      </w:tr>
+      <w:tr>
+        <w:trPr>
+          <w:trHeight w:val="360"/>
+        </w:trPr>
+        <w:tc>
+          <w:tcPr>
+            <w:tcW w:w="3955" w:type="dxa"/>
+            <w:vAlign w:val="center"/>
+          </w:tcPr>
+          <w:p>
+            <w:pPr>
+              <w:rPr>
+                <w:b/>
+                <w:bCs/>
+                <w:lang w:val="en-US"/>
+              </w:rPr>
+            </w:pPr>
+          </w:p>
+          <w:p>
+            <w:pPr>
+              <w:rPr>
+                <w:lang w:val="en-US"/>
+              </w:rPr>
+            </w:pPr>
+            <w:r>
+              <w:rPr>
+                <w:b/>
+                <w:bCs/>
+                <w:lang w:val="en-US"/>
+              </w:rPr>
+              <w:t>Type</w:t>
+            </w:r>
+            <w:r>
+              <w:rPr>
+                <w:lang w:val="en-US"/>
+              </w:rPr>
+              <w:t>: Message</w:t>
+            </w:r>
+          </w:p>
+          <w:p>
+            <w:pPr>
+              <w:rPr>
+                <w:lang w:val="en-US"/>
+              </w:rPr>
+            </w:pPr>
+            <w:r>
+              <w:rPr>
+                <w:b/>
+                <w:bCs/>
+                <w:lang w:val="en-US"/>
+              </w:rPr>
+              <w:t>Sender Name</w:t>
+            </w:r>
+            <w:r>
+              <w:rPr>
+                <w:lang w:val="en-US"/>
+              </w:rPr>
+              <w:t xml:space="preserve">: </w:t>
+            </w:r>
+            <w:r>
+              <w:rPr>
+                <w:lang w:val="en-US"/>
+              </w:rPr>
+              <w:t>Orbit Antivirus</w:t>
+            </w:r>
+          </w:p>
+          <w:p>
+            <w:pPr>
+              <w:rPr>
+                <w:lang w:val="en-US"/>
+              </w:rPr>
+            </w:pPr>
+            <w:r>
+              <w:rPr>
+                <w:b/>
+                <w:bCs/>
+                <w:lang w:val="en-US"/>
+              </w:rPr>
+              <w:t>Sender Address</w:t>
+            </w:r>
+            <w:r>
+              <w:rPr>
+                <w:lang w:val="en-US"/>
+              </w:rPr>
+              <w:t xml:space="preserve">: </w:t>
+            </w:r>
+            <w:hyperlink r:id="rId12" w:history="1">
+              <w:r>
+                <w:rPr>
+                  <w:rStyle w:val="Hyperlink"/>
+                  <w:lang w:val="en-US"/>
+                </w:rPr>
+                <w:t>donotreply@orbit.com</w:t>
+              </w:r>
+            </w:hyperlink>
+            <w:r>
+              <w:rPr>
+                <w:lang w:val="en-US"/>
+              </w:rPr>
+              <w:t xml:space="preserve"> </w:t>
+            </w:r>
+          </w:p>
+          <w:p>
+            <w:pPr>
+              <w:rPr>
+                <w:lang w:val="en-US"/>
+              </w:rPr>
+            </w:pPr>
+            <w:r>
+              <w:rPr>
+                <w:b/>
+                <w:bCs/>
+                <w:lang w:val="en-US"/>
+              </w:rPr>
+              <w:t>To Address</w:t>
+            </w:r>
+            <w:r>
+              <w:rPr>
+                <w:lang w:val="en-US"/>
+              </w:rPr>
+              <w:t>: {</w:t>
+            </w:r>
+            <w:proofErr w:type="spellStart"/>
+            <w:r>
+              <w:rPr>
+                <w:lang w:val="en-US"/>
+              </w:rPr>
+              <w:t>player_email</w:t>
+            </w:r>
+            <w:proofErr w:type="spellEnd"/>
+            <w:r>
+              <w:rPr>
+                <w:lang w:val="en-US"/>
+              </w:rPr>
+              <w:t>}</w:t>
+            </w:r>
+          </w:p>
+          <w:p>
+            <w:pPr>
+              <w:rPr>
+                <w:lang w:val="en-US"/>
+              </w:rPr>
+            </w:pPr>
+            <w:r>
+              <w:rPr>
+                <w:b/>
+                <w:bCs/>
+                <w:lang w:val="en-US"/>
+              </w:rPr>
+              <w:t>CC Address</w:t>
+            </w:r>
+            <w:r>
+              <w:rPr>
+                <w:lang w:val="en-US"/>
+              </w:rPr>
+              <w:t xml:space="preserve">: </w:t>
+            </w:r>
+          </w:p>
+          <w:p>
+            <w:pPr>
+              <w:rPr>
+                <w:lang w:val="en-US"/>
+              </w:rPr>
+            </w:pPr>
+            <w:r>
+              <w:rPr>
+                <w:b/>
+                <w:bCs/>
+                <w:lang w:val="en-US"/>
+              </w:rPr>
+              <w:t>Subject</w:t>
+            </w:r>
+            <w:r>
+              <w:rPr>
+                <w:lang w:val="en-US"/>
+              </w:rPr>
+              <w:t xml:space="preserve">: </w:t>
+            </w:r>
+            <w:r>
+              <w:rPr>
+                <w:lang w:val="en-US"/>
+              </w:rPr>
+              <w:t>Orbit Antivirus Activated</w:t>
+            </w:r>
+          </w:p>
+          <w:p>
+            <w:pPr>
+              <w:rPr>
+                <w:b/>
+                <w:bCs/>
+                <w:lang w:val="en-US"/>
+              </w:rPr>
+            </w:pPr>
+          </w:p>
+        </w:tc>
+        <w:tc>
+          <w:tcPr>
+            <w:tcW w:w="5061" w:type="dxa"/>
+            <w:vAlign w:val="center"/>
+          </w:tcPr>
+          <w:p>
+            <w:r>
+              <w:rPr>
+                <w:lang w:val="en-US"/>
+              </w:rPr>
+              <w:t>Orbit Antivirus Service is activated on your device: DESKTOP-</w:t>
+            </w:r>
+            <w:r>
+              <w:t>BCKPG7B21L</w:t>
+            </w:r>
+            <w:r>
+              <w:t>.</w:t>
+            </w:r>
+          </w:p>
+          <w:p>
+            <w:r>
+              <w:t xml:space="preserve">[p] </w:t>
+            </w:r>
+          </w:p>
+          <w:p>
+            <w:r>
+              <w:t>[p]Thank you for choosing Orbit Antivirus!</w:t>
+            </w:r>
+          </w:p>
+        </w:tc>
+      </w:tr>
+      <w:tr>
+        <w:trPr>
+          <w:trHeight w:val="360"/>
+        </w:trPr>
+        <w:tc>
+          <w:tcPr>
+            <w:tcW w:w="3955" w:type="dxa"/>
+            <w:vAlign w:val="center"/>
+          </w:tcPr>
+          <w:p>
+            <w:pPr>
+              <w:rPr>
+                <w:b/>
+                <w:bCs/>
+                <w:lang w:val="en-US"/>
+              </w:rPr>
+            </w:pPr>
+          </w:p>
+          <w:p>
+            <w:pPr>
+              <w:rPr>
+                <w:lang w:val="en-US"/>
+              </w:rPr>
+            </w:pPr>
+            <w:r>
+              <w:rPr>
+                <w:b/>
+                <w:bCs/>
+                <w:lang w:val="en-US"/>
+              </w:rPr>
+              <w:t>Type</w:t>
+            </w:r>
+            <w:r>
+              <w:rPr>
+                <w:lang w:val="en-US"/>
+              </w:rPr>
+              <w:t>: Message</w:t>
+            </w:r>
+          </w:p>
+          <w:p>
+            <w:pPr>
+              <w:rPr>
+                <w:lang w:val="en-US"/>
+              </w:rPr>
+            </w:pPr>
+            <w:r>
+              <w:rPr>
+                <w:b/>
+                <w:bCs/>
+                <w:lang w:val="en-US"/>
+              </w:rPr>
+              <w:t>Sender Name</w:t>
+            </w:r>
+            <w:r>
+              <w:rPr>
+                <w:lang w:val="en-US"/>
+              </w:rPr>
+              <w:t xml:space="preserve">: </w:t>
+            </w:r>
+            <w:proofErr w:type="spellStart"/>
+            <w:r>
+              <w:rPr>
+                <w:lang w:val="en-US"/>
+              </w:rPr>
+              <w:t>Tripp</w:t>
+            </w:r>
+            <w:r>
+              <w:rPr>
+                <w:lang w:val="en-US"/>
+              </w:rPr>
+              <w:t>o</w:t>
+            </w:r>
+            <w:proofErr w:type="spellEnd"/>
+          </w:p>
+          <w:p>
+            <w:pPr>
+              <w:rPr>
+                <w:lang w:val="en-US"/>
+              </w:rPr>
+            </w:pPr>
+            <w:r>
+              <w:rPr>
+                <w:b/>
+                <w:bCs/>
+                <w:lang w:val="en-US"/>
+              </w:rPr>
+              <w:t>Sender Address</w:t>
+            </w:r>
+            <w:r>
+              <w:rPr>
+                <w:lang w:val="en-US"/>
+              </w:rPr>
+              <w:t xml:space="preserve">: </w:t>
+            </w:r>
+            <w:hyperlink r:id="rId13" w:history="1">
+              <w:r>
+                <w:rPr>
+                  <w:rStyle w:val="Hyperlink"/>
+                </w:rPr>
+                <w:t>advertising</w:t>
               </w:r>
               <w:r>
                 <w:rPr>
@@ -708,16 +2760,28 @@
                   <w:rStyle w:val="Hyperlink"/>
                   <w:lang w:val="en-US"/>
                 </w:rPr>
-                <w:t>littlegenius</w:t>
+                <w:t>t</w:t>
+              </w:r>
+              <w:r>
+                <w:rPr>
+                  <w:rStyle w:val="Hyperlink"/>
+                </w:rPr>
+                <w:t>rippo</w:t>
               </w:r>
               <w:r>
                 <w:rPr>
                   <w:rStyle w:val="Hyperlink"/>
                   <w:lang w:val="en-US"/>
                 </w:rPr>
-                <w:t>.com.my</w:t>
+                <w:t>.com</w:t>
               </w:r>
             </w:hyperlink>
+            <w:r>
+              <w:rPr>
+                <w:lang w:val="en-US"/>
+              </w:rPr>
+              <w:t xml:space="preserve"> </w:t>
+            </w:r>
           </w:p>
           <w:p>
             <w:pPr>
@@ -799,8 +2863,17 @@
               <w:rPr>
                 <w:lang w:val="en-US"/>
               </w:rPr>
-              <w:t>Purchase Order from Little Genius Stationery</w:t>
-            </w:r>
+              <w:t>Looking for a special place for a lovely holiday?</w:t>
+            </w:r>
+          </w:p>
+          <w:p>
+            <w:pPr>
+              <w:rPr>
+                <w:b/>
+                <w:bCs/>
+                <w:lang w:val="en-US"/>
+              </w:rPr>
+            </w:pPr>
           </w:p>
           <w:p>
             <w:pPr>
@@ -818,145 +2891,47 @@
             <w:vAlign w:val="center"/>
           </w:tcPr>
           <w:p>
-            <w:pPr>
-              <w:rPr>
-                <w:lang w:val="en-US"/>
-              </w:rPr>
-            </w:pPr>
-          </w:p>
-          <w:p>
-            <w:pPr>
-              <w:rPr>
-                <w:lang w:val="en-US"/>
-              </w:rPr>
-            </w:pPr>
-            <w:r>
-              <w:rPr>
-                <w:lang w:val="en-US"/>
-              </w:rPr>
-              <w:t>Hello, I'd like to place a purchase order for stationeries.</w:t>
-            </w:r>
-          </w:p>
-          <w:p>
-            <w:pPr>
-              <w:rPr>
-                <w:lang w:val="en-US"/>
-              </w:rPr>
-            </w:pPr>
-            <w:r>
-              <w:rPr>
-                <w:lang w:val="en-US"/>
-              </w:rPr>
+            <w:r>
+              <w:t>Join us and enjoy the wonderful offers for a trip you'll definitely remember!</w:t>
+            </w:r>
+          </w:p>
+          <w:p>
+            <w:r>
               <w:t xml:space="preserve">[p] </w:t>
             </w:r>
           </w:p>
           <w:p>
-            <w:pPr>
-              <w:rPr>
-                <w:lang w:val="en-US"/>
-              </w:rPr>
-            </w:pPr>
-            <w:r>
-              <w:rPr>
-                <w:lang w:val="en-US"/>
-              </w:rPr>
-              <w:t xml:space="preserve">[p] </w:t>
-            </w:r>
-          </w:p>
-          <w:p>
-            <w:pPr>
-              <w:rPr>
-                <w:lang w:val="en-US"/>
-              </w:rPr>
-            </w:pPr>
-            <w:r>
-              <w:rPr>
-                <w:lang w:val="en-US"/>
-              </w:rPr>
-              <w:t>[p]</w:t>
-            </w:r>
-            <w:r>
-              <w:rPr>
-                <w:lang w:val="en-US"/>
-              </w:rPr>
-              <w:t>Ong Wei Zhe</w:t>
-            </w:r>
-          </w:p>
-          <w:p>
-            <w:pPr>
-              <w:rPr>
-                <w:lang w:val="en-US"/>
-              </w:rPr>
-            </w:pPr>
-            <w:r>
-              <w:rPr>
-                <w:lang w:val="en-US"/>
-              </w:rPr>
-              <w:t>[p]</w:t>
-            </w:r>
-            <w:r>
-              <w:rPr>
-                <w:lang w:val="en-US"/>
-              </w:rPr>
-              <w:t>Store Owner</w:t>
-            </w:r>
-          </w:p>
-          <w:p>
-            <w:pPr>
-              <w:rPr>
-                <w:lang w:val="en-US"/>
-              </w:rPr>
-            </w:pPr>
-            <w:r>
-              <w:rPr>
-                <w:lang w:val="en-US"/>
-              </w:rPr>
-              <w:t>[p]</w:t>
-            </w:r>
-            <w:r>
-              <w:rPr>
-                <w:lang w:val="en-US"/>
-              </w:rPr>
-              <w:t>Little Genius Stationery</w:t>
-            </w:r>
-          </w:p>
-          <w:p>
-            <w:pPr>
-              <w:rPr>
-                <w:rFonts w:ascii="MS Gothic" w:eastAsia="MS Gothic" w:hAnsi="MS Gothic" w:cs="MS Gothic"/>
-                <w:lang w:val="en-US"/>
-              </w:rPr>
-            </w:pPr>
-            <w:r>
-              <w:rPr>
-                <w:lang w:val="en-US"/>
-              </w:rPr>
-              <w:t>[p]</w:t>
+            <w:r>
+              <w:t>[p][</w:t>
             </w:r>
             <w:proofErr w:type="spellStart"/>
             <w:r>
-              <w:rPr>
-                <w:rFonts w:ascii="MS Gothic" w:eastAsia="MS Gothic" w:hAnsi="MS Gothic" w:cs="MS Gothic" w:hint="eastAsia"/>
-                <w:lang w:val="en-US"/>
-              </w:rPr>
-              <w:t>小天才文具店</w:t>
+              <w:t>img</w:t>
             </w:r>
             <w:proofErr w:type="spellEnd"/>
-          </w:p>
-          <w:p>
-            <w:pPr>
-              <w:rPr>
-                <w:rFonts w:ascii="MS Gothic" w:eastAsia="MS Gothic" w:hAnsi="MS Gothic" w:cs="MS Gothic"/>
-                <w:lang w:val="en-US"/>
-              </w:rPr>
-            </w:pPr>
-          </w:p>
-          <w:p>
-            <w:pPr>
-              <w:rPr>
-                <w:lang w:val="en-US"/>
-              </w:rPr>
-            </w:pPr>
+            <w:r>
+              <w:t>]</w:t>
+            </w:r>
+            <w:r>
+              <w:t>tripp</w:t>
+            </w:r>
+            <w:r>
+              <w:t>o</w:t>
+            </w:r>
+            <w:r>
+              <w:t>_ad.jpg</w:t>
+            </w:r>
+            <w:r>
+              <w:t>[/</w:t>
+            </w:r>
+            <w:proofErr w:type="spellStart"/>
+            <w:r>
+              <w:t>img</w:t>
+            </w:r>
+            <w:proofErr w:type="spellEnd"/>
+            <w:r>
+              <w:t>]</w:t>
+            </w:r>
           </w:p>
         </w:tc>
       </w:tr>
@@ -972,6 +2947,15 @@
           <w:p>
             <w:pPr>
               <w:rPr>
+                <w:b/>
+                <w:bCs/>
+                <w:lang w:val="en-US"/>
+              </w:rPr>
+            </w:pPr>
+          </w:p>
+          <w:p>
+            <w:pPr>
+              <w:rPr>
                 <w:lang w:val="en-US"/>
               </w:rPr>
             </w:pPr>
@@ -993,7 +2977,7 @@
               <w:rPr>
                 <w:lang w:val="en-US"/>
               </w:rPr>
-              <w:t>Outbound</w:t>
+              <w:t>Inbound</w:t>
             </w:r>
           </w:p>
           <w:p>
@@ -1020,7 +3004,7 @@
               <w:rPr>
                 <w:lang w:val="en-US"/>
               </w:rPr>
-              <w:t>Nazrin</w:t>
+              <w:t>Ravi</w:t>
             </w:r>
           </w:p>
           <w:p>
@@ -1043,28 +3027,34 @@
               </w:rPr>
               <w:t xml:space="preserve">: </w:t>
             </w:r>
-            <w:hyperlink r:id="rId7" w:history="1">
+            <w:hyperlink r:id="rId14" w:history="1">
               <w:r>
                 <w:rPr>
                   <w:rStyle w:val="Hyperlink"/>
                   <w:lang w:val="en-US"/>
                 </w:rPr>
-                <w:t>n</w:t>
+                <w:t>h</w:t>
               </w:r>
               <w:r>
                 <w:rPr>
                   <w:rStyle w:val="Hyperlink"/>
                 </w:rPr>
-                <w:t>azrin</w:t>
+                <w:t>appyminimarket</w:t>
               </w:r>
               <w:r>
                 <w:rPr>
                   <w:rStyle w:val="Hyperlink"/>
                   <w:lang w:val="en-US"/>
                 </w:rPr>
-                <w:t>@abc.com.my</w:t>
+                <w:t>@email.com</w:t>
               </w:r>
             </w:hyperlink>
+            <w:r>
+              <w:rPr>
+                <w:lang w:val="en-US"/>
+              </w:rPr>
+              <w:t xml:space="preserve"> </w:t>
+            </w:r>
           </w:p>
           <w:p>
             <w:pPr>
@@ -1146,7 +3136,19 @@
               <w:rPr>
                 <w:lang w:val="en-US"/>
               </w:rPr>
-              <w:t>Submit Today's Purchase Order</w:t>
+              <w:t>Purchase Order for Stationeries</w:t>
+            </w:r>
+            <w:r>
+              <w:rPr>
+                <w:lang w:val="en-US"/>
+              </w:rPr>
+              <w:t xml:space="preserve"> - </w:t>
+            </w:r>
+            <w:r>
+              <w:rPr>
+                <w:lang w:val="en-US"/>
+              </w:rPr>
+              <w:t>Happy Mini Market</w:t>
             </w:r>
           </w:p>
           <w:p>
@@ -1174,21 +3176,43 @@
               <w:rPr>
                 <w:lang w:val="en-US"/>
               </w:rPr>
-              <w:t>Hello and welcome to ABC Stationery Manufacturing, {</w:t>
-            </w:r>
-            <w:proofErr w:type="spellStart"/>
-            <w:r>
-              <w:rPr>
-                <w:lang w:val="en-US"/>
-              </w:rPr>
-              <w:t>player_name</w:t>
-            </w:r>
-            <w:proofErr w:type="spellEnd"/>
-            <w:r>
-              <w:rPr>
-                <w:lang w:val="en-US"/>
-              </w:rPr>
-              <w:t>}!</w:t>
+              <w:t xml:space="preserve">Good </w:t>
+            </w:r>
+            <w:r>
+              <w:rPr>
+                <w:lang w:val="en-US"/>
+              </w:rPr>
+              <w:t>day</w:t>
+            </w:r>
+            <w:r>
+              <w:rPr>
+                <w:lang w:val="en-US"/>
+              </w:rPr>
+              <w:t xml:space="preserve">, I'd like to </w:t>
+            </w:r>
+            <w:r>
+              <w:rPr>
+                <w:lang w:val="en-US"/>
+              </w:rPr>
+              <w:t xml:space="preserve">order some </w:t>
+            </w:r>
+            <w:r>
+              <w:rPr>
+                <w:lang w:val="en-US"/>
+              </w:rPr>
+              <w:t>stationeries</w:t>
+            </w:r>
+            <w:r>
+              <w:rPr>
+                <w:lang w:val="en-US"/>
+              </w:rPr>
+              <w:t xml:space="preserve"> for my store</w:t>
+            </w:r>
+            <w:r>
+              <w:rPr>
+                <w:lang w:val="en-US"/>
+              </w:rPr>
+              <w:t>.</w:t>
             </w:r>
           </w:p>
           <w:p>
@@ -1214,7 +3238,7 @@
               <w:rPr>
                 <w:lang w:val="en-US"/>
               </w:rPr>
-              <w:t>[p]I am Nazrin from Finance Department, and my email address is where you submit Purchase Orders you have received today from our clients.</w:t>
+              <w:t>[p]PO is attached in this email.</w:t>
             </w:r>
           </w:p>
           <w:p>
@@ -1240,62 +3264,60 @@
               <w:rPr>
                 <w:lang w:val="en-US"/>
               </w:rPr>
-              <w:t>[p]To make things easier for you, I'll send you a request email like this every day and you can just drop the files in and click send!</w:t>
-            </w:r>
-          </w:p>
-          <w:p>
-            <w:pPr>
-              <w:rPr>
-                <w:lang w:val="en-US"/>
-              </w:rPr>
-            </w:pPr>
-            <w:r>
-              <w:rPr>
-                <w:lang w:val="en-US"/>
-              </w:rPr>
-              <w:lastRenderedPageBreak/>
-              <w:t xml:space="preserve">[p] </w:t>
-            </w:r>
-          </w:p>
-          <w:p>
-            <w:pPr>
-              <w:rPr>
-                <w:lang w:val="en-US"/>
-              </w:rPr>
-            </w:pPr>
-            <w:r>
-              <w:rPr>
-                <w:lang w:val="en-US"/>
-              </w:rPr>
-              <w:t>[p][b]Make sure that you have collected all the Purchase Orders sent to you today before submitting. A missed order is a missed opportunity![/b]</w:t>
-            </w:r>
-          </w:p>
-          <w:p>
-            <w:pPr>
-              <w:rPr>
-                <w:lang w:val="en-US"/>
-              </w:rPr>
-            </w:pPr>
-            <w:r>
-              <w:rPr>
-                <w:lang w:val="en-US"/>
-              </w:rPr>
-              <w:t xml:space="preserve">[p] </w:t>
-            </w:r>
-          </w:p>
-          <w:p>
-            <w:pPr>
-              <w:rPr>
-                <w:lang w:val="en-US"/>
-              </w:rPr>
-            </w:pPr>
-            <w:r>
-              <w:rPr>
-                <w:lang w:val="en-US"/>
-              </w:rPr>
-              <w:t>[p]*Tip: Open your File Explorer, drag the file over and drop it in this email. Once you've made sure all files are attached. Click send!</w:t>
-            </w:r>
-          </w:p>
+              <w:t>[p]</w:t>
+            </w:r>
+            <w:r>
+              <w:rPr>
+                <w:lang w:val="en-US"/>
+              </w:rPr>
+              <w:t>Ravi</w:t>
+            </w:r>
+          </w:p>
+          <w:p>
+            <w:pPr>
+              <w:rPr>
+                <w:lang w:val="en-US"/>
+              </w:rPr>
+            </w:pPr>
+            <w:r>
+              <w:rPr>
+                <w:lang w:val="en-US"/>
+              </w:rPr>
+              <w:t>[p]</w:t>
+            </w:r>
+            <w:r>
+              <w:rPr>
+                <w:lang w:val="en-US"/>
+              </w:rPr>
+              <w:t xml:space="preserve">Happy </w:t>
+            </w:r>
+            <w:r>
+              <w:rPr>
+                <w:lang w:val="en-US"/>
+              </w:rPr>
+              <w:t>Mini Market</w:t>
+            </w:r>
+          </w:p>
+          <w:p>
+            <w:pPr>
+              <w:rPr>
+                <w:lang w:val="en-US"/>
+              </w:rPr>
+            </w:pPr>
+            <w:r>
+              <w:rPr>
+                <w:lang w:val="en-US"/>
+              </w:rPr>
+              <w:t>[p]</w:t>
+            </w:r>
+            <w:r>
+              <w:rPr>
+                <w:lang w:val="en-US"/>
+              </w:rPr>
+              <w:t>Owner</w:t>
+            </w:r>
+          </w:p>
+          <w:p/>
         </w:tc>
       </w:tr>
       <w:tr>
@@ -1316,12 +3338,409 @@
               </w:rPr>
             </w:pPr>
           </w:p>
+          <w:p>
+            <w:pPr>
+              <w:rPr>
+                <w:lang w:val="en-US"/>
+              </w:rPr>
+            </w:pPr>
+            <w:r>
+              <w:rPr>
+                <w:b/>
+                <w:bCs/>
+                <w:lang w:val="en-US"/>
+              </w:rPr>
+              <w:t>Type</w:t>
+            </w:r>
+            <w:r>
+              <w:rPr>
+                <w:lang w:val="en-US"/>
+              </w:rPr>
+              <w:t xml:space="preserve">: </w:t>
+            </w:r>
+            <w:r>
+              <w:rPr>
+                <w:lang w:val="en-US"/>
+              </w:rPr>
+              <w:t>Message</w:t>
+            </w:r>
+          </w:p>
+          <w:p>
+            <w:pPr>
+              <w:rPr>
+                <w:lang w:val="en-US"/>
+              </w:rPr>
+            </w:pPr>
+            <w:r>
+              <w:rPr>
+                <w:b/>
+                <w:bCs/>
+                <w:lang w:val="en-US"/>
+              </w:rPr>
+              <w:t>Sender Name</w:t>
+            </w:r>
+            <w:r>
+              <w:rPr>
+                <w:lang w:val="en-US"/>
+              </w:rPr>
+              <w:t xml:space="preserve">: </w:t>
+            </w:r>
+            <w:r>
+              <w:rPr>
+                <w:lang w:val="en-US"/>
+              </w:rPr>
+              <w:t>Cyber News Daily</w:t>
+            </w:r>
+          </w:p>
+          <w:p>
+            <w:pPr>
+              <w:rPr>
+                <w:lang w:val="en-US"/>
+              </w:rPr>
+            </w:pPr>
+            <w:r>
+              <w:rPr>
+                <w:b/>
+                <w:bCs/>
+                <w:lang w:val="en-US"/>
+              </w:rPr>
+              <w:t>Sender Address</w:t>
+            </w:r>
+            <w:r>
+              <w:rPr>
+                <w:lang w:val="en-US"/>
+              </w:rPr>
+              <w:t xml:space="preserve">: </w:t>
+            </w:r>
+            <w:hyperlink r:id="rId15" w:history="1">
+              <w:r>
+                <w:rPr>
+                  <w:rStyle w:val="Hyperlink"/>
+                  <w:lang w:val="en-US"/>
+                </w:rPr>
+                <w:t>dailynews@cnd.com.my</w:t>
+              </w:r>
+            </w:hyperlink>
+            <w:r>
+              <w:rPr>
+                <w:lang w:val="en-US"/>
+              </w:rPr>
+              <w:t xml:space="preserve"> </w:t>
+            </w:r>
+            <w:r>
+              <w:rPr>
+                <w:lang w:val="en-US"/>
+              </w:rPr>
+              <w:t xml:space="preserve"> </w:t>
+            </w:r>
+          </w:p>
+          <w:p>
+            <w:pPr>
+              <w:rPr>
+                <w:lang w:val="en-US"/>
+              </w:rPr>
+            </w:pPr>
+            <w:r>
+              <w:rPr>
+                <w:b/>
+                <w:bCs/>
+                <w:lang w:val="en-US"/>
+              </w:rPr>
+              <w:t>To Address</w:t>
+            </w:r>
+            <w:r>
+              <w:rPr>
+                <w:lang w:val="en-US"/>
+              </w:rPr>
+              <w:t>: {</w:t>
+            </w:r>
+            <w:proofErr w:type="spellStart"/>
+            <w:r>
+              <w:rPr>
+                <w:lang w:val="en-US"/>
+              </w:rPr>
+              <w:t>player_email</w:t>
+            </w:r>
+            <w:proofErr w:type="spellEnd"/>
+            <w:r>
+              <w:rPr>
+                <w:lang w:val="en-US"/>
+              </w:rPr>
+              <w:t>}</w:t>
+            </w:r>
+          </w:p>
+          <w:p>
+            <w:pPr>
+              <w:rPr>
+                <w:lang w:val="en-US"/>
+              </w:rPr>
+            </w:pPr>
+            <w:r>
+              <w:rPr>
+                <w:b/>
+                <w:bCs/>
+                <w:lang w:val="en-US"/>
+              </w:rPr>
+              <w:t>CC Address</w:t>
+            </w:r>
+            <w:r>
+              <w:rPr>
+                <w:lang w:val="en-US"/>
+              </w:rPr>
+              <w:t xml:space="preserve">: </w:t>
+            </w:r>
+          </w:p>
+          <w:p>
+            <w:pPr>
+              <w:rPr>
+                <w:lang w:val="en-US"/>
+              </w:rPr>
+            </w:pPr>
+            <w:r>
+              <w:rPr>
+                <w:b/>
+                <w:bCs/>
+                <w:lang w:val="en-US"/>
+              </w:rPr>
+              <w:t>Subject</w:t>
+            </w:r>
+            <w:r>
+              <w:rPr>
+                <w:lang w:val="en-US"/>
+              </w:rPr>
+              <w:t xml:space="preserve">: </w:t>
+            </w:r>
+            <w:r>
+              <w:rPr>
+                <w:lang w:val="en-US"/>
+              </w:rPr>
+              <w:t>Phishing Emails and How to Spot Them</w:t>
+            </w:r>
+            <w:r>
+              <w:rPr>
+                <w:lang w:val="en-US"/>
+              </w:rPr>
+              <w:t>!</w:t>
+            </w:r>
+          </w:p>
+          <w:p>
+            <w:pPr>
+              <w:rPr>
+                <w:b/>
+                <w:bCs/>
+                <w:lang w:val="en-US"/>
+              </w:rPr>
+            </w:pPr>
+          </w:p>
         </w:tc>
         <w:tc>
           <w:tcPr>
             <w:tcW w:w="5061" w:type="dxa"/>
             <w:vAlign w:val="center"/>
           </w:tcPr>
+          <w:p>
+            <w:pPr>
+              <w:rPr>
+                <w:lang w:val="en-US"/>
+              </w:rPr>
+            </w:pPr>
+          </w:p>
+          <w:p>
+            <w:pPr>
+              <w:rPr>
+                <w:lang w:val="en-US"/>
+              </w:rPr>
+            </w:pPr>
+            <w:r>
+              <w:rPr>
+                <w:lang w:val="en-US"/>
+              </w:rPr>
+              <w:t>Phishing emails are designed to trick you into downloading malicious attachments or revealing sensitive information.</w:t>
+            </w:r>
+          </w:p>
+          <w:p>
+            <w:pPr>
+              <w:rPr>
+                <w:lang w:val="en-US"/>
+              </w:rPr>
+            </w:pPr>
+            <w:r>
+              <w:rPr>
+                <w:lang w:val="en-US"/>
+              </w:rPr>
+              <w:t>[p]</w:t>
+            </w:r>
+            <w:r>
+              <w:rPr>
+                <w:lang w:val="en-US"/>
+              </w:rPr>
+              <w:t xml:space="preserve"> </w:t>
+            </w:r>
+          </w:p>
+          <w:p>
+            <w:pPr>
+              <w:rPr>
+                <w:lang w:val="en-US"/>
+              </w:rPr>
+            </w:pPr>
+            <w:r>
+              <w:rPr>
+                <w:lang w:val="en-US"/>
+              </w:rPr>
+              <w:t>[p]Be extra careful with emails that:</w:t>
+            </w:r>
+          </w:p>
+          <w:p>
+            <w:pPr>
+              <w:rPr>
+                <w:lang w:val="en-US"/>
+              </w:rPr>
+            </w:pPr>
+            <w:r>
+              <w:rPr>
+                <w:lang w:val="en-US"/>
+              </w:rPr>
+              <w:t>[p]- Feel urgent or threatening</w:t>
+            </w:r>
+          </w:p>
+          <w:p>
+            <w:pPr>
+              <w:rPr>
+                <w:lang w:val="en-US"/>
+              </w:rPr>
+            </w:pPr>
+            <w:r>
+              <w:rPr>
+                <w:lang w:val="en-US"/>
+              </w:rPr>
+              <w:t>[p]- Have poor grammar</w:t>
+            </w:r>
+          </w:p>
+          <w:p>
+            <w:pPr>
+              <w:rPr>
+                <w:lang w:val="en-US"/>
+              </w:rPr>
+            </w:pPr>
+            <w:r>
+              <w:rPr>
+                <w:lang w:val="en-US"/>
+              </w:rPr>
+              <w:t xml:space="preserve">[p]- Include </w:t>
+            </w:r>
+            <w:r>
+              <w:rPr>
+                <w:lang w:val="en-US"/>
+              </w:rPr>
+              <w:t>attachments with extensions that does not match (</w:t>
+            </w:r>
+            <w:r>
+              <w:rPr>
+                <w:lang w:val="en-US"/>
+              </w:rPr>
+              <w:t xml:space="preserve">Example: </w:t>
+            </w:r>
+            <w:r>
+              <w:rPr>
+                <w:lang w:val="en-US"/>
+              </w:rPr>
+              <w:t>Invoice.pdf.exe</w:t>
+            </w:r>
+            <w:r>
+              <w:rPr>
+                <w:lang w:val="en-US"/>
+              </w:rPr>
+              <w:t xml:space="preserve"> &lt;- this is an .exe</w:t>
+            </w:r>
+            <w:r>
+              <w:rPr>
+                <w:lang w:val="en-US"/>
+              </w:rPr>
+              <w:t>,</w:t>
+            </w:r>
+            <w:r>
+              <w:rPr>
+                <w:lang w:val="en-US"/>
+              </w:rPr>
+              <w:t xml:space="preserve"> </w:t>
+            </w:r>
+            <w:r>
+              <w:rPr>
+                <w:lang w:val="en-US"/>
+              </w:rPr>
+              <w:t>not .pdf</w:t>
+            </w:r>
+            <w:r>
+              <w:rPr>
+                <w:lang w:val="en-US"/>
+              </w:rPr>
+              <w:t>)</w:t>
+            </w:r>
+          </w:p>
+          <w:p>
+            <w:pPr>
+              <w:rPr>
+                <w:lang w:val="en-US"/>
+              </w:rPr>
+            </w:pPr>
+            <w:r>
+              <w:rPr>
+                <w:lang w:val="en-US"/>
+              </w:rPr>
+              <w:t>[p]</w:t>
+            </w:r>
+            <w:r>
+              <w:rPr>
+                <w:lang w:val="en-US"/>
+              </w:rPr>
+              <w:t xml:space="preserve"> </w:t>
+            </w:r>
+          </w:p>
+          <w:p>
+            <w:pPr>
+              <w:rPr>
+                <w:lang w:val="en-US"/>
+              </w:rPr>
+            </w:pPr>
+            <w:r>
+              <w:rPr>
+                <w:lang w:val="en-US"/>
+              </w:rPr>
+              <w:t>[p]If you’re unsure, report the email and do not download or send any files.</w:t>
+            </w:r>
+          </w:p>
+          <w:p>
+            <w:pPr>
+              <w:rPr>
+                <w:lang w:val="en-US"/>
+              </w:rPr>
+            </w:pPr>
+            <w:r>
+              <w:rPr>
+                <w:lang w:val="en-US"/>
+              </w:rPr>
+              <w:t>[p]</w:t>
+            </w:r>
+            <w:r>
+              <w:rPr>
+                <w:lang w:val="en-US"/>
+              </w:rPr>
+              <w:t xml:space="preserve"> </w:t>
+            </w:r>
+          </w:p>
+          <w:p>
+            <w:pPr>
+              <w:rPr>
+                <w:lang w:val="en-US"/>
+              </w:rPr>
+            </w:pPr>
+            <w:r>
+              <w:rPr>
+                <w:lang w:val="en-US"/>
+              </w:rPr>
+              <w:t>[p]Stay alert and stay safe!</w:t>
+            </w:r>
+          </w:p>
           <w:p>
             <w:pPr>
               <w:rPr>
@@ -1349,6 +3768,205 @@
               </w:rPr>
             </w:pPr>
           </w:p>
+          <w:p>
+            <w:pPr>
+              <w:rPr>
+                <w:lang w:val="en-US"/>
+              </w:rPr>
+            </w:pPr>
+            <w:r>
+              <w:rPr>
+                <w:b/>
+                <w:bCs/>
+                <w:lang w:val="en-US"/>
+              </w:rPr>
+              <w:t>Type</w:t>
+            </w:r>
+            <w:r>
+              <w:rPr>
+                <w:lang w:val="en-US"/>
+              </w:rPr>
+              <w:t>: Inbound</w:t>
+            </w:r>
+          </w:p>
+          <w:p>
+            <w:pPr>
+              <w:rPr>
+                <w:lang w:val="en-US"/>
+              </w:rPr>
+            </w:pPr>
+            <w:r>
+              <w:rPr>
+                <w:b/>
+                <w:bCs/>
+                <w:lang w:val="en-US"/>
+              </w:rPr>
+              <w:t>Sender Name</w:t>
+            </w:r>
+            <w:r>
+              <w:rPr>
+                <w:lang w:val="en-US"/>
+              </w:rPr>
+              <w:t xml:space="preserve">: </w:t>
+            </w:r>
+            <w:proofErr w:type="spellStart"/>
+            <w:r>
+              <w:rPr>
+                <w:lang w:val="en-US"/>
+              </w:rPr>
+              <w:t>Johnn</w:t>
+            </w:r>
+            <w:r>
+              <w:rPr>
+                <w:lang w:val="en-US"/>
+              </w:rPr>
+              <w:t>n</w:t>
+            </w:r>
+            <w:proofErr w:type="spellEnd"/>
+          </w:p>
+          <w:p>
+            <w:pPr>
+              <w:rPr>
+                <w:lang w:val="en-US"/>
+              </w:rPr>
+            </w:pPr>
+            <w:r>
+              <w:rPr>
+                <w:b/>
+                <w:bCs/>
+                <w:lang w:val="en-US"/>
+              </w:rPr>
+              <w:t>Sender Address</w:t>
+            </w:r>
+            <w:r>
+              <w:rPr>
+                <w:lang w:val="en-US"/>
+              </w:rPr>
+              <w:t xml:space="preserve">: </w:t>
+            </w:r>
+            <w:hyperlink r:id="rId16" w:history="1">
+              <w:r>
+                <w:rPr>
+                  <w:rStyle w:val="Hyperlink"/>
+                </w:rPr>
+                <w:t>a4V9Bhd2</w:t>
+              </w:r>
+              <w:r>
+                <w:rPr>
+                  <w:rStyle w:val="Hyperlink"/>
+                  <w:lang w:val="en-US"/>
+                </w:rPr>
+                <w:t>@email.com</w:t>
+              </w:r>
+            </w:hyperlink>
+            <w:r>
+              <w:rPr>
+                <w:lang w:val="en-US"/>
+              </w:rPr>
+              <w:t xml:space="preserve"> </w:t>
+            </w:r>
+          </w:p>
+          <w:p>
+            <w:pPr>
+              <w:rPr>
+                <w:lang w:val="en-US"/>
+              </w:rPr>
+            </w:pPr>
+            <w:r>
+              <w:rPr>
+                <w:b/>
+                <w:bCs/>
+                <w:lang w:val="en-US"/>
+              </w:rPr>
+              <w:t>To Address</w:t>
+            </w:r>
+            <w:r>
+              <w:rPr>
+                <w:lang w:val="en-US"/>
+              </w:rPr>
+              <w:t>: {</w:t>
+            </w:r>
+            <w:proofErr w:type="spellStart"/>
+            <w:r>
+              <w:rPr>
+                <w:lang w:val="en-US"/>
+              </w:rPr>
+              <w:t>player_email</w:t>
+            </w:r>
+            <w:proofErr w:type="spellEnd"/>
+            <w:r>
+              <w:rPr>
+                <w:lang w:val="en-US"/>
+              </w:rPr>
+              <w:t>}</w:t>
+            </w:r>
+          </w:p>
+          <w:p>
+            <w:pPr>
+              <w:rPr>
+                <w:lang w:val="en-US"/>
+              </w:rPr>
+            </w:pPr>
+            <w:r>
+              <w:rPr>
+                <w:b/>
+                <w:bCs/>
+                <w:lang w:val="en-US"/>
+              </w:rPr>
+              <w:lastRenderedPageBreak/>
+              <w:t>CC Address</w:t>
+            </w:r>
+            <w:r>
+              <w:rPr>
+                <w:lang w:val="en-US"/>
+              </w:rPr>
+              <w:t xml:space="preserve">: </w:t>
+            </w:r>
+          </w:p>
+          <w:p>
+            <w:pPr>
+              <w:rPr>
+                <w:lang w:val="en-US"/>
+              </w:rPr>
+            </w:pPr>
+            <w:r>
+              <w:rPr>
+                <w:b/>
+                <w:bCs/>
+                <w:lang w:val="en-US"/>
+              </w:rPr>
+              <w:t>Subject</w:t>
+            </w:r>
+            <w:r>
+              <w:rPr>
+                <w:lang w:val="en-US"/>
+              </w:rPr>
+              <w:t xml:space="preserve">: </w:t>
+            </w:r>
+            <w:r>
+              <w:rPr>
+                <w:lang w:val="en-US"/>
+              </w:rPr>
+              <w:t>purchase order</w:t>
+            </w:r>
+          </w:p>
+          <w:p>
+            <w:pPr>
+              <w:rPr>
+                <w:b/>
+                <w:bCs/>
+              </w:rPr>
+            </w:pPr>
+          </w:p>
+          <w:p>
+            <w:pPr>
+              <w:rPr>
+                <w:b/>
+                <w:bCs/>
+                <w:lang w:val="en-US"/>
+              </w:rPr>
+            </w:pPr>
+          </w:p>
         </w:tc>
         <w:tc>
           <w:tcPr>
@@ -1361,6 +3979,348 @@
                 <w:lang w:val="en-US"/>
               </w:rPr>
             </w:pPr>
+            <w:r>
+              <w:rPr>
+                <w:lang w:val="en-US"/>
+              </w:rPr>
+              <w:lastRenderedPageBreak/>
+              <w:t xml:space="preserve">hello want to order </w:t>
+            </w:r>
+            <w:proofErr w:type="spellStart"/>
+            <w:r>
+              <w:rPr>
+                <w:lang w:val="en-US"/>
+              </w:rPr>
+              <w:t>stationarys</w:t>
+            </w:r>
+            <w:proofErr w:type="spellEnd"/>
+            <w:r>
+              <w:rPr>
+                <w:lang w:val="en-US"/>
+              </w:rPr>
+              <w:t>.</w:t>
+            </w:r>
+          </w:p>
+          <w:p>
+            <w:pPr>
+              <w:rPr>
+                <w:lang w:val="en-US"/>
+              </w:rPr>
+            </w:pPr>
+            <w:r>
+              <w:rPr>
+                <w:lang w:val="en-US"/>
+              </w:rPr>
+              <w:t xml:space="preserve">[p] </w:t>
+            </w:r>
+          </w:p>
+          <w:p>
+            <w:pPr>
+              <w:rPr>
+                <w:lang w:val="en-US"/>
+              </w:rPr>
+            </w:pPr>
+            <w:r>
+              <w:rPr>
+                <w:lang w:val="en-US"/>
+              </w:rPr>
+              <w:t>[p]Johnn</w:t>
+            </w:r>
+          </w:p>
+        </w:tc>
+      </w:tr>
+      <w:tr>
+        <w:trPr>
+          <w:trHeight w:val="360"/>
+        </w:trPr>
+        <w:tc>
+          <w:tcPr>
+            <w:tcW w:w="3955" w:type="dxa"/>
+            <w:vAlign w:val="center"/>
+          </w:tcPr>
+          <w:p>
+            <w:pPr>
+              <w:rPr>
+                <w:b/>
+                <w:bCs/>
+                <w:lang w:val="en-US"/>
+              </w:rPr>
+            </w:pPr>
+          </w:p>
+          <w:p>
+            <w:pPr>
+              <w:rPr>
+                <w:lang w:val="en-US"/>
+              </w:rPr>
+            </w:pPr>
+            <w:r>
+              <w:rPr>
+                <w:b/>
+                <w:bCs/>
+                <w:lang w:val="en-US"/>
+              </w:rPr>
+              <w:t>Type</w:t>
+            </w:r>
+            <w:r>
+              <w:rPr>
+                <w:lang w:val="en-US"/>
+              </w:rPr>
+              <w:t>: Inbound</w:t>
+            </w:r>
+          </w:p>
+          <w:p>
+            <w:pPr>
+              <w:rPr>
+                <w:lang w:val="en-US"/>
+              </w:rPr>
+            </w:pPr>
+            <w:r>
+              <w:rPr>
+                <w:b/>
+                <w:bCs/>
+                <w:lang w:val="en-US"/>
+              </w:rPr>
+              <w:t>Sender Name</w:t>
+            </w:r>
+            <w:r>
+              <w:rPr>
+                <w:lang w:val="en-US"/>
+              </w:rPr>
+              <w:t xml:space="preserve">: </w:t>
+            </w:r>
+            <w:r>
+              <w:rPr>
+                <w:lang w:val="en-US"/>
+              </w:rPr>
+              <w:t>Dallas</w:t>
+            </w:r>
+          </w:p>
+          <w:p>
+            <w:pPr>
+              <w:rPr>
+                <w:lang w:val="en-US"/>
+              </w:rPr>
+            </w:pPr>
+            <w:r>
+              <w:rPr>
+                <w:b/>
+                <w:bCs/>
+                <w:lang w:val="en-US"/>
+              </w:rPr>
+              <w:t>Sender Address</w:t>
+            </w:r>
+            <w:r>
+              <w:rPr>
+                <w:lang w:val="en-US"/>
+              </w:rPr>
+              <w:t xml:space="preserve">: </w:t>
+            </w:r>
+            <w:hyperlink r:id="rId17" w:history="1">
+              <w:r>
+                <w:rPr>
+                  <w:rStyle w:val="Hyperlink"/>
+                  <w:lang w:val="en-US"/>
+                </w:rPr>
+                <w:t>d</w:t>
+              </w:r>
+              <w:r>
+                <w:rPr>
+                  <w:rStyle w:val="Hyperlink"/>
+                </w:rPr>
+                <w:t>allas@abc.com.my</w:t>
+              </w:r>
+            </w:hyperlink>
+            <w:r>
+              <w:rPr>
+                <w:lang w:val="en-US"/>
+              </w:rPr>
+              <w:t xml:space="preserve"> </w:t>
+            </w:r>
+          </w:p>
+          <w:p>
+            <w:pPr>
+              <w:rPr>
+                <w:lang w:val="en-US"/>
+              </w:rPr>
+            </w:pPr>
+            <w:r>
+              <w:rPr>
+                <w:b/>
+                <w:bCs/>
+                <w:lang w:val="en-US"/>
+              </w:rPr>
+              <w:t>To Address</w:t>
+            </w:r>
+            <w:r>
+              <w:rPr>
+                <w:lang w:val="en-US"/>
+              </w:rPr>
+              <w:t>: {</w:t>
+            </w:r>
+            <w:proofErr w:type="spellStart"/>
+            <w:r>
+              <w:rPr>
+                <w:lang w:val="en-US"/>
+              </w:rPr>
+              <w:t>player_email</w:t>
+            </w:r>
+            <w:proofErr w:type="spellEnd"/>
+            <w:r>
+              <w:rPr>
+                <w:lang w:val="en-US"/>
+              </w:rPr>
+              <w:t>}</w:t>
+            </w:r>
+          </w:p>
+          <w:p>
+            <w:pPr>
+              <w:rPr>
+                <w:lang w:val="en-US"/>
+              </w:rPr>
+            </w:pPr>
+            <w:r>
+              <w:rPr>
+                <w:b/>
+                <w:bCs/>
+                <w:lang w:val="en-US"/>
+              </w:rPr>
+              <w:t>CC Address</w:t>
+            </w:r>
+            <w:r>
+              <w:rPr>
+                <w:lang w:val="en-US"/>
+              </w:rPr>
+              <w:t xml:space="preserve">: </w:t>
+            </w:r>
+          </w:p>
+          <w:p>
+            <w:pPr>
+              <w:rPr>
+                <w:lang w:val="en-US"/>
+              </w:rPr>
+            </w:pPr>
+            <w:r>
+              <w:rPr>
+                <w:b/>
+                <w:bCs/>
+                <w:lang w:val="en-US"/>
+              </w:rPr>
+              <w:t>Subject</w:t>
+            </w:r>
+            <w:r>
+              <w:rPr>
+                <w:lang w:val="en-US"/>
+              </w:rPr>
+              <w:t xml:space="preserve">: </w:t>
+            </w:r>
+            <w:r>
+              <w:rPr>
+                <w:lang w:val="en-US"/>
+              </w:rPr>
+              <w:t xml:space="preserve">Purchase Order </w:t>
+            </w:r>
+            <w:r>
+              <w:rPr>
+                <w:lang w:val="en-US"/>
+              </w:rPr>
+              <w:t xml:space="preserve">- </w:t>
+            </w:r>
+            <w:proofErr w:type="spellStart"/>
+            <w:r>
+              <w:rPr>
+                <w:lang w:val="en-US"/>
+              </w:rPr>
+              <w:t>PrintingPro</w:t>
+            </w:r>
+            <w:proofErr w:type="spellEnd"/>
+          </w:p>
+          <w:p>
+            <w:pPr>
+              <w:rPr>
+                <w:b/>
+                <w:bCs/>
+                <w:lang w:val="en-US"/>
+              </w:rPr>
+            </w:pPr>
+          </w:p>
+        </w:tc>
+        <w:tc>
+          <w:tcPr>
+            <w:tcW w:w="5061" w:type="dxa"/>
+            <w:vAlign w:val="center"/>
+          </w:tcPr>
+          <w:p>
+            <w:pPr>
+              <w:rPr>
+                <w:lang w:val="en-US"/>
+              </w:rPr>
+            </w:pPr>
+            <w:r>
+              <w:rPr>
+                <w:lang w:val="en-US"/>
+              </w:rPr>
+              <w:t>Hi {</w:t>
+            </w:r>
+            <w:proofErr w:type="spellStart"/>
+            <w:r>
+              <w:rPr>
+                <w:lang w:val="en-US"/>
+              </w:rPr>
+              <w:t>player_name</w:t>
+            </w:r>
+            <w:proofErr w:type="spellEnd"/>
+            <w:r>
+              <w:rPr>
+                <w:lang w:val="en-US"/>
+              </w:rPr>
+              <w:t>}!</w:t>
+            </w:r>
+          </w:p>
+          <w:p>
+            <w:pPr>
+              <w:rPr>
+                <w:lang w:val="en-US"/>
+              </w:rPr>
+            </w:pPr>
+            <w:r>
+              <w:rPr>
+                <w:lang w:val="en-US"/>
+              </w:rPr>
+              <w:t xml:space="preserve">[p] </w:t>
+            </w:r>
+          </w:p>
+          <w:p>
+            <w:pPr>
+              <w:rPr>
+                <w:lang w:val="en-US"/>
+              </w:rPr>
+            </w:pPr>
+            <w:r>
+              <w:rPr>
+                <w:lang w:val="en-US"/>
+              </w:rPr>
+              <w:t>[p]</w:t>
+            </w:r>
+            <w:r>
+              <w:rPr>
+                <w:lang w:val="en-US"/>
+              </w:rPr>
+              <w:t xml:space="preserve">This is a Purchase Order from </w:t>
+            </w:r>
+            <w:proofErr w:type="spellStart"/>
+            <w:r>
+              <w:rPr>
+                <w:lang w:val="en-US"/>
+              </w:rPr>
+              <w:t>PrintingPro</w:t>
+            </w:r>
+            <w:proofErr w:type="spellEnd"/>
+            <w:r>
+              <w:rPr>
+                <w:lang w:val="en-US"/>
+              </w:rPr>
+              <w:t>. Please help me send this to finance. Thanks!</w:t>
+            </w:r>
           </w:p>
         </w:tc>
       </w:tr>
@@ -1985,7 +4945,6 @@
   <w:style w:type="character" w:default="1" w:styleId="DefaultParagraphFont">
     <w:name w:val="Default Paragraph Font"/>
     <w:uiPriority w:val="1"/>
-    <w:semiHidden/>
     <w:unhideWhenUsed/>
   </w:style>
   <w:style w:type="table" w:default="1" w:styleId="TableNormal">
@@ -2341,6 +5300,36 @@
       <w:shd w:val="clear" w:color="auto" w:fill="E1DFDD"/>
     </w:rPr>
   </w:style>
+  <w:style w:type="paragraph" w:styleId="HTMLPreformatted">
+    <w:name w:val="HTML Preformatted"/>
+    <w:basedOn w:val="Normal"/>
+    <w:link w:val="HTMLPreformattedChar"/>
+    <w:uiPriority w:val="99"/>
+    <w:semiHidden/>
+    <w:unhideWhenUsed/>
+    <w:rsid w:val="00AB425B"/>
+    <w:pPr>
+      <w:spacing w:after="0" w:line="240" w:lineRule="auto"/>
+    </w:pPr>
+    <w:rPr>
+      <w:rFonts w:ascii="Consolas" w:hAnsi="Consolas"/>
+      <w:sz w:val="20"/>
+      <w:szCs w:val="20"/>
+    </w:rPr>
+  </w:style>
+  <w:style w:type="character" w:customStyle="1" w:styleId="HTMLPreformattedChar">
+    <w:name w:val="HTML Preformatted Char"/>
+    <w:basedOn w:val="DefaultParagraphFont"/>
+    <w:link w:val="HTMLPreformatted"/>
+    <w:uiPriority w:val="99"/>
+    <w:semiHidden/>
+    <w:rsid w:val="00AB425B"/>
+    <w:rPr>
+      <w:rFonts w:ascii="Consolas" w:hAnsi="Consolas"/>
+      <w:sz w:val="20"/>
+      <w:szCs w:val="20"/>
+    </w:rPr>
+  </w:style>
 </w:styles>
 </file>
 

--- a/level design.docx
+++ b/level design.docx
@@ -596,6 +596,21 @@
               </w:rPr>
               <w:t xml:space="preserve">: </w:t>
             </w:r>
+            <w:hyperlink r:id="rId5" w:history="1">
+              <w:r>
+                <w:rPr>
+                  <w:rStyle w:val="Hyperlink"/>
+                  <w:lang w:val="en-US"/>
+                </w:rPr>
+                <w:t>dallas@abc.com.my</w:t>
+              </w:r>
+            </w:hyperlink>
+            <w:r>
+              <w:rPr>
+                <w:lang w:val="en-US"/>
+              </w:rPr>
+              <w:t xml:space="preserve"> </w:t>
+            </w:r>
           </w:p>
           <w:p>
             <w:pPr>
@@ -738,33 +753,31 @@
               <w:rPr>
                 <w:lang w:val="en-US"/>
               </w:rPr>
-              <w:t>[p]We have sales representatives visiting stores like retailers, bookstores, office supply stores and more.</w:t>
-            </w:r>
-          </w:p>
-          <w:p>
-            <w:pPr>
-              <w:rPr>
-                <w:lang w:val="en-US"/>
-              </w:rPr>
-            </w:pPr>
-            <w:r>
-              <w:rPr>
-                <w:lang w:val="en-US"/>
-              </w:rPr>
-              <w:t xml:space="preserve">[p] </w:t>
-            </w:r>
-          </w:p>
-          <w:p>
-            <w:pPr>
-              <w:rPr>
-                <w:lang w:val="en-US"/>
-              </w:rPr>
-            </w:pPr>
-            <w:r>
-              <w:rPr>
-                <w:lang w:val="en-US"/>
-              </w:rPr>
-              <w:t>[p]Your job is to receive documents sent from our clients, make sure it is safe before sending it to Finance, someone from there will provide further explanation to you soon.</w:t>
+              <w:t>[p]We have sales representatives visiting stores like retailers, bookstores, office supply stores and more</w:t>
+            </w:r>
+            <w:r>
+              <w:rPr>
+                <w:lang w:val="en-US"/>
+              </w:rPr>
+              <w:t>, and y</w:t>
+            </w:r>
+            <w:r>
+              <w:rPr>
+                <w:lang w:val="en-US"/>
+              </w:rPr>
+              <w:t>our job is to receive documents sent from our clients</w:t>
+            </w:r>
+            <w:r>
+              <w:rPr>
+                <w:lang w:val="en-US"/>
+              </w:rPr>
+              <w:t xml:space="preserve"> and coworkers</w:t>
+            </w:r>
+            <w:r>
+              <w:rPr>
+                <w:lang w:val="en-US"/>
+              </w:rPr>
+              <w:t>, make sure it is safe before sending it to Finance, someone from there will provide further explanation to you soon.</w:t>
             </w:r>
           </w:p>
           <w:p>
@@ -966,7 +979,7 @@
               </w:rPr>
               <w:t xml:space="preserve">: </w:t>
             </w:r>
-            <w:hyperlink r:id="rId5" w:history="1">
+            <w:hyperlink r:id="rId6" w:history="1">
               <w:r>
                 <w:rPr>
                   <w:rStyle w:val="Hyperlink"/>
@@ -1023,28 +1036,28 @@
                 <w:bCs/>
                 <w:lang w:val="en-US"/>
               </w:rPr>
+              <w:t>CC Address</w:t>
+            </w:r>
+            <w:r>
+              <w:rPr>
+                <w:lang w:val="en-US"/>
+              </w:rPr>
+              <w:t xml:space="preserve">: </w:t>
+            </w:r>
+          </w:p>
+          <w:p>
+            <w:pPr>
+              <w:rPr>
+                <w:lang w:val="en-US"/>
+              </w:rPr>
+            </w:pPr>
+            <w:r>
+              <w:rPr>
+                <w:b/>
+                <w:bCs/>
+                <w:lang w:val="en-US"/>
+              </w:rPr>
               <w:lastRenderedPageBreak/>
-              <w:t>CC Address</w:t>
-            </w:r>
-            <w:r>
-              <w:rPr>
-                <w:lang w:val="en-US"/>
-              </w:rPr>
-              <w:t xml:space="preserve">: </w:t>
-            </w:r>
-          </w:p>
-          <w:p>
-            <w:pPr>
-              <w:rPr>
-                <w:lang w:val="en-US"/>
-              </w:rPr>
-            </w:pPr>
-            <w:r>
-              <w:rPr>
-                <w:b/>
-                <w:bCs/>
-                <w:lang w:val="en-US"/>
-              </w:rPr>
               <w:t>Subject</w:t>
             </w:r>
             <w:r>
@@ -1090,7 +1103,31 @@
               <w:rPr>
                 <w:lang w:val="en-US"/>
               </w:rPr>
-              <w:t>Here is a list of emails our company employees, if you receive an email claiming to be a coworker but their email address doesn’t match this list, chances are they are an impersonator and need to be reported.</w:t>
+              <w:t xml:space="preserve">Here is a list of emails our </w:t>
+            </w:r>
+            <w:r>
+              <w:rPr>
+                <w:lang w:val="en-US"/>
+              </w:rPr>
+              <w:t>[b]</w:t>
+            </w:r>
+            <w:r>
+              <w:rPr>
+                <w:lang w:val="en-US"/>
+              </w:rPr>
+              <w:t>company employees</w:t>
+            </w:r>
+            <w:r>
+              <w:rPr>
+                <w:lang w:val="en-US"/>
+              </w:rPr>
+              <w:t>[/b]</w:t>
+            </w:r>
+            <w:r>
+              <w:rPr>
+                <w:lang w:val="en-US"/>
+              </w:rPr>
+              <w:t>, if you receive an email claiming to be a coworker but their email address doesn’t match this list, chances are they are an impersonator and need to be reported.</w:t>
             </w:r>
           </w:p>
           <w:p>
@@ -1119,7 +1156,7 @@
               </w:rPr>
               <w:t>[p]</w:t>
             </w:r>
-            <w:hyperlink r:id="rId6" w:history="1">
+            <w:hyperlink r:id="rId7" w:history="1">
               <w:r>
                 <w:rPr>
                   <w:rStyle w:val="Hyperlink"/>
@@ -1128,6 +1165,9 @@
                 <w:t>nazrin.finance@abc.com.my</w:t>
               </w:r>
             </w:hyperlink>
+            <w:r>
+              <w:t xml:space="preserve"> (Finance Dept.)</w:t>
+            </w:r>
           </w:p>
           <w:p>
             <w:pPr>
@@ -1141,7 +1181,7 @@
               </w:rPr>
               <w:t>[p]</w:t>
             </w:r>
-            <w:hyperlink r:id="rId7" w:history="1">
+            <w:hyperlink r:id="rId8" w:history="1">
               <w:r>
                 <w:rPr>
                   <w:rStyle w:val="Hyperlink"/>
@@ -1163,6 +1203,9 @@
                 <w:t>@abc.com.my</w:t>
               </w:r>
             </w:hyperlink>
+            <w:r>
+              <w:t xml:space="preserve"> (IT Dept.)</w:t>
+            </w:r>
           </w:p>
           <w:p>
             <w:pPr>
@@ -1176,7 +1219,7 @@
               </w:rPr>
               <w:t>[p]</w:t>
             </w:r>
-            <w:hyperlink r:id="rId8" w:history="1">
+            <w:hyperlink r:id="rId9" w:history="1">
               <w:r>
                 <w:rPr>
                   <w:rStyle w:val="Hyperlink"/>
@@ -1190,6 +1233,12 @@
                 <w:lang w:val="en-US"/>
               </w:rPr>
               <w:t xml:space="preserve"> </w:t>
+            </w:r>
+            <w:r>
+              <w:rPr>
+                <w:lang w:val="en-US"/>
+              </w:rPr>
+              <w:t>(Sales Rep.)</w:t>
             </w:r>
           </w:p>
           <w:p>
@@ -1319,7 +1368,7 @@
               </w:rPr>
               <w:t xml:space="preserve">: </w:t>
             </w:r>
-            <w:hyperlink r:id="rId9" w:history="1">
+            <w:hyperlink r:id="rId10" w:history="1">
               <w:r>
                 <w:rPr>
                   <w:rStyle w:val="Hyperlink"/>
@@ -1693,7 +1742,7 @@
               </w:rPr>
               <w:t xml:space="preserve">: </w:t>
             </w:r>
-            <w:hyperlink r:id="rId10" w:history="1">
+            <w:hyperlink r:id="rId11" w:history="1">
               <w:r>
                 <w:rPr>
                   <w:rStyle w:val="Hyperlink"/>
@@ -2024,6 +2073,74 @@
                 <w:lang w:val="en-US"/>
               </w:rPr>
             </w:pPr>
+            <w:r>
+              <w:rPr>
+                <w:lang w:val="en-US"/>
+              </w:rPr>
+              <w:t xml:space="preserve">[p] </w:t>
+            </w:r>
+          </w:p>
+          <w:p>
+            <w:pPr>
+              <w:rPr>
+                <w:lang w:val="en-US"/>
+              </w:rPr>
+            </w:pPr>
+            <w:r>
+              <w:rPr>
+                <w:lang w:val="en-US"/>
+              </w:rPr>
+              <w:t>[p]</w:t>
+            </w:r>
+            <w:r>
+              <w:rPr>
+                <w:lang w:val="en-US"/>
+              </w:rPr>
+              <w:t>*</w:t>
+            </w:r>
+            <w:r>
+              <w:rPr>
+                <w:lang w:val="en-US"/>
+              </w:rPr>
+              <w:t>*</w:t>
+            </w:r>
+            <w:r>
+              <w:rPr>
+                <w:lang w:val="en-US"/>
+              </w:rPr>
+              <w:t>[b]</w:t>
+            </w:r>
+            <w:r>
+              <w:rPr>
+                <w:lang w:val="en-US"/>
+              </w:rPr>
+              <w:t>Tip</w:t>
+            </w:r>
+            <w:r>
+              <w:rPr>
+                <w:lang w:val="en-US"/>
+              </w:rPr>
+              <w:t>[/b]</w:t>
+            </w:r>
+            <w:r>
+              <w:rPr>
+                <w:lang w:val="en-US"/>
+              </w:rPr>
+              <w:t xml:space="preserve">: </w:t>
+            </w:r>
+            <w:r>
+              <w:rPr>
+                <w:lang w:val="en-US"/>
+              </w:rPr>
+              <w:t>Expected file extensions: .pdf, .docx, .xlsx</w:t>
+            </w:r>
+          </w:p>
+          <w:p>
+            <w:pPr>
+              <w:rPr>
+                <w:lang w:val="en-US"/>
+              </w:rPr>
+            </w:pPr>
           </w:p>
         </w:tc>
       </w:tr>
@@ -2113,7 +2230,7 @@
               </w:rPr>
               <w:t xml:space="preserve">: </w:t>
             </w:r>
-            <w:hyperlink r:id="rId11" w:history="1">
+            <w:hyperlink r:id="rId12" w:history="1">
               <w:r>
                 <w:rPr>
                   <w:rStyle w:val="Hyperlink"/>
@@ -2347,6 +2464,7 @@
               <w:rPr>
                 <w:lang w:val="en-US"/>
               </w:rPr>
+              <w:lastRenderedPageBreak/>
               <w:t>[p]</w:t>
             </w:r>
             <w:r>
@@ -2507,7 +2625,7 @@
               </w:rPr>
               <w:t xml:space="preserve">: </w:t>
             </w:r>
-            <w:hyperlink r:id="rId12" w:history="1">
+            <w:hyperlink r:id="rId13" w:history="1">
               <w:r>
                 <w:rPr>
                   <w:rStyle w:val="Hyperlink"/>
@@ -2622,6 +2740,13 @@
             <w:vAlign w:val="center"/>
           </w:tcPr>
           <w:p>
+            <w:pPr>
+              <w:rPr>
+                <w:lang w:val="en-US"/>
+              </w:rPr>
+            </w:pPr>
+          </w:p>
+          <w:p>
             <w:r>
               <w:rPr>
                 <w:lang w:val="en-US"/>
@@ -2642,9 +2767,115 @@
           </w:p>
           <w:p>
             <w:r>
-              <w:t>[p]Thank you for choosing Orbit Antivirus!</w:t>
-            </w:r>
-          </w:p>
+              <w:t xml:space="preserve">[p] </w:t>
+            </w:r>
+          </w:p>
+          <w:p>
+            <w:r>
+              <w:t xml:space="preserve">[p] </w:t>
+            </w:r>
+          </w:p>
+          <w:p>
+            <w:r>
+              <w:t>[p]</w:t>
+            </w:r>
+            <w:r>
+              <w:t>[</w:t>
+            </w:r>
+            <w:proofErr w:type="spellStart"/>
+            <w:r>
+              <w:t>center</w:t>
+            </w:r>
+            <w:proofErr w:type="spellEnd"/>
+            <w:r>
+              <w:t>]</w:t>
+            </w:r>
+            <w:r>
+              <w:t xml:space="preserve">Thank you for choosing Orbit </w:t>
+            </w:r>
+            <w:proofErr w:type="gramStart"/>
+            <w:r>
+              <w:t>Antivirus!</w:t>
+            </w:r>
+            <w:r>
+              <w:t>[</w:t>
+            </w:r>
+            <w:proofErr w:type="gramEnd"/>
+            <w:r>
+              <w:t>/</w:t>
+            </w:r>
+            <w:proofErr w:type="spellStart"/>
+            <w:r>
+              <w:t>center</w:t>
+            </w:r>
+            <w:proofErr w:type="spellEnd"/>
+            <w:r>
+              <w:t>]</w:t>
+            </w:r>
+          </w:p>
+          <w:p>
+            <w:r>
+              <w:t xml:space="preserve">[p] </w:t>
+            </w:r>
+          </w:p>
+          <w:p>
+            <w:r>
+              <w:t>[p]</w:t>
+            </w:r>
+            <w:r>
+              <w:t>[</w:t>
+            </w:r>
+            <w:proofErr w:type="spellStart"/>
+            <w:r>
+              <w:t>center</w:t>
+            </w:r>
+            <w:proofErr w:type="spellEnd"/>
+            <w:r>
+              <w:t>]</w:t>
+            </w:r>
+            <w:r>
+              <w:t>[</w:t>
+            </w:r>
+            <w:proofErr w:type="spellStart"/>
+            <w:r>
+              <w:t>img</w:t>
+            </w:r>
+            <w:proofErr w:type="spellEnd"/>
+            <w:r>
+              <w:t>]</w:t>
+            </w:r>
+            <w:r>
+              <w:t>assets/</w:t>
+            </w:r>
+            <w:r>
+              <w:t>orbit_logo.png[/</w:t>
+            </w:r>
+            <w:proofErr w:type="spellStart"/>
+            <w:proofErr w:type="gramStart"/>
+            <w:r>
+              <w:t>img</w:t>
+            </w:r>
+            <w:proofErr w:type="spellEnd"/>
+            <w:r>
+              <w:t>]</w:t>
+            </w:r>
+            <w:r>
+              <w:t>[</w:t>
+            </w:r>
+            <w:proofErr w:type="gramEnd"/>
+            <w:r>
+              <w:t>/</w:t>
+            </w:r>
+            <w:proofErr w:type="spellStart"/>
+            <w:r>
+              <w:t>center</w:t>
+            </w:r>
+            <w:proofErr w:type="spellEnd"/>
+            <w:r>
+              <w:t>]</w:t>
+            </w:r>
+          </w:p>
+          <w:p/>
         </w:tc>
       </w:tr>
       <w:tr>
@@ -2741,7 +2972,7 @@
               </w:rPr>
               <w:t xml:space="preserve">: </w:t>
             </w:r>
-            <w:hyperlink r:id="rId13" w:history="1">
+            <w:hyperlink r:id="rId14" w:history="1">
               <w:r>
                 <w:rPr>
                   <w:rStyle w:val="Hyperlink"/>
@@ -2753,14 +2984,7 @@
                   <w:rStyle w:val="Hyperlink"/>
                   <w:lang w:val="en-US"/>
                 </w:rPr>
-                <w:t>@</w:t>
-              </w:r>
-              <w:r>
-                <w:rPr>
-                  <w:rStyle w:val="Hyperlink"/>
-                  <w:lang w:val="en-US"/>
-                </w:rPr>
-                <w:t>t</w:t>
+                <w:t>@t</w:t>
               </w:r>
               <w:r>
                 <w:rPr>
@@ -2971,28 +3195,49 @@
               <w:rPr>
                 <w:lang w:val="en-US"/>
               </w:rPr>
+              <w:t>: Inbound</w:t>
+            </w:r>
+          </w:p>
+          <w:p>
+            <w:pPr>
+              <w:rPr>
+                <w:lang w:val="en-US"/>
+              </w:rPr>
+            </w:pPr>
+            <w:r>
+              <w:rPr>
+                <w:b/>
+                <w:bCs/>
+                <w:lang w:val="en-US"/>
+              </w:rPr>
+              <w:t>Sender Name</w:t>
+            </w:r>
+            <w:r>
+              <w:rPr>
+                <w:lang w:val="en-US"/>
+              </w:rPr>
               <w:t xml:space="preserve">: </w:t>
             </w:r>
             <w:r>
               <w:rPr>
                 <w:lang w:val="en-US"/>
               </w:rPr>
-              <w:t>Inbound</w:t>
-            </w:r>
-          </w:p>
-          <w:p>
-            <w:pPr>
-              <w:rPr>
-                <w:lang w:val="en-US"/>
-              </w:rPr>
-            </w:pPr>
-            <w:r>
-              <w:rPr>
-                <w:b/>
-                <w:bCs/>
-                <w:lang w:val="en-US"/>
-              </w:rPr>
-              <w:t>Sender Name</w:t>
+              <w:t>Ravi</w:t>
+            </w:r>
+          </w:p>
+          <w:p>
+            <w:pPr>
+              <w:rPr>
+                <w:lang w:val="en-US"/>
+              </w:rPr>
+            </w:pPr>
+            <w:r>
+              <w:rPr>
+                <w:b/>
+                <w:bCs/>
+                <w:lang w:val="en-US"/>
+              </w:rPr>
+              <w:t>Sender Address</w:t>
             </w:r>
             <w:r>
               <w:rPr>
@@ -3000,34 +3245,7 @@
               </w:rPr>
               <w:t xml:space="preserve">: </w:t>
             </w:r>
-            <w:r>
-              <w:rPr>
-                <w:lang w:val="en-US"/>
-              </w:rPr>
-              <w:t>Ravi</w:t>
-            </w:r>
-          </w:p>
-          <w:p>
-            <w:pPr>
-              <w:rPr>
-                <w:lang w:val="en-US"/>
-              </w:rPr>
-            </w:pPr>
-            <w:r>
-              <w:rPr>
-                <w:b/>
-                <w:bCs/>
-                <w:lang w:val="en-US"/>
-              </w:rPr>
-              <w:t>Sender Address</w:t>
-            </w:r>
-            <w:r>
-              <w:rPr>
-                <w:lang w:val="en-US"/>
-              </w:rPr>
-              <w:t xml:space="preserve">: </w:t>
-            </w:r>
-            <w:hyperlink r:id="rId14" w:history="1">
+            <w:hyperlink r:id="rId15" w:history="1">
               <w:r>
                 <w:rPr>
                   <w:rStyle w:val="Hyperlink"/>
@@ -3142,13 +3360,7 @@
               <w:rPr>
                 <w:lang w:val="en-US"/>
               </w:rPr>
-              <w:t xml:space="preserve"> - </w:t>
-            </w:r>
-            <w:r>
-              <w:rPr>
-                <w:lang w:val="en-US"/>
-              </w:rPr>
-              <w:t>Happy Mini Market</w:t>
+              <w:t xml:space="preserve"> - Happy Mini Market</w:t>
             </w:r>
           </w:p>
           <w:p>
@@ -3264,13 +3476,7 @@
               <w:rPr>
                 <w:lang w:val="en-US"/>
               </w:rPr>
-              <w:t>[p]</w:t>
-            </w:r>
-            <w:r>
-              <w:rPr>
-                <w:lang w:val="en-US"/>
-              </w:rPr>
-              <w:t>Ravi</w:t>
+              <w:t>[p]Ravi</w:t>
             </w:r>
           </w:p>
           <w:p>
@@ -3356,28 +3562,49 @@
               <w:rPr>
                 <w:lang w:val="en-US"/>
               </w:rPr>
+              <w:t>: Message</w:t>
+            </w:r>
+          </w:p>
+          <w:p>
+            <w:pPr>
+              <w:rPr>
+                <w:lang w:val="en-US"/>
+              </w:rPr>
+            </w:pPr>
+            <w:r>
+              <w:rPr>
+                <w:b/>
+                <w:bCs/>
+                <w:lang w:val="en-US"/>
+              </w:rPr>
+              <w:t>Sender Name</w:t>
+            </w:r>
+            <w:r>
+              <w:rPr>
+                <w:lang w:val="en-US"/>
+              </w:rPr>
               <w:t xml:space="preserve">: </w:t>
             </w:r>
             <w:r>
               <w:rPr>
                 <w:lang w:val="en-US"/>
               </w:rPr>
-              <w:t>Message</w:t>
-            </w:r>
-          </w:p>
-          <w:p>
-            <w:pPr>
-              <w:rPr>
-                <w:lang w:val="en-US"/>
-              </w:rPr>
-            </w:pPr>
-            <w:r>
-              <w:rPr>
-                <w:b/>
-                <w:bCs/>
-                <w:lang w:val="en-US"/>
-              </w:rPr>
-              <w:t>Sender Name</w:t>
+              <w:t>Cyber News Daily</w:t>
+            </w:r>
+          </w:p>
+          <w:p>
+            <w:pPr>
+              <w:rPr>
+                <w:lang w:val="en-US"/>
+              </w:rPr>
+            </w:pPr>
+            <w:r>
+              <w:rPr>
+                <w:b/>
+                <w:bCs/>
+                <w:lang w:val="en-US"/>
+              </w:rPr>
+              <w:t>Sender Address</w:t>
             </w:r>
             <w:r>
               <w:rPr>
@@ -3385,34 +3612,7 @@
               </w:rPr>
               <w:t xml:space="preserve">: </w:t>
             </w:r>
-            <w:r>
-              <w:rPr>
-                <w:lang w:val="en-US"/>
-              </w:rPr>
-              <w:t>Cyber News Daily</w:t>
-            </w:r>
-          </w:p>
-          <w:p>
-            <w:pPr>
-              <w:rPr>
-                <w:lang w:val="en-US"/>
-              </w:rPr>
-            </w:pPr>
-            <w:r>
-              <w:rPr>
-                <w:b/>
-                <w:bCs/>
-                <w:lang w:val="en-US"/>
-              </w:rPr>
-              <w:t>Sender Address</w:t>
-            </w:r>
-            <w:r>
-              <w:rPr>
-                <w:lang w:val="en-US"/>
-              </w:rPr>
-              <w:t xml:space="preserve">: </w:t>
-            </w:r>
-            <w:hyperlink r:id="rId15" w:history="1">
+            <w:hyperlink r:id="rId16" w:history="1">
               <w:r>
                 <w:rPr>
                   <w:rStyle w:val="Hyperlink"/>
@@ -3425,13 +3625,7 @@
               <w:rPr>
                 <w:lang w:val="en-US"/>
               </w:rPr>
-              <w:t xml:space="preserve"> </w:t>
-            </w:r>
-            <w:r>
-              <w:rPr>
-                <w:lang w:val="en-US"/>
-              </w:rPr>
-              <w:t xml:space="preserve"> </w:t>
+              <w:t xml:space="preserve">  </w:t>
             </w:r>
           </w:p>
           <w:p>
@@ -3600,33 +3794,75 @@
               <w:rPr>
                 <w:lang w:val="en-US"/>
               </w:rPr>
-              <w:t>[p]- Feel urgent or threatening</w:t>
-            </w:r>
-          </w:p>
-          <w:p>
-            <w:pPr>
-              <w:rPr>
-                <w:lang w:val="en-US"/>
-              </w:rPr>
-            </w:pPr>
-            <w:r>
-              <w:rPr>
-                <w:lang w:val="en-US"/>
-              </w:rPr>
-              <w:t>[p]- Have poor grammar</w:t>
-            </w:r>
-          </w:p>
-          <w:p>
-            <w:pPr>
-              <w:rPr>
-                <w:lang w:val="en-US"/>
-              </w:rPr>
-            </w:pPr>
-            <w:r>
-              <w:rPr>
-                <w:lang w:val="en-US"/>
-              </w:rPr>
-              <w:t xml:space="preserve">[p]- Include </w:t>
+              <w:t>[p]</w:t>
+            </w:r>
+            <w:r>
+              <w:rPr>
+                <w:lang w:val="en-US"/>
+              </w:rPr>
+              <w:t xml:space="preserve"> </w:t>
+            </w:r>
+            <w:r>
+              <w:rPr>
+                <w:lang w:val="en-US"/>
+              </w:rPr>
+              <w:t>- Feel urgent or threatening</w:t>
+            </w:r>
+          </w:p>
+          <w:p>
+            <w:pPr>
+              <w:rPr>
+                <w:lang w:val="en-US"/>
+              </w:rPr>
+            </w:pPr>
+            <w:r>
+              <w:rPr>
+                <w:lang w:val="en-US"/>
+              </w:rPr>
+              <w:t>[p]</w:t>
+            </w:r>
+            <w:r>
+              <w:rPr>
+                <w:lang w:val="en-US"/>
+              </w:rPr>
+              <w:t xml:space="preserve"> </w:t>
+            </w:r>
+            <w:r>
+              <w:rPr>
+                <w:lang w:val="en-US"/>
+              </w:rPr>
+              <w:t>- Have poor grammar</w:t>
+            </w:r>
+            <w:r>
+              <w:rPr>
+                <w:lang w:val="en-US"/>
+              </w:rPr>
+              <w:t xml:space="preserve"> (but not always!)</w:t>
+            </w:r>
+          </w:p>
+          <w:p>
+            <w:pPr>
+              <w:rPr>
+                <w:lang w:val="en-US"/>
+              </w:rPr>
+            </w:pPr>
+            <w:r>
+              <w:rPr>
+                <w:lang w:val="en-US"/>
+              </w:rPr>
+              <w:t>[p]</w:t>
+            </w:r>
+            <w:r>
+              <w:rPr>
+                <w:lang w:val="en-US"/>
+              </w:rPr>
+              <w:t xml:space="preserve"> </w:t>
+            </w:r>
+            <w:r>
+              <w:rPr>
+                <w:lang w:val="en-US"/>
+              </w:rPr>
+              <w:t xml:space="preserve">- Include </w:t>
             </w:r>
             <w:r>
               <w:rPr>
@@ -3738,6 +3974,7 @@
               <w:rPr>
                 <w:lang w:val="en-US"/>
               </w:rPr>
+              <w:lastRenderedPageBreak/>
               <w:t>[p]Stay alert and stay safe!</w:t>
             </w:r>
           </w:p>
@@ -3844,7 +4081,7 @@
               </w:rPr>
               <w:t xml:space="preserve">: </w:t>
             </w:r>
-            <w:hyperlink r:id="rId16" w:history="1">
+            <w:hyperlink r:id="rId17" w:history="1">
               <w:r>
                 <w:rPr>
                   <w:rStyle w:val="Hyperlink"/>
@@ -3913,7 +4150,6 @@
                 <w:bCs/>
                 <w:lang w:val="en-US"/>
               </w:rPr>
-              <w:lastRenderedPageBreak/>
               <w:t>CC Address</w:t>
             </w:r>
             <w:r>
@@ -3979,12 +4215,48 @@
                 <w:lang w:val="en-US"/>
               </w:rPr>
             </w:pPr>
-            <w:r>
-              <w:rPr>
-                <w:lang w:val="en-US"/>
-              </w:rPr>
-              <w:lastRenderedPageBreak/>
-              <w:t xml:space="preserve">hello want to order </w:t>
+          </w:p>
+          <w:p>
+            <w:pPr>
+              <w:rPr>
+                <w:lang w:val="en-US"/>
+              </w:rPr>
+            </w:pPr>
+            <w:r>
+              <w:rPr>
+                <w:lang w:val="en-US"/>
+              </w:rPr>
+              <w:t>H</w:t>
+            </w:r>
+            <w:r>
+              <w:rPr>
+                <w:lang w:val="en-US"/>
+              </w:rPr>
+              <w:t>ello</w:t>
+            </w:r>
+            <w:r>
+              <w:rPr>
+                <w:lang w:val="en-US"/>
+              </w:rPr>
+              <w:t>,</w:t>
+            </w:r>
+            <w:r>
+              <w:rPr>
+                <w:lang w:val="en-US"/>
+              </w:rPr>
+              <w:t xml:space="preserve"> </w:t>
+            </w:r>
+            <w:r>
+              <w:rPr>
+                <w:lang w:val="en-US"/>
+              </w:rPr>
+              <w:t xml:space="preserve">I </w:t>
+            </w:r>
+            <w:r>
+              <w:rPr>
+                <w:lang w:val="en-US"/>
+              </w:rPr>
+              <w:t xml:space="preserve">want to order </w:t>
             </w:r>
             <w:proofErr w:type="spellStart"/>
             <w:r>
@@ -3994,6 +4266,12 @@
               <w:t>stationarys</w:t>
             </w:r>
             <w:proofErr w:type="spellEnd"/>
+            <w:r>
+              <w:rPr>
+                <w:lang w:val="en-US"/>
+              </w:rPr>
+              <w:t xml:space="preserve"> for my shop</w:t>
+            </w:r>
             <w:r>
               <w:rPr>
                 <w:lang w:val="en-US"/>
@@ -4115,7 +4393,7 @@
               </w:rPr>
               <w:t xml:space="preserve">: </w:t>
             </w:r>
-            <w:hyperlink r:id="rId17" w:history="1">
+            <w:hyperlink r:id="rId18" w:history="1">
               <w:r>
                 <w:rPr>
                   <w:rStyle w:val="Hyperlink"/>
@@ -4217,13 +4495,7 @@
               <w:rPr>
                 <w:lang w:val="en-US"/>
               </w:rPr>
-              <w:t xml:space="preserve">Purchase Order </w:t>
-            </w:r>
-            <w:r>
-              <w:rPr>
-                <w:lang w:val="en-US"/>
-              </w:rPr>
-              <w:t xml:space="preserve">- </w:t>
+              <w:t xml:space="preserve">Purchase Order - </w:t>
             </w:r>
             <w:proofErr w:type="spellStart"/>
             <w:r>
@@ -4945,6 +5217,7 @@
   <w:style w:type="character" w:default="1" w:styleId="DefaultParagraphFont">
     <w:name w:val="Default Paragraph Font"/>
     <w:uiPriority w:val="1"/>
+    <w:semiHidden/>
     <w:unhideWhenUsed/>
   </w:style>
   <w:style w:type="table" w:default="1" w:styleId="TableNormal">

--- a/level design.docx
+++ b/level design.docx
@@ -753,7 +753,7 @@
               <w:rPr>
                 <w:lang w:val="en-US"/>
               </w:rPr>
-              <w:t>[p]We have sales representatives visiting stores like retailers, bookstores, office supply stores and more</w:t>
+              <w:t>[p]We have sales representatives visiting stores like retailers, bookstores, office supply stores</w:t>
             </w:r>
             <w:r>
               <w:rPr>
@@ -1527,19 +1527,11 @@
                 <w:lang w:val="en-US"/>
               </w:rPr>
             </w:pPr>
-            <w:proofErr w:type="gramStart"/>
-            <w:r>
-              <w:rPr>
-                <w:lang w:val="en-US"/>
-              </w:rPr>
-              <w:t>[p]</w:t>
-            </w:r>
-            <w:proofErr w:type="gramEnd"/>
-            <w:r>
-              <w:rPr>
-                <w:lang w:val="en-US"/>
-              </w:rPr>
-              <w:t>Please refer to the PO attached.</w:t>
+            <w:r>
+              <w:rPr>
+                <w:lang w:val="en-US"/>
+              </w:rPr>
+              <w:t>[p]Please refer to the PO attached.</w:t>
             </w:r>
           </w:p>
           <w:p>
@@ -1946,21 +1938,7 @@
               <w:rPr>
                 <w:lang w:val="en-US"/>
               </w:rPr>
-              <w:t>[p]</w:t>
-            </w:r>
-            <w:proofErr w:type="gramStart"/>
-            <w:r>
-              <w:rPr>
-                <w:lang w:val="en-US"/>
-              </w:rPr>
-              <w:t>To</w:t>
-            </w:r>
-            <w:proofErr w:type="gramEnd"/>
-            <w:r>
-              <w:rPr>
-                <w:lang w:val="en-US"/>
-              </w:rPr>
-              <w:t xml:space="preserve"> make things easier for you, I'll send you a request email like this every day and you can just drop the files in and click send!</w:t>
+              <w:t>[p]To make things easier for you, I'll send you a request email like this every day and you can just drop the files in and click send!</w:t>
             </w:r>
           </w:p>
           <w:p>
@@ -1986,35 +1964,7 @@
               <w:rPr>
                 <w:lang w:val="en-US"/>
               </w:rPr>
-              <w:t>[p][</w:t>
-            </w:r>
-            <w:proofErr w:type="gramStart"/>
-            <w:r>
-              <w:rPr>
-                <w:lang w:val="en-US"/>
-              </w:rPr>
-              <w:t>b]Make</w:t>
-            </w:r>
-            <w:proofErr w:type="gramEnd"/>
-            <w:r>
-              <w:rPr>
-                <w:lang w:val="en-US"/>
-              </w:rPr>
-              <w:t xml:space="preserve"> sure that you have collected all the Purchase Orders sent to you today before submitting. A missed order is a missed </w:t>
-            </w:r>
-            <w:proofErr w:type="gramStart"/>
-            <w:r>
-              <w:rPr>
-                <w:lang w:val="en-US"/>
-              </w:rPr>
-              <w:t>opportunity![</w:t>
-            </w:r>
-            <w:proofErr w:type="gramEnd"/>
-            <w:r>
-              <w:rPr>
-                <w:lang w:val="en-US"/>
-              </w:rPr>
-              <w:t>/b]</w:t>
+              <w:t>[p][b]Make sure that you have collected all the Purchase Orders sent to you today before submitting. A missed order is a missed opportunity![/b]</w:t>
             </w:r>
           </w:p>
           <w:p>
@@ -2791,19 +2741,32 @@
               <w:t>]</w:t>
             </w:r>
             <w:r>
-              <w:t xml:space="preserve">Thank you for choosing Orbit </w:t>
-            </w:r>
-            <w:proofErr w:type="gramStart"/>
-            <w:r>
-              <w:t>Antivirus!</w:t>
+              <w:t>Thank you for choosing Orbit Antivirus!</w:t>
+            </w:r>
+            <w:r>
+              <w:t>[/</w:t>
+            </w:r>
+            <w:proofErr w:type="spellStart"/>
+            <w:r>
+              <w:t>center</w:t>
+            </w:r>
+            <w:proofErr w:type="spellEnd"/>
+            <w:r>
+              <w:t>]</w:t>
+            </w:r>
+          </w:p>
+          <w:p>
+            <w:r>
+              <w:t xml:space="preserve">[p] </w:t>
+            </w:r>
+          </w:p>
+          <w:p>
+            <w:r>
+              <w:t>[p]</w:t>
             </w:r>
             <w:r>
               <w:t>[</w:t>
             </w:r>
-            <w:proofErr w:type="gramEnd"/>
-            <w:r>
-              <w:t>/</w:t>
-            </w:r>
             <w:proofErr w:type="spellStart"/>
             <w:r>
               <w:t>center</w:t>
@@ -2812,29 +2775,22 @@
             <w:r>
               <w:t>]</w:t>
             </w:r>
-          </w:p>
-          <w:p>
-            <w:r>
-              <w:t xml:space="preserve">[p] </w:t>
-            </w:r>
-          </w:p>
-          <w:p>
-            <w:r>
-              <w:t>[p]</w:t>
-            </w:r>
             <w:r>
               <w:t>[</w:t>
             </w:r>
             <w:proofErr w:type="spellStart"/>
             <w:r>
-              <w:t>center</w:t>
+              <w:t>img</w:t>
             </w:r>
             <w:proofErr w:type="spellEnd"/>
             <w:r>
               <w:t>]</w:t>
             </w:r>
             <w:r>
-              <w:t>[</w:t>
+              <w:t>assets/</w:t>
+            </w:r>
+            <w:r>
+              <w:t>orbit_logo.png[/</w:t>
             </w:r>
             <w:proofErr w:type="spellStart"/>
             <w:r>
@@ -2845,26 +2801,7 @@
               <w:t>]</w:t>
             </w:r>
             <w:r>
-              <w:t>assets/</w:t>
-            </w:r>
-            <w:r>
-              <w:t>orbit_logo.png[/</w:t>
-            </w:r>
-            <w:proofErr w:type="spellStart"/>
-            <w:proofErr w:type="gramStart"/>
-            <w:r>
-              <w:t>img</w:t>
-            </w:r>
-            <w:proofErr w:type="spellEnd"/>
-            <w:r>
-              <w:t>]</w:t>
-            </w:r>
-            <w:r>
-              <w:t>[</w:t>
-            </w:r>
-            <w:proofErr w:type="gramEnd"/>
-            <w:r>
-              <w:t>/</w:t>
+              <w:t>[/</w:t>
             </w:r>
             <w:proofErr w:type="spellStart"/>
             <w:r>

--- a/level design.docx
+++ b/level design.docx
@@ -753,19 +753,19 @@
               <w:rPr>
                 <w:lang w:val="en-US"/>
               </w:rPr>
-              <w:t>[p]We have sales representatives visiting stores like retailers, bookstores, office supply stores</w:t>
-            </w:r>
-            <w:r>
-              <w:rPr>
-                <w:lang w:val="en-US"/>
-              </w:rPr>
-              <w:t>, and y</w:t>
-            </w:r>
-            <w:r>
-              <w:rPr>
-                <w:lang w:val="en-US"/>
-              </w:rPr>
-              <w:t>our job is to receive documents sent from our clients</w:t>
+              <w:t>[p]</w:t>
+            </w:r>
+            <w:r>
+              <w:rPr>
+                <w:lang w:val="en-US"/>
+              </w:rPr>
+              <w:t>Your</w:t>
+            </w:r>
+            <w:r>
+              <w:rPr>
+                <w:lang w:val="en-US"/>
+              </w:rPr>
+              <w:t xml:space="preserve"> job is to receive documents sent from our clients</w:t>
             </w:r>
             <w:r>
               <w:rPr>
@@ -777,7 +777,13 @@
               <w:rPr>
                 <w:lang w:val="en-US"/>
               </w:rPr>
-              <w:t>, make sure it is safe before sending it to Finance, someone from there will provide further explanation to you soon.</w:t>
+              <w:t xml:space="preserve">, make sure it is safe before sending it to </w:t>
+            </w:r>
+            <w:r>
+              <w:rPr>
+                <w:lang w:val="en-US"/>
+              </w:rPr>
+              <w:t>the correct person.</w:t>
             </w:r>
           </w:p>
           <w:p>
@@ -889,7 +895,19 @@
               <w:rPr>
                 <w:lang w:val="en-US"/>
               </w:rPr>
-              <w:t>[p]Also beware to not report legitimate emails; this could disrupt our operations and negatively impact client experience.</w:t>
+              <w:t>[p]Also beware to not report legitimate emails; this could disrupt our operations and negatively impact client</w:t>
+            </w:r>
+            <w:r>
+              <w:rPr>
+                <w:lang w:val="en-US"/>
+              </w:rPr>
+              <w:t>’s</w:t>
+            </w:r>
+            <w:r>
+              <w:rPr>
+                <w:lang w:val="en-US"/>
+              </w:rPr>
+              <w:t xml:space="preserve"> experience.</w:t>
             </w:r>
           </w:p>
           <w:p>
@@ -1057,7 +1075,6 @@
                 <w:bCs/>
                 <w:lang w:val="en-US"/>
               </w:rPr>
-              <w:lastRenderedPageBreak/>
               <w:t>Subject</w:t>
             </w:r>
             <w:r>
@@ -1140,7 +1157,6 @@
               <w:rPr>
                 <w:lang w:val="en-US"/>
               </w:rPr>
-              <w:lastRenderedPageBreak/>
               <w:t xml:space="preserve">[p] </w:t>
             </w:r>
           </w:p>
@@ -1217,6 +1233,7 @@
               <w:rPr>
                 <w:lang w:val="en-US"/>
               </w:rPr>
+              <w:lastRenderedPageBreak/>
               <w:t>[p]</w:t>
             </w:r>
             <w:hyperlink r:id="rId9" w:history="1">
@@ -1527,11 +1544,19 @@
                 <w:lang w:val="en-US"/>
               </w:rPr>
             </w:pPr>
-            <w:r>
-              <w:rPr>
-                <w:lang w:val="en-US"/>
-              </w:rPr>
-              <w:t>[p]Please refer to the PO attached.</w:t>
+            <w:proofErr w:type="gramStart"/>
+            <w:r>
+              <w:rPr>
+                <w:lang w:val="en-US"/>
+              </w:rPr>
+              <w:t>[p]</w:t>
+            </w:r>
+            <w:proofErr w:type="gramEnd"/>
+            <w:r>
+              <w:rPr>
+                <w:lang w:val="en-US"/>
+              </w:rPr>
+              <w:t>Please refer to the PO attached.</w:t>
             </w:r>
           </w:p>
           <w:p>
@@ -1872,7 +1897,19 @@
               <w:rPr>
                 <w:lang w:val="en-US"/>
               </w:rPr>
-              <w:t>Hello and welcome to ABC Stationery Manufacturing, {</w:t>
+              <w:t>Hello and welcome to ABC Stationer</w:t>
+            </w:r>
+            <w:r>
+              <w:rPr>
+                <w:lang w:val="en-US"/>
+              </w:rPr>
+              <w:t>ies</w:t>
+            </w:r>
+            <w:r>
+              <w:rPr>
+                <w:lang w:val="en-US"/>
+              </w:rPr>
+              <w:t>, {</w:t>
             </w:r>
             <w:proofErr w:type="spellStart"/>
             <w:r>
@@ -1938,7 +1975,21 @@
               <w:rPr>
                 <w:lang w:val="en-US"/>
               </w:rPr>
-              <w:t>[p]To make things easier for you, I'll send you a request email like this every day and you can just drop the files in and click send!</w:t>
+              <w:t>[p]</w:t>
+            </w:r>
+            <w:proofErr w:type="gramStart"/>
+            <w:r>
+              <w:rPr>
+                <w:lang w:val="en-US"/>
+              </w:rPr>
+              <w:t>To</w:t>
+            </w:r>
+            <w:proofErr w:type="gramEnd"/>
+            <w:r>
+              <w:rPr>
+                <w:lang w:val="en-US"/>
+              </w:rPr>
+              <w:t xml:space="preserve"> make things easier for you, I'll send you a request email like this every day and you can just drop the files in and click send!</w:t>
             </w:r>
           </w:p>
           <w:p>
@@ -1964,7 +2015,35 @@
               <w:rPr>
                 <w:lang w:val="en-US"/>
               </w:rPr>
-              <w:t>[p][b]Make sure that you have collected all the Purchase Orders sent to you today before submitting. A missed order is a missed opportunity![/b]</w:t>
+              <w:t>[p][</w:t>
+            </w:r>
+            <w:proofErr w:type="gramStart"/>
+            <w:r>
+              <w:rPr>
+                <w:lang w:val="en-US"/>
+              </w:rPr>
+              <w:t>b]Make</w:t>
+            </w:r>
+            <w:proofErr w:type="gramEnd"/>
+            <w:r>
+              <w:rPr>
+                <w:lang w:val="en-US"/>
+              </w:rPr>
+              <w:t xml:space="preserve"> sure that you have collected all the Purchase Orders sent to you today before submitting. A missed order is a missed </w:t>
+            </w:r>
+            <w:proofErr w:type="gramStart"/>
+            <w:r>
+              <w:rPr>
+                <w:lang w:val="en-US"/>
+              </w:rPr>
+              <w:t>opportunity![</w:t>
+            </w:r>
+            <w:proofErr w:type="gramEnd"/>
+            <w:r>
+              <w:rPr>
+                <w:lang w:val="en-US"/>
+              </w:rPr>
+              <w:t>/b]</w:t>
             </w:r>
           </w:p>
           <w:p>
@@ -2052,13 +2131,7 @@
               <w:rPr>
                 <w:lang w:val="en-US"/>
               </w:rPr>
-              <w:t>*</w:t>
-            </w:r>
-            <w:r>
-              <w:rPr>
-                <w:lang w:val="en-US"/>
-              </w:rPr>
-              <w:t>[b]</w:t>
+              <w:t>*[b]</w:t>
             </w:r>
             <w:r>
               <w:rPr>
@@ -2070,13 +2143,7 @@
               <w:rPr>
                 <w:lang w:val="en-US"/>
               </w:rPr>
-              <w:t>[/b]</w:t>
-            </w:r>
-            <w:r>
-              <w:rPr>
-                <w:lang w:val="en-US"/>
-              </w:rPr>
-              <w:t xml:space="preserve">: </w:t>
+              <w:t xml:space="preserve">[/b]: </w:t>
             </w:r>
             <w:r>
               <w:rPr>
@@ -2414,6 +2481,76 @@
               <w:rPr>
                 <w:lang w:val="en-US"/>
               </w:rPr>
+              <w:t>[p]</w:t>
+            </w:r>
+            <w:r>
+              <w:rPr>
+                <w:lang w:val="en-US"/>
+              </w:rPr>
+              <w:t xml:space="preserve">Unfortunately the company went with the cheapest option so the </w:t>
+            </w:r>
+            <w:r>
+              <w:rPr>
+                <w:lang w:val="en-US"/>
+              </w:rPr>
+              <w:t>[b]</w:t>
+            </w:r>
+            <w:r>
+              <w:rPr>
+                <w:lang w:val="en-US"/>
+              </w:rPr>
+              <w:t xml:space="preserve">Antivirus only points out 1 file even if there are </w:t>
+            </w:r>
+            <w:proofErr w:type="gramStart"/>
+            <w:r>
+              <w:rPr>
+                <w:lang w:val="en-US"/>
+              </w:rPr>
+              <w:t>multiple.</w:t>
+            </w:r>
+            <w:r>
+              <w:rPr>
+                <w:lang w:val="en-US"/>
+              </w:rPr>
+              <w:t>[</w:t>
+            </w:r>
+            <w:proofErr w:type="gramEnd"/>
+            <w:r>
+              <w:rPr>
+                <w:lang w:val="en-US"/>
+              </w:rPr>
+              <w:t>/b]</w:t>
+            </w:r>
+          </w:p>
+          <w:p>
+            <w:pPr>
+              <w:rPr>
+                <w:lang w:val="en-US"/>
+              </w:rPr>
+            </w:pPr>
+            <w:r>
+              <w:rPr>
+                <w:lang w:val="en-US"/>
+              </w:rPr>
+              <w:t>[p]</w:t>
+            </w:r>
+            <w:r>
+              <w:rPr>
+                <w:lang w:val="en-US"/>
+              </w:rPr>
+              <w:t xml:space="preserve"> </w:t>
+            </w:r>
+          </w:p>
+          <w:p>
+            <w:pPr>
+              <w:rPr>
+                <w:lang w:val="en-US"/>
+              </w:rPr>
+            </w:pPr>
+            <w:r>
+              <w:rPr>
+                <w:lang w:val="en-US"/>
+              </w:rPr>
               <w:lastRenderedPageBreak/>
               <w:t>[p]</w:t>
             </w:r>
@@ -2741,10 +2878,18 @@
               <w:t>]</w:t>
             </w:r>
             <w:r>
-              <w:t>Thank you for choosing Orbit Antivirus!</w:t>
-            </w:r>
-            <w:r>
-              <w:t>[/</w:t>
+              <w:t xml:space="preserve">Thank you for choosing Orbit </w:t>
+            </w:r>
+            <w:proofErr w:type="gramStart"/>
+            <w:r>
+              <w:t>Antivirus!</w:t>
+            </w:r>
+            <w:r>
+              <w:t>[</w:t>
+            </w:r>
+            <w:proofErr w:type="gramEnd"/>
+            <w:r>
+              <w:t>/</w:t>
             </w:r>
             <w:proofErr w:type="spellStart"/>
             <w:r>
@@ -2793,6 +2938,7 @@
               <w:t>orbit_logo.png[/</w:t>
             </w:r>
             <w:proofErr w:type="spellStart"/>
+            <w:proofErr w:type="gramStart"/>
             <w:r>
               <w:t>img</w:t>
             </w:r>
@@ -2801,7 +2947,11 @@
               <w:t>]</w:t>
             </w:r>
             <w:r>
-              <w:t>[/</w:t>
+              <w:t>[</w:t>
+            </w:r>
+            <w:proofErr w:type="gramEnd"/>
+            <w:r>
+              <w:t>/</w:t>
             </w:r>
             <w:proofErr w:type="spellStart"/>
             <w:r>
@@ -3829,6 +3979,12 @@
               <w:rPr>
                 <w:lang w:val="en-US"/>
               </w:rPr>
+              <w:t xml:space="preserve"> file</w:t>
+            </w:r>
+            <w:r>
+              <w:rPr>
+                <w:lang w:val="en-US"/>
+              </w:rPr>
               <w:t>,</w:t>
             </w:r>
             <w:r>
@@ -3848,6 +4004,12 @@
                 <w:lang w:val="en-US"/>
               </w:rPr>
               <w:t>)</w:t>
+            </w:r>
+            <w:r>
+              <w:rPr>
+                <w:lang w:val="en-US"/>
+              </w:rPr>
+              <w:t xml:space="preserve"> *add images</w:t>
             </w:r>
           </w:p>
           <w:p>
@@ -4193,7 +4355,19 @@
               <w:rPr>
                 <w:lang w:val="en-US"/>
               </w:rPr>
-              <w:t xml:space="preserve">want to order </w:t>
+              <w:t>want to order</w:t>
+            </w:r>
+            <w:r>
+              <w:rPr>
+                <w:lang w:val="en-US"/>
+              </w:rPr>
+              <w:t xml:space="preserve"> some</w:t>
+            </w:r>
+            <w:r>
+              <w:rPr>
+                <w:lang w:val="en-US"/>
+              </w:rPr>
+              <w:t xml:space="preserve"> </w:t>
             </w:r>
             <w:proofErr w:type="spellStart"/>
             <w:r>
@@ -4214,6 +4388,32 @@
                 <w:lang w:val="en-US"/>
               </w:rPr>
               <w:t>.</w:t>
+            </w:r>
+          </w:p>
+          <w:p>
+            <w:pPr>
+              <w:rPr>
+                <w:lang w:val="en-US"/>
+              </w:rPr>
+            </w:pPr>
+            <w:r>
+              <w:rPr>
+                <w:lang w:val="en-US"/>
+              </w:rPr>
+              <w:t xml:space="preserve">[p] </w:t>
+            </w:r>
+          </w:p>
+          <w:p>
+            <w:pPr>
+              <w:rPr>
+                <w:lang w:val="en-US"/>
+              </w:rPr>
+            </w:pPr>
+            <w:r>
+              <w:rPr>
+                <w:lang w:val="en-US"/>
+              </w:rPr>
+              <w:t>[p]PO is attached in this email.</w:t>
             </w:r>
           </w:p>
           <w:p>

--- a/level design.docx
+++ b/level design.docx
@@ -388,8 +388,8 @@
         <w:tblLook w:val="04A0" w:firstRow="1" w:lastRow="0" w:firstColumn="1" w:lastColumn="0" w:noHBand="0" w:noVBand="1"/>
       </w:tblPr>
       <w:tblGrid>
-        <w:gridCol w:w="3955"/>
-        <w:gridCol w:w="5061"/>
+        <w:gridCol w:w="3115"/>
+        <w:gridCol w:w="5901"/>
       </w:tblGrid>
       <w:tr>
         <w:trPr>
@@ -602,7 +602,20 @@
                   <w:rStyle w:val="Hyperlink"/>
                   <w:lang w:val="en-US"/>
                 </w:rPr>
-                <w:t>dallas@abc.com.my</w:t>
+                <w:t>m</w:t>
+              </w:r>
+              <w:r>
+                <w:rPr>
+                  <w:rStyle w:val="Hyperlink"/>
+                </w:rPr>
+                <w:t>ike</w:t>
+              </w:r>
+              <w:r>
+                <w:rPr>
+                  <w:rStyle w:val="Hyperlink"/>
+                  <w:lang w:val="en-US"/>
+                </w:rPr>
+                <w:t>@abc.com.my</w:t>
               </w:r>
             </w:hyperlink>
             <w:r>
@@ -675,7 +688,19 @@
               <w:rPr>
                 <w:lang w:val="en-US"/>
               </w:rPr>
-              <w:t xml:space="preserve"> ABC Stationery, {</w:t>
+              <w:t xml:space="preserve"> ABC Stationer</w:t>
+            </w:r>
+            <w:r>
+              <w:rPr>
+                <w:lang w:val="en-US"/>
+              </w:rPr>
+              <w:t>ies</w:t>
+            </w:r>
+            <w:r>
+              <w:rPr>
+                <w:lang w:val="en-US"/>
+              </w:rPr>
+              <w:t>, {</w:t>
             </w:r>
             <w:proofErr w:type="spellStart"/>
             <w:r>
@@ -727,7 +752,31 @@
               <w:rPr>
                 <w:lang w:val="en-US"/>
               </w:rPr>
-              <w:t>I am your assigned buddy to guide you through the basic tasks you will be doing!</w:t>
+              <w:t>I</w:t>
+            </w:r>
+            <w:r>
+              <w:rPr>
+                <w:lang w:val="en-US"/>
+              </w:rPr>
+              <w:t>’m</w:t>
+            </w:r>
+            <w:r>
+              <w:rPr>
+                <w:lang w:val="en-US"/>
+              </w:rPr>
+              <w:t xml:space="preserve"> Blake,</w:t>
+            </w:r>
+            <w:r>
+              <w:rPr>
+                <w:lang w:val="en-US"/>
+              </w:rPr>
+              <w:t xml:space="preserve"> your assigned buddy to guide you through the basic</w:t>
+            </w:r>
+            <w:r>
+              <w:rPr>
+                <w:lang w:val="en-US"/>
+              </w:rPr>
+              <w:t>s!</w:t>
             </w:r>
           </w:p>
           <w:p>
@@ -777,7 +826,19 @@
               <w:rPr>
                 <w:lang w:val="en-US"/>
               </w:rPr>
-              <w:t xml:space="preserve">, make sure it is safe before sending it to </w:t>
+              <w:t>, make sure it is safe before</w:t>
+            </w:r>
+            <w:r>
+              <w:rPr>
+                <w:lang w:val="en-US"/>
+              </w:rPr>
+              <w:t xml:space="preserve"> downloading and</w:t>
+            </w:r>
+            <w:r>
+              <w:rPr>
+                <w:lang w:val="en-US"/>
+              </w:rPr>
+              <w:t xml:space="preserve"> sending it to </w:t>
             </w:r>
             <w:r>
               <w:rPr>
@@ -882,6 +943,92 @@
               <w:rPr>
                 <w:lang w:val="en-US"/>
               </w:rPr>
+              <w:t>[p]</w:t>
+            </w:r>
+            <w:r>
+              <w:rPr>
+                <w:lang w:val="en-US"/>
+              </w:rPr>
+              <w:t xml:space="preserve"> </w:t>
+            </w:r>
+          </w:p>
+          <w:p>
+            <w:pPr>
+              <w:rPr>
+                <w:lang w:val="en-US"/>
+              </w:rPr>
+            </w:pPr>
+            <w:r>
+              <w:rPr>
+                <w:lang w:val="en-US"/>
+              </w:rPr>
+              <w:t>[p]</w:t>
+            </w:r>
+            <w:r>
+              <w:rPr>
+                <w:lang w:val="en-US"/>
+              </w:rPr>
+              <w:t>[center]</w:t>
+            </w:r>
+            <w:r>
+              <w:rPr>
+                <w:lang w:val="en-US"/>
+              </w:rPr>
+              <w:t>[</w:t>
+            </w:r>
+            <w:proofErr w:type="spellStart"/>
+            <w:r>
+              <w:rPr>
+                <w:lang w:val="en-US"/>
+              </w:rPr>
+              <w:t>img</w:t>
+            </w:r>
+            <w:proofErr w:type="spellEnd"/>
+            <w:r>
+              <w:rPr>
+                <w:lang w:val="en-US"/>
+              </w:rPr>
+              <w:t>]assets/tutorial/report_email.png[/</w:t>
+            </w:r>
+            <w:proofErr w:type="spellStart"/>
+            <w:proofErr w:type="gramStart"/>
+            <w:r>
+              <w:rPr>
+                <w:lang w:val="en-US"/>
+              </w:rPr>
+              <w:t>img</w:t>
+            </w:r>
+            <w:proofErr w:type="spellEnd"/>
+            <w:r>
+              <w:rPr>
+                <w:lang w:val="en-US"/>
+              </w:rPr>
+              <w:t>]</w:t>
+            </w:r>
+            <w:r>
+              <w:rPr>
+                <w:lang w:val="en-US"/>
+              </w:rPr>
+              <w:t>[</w:t>
+            </w:r>
+            <w:proofErr w:type="gramEnd"/>
+            <w:r>
+              <w:rPr>
+                <w:lang w:val="en-US"/>
+              </w:rPr>
+              <w:t>/center]</w:t>
+            </w:r>
+          </w:p>
+          <w:p>
+            <w:pPr>
+              <w:rPr>
+                <w:lang w:val="en-US"/>
+              </w:rPr>
+            </w:pPr>
+            <w:r>
+              <w:rPr>
+                <w:lang w:val="en-US"/>
+              </w:rPr>
               <w:t xml:space="preserve">[p] </w:t>
             </w:r>
           </w:p>
@@ -895,7 +1042,31 @@
               <w:rPr>
                 <w:lang w:val="en-US"/>
               </w:rPr>
-              <w:t>[p]Also beware to not report legitimate emails; this could disrupt our operations and negatively impact client</w:t>
+              <w:t xml:space="preserve">[p]Also </w:t>
+            </w:r>
+            <w:r>
+              <w:rPr>
+                <w:lang w:val="en-US"/>
+              </w:rPr>
+              <w:t>please do</w:t>
+            </w:r>
+            <w:r>
+              <w:rPr>
+                <w:lang w:val="en-US"/>
+              </w:rPr>
+              <w:t xml:space="preserve"> not report legitimate emails; this could disrupt our operations and negatively impact</w:t>
+            </w:r>
+            <w:r>
+              <w:rPr>
+                <w:lang w:val="en-US"/>
+              </w:rPr>
+              <w:t xml:space="preserve"> our</w:t>
+            </w:r>
+            <w:r>
+              <w:rPr>
+                <w:lang w:val="en-US"/>
+              </w:rPr>
+              <w:t xml:space="preserve"> client</w:t>
             </w:r>
             <w:r>
               <w:rPr>
@@ -931,6 +1102,8 @@
           <w:p>
             <w:pPr>
               <w:rPr>
+                <w:b/>
+                <w:bCs/>
                 <w:lang w:val="en-US"/>
               </w:rPr>
             </w:pPr>
@@ -953,7 +1126,7 @@
               <w:rPr>
                 <w:lang w:val="en-US"/>
               </w:rPr>
-              <w:t>: Message</w:t>
+              <w:t>: Outbound</w:t>
             </w:r>
           </w:p>
           <w:p>
@@ -974,7 +1147,13 @@
               <w:rPr>
                 <w:lang w:val="en-US"/>
               </w:rPr>
-              <w:t>: Blake</w:t>
+              <w:t xml:space="preserve">: </w:t>
+            </w:r>
+            <w:r>
+              <w:rPr>
+                <w:lang w:val="en-US"/>
+              </w:rPr>
+              <w:t>Nazrin</w:t>
             </w:r>
           </w:p>
           <w:p>
@@ -1003,7 +1182,20 @@
                   <w:rStyle w:val="Hyperlink"/>
                   <w:lang w:val="en-US"/>
                 </w:rPr>
-                <w:t>blake@abc.com.my</w:t>
+                <w:t>n</w:t>
+              </w:r>
+              <w:r>
+                <w:rPr>
+                  <w:rStyle w:val="Hyperlink"/>
+                </w:rPr>
+                <w:t>azrin.finance</w:t>
+              </w:r>
+              <w:r>
+                <w:rPr>
+                  <w:rStyle w:val="Hyperlink"/>
+                  <w:lang w:val="en-US"/>
+                </w:rPr>
+                <w:t>@abc.com.my</w:t>
               </w:r>
             </w:hyperlink>
           </w:p>
@@ -1054,6 +1246,7 @@
                 <w:bCs/>
                 <w:lang w:val="en-US"/>
               </w:rPr>
+              <w:lastRenderedPageBreak/>
               <w:t>CC Address</w:t>
             </w:r>
             <w:r>
@@ -1081,18 +1274,20 @@
               <w:rPr>
                 <w:lang w:val="en-US"/>
               </w:rPr>
-              <w:t>: Onboarding Guide</w:t>
-            </w:r>
-            <w:r>
-              <w:rPr>
-                <w:lang w:val="en-US"/>
-              </w:rPr>
-              <w:t xml:space="preserve"> 2</w:t>
-            </w:r>
-          </w:p>
-          <w:p>
-            <w:pPr>
-              <w:rPr>
+              <w:t xml:space="preserve">: </w:t>
+            </w:r>
+            <w:r>
+              <w:rPr>
+                <w:lang w:val="en-US"/>
+              </w:rPr>
+              <w:t>Submit Today's Purchase Order</w:t>
+            </w:r>
+          </w:p>
+          <w:p>
+            <w:pPr>
+              <w:rPr>
+                <w:b/>
+                <w:bCs/>
                 <w:lang w:val="en-US"/>
               </w:rPr>
             </w:pPr>
@@ -1120,7 +1315,192 @@
               <w:rPr>
                 <w:lang w:val="en-US"/>
               </w:rPr>
-              <w:t xml:space="preserve">Here is a list of emails our </w:t>
+              <w:t>Hello and welcome to ABC Stationer</w:t>
+            </w:r>
+            <w:r>
+              <w:rPr>
+                <w:lang w:val="en-US"/>
+              </w:rPr>
+              <w:t>ies</w:t>
+            </w:r>
+            <w:r>
+              <w:rPr>
+                <w:lang w:val="en-US"/>
+              </w:rPr>
+              <w:t>, {</w:t>
+            </w:r>
+            <w:proofErr w:type="spellStart"/>
+            <w:r>
+              <w:rPr>
+                <w:lang w:val="en-US"/>
+              </w:rPr>
+              <w:t>player_name</w:t>
+            </w:r>
+            <w:proofErr w:type="spellEnd"/>
+            <w:r>
+              <w:rPr>
+                <w:lang w:val="en-US"/>
+              </w:rPr>
+              <w:t>}!</w:t>
+            </w:r>
+          </w:p>
+          <w:p>
+            <w:pPr>
+              <w:rPr>
+                <w:lang w:val="en-US"/>
+              </w:rPr>
+            </w:pPr>
+            <w:r>
+              <w:rPr>
+                <w:lang w:val="en-US"/>
+              </w:rPr>
+              <w:t xml:space="preserve">[p] </w:t>
+            </w:r>
+          </w:p>
+          <w:p>
+            <w:pPr>
+              <w:rPr>
+                <w:lang w:val="en-US"/>
+              </w:rPr>
+            </w:pPr>
+            <w:r>
+              <w:rPr>
+                <w:lang w:val="en-US"/>
+              </w:rPr>
+              <w:t>[p]</w:t>
+            </w:r>
+            <w:r>
+              <w:rPr>
+                <w:lang w:val="en-US"/>
+              </w:rPr>
+              <w:t>I am</w:t>
+            </w:r>
+            <w:r>
+              <w:rPr>
+                <w:lang w:val="en-US"/>
+              </w:rPr>
+              <w:t xml:space="preserve"> Nazrin from Finance Department, and my email address is where you submit Purchase Orders you have received today from our clients.</w:t>
+            </w:r>
+          </w:p>
+          <w:p>
+            <w:pPr>
+              <w:rPr>
+                <w:lang w:val="en-US"/>
+              </w:rPr>
+            </w:pPr>
+            <w:r>
+              <w:rPr>
+                <w:lang w:val="en-US"/>
+              </w:rPr>
+              <w:lastRenderedPageBreak/>
+              <w:t xml:space="preserve">[p] </w:t>
+            </w:r>
+          </w:p>
+          <w:p>
+            <w:pPr>
+              <w:rPr>
+                <w:lang w:val="en-US"/>
+              </w:rPr>
+            </w:pPr>
+            <w:r>
+              <w:rPr>
+                <w:lang w:val="en-US"/>
+              </w:rPr>
+              <w:t>[p]</w:t>
+            </w:r>
+            <w:proofErr w:type="gramStart"/>
+            <w:r>
+              <w:rPr>
+                <w:lang w:val="en-US"/>
+              </w:rPr>
+              <w:t>To</w:t>
+            </w:r>
+            <w:proofErr w:type="gramEnd"/>
+            <w:r>
+              <w:rPr>
+                <w:lang w:val="en-US"/>
+              </w:rPr>
+              <w:t xml:space="preserve"> make things easier for you, I'll send you a request email like this every day and you can just drop the files in and click send!</w:t>
+            </w:r>
+          </w:p>
+          <w:p>
+            <w:pPr>
+              <w:rPr>
+                <w:lang w:val="en-US"/>
+              </w:rPr>
+            </w:pPr>
+            <w:r>
+              <w:rPr>
+                <w:lang w:val="en-US"/>
+              </w:rPr>
+              <w:t xml:space="preserve">[p] </w:t>
+            </w:r>
+          </w:p>
+          <w:p>
+            <w:pPr>
+              <w:rPr>
+                <w:lang w:val="en-US"/>
+              </w:rPr>
+            </w:pPr>
+            <w:r>
+              <w:rPr>
+                <w:lang w:val="en-US"/>
+              </w:rPr>
+              <w:t>[p][</w:t>
+            </w:r>
+            <w:proofErr w:type="gramStart"/>
+            <w:r>
+              <w:rPr>
+                <w:lang w:val="en-US"/>
+              </w:rPr>
+              <w:t>b]Make</w:t>
+            </w:r>
+            <w:proofErr w:type="gramEnd"/>
+            <w:r>
+              <w:rPr>
+                <w:lang w:val="en-US"/>
+              </w:rPr>
+              <w:t xml:space="preserve"> sure that you have collected all the Purchase Orders sent to you today before submitting. A missed order is a missed </w:t>
+            </w:r>
+            <w:proofErr w:type="gramStart"/>
+            <w:r>
+              <w:rPr>
+                <w:lang w:val="en-US"/>
+              </w:rPr>
+              <w:t>opportunity![</w:t>
+            </w:r>
+            <w:proofErr w:type="gramEnd"/>
+            <w:r>
+              <w:rPr>
+                <w:lang w:val="en-US"/>
+              </w:rPr>
+              <w:t>/b]</w:t>
+            </w:r>
+          </w:p>
+          <w:p>
+            <w:pPr>
+              <w:rPr>
+                <w:lang w:val="en-US"/>
+              </w:rPr>
+            </w:pPr>
+            <w:r>
+              <w:rPr>
+                <w:lang w:val="en-US"/>
+              </w:rPr>
+              <w:t xml:space="preserve">[p] </w:t>
+            </w:r>
+          </w:p>
+          <w:p>
+            <w:pPr>
+              <w:rPr>
+                <w:lang w:val="en-US"/>
+              </w:rPr>
+            </w:pPr>
+            <w:r>
+              <w:rPr>
+                <w:lang w:val="en-US"/>
+              </w:rPr>
+              <w:t>[p]*</w:t>
             </w:r>
             <w:r>
               <w:rPr>
@@ -1132,7 +1512,7 @@
               <w:rPr>
                 <w:lang w:val="en-US"/>
               </w:rPr>
-              <w:t>company employees</w:t>
+              <w:t>Tip</w:t>
             </w:r>
             <w:r>
               <w:rPr>
@@ -1144,7 +1524,7 @@
               <w:rPr>
                 <w:lang w:val="en-US"/>
               </w:rPr>
-              <w:t>, if you receive an email claiming to be a coworker but their email address doesn’t match this list, chances are they are an impersonator and need to be reported.</w:t>
+              <w:t>: Open your File Explorer, drag the file over and drop it in this email. Once you've made sure all files are attached. Click send!</w:t>
             </w:r>
           </w:p>
           <w:p>
@@ -1172,32 +1552,133 @@
               </w:rPr>
               <w:t>[p]</w:t>
             </w:r>
+            <w:r>
+              <w:rPr>
+                <w:lang w:val="en-US"/>
+              </w:rPr>
+              <w:t>*</w:t>
+            </w:r>
+            <w:r>
+              <w:rPr>
+                <w:lang w:val="en-US"/>
+              </w:rPr>
+              <w:t>*[b]</w:t>
+            </w:r>
+            <w:r>
+              <w:rPr>
+                <w:lang w:val="en-US"/>
+              </w:rPr>
+              <w:t>Tip</w:t>
+            </w:r>
+            <w:r>
+              <w:rPr>
+                <w:lang w:val="en-US"/>
+              </w:rPr>
+              <w:t xml:space="preserve">[/b]: </w:t>
+            </w:r>
+            <w:r>
+              <w:rPr>
+                <w:lang w:val="en-US"/>
+              </w:rPr>
+              <w:t>Expected file extensions: .pdf, .docx, .xlsx</w:t>
+            </w:r>
+          </w:p>
+          <w:p>
+            <w:pPr>
+              <w:rPr>
+                <w:lang w:val="en-US"/>
+              </w:rPr>
+            </w:pPr>
+          </w:p>
+        </w:tc>
+      </w:tr>
+      <w:tr>
+        <w:trPr>
+          <w:trHeight w:val="360"/>
+        </w:trPr>
+        <w:tc>
+          <w:tcPr>
+            <w:tcW w:w="3955" w:type="dxa"/>
+            <w:vAlign w:val="center"/>
+          </w:tcPr>
+          <w:p>
+            <w:pPr>
+              <w:rPr>
+                <w:b/>
+                <w:bCs/>
+                <w:lang w:val="en-US"/>
+              </w:rPr>
+            </w:pPr>
+          </w:p>
+          <w:p>
+            <w:pPr>
+              <w:rPr>
+                <w:lang w:val="en-US"/>
+              </w:rPr>
+            </w:pPr>
+            <w:r>
+              <w:rPr>
+                <w:b/>
+                <w:bCs/>
+                <w:lang w:val="en-US"/>
+              </w:rPr>
+              <w:t>Type</w:t>
+            </w:r>
+            <w:r>
+              <w:rPr>
+                <w:lang w:val="en-US"/>
+              </w:rPr>
+              <w:t>: Message</w:t>
+            </w:r>
+          </w:p>
+          <w:p>
+            <w:pPr>
+              <w:rPr>
+                <w:lang w:val="en-US"/>
+              </w:rPr>
+            </w:pPr>
+            <w:r>
+              <w:rPr>
+                <w:b/>
+                <w:bCs/>
+                <w:lang w:val="en-US"/>
+              </w:rPr>
+              <w:t>Sender Name</w:t>
+            </w:r>
+            <w:r>
+              <w:rPr>
+                <w:lang w:val="en-US"/>
+              </w:rPr>
+              <w:t xml:space="preserve">: </w:t>
+            </w:r>
+            <w:r>
+              <w:rPr>
+                <w:lang w:val="en-US"/>
+              </w:rPr>
+              <w:t>Kai Jie</w:t>
+            </w:r>
+          </w:p>
+          <w:p>
+            <w:pPr>
+              <w:rPr>
+                <w:lang w:val="en-US"/>
+              </w:rPr>
+            </w:pPr>
+            <w:r>
+              <w:rPr>
+                <w:b/>
+                <w:bCs/>
+                <w:lang w:val="en-US"/>
+              </w:rPr>
+              <w:t>Sender Address</w:t>
+            </w:r>
+            <w:r>
+              <w:rPr>
+                <w:lang w:val="en-US"/>
+              </w:rPr>
+              <w:t xml:space="preserve">: </w:t>
+            </w:r>
             <w:hyperlink r:id="rId7" w:history="1">
-              <w:r>
-                <w:rPr>
-                  <w:rStyle w:val="Hyperlink"/>
-                  <w:lang w:val="en-US"/>
-                </w:rPr>
-                <w:t>nazrin.finance@abc.com.my</w:t>
-              </w:r>
-            </w:hyperlink>
-            <w:r>
-              <w:t xml:space="preserve"> (Finance Dept.)</w:t>
-            </w:r>
-          </w:p>
-          <w:p>
-            <w:pPr>
-              <w:rPr>
-                <w:lang w:val="en-US"/>
-              </w:rPr>
-            </w:pPr>
-            <w:r>
-              <w:rPr>
-                <w:lang w:val="en-US"/>
-              </w:rPr>
-              <w:t>[p]</w:t>
-            </w:r>
-            <w:hyperlink r:id="rId8" w:history="1">
               <w:r>
                 <w:rPr>
                   <w:rStyle w:val="Hyperlink"/>
@@ -1219,44 +1700,213 @@
                 <w:t>@abc.com.my</w:t>
               </w:r>
             </w:hyperlink>
-            <w:r>
-              <w:t xml:space="preserve"> (IT Dept.)</w:t>
-            </w:r>
-          </w:p>
-          <w:p>
-            <w:pPr>
-              <w:rPr>
-                <w:lang w:val="en-US"/>
-              </w:rPr>
-            </w:pPr>
-            <w:r>
-              <w:rPr>
-                <w:lang w:val="en-US"/>
-              </w:rPr>
-              <w:lastRenderedPageBreak/>
+          </w:p>
+          <w:p>
+            <w:pPr>
+              <w:rPr>
+                <w:lang w:val="en-US"/>
+              </w:rPr>
+            </w:pPr>
+            <w:r>
+              <w:rPr>
+                <w:b/>
+                <w:bCs/>
+                <w:lang w:val="en-US"/>
+              </w:rPr>
+              <w:t>To Address</w:t>
+            </w:r>
+            <w:r>
+              <w:rPr>
+                <w:lang w:val="en-US"/>
+              </w:rPr>
+              <w:t>: {</w:t>
+            </w:r>
+            <w:proofErr w:type="spellStart"/>
+            <w:r>
+              <w:rPr>
+                <w:lang w:val="en-US"/>
+              </w:rPr>
+              <w:t>player_email</w:t>
+            </w:r>
+            <w:proofErr w:type="spellEnd"/>
+            <w:r>
+              <w:rPr>
+                <w:lang w:val="en-US"/>
+              </w:rPr>
+              <w:t>}</w:t>
+            </w:r>
+          </w:p>
+          <w:p>
+            <w:pPr>
+              <w:rPr>
+                <w:lang w:val="en-US"/>
+              </w:rPr>
+            </w:pPr>
+            <w:r>
+              <w:rPr>
+                <w:b/>
+                <w:bCs/>
+                <w:lang w:val="en-US"/>
+              </w:rPr>
+              <w:t>CC Address</w:t>
+            </w:r>
+            <w:r>
+              <w:rPr>
+                <w:lang w:val="en-US"/>
+              </w:rPr>
+              <w:t xml:space="preserve">: </w:t>
+            </w:r>
+          </w:p>
+          <w:p>
+            <w:pPr>
+              <w:rPr>
+                <w:lang w:val="en-US"/>
+              </w:rPr>
+            </w:pPr>
+            <w:r>
+              <w:rPr>
+                <w:b/>
+                <w:bCs/>
+                <w:lang w:val="en-US"/>
+              </w:rPr>
+              <w:t>Subject</w:t>
+            </w:r>
+            <w:r>
+              <w:rPr>
+                <w:lang w:val="en-US"/>
+              </w:rPr>
+              <w:t xml:space="preserve">: </w:t>
+            </w:r>
+            <w:r>
+              <w:rPr>
+                <w:lang w:val="en-US"/>
+              </w:rPr>
+              <w:t>Antivirus Introduction</w:t>
+            </w:r>
+          </w:p>
+          <w:p>
+            <w:pPr>
+              <w:rPr>
+                <w:b/>
+                <w:bCs/>
+                <w:lang w:val="en-US"/>
+              </w:rPr>
+            </w:pPr>
+          </w:p>
+        </w:tc>
+        <w:tc>
+          <w:tcPr>
+            <w:tcW w:w="5061" w:type="dxa"/>
+            <w:vAlign w:val="center"/>
+          </w:tcPr>
+          <w:p>
+            <w:pPr>
+              <w:rPr>
+                <w:lang w:val="en-US"/>
+              </w:rPr>
+            </w:pPr>
+          </w:p>
+          <w:p>
+            <w:pPr>
+              <w:rPr>
+                <w:lang w:val="en-US"/>
+              </w:rPr>
+            </w:pPr>
+            <w:r>
+              <w:rPr>
+                <w:lang w:val="en-US"/>
+              </w:rPr>
+              <w:t>N</w:t>
+            </w:r>
+            <w:r>
+              <w:t>ice to meet you</w:t>
+            </w:r>
+            <w:r>
+              <w:rPr>
+                <w:lang w:val="en-US"/>
+              </w:rPr>
+              <w:t>, {</w:t>
+            </w:r>
+            <w:proofErr w:type="spellStart"/>
+            <w:r>
+              <w:rPr>
+                <w:lang w:val="en-US"/>
+              </w:rPr>
+              <w:t>player_name</w:t>
+            </w:r>
+            <w:proofErr w:type="spellEnd"/>
+            <w:r>
+              <w:rPr>
+                <w:lang w:val="en-US"/>
+              </w:rPr>
+              <w:t>}!</w:t>
+            </w:r>
+          </w:p>
+          <w:p>
+            <w:pPr>
+              <w:rPr>
+                <w:lang w:val="en-US"/>
+              </w:rPr>
+            </w:pPr>
+            <w:r>
+              <w:rPr>
+                <w:lang w:val="en-US"/>
+              </w:rPr>
+              <w:t xml:space="preserve">[p] </w:t>
+            </w:r>
+          </w:p>
+          <w:p>
+            <w:pPr>
+              <w:rPr>
+                <w:lang w:val="en-US"/>
+              </w:rPr>
+            </w:pPr>
+            <w:r>
+              <w:rPr>
+                <w:lang w:val="en-US"/>
+              </w:rPr>
+              <w:t xml:space="preserve">[p]I am </w:t>
+            </w:r>
+            <w:r>
+              <w:rPr>
+                <w:lang w:val="en-US"/>
+              </w:rPr>
+              <w:t>K</w:t>
+            </w:r>
+            <w:r>
+              <w:t>ai Jie</w:t>
+            </w:r>
+            <w:r>
+              <w:rPr>
+                <w:lang w:val="en-US"/>
+              </w:rPr>
+              <w:t xml:space="preserve"> from IT Department. </w:t>
+            </w:r>
+            <w:r>
+              <w:rPr>
+                <w:lang w:val="en-US"/>
+              </w:rPr>
+              <w:t>Our company has antivirus subscriptions for company devices to help scan and find any suspicious files it comes across.</w:t>
+            </w:r>
+          </w:p>
+          <w:p>
+            <w:pPr>
+              <w:rPr>
+                <w:lang w:val="en-US"/>
+              </w:rPr>
+            </w:pPr>
+            <w:r>
+              <w:rPr>
+                <w:lang w:val="en-US"/>
+              </w:rPr>
               <w:t>[p]</w:t>
             </w:r>
-            <w:hyperlink r:id="rId9" w:history="1">
-              <w:r>
-                <w:rPr>
-                  <w:rStyle w:val="Hyperlink"/>
-                  <w:lang w:val="en-US"/>
-                </w:rPr>
-                <w:t>dallas@abc.com.my</w:t>
-              </w:r>
-            </w:hyperlink>
             <w:r>
               <w:rPr>
                 <w:lang w:val="en-US"/>
               </w:rPr>
               <w:t xml:space="preserve"> </w:t>
             </w:r>
-            <w:r>
-              <w:rPr>
-                <w:lang w:val="en-US"/>
-              </w:rPr>
-              <w:t>(Sales Rep.)</w:t>
-            </w:r>
           </w:p>
           <w:p>
             <w:pPr>
@@ -1274,20 +1924,37 @@
               <w:rPr>
                 <w:lang w:val="en-US"/>
               </w:rPr>
-              <w:t xml:space="preserve"> </w:t>
-            </w:r>
-          </w:p>
-          <w:p>
-            <w:pPr>
-              <w:rPr>
-                <w:lang w:val="en-US"/>
-              </w:rPr>
-            </w:pPr>
-            <w:r>
-              <w:rPr>
-                <w:lang w:val="en-US"/>
-              </w:rPr>
-              <w:t>[p] Have fun!</w:t>
+              <w:t>*</w:t>
+            </w:r>
+            <w:r>
+              <w:rPr>
+                <w:lang w:val="en-US"/>
+              </w:rPr>
+              <w:t>[b]</w:t>
+            </w:r>
+            <w:r>
+              <w:rPr>
+                <w:lang w:val="en-US"/>
+              </w:rPr>
+              <w:t>Tip</w:t>
+            </w:r>
+            <w:r>
+              <w:rPr>
+                <w:lang w:val="en-US"/>
+              </w:rPr>
+              <w:t>[/b]</w:t>
+            </w:r>
+            <w:r>
+              <w:rPr>
+                <w:lang w:val="en-US"/>
+              </w:rPr>
+              <w:t xml:space="preserve">: </w:t>
+            </w:r>
+            <w:r>
+              <w:rPr>
+                <w:lang w:val="en-US"/>
+              </w:rPr>
+              <w:t>Find the file with the name pointed out by the antivirus and delete it.</w:t>
             </w:r>
           </w:p>
           <w:p>
@@ -1335,6 +2002,345 @@
               <w:rPr>
                 <w:lang w:val="en-US"/>
               </w:rPr>
+              <w:t>: Message</w:t>
+            </w:r>
+          </w:p>
+          <w:p>
+            <w:pPr>
+              <w:rPr>
+                <w:lang w:val="en-US"/>
+              </w:rPr>
+            </w:pPr>
+            <w:r>
+              <w:rPr>
+                <w:b/>
+                <w:bCs/>
+                <w:lang w:val="en-US"/>
+              </w:rPr>
+              <w:t>Sender Name</w:t>
+            </w:r>
+            <w:r>
+              <w:rPr>
+                <w:lang w:val="en-US"/>
+              </w:rPr>
+              <w:t xml:space="preserve">: </w:t>
+            </w:r>
+            <w:r>
+              <w:rPr>
+                <w:lang w:val="en-US"/>
+              </w:rPr>
+              <w:t>Orbit Antivirus</w:t>
+            </w:r>
+          </w:p>
+          <w:p>
+            <w:pPr>
+              <w:rPr>
+                <w:lang w:val="en-US"/>
+              </w:rPr>
+            </w:pPr>
+            <w:r>
+              <w:rPr>
+                <w:b/>
+                <w:bCs/>
+                <w:lang w:val="en-US"/>
+              </w:rPr>
+              <w:t>Sender Address</w:t>
+            </w:r>
+            <w:r>
+              <w:rPr>
+                <w:lang w:val="en-US"/>
+              </w:rPr>
+              <w:t xml:space="preserve">: </w:t>
+            </w:r>
+            <w:hyperlink r:id="rId8" w:history="1">
+              <w:r>
+                <w:rPr>
+                  <w:rStyle w:val="Hyperlink"/>
+                  <w:lang w:val="en-US"/>
+                </w:rPr>
+                <w:t>donotreply@orbit.com</w:t>
+              </w:r>
+            </w:hyperlink>
+            <w:r>
+              <w:rPr>
+                <w:lang w:val="en-US"/>
+              </w:rPr>
+              <w:t xml:space="preserve"> </w:t>
+            </w:r>
+          </w:p>
+          <w:p>
+            <w:pPr>
+              <w:rPr>
+                <w:lang w:val="en-US"/>
+              </w:rPr>
+            </w:pPr>
+            <w:r>
+              <w:rPr>
+                <w:b/>
+                <w:bCs/>
+                <w:lang w:val="en-US"/>
+              </w:rPr>
+              <w:t>To Address</w:t>
+            </w:r>
+            <w:r>
+              <w:rPr>
+                <w:lang w:val="en-US"/>
+              </w:rPr>
+              <w:t>: {</w:t>
+            </w:r>
+            <w:proofErr w:type="spellStart"/>
+            <w:r>
+              <w:rPr>
+                <w:lang w:val="en-US"/>
+              </w:rPr>
+              <w:t>player_email</w:t>
+            </w:r>
+            <w:proofErr w:type="spellEnd"/>
+            <w:r>
+              <w:rPr>
+                <w:lang w:val="en-US"/>
+              </w:rPr>
+              <w:t>}</w:t>
+            </w:r>
+          </w:p>
+          <w:p>
+            <w:pPr>
+              <w:rPr>
+                <w:lang w:val="en-US"/>
+              </w:rPr>
+            </w:pPr>
+            <w:r>
+              <w:rPr>
+                <w:b/>
+                <w:bCs/>
+                <w:lang w:val="en-US"/>
+              </w:rPr>
+              <w:t>CC Address</w:t>
+            </w:r>
+            <w:r>
+              <w:rPr>
+                <w:lang w:val="en-US"/>
+              </w:rPr>
+              <w:t xml:space="preserve">: </w:t>
+            </w:r>
+          </w:p>
+          <w:p>
+            <w:pPr>
+              <w:rPr>
+                <w:lang w:val="en-US"/>
+              </w:rPr>
+            </w:pPr>
+            <w:r>
+              <w:rPr>
+                <w:b/>
+                <w:bCs/>
+                <w:lang w:val="en-US"/>
+              </w:rPr>
+              <w:t>Subject</w:t>
+            </w:r>
+            <w:r>
+              <w:rPr>
+                <w:lang w:val="en-US"/>
+              </w:rPr>
+              <w:t xml:space="preserve">: </w:t>
+            </w:r>
+            <w:r>
+              <w:rPr>
+                <w:lang w:val="en-US"/>
+              </w:rPr>
+              <w:t>Orbit Antivirus Activated</w:t>
+            </w:r>
+          </w:p>
+          <w:p>
+            <w:pPr>
+              <w:rPr>
+                <w:b/>
+                <w:bCs/>
+                <w:lang w:val="en-US"/>
+              </w:rPr>
+            </w:pPr>
+          </w:p>
+        </w:tc>
+        <w:tc>
+          <w:tcPr>
+            <w:tcW w:w="5061" w:type="dxa"/>
+            <w:vAlign w:val="center"/>
+          </w:tcPr>
+          <w:p>
+            <w:pPr>
+              <w:rPr>
+                <w:lang w:val="en-US"/>
+              </w:rPr>
+            </w:pPr>
+          </w:p>
+          <w:p>
+            <w:r>
+              <w:rPr>
+                <w:lang w:val="en-US"/>
+              </w:rPr>
+              <w:t>Orbit Antivirus Service is activated on your device: DESKTOP-</w:t>
+            </w:r>
+            <w:r>
+              <w:t>BCKPG7B21L</w:t>
+            </w:r>
+            <w:r>
+              <w:t>.</w:t>
+            </w:r>
+          </w:p>
+          <w:p>
+            <w:r>
+              <w:t xml:space="preserve">[p] </w:t>
+            </w:r>
+          </w:p>
+          <w:p>
+            <w:r>
+              <w:t xml:space="preserve">[p] </w:t>
+            </w:r>
+          </w:p>
+          <w:p>
+            <w:r>
+              <w:t xml:space="preserve">[p] </w:t>
+            </w:r>
+          </w:p>
+          <w:p>
+            <w:r>
+              <w:t>[p]</w:t>
+            </w:r>
+            <w:r>
+              <w:t>[</w:t>
+            </w:r>
+            <w:proofErr w:type="spellStart"/>
+            <w:r>
+              <w:t>center</w:t>
+            </w:r>
+            <w:proofErr w:type="spellEnd"/>
+            <w:r>
+              <w:t>]</w:t>
+            </w:r>
+            <w:r>
+              <w:t xml:space="preserve">Thank you for choosing Orbit </w:t>
+            </w:r>
+            <w:proofErr w:type="gramStart"/>
+            <w:r>
+              <w:t>Antivirus!</w:t>
+            </w:r>
+            <w:r>
+              <w:t>[</w:t>
+            </w:r>
+            <w:proofErr w:type="gramEnd"/>
+            <w:r>
+              <w:t>/</w:t>
+            </w:r>
+            <w:proofErr w:type="spellStart"/>
+            <w:r>
+              <w:t>center</w:t>
+            </w:r>
+            <w:proofErr w:type="spellEnd"/>
+            <w:r>
+              <w:t>]</w:t>
+            </w:r>
+          </w:p>
+          <w:p>
+            <w:r>
+              <w:t xml:space="preserve">[p] </w:t>
+            </w:r>
+          </w:p>
+          <w:p>
+            <w:r>
+              <w:t>[p]</w:t>
+            </w:r>
+            <w:r>
+              <w:t>[</w:t>
+            </w:r>
+            <w:proofErr w:type="spellStart"/>
+            <w:r>
+              <w:t>center</w:t>
+            </w:r>
+            <w:proofErr w:type="spellEnd"/>
+            <w:r>
+              <w:t>]</w:t>
+            </w:r>
+            <w:r>
+              <w:t>[</w:t>
+            </w:r>
+            <w:proofErr w:type="spellStart"/>
+            <w:r>
+              <w:t>img</w:t>
+            </w:r>
+            <w:proofErr w:type="spellEnd"/>
+            <w:r>
+              <w:t>]</w:t>
+            </w:r>
+            <w:r>
+              <w:t>assets/</w:t>
+            </w:r>
+            <w:r>
+              <w:t>orbit_logo.png[/</w:t>
+            </w:r>
+            <w:proofErr w:type="spellStart"/>
+            <w:proofErr w:type="gramStart"/>
+            <w:r>
+              <w:t>img</w:t>
+            </w:r>
+            <w:proofErr w:type="spellEnd"/>
+            <w:r>
+              <w:t>]</w:t>
+            </w:r>
+            <w:r>
+              <w:t>[</w:t>
+            </w:r>
+            <w:proofErr w:type="gramEnd"/>
+            <w:r>
+              <w:t>/</w:t>
+            </w:r>
+            <w:proofErr w:type="spellStart"/>
+            <w:r>
+              <w:t>center</w:t>
+            </w:r>
+            <w:proofErr w:type="spellEnd"/>
+            <w:r>
+              <w:t>]</w:t>
+            </w:r>
+          </w:p>
+          <w:p/>
+        </w:tc>
+      </w:tr>
+      <w:tr>
+        <w:trPr>
+          <w:trHeight w:val="360"/>
+        </w:trPr>
+        <w:tc>
+          <w:tcPr>
+            <w:tcW w:w="3955" w:type="dxa"/>
+            <w:vAlign w:val="center"/>
+          </w:tcPr>
+          <w:p>
+            <w:pPr>
+              <w:rPr>
+                <w:b/>
+                <w:bCs/>
+                <w:lang w:val="en-US"/>
+              </w:rPr>
+            </w:pPr>
+          </w:p>
+          <w:p>
+            <w:pPr>
+              <w:rPr>
+                <w:lang w:val="en-US"/>
+              </w:rPr>
+            </w:pPr>
+            <w:r>
+              <w:rPr>
+                <w:b/>
+                <w:bCs/>
+                <w:lang w:val="en-US"/>
+              </w:rPr>
+              <w:t>Type</w:t>
+            </w:r>
+            <w:r>
+              <w:rPr>
+                <w:lang w:val="en-US"/>
+              </w:rPr>
               <w:t>: Inbound</w:t>
             </w:r>
           </w:p>
@@ -1385,7 +2391,7 @@
               </w:rPr>
               <w:t xml:space="preserve">: </w:t>
             </w:r>
-            <w:hyperlink r:id="rId10" w:history="1">
+            <w:hyperlink r:id="rId9" w:history="1">
               <w:r>
                 <w:rPr>
                   <w:rStyle w:val="Hyperlink"/>
@@ -1595,66 +2601,48 @@
               <w:rPr>
                 <w:lang w:val="en-US"/>
               </w:rPr>
+              <w:t>[p]Ong Wei Zhe</w:t>
+            </w:r>
+          </w:p>
+          <w:p>
+            <w:pPr>
+              <w:rPr>
+                <w:lang w:val="en-US"/>
+              </w:rPr>
+            </w:pPr>
+            <w:r>
+              <w:rPr>
+                <w:lang w:val="en-US"/>
+              </w:rPr>
+              <w:t>[p]Store Owner</w:t>
+            </w:r>
+          </w:p>
+          <w:p>
+            <w:pPr>
+              <w:rPr>
+                <w:lang w:val="en-US"/>
+              </w:rPr>
+            </w:pPr>
+            <w:r>
+              <w:rPr>
+                <w:lang w:val="en-US"/>
+              </w:rPr>
+              <w:t>[p]Little Genius Stationery</w:t>
+            </w:r>
+          </w:p>
+          <w:p>
+            <w:pPr>
+              <w:rPr>
+                <w:rFonts w:ascii="MS Gothic" w:eastAsia="MS Gothic" w:hAnsi="MS Gothic" w:cs="MS Gothic"/>
+                <w:lang w:val="en-US"/>
+              </w:rPr>
+            </w:pPr>
+            <w:r>
+              <w:rPr>
+                <w:lang w:val="en-US"/>
+              </w:rPr>
               <w:t>[p]</w:t>
             </w:r>
-            <w:r>
-              <w:rPr>
-                <w:lang w:val="en-US"/>
-              </w:rPr>
-              <w:t>Ong Wei Zhe</w:t>
-            </w:r>
-          </w:p>
-          <w:p>
-            <w:pPr>
-              <w:rPr>
-                <w:lang w:val="en-US"/>
-              </w:rPr>
-            </w:pPr>
-            <w:r>
-              <w:rPr>
-                <w:lang w:val="en-US"/>
-              </w:rPr>
-              <w:t>[p]</w:t>
-            </w:r>
-            <w:r>
-              <w:rPr>
-                <w:lang w:val="en-US"/>
-              </w:rPr>
-              <w:t>Store Owner</w:t>
-            </w:r>
-          </w:p>
-          <w:p>
-            <w:pPr>
-              <w:rPr>
-                <w:lang w:val="en-US"/>
-              </w:rPr>
-            </w:pPr>
-            <w:r>
-              <w:rPr>
-                <w:lang w:val="en-US"/>
-              </w:rPr>
-              <w:t>[p]</w:t>
-            </w:r>
-            <w:r>
-              <w:rPr>
-                <w:lang w:val="en-US"/>
-              </w:rPr>
-              <w:t>Little Genius Stationery</w:t>
-            </w:r>
-          </w:p>
-          <w:p>
-            <w:pPr>
-              <w:rPr>
-                <w:rFonts w:ascii="MS Gothic" w:eastAsia="MS Gothic" w:hAnsi="MS Gothic" w:cs="MS Gothic"/>
-                <w:lang w:val="en-US"/>
-              </w:rPr>
-            </w:pPr>
-            <w:r>
-              <w:rPr>
-                <w:lang w:val="en-US"/>
-              </w:rPr>
-              <w:t>[p]</w:t>
-            </w:r>
             <w:proofErr w:type="spellStart"/>
             <w:r>
               <w:rPr>
@@ -1664,14 +2652,6 @@
               <w:t>小天才文具店</w:t>
             </w:r>
             <w:proofErr w:type="spellEnd"/>
-          </w:p>
-          <w:p>
-            <w:pPr>
-              <w:rPr>
-                <w:rFonts w:ascii="MS Gothic" w:eastAsia="MS Gothic" w:hAnsi="MS Gothic" w:cs="MS Gothic"/>
-                <w:lang w:val="en-US"/>
-              </w:rPr>
-            </w:pPr>
           </w:p>
           <w:p>
             <w:pPr>
@@ -1694,6 +2674,15 @@
           <w:p>
             <w:pPr>
               <w:rPr>
+                <w:b/>
+                <w:bCs/>
+                <w:lang w:val="en-US"/>
+              </w:rPr>
+            </w:pPr>
+          </w:p>
+          <w:p>
+            <w:pPr>
+              <w:rPr>
                 <w:lang w:val="en-US"/>
               </w:rPr>
             </w:pPr>
@@ -1709,7 +2698,7 @@
               <w:rPr>
                 <w:lang w:val="en-US"/>
               </w:rPr>
-              <w:t>: Outbound</w:t>
+              <w:t>: Message</w:t>
             </w:r>
           </w:p>
           <w:p>
@@ -1732,25 +2721,28 @@
               </w:rPr>
               <w:t xml:space="preserve">: </w:t>
             </w:r>
-            <w:r>
-              <w:rPr>
-                <w:lang w:val="en-US"/>
-              </w:rPr>
-              <w:t>Nazrin</w:t>
-            </w:r>
-          </w:p>
-          <w:p>
-            <w:pPr>
-              <w:rPr>
-                <w:lang w:val="en-US"/>
-              </w:rPr>
-            </w:pPr>
-            <w:r>
-              <w:rPr>
-                <w:b/>
-                <w:bCs/>
-                <w:lang w:val="en-US"/>
-              </w:rPr>
+            <w:proofErr w:type="spellStart"/>
+            <w:r>
+              <w:rPr>
+                <w:lang w:val="en-US"/>
+              </w:rPr>
+              <w:t>Trippo</w:t>
+            </w:r>
+            <w:proofErr w:type="spellEnd"/>
+          </w:p>
+          <w:p>
+            <w:pPr>
+              <w:rPr>
+                <w:lang w:val="en-US"/>
+              </w:rPr>
+            </w:pPr>
+            <w:r>
+              <w:rPr>
+                <w:b/>
+                <w:bCs/>
+                <w:lang w:val="en-US"/>
+              </w:rPr>
+              <w:lastRenderedPageBreak/>
               <w:t>Sender Address</w:t>
             </w:r>
             <w:r>
@@ -1759,1307 +2751,7 @@
               </w:rPr>
               <w:t xml:space="preserve">: </w:t>
             </w:r>
-            <w:hyperlink r:id="rId11" w:history="1">
-              <w:r>
-                <w:rPr>
-                  <w:rStyle w:val="Hyperlink"/>
-                  <w:lang w:val="en-US"/>
-                </w:rPr>
-                <w:t>n</w:t>
-              </w:r>
-              <w:r>
-                <w:rPr>
-                  <w:rStyle w:val="Hyperlink"/>
-                </w:rPr>
-                <w:t>azrin.finance</w:t>
-              </w:r>
-              <w:r>
-                <w:rPr>
-                  <w:rStyle w:val="Hyperlink"/>
-                  <w:lang w:val="en-US"/>
-                </w:rPr>
-                <w:t>@abc.com.my</w:t>
-              </w:r>
-            </w:hyperlink>
-          </w:p>
-          <w:p>
-            <w:pPr>
-              <w:rPr>
-                <w:lang w:val="en-US"/>
-              </w:rPr>
-            </w:pPr>
-            <w:r>
-              <w:rPr>
-                <w:b/>
-                <w:bCs/>
-                <w:lang w:val="en-US"/>
-              </w:rPr>
-              <w:t>To Address</w:t>
-            </w:r>
-            <w:r>
-              <w:rPr>
-                <w:lang w:val="en-US"/>
-              </w:rPr>
-              <w:t>: {</w:t>
-            </w:r>
-            <w:proofErr w:type="spellStart"/>
-            <w:r>
-              <w:rPr>
-                <w:lang w:val="en-US"/>
-              </w:rPr>
-              <w:t>player_email</w:t>
-            </w:r>
-            <w:proofErr w:type="spellEnd"/>
-            <w:r>
-              <w:rPr>
-                <w:lang w:val="en-US"/>
-              </w:rPr>
-              <w:t>}</w:t>
-            </w:r>
-          </w:p>
-          <w:p>
-            <w:pPr>
-              <w:rPr>
-                <w:lang w:val="en-US"/>
-              </w:rPr>
-            </w:pPr>
-            <w:r>
-              <w:rPr>
-                <w:b/>
-                <w:bCs/>
-                <w:lang w:val="en-US"/>
-              </w:rPr>
-              <w:t>CC Address</w:t>
-            </w:r>
-            <w:r>
-              <w:rPr>
-                <w:lang w:val="en-US"/>
-              </w:rPr>
-              <w:t xml:space="preserve">: </w:t>
-            </w:r>
-          </w:p>
-          <w:p>
-            <w:pPr>
-              <w:rPr>
-                <w:lang w:val="en-US"/>
-              </w:rPr>
-            </w:pPr>
-            <w:r>
-              <w:rPr>
-                <w:b/>
-                <w:bCs/>
-                <w:lang w:val="en-US"/>
-              </w:rPr>
-              <w:t>Subject</w:t>
-            </w:r>
-            <w:r>
-              <w:rPr>
-                <w:lang w:val="en-US"/>
-              </w:rPr>
-              <w:t xml:space="preserve">: </w:t>
-            </w:r>
-            <w:r>
-              <w:rPr>
-                <w:lang w:val="en-US"/>
-              </w:rPr>
-              <w:t>Submit Today's Purchase Order</w:t>
-            </w:r>
-          </w:p>
-          <w:p>
-            <w:pPr>
-              <w:rPr>
-                <w:b/>
-                <w:bCs/>
-                <w:lang w:val="en-US"/>
-              </w:rPr>
-            </w:pPr>
-          </w:p>
-        </w:tc>
-        <w:tc>
-          <w:tcPr>
-            <w:tcW w:w="5061" w:type="dxa"/>
-            <w:vAlign w:val="center"/>
-          </w:tcPr>
-          <w:p>
-            <w:pPr>
-              <w:rPr>
-                <w:lang w:val="en-US"/>
-              </w:rPr>
-            </w:pPr>
-          </w:p>
-          <w:p>
-            <w:pPr>
-              <w:rPr>
-                <w:lang w:val="en-US"/>
-              </w:rPr>
-            </w:pPr>
-            <w:r>
-              <w:rPr>
-                <w:lang w:val="en-US"/>
-              </w:rPr>
-              <w:t>Hello and welcome to ABC Stationer</w:t>
-            </w:r>
-            <w:r>
-              <w:rPr>
-                <w:lang w:val="en-US"/>
-              </w:rPr>
-              <w:t>ies</w:t>
-            </w:r>
-            <w:r>
-              <w:rPr>
-                <w:lang w:val="en-US"/>
-              </w:rPr>
-              <w:t>, {</w:t>
-            </w:r>
-            <w:proofErr w:type="spellStart"/>
-            <w:r>
-              <w:rPr>
-                <w:lang w:val="en-US"/>
-              </w:rPr>
-              <w:t>player_name</w:t>
-            </w:r>
-            <w:proofErr w:type="spellEnd"/>
-            <w:r>
-              <w:rPr>
-                <w:lang w:val="en-US"/>
-              </w:rPr>
-              <w:t>}!</w:t>
-            </w:r>
-          </w:p>
-          <w:p>
-            <w:pPr>
-              <w:rPr>
-                <w:lang w:val="en-US"/>
-              </w:rPr>
-            </w:pPr>
-            <w:r>
-              <w:rPr>
-                <w:lang w:val="en-US"/>
-              </w:rPr>
-              <w:t xml:space="preserve">[p] </w:t>
-            </w:r>
-          </w:p>
-          <w:p>
-            <w:pPr>
-              <w:rPr>
-                <w:lang w:val="en-US"/>
-              </w:rPr>
-            </w:pPr>
-            <w:r>
-              <w:rPr>
-                <w:lang w:val="en-US"/>
-              </w:rPr>
-              <w:t>[p]I am Nazrin from Finance Department, and my email address is where you submit Purchase Orders you have received today from our clients.</w:t>
-            </w:r>
-          </w:p>
-          <w:p>
-            <w:pPr>
-              <w:rPr>
-                <w:lang w:val="en-US"/>
-              </w:rPr>
-            </w:pPr>
-            <w:r>
-              <w:rPr>
-                <w:lang w:val="en-US"/>
-              </w:rPr>
-              <w:t xml:space="preserve">[p] </w:t>
-            </w:r>
-          </w:p>
-          <w:p>
-            <w:pPr>
-              <w:rPr>
-                <w:lang w:val="en-US"/>
-              </w:rPr>
-            </w:pPr>
-            <w:r>
-              <w:rPr>
-                <w:lang w:val="en-US"/>
-              </w:rPr>
-              <w:t>[p]</w:t>
-            </w:r>
-            <w:proofErr w:type="gramStart"/>
-            <w:r>
-              <w:rPr>
-                <w:lang w:val="en-US"/>
-              </w:rPr>
-              <w:t>To</w:t>
-            </w:r>
-            <w:proofErr w:type="gramEnd"/>
-            <w:r>
-              <w:rPr>
-                <w:lang w:val="en-US"/>
-              </w:rPr>
-              <w:t xml:space="preserve"> make things easier for you, I'll send you a request email like this every day and you can just drop the files in and click send!</w:t>
-            </w:r>
-          </w:p>
-          <w:p>
-            <w:pPr>
-              <w:rPr>
-                <w:lang w:val="en-US"/>
-              </w:rPr>
-            </w:pPr>
-            <w:r>
-              <w:rPr>
-                <w:lang w:val="en-US"/>
-              </w:rPr>
-              <w:t xml:space="preserve">[p] </w:t>
-            </w:r>
-          </w:p>
-          <w:p>
-            <w:pPr>
-              <w:rPr>
-                <w:lang w:val="en-US"/>
-              </w:rPr>
-            </w:pPr>
-            <w:r>
-              <w:rPr>
-                <w:lang w:val="en-US"/>
-              </w:rPr>
-              <w:t>[p][</w:t>
-            </w:r>
-            <w:proofErr w:type="gramStart"/>
-            <w:r>
-              <w:rPr>
-                <w:lang w:val="en-US"/>
-              </w:rPr>
-              <w:t>b]Make</w:t>
-            </w:r>
-            <w:proofErr w:type="gramEnd"/>
-            <w:r>
-              <w:rPr>
-                <w:lang w:val="en-US"/>
-              </w:rPr>
-              <w:t xml:space="preserve"> sure that you have collected all the Purchase Orders sent to you today before submitting. A missed order is a missed </w:t>
-            </w:r>
-            <w:proofErr w:type="gramStart"/>
-            <w:r>
-              <w:rPr>
-                <w:lang w:val="en-US"/>
-              </w:rPr>
-              <w:t>opportunity![</w:t>
-            </w:r>
-            <w:proofErr w:type="gramEnd"/>
-            <w:r>
-              <w:rPr>
-                <w:lang w:val="en-US"/>
-              </w:rPr>
-              <w:t>/b]</w:t>
-            </w:r>
-          </w:p>
-          <w:p>
-            <w:pPr>
-              <w:rPr>
-                <w:lang w:val="en-US"/>
-              </w:rPr>
-            </w:pPr>
-            <w:r>
-              <w:rPr>
-                <w:lang w:val="en-US"/>
-              </w:rPr>
-              <w:t xml:space="preserve">[p] </w:t>
-            </w:r>
-          </w:p>
-          <w:p>
-            <w:pPr>
-              <w:rPr>
-                <w:lang w:val="en-US"/>
-              </w:rPr>
-            </w:pPr>
-            <w:r>
-              <w:rPr>
-                <w:lang w:val="en-US"/>
-              </w:rPr>
-              <w:t>[p]*</w:t>
-            </w:r>
-            <w:r>
-              <w:rPr>
-                <w:lang w:val="en-US"/>
-              </w:rPr>
-              <w:t>[b]</w:t>
-            </w:r>
-            <w:r>
-              <w:rPr>
-                <w:lang w:val="en-US"/>
-              </w:rPr>
-              <w:t>Tip</w:t>
-            </w:r>
-            <w:r>
-              <w:rPr>
-                <w:lang w:val="en-US"/>
-              </w:rPr>
-              <w:t>[/b]</w:t>
-            </w:r>
-            <w:r>
-              <w:rPr>
-                <w:lang w:val="en-US"/>
-              </w:rPr>
-              <w:t>: Open your File Explorer, drag the file over and drop it in this email. Once you've made sure all files are attached. Click send!</w:t>
-            </w:r>
-          </w:p>
-          <w:p>
-            <w:pPr>
-              <w:rPr>
-                <w:lang w:val="en-US"/>
-              </w:rPr>
-            </w:pPr>
-            <w:r>
-              <w:rPr>
-                <w:lang w:val="en-US"/>
-              </w:rPr>
-              <w:t xml:space="preserve">[p] </w:t>
-            </w:r>
-          </w:p>
-          <w:p>
-            <w:pPr>
-              <w:rPr>
-                <w:lang w:val="en-US"/>
-              </w:rPr>
-            </w:pPr>
-            <w:r>
-              <w:rPr>
-                <w:lang w:val="en-US"/>
-              </w:rPr>
-              <w:t>[p]</w:t>
-            </w:r>
-            <w:r>
-              <w:rPr>
-                <w:lang w:val="en-US"/>
-              </w:rPr>
-              <w:t>*</w:t>
-            </w:r>
-            <w:r>
-              <w:rPr>
-                <w:lang w:val="en-US"/>
-              </w:rPr>
-              <w:t>*[b]</w:t>
-            </w:r>
-            <w:r>
-              <w:rPr>
-                <w:lang w:val="en-US"/>
-              </w:rPr>
-              <w:t>Tip</w:t>
-            </w:r>
-            <w:r>
-              <w:rPr>
-                <w:lang w:val="en-US"/>
-              </w:rPr>
-              <w:t xml:space="preserve">[/b]: </w:t>
-            </w:r>
-            <w:r>
-              <w:rPr>
-                <w:lang w:val="en-US"/>
-              </w:rPr>
-              <w:t>Expected file extensions: .pdf, .docx, .xlsx</w:t>
-            </w:r>
-          </w:p>
-          <w:p>
-            <w:pPr>
-              <w:rPr>
-                <w:lang w:val="en-US"/>
-              </w:rPr>
-            </w:pPr>
-          </w:p>
-        </w:tc>
-      </w:tr>
-      <w:tr>
-        <w:trPr>
-          <w:trHeight w:val="360"/>
-        </w:trPr>
-        <w:tc>
-          <w:tcPr>
-            <w:tcW w:w="3955" w:type="dxa"/>
-            <w:vAlign w:val="center"/>
-          </w:tcPr>
-          <w:p>
-            <w:pPr>
-              <w:rPr>
-                <w:b/>
-                <w:bCs/>
-                <w:lang w:val="en-US"/>
-              </w:rPr>
-            </w:pPr>
-          </w:p>
-          <w:p>
-            <w:pPr>
-              <w:rPr>
-                <w:lang w:val="en-US"/>
-              </w:rPr>
-            </w:pPr>
-            <w:r>
-              <w:rPr>
-                <w:b/>
-                <w:bCs/>
-                <w:lang w:val="en-US"/>
-              </w:rPr>
-              <w:t>Type</w:t>
-            </w:r>
-            <w:r>
-              <w:rPr>
-                <w:lang w:val="en-US"/>
-              </w:rPr>
-              <w:t>: Message</w:t>
-            </w:r>
-          </w:p>
-          <w:p>
-            <w:pPr>
-              <w:rPr>
-                <w:lang w:val="en-US"/>
-              </w:rPr>
-            </w:pPr>
-            <w:r>
-              <w:rPr>
-                <w:b/>
-                <w:bCs/>
-                <w:lang w:val="en-US"/>
-              </w:rPr>
-              <w:t>Sender Name</w:t>
-            </w:r>
-            <w:r>
-              <w:rPr>
-                <w:lang w:val="en-US"/>
-              </w:rPr>
-              <w:t xml:space="preserve">: </w:t>
-            </w:r>
-            <w:r>
-              <w:rPr>
-                <w:lang w:val="en-US"/>
-              </w:rPr>
-              <w:t>Kai Jie</w:t>
-            </w:r>
-          </w:p>
-          <w:p>
-            <w:pPr>
-              <w:rPr>
-                <w:lang w:val="en-US"/>
-              </w:rPr>
-            </w:pPr>
-            <w:r>
-              <w:rPr>
-                <w:b/>
-                <w:bCs/>
-                <w:lang w:val="en-US"/>
-              </w:rPr>
-              <w:t>Sender Address</w:t>
-            </w:r>
-            <w:r>
-              <w:rPr>
-                <w:lang w:val="en-US"/>
-              </w:rPr>
-              <w:t xml:space="preserve">: </w:t>
-            </w:r>
-            <w:hyperlink r:id="rId12" w:history="1">
-              <w:r>
-                <w:rPr>
-                  <w:rStyle w:val="Hyperlink"/>
-                  <w:lang w:val="en-US"/>
-                </w:rPr>
-                <w:t>k</w:t>
-              </w:r>
-              <w:r>
-                <w:rPr>
-                  <w:rStyle w:val="Hyperlink"/>
-                </w:rPr>
-                <w:t>aijie.it</w:t>
-              </w:r>
-              <w:r>
-                <w:rPr>
-                  <w:rStyle w:val="Hyperlink"/>
-                  <w:lang w:val="en-US"/>
-                </w:rPr>
-                <w:t>@abc.com.my</w:t>
-              </w:r>
-            </w:hyperlink>
-          </w:p>
-          <w:p>
-            <w:pPr>
-              <w:rPr>
-                <w:lang w:val="en-US"/>
-              </w:rPr>
-            </w:pPr>
-            <w:r>
-              <w:rPr>
-                <w:b/>
-                <w:bCs/>
-                <w:lang w:val="en-US"/>
-              </w:rPr>
-              <w:t>To Address</w:t>
-            </w:r>
-            <w:r>
-              <w:rPr>
-                <w:lang w:val="en-US"/>
-              </w:rPr>
-              <w:t>: {</w:t>
-            </w:r>
-            <w:proofErr w:type="spellStart"/>
-            <w:r>
-              <w:rPr>
-                <w:lang w:val="en-US"/>
-              </w:rPr>
-              <w:t>player_email</w:t>
-            </w:r>
-            <w:proofErr w:type="spellEnd"/>
-            <w:r>
-              <w:rPr>
-                <w:lang w:val="en-US"/>
-              </w:rPr>
-              <w:t>}</w:t>
-            </w:r>
-          </w:p>
-          <w:p>
-            <w:pPr>
-              <w:rPr>
-                <w:lang w:val="en-US"/>
-              </w:rPr>
-            </w:pPr>
-            <w:r>
-              <w:rPr>
-                <w:b/>
-                <w:bCs/>
-                <w:lang w:val="en-US"/>
-              </w:rPr>
-              <w:t>CC Address</w:t>
-            </w:r>
-            <w:r>
-              <w:rPr>
-                <w:lang w:val="en-US"/>
-              </w:rPr>
-              <w:t xml:space="preserve">: </w:t>
-            </w:r>
-          </w:p>
-          <w:p>
-            <w:pPr>
-              <w:rPr>
-                <w:lang w:val="en-US"/>
-              </w:rPr>
-            </w:pPr>
-            <w:r>
-              <w:rPr>
-                <w:b/>
-                <w:bCs/>
-                <w:lang w:val="en-US"/>
-              </w:rPr>
-              <w:t>Subject</w:t>
-            </w:r>
-            <w:r>
-              <w:rPr>
-                <w:lang w:val="en-US"/>
-              </w:rPr>
-              <w:t xml:space="preserve">: </w:t>
-            </w:r>
-            <w:r>
-              <w:rPr>
-                <w:lang w:val="en-US"/>
-              </w:rPr>
-              <w:t>Antivirus Introduction</w:t>
-            </w:r>
-          </w:p>
-          <w:p>
-            <w:pPr>
-              <w:rPr>
-                <w:b/>
-                <w:bCs/>
-                <w:lang w:val="en-US"/>
-              </w:rPr>
-            </w:pPr>
-          </w:p>
-        </w:tc>
-        <w:tc>
-          <w:tcPr>
-            <w:tcW w:w="5061" w:type="dxa"/>
-            <w:vAlign w:val="center"/>
-          </w:tcPr>
-          <w:p>
-            <w:pPr>
-              <w:rPr>
-                <w:lang w:val="en-US"/>
-              </w:rPr>
-            </w:pPr>
-          </w:p>
-          <w:p>
-            <w:pPr>
-              <w:rPr>
-                <w:lang w:val="en-US"/>
-              </w:rPr>
-            </w:pPr>
-            <w:r>
-              <w:rPr>
-                <w:lang w:val="en-US"/>
-              </w:rPr>
-              <w:t>N</w:t>
-            </w:r>
-            <w:r>
-              <w:t>ice to meet you</w:t>
-            </w:r>
-            <w:r>
-              <w:rPr>
-                <w:lang w:val="en-US"/>
-              </w:rPr>
-              <w:t>, {</w:t>
-            </w:r>
-            <w:proofErr w:type="spellStart"/>
-            <w:r>
-              <w:rPr>
-                <w:lang w:val="en-US"/>
-              </w:rPr>
-              <w:t>player_name</w:t>
-            </w:r>
-            <w:proofErr w:type="spellEnd"/>
-            <w:r>
-              <w:rPr>
-                <w:lang w:val="en-US"/>
-              </w:rPr>
-              <w:t>}!</w:t>
-            </w:r>
-          </w:p>
-          <w:p>
-            <w:pPr>
-              <w:rPr>
-                <w:lang w:val="en-US"/>
-              </w:rPr>
-            </w:pPr>
-            <w:r>
-              <w:rPr>
-                <w:lang w:val="en-US"/>
-              </w:rPr>
-              <w:t xml:space="preserve">[p] </w:t>
-            </w:r>
-          </w:p>
-          <w:p>
-            <w:pPr>
-              <w:rPr>
-                <w:lang w:val="en-US"/>
-              </w:rPr>
-            </w:pPr>
-            <w:r>
-              <w:rPr>
-                <w:lang w:val="en-US"/>
-              </w:rPr>
-              <w:t xml:space="preserve">[p]I am </w:t>
-            </w:r>
-            <w:r>
-              <w:rPr>
-                <w:lang w:val="en-US"/>
-              </w:rPr>
-              <w:t>K</w:t>
-            </w:r>
-            <w:r>
-              <w:t>ai Jie</w:t>
-            </w:r>
-            <w:r>
-              <w:rPr>
-                <w:lang w:val="en-US"/>
-              </w:rPr>
-              <w:t xml:space="preserve"> from IT Department. </w:t>
-            </w:r>
-            <w:r>
-              <w:rPr>
-                <w:lang w:val="en-US"/>
-              </w:rPr>
-              <w:t>Our company has antivirus subscriptions for company devices to help scan and find any suspicious files it comes across.</w:t>
-            </w:r>
-          </w:p>
-          <w:p>
-            <w:pPr>
-              <w:rPr>
-                <w:lang w:val="en-US"/>
-              </w:rPr>
-            </w:pPr>
-            <w:r>
-              <w:rPr>
-                <w:lang w:val="en-US"/>
-              </w:rPr>
-              <w:t xml:space="preserve">[p] </w:t>
-            </w:r>
-          </w:p>
-          <w:p>
-            <w:pPr>
-              <w:rPr>
-                <w:lang w:val="en-US"/>
-              </w:rPr>
-            </w:pPr>
-            <w:r>
-              <w:rPr>
-                <w:lang w:val="en-US"/>
-              </w:rPr>
-              <w:t>[p]</w:t>
-            </w:r>
-            <w:r>
-              <w:rPr>
-                <w:lang w:val="en-US"/>
-              </w:rPr>
-              <w:t xml:space="preserve">Unfortunately the company went with the cheapest option so the </w:t>
-            </w:r>
-            <w:r>
-              <w:rPr>
-                <w:lang w:val="en-US"/>
-              </w:rPr>
-              <w:t>[b]</w:t>
-            </w:r>
-            <w:r>
-              <w:rPr>
-                <w:lang w:val="en-US"/>
-              </w:rPr>
-              <w:t xml:space="preserve">Antivirus only points out 1 file even if there are </w:t>
-            </w:r>
-            <w:proofErr w:type="gramStart"/>
-            <w:r>
-              <w:rPr>
-                <w:lang w:val="en-US"/>
-              </w:rPr>
-              <w:t>multiple.</w:t>
-            </w:r>
-            <w:r>
-              <w:rPr>
-                <w:lang w:val="en-US"/>
-              </w:rPr>
-              <w:t>[</w:t>
-            </w:r>
-            <w:proofErr w:type="gramEnd"/>
-            <w:r>
-              <w:rPr>
-                <w:lang w:val="en-US"/>
-              </w:rPr>
-              <w:t>/b]</w:t>
-            </w:r>
-          </w:p>
-          <w:p>
-            <w:pPr>
-              <w:rPr>
-                <w:lang w:val="en-US"/>
-              </w:rPr>
-            </w:pPr>
-            <w:r>
-              <w:rPr>
-                <w:lang w:val="en-US"/>
-              </w:rPr>
-              <w:t>[p]</w:t>
-            </w:r>
-            <w:r>
-              <w:rPr>
-                <w:lang w:val="en-US"/>
-              </w:rPr>
-              <w:t xml:space="preserve"> </w:t>
-            </w:r>
-          </w:p>
-          <w:p>
-            <w:pPr>
-              <w:rPr>
-                <w:lang w:val="en-US"/>
-              </w:rPr>
-            </w:pPr>
-            <w:r>
-              <w:rPr>
-                <w:lang w:val="en-US"/>
-              </w:rPr>
-              <w:lastRenderedPageBreak/>
-              <w:t>[p]</w:t>
-            </w:r>
-            <w:r>
-              <w:rPr>
-                <w:lang w:val="en-US"/>
-              </w:rPr>
-              <w:t>*</w:t>
-            </w:r>
-            <w:r>
-              <w:rPr>
-                <w:lang w:val="en-US"/>
-              </w:rPr>
-              <w:t>[b]</w:t>
-            </w:r>
-            <w:r>
-              <w:rPr>
-                <w:lang w:val="en-US"/>
-              </w:rPr>
-              <w:t>Tip</w:t>
-            </w:r>
-            <w:r>
-              <w:rPr>
-                <w:lang w:val="en-US"/>
-              </w:rPr>
-              <w:t>[/b]</w:t>
-            </w:r>
-            <w:r>
-              <w:rPr>
-                <w:lang w:val="en-US"/>
-              </w:rPr>
-              <w:t xml:space="preserve">: </w:t>
-            </w:r>
-            <w:r>
-              <w:rPr>
-                <w:lang w:val="en-US"/>
-              </w:rPr>
-              <w:t>Find the file with the name pointed out by the antivirus and delete it.</w:t>
-            </w:r>
-          </w:p>
-          <w:p>
-            <w:pPr>
-              <w:rPr>
-                <w:lang w:val="en-US"/>
-              </w:rPr>
-            </w:pPr>
-            <w:r>
-              <w:rPr>
-                <w:lang w:val="en-US"/>
-              </w:rPr>
-              <w:t xml:space="preserve">[p] </w:t>
-            </w:r>
-          </w:p>
-          <w:p>
-            <w:pPr>
-              <w:rPr>
-                <w:lang w:val="en-US"/>
-              </w:rPr>
-            </w:pPr>
-            <w:r>
-              <w:rPr>
-                <w:lang w:val="en-US"/>
-              </w:rPr>
-              <w:t>[p]Take it easy!</w:t>
-            </w:r>
-          </w:p>
-          <w:p>
-            <w:pPr>
-              <w:rPr>
-                <w:lang w:val="en-US"/>
-              </w:rPr>
-            </w:pPr>
-          </w:p>
-        </w:tc>
-      </w:tr>
-      <w:tr>
-        <w:trPr>
-          <w:trHeight w:val="360"/>
-        </w:trPr>
-        <w:tc>
-          <w:tcPr>
-            <w:tcW w:w="3955" w:type="dxa"/>
-            <w:vAlign w:val="center"/>
-          </w:tcPr>
-          <w:p>
-            <w:pPr>
-              <w:rPr>
-                <w:b/>
-                <w:bCs/>
-                <w:lang w:val="en-US"/>
-              </w:rPr>
-            </w:pPr>
-          </w:p>
-          <w:p>
-            <w:pPr>
-              <w:rPr>
-                <w:lang w:val="en-US"/>
-              </w:rPr>
-            </w:pPr>
-            <w:r>
-              <w:rPr>
-                <w:b/>
-                <w:bCs/>
-                <w:lang w:val="en-US"/>
-              </w:rPr>
-              <w:t>Type</w:t>
-            </w:r>
-            <w:r>
-              <w:rPr>
-                <w:lang w:val="en-US"/>
-              </w:rPr>
-              <w:t>: Message</w:t>
-            </w:r>
-          </w:p>
-          <w:p>
-            <w:pPr>
-              <w:rPr>
-                <w:lang w:val="en-US"/>
-              </w:rPr>
-            </w:pPr>
-            <w:r>
-              <w:rPr>
-                <w:b/>
-                <w:bCs/>
-                <w:lang w:val="en-US"/>
-              </w:rPr>
-              <w:t>Sender Name</w:t>
-            </w:r>
-            <w:r>
-              <w:rPr>
-                <w:lang w:val="en-US"/>
-              </w:rPr>
-              <w:t xml:space="preserve">: </w:t>
-            </w:r>
-            <w:r>
-              <w:rPr>
-                <w:lang w:val="en-US"/>
-              </w:rPr>
-              <w:t>Orbit Antivirus</w:t>
-            </w:r>
-          </w:p>
-          <w:p>
-            <w:pPr>
-              <w:rPr>
-                <w:lang w:val="en-US"/>
-              </w:rPr>
-            </w:pPr>
-            <w:r>
-              <w:rPr>
-                <w:b/>
-                <w:bCs/>
-                <w:lang w:val="en-US"/>
-              </w:rPr>
-              <w:t>Sender Address</w:t>
-            </w:r>
-            <w:r>
-              <w:rPr>
-                <w:lang w:val="en-US"/>
-              </w:rPr>
-              <w:t xml:space="preserve">: </w:t>
-            </w:r>
-            <w:hyperlink r:id="rId13" w:history="1">
-              <w:r>
-                <w:rPr>
-                  <w:rStyle w:val="Hyperlink"/>
-                  <w:lang w:val="en-US"/>
-                </w:rPr>
-                <w:t>donotreply@orbit.com</w:t>
-              </w:r>
-            </w:hyperlink>
-            <w:r>
-              <w:rPr>
-                <w:lang w:val="en-US"/>
-              </w:rPr>
-              <w:t xml:space="preserve"> </w:t>
-            </w:r>
-          </w:p>
-          <w:p>
-            <w:pPr>
-              <w:rPr>
-                <w:lang w:val="en-US"/>
-              </w:rPr>
-            </w:pPr>
-            <w:r>
-              <w:rPr>
-                <w:b/>
-                <w:bCs/>
-                <w:lang w:val="en-US"/>
-              </w:rPr>
-              <w:t>To Address</w:t>
-            </w:r>
-            <w:r>
-              <w:rPr>
-                <w:lang w:val="en-US"/>
-              </w:rPr>
-              <w:t>: {</w:t>
-            </w:r>
-            <w:proofErr w:type="spellStart"/>
-            <w:r>
-              <w:rPr>
-                <w:lang w:val="en-US"/>
-              </w:rPr>
-              <w:t>player_email</w:t>
-            </w:r>
-            <w:proofErr w:type="spellEnd"/>
-            <w:r>
-              <w:rPr>
-                <w:lang w:val="en-US"/>
-              </w:rPr>
-              <w:t>}</w:t>
-            </w:r>
-          </w:p>
-          <w:p>
-            <w:pPr>
-              <w:rPr>
-                <w:lang w:val="en-US"/>
-              </w:rPr>
-            </w:pPr>
-            <w:r>
-              <w:rPr>
-                <w:b/>
-                <w:bCs/>
-                <w:lang w:val="en-US"/>
-              </w:rPr>
-              <w:t>CC Address</w:t>
-            </w:r>
-            <w:r>
-              <w:rPr>
-                <w:lang w:val="en-US"/>
-              </w:rPr>
-              <w:t xml:space="preserve">: </w:t>
-            </w:r>
-          </w:p>
-          <w:p>
-            <w:pPr>
-              <w:rPr>
-                <w:lang w:val="en-US"/>
-              </w:rPr>
-            </w:pPr>
-            <w:r>
-              <w:rPr>
-                <w:b/>
-                <w:bCs/>
-                <w:lang w:val="en-US"/>
-              </w:rPr>
-              <w:t>Subject</w:t>
-            </w:r>
-            <w:r>
-              <w:rPr>
-                <w:lang w:val="en-US"/>
-              </w:rPr>
-              <w:t xml:space="preserve">: </w:t>
-            </w:r>
-            <w:r>
-              <w:rPr>
-                <w:lang w:val="en-US"/>
-              </w:rPr>
-              <w:t>Orbit Antivirus Activated</w:t>
-            </w:r>
-          </w:p>
-          <w:p>
-            <w:pPr>
-              <w:rPr>
-                <w:b/>
-                <w:bCs/>
-                <w:lang w:val="en-US"/>
-              </w:rPr>
-            </w:pPr>
-          </w:p>
-        </w:tc>
-        <w:tc>
-          <w:tcPr>
-            <w:tcW w:w="5061" w:type="dxa"/>
-            <w:vAlign w:val="center"/>
-          </w:tcPr>
-          <w:p>
-            <w:pPr>
-              <w:rPr>
-                <w:lang w:val="en-US"/>
-              </w:rPr>
-            </w:pPr>
-          </w:p>
-          <w:p>
-            <w:r>
-              <w:rPr>
-                <w:lang w:val="en-US"/>
-              </w:rPr>
-              <w:t>Orbit Antivirus Service is activated on your device: DESKTOP-</w:t>
-            </w:r>
-            <w:r>
-              <w:t>BCKPG7B21L</w:t>
-            </w:r>
-            <w:r>
-              <w:t>.</w:t>
-            </w:r>
-          </w:p>
-          <w:p>
-            <w:r>
-              <w:t xml:space="preserve">[p] </w:t>
-            </w:r>
-          </w:p>
-          <w:p>
-            <w:r>
-              <w:t xml:space="preserve">[p] </w:t>
-            </w:r>
-          </w:p>
-          <w:p>
-            <w:r>
-              <w:t xml:space="preserve">[p] </w:t>
-            </w:r>
-          </w:p>
-          <w:p>
-            <w:r>
-              <w:t>[p]</w:t>
-            </w:r>
-            <w:r>
-              <w:t>[</w:t>
-            </w:r>
-            <w:proofErr w:type="spellStart"/>
-            <w:r>
-              <w:t>center</w:t>
-            </w:r>
-            <w:proofErr w:type="spellEnd"/>
-            <w:r>
-              <w:t>]</w:t>
-            </w:r>
-            <w:r>
-              <w:t xml:space="preserve">Thank you for choosing Orbit </w:t>
-            </w:r>
-            <w:proofErr w:type="gramStart"/>
-            <w:r>
-              <w:t>Antivirus!</w:t>
-            </w:r>
-            <w:r>
-              <w:t>[</w:t>
-            </w:r>
-            <w:proofErr w:type="gramEnd"/>
-            <w:r>
-              <w:t>/</w:t>
-            </w:r>
-            <w:proofErr w:type="spellStart"/>
-            <w:r>
-              <w:t>center</w:t>
-            </w:r>
-            <w:proofErr w:type="spellEnd"/>
-            <w:r>
-              <w:t>]</w:t>
-            </w:r>
-          </w:p>
-          <w:p>
-            <w:r>
-              <w:t xml:space="preserve">[p] </w:t>
-            </w:r>
-          </w:p>
-          <w:p>
-            <w:r>
-              <w:t>[p]</w:t>
-            </w:r>
-            <w:r>
-              <w:t>[</w:t>
-            </w:r>
-            <w:proofErr w:type="spellStart"/>
-            <w:r>
-              <w:t>center</w:t>
-            </w:r>
-            <w:proofErr w:type="spellEnd"/>
-            <w:r>
-              <w:t>]</w:t>
-            </w:r>
-            <w:r>
-              <w:t>[</w:t>
-            </w:r>
-            <w:proofErr w:type="spellStart"/>
-            <w:r>
-              <w:t>img</w:t>
-            </w:r>
-            <w:proofErr w:type="spellEnd"/>
-            <w:r>
-              <w:t>]</w:t>
-            </w:r>
-            <w:r>
-              <w:t>assets/</w:t>
-            </w:r>
-            <w:r>
-              <w:t>orbit_logo.png[/</w:t>
-            </w:r>
-            <w:proofErr w:type="spellStart"/>
-            <w:proofErr w:type="gramStart"/>
-            <w:r>
-              <w:t>img</w:t>
-            </w:r>
-            <w:proofErr w:type="spellEnd"/>
-            <w:r>
-              <w:t>]</w:t>
-            </w:r>
-            <w:r>
-              <w:t>[</w:t>
-            </w:r>
-            <w:proofErr w:type="gramEnd"/>
-            <w:r>
-              <w:t>/</w:t>
-            </w:r>
-            <w:proofErr w:type="spellStart"/>
-            <w:r>
-              <w:t>center</w:t>
-            </w:r>
-            <w:proofErr w:type="spellEnd"/>
-            <w:r>
-              <w:t>]</w:t>
-            </w:r>
-          </w:p>
-          <w:p/>
-        </w:tc>
-      </w:tr>
-      <w:tr>
-        <w:trPr>
-          <w:trHeight w:val="360"/>
-        </w:trPr>
-        <w:tc>
-          <w:tcPr>
-            <w:tcW w:w="3955" w:type="dxa"/>
-            <w:vAlign w:val="center"/>
-          </w:tcPr>
-          <w:p>
-            <w:pPr>
-              <w:rPr>
-                <w:b/>
-                <w:bCs/>
-                <w:lang w:val="en-US"/>
-              </w:rPr>
-            </w:pPr>
-          </w:p>
-          <w:p>
-            <w:pPr>
-              <w:rPr>
-                <w:lang w:val="en-US"/>
-              </w:rPr>
-            </w:pPr>
-            <w:r>
-              <w:rPr>
-                <w:b/>
-                <w:bCs/>
-                <w:lang w:val="en-US"/>
-              </w:rPr>
-              <w:t>Type</w:t>
-            </w:r>
-            <w:r>
-              <w:rPr>
-                <w:lang w:val="en-US"/>
-              </w:rPr>
-              <w:t>: Message</w:t>
-            </w:r>
-          </w:p>
-          <w:p>
-            <w:pPr>
-              <w:rPr>
-                <w:lang w:val="en-US"/>
-              </w:rPr>
-            </w:pPr>
-            <w:r>
-              <w:rPr>
-                <w:b/>
-                <w:bCs/>
-                <w:lang w:val="en-US"/>
-              </w:rPr>
-              <w:t>Sender Name</w:t>
-            </w:r>
-            <w:r>
-              <w:rPr>
-                <w:lang w:val="en-US"/>
-              </w:rPr>
-              <w:t xml:space="preserve">: </w:t>
-            </w:r>
-            <w:proofErr w:type="spellStart"/>
-            <w:r>
-              <w:rPr>
-                <w:lang w:val="en-US"/>
-              </w:rPr>
-              <w:t>Tripp</w:t>
-            </w:r>
-            <w:r>
-              <w:rPr>
-                <w:lang w:val="en-US"/>
-              </w:rPr>
-              <w:t>o</w:t>
-            </w:r>
-            <w:proofErr w:type="spellEnd"/>
-          </w:p>
-          <w:p>
-            <w:pPr>
-              <w:rPr>
-                <w:lang w:val="en-US"/>
-              </w:rPr>
-            </w:pPr>
-            <w:r>
-              <w:rPr>
-                <w:b/>
-                <w:bCs/>
-                <w:lang w:val="en-US"/>
-              </w:rPr>
-              <w:t>Sender Address</w:t>
-            </w:r>
-            <w:r>
-              <w:rPr>
-                <w:lang w:val="en-US"/>
-              </w:rPr>
-              <w:t xml:space="preserve">: </w:t>
-            </w:r>
-            <w:hyperlink r:id="rId14" w:history="1">
+            <w:hyperlink r:id="rId10" w:history="1">
               <w:r>
                 <w:rPr>
                   <w:rStyle w:val="Hyperlink"/>
@@ -3203,6 +2895,7 @@
           </w:tcPr>
           <w:p>
             <w:r>
+              <w:lastRenderedPageBreak/>
               <w:t>Join us and enjoy the wonderful offers for a trip you'll definitely remember!</w:t>
             </w:r>
           </w:p>
@@ -3213,10 +2906,24 @@
           </w:p>
           <w:p>
             <w:r>
-              <w:t>[p][</w:t>
+              <w:t>[p]</w:t>
+            </w:r>
+            <w:r>
+              <w:t>[</w:t>
             </w:r>
             <w:proofErr w:type="spellStart"/>
             <w:r>
+              <w:t>center</w:t>
+            </w:r>
+            <w:proofErr w:type="spellEnd"/>
+            <w:r>
+              <w:t>]</w:t>
+            </w:r>
+            <w:r>
+              <w:t>[</w:t>
+            </w:r>
+            <w:proofErr w:type="spellStart"/>
+            <w:r>
               <w:t>img</w:t>
             </w:r>
             <w:proofErr w:type="spellEnd"/>
@@ -3224,20 +2931,30 @@
               <w:t>]</w:t>
             </w:r>
             <w:r>
-              <w:t>tripp</w:t>
-            </w:r>
-            <w:r>
-              <w:t>o</w:t>
-            </w:r>
-            <w:r>
-              <w:t>_ad.jpg</w:t>
-            </w:r>
-            <w:r>
-              <w:t>[/</w:t>
+              <w:t>assets/adware/</w:t>
+            </w:r>
+            <w:r>
+              <w:t>trippo_ad.jpg[/</w:t>
             </w:r>
             <w:proofErr w:type="spellStart"/>
+            <w:proofErr w:type="gramStart"/>
             <w:r>
               <w:t>img</w:t>
+            </w:r>
+            <w:proofErr w:type="spellEnd"/>
+            <w:r>
+              <w:t>]</w:t>
+            </w:r>
+            <w:r>
+              <w:t>[</w:t>
+            </w:r>
+            <w:proofErr w:type="gramEnd"/>
+            <w:r>
+              <w:t>/</w:t>
+            </w:r>
+            <w:proofErr w:type="spellStart"/>
+            <w:r>
+              <w:t>center</w:t>
             </w:r>
             <w:proofErr w:type="spellEnd"/>
             <w:r>
@@ -3332,7 +3049,7 @@
               </w:rPr>
               <w:t xml:space="preserve">: </w:t>
             </w:r>
-            <w:hyperlink r:id="rId15" w:history="1">
+            <w:hyperlink r:id="rId11" w:history="1">
               <w:r>
                 <w:rPr>
                   <w:rStyle w:val="Hyperlink"/>
@@ -3441,13 +3158,7 @@
               <w:rPr>
                 <w:lang w:val="en-US"/>
               </w:rPr>
-              <w:t>Purchase Order for Stationeries</w:t>
-            </w:r>
-            <w:r>
-              <w:rPr>
-                <w:lang w:val="en-US"/>
-              </w:rPr>
-              <w:t xml:space="preserve"> - Happy Mini Market</w:t>
+              <w:t>Purchase Order for Stationeries - Happy Mini Market</w:t>
             </w:r>
           </w:p>
           <w:p>
@@ -3475,13 +3186,7 @@
               <w:rPr>
                 <w:lang w:val="en-US"/>
               </w:rPr>
-              <w:t xml:space="preserve">Good </w:t>
-            </w:r>
-            <w:r>
-              <w:rPr>
-                <w:lang w:val="en-US"/>
-              </w:rPr>
-              <w:t>day</w:t>
+              <w:t>Good day</w:t>
             </w:r>
             <w:r>
               <w:rPr>
@@ -3576,38 +3281,20 @@
               <w:rPr>
                 <w:lang w:val="en-US"/>
               </w:rPr>
-              <w:t>[p]</w:t>
-            </w:r>
-            <w:r>
-              <w:rPr>
-                <w:lang w:val="en-US"/>
-              </w:rPr>
-              <w:t xml:space="preserve">Happy </w:t>
-            </w:r>
-            <w:r>
-              <w:rPr>
-                <w:lang w:val="en-US"/>
-              </w:rPr>
-              <w:t>Mini Market</w:t>
-            </w:r>
-          </w:p>
-          <w:p>
-            <w:pPr>
-              <w:rPr>
-                <w:lang w:val="en-US"/>
-              </w:rPr>
-            </w:pPr>
-            <w:r>
-              <w:rPr>
-                <w:lang w:val="en-US"/>
-              </w:rPr>
-              <w:t>[p]</w:t>
-            </w:r>
-            <w:r>
-              <w:rPr>
-                <w:lang w:val="en-US"/>
-              </w:rPr>
-              <w:t>Owner</w:t>
+              <w:t>[p]Happy Mini Market</w:t>
+            </w:r>
+          </w:p>
+          <w:p>
+            <w:pPr>
+              <w:rPr>
+                <w:lang w:val="en-US"/>
+              </w:rPr>
+            </w:pPr>
+            <w:r>
+              <w:rPr>
+                <w:lang w:val="en-US"/>
+              </w:rPr>
+              <w:t>[p]Owner</w:t>
             </w:r>
           </w:p>
           <w:p/>
@@ -3699,13 +3386,13 @@
               </w:rPr>
               <w:t xml:space="preserve">: </w:t>
             </w:r>
-            <w:hyperlink r:id="rId16" w:history="1">
+            <w:hyperlink r:id="rId12" w:history="1">
               <w:r>
                 <w:rPr>
                   <w:rStyle w:val="Hyperlink"/>
                   <w:lang w:val="en-US"/>
                 </w:rPr>
-                <w:t>dailynews@cnd.com.my</w:t>
+                <w:t>dailynews@cnd.com</w:t>
               </w:r>
             </w:hyperlink>
             <w:r>
@@ -3714,6 +3401,12 @@
               </w:rPr>
               <w:t xml:space="preserve">  </w:t>
             </w:r>
+            <w:r>
+              <w:rPr>
+                <w:lang w:val="en-US"/>
+              </w:rPr>
+              <w:t xml:space="preserve"> </w:t>
+            </w:r>
           </w:p>
           <w:p>
             <w:pPr>
@@ -3795,13 +3488,7 @@
               <w:rPr>
                 <w:lang w:val="en-US"/>
               </w:rPr>
-              <w:t>Phishing Emails and How to Spot Them</w:t>
-            </w:r>
-            <w:r>
-              <w:rPr>
-                <w:lang w:val="en-US"/>
-              </w:rPr>
-              <w:t>!</w:t>
+              <w:t>Phishing Emails and How to Spot Them!</w:t>
             </w:r>
           </w:p>
           <w:p>
@@ -3893,7 +3580,44 @@
               <w:rPr>
                 <w:lang w:val="en-US"/>
               </w:rPr>
-              <w:t>- Feel urgent or threatening</w:t>
+              <w:t xml:space="preserve">- </w:t>
+            </w:r>
+            <w:r>
+              <w:rPr>
+                <w:lang w:val="en-US"/>
+              </w:rPr>
+              <w:t>Sounds</w:t>
+            </w:r>
+            <w:r>
+              <w:rPr>
+                <w:lang w:val="en-US"/>
+              </w:rPr>
+              <w:t xml:space="preserve"> urgent or threatening</w:t>
+            </w:r>
+            <w:r>
+              <w:rPr>
+                <w:lang w:val="en-US"/>
+              </w:rPr>
+              <w:t>.</w:t>
+            </w:r>
+          </w:p>
+          <w:p>
+            <w:pPr>
+              <w:rPr>
+                <w:lang w:val="en-US"/>
+              </w:rPr>
+            </w:pPr>
+            <w:r>
+              <w:rPr>
+                <w:lang w:val="en-US"/>
+              </w:rPr>
+              <w:t>[p] - Have poor grammar (but not always)</w:t>
+            </w:r>
+            <w:r>
+              <w:rPr>
+                <w:lang w:val="en-US"/>
+              </w:rPr>
+              <w:t>.</w:t>
             </w:r>
           </w:p>
           <w:p>
@@ -3918,13 +3642,32 @@
               <w:rPr>
                 <w:lang w:val="en-US"/>
               </w:rPr>
-              <w:t>- Have poor grammar</w:t>
-            </w:r>
-            <w:r>
-              <w:rPr>
-                <w:lang w:val="en-US"/>
-              </w:rPr>
-              <w:t xml:space="preserve"> (but not always!)</w:t>
+              <w:t xml:space="preserve">- Include </w:t>
+            </w:r>
+            <w:r>
+              <w:rPr>
+                <w:lang w:val="en-US"/>
+              </w:rPr>
+              <w:t>attachments with extensions that does not match (Example: Invoice.pdf.exe &lt;- this is an .exe file, not .pdf)</w:t>
+            </w:r>
+          </w:p>
+          <w:p>
+            <w:pPr>
+              <w:rPr>
+                <w:lang w:val="en-US"/>
+              </w:rPr>
+            </w:pPr>
+            <w:r>
+              <w:rPr>
+                <w:lang w:val="en-US"/>
+              </w:rPr>
+              <w:t xml:space="preserve">[p] </w:t>
+            </w:r>
+            <w:r>
+              <w:rPr>
+                <w:lang w:val="en-US"/>
+              </w:rPr>
+              <w:t>*add images</w:t>
             </w:r>
           </w:p>
           <w:p>
@@ -3945,47 +3688,43 @@
               </w:rPr>
               <w:t xml:space="preserve"> </w:t>
             </w:r>
-            <w:r>
-              <w:rPr>
-                <w:lang w:val="en-US"/>
-              </w:rPr>
-              <w:t xml:space="preserve">- Include </w:t>
-            </w:r>
-            <w:r>
-              <w:rPr>
-                <w:lang w:val="en-US"/>
-              </w:rPr>
-              <w:t>attachments with extensions that does not match (</w:t>
-            </w:r>
-            <w:r>
-              <w:rPr>
-                <w:lang w:val="en-US"/>
-              </w:rPr>
-              <w:t xml:space="preserve">Example: </w:t>
-            </w:r>
-            <w:r>
-              <w:rPr>
-                <w:lang w:val="en-US"/>
-              </w:rPr>
-              <w:t>Invoice.pdf.exe</w:t>
-            </w:r>
-            <w:r>
-              <w:rPr>
-                <w:lang w:val="en-US"/>
-              </w:rPr>
-              <w:t xml:space="preserve"> &lt;- this is an .exe</w:t>
-            </w:r>
-            <w:r>
-              <w:rPr>
-                <w:lang w:val="en-US"/>
-              </w:rPr>
-              <w:t xml:space="preserve"> file</w:t>
-            </w:r>
-            <w:r>
-              <w:rPr>
-                <w:lang w:val="en-US"/>
-              </w:rPr>
-              <w:t>,</w:t>
+          </w:p>
+          <w:p>
+            <w:pPr>
+              <w:rPr>
+                <w:lang w:val="en-US"/>
+              </w:rPr>
+            </w:pPr>
+            <w:r>
+              <w:rPr>
+                <w:lang w:val="en-US"/>
+              </w:rPr>
+              <w:t>[p]</w:t>
+            </w:r>
+            <w:r>
+              <w:rPr>
+                <w:lang w:val="en-US"/>
+              </w:rPr>
+              <w:t>Report any suspicious emails you come across</w:t>
+            </w:r>
+            <w:r>
+              <w:rPr>
+                <w:lang w:val="en-US"/>
+              </w:rPr>
+              <w:t xml:space="preserve"> and do not download or send any files.</w:t>
+            </w:r>
+          </w:p>
+          <w:p>
+            <w:pPr>
+              <w:rPr>
+                <w:lang w:val="en-US"/>
+              </w:rPr>
+            </w:pPr>
+            <w:r>
+              <w:rPr>
+                <w:lang w:val="en-US"/>
+              </w:rPr>
+              <w:t>[p]</w:t>
             </w:r>
             <w:r>
               <w:rPr>
@@ -3993,87 +3732,17 @@
               </w:rPr>
               <w:t xml:space="preserve"> </w:t>
             </w:r>
-            <w:r>
-              <w:rPr>
-                <w:lang w:val="en-US"/>
-              </w:rPr>
-              <w:t>not .pdf</w:t>
-            </w:r>
-            <w:r>
-              <w:rPr>
-                <w:lang w:val="en-US"/>
-              </w:rPr>
-              <w:t>)</w:t>
-            </w:r>
-            <w:r>
-              <w:rPr>
-                <w:lang w:val="en-US"/>
-              </w:rPr>
-              <w:t xml:space="preserve"> *add images</w:t>
-            </w:r>
-          </w:p>
-          <w:p>
-            <w:pPr>
-              <w:rPr>
-                <w:lang w:val="en-US"/>
-              </w:rPr>
-            </w:pPr>
-            <w:r>
-              <w:rPr>
-                <w:lang w:val="en-US"/>
-              </w:rPr>
-              <w:t>[p]</w:t>
-            </w:r>
-            <w:r>
-              <w:rPr>
-                <w:lang w:val="en-US"/>
-              </w:rPr>
-              <w:t xml:space="preserve"> </w:t>
-            </w:r>
-          </w:p>
-          <w:p>
-            <w:pPr>
-              <w:rPr>
-                <w:lang w:val="en-US"/>
-              </w:rPr>
-            </w:pPr>
-            <w:r>
-              <w:rPr>
-                <w:lang w:val="en-US"/>
-              </w:rPr>
-              <w:t>[p]If you’re unsure, report the email and do not download or send any files.</w:t>
-            </w:r>
-          </w:p>
-          <w:p>
-            <w:pPr>
-              <w:rPr>
-                <w:lang w:val="en-US"/>
-              </w:rPr>
-            </w:pPr>
-            <w:r>
-              <w:rPr>
-                <w:lang w:val="en-US"/>
-              </w:rPr>
-              <w:t>[p]</w:t>
-            </w:r>
-            <w:r>
-              <w:rPr>
-                <w:lang w:val="en-US"/>
-              </w:rPr>
-              <w:t xml:space="preserve"> </w:t>
-            </w:r>
-          </w:p>
-          <w:p>
-            <w:pPr>
-              <w:rPr>
-                <w:lang w:val="en-US"/>
-              </w:rPr>
-            </w:pPr>
-            <w:r>
-              <w:rPr>
-                <w:lang w:val="en-US"/>
-              </w:rPr>
-              <w:lastRenderedPageBreak/>
+          </w:p>
+          <w:p>
+            <w:pPr>
+              <w:rPr>
+                <w:lang w:val="en-US"/>
+              </w:rPr>
+            </w:pPr>
+            <w:r>
+              <w:rPr>
+                <w:lang w:val="en-US"/>
+              </w:rPr>
               <w:t>[p]Stay alert and stay safe!</w:t>
             </w:r>
           </w:p>
@@ -4145,12 +3814,11 @@
               </w:rPr>
               <w:t xml:space="preserve">: </w:t>
             </w:r>
-            <w:proofErr w:type="spellStart"/>
-            <w:r>
-              <w:rPr>
-                <w:lang w:val="en-US"/>
-              </w:rPr>
-              <w:t>Johnn</w:t>
+            <w:r>
+              <w:rPr>
+                <w:lang w:val="en-US"/>
+              </w:rPr>
+              <w:t>John</w:t>
             </w:r>
             <w:r>
               <w:rPr>
@@ -4158,7 +3826,6 @@
               </w:rPr>
               <w:t>n</w:t>
             </w:r>
-            <w:proofErr w:type="spellEnd"/>
           </w:p>
           <w:p>
             <w:pPr>
@@ -4180,7 +3847,7 @@
               </w:rPr>
               <w:t xml:space="preserve">: </w:t>
             </w:r>
-            <w:hyperlink r:id="rId17" w:history="1">
+            <w:hyperlink r:id="rId13" w:history="1">
               <w:r>
                 <w:rPr>
                   <w:rStyle w:val="Hyperlink"/>
@@ -4325,49 +3992,7 @@
               <w:rPr>
                 <w:lang w:val="en-US"/>
               </w:rPr>
-              <w:t>H</w:t>
-            </w:r>
-            <w:r>
-              <w:rPr>
-                <w:lang w:val="en-US"/>
-              </w:rPr>
-              <w:t>ello</w:t>
-            </w:r>
-            <w:r>
-              <w:rPr>
-                <w:lang w:val="en-US"/>
-              </w:rPr>
-              <w:t>,</w:t>
-            </w:r>
-            <w:r>
-              <w:rPr>
-                <w:lang w:val="en-US"/>
-              </w:rPr>
-              <w:t xml:space="preserve"> </w:t>
-            </w:r>
-            <w:r>
-              <w:rPr>
-                <w:lang w:val="en-US"/>
-              </w:rPr>
-              <w:t xml:space="preserve">I </w:t>
-            </w:r>
-            <w:r>
-              <w:rPr>
-                <w:lang w:val="en-US"/>
-              </w:rPr>
-              <w:t>want to order</w:t>
-            </w:r>
-            <w:r>
-              <w:rPr>
-                <w:lang w:val="en-US"/>
-              </w:rPr>
-              <w:t xml:space="preserve"> some</w:t>
-            </w:r>
-            <w:r>
-              <w:rPr>
-                <w:lang w:val="en-US"/>
-              </w:rPr>
-              <w:t xml:space="preserve"> </w:t>
+              <w:t xml:space="preserve">Hello, I want to order some </w:t>
             </w:r>
             <w:proofErr w:type="spellStart"/>
             <w:r>
@@ -4381,39 +4006,51 @@
               <w:rPr>
                 <w:lang w:val="en-US"/>
               </w:rPr>
-              <w:t xml:space="preserve"> for my shop</w:t>
+              <w:t xml:space="preserve"> for my shop.</w:t>
+            </w:r>
+          </w:p>
+          <w:p>
+            <w:pPr>
+              <w:rPr>
+                <w:lang w:val="en-US"/>
+              </w:rPr>
+            </w:pPr>
+            <w:r>
+              <w:rPr>
+                <w:lang w:val="en-US"/>
+              </w:rPr>
+              <w:t xml:space="preserve">[p] </w:t>
+            </w:r>
+          </w:p>
+          <w:p>
+            <w:pPr>
+              <w:rPr>
+                <w:lang w:val="en-US"/>
+              </w:rPr>
+            </w:pPr>
+            <w:r>
+              <w:rPr>
+                <w:lang w:val="en-US"/>
+              </w:rPr>
+              <w:t>[p]PO is attache</w:t>
+            </w:r>
+            <w:r>
+              <w:rPr>
+                <w:lang w:val="en-US"/>
+              </w:rPr>
+              <w:t>d</w:t>
+            </w:r>
+            <w:r>
+              <w:rPr>
+                <w:lang w:val="en-US"/>
+              </w:rPr>
+              <w:t>, please download to view</w:t>
             </w:r>
             <w:r>
               <w:rPr>
                 <w:lang w:val="en-US"/>
               </w:rPr>
               <w:t>.</w:t>
-            </w:r>
-          </w:p>
-          <w:p>
-            <w:pPr>
-              <w:rPr>
-                <w:lang w:val="en-US"/>
-              </w:rPr>
-            </w:pPr>
-            <w:r>
-              <w:rPr>
-                <w:lang w:val="en-US"/>
-              </w:rPr>
-              <w:t xml:space="preserve">[p] </w:t>
-            </w:r>
-          </w:p>
-          <w:p>
-            <w:pPr>
-              <w:rPr>
-                <w:lang w:val="en-US"/>
-              </w:rPr>
-            </w:pPr>
-            <w:r>
-              <w:rPr>
-                <w:lang w:val="en-US"/>
-              </w:rPr>
-              <w:t>[p]PO is attached in this email.</w:t>
             </w:r>
           </w:p>
           <w:p>
@@ -4507,7 +4144,7 @@
               <w:rPr>
                 <w:lang w:val="en-US"/>
               </w:rPr>
-              <w:t>Dallas</w:t>
+              <w:t>Mike</w:t>
             </w:r>
           </w:p>
           <w:p>
@@ -4530,19 +4167,19 @@
               </w:rPr>
               <w:t xml:space="preserve">: </w:t>
             </w:r>
-            <w:hyperlink r:id="rId18" w:history="1">
+            <w:hyperlink r:id="rId14" w:history="1">
               <w:r>
                 <w:rPr>
                   <w:rStyle w:val="Hyperlink"/>
                   <w:lang w:val="en-US"/>
                 </w:rPr>
-                <w:t>d</w:t>
+                <w:t>m</w:t>
               </w:r>
               <w:r>
                 <w:rPr>
                   <w:rStyle w:val="Hyperlink"/>
                 </w:rPr>
-                <w:t>allas@abc.com.my</w:t>
+                <w:t>ike@abc.com.my</w:t>
               </w:r>
             </w:hyperlink>
             <w:r>
@@ -4599,6 +4236,7 @@
                 <w:bCs/>
                 <w:lang w:val="en-US"/>
               </w:rPr>
+              <w:lastRenderedPageBreak/>
               <w:t>CC Address</w:t>
             </w:r>
             <w:r>
@@ -4668,6 +4306,7 @@
               <w:rPr>
                 <w:lang w:val="en-US"/>
               </w:rPr>
+              <w:lastRenderedPageBreak/>
               <w:t>Hi {</w:t>
             </w:r>
             <w:proofErr w:type="spellStart"/>
@@ -4684,6 +4323,12 @@
               </w:rPr>
               <w:t>}!</w:t>
             </w:r>
+            <w:r>
+              <w:rPr>
+                <w:lang w:val="en-US"/>
+              </w:rPr>
+              <w:t xml:space="preserve"> It’s Mike! I’m usually out of office doing visits looking for potential clients.</w:t>
+            </w:r>
           </w:p>
           <w:p>
             <w:pPr>
@@ -4708,13 +4353,7 @@
               <w:rPr>
                 <w:lang w:val="en-US"/>
               </w:rPr>
-              <w:t>[p]</w:t>
-            </w:r>
-            <w:r>
-              <w:rPr>
-                <w:lang w:val="en-US"/>
-              </w:rPr>
-              <w:t xml:space="preserve">This is a Purchase Order from </w:t>
+              <w:t xml:space="preserve">[p]This is a Purchase Order from </w:t>
             </w:r>
             <w:proofErr w:type="spellStart"/>
             <w:r>

--- a/level design.docx
+++ b/level design.docx
@@ -381,6 +381,481 @@
         </w:rPr>
       </w:pPr>
     </w:p>
+    <w:p>
+      <w:pPr>
+        <w:rPr>
+          <w:lang w:val="en-US"/>
+        </w:rPr>
+      </w:pPr>
+      <w:r>
+        <w:rPr>
+          <w:lang w:val="en-US"/>
+        </w:rPr>
+        <w:t>Level Name</w:t>
+      </w:r>
+    </w:p>
+    <w:tbl>
+      <w:tblPr>
+        <w:tblStyle w:val="TableGrid"/>
+        <w:tblW w:w="0" w:type="auto"/>
+        <w:tblLook w:val="04A0" w:firstRow="1" w:lastRow="0" w:firstColumn="1" w:lastColumn="0" w:noHBand="0" w:noVBand="1"/>
+      </w:tblPr>
+      <w:tblGrid>
+        <w:gridCol w:w="3955"/>
+        <w:gridCol w:w="5061"/>
+      </w:tblGrid>
+      <w:tr>
+        <w:trPr>
+          <w:trHeight w:val="360"/>
+        </w:trPr>
+        <w:tc>
+          <w:tcPr>
+            <w:tcW w:w="3955" w:type="dxa"/>
+            <w:vAlign w:val="center"/>
+          </w:tcPr>
+          <w:p>
+            <w:pPr>
+              <w:jc w:val="center"/>
+              <w:rPr>
+                <w:b/>
+                <w:bCs/>
+                <w:lang w:val="en-US"/>
+              </w:rPr>
+            </w:pPr>
+            <w:r>
+              <w:rPr>
+                <w:b/>
+                <w:bCs/>
+                <w:lang w:val="en-US"/>
+              </w:rPr>
+              <w:t>D</w:t>
+            </w:r>
+            <w:proofErr w:type="spellStart"/>
+            <w:r>
+              <w:rPr>
+                <w:b/>
+                <w:bCs/>
+              </w:rPr>
+              <w:t>etails</w:t>
+            </w:r>
+            <w:proofErr w:type="spellEnd"/>
+          </w:p>
+        </w:tc>
+        <w:tc>
+          <w:tcPr>
+            <w:tcW w:w="5061" w:type="dxa"/>
+            <w:vAlign w:val="center"/>
+          </w:tcPr>
+          <w:p>
+            <w:pPr>
+              <w:jc w:val="center"/>
+              <w:rPr>
+                <w:b/>
+                <w:bCs/>
+                <w:lang w:val="en-US"/>
+              </w:rPr>
+            </w:pPr>
+            <w:r>
+              <w:rPr>
+                <w:b/>
+                <w:bCs/>
+                <w:lang w:val="en-US"/>
+              </w:rPr>
+              <w:t>MONDAY</w:t>
+            </w:r>
+          </w:p>
+        </w:tc>
+      </w:tr>
+      <w:tr>
+        <w:trPr>
+          <w:trHeight w:val="360"/>
+        </w:trPr>
+        <w:tc>
+          <w:tcPr>
+            <w:tcW w:w="3955" w:type="dxa"/>
+            <w:vAlign w:val="center"/>
+          </w:tcPr>
+          <w:p>
+            <w:pPr>
+              <w:rPr>
+                <w:b/>
+                <w:bCs/>
+                <w:lang w:val="en-US"/>
+              </w:rPr>
+            </w:pPr>
+          </w:p>
+          <w:p>
+            <w:pPr>
+              <w:rPr>
+                <w:lang w:val="en-US"/>
+              </w:rPr>
+            </w:pPr>
+            <w:r>
+              <w:rPr>
+                <w:b/>
+                <w:bCs/>
+                <w:lang w:val="en-US"/>
+              </w:rPr>
+              <w:t>Type</w:t>
+            </w:r>
+            <w:r>
+              <w:rPr>
+                <w:lang w:val="en-US"/>
+              </w:rPr>
+              <w:t>: Message</w:t>
+            </w:r>
+          </w:p>
+          <w:p>
+            <w:pPr>
+              <w:rPr>
+                <w:lang w:val="en-US"/>
+              </w:rPr>
+            </w:pPr>
+            <w:r>
+              <w:rPr>
+                <w:b/>
+                <w:bCs/>
+                <w:lang w:val="en-US"/>
+              </w:rPr>
+              <w:t>Sender Name</w:t>
+            </w:r>
+            <w:r>
+              <w:rPr>
+                <w:lang w:val="en-US"/>
+              </w:rPr>
+              <w:t xml:space="preserve">: </w:t>
+            </w:r>
+          </w:p>
+          <w:p>
+            <w:pPr>
+              <w:rPr>
+                <w:lang w:val="en-US"/>
+              </w:rPr>
+            </w:pPr>
+            <w:r>
+              <w:rPr>
+                <w:b/>
+                <w:bCs/>
+                <w:lang w:val="en-US"/>
+              </w:rPr>
+              <w:t>Sender Address</w:t>
+            </w:r>
+            <w:r>
+              <w:rPr>
+                <w:lang w:val="en-US"/>
+              </w:rPr>
+              <w:t xml:space="preserve">: </w:t>
+            </w:r>
+          </w:p>
+          <w:p>
+            <w:pPr>
+              <w:rPr>
+                <w:lang w:val="en-US"/>
+              </w:rPr>
+            </w:pPr>
+            <w:r>
+              <w:rPr>
+                <w:b/>
+                <w:bCs/>
+                <w:lang w:val="en-US"/>
+              </w:rPr>
+              <w:t>To Address</w:t>
+            </w:r>
+            <w:r>
+              <w:rPr>
+                <w:lang w:val="en-US"/>
+              </w:rPr>
+              <w:t>: {</w:t>
+            </w:r>
+            <w:proofErr w:type="spellStart"/>
+            <w:r>
+              <w:rPr>
+                <w:lang w:val="en-US"/>
+              </w:rPr>
+              <w:t>player_email</w:t>
+            </w:r>
+            <w:proofErr w:type="spellEnd"/>
+            <w:r>
+              <w:rPr>
+                <w:lang w:val="en-US"/>
+              </w:rPr>
+              <w:t>}</w:t>
+            </w:r>
+          </w:p>
+          <w:p>
+            <w:pPr>
+              <w:rPr>
+                <w:lang w:val="en-US"/>
+              </w:rPr>
+            </w:pPr>
+            <w:r>
+              <w:rPr>
+                <w:b/>
+                <w:bCs/>
+                <w:lang w:val="en-US"/>
+              </w:rPr>
+              <w:t>CC Address</w:t>
+            </w:r>
+            <w:r>
+              <w:rPr>
+                <w:lang w:val="en-US"/>
+              </w:rPr>
+              <w:t xml:space="preserve">: </w:t>
+            </w:r>
+          </w:p>
+          <w:p>
+            <w:pPr>
+              <w:rPr>
+                <w:lang w:val="en-US"/>
+              </w:rPr>
+            </w:pPr>
+            <w:r>
+              <w:rPr>
+                <w:b/>
+                <w:bCs/>
+                <w:lang w:val="en-US"/>
+              </w:rPr>
+              <w:t>Subject</w:t>
+            </w:r>
+            <w:r>
+              <w:rPr>
+                <w:lang w:val="en-US"/>
+              </w:rPr>
+              <w:t xml:space="preserve">: </w:t>
+            </w:r>
+          </w:p>
+          <w:p>
+            <w:pPr>
+              <w:rPr>
+                <w:lang w:val="en-US"/>
+              </w:rPr>
+            </w:pPr>
+          </w:p>
+        </w:tc>
+        <w:tc>
+          <w:tcPr>
+            <w:tcW w:w="5061" w:type="dxa"/>
+            <w:vAlign w:val="center"/>
+          </w:tcPr>
+          <w:p>
+            <w:pPr>
+              <w:rPr>
+                <w:lang w:val="en-US"/>
+              </w:rPr>
+            </w:pPr>
+          </w:p>
+        </w:tc>
+      </w:tr>
+      <w:tr>
+        <w:trPr>
+          <w:trHeight w:val="360"/>
+        </w:trPr>
+        <w:tc>
+          <w:tcPr>
+            <w:tcW w:w="3955" w:type="dxa"/>
+            <w:vAlign w:val="center"/>
+          </w:tcPr>
+          <w:p>
+            <w:pPr>
+              <w:rPr>
+                <w:b/>
+                <w:bCs/>
+                <w:lang w:val="en-US"/>
+              </w:rPr>
+            </w:pPr>
+          </w:p>
+          <w:p>
+            <w:pPr>
+              <w:rPr>
+                <w:lang w:val="en-US"/>
+              </w:rPr>
+            </w:pPr>
+            <w:r>
+              <w:rPr>
+                <w:b/>
+                <w:bCs/>
+                <w:lang w:val="en-US"/>
+              </w:rPr>
+              <w:t>Type</w:t>
+            </w:r>
+            <w:r>
+              <w:rPr>
+                <w:lang w:val="en-US"/>
+              </w:rPr>
+              <w:t>: Message</w:t>
+            </w:r>
+          </w:p>
+          <w:p>
+            <w:pPr>
+              <w:rPr>
+                <w:lang w:val="en-US"/>
+              </w:rPr>
+            </w:pPr>
+            <w:r>
+              <w:rPr>
+                <w:b/>
+                <w:bCs/>
+                <w:lang w:val="en-US"/>
+              </w:rPr>
+              <w:t>Sender Name</w:t>
+            </w:r>
+            <w:r>
+              <w:rPr>
+                <w:lang w:val="en-US"/>
+              </w:rPr>
+              <w:t xml:space="preserve">: </w:t>
+            </w:r>
+          </w:p>
+          <w:p>
+            <w:pPr>
+              <w:rPr>
+                <w:lang w:val="en-US"/>
+              </w:rPr>
+            </w:pPr>
+            <w:r>
+              <w:rPr>
+                <w:b/>
+                <w:bCs/>
+                <w:lang w:val="en-US"/>
+              </w:rPr>
+              <w:t>Sender Address</w:t>
+            </w:r>
+            <w:r>
+              <w:rPr>
+                <w:lang w:val="en-US"/>
+              </w:rPr>
+              <w:t xml:space="preserve">: </w:t>
+            </w:r>
+          </w:p>
+          <w:p>
+            <w:pPr>
+              <w:rPr>
+                <w:lang w:val="en-US"/>
+              </w:rPr>
+            </w:pPr>
+            <w:r>
+              <w:rPr>
+                <w:b/>
+                <w:bCs/>
+                <w:lang w:val="en-US"/>
+              </w:rPr>
+              <w:t>To Address</w:t>
+            </w:r>
+            <w:r>
+              <w:rPr>
+                <w:lang w:val="en-US"/>
+              </w:rPr>
+              <w:t>: {</w:t>
+            </w:r>
+            <w:proofErr w:type="spellStart"/>
+            <w:r>
+              <w:rPr>
+                <w:lang w:val="en-US"/>
+              </w:rPr>
+              <w:t>player_email</w:t>
+            </w:r>
+            <w:proofErr w:type="spellEnd"/>
+            <w:r>
+              <w:rPr>
+                <w:lang w:val="en-US"/>
+              </w:rPr>
+              <w:t>}</w:t>
+            </w:r>
+          </w:p>
+          <w:p>
+            <w:pPr>
+              <w:rPr>
+                <w:lang w:val="en-US"/>
+              </w:rPr>
+            </w:pPr>
+            <w:r>
+              <w:rPr>
+                <w:b/>
+                <w:bCs/>
+                <w:lang w:val="en-US"/>
+              </w:rPr>
+              <w:t>CC Address</w:t>
+            </w:r>
+            <w:r>
+              <w:rPr>
+                <w:lang w:val="en-US"/>
+              </w:rPr>
+              <w:t xml:space="preserve">: </w:t>
+            </w:r>
+          </w:p>
+          <w:p>
+            <w:pPr>
+              <w:rPr>
+                <w:lang w:val="en-US"/>
+              </w:rPr>
+            </w:pPr>
+            <w:r>
+              <w:rPr>
+                <w:b/>
+                <w:bCs/>
+                <w:lang w:val="en-US"/>
+              </w:rPr>
+              <w:t>Subject</w:t>
+            </w:r>
+            <w:r>
+              <w:rPr>
+                <w:lang w:val="en-US"/>
+              </w:rPr>
+              <w:t xml:space="preserve">: </w:t>
+            </w:r>
+          </w:p>
+          <w:p>
+            <w:pPr>
+              <w:rPr>
+                <w:b/>
+                <w:bCs/>
+                <w:lang w:val="en-US"/>
+              </w:rPr>
+            </w:pPr>
+          </w:p>
+        </w:tc>
+        <w:tc>
+          <w:tcPr>
+            <w:tcW w:w="5061" w:type="dxa"/>
+            <w:vAlign w:val="center"/>
+          </w:tcPr>
+          <w:p>
+            <w:pPr>
+              <w:rPr>
+                <w:lang w:val="en-US"/>
+              </w:rPr>
+            </w:pPr>
+          </w:p>
+        </w:tc>
+      </w:tr>
+    </w:tbl>
+    <w:p>
+      <w:pPr>
+        <w:rPr>
+          <w:lang w:val="en-US"/>
+        </w:rPr>
+      </w:pPr>
+      <w:r>
+        <w:rPr>
+          <w:lang w:val="en-US"/>
+        </w:rPr>
+        <w:br w:type="page"/>
+      </w:r>
+    </w:p>
+    <w:p>
+      <w:pPr>
+        <w:rPr>
+          <w:lang w:val="en-US"/>
+        </w:rPr>
+      </w:pPr>
+      <w:r>
+        <w:rPr>
+          <w:lang w:val="en-US"/>
+        </w:rPr>
+        <w:lastRenderedPageBreak/>
+        <w:t>Monday</w:t>
+      </w:r>
+    </w:p>
     <w:tbl>
       <w:tblPr>
         <w:tblStyle w:val="TableGrid"/>
@@ -1246,7 +1721,6 @@
                 <w:bCs/>
                 <w:lang w:val="en-US"/>
               </w:rPr>
-              <w:lastRenderedPageBreak/>
               <w:t>CC Address</w:t>
             </w:r>
             <w:r>
@@ -1392,7 +1866,6 @@
               <w:rPr>
                 <w:lang w:val="en-US"/>
               </w:rPr>
-              <w:lastRenderedPageBreak/>
               <w:t xml:space="preserve">[p] </w:t>
             </w:r>
           </w:p>
@@ -1748,6 +2221,7 @@
                 <w:bCs/>
                 <w:lang w:val="en-US"/>
               </w:rPr>
+              <w:lastRenderedPageBreak/>
               <w:t>CC Address</w:t>
             </w:r>
             <w:r>
@@ -1899,6 +2373,7 @@
               <w:rPr>
                 <w:lang w:val="en-US"/>
               </w:rPr>
+              <w:lastRenderedPageBreak/>
               <w:t>[p]</w:t>
             </w:r>
             <w:r>
@@ -2742,7 +3217,6 @@
                 <w:bCs/>
                 <w:lang w:val="en-US"/>
               </w:rPr>
-              <w:lastRenderedPageBreak/>
               <w:t>Sender Address</w:t>
             </w:r>
             <w:r>
@@ -2895,7 +3369,6 @@
           </w:tcPr>
           <w:p>
             <w:r>
-              <w:lastRenderedPageBreak/>
               <w:t>Join us and enjoy the wonderful offers for a trip you'll definitely remember!</w:t>
             </w:r>
           </w:p>
@@ -3378,6 +3851,7 @@
                 <w:bCs/>
                 <w:lang w:val="en-US"/>
               </w:rPr>
+              <w:lastRenderedPageBreak/>
               <w:t>Sender Address</w:t>
             </w:r>
             <w:r>
@@ -3536,6 +4010,7 @@
               <w:rPr>
                 <w:lang w:val="en-US"/>
               </w:rPr>
+              <w:lastRenderedPageBreak/>
               <w:t>[p]</w:t>
             </w:r>
             <w:r>
@@ -4236,7 +4711,6 @@
                 <w:bCs/>
                 <w:lang w:val="en-US"/>
               </w:rPr>
-              <w:lastRenderedPageBreak/>
               <w:t>CC Address</w:t>
             </w:r>
             <w:r>
@@ -4306,69 +4780,542 @@
               <w:rPr>
                 <w:lang w:val="en-US"/>
               </w:rPr>
+              <w:t>Hi {</w:t>
+            </w:r>
+            <w:proofErr w:type="spellStart"/>
+            <w:r>
+              <w:rPr>
+                <w:lang w:val="en-US"/>
+              </w:rPr>
+              <w:t>player_name</w:t>
+            </w:r>
+            <w:proofErr w:type="spellEnd"/>
+            <w:r>
+              <w:rPr>
+                <w:lang w:val="en-US"/>
+              </w:rPr>
+              <w:t>}!</w:t>
+            </w:r>
+            <w:r>
+              <w:rPr>
+                <w:lang w:val="en-US"/>
+              </w:rPr>
+              <w:t xml:space="preserve"> It’s Mike! I’m usually out of office doing visits looking for potential clients.</w:t>
+            </w:r>
+          </w:p>
+          <w:p>
+            <w:pPr>
+              <w:rPr>
+                <w:lang w:val="en-US"/>
+              </w:rPr>
+            </w:pPr>
+            <w:r>
+              <w:rPr>
+                <w:lang w:val="en-US"/>
+              </w:rPr>
+              <w:t xml:space="preserve">[p] </w:t>
+            </w:r>
+          </w:p>
+          <w:p>
+            <w:pPr>
+              <w:rPr>
+                <w:lang w:val="en-US"/>
+              </w:rPr>
+            </w:pPr>
+            <w:r>
+              <w:rPr>
+                <w:lang w:val="en-US"/>
+              </w:rPr>
+              <w:t xml:space="preserve">[p]This is a Purchase Order from </w:t>
+            </w:r>
+            <w:proofErr w:type="spellStart"/>
+            <w:r>
+              <w:rPr>
+                <w:lang w:val="en-US"/>
+              </w:rPr>
+              <w:t>PrintingPro</w:t>
+            </w:r>
+            <w:proofErr w:type="spellEnd"/>
+            <w:r>
+              <w:rPr>
+                <w:lang w:val="en-US"/>
+              </w:rPr>
+              <w:t>. Please help me send this to finance. Thanks!</w:t>
+            </w:r>
+          </w:p>
+        </w:tc>
+      </w:tr>
+    </w:tbl>
+    <w:p>
+      <w:pPr>
+        <w:rPr>
+          <w:lang w:val="en-US"/>
+        </w:rPr>
+      </w:pPr>
+    </w:p>
+    <w:p>
+      <w:pPr>
+        <w:rPr>
+          <w:lang w:val="en-US"/>
+        </w:rPr>
+      </w:pPr>
+      <w:r>
+        <w:rPr>
+          <w:lang w:val="en-US"/>
+        </w:rPr>
+        <w:br w:type="page"/>
+      </w:r>
+    </w:p>
+    <w:tbl>
+      <w:tblPr>
+        <w:tblStyle w:val="TableGrid"/>
+        <w:tblW w:w="0" w:type="auto"/>
+        <w:tblLook w:val="04A0" w:firstRow="1" w:lastRow="0" w:firstColumn="1" w:lastColumn="0" w:noHBand="0" w:noVBand="1"/>
+      </w:tblPr>
+      <w:tblGrid>
+        <w:gridCol w:w="3955"/>
+        <w:gridCol w:w="5061"/>
+      </w:tblGrid>
+      <w:tr>
+        <w:trPr>
+          <w:trHeight w:val="360"/>
+        </w:trPr>
+        <w:tc>
+          <w:tcPr>
+            <w:tcW w:w="3955" w:type="dxa"/>
+            <w:vAlign w:val="center"/>
+          </w:tcPr>
+          <w:p>
+            <w:pPr>
+              <w:jc w:val="center"/>
+              <w:rPr>
+                <w:b/>
+                <w:bCs/>
+                <w:lang w:val="en-US"/>
+              </w:rPr>
+            </w:pPr>
+            <w:r>
+              <w:rPr>
+                <w:b/>
+                <w:bCs/>
+                <w:lang w:val="en-US"/>
+              </w:rPr>
               <w:lastRenderedPageBreak/>
-              <w:t>Hi {</w:t>
+              <w:t>D</w:t>
             </w:r>
             <w:proofErr w:type="spellStart"/>
             <w:r>
               <w:rPr>
-                <w:lang w:val="en-US"/>
-              </w:rPr>
-              <w:t>player_name</w:t>
+                <w:b/>
+                <w:bCs/>
+              </w:rPr>
+              <w:t>etails</w:t>
             </w:r>
             <w:proofErr w:type="spellEnd"/>
-            <w:r>
-              <w:rPr>
-                <w:lang w:val="en-US"/>
-              </w:rPr>
-              <w:t>}!</w:t>
-            </w:r>
-            <w:r>
-              <w:rPr>
-                <w:lang w:val="en-US"/>
-              </w:rPr>
-              <w:t xml:space="preserve"> It’s Mike! I’m usually out of office doing visits looking for potential clients.</w:t>
-            </w:r>
-          </w:p>
-          <w:p>
-            <w:pPr>
-              <w:rPr>
-                <w:lang w:val="en-US"/>
-              </w:rPr>
-            </w:pPr>
-            <w:r>
-              <w:rPr>
-                <w:lang w:val="en-US"/>
-              </w:rPr>
-              <w:t xml:space="preserve">[p] </w:t>
-            </w:r>
-          </w:p>
-          <w:p>
-            <w:pPr>
-              <w:rPr>
-                <w:lang w:val="en-US"/>
-              </w:rPr>
-            </w:pPr>
-            <w:r>
-              <w:rPr>
-                <w:lang w:val="en-US"/>
-              </w:rPr>
-              <w:t xml:space="preserve">[p]This is a Purchase Order from </w:t>
+          </w:p>
+        </w:tc>
+        <w:tc>
+          <w:tcPr>
+            <w:tcW w:w="5061" w:type="dxa"/>
+            <w:vAlign w:val="center"/>
+          </w:tcPr>
+          <w:p>
+            <w:pPr>
+              <w:jc w:val="center"/>
+              <w:rPr>
+                <w:b/>
+                <w:bCs/>
+                <w:lang w:val="en-US"/>
+              </w:rPr>
+            </w:pPr>
+            <w:r>
+              <w:rPr>
+                <w:b/>
+                <w:bCs/>
+                <w:lang w:val="en-US"/>
+              </w:rPr>
+              <w:t>TUESDAY</w:t>
+            </w:r>
+          </w:p>
+        </w:tc>
+      </w:tr>
+      <w:tr>
+        <w:trPr>
+          <w:trHeight w:val="360"/>
+        </w:trPr>
+        <w:tc>
+          <w:tcPr>
+            <w:tcW w:w="3955" w:type="dxa"/>
+            <w:vAlign w:val="center"/>
+          </w:tcPr>
+          <w:p>
+            <w:pPr>
+              <w:rPr>
+                <w:b/>
+                <w:bCs/>
+                <w:lang w:val="en-US"/>
+              </w:rPr>
+            </w:pPr>
+          </w:p>
+          <w:p>
+            <w:pPr>
+              <w:rPr>
+                <w:lang w:val="en-US"/>
+              </w:rPr>
+            </w:pPr>
+            <w:r>
+              <w:rPr>
+                <w:b/>
+                <w:bCs/>
+                <w:lang w:val="en-US"/>
+              </w:rPr>
+              <w:t>Type</w:t>
+            </w:r>
+            <w:r>
+              <w:rPr>
+                <w:lang w:val="en-US"/>
+              </w:rPr>
+              <w:t>: Message</w:t>
+            </w:r>
+          </w:p>
+          <w:p>
+            <w:pPr>
+              <w:rPr>
+                <w:lang w:val="en-US"/>
+              </w:rPr>
+            </w:pPr>
+            <w:r>
+              <w:rPr>
+                <w:b/>
+                <w:bCs/>
+                <w:lang w:val="en-US"/>
+              </w:rPr>
+              <w:t>Sender Name</w:t>
+            </w:r>
+            <w:r>
+              <w:rPr>
+                <w:lang w:val="en-US"/>
+              </w:rPr>
+              <w:t xml:space="preserve">: </w:t>
+            </w:r>
+            <w:r>
+              <w:rPr>
+                <w:lang w:val="en-US"/>
+              </w:rPr>
+              <w:t>Blake</w:t>
+            </w:r>
+          </w:p>
+          <w:p>
+            <w:pPr>
+              <w:rPr>
+                <w:lang w:val="en-US"/>
+              </w:rPr>
+            </w:pPr>
+            <w:r>
+              <w:rPr>
+                <w:b/>
+                <w:bCs/>
+                <w:lang w:val="en-US"/>
+              </w:rPr>
+              <w:t>Sender Address</w:t>
+            </w:r>
+            <w:r>
+              <w:rPr>
+                <w:lang w:val="en-US"/>
+              </w:rPr>
+              <w:t xml:space="preserve">: </w:t>
+            </w:r>
+            <w:r>
+              <w:rPr>
+                <w:lang w:val="en-US"/>
+              </w:rPr>
+              <w:t>blake@abc.com.my</w:t>
+            </w:r>
+          </w:p>
+          <w:p>
+            <w:pPr>
+              <w:rPr>
+                <w:lang w:val="en-US"/>
+              </w:rPr>
+            </w:pPr>
+            <w:r>
+              <w:rPr>
+                <w:b/>
+                <w:bCs/>
+                <w:lang w:val="en-US"/>
+              </w:rPr>
+              <w:t>To Address</w:t>
+            </w:r>
+            <w:r>
+              <w:rPr>
+                <w:lang w:val="en-US"/>
+              </w:rPr>
+              <w:t>: {</w:t>
             </w:r>
             <w:proofErr w:type="spellStart"/>
             <w:r>
               <w:rPr>
                 <w:lang w:val="en-US"/>
               </w:rPr>
-              <w:t>PrintingPro</w:t>
+              <w:t>player_email</w:t>
             </w:r>
             <w:proofErr w:type="spellEnd"/>
             <w:r>
               <w:rPr>
                 <w:lang w:val="en-US"/>
               </w:rPr>
-              <w:t>. Please help me send this to finance. Thanks!</w:t>
-            </w:r>
+              <w:t>}</w:t>
+            </w:r>
+          </w:p>
+          <w:p>
+            <w:pPr>
+              <w:rPr>
+                <w:lang w:val="en-US"/>
+              </w:rPr>
+            </w:pPr>
+            <w:r>
+              <w:rPr>
+                <w:b/>
+                <w:bCs/>
+                <w:lang w:val="en-US"/>
+              </w:rPr>
+              <w:t>CC Address</w:t>
+            </w:r>
+            <w:r>
+              <w:rPr>
+                <w:lang w:val="en-US"/>
+              </w:rPr>
+              <w:t xml:space="preserve">: </w:t>
+            </w:r>
+          </w:p>
+          <w:p>
+            <w:pPr>
+              <w:rPr>
+                <w:lang w:val="en-US"/>
+              </w:rPr>
+            </w:pPr>
+            <w:r>
+              <w:rPr>
+                <w:b/>
+                <w:bCs/>
+                <w:lang w:val="en-US"/>
+              </w:rPr>
+              <w:t>Subject</w:t>
+            </w:r>
+            <w:r>
+              <w:rPr>
+                <w:lang w:val="en-US"/>
+              </w:rPr>
+              <w:t xml:space="preserve">: </w:t>
+            </w:r>
+            <w:r>
+              <w:rPr>
+                <w:lang w:val="en-US"/>
+              </w:rPr>
+              <w:t>Watch out for Impersonation</w:t>
+            </w:r>
+          </w:p>
+          <w:p>
+            <w:pPr>
+              <w:rPr>
+                <w:lang w:val="en-US"/>
+              </w:rPr>
+            </w:pPr>
+          </w:p>
+        </w:tc>
+        <w:tc>
+          <w:tcPr>
+            <w:tcW w:w="5061" w:type="dxa"/>
+            <w:vAlign w:val="center"/>
+          </w:tcPr>
+          <w:p>
+            <w:pPr>
+              <w:rPr>
+                <w:lang w:val="en-US"/>
+              </w:rPr>
+            </w:pPr>
+          </w:p>
+        </w:tc>
+      </w:tr>
+      <w:tr>
+        <w:trPr>
+          <w:trHeight w:val="360"/>
+        </w:trPr>
+        <w:tc>
+          <w:tcPr>
+            <w:tcW w:w="3955" w:type="dxa"/>
+            <w:vAlign w:val="center"/>
+          </w:tcPr>
+          <w:p>
+            <w:pPr>
+              <w:rPr>
+                <w:b/>
+                <w:bCs/>
+                <w:lang w:val="en-US"/>
+              </w:rPr>
+            </w:pPr>
+          </w:p>
+          <w:p>
+            <w:pPr>
+              <w:rPr>
+                <w:lang w:val="en-US"/>
+              </w:rPr>
+            </w:pPr>
+            <w:r>
+              <w:rPr>
+                <w:b/>
+                <w:bCs/>
+                <w:lang w:val="en-US"/>
+              </w:rPr>
+              <w:t>Type</w:t>
+            </w:r>
+            <w:r>
+              <w:rPr>
+                <w:lang w:val="en-US"/>
+              </w:rPr>
+              <w:t>: Message</w:t>
+            </w:r>
+          </w:p>
+          <w:p>
+            <w:pPr>
+              <w:rPr>
+                <w:lang w:val="en-US"/>
+              </w:rPr>
+            </w:pPr>
+            <w:r>
+              <w:rPr>
+                <w:b/>
+                <w:bCs/>
+                <w:lang w:val="en-US"/>
+              </w:rPr>
+              <w:t>Sender Name</w:t>
+            </w:r>
+            <w:r>
+              <w:rPr>
+                <w:lang w:val="en-US"/>
+              </w:rPr>
+              <w:t xml:space="preserve">: </w:t>
+            </w:r>
+          </w:p>
+          <w:p>
+            <w:pPr>
+              <w:rPr>
+                <w:lang w:val="en-US"/>
+              </w:rPr>
+            </w:pPr>
+            <w:r>
+              <w:rPr>
+                <w:b/>
+                <w:bCs/>
+                <w:lang w:val="en-US"/>
+              </w:rPr>
+              <w:t>Sender Address</w:t>
+            </w:r>
+            <w:r>
+              <w:rPr>
+                <w:lang w:val="en-US"/>
+              </w:rPr>
+              <w:t xml:space="preserve">: </w:t>
+            </w:r>
+          </w:p>
+          <w:p>
+            <w:pPr>
+              <w:rPr>
+                <w:lang w:val="en-US"/>
+              </w:rPr>
+            </w:pPr>
+            <w:r>
+              <w:rPr>
+                <w:b/>
+                <w:bCs/>
+                <w:lang w:val="en-US"/>
+              </w:rPr>
+              <w:t>To Address</w:t>
+            </w:r>
+            <w:r>
+              <w:rPr>
+                <w:lang w:val="en-US"/>
+              </w:rPr>
+              <w:t>: {</w:t>
+            </w:r>
+            <w:proofErr w:type="spellStart"/>
+            <w:r>
+              <w:rPr>
+                <w:lang w:val="en-US"/>
+              </w:rPr>
+              <w:t>player_email</w:t>
+            </w:r>
+            <w:proofErr w:type="spellEnd"/>
+            <w:r>
+              <w:rPr>
+                <w:lang w:val="en-US"/>
+              </w:rPr>
+              <w:t>}</w:t>
+            </w:r>
+          </w:p>
+          <w:p>
+            <w:pPr>
+              <w:rPr>
+                <w:lang w:val="en-US"/>
+              </w:rPr>
+            </w:pPr>
+            <w:r>
+              <w:rPr>
+                <w:b/>
+                <w:bCs/>
+                <w:lang w:val="en-US"/>
+              </w:rPr>
+              <w:t>CC Address</w:t>
+            </w:r>
+            <w:r>
+              <w:rPr>
+                <w:lang w:val="en-US"/>
+              </w:rPr>
+              <w:t xml:space="preserve">: </w:t>
+            </w:r>
+          </w:p>
+          <w:p>
+            <w:pPr>
+              <w:rPr>
+                <w:lang w:val="en-US"/>
+              </w:rPr>
+            </w:pPr>
+            <w:r>
+              <w:rPr>
+                <w:b/>
+                <w:bCs/>
+                <w:lang w:val="en-US"/>
+              </w:rPr>
+              <w:t>Subject</w:t>
+            </w:r>
+            <w:r>
+              <w:rPr>
+                <w:lang w:val="en-US"/>
+              </w:rPr>
+              <w:t xml:space="preserve">: </w:t>
+            </w:r>
+          </w:p>
+          <w:p>
+            <w:pPr>
+              <w:rPr>
+                <w:b/>
+                <w:bCs/>
+                <w:lang w:val="en-US"/>
+              </w:rPr>
+            </w:pPr>
+          </w:p>
+        </w:tc>
+        <w:tc>
+          <w:tcPr>
+            <w:tcW w:w="5061" w:type="dxa"/>
+            <w:vAlign w:val="center"/>
+          </w:tcPr>
+          <w:p>
+            <w:pPr>
+              <w:rPr>
+                <w:lang w:val="en-US"/>
+              </w:rPr>
+            </w:pPr>
           </w:p>
         </w:tc>
       </w:tr>

--- a/level design.docx
+++ b/level design.docx
@@ -430,7 +430,6 @@
               </w:rPr>
               <w:t>D</w:t>
             </w:r>
-            <w:proofErr w:type="spellStart"/>
             <w:r>
               <w:rPr>
                 <w:b/>
@@ -438,7 +437,6 @@
               </w:rPr>
               <w:t>etails</w:t>
             </w:r>
-            <w:proofErr w:type="spellEnd"/>
           </w:p>
         </w:tc>
         <w:tc>
@@ -565,21 +563,7 @@
               <w:rPr>
                 <w:lang w:val="en-US"/>
               </w:rPr>
-              <w:t>: {</w:t>
-            </w:r>
-            <w:proofErr w:type="spellStart"/>
-            <w:r>
-              <w:rPr>
-                <w:lang w:val="en-US"/>
-              </w:rPr>
-              <w:t>player_email</w:t>
-            </w:r>
-            <w:proofErr w:type="spellEnd"/>
-            <w:r>
-              <w:rPr>
-                <w:lang w:val="en-US"/>
-              </w:rPr>
-              <w:t>}</w:t>
+              <w:t>: {player_email}</w:t>
             </w:r>
           </w:p>
           <w:p>
@@ -745,21 +729,7 @@
               <w:rPr>
                 <w:lang w:val="en-US"/>
               </w:rPr>
-              <w:t>: {</w:t>
-            </w:r>
-            <w:proofErr w:type="spellStart"/>
-            <w:r>
-              <w:rPr>
-                <w:lang w:val="en-US"/>
-              </w:rPr>
-              <w:t>player_email</w:t>
-            </w:r>
-            <w:proofErr w:type="spellEnd"/>
-            <w:r>
-              <w:rPr>
-                <w:lang w:val="en-US"/>
-              </w:rPr>
-              <w:t>}</w:t>
+              <w:t>: {player_email}</w:t>
             </w:r>
           </w:p>
           <w:p>
@@ -892,7 +862,6 @@
               </w:rPr>
               <w:t>D</w:t>
             </w:r>
-            <w:proofErr w:type="spellStart"/>
             <w:r>
               <w:rPr>
                 <w:b/>
@@ -900,7 +869,6 @@
               </w:rPr>
               <w:t>etails</w:t>
             </w:r>
-            <w:proofErr w:type="spellEnd"/>
           </w:p>
         </w:tc>
         <w:tc>
@@ -1034,21 +1002,7 @@
               <w:rPr>
                 <w:lang w:val="en-US"/>
               </w:rPr>
-              <w:t>: {</w:t>
-            </w:r>
-            <w:proofErr w:type="spellStart"/>
-            <w:r>
-              <w:rPr>
-                <w:lang w:val="en-US"/>
-              </w:rPr>
-              <w:t>player_email</w:t>
-            </w:r>
-            <w:proofErr w:type="spellEnd"/>
-            <w:r>
-              <w:rPr>
-                <w:lang w:val="en-US"/>
-              </w:rPr>
-              <w:t>}</w:t>
+              <w:t>: {player_email}</w:t>
             </w:r>
           </w:p>
           <w:p>
@@ -1175,21 +1129,7 @@
               <w:rPr>
                 <w:lang w:val="en-US"/>
               </w:rPr>
-              <w:t>, {</w:t>
-            </w:r>
-            <w:proofErr w:type="spellStart"/>
-            <w:r>
-              <w:rPr>
-                <w:lang w:val="en-US"/>
-              </w:rPr>
-              <w:t>player_name</w:t>
-            </w:r>
-            <w:proofErr w:type="spellEnd"/>
-            <w:r>
-              <w:rPr>
-                <w:lang w:val="en-US"/>
-              </w:rPr>
-              <w:t>}</w:t>
+              <w:t>, {player_name}</w:t>
             </w:r>
             <w:r>
               <w:rPr>
@@ -1449,49 +1389,13 @@
               <w:rPr>
                 <w:lang w:val="en-US"/>
               </w:rPr>
-              <w:t>[</w:t>
-            </w:r>
-            <w:proofErr w:type="spellStart"/>
-            <w:r>
-              <w:rPr>
-                <w:lang w:val="en-US"/>
-              </w:rPr>
-              <w:t>img</w:t>
-            </w:r>
-            <w:proofErr w:type="spellEnd"/>
-            <w:r>
-              <w:rPr>
-                <w:lang w:val="en-US"/>
-              </w:rPr>
-              <w:t>]assets/tutorial/report_email.png[/</w:t>
-            </w:r>
-            <w:proofErr w:type="spellStart"/>
-            <w:proofErr w:type="gramStart"/>
-            <w:r>
-              <w:rPr>
-                <w:lang w:val="en-US"/>
-              </w:rPr>
-              <w:t>img</w:t>
-            </w:r>
-            <w:proofErr w:type="spellEnd"/>
-            <w:r>
-              <w:rPr>
-                <w:lang w:val="en-US"/>
-              </w:rPr>
-              <w:t>]</w:t>
-            </w:r>
-            <w:r>
-              <w:rPr>
-                <w:lang w:val="en-US"/>
-              </w:rPr>
-              <w:t>[</w:t>
-            </w:r>
-            <w:proofErr w:type="gramEnd"/>
-            <w:r>
-              <w:rPr>
-                <w:lang w:val="en-US"/>
-              </w:rPr>
-              <w:t>/center]</w:t>
+              <w:t>[img]assets/tutorial/report_email.png[/img]</w:t>
+            </w:r>
+            <w:r>
+              <w:rPr>
+                <w:lang w:val="en-US"/>
+              </w:rPr>
+              <w:t>[/center]</w:t>
             </w:r>
           </w:p>
           <w:p>
@@ -1692,21 +1596,7 @@
               <w:rPr>
                 <w:lang w:val="en-US"/>
               </w:rPr>
-              <w:t>: {</w:t>
-            </w:r>
-            <w:proofErr w:type="spellStart"/>
-            <w:r>
-              <w:rPr>
-                <w:lang w:val="en-US"/>
-              </w:rPr>
-              <w:t>player_email</w:t>
-            </w:r>
-            <w:proofErr w:type="spellEnd"/>
-            <w:r>
-              <w:rPr>
-                <w:lang w:val="en-US"/>
-              </w:rPr>
-              <w:t>}</w:t>
+              <w:t>: {player_email}</w:t>
             </w:r>
           </w:p>
           <w:p>
@@ -1801,21 +1691,7 @@
               <w:rPr>
                 <w:lang w:val="en-US"/>
               </w:rPr>
-              <w:t>, {</w:t>
-            </w:r>
-            <w:proofErr w:type="spellStart"/>
-            <w:r>
-              <w:rPr>
-                <w:lang w:val="en-US"/>
-              </w:rPr>
-              <w:t>player_name</w:t>
-            </w:r>
-            <w:proofErr w:type="spellEnd"/>
-            <w:r>
-              <w:rPr>
-                <w:lang w:val="en-US"/>
-              </w:rPr>
-              <w:t>}!</w:t>
+              <w:t>, {player_name}!</w:t>
             </w:r>
           </w:p>
           <w:p>
@@ -1879,21 +1755,7 @@
               <w:rPr>
                 <w:lang w:val="en-US"/>
               </w:rPr>
-              <w:t>[p]</w:t>
-            </w:r>
-            <w:proofErr w:type="gramStart"/>
-            <w:r>
-              <w:rPr>
-                <w:lang w:val="en-US"/>
-              </w:rPr>
-              <w:t>To</w:t>
-            </w:r>
-            <w:proofErr w:type="gramEnd"/>
-            <w:r>
-              <w:rPr>
-                <w:lang w:val="en-US"/>
-              </w:rPr>
-              <w:t xml:space="preserve"> make things easier for you, I'll send you a request email like this every day and you can just drop the files in and click send!</w:t>
+              <w:t>[p]To make things easier for you, I'll send you a request email like this every day and you can just drop the files in and click send!</w:t>
             </w:r>
           </w:p>
           <w:p>
@@ -1919,35 +1781,7 @@
               <w:rPr>
                 <w:lang w:val="en-US"/>
               </w:rPr>
-              <w:t>[p][</w:t>
-            </w:r>
-            <w:proofErr w:type="gramStart"/>
-            <w:r>
-              <w:rPr>
-                <w:lang w:val="en-US"/>
-              </w:rPr>
-              <w:t>b]Make</w:t>
-            </w:r>
-            <w:proofErr w:type="gramEnd"/>
-            <w:r>
-              <w:rPr>
-                <w:lang w:val="en-US"/>
-              </w:rPr>
-              <w:t xml:space="preserve"> sure that you have collected all the Purchase Orders sent to you today before submitting. A missed order is a missed </w:t>
-            </w:r>
-            <w:proofErr w:type="gramStart"/>
-            <w:r>
-              <w:rPr>
-                <w:lang w:val="en-US"/>
-              </w:rPr>
-              <w:t>opportunity![</w:t>
-            </w:r>
-            <w:proofErr w:type="gramEnd"/>
-            <w:r>
-              <w:rPr>
-                <w:lang w:val="en-US"/>
-              </w:rPr>
-              <w:t>/b]</w:t>
+              <w:t>[p][b]Make sure that you have collected all the Purchase Orders sent to you today before submitting. A missed order is a missed opportunity![/b]</w:t>
             </w:r>
           </w:p>
           <w:p>
@@ -2192,21 +2026,7 @@
               <w:rPr>
                 <w:lang w:val="en-US"/>
               </w:rPr>
-              <w:t>: {</w:t>
-            </w:r>
-            <w:proofErr w:type="spellStart"/>
-            <w:r>
-              <w:rPr>
-                <w:lang w:val="en-US"/>
-              </w:rPr>
-              <w:t>player_email</w:t>
-            </w:r>
-            <w:proofErr w:type="spellEnd"/>
-            <w:r>
-              <w:rPr>
-                <w:lang w:val="en-US"/>
-              </w:rPr>
-              <w:t>}</w:t>
+              <w:t>: {player_email}</w:t>
             </w:r>
           </w:p>
           <w:p>
@@ -2299,21 +2119,7 @@
               <w:rPr>
                 <w:lang w:val="en-US"/>
               </w:rPr>
-              <w:t>, {</w:t>
-            </w:r>
-            <w:proofErr w:type="spellStart"/>
-            <w:r>
-              <w:rPr>
-                <w:lang w:val="en-US"/>
-              </w:rPr>
-              <w:t>player_name</w:t>
-            </w:r>
-            <w:proofErr w:type="spellEnd"/>
-            <w:r>
-              <w:rPr>
-                <w:lang w:val="en-US"/>
-              </w:rPr>
-              <w:t>}!</w:t>
+              <w:t>, {player_name}!</w:t>
             </w:r>
           </w:p>
           <w:p>
@@ -2561,21 +2367,7 @@
               <w:rPr>
                 <w:lang w:val="en-US"/>
               </w:rPr>
-              <w:t>: {</w:t>
-            </w:r>
-            <w:proofErr w:type="spellStart"/>
-            <w:r>
-              <w:rPr>
-                <w:lang w:val="en-US"/>
-              </w:rPr>
-              <w:t>player_email</w:t>
-            </w:r>
-            <w:proofErr w:type="spellEnd"/>
-            <w:r>
-              <w:rPr>
-                <w:lang w:val="en-US"/>
-              </w:rPr>
-              <w:t>}</w:t>
+              <w:t>: {player_email}</w:t>
             </w:r>
           </w:p>
           <w:p>
@@ -2682,37 +2474,13 @@
               <w:t>[p]</w:t>
             </w:r>
             <w:r>
-              <w:t>[</w:t>
-            </w:r>
-            <w:proofErr w:type="spellStart"/>
-            <w:r>
-              <w:t>center</w:t>
-            </w:r>
-            <w:proofErr w:type="spellEnd"/>
-            <w:r>
-              <w:t>]</w:t>
-            </w:r>
-            <w:r>
-              <w:t xml:space="preserve">Thank you for choosing Orbit </w:t>
-            </w:r>
-            <w:proofErr w:type="gramStart"/>
-            <w:r>
-              <w:t>Antivirus!</w:t>
-            </w:r>
-            <w:r>
-              <w:t>[</w:t>
-            </w:r>
-            <w:proofErr w:type="gramEnd"/>
-            <w:r>
-              <w:t>/</w:t>
-            </w:r>
-            <w:proofErr w:type="spellStart"/>
-            <w:r>
-              <w:t>center</w:t>
-            </w:r>
-            <w:proofErr w:type="spellEnd"/>
-            <w:r>
-              <w:t>]</w:t>
+              <w:t>[center]</w:t>
+            </w:r>
+            <w:r>
+              <w:t>Thank you for choosing Orbit Antivirus!</w:t>
+            </w:r>
+            <w:r>
+              <w:t>[/center]</w:t>
             </w:r>
           </w:p>
           <w:p>
@@ -2725,56 +2493,19 @@
               <w:t>[p]</w:t>
             </w:r>
             <w:r>
-              <w:t>[</w:t>
-            </w:r>
-            <w:proofErr w:type="spellStart"/>
-            <w:r>
-              <w:t>center</w:t>
-            </w:r>
-            <w:proofErr w:type="spellEnd"/>
-            <w:r>
-              <w:t>]</w:t>
-            </w:r>
-            <w:r>
-              <w:t>[</w:t>
-            </w:r>
-            <w:proofErr w:type="spellStart"/>
-            <w:r>
-              <w:t>img</w:t>
-            </w:r>
-            <w:proofErr w:type="spellEnd"/>
-            <w:r>
-              <w:t>]</w:t>
+              <w:t>[center]</w:t>
+            </w:r>
+            <w:r>
+              <w:t>[img]</w:t>
             </w:r>
             <w:r>
               <w:t>assets/</w:t>
             </w:r>
             <w:r>
-              <w:t>orbit_logo.png[/</w:t>
-            </w:r>
-            <w:proofErr w:type="spellStart"/>
-            <w:proofErr w:type="gramStart"/>
-            <w:r>
-              <w:t>img</w:t>
-            </w:r>
-            <w:proofErr w:type="spellEnd"/>
-            <w:r>
-              <w:t>]</w:t>
-            </w:r>
-            <w:r>
-              <w:t>[</w:t>
-            </w:r>
-            <w:proofErr w:type="gramEnd"/>
-            <w:r>
-              <w:t>/</w:t>
-            </w:r>
-            <w:proofErr w:type="spellStart"/>
-            <w:r>
-              <w:t>center</w:t>
-            </w:r>
-            <w:proofErr w:type="spellEnd"/>
-            <w:r>
-              <w:t>]</w:t>
+              <w:t>orbit_logo.png[/img]</w:t>
+            </w:r>
+            <w:r>
+              <w:t>[/center]</w:t>
             </w:r>
           </w:p>
           <w:p/>
@@ -2900,21 +2631,7 @@
               <w:rPr>
                 <w:lang w:val="en-US"/>
               </w:rPr>
-              <w:t>: {</w:t>
-            </w:r>
-            <w:proofErr w:type="spellStart"/>
-            <w:r>
-              <w:rPr>
-                <w:lang w:val="en-US"/>
-              </w:rPr>
-              <w:t>player_email</w:t>
-            </w:r>
-            <w:proofErr w:type="spellEnd"/>
-            <w:r>
-              <w:rPr>
-                <w:lang w:val="en-US"/>
-              </w:rPr>
-              <w:t>}</w:t>
+              <w:t>: {player_email}</w:t>
             </w:r>
           </w:p>
           <w:p>
@@ -3025,100 +2742,91 @@
                 <w:lang w:val="en-US"/>
               </w:rPr>
             </w:pPr>
-            <w:proofErr w:type="gramStart"/>
+            <w:r>
+              <w:rPr>
+                <w:lang w:val="en-US"/>
+              </w:rPr>
+              <w:t>[p]Please refer to the PO attached.</w:t>
+            </w:r>
+          </w:p>
+          <w:p>
+            <w:pPr>
+              <w:rPr>
+                <w:lang w:val="en-US"/>
+              </w:rPr>
+            </w:pPr>
+            <w:r>
+              <w:rPr>
+                <w:lang w:val="en-US"/>
+              </w:rPr>
+              <w:t xml:space="preserve">[p] </w:t>
+            </w:r>
+          </w:p>
+          <w:p>
+            <w:pPr>
+              <w:rPr>
+                <w:lang w:val="en-US"/>
+              </w:rPr>
+            </w:pPr>
+            <w:r>
+              <w:rPr>
+                <w:lang w:val="en-US"/>
+              </w:rPr>
+              <w:t xml:space="preserve">[p] </w:t>
+            </w:r>
+          </w:p>
+          <w:p>
+            <w:pPr>
+              <w:rPr>
+                <w:lang w:val="en-US"/>
+              </w:rPr>
+            </w:pPr>
+            <w:r>
+              <w:rPr>
+                <w:lang w:val="en-US"/>
+              </w:rPr>
+              <w:t>[p]Ong Wei Zhe</w:t>
+            </w:r>
+          </w:p>
+          <w:p>
+            <w:pPr>
+              <w:rPr>
+                <w:lang w:val="en-US"/>
+              </w:rPr>
+            </w:pPr>
+            <w:r>
+              <w:rPr>
+                <w:lang w:val="en-US"/>
+              </w:rPr>
+              <w:t>[p]Store Owner</w:t>
+            </w:r>
+          </w:p>
+          <w:p>
+            <w:pPr>
+              <w:rPr>
+                <w:lang w:val="en-US"/>
+              </w:rPr>
+            </w:pPr>
+            <w:r>
+              <w:rPr>
+                <w:lang w:val="en-US"/>
+              </w:rPr>
+              <w:t>[p]Little Genius Stationery</w:t>
+            </w:r>
+          </w:p>
+          <w:p>
+            <w:pPr>
+              <w:rPr>
+                <w:rFonts w:ascii="MS Gothic" w:eastAsia="MS Gothic" w:hAnsi="MS Gothic" w:cs="MS Gothic"/>
+                <w:lang w:val="en-US"/>
+              </w:rPr>
+            </w:pPr>
             <w:r>
               <w:rPr>
                 <w:lang w:val="en-US"/>
               </w:rPr>
               <w:t>[p]</w:t>
             </w:r>
-            <w:proofErr w:type="gramEnd"/>
-            <w:r>
-              <w:rPr>
-                <w:lang w:val="en-US"/>
-              </w:rPr>
-              <w:t>Please refer to the PO attached.</w:t>
-            </w:r>
-          </w:p>
-          <w:p>
-            <w:pPr>
-              <w:rPr>
-                <w:lang w:val="en-US"/>
-              </w:rPr>
-            </w:pPr>
-            <w:r>
-              <w:rPr>
-                <w:lang w:val="en-US"/>
-              </w:rPr>
-              <w:t xml:space="preserve">[p] </w:t>
-            </w:r>
-          </w:p>
-          <w:p>
-            <w:pPr>
-              <w:rPr>
-                <w:lang w:val="en-US"/>
-              </w:rPr>
-            </w:pPr>
-            <w:r>
-              <w:rPr>
-                <w:lang w:val="en-US"/>
-              </w:rPr>
-              <w:t xml:space="preserve">[p] </w:t>
-            </w:r>
-          </w:p>
-          <w:p>
-            <w:pPr>
-              <w:rPr>
-                <w:lang w:val="en-US"/>
-              </w:rPr>
-            </w:pPr>
-            <w:r>
-              <w:rPr>
-                <w:lang w:val="en-US"/>
-              </w:rPr>
-              <w:t>[p]Ong Wei Zhe</w:t>
-            </w:r>
-          </w:p>
-          <w:p>
-            <w:pPr>
-              <w:rPr>
-                <w:lang w:val="en-US"/>
-              </w:rPr>
-            </w:pPr>
-            <w:r>
-              <w:rPr>
-                <w:lang w:val="en-US"/>
-              </w:rPr>
-              <w:t>[p]Store Owner</w:t>
-            </w:r>
-          </w:p>
-          <w:p>
-            <w:pPr>
-              <w:rPr>
-                <w:lang w:val="en-US"/>
-              </w:rPr>
-            </w:pPr>
-            <w:r>
-              <w:rPr>
-                <w:lang w:val="en-US"/>
-              </w:rPr>
-              <w:t>[p]Little Genius Stationery</w:t>
-            </w:r>
-          </w:p>
-          <w:p>
-            <w:pPr>
-              <w:rPr>
-                <w:rFonts w:ascii="MS Gothic" w:eastAsia="MS Gothic" w:hAnsi="MS Gothic" w:cs="MS Gothic"/>
-                <w:lang w:val="en-US"/>
-              </w:rPr>
-            </w:pPr>
-            <w:r>
-              <w:rPr>
-                <w:lang w:val="en-US"/>
-              </w:rPr>
-              <w:t>[p]</w:t>
-            </w:r>
-            <w:proofErr w:type="spellStart"/>
             <w:r>
               <w:rPr>
                 <w:rFonts w:ascii="MS Gothic" w:eastAsia="MS Gothic" w:hAnsi="MS Gothic" w:cs="MS Gothic" w:hint="eastAsia"/>
@@ -3126,7 +2834,6 @@
               </w:rPr>
               <w:t>小天才文具店</w:t>
             </w:r>
-            <w:proofErr w:type="spellEnd"/>
           </w:p>
           <w:p>
             <w:pPr>
@@ -3196,14 +2903,12 @@
               </w:rPr>
               <w:t xml:space="preserve">: </w:t>
             </w:r>
-            <w:proofErr w:type="spellStart"/>
             <w:r>
               <w:rPr>
                 <w:lang w:val="en-US"/>
               </w:rPr>
               <w:t>Trippo</w:t>
             </w:r>
-            <w:proofErr w:type="spellEnd"/>
           </w:p>
           <w:p>
             <w:pPr>
@@ -3278,21 +2983,7 @@
               <w:rPr>
                 <w:lang w:val="en-US"/>
               </w:rPr>
-              <w:t>: {</w:t>
-            </w:r>
-            <w:proofErr w:type="spellStart"/>
-            <w:r>
-              <w:rPr>
-                <w:lang w:val="en-US"/>
-              </w:rPr>
-              <w:t>player_email</w:t>
-            </w:r>
-            <w:proofErr w:type="spellEnd"/>
-            <w:r>
-              <w:rPr>
-                <w:lang w:val="en-US"/>
-              </w:rPr>
-              <w:t>}</w:t>
+              <w:t>: {player_email}</w:t>
             </w:r>
           </w:p>
           <w:p>
@@ -3382,56 +3073,19 @@
               <w:t>[p]</w:t>
             </w:r>
             <w:r>
-              <w:t>[</w:t>
-            </w:r>
-            <w:proofErr w:type="spellStart"/>
-            <w:r>
-              <w:t>center</w:t>
-            </w:r>
-            <w:proofErr w:type="spellEnd"/>
-            <w:r>
-              <w:t>]</w:t>
-            </w:r>
-            <w:r>
-              <w:t>[</w:t>
-            </w:r>
-            <w:proofErr w:type="spellStart"/>
-            <w:r>
-              <w:t>img</w:t>
-            </w:r>
-            <w:proofErr w:type="spellEnd"/>
-            <w:r>
-              <w:t>]</w:t>
+              <w:t>[center]</w:t>
+            </w:r>
+            <w:r>
+              <w:t>[img]</w:t>
             </w:r>
             <w:r>
               <w:t>assets/adware/</w:t>
             </w:r>
             <w:r>
-              <w:t>trippo_ad.jpg[/</w:t>
-            </w:r>
-            <w:proofErr w:type="spellStart"/>
-            <w:proofErr w:type="gramStart"/>
-            <w:r>
-              <w:t>img</w:t>
-            </w:r>
-            <w:proofErr w:type="spellEnd"/>
-            <w:r>
-              <w:t>]</w:t>
-            </w:r>
-            <w:r>
-              <w:t>[</w:t>
-            </w:r>
-            <w:proofErr w:type="gramEnd"/>
-            <w:r>
-              <w:t>/</w:t>
-            </w:r>
-            <w:proofErr w:type="spellStart"/>
-            <w:r>
-              <w:t>center</w:t>
-            </w:r>
-            <w:proofErr w:type="spellEnd"/>
-            <w:r>
-              <w:t>]</w:t>
+              <w:t>trippo_ad.jpg[/img]</w:t>
+            </w:r>
+            <w:r>
+              <w:t>[/center]</w:t>
             </w:r>
           </w:p>
         </w:tc>
@@ -3569,21 +3223,7 @@
               <w:rPr>
                 <w:lang w:val="en-US"/>
               </w:rPr>
-              <w:t>: {</w:t>
-            </w:r>
-            <w:proofErr w:type="spellStart"/>
-            <w:r>
-              <w:rPr>
-                <w:lang w:val="en-US"/>
-              </w:rPr>
-              <w:t>player_email</w:t>
-            </w:r>
-            <w:proofErr w:type="spellEnd"/>
-            <w:r>
-              <w:rPr>
-                <w:lang w:val="en-US"/>
-              </w:rPr>
-              <w:t>}</w:t>
+              <w:t>: {player_email}</w:t>
             </w:r>
           </w:p>
           <w:p>
@@ -3900,21 +3540,7 @@
               <w:rPr>
                 <w:lang w:val="en-US"/>
               </w:rPr>
-              <w:t>: {</w:t>
-            </w:r>
-            <w:proofErr w:type="spellStart"/>
-            <w:r>
-              <w:rPr>
-                <w:lang w:val="en-US"/>
-              </w:rPr>
-              <w:t>player_email</w:t>
-            </w:r>
-            <w:proofErr w:type="spellEnd"/>
-            <w:r>
-              <w:rPr>
-                <w:lang w:val="en-US"/>
-              </w:rPr>
-              <w:t>}</w:t>
+              <w:t>: {player_email}</w:t>
             </w:r>
           </w:p>
           <w:p>
@@ -4362,21 +3988,7 @@
               <w:rPr>
                 <w:lang w:val="en-US"/>
               </w:rPr>
-              <w:t>: {</w:t>
-            </w:r>
-            <w:proofErr w:type="spellStart"/>
-            <w:r>
-              <w:rPr>
-                <w:lang w:val="en-US"/>
-              </w:rPr>
-              <w:t>player_email</w:t>
-            </w:r>
-            <w:proofErr w:type="spellEnd"/>
-            <w:r>
-              <w:rPr>
-                <w:lang w:val="en-US"/>
-              </w:rPr>
-              <w:t>}</w:t>
+              <w:t>: {player_email}</w:t>
             </w:r>
           </w:p>
           <w:p>
@@ -4467,21 +4079,7 @@
               <w:rPr>
                 <w:lang w:val="en-US"/>
               </w:rPr>
-              <w:t xml:space="preserve">Hello, I want to order some </w:t>
-            </w:r>
-            <w:proofErr w:type="spellStart"/>
-            <w:r>
-              <w:rPr>
-                <w:lang w:val="en-US"/>
-              </w:rPr>
-              <w:t>stationarys</w:t>
-            </w:r>
-            <w:proofErr w:type="spellEnd"/>
-            <w:r>
-              <w:rPr>
-                <w:lang w:val="en-US"/>
-              </w:rPr>
-              <w:t xml:space="preserve"> for my shop.</w:t>
+              <w:t>Hello, I want to order some stationarys for my shop.</w:t>
             </w:r>
           </w:p>
           <w:p>
@@ -4682,21 +4280,7 @@
               <w:rPr>
                 <w:lang w:val="en-US"/>
               </w:rPr>
-              <w:t>: {</w:t>
-            </w:r>
-            <w:proofErr w:type="spellStart"/>
-            <w:r>
-              <w:rPr>
-                <w:lang w:val="en-US"/>
-              </w:rPr>
-              <w:t>player_email</w:t>
-            </w:r>
-            <w:proofErr w:type="spellEnd"/>
-            <w:r>
-              <w:rPr>
-                <w:lang w:val="en-US"/>
-              </w:rPr>
-              <w:t>}</w:t>
+              <w:t>: {player_email}</w:t>
             </w:r>
           </w:p>
           <w:p>
@@ -4744,16 +4328,8 @@
               <w:rPr>
                 <w:lang w:val="en-US"/>
               </w:rPr>
-              <w:t xml:space="preserve">Purchase Order - </w:t>
-            </w:r>
-            <w:proofErr w:type="spellStart"/>
-            <w:r>
-              <w:rPr>
-                <w:lang w:val="en-US"/>
-              </w:rPr>
-              <w:t>PrintingPro</w:t>
-            </w:r>
-            <w:proofErr w:type="spellEnd"/>
+              <w:t>Purchase Order - PrintingPro</w:t>
+            </w:r>
           </w:p>
           <w:p>
             <w:pPr>
@@ -4780,21 +4356,7 @@
               <w:rPr>
                 <w:lang w:val="en-US"/>
               </w:rPr>
-              <w:t>Hi {</w:t>
-            </w:r>
-            <w:proofErr w:type="spellStart"/>
-            <w:r>
-              <w:rPr>
-                <w:lang w:val="en-US"/>
-              </w:rPr>
-              <w:t>player_name</w:t>
-            </w:r>
-            <w:proofErr w:type="spellEnd"/>
-            <w:r>
-              <w:rPr>
-                <w:lang w:val="en-US"/>
-              </w:rPr>
-              <w:t>}!</w:t>
+              <w:t>Hi {player_name}!</w:t>
             </w:r>
             <w:r>
               <w:rPr>
@@ -4826,21 +4388,7 @@
               <w:rPr>
                 <w:lang w:val="en-US"/>
               </w:rPr>
-              <w:t xml:space="preserve">[p]This is a Purchase Order from </w:t>
-            </w:r>
-            <w:proofErr w:type="spellStart"/>
-            <w:r>
-              <w:rPr>
-                <w:lang w:val="en-US"/>
-              </w:rPr>
-              <w:t>PrintingPro</w:t>
-            </w:r>
-            <w:proofErr w:type="spellEnd"/>
-            <w:r>
-              <w:rPr>
-                <w:lang w:val="en-US"/>
-              </w:rPr>
-              <w:t>. Please help me send this to finance. Thanks!</w:t>
+              <w:t>[p]This is a Purchase Order from PrintingPro. Please help me send this to finance. Thanks!</w:t>
             </w:r>
           </w:p>
         </w:tc>
@@ -4903,7 +4451,6 @@
               <w:lastRenderedPageBreak/>
               <w:t>D</w:t>
             </w:r>
-            <w:proofErr w:type="spellStart"/>
             <w:r>
               <w:rPr>
                 <w:b/>
@@ -4911,7 +4458,6 @@
               </w:rPr>
               <w:t>etails</w:t>
             </w:r>
-            <w:proofErr w:type="spellEnd"/>
           </w:p>
         </w:tc>
         <w:tc>
@@ -5050,21 +4596,7 @@
               <w:rPr>
                 <w:lang w:val="en-US"/>
               </w:rPr>
-              <w:t>: {</w:t>
-            </w:r>
-            <w:proofErr w:type="spellStart"/>
-            <w:r>
-              <w:rPr>
-                <w:lang w:val="en-US"/>
-              </w:rPr>
-              <w:t>player_email</w:t>
-            </w:r>
-            <w:proofErr w:type="spellEnd"/>
-            <w:r>
-              <w:rPr>
-                <w:lang w:val="en-US"/>
-              </w:rPr>
-              <w:t>}</w:t>
+              <w:t>: {player_email}</w:t>
             </w:r>
           </w:p>
           <w:p>
@@ -5113,6 +4645,12 @@
                 <w:lang w:val="en-US"/>
               </w:rPr>
               <w:t>Watch out for Impersonation</w:t>
+            </w:r>
+            <w:r>
+              <w:rPr>
+                <w:lang w:val="en-US"/>
+              </w:rPr>
+              <w:t>s</w:t>
             </w:r>
           </w:p>
           <w:p>
@@ -5128,6 +4666,142 @@
             <w:tcW w:w="5061" w:type="dxa"/>
             <w:vAlign w:val="center"/>
           </w:tcPr>
+          <w:p>
+            <w:pPr>
+              <w:rPr>
+                <w:lang w:val="en-US"/>
+              </w:rPr>
+            </w:pPr>
+          </w:p>
+          <w:p>
+            <w:pPr>
+              <w:rPr>
+                <w:lang w:val="en-US"/>
+              </w:rPr>
+            </w:pPr>
+            <w:r>
+              <w:rPr>
+                <w:lang w:val="en-US"/>
+              </w:rPr>
+              <w:t>Good morning,</w:t>
+            </w:r>
+            <w:r>
+              <w:rPr>
+                <w:lang w:val="en-US"/>
+              </w:rPr>
+              <w:t xml:space="preserve"> {player_name}!</w:t>
+            </w:r>
+          </w:p>
+          <w:p>
+            <w:pPr>
+              <w:rPr>
+                <w:lang w:val="en-US"/>
+              </w:rPr>
+            </w:pPr>
+            <w:r>
+              <w:rPr>
+                <w:lang w:val="en-US"/>
+              </w:rPr>
+              <w:t xml:space="preserve">[p] </w:t>
+            </w:r>
+          </w:p>
+          <w:p>
+            <w:pPr>
+              <w:rPr>
+                <w:lang w:val="en-US"/>
+              </w:rPr>
+            </w:pPr>
+            <w:r>
+              <w:rPr>
+                <w:lang w:val="en-US"/>
+              </w:rPr>
+              <w:t>[p]Yesterday one of our HR team received an email from an unknown sender impersonating a co-worker, and almost handed over some pretty sensitive data!</w:t>
+            </w:r>
+          </w:p>
+          <w:p>
+            <w:pPr>
+              <w:rPr>
+                <w:lang w:val="en-US"/>
+              </w:rPr>
+            </w:pPr>
+            <w:r>
+              <w:rPr>
+                <w:lang w:val="en-US"/>
+              </w:rPr>
+              <w:t xml:space="preserve">[p] </w:t>
+            </w:r>
+          </w:p>
+          <w:p>
+            <w:pPr>
+              <w:rPr>
+                <w:lang w:val="en-US"/>
+              </w:rPr>
+            </w:pPr>
+            <w:r>
+              <w:rPr>
+                <w:lang w:val="en-US"/>
+              </w:rPr>
+              <w:t>[p]Learning from that incident, we have to look very closely at the sender’s email address if they are legitimate. Those malicious actors have sneaky tricks up their sleeves!</w:t>
+            </w:r>
+          </w:p>
+          <w:p>
+            <w:pPr>
+              <w:rPr>
+                <w:lang w:val="en-US"/>
+              </w:rPr>
+            </w:pPr>
+            <w:r>
+              <w:rPr>
+                <w:lang w:val="en-US"/>
+              </w:rPr>
+              <w:t xml:space="preserve">[p] </w:t>
+            </w:r>
+          </w:p>
+          <w:p>
+            <w:pPr>
+              <w:rPr>
+                <w:lang w:val="en-US"/>
+              </w:rPr>
+            </w:pPr>
+            <w:r>
+              <w:rPr>
+                <w:lang w:val="en-US"/>
+              </w:rPr>
+              <w:t xml:space="preserve">[p]Fear not! I also have a trick to share: Hover over the email address. Click, hold and slowly drag over each letter, </w:t>
+            </w:r>
+            <w:r>
+              <w:rPr>
+                <w:lang w:val="en-US"/>
+              </w:rPr>
+              <w:t>sometimes they’ll reveal some spelling tricks the malicious actors used!</w:t>
+            </w:r>
+          </w:p>
+          <w:p>
+            <w:pPr>
+              <w:rPr>
+                <w:lang w:val="en-US"/>
+              </w:rPr>
+            </w:pPr>
+            <w:r>
+              <w:rPr>
+                <w:lang w:val="en-US"/>
+              </w:rPr>
+              <w:t xml:space="preserve">[p] </w:t>
+            </w:r>
+          </w:p>
+          <w:p>
+            <w:pPr>
+              <w:rPr>
+                <w:lang w:val="en-US"/>
+              </w:rPr>
+            </w:pPr>
+            <w:r>
+              <w:rPr>
+                <w:lang w:val="en-US"/>
+              </w:rPr>
+              <w:t>[p] IMG</w:t>
+            </w:r>
+          </w:p>
           <w:p>
             <w:pPr>
               <w:rPr>
@@ -5173,7 +4847,7 @@
               <w:rPr>
                 <w:lang w:val="en-US"/>
               </w:rPr>
-              <w:t>: Message</w:t>
+              <w:t>: Outbound</w:t>
             </w:r>
           </w:p>
           <w:p>
@@ -5196,6 +4870,12 @@
               </w:rPr>
               <w:t xml:space="preserve">: </w:t>
             </w:r>
+            <w:r>
+              <w:rPr>
+                <w:lang w:val="en-US"/>
+              </w:rPr>
+              <w:t>Nazrin</w:t>
+            </w:r>
           </w:p>
           <w:p>
             <w:pPr>
@@ -5217,6 +4897,28 @@
               </w:rPr>
               <w:t xml:space="preserve">: </w:t>
             </w:r>
+            <w:hyperlink r:id="rId15" w:history="1">
+              <w:r>
+                <w:rPr>
+                  <w:rStyle w:val="Hyperlink"/>
+                  <w:lang w:val="en-US"/>
+                </w:rPr>
+                <w:t>n</w:t>
+              </w:r>
+              <w:r>
+                <w:rPr>
+                  <w:rStyle w:val="Hyperlink"/>
+                </w:rPr>
+                <w:t>azrin.finance</w:t>
+              </w:r>
+              <w:r>
+                <w:rPr>
+                  <w:rStyle w:val="Hyperlink"/>
+                  <w:lang w:val="en-US"/>
+                </w:rPr>
+                <w:t>@abc.com.my</w:t>
+              </w:r>
+            </w:hyperlink>
           </w:p>
           <w:p>
             <w:pPr>
@@ -5236,21 +4938,7 @@
               <w:rPr>
                 <w:lang w:val="en-US"/>
               </w:rPr>
-              <w:t>: {</w:t>
-            </w:r>
-            <w:proofErr w:type="spellStart"/>
-            <w:r>
-              <w:rPr>
-                <w:lang w:val="en-US"/>
-              </w:rPr>
-              <w:t>player_email</w:t>
-            </w:r>
-            <w:proofErr w:type="spellEnd"/>
-            <w:r>
-              <w:rPr>
-                <w:lang w:val="en-US"/>
-              </w:rPr>
-              <w:t>}</w:t>
+              <w:t>: {player_email}</w:t>
             </w:r>
           </w:p>
           <w:p>
@@ -5293,6 +4981,12 @@
                 <w:lang w:val="en-US"/>
               </w:rPr>
               <w:t xml:space="preserve">: </w:t>
+            </w:r>
+            <w:r>
+              <w:rPr>
+                <w:lang w:val="en-US"/>
+              </w:rPr>
+              <w:t>Submit Today's Purchase Order</w:t>
             </w:r>
           </w:p>
           <w:p>
@@ -5316,6 +5010,2496 @@
                 <w:lang w:val="en-US"/>
               </w:rPr>
             </w:pPr>
+          </w:p>
+          <w:p>
+            <w:pPr>
+              <w:rPr>
+                <w:lang w:val="en-US"/>
+              </w:rPr>
+            </w:pPr>
+            <w:r>
+              <w:rPr>
+                <w:lang w:val="en-US"/>
+              </w:rPr>
+              <w:t>Please be careful, there are people impersonating us by using email addresses with similar spelling.</w:t>
+            </w:r>
+          </w:p>
+          <w:p>
+            <w:pPr>
+              <w:rPr>
+                <w:lang w:val="en-US"/>
+              </w:rPr>
+            </w:pPr>
+            <w:r>
+              <w:rPr>
+                <w:lang w:val="en-US"/>
+              </w:rPr>
+              <w:t xml:space="preserve">[p] </w:t>
+            </w:r>
+          </w:p>
+          <w:p>
+            <w:pPr>
+              <w:rPr>
+                <w:lang w:val="en-US"/>
+              </w:rPr>
+            </w:pPr>
+            <w:r>
+              <w:rPr>
+                <w:lang w:val="en-US"/>
+              </w:rPr>
+              <w:t>[p]Remember, our email domain is (name)@abc.com.my, if you received an email from someone claiming to be a co-worker but their domain is different, report them.</w:t>
+            </w:r>
+          </w:p>
+          <w:p>
+            <w:pPr>
+              <w:rPr>
+                <w:lang w:val="en-US"/>
+              </w:rPr>
+            </w:pPr>
+          </w:p>
+        </w:tc>
+      </w:tr>
+      <w:tr>
+        <w:trPr>
+          <w:trHeight w:val="360"/>
+        </w:trPr>
+        <w:tc>
+          <w:tcPr>
+            <w:tcW w:w="3955" w:type="dxa"/>
+            <w:vAlign w:val="center"/>
+          </w:tcPr>
+          <w:p>
+            <w:pPr>
+              <w:rPr>
+                <w:b/>
+                <w:bCs/>
+                <w:lang w:val="en-US"/>
+              </w:rPr>
+            </w:pPr>
+          </w:p>
+          <w:p>
+            <w:pPr>
+              <w:rPr>
+                <w:lang w:val="en-US"/>
+              </w:rPr>
+            </w:pPr>
+            <w:r>
+              <w:rPr>
+                <w:b/>
+                <w:bCs/>
+                <w:lang w:val="en-US"/>
+              </w:rPr>
+              <w:t>Type</w:t>
+            </w:r>
+            <w:r>
+              <w:rPr>
+                <w:lang w:val="en-US"/>
+              </w:rPr>
+              <w:t>: Message</w:t>
+            </w:r>
+          </w:p>
+          <w:p>
+            <w:pPr>
+              <w:rPr>
+                <w:lang w:val="en-US"/>
+              </w:rPr>
+            </w:pPr>
+            <w:r>
+              <w:rPr>
+                <w:b/>
+                <w:bCs/>
+                <w:lang w:val="en-US"/>
+              </w:rPr>
+              <w:t>Sender Name</w:t>
+            </w:r>
+            <w:r>
+              <w:rPr>
+                <w:lang w:val="en-US"/>
+              </w:rPr>
+              <w:t xml:space="preserve">: </w:t>
+            </w:r>
+            <w:r>
+              <w:rPr>
+                <w:lang w:val="en-US"/>
+              </w:rPr>
+              <w:t>Cyber News Daily</w:t>
+            </w:r>
+          </w:p>
+          <w:p>
+            <w:pPr>
+              <w:rPr>
+                <w:lang w:val="en-US"/>
+              </w:rPr>
+            </w:pPr>
+            <w:r>
+              <w:rPr>
+                <w:b/>
+                <w:bCs/>
+                <w:lang w:val="en-US"/>
+              </w:rPr>
+              <w:t>Sender Address</w:t>
+            </w:r>
+            <w:r>
+              <w:rPr>
+                <w:lang w:val="en-US"/>
+              </w:rPr>
+              <w:t xml:space="preserve">: </w:t>
+            </w:r>
+            <w:hyperlink r:id="rId16" w:history="1">
+              <w:r>
+                <w:rPr>
+                  <w:rStyle w:val="Hyperlink"/>
+                  <w:lang w:val="en-US"/>
+                </w:rPr>
+                <w:t>dailynews@cnd.com</w:t>
+              </w:r>
+            </w:hyperlink>
+            <w:r>
+              <w:rPr>
+                <w:lang w:val="en-US"/>
+              </w:rPr>
+              <w:t xml:space="preserve">   </w:t>
+            </w:r>
+          </w:p>
+          <w:p>
+            <w:pPr>
+              <w:rPr>
+                <w:lang w:val="en-US"/>
+              </w:rPr>
+            </w:pPr>
+            <w:r>
+              <w:rPr>
+                <w:b/>
+                <w:bCs/>
+                <w:lang w:val="en-US"/>
+              </w:rPr>
+              <w:t>To Address</w:t>
+            </w:r>
+            <w:r>
+              <w:rPr>
+                <w:lang w:val="en-US"/>
+              </w:rPr>
+              <w:t>: {player_email}</w:t>
+            </w:r>
+          </w:p>
+          <w:p>
+            <w:pPr>
+              <w:rPr>
+                <w:lang w:val="en-US"/>
+              </w:rPr>
+            </w:pPr>
+            <w:r>
+              <w:rPr>
+                <w:b/>
+                <w:bCs/>
+                <w:lang w:val="en-US"/>
+              </w:rPr>
+              <w:t>CC Address</w:t>
+            </w:r>
+            <w:r>
+              <w:rPr>
+                <w:lang w:val="en-US"/>
+              </w:rPr>
+              <w:t xml:space="preserve">: </w:t>
+            </w:r>
+          </w:p>
+          <w:p>
+            <w:pPr>
+              <w:rPr>
+                <w:lang w:val="en-US"/>
+              </w:rPr>
+            </w:pPr>
+            <w:r>
+              <w:rPr>
+                <w:b/>
+                <w:bCs/>
+                <w:lang w:val="en-US"/>
+              </w:rPr>
+              <w:t>Subject</w:t>
+            </w:r>
+            <w:r>
+              <w:rPr>
+                <w:lang w:val="en-US"/>
+              </w:rPr>
+              <w:t xml:space="preserve">: </w:t>
+            </w:r>
+            <w:r>
+              <w:rPr>
+                <w:lang w:val="en-US"/>
+              </w:rPr>
+              <w:t>Malwares: What are they?</w:t>
+            </w:r>
+          </w:p>
+          <w:p>
+            <w:pPr>
+              <w:rPr>
+                <w:b/>
+                <w:bCs/>
+                <w:lang w:val="en-US"/>
+              </w:rPr>
+            </w:pPr>
+          </w:p>
+        </w:tc>
+        <w:tc>
+          <w:tcPr>
+            <w:tcW w:w="5061" w:type="dxa"/>
+            <w:vAlign w:val="center"/>
+          </w:tcPr>
+          <w:p>
+            <w:pPr>
+              <w:rPr>
+                <w:lang w:val="en-US"/>
+              </w:rPr>
+            </w:pPr>
+          </w:p>
+          <w:p>
+            <w:pPr>
+              <w:rPr>
+                <w:lang w:val="en-US"/>
+              </w:rPr>
+            </w:pPr>
+            <w:r>
+              <w:rPr>
+                <w:lang w:val="en-US"/>
+              </w:rPr>
+              <w:t>Malware, short for ‘Malicious Software’, is a file containing scripts or commands that would run on your device after you downloaded it.</w:t>
+            </w:r>
+          </w:p>
+          <w:p>
+            <w:pPr>
+              <w:rPr>
+                <w:lang w:val="en-US"/>
+              </w:rPr>
+            </w:pPr>
+            <w:r>
+              <w:rPr>
+                <w:lang w:val="en-US"/>
+              </w:rPr>
+              <w:t xml:space="preserve">[p] </w:t>
+            </w:r>
+          </w:p>
+          <w:p>
+            <w:pPr>
+              <w:rPr>
+                <w:lang w:val="en-US"/>
+              </w:rPr>
+            </w:pPr>
+            <w:r>
+              <w:rPr>
+                <w:lang w:val="en-US"/>
+              </w:rPr>
+              <w:t>Today we will talk about 3 types of malwares:</w:t>
+            </w:r>
+          </w:p>
+          <w:p>
+            <w:pPr>
+              <w:rPr>
+                <w:lang w:val="en-US"/>
+              </w:rPr>
+            </w:pPr>
+            <w:r>
+              <w:rPr>
+                <w:lang w:val="en-US"/>
+              </w:rPr>
+              <w:t xml:space="preserve">[p] </w:t>
+            </w:r>
+          </w:p>
+          <w:p>
+            <w:r>
+              <w:rPr>
+                <w:lang w:val="en-US"/>
+              </w:rPr>
+              <w:t>[p]</w:t>
+            </w:r>
+            <w:r>
+              <w:rPr>
+                <w:lang w:val="en-US"/>
+              </w:rPr>
+              <w:t>[b]</w:t>
+            </w:r>
+            <w:r>
+              <w:t>Malware</w:t>
+            </w:r>
+            <w:r>
+              <w:t>[/b] :</w:t>
+            </w:r>
+            <w:r>
+              <w:t xml:space="preserve"> Software that runs in the background silently. They have various goals, such as recording what you type, </w:t>
+            </w:r>
+            <w:r>
+              <w:t>stealing personal information or spy on you.</w:t>
+            </w:r>
+          </w:p>
+          <w:p>
+            <w:pPr>
+              <w:rPr>
+                <w:lang w:val="en-US"/>
+              </w:rPr>
+            </w:pPr>
+            <w:r>
+              <w:rPr>
+                <w:lang w:val="en-US"/>
+              </w:rPr>
+              <w:t xml:space="preserve">[p] </w:t>
+            </w:r>
+          </w:p>
+          <w:p>
+            <w:r>
+              <w:rPr>
+                <w:lang w:val="en-US"/>
+              </w:rPr>
+              <w:t>[p][b]</w:t>
+            </w:r>
+            <w:r>
+              <w:t xml:space="preserve">Adware[/b] </w:t>
+            </w:r>
+            <w:r>
+              <w:t>:</w:t>
+            </w:r>
+            <w:r>
+              <w:t xml:space="preserve"> If it exists in your device, you will get spammed by various advertisements which can be very distracting.</w:t>
+            </w:r>
+          </w:p>
+          <w:p>
+            <w:pPr>
+              <w:rPr>
+                <w:lang w:val="en-US"/>
+              </w:rPr>
+            </w:pPr>
+            <w:r>
+              <w:rPr>
+                <w:lang w:val="en-US"/>
+              </w:rPr>
+              <w:t xml:space="preserve">[p] </w:t>
+            </w:r>
+          </w:p>
+          <w:p>
+            <w:r>
+              <w:rPr>
+                <w:lang w:val="en-US"/>
+              </w:rPr>
+              <w:t>[p]</w:t>
+            </w:r>
+            <w:r>
+              <w:rPr>
+                <w:lang w:val="en-US"/>
+              </w:rPr>
+              <w:t>[b]</w:t>
+            </w:r>
+            <w:r>
+              <w:t>Ransomware</w:t>
+            </w:r>
+            <w:r>
+              <w:t>[/b] :</w:t>
+            </w:r>
+            <w:r>
+              <w:t xml:space="preserve"> One of the most dangerous software to have in your device. It will lock your files and demand a large sum of money to unlock your files. Do not pay the ransom, it will not guarantee your files return.</w:t>
+            </w:r>
+          </w:p>
+          <w:p>
+            <w:pPr>
+              <w:rPr>
+                <w:lang w:val="en-US"/>
+              </w:rPr>
+            </w:pPr>
+            <w:r>
+              <w:rPr>
+                <w:lang w:val="en-US"/>
+              </w:rPr>
+              <w:t xml:space="preserve">[p] </w:t>
+            </w:r>
+          </w:p>
+          <w:p>
+            <w:pPr>
+              <w:rPr>
+                <w:lang w:val="en-US"/>
+              </w:rPr>
+            </w:pPr>
+            <w:r>
+              <w:rPr>
+                <w:lang w:val="en-US"/>
+              </w:rPr>
+              <w:lastRenderedPageBreak/>
+              <w:t>[p]Be careful of what you download</w:t>
+            </w:r>
+            <w:r>
+              <w:rPr>
+                <w:lang w:val="en-US"/>
+              </w:rPr>
+              <w:t>, and act quickly if your antivirus found any threats!</w:t>
+            </w:r>
+          </w:p>
+          <w:p>
+            <w:pPr>
+              <w:rPr>
+                <w:lang w:val="en-US"/>
+              </w:rPr>
+            </w:pPr>
+          </w:p>
+        </w:tc>
+      </w:tr>
+      <w:tr>
+        <w:trPr>
+          <w:trHeight w:val="360"/>
+        </w:trPr>
+        <w:tc>
+          <w:tcPr>
+            <w:tcW w:w="3955" w:type="dxa"/>
+            <w:vAlign w:val="center"/>
+          </w:tcPr>
+          <w:p>
+            <w:pPr>
+              <w:rPr>
+                <w:b/>
+                <w:bCs/>
+                <w:lang w:val="en-US"/>
+              </w:rPr>
+            </w:pPr>
+          </w:p>
+          <w:p>
+            <w:pPr>
+              <w:rPr>
+                <w:lang w:val="en-US"/>
+              </w:rPr>
+            </w:pPr>
+            <w:r>
+              <w:rPr>
+                <w:b/>
+                <w:bCs/>
+                <w:lang w:val="en-US"/>
+              </w:rPr>
+              <w:t>Type</w:t>
+            </w:r>
+            <w:r>
+              <w:rPr>
+                <w:lang w:val="en-US"/>
+              </w:rPr>
+              <w:t xml:space="preserve">: </w:t>
+            </w:r>
+            <w:r>
+              <w:rPr>
+                <w:lang w:val="en-US"/>
+              </w:rPr>
+              <w:t>Inbound</w:t>
+            </w:r>
+          </w:p>
+          <w:p>
+            <w:pPr>
+              <w:rPr>
+                <w:lang w:val="en-US"/>
+              </w:rPr>
+            </w:pPr>
+            <w:r>
+              <w:rPr>
+                <w:b/>
+                <w:bCs/>
+                <w:lang w:val="en-US"/>
+              </w:rPr>
+              <w:t>Sender Name</w:t>
+            </w:r>
+            <w:r>
+              <w:rPr>
+                <w:lang w:val="en-US"/>
+              </w:rPr>
+              <w:t xml:space="preserve">: </w:t>
+            </w:r>
+            <w:r>
+              <w:rPr>
+                <w:lang w:val="en-US"/>
+              </w:rPr>
+              <w:t>Jusco</w:t>
+            </w:r>
+            <w:r>
+              <w:rPr>
+                <w:lang w:val="en-US"/>
+              </w:rPr>
+              <w:t xml:space="preserve"> Kinta City</w:t>
+            </w:r>
+          </w:p>
+          <w:p>
+            <w:pPr>
+              <w:rPr>
+                <w:lang w:val="en-US"/>
+              </w:rPr>
+            </w:pPr>
+            <w:r>
+              <w:rPr>
+                <w:b/>
+                <w:bCs/>
+                <w:lang w:val="en-US"/>
+              </w:rPr>
+              <w:t>Sender Address</w:t>
+            </w:r>
+            <w:r>
+              <w:rPr>
+                <w:lang w:val="en-US"/>
+              </w:rPr>
+              <w:t xml:space="preserve">: </w:t>
+            </w:r>
+            <w:r>
+              <w:rPr>
+                <w:lang w:val="en-US"/>
+              </w:rPr>
+              <w:t>kinta@jusco.com</w:t>
+            </w:r>
+          </w:p>
+          <w:p>
+            <w:pPr>
+              <w:rPr>
+                <w:lang w:val="en-US"/>
+              </w:rPr>
+            </w:pPr>
+            <w:r>
+              <w:rPr>
+                <w:b/>
+                <w:bCs/>
+                <w:lang w:val="en-US"/>
+              </w:rPr>
+              <w:t>To Address</w:t>
+            </w:r>
+            <w:r>
+              <w:rPr>
+                <w:lang w:val="en-US"/>
+              </w:rPr>
+              <w:t>: {player_email}</w:t>
+            </w:r>
+          </w:p>
+          <w:p>
+            <w:pPr>
+              <w:rPr>
+                <w:lang w:val="en-US"/>
+              </w:rPr>
+            </w:pPr>
+            <w:r>
+              <w:rPr>
+                <w:b/>
+                <w:bCs/>
+                <w:lang w:val="en-US"/>
+              </w:rPr>
+              <w:t>CC Address</w:t>
+            </w:r>
+            <w:r>
+              <w:rPr>
+                <w:lang w:val="en-US"/>
+              </w:rPr>
+              <w:t xml:space="preserve">: </w:t>
+            </w:r>
+          </w:p>
+          <w:p>
+            <w:pPr>
+              <w:rPr>
+                <w:lang w:val="en-US"/>
+              </w:rPr>
+            </w:pPr>
+            <w:r>
+              <w:rPr>
+                <w:b/>
+                <w:bCs/>
+                <w:lang w:val="en-US"/>
+              </w:rPr>
+              <w:t>Subject</w:t>
+            </w:r>
+            <w:r>
+              <w:rPr>
+                <w:lang w:val="en-US"/>
+              </w:rPr>
+              <w:t xml:space="preserve">: </w:t>
+            </w:r>
+            <w:r>
+              <w:rPr>
+                <w:lang w:val="en-US"/>
+              </w:rPr>
+              <w:t>Order for Stationeries</w:t>
+            </w:r>
+          </w:p>
+          <w:p>
+            <w:pPr>
+              <w:rPr>
+                <w:b/>
+                <w:bCs/>
+                <w:lang w:val="en-US"/>
+              </w:rPr>
+            </w:pPr>
+          </w:p>
+        </w:tc>
+        <w:tc>
+          <w:tcPr>
+            <w:tcW w:w="5061" w:type="dxa"/>
+            <w:vAlign w:val="center"/>
+          </w:tcPr>
+          <w:p>
+            <w:pPr>
+              <w:rPr>
+                <w:lang w:val="en-US"/>
+              </w:rPr>
+            </w:pPr>
+          </w:p>
+          <w:p>
+            <w:pPr>
+              <w:rPr>
+                <w:lang w:val="en-US"/>
+              </w:rPr>
+            </w:pPr>
+            <w:r>
+              <w:rPr>
+                <w:lang w:val="en-US"/>
+              </w:rPr>
+              <w:t>Dear ABC Stationeries,</w:t>
+            </w:r>
+          </w:p>
+          <w:p>
+            <w:pPr>
+              <w:rPr>
+                <w:lang w:val="en-US"/>
+              </w:rPr>
+            </w:pPr>
+            <w:r>
+              <w:rPr>
+                <w:lang w:val="en-US"/>
+              </w:rPr>
+              <w:t xml:space="preserve">[p] </w:t>
+            </w:r>
+          </w:p>
+          <w:p>
+            <w:r>
+              <w:rPr>
+                <w:lang w:val="en-US"/>
+              </w:rPr>
+              <w:t xml:space="preserve">[p]Our Purchase Order </w:t>
+            </w:r>
+            <w:r>
+              <w:rPr>
+                <w:lang w:val="en-US"/>
+              </w:rPr>
+              <w:t xml:space="preserve">for various stationeries </w:t>
+            </w:r>
+            <w:r>
+              <w:rPr>
+                <w:lang w:val="en-US"/>
+              </w:rPr>
+              <w:t xml:space="preserve">is attached in this email. </w:t>
+            </w:r>
+            <w:r>
+              <w:t>If there are any issues with fulfilling this request, please contact us immediately.</w:t>
+            </w:r>
+          </w:p>
+          <w:p>
+            <w:r>
+              <w:t xml:space="preserve">[p] </w:t>
+            </w:r>
+          </w:p>
+          <w:p>
+            <w:r>
+              <w:t xml:space="preserve">[p] </w:t>
+            </w:r>
+          </w:p>
+          <w:p>
+            <w:r>
+              <w:t>[p]Regards,</w:t>
+            </w:r>
+          </w:p>
+          <w:p>
+            <w:pPr>
+              <w:rPr>
+                <w:lang w:val="en-US"/>
+              </w:rPr>
+            </w:pPr>
+            <w:r>
+              <w:rPr>
+                <w:lang w:val="en-US"/>
+              </w:rPr>
+              <w:t xml:space="preserve">[p] </w:t>
+            </w:r>
+          </w:p>
+          <w:p>
+            <w:pPr>
+              <w:rPr>
+                <w:lang w:val="en-US"/>
+              </w:rPr>
+            </w:pPr>
+            <w:r>
+              <w:rPr>
+                <w:lang w:val="en-US"/>
+              </w:rPr>
+              <w:t>[p]</w:t>
+            </w:r>
+            <w:r>
+              <w:rPr>
+                <w:lang w:val="en-US"/>
+              </w:rPr>
+              <w:t>Jane Navarednam</w:t>
+            </w:r>
+          </w:p>
+          <w:p>
+            <w:pPr>
+              <w:rPr>
+                <w:lang w:val="en-US"/>
+              </w:rPr>
+            </w:pPr>
+            <w:r>
+              <w:rPr>
+                <w:lang w:val="en-US"/>
+              </w:rPr>
+              <w:t>[p]Purchasing Officer</w:t>
+            </w:r>
+          </w:p>
+          <w:p>
+            <w:pPr>
+              <w:rPr>
+                <w:lang w:val="en-US"/>
+              </w:rPr>
+            </w:pPr>
+          </w:p>
+        </w:tc>
+      </w:tr>
+      <w:tr>
+        <w:trPr>
+          <w:trHeight w:val="360"/>
+        </w:trPr>
+        <w:tc>
+          <w:tcPr>
+            <w:tcW w:w="3955" w:type="dxa"/>
+            <w:vAlign w:val="center"/>
+          </w:tcPr>
+          <w:p>
+            <w:pPr>
+              <w:rPr>
+                <w:b/>
+                <w:bCs/>
+                <w:lang w:val="en-US"/>
+              </w:rPr>
+            </w:pPr>
+          </w:p>
+          <w:p>
+            <w:pPr>
+              <w:rPr>
+                <w:lang w:val="en-US"/>
+              </w:rPr>
+            </w:pPr>
+            <w:r>
+              <w:rPr>
+                <w:b/>
+                <w:bCs/>
+                <w:lang w:val="en-US"/>
+              </w:rPr>
+              <w:t>Type</w:t>
+            </w:r>
+            <w:r>
+              <w:rPr>
+                <w:lang w:val="en-US"/>
+              </w:rPr>
+              <w:t xml:space="preserve">: </w:t>
+            </w:r>
+            <w:r>
+              <w:rPr>
+                <w:lang w:val="en-US"/>
+              </w:rPr>
+              <w:t>Message</w:t>
+            </w:r>
+          </w:p>
+          <w:p>
+            <w:pPr>
+              <w:rPr>
+                <w:lang w:val="en-US"/>
+              </w:rPr>
+            </w:pPr>
+            <w:r>
+              <w:rPr>
+                <w:b/>
+                <w:bCs/>
+                <w:lang w:val="en-US"/>
+              </w:rPr>
+              <w:t>Sender Name</w:t>
+            </w:r>
+            <w:r>
+              <w:rPr>
+                <w:lang w:val="en-US"/>
+              </w:rPr>
+              <w:t xml:space="preserve">: </w:t>
+            </w:r>
+            <w:r>
+              <w:rPr>
+                <w:lang w:val="en-US"/>
+              </w:rPr>
+              <w:t>C17</w:t>
+            </w:r>
+          </w:p>
+          <w:p>
+            <w:pPr>
+              <w:rPr>
+                <w:lang w:val="en-US"/>
+              </w:rPr>
+            </w:pPr>
+            <w:r>
+              <w:rPr>
+                <w:b/>
+                <w:bCs/>
+                <w:lang w:val="en-US"/>
+              </w:rPr>
+              <w:t>Sender Address</w:t>
+            </w:r>
+            <w:r>
+              <w:rPr>
+                <w:lang w:val="en-US"/>
+              </w:rPr>
+              <w:t xml:space="preserve">: </w:t>
+            </w:r>
+            <w:r>
+              <w:rPr>
+                <w:lang w:val="en-US"/>
+              </w:rPr>
+              <w:t>recruiting@c17.com</w:t>
+            </w:r>
+          </w:p>
+          <w:p>
+            <w:pPr>
+              <w:rPr>
+                <w:lang w:val="en-US"/>
+              </w:rPr>
+            </w:pPr>
+            <w:r>
+              <w:rPr>
+                <w:b/>
+                <w:bCs/>
+                <w:lang w:val="en-US"/>
+              </w:rPr>
+              <w:t>To Address</w:t>
+            </w:r>
+            <w:r>
+              <w:rPr>
+                <w:lang w:val="en-US"/>
+              </w:rPr>
+              <w:t>: {player_email}</w:t>
+            </w:r>
+          </w:p>
+          <w:p>
+            <w:pPr>
+              <w:rPr>
+                <w:lang w:val="en-US"/>
+              </w:rPr>
+            </w:pPr>
+            <w:r>
+              <w:rPr>
+                <w:b/>
+                <w:bCs/>
+                <w:lang w:val="en-US"/>
+              </w:rPr>
+              <w:t>CC Address</w:t>
+            </w:r>
+            <w:r>
+              <w:rPr>
+                <w:lang w:val="en-US"/>
+              </w:rPr>
+              <w:t xml:space="preserve">: </w:t>
+            </w:r>
+          </w:p>
+          <w:p>
+            <w:pPr>
+              <w:rPr>
+                <w:lang w:val="en-US"/>
+              </w:rPr>
+            </w:pPr>
+            <w:r>
+              <w:rPr>
+                <w:b/>
+                <w:bCs/>
+                <w:lang w:val="en-US"/>
+              </w:rPr>
+              <w:t>Subject</w:t>
+            </w:r>
+            <w:r>
+              <w:rPr>
+                <w:lang w:val="en-US"/>
+              </w:rPr>
+              <w:t xml:space="preserve">: </w:t>
+            </w:r>
+            <w:r>
+              <w:rPr>
+                <w:lang w:val="en-US"/>
+              </w:rPr>
+              <w:t>Work at C17 Stationeries!</w:t>
+            </w:r>
+          </w:p>
+          <w:p>
+            <w:pPr>
+              <w:rPr>
+                <w:b/>
+                <w:bCs/>
+                <w:lang w:val="en-US"/>
+              </w:rPr>
+            </w:pPr>
+          </w:p>
+        </w:tc>
+        <w:tc>
+          <w:tcPr>
+            <w:tcW w:w="5061" w:type="dxa"/>
+            <w:vAlign w:val="center"/>
+          </w:tcPr>
+          <w:p>
+            <w:pPr>
+              <w:rPr>
+                <w:lang w:val="en-US"/>
+              </w:rPr>
+            </w:pPr>
+            <w:r>
+              <w:rPr>
+                <w:lang w:val="en-US"/>
+              </w:rPr>
+              <w:t>Image of recruiting</w:t>
+            </w:r>
+          </w:p>
+          <w:p>
+            <w:pPr>
+              <w:rPr>
+                <w:lang w:val="en-US"/>
+              </w:rPr>
+            </w:pPr>
+            <w:r>
+              <w:rPr>
+                <w:lang w:val="en-US"/>
+              </w:rPr>
+              <w:t>C17</w:t>
+            </w:r>
+          </w:p>
+          <w:p>
+            <w:pPr>
+              <w:rPr>
+                <w:lang w:val="en-US"/>
+              </w:rPr>
+            </w:pPr>
+            <w:r>
+              <w:rPr>
+                <w:lang w:val="en-US"/>
+              </w:rPr>
+              <w:t>Sub brand of parent company: The Combine Group</w:t>
+            </w:r>
+          </w:p>
+        </w:tc>
+      </w:tr>
+      <w:tr>
+        <w:trPr>
+          <w:trHeight w:val="360"/>
+        </w:trPr>
+        <w:tc>
+          <w:tcPr>
+            <w:tcW w:w="3955" w:type="dxa"/>
+            <w:vAlign w:val="center"/>
+          </w:tcPr>
+          <w:p>
+            <w:pPr>
+              <w:rPr>
+                <w:b/>
+                <w:bCs/>
+                <w:lang w:val="en-US"/>
+              </w:rPr>
+            </w:pPr>
+          </w:p>
+          <w:p>
+            <w:pPr>
+              <w:rPr>
+                <w:lang w:val="en-US"/>
+              </w:rPr>
+            </w:pPr>
+            <w:r>
+              <w:rPr>
+                <w:b/>
+                <w:bCs/>
+                <w:lang w:val="en-US"/>
+              </w:rPr>
+              <w:t>Type</w:t>
+            </w:r>
+            <w:r>
+              <w:rPr>
+                <w:lang w:val="en-US"/>
+              </w:rPr>
+              <w:t xml:space="preserve">: </w:t>
+            </w:r>
+            <w:r>
+              <w:rPr>
+                <w:lang w:val="en-US"/>
+              </w:rPr>
+              <w:t>Inbound</w:t>
+            </w:r>
+          </w:p>
+          <w:p>
+            <w:pPr>
+              <w:rPr>
+                <w:lang w:val="en-US"/>
+              </w:rPr>
+            </w:pPr>
+            <w:r>
+              <w:rPr>
+                <w:b/>
+                <w:bCs/>
+                <w:lang w:val="en-US"/>
+              </w:rPr>
+              <w:t>Sender Name</w:t>
+            </w:r>
+            <w:r>
+              <w:rPr>
+                <w:lang w:val="en-US"/>
+              </w:rPr>
+              <w:t xml:space="preserve">: </w:t>
+            </w:r>
+            <w:r>
+              <w:rPr>
+                <w:lang w:val="en-US"/>
+              </w:rPr>
+              <w:t>Mike</w:t>
+            </w:r>
+          </w:p>
+          <w:p>
+            <w:pPr>
+              <w:rPr>
+                <w:lang w:val="en-US"/>
+              </w:rPr>
+            </w:pPr>
+            <w:r>
+              <w:rPr>
+                <w:b/>
+                <w:bCs/>
+                <w:lang w:val="en-US"/>
+              </w:rPr>
+              <w:t>Sender Address</w:t>
+            </w:r>
+            <w:r>
+              <w:rPr>
+                <w:lang w:val="en-US"/>
+              </w:rPr>
+              <w:t xml:space="preserve">: </w:t>
+            </w:r>
+            <w:r>
+              <w:rPr>
+                <w:lang w:val="en-US"/>
+              </w:rPr>
+              <w:t>mike</w:t>
+            </w:r>
+            <w:r>
+              <w:rPr>
+                <w:lang w:val="en-US"/>
+              </w:rPr>
+              <w:t>17</w:t>
+            </w:r>
+            <w:r>
+              <w:rPr>
+                <w:lang w:val="en-US"/>
+              </w:rPr>
+              <w:t>854</w:t>
+            </w:r>
+            <w:r>
+              <w:rPr>
+                <w:lang w:val="en-US"/>
+              </w:rPr>
+              <w:t>@</w:t>
+            </w:r>
+            <w:r>
+              <w:rPr>
+                <w:lang w:val="en-US"/>
+              </w:rPr>
+              <w:t>email</w:t>
+            </w:r>
+            <w:r>
+              <w:rPr>
+                <w:lang w:val="en-US"/>
+              </w:rPr>
+              <w:t>.com</w:t>
+            </w:r>
+          </w:p>
+          <w:p>
+            <w:pPr>
+              <w:rPr>
+                <w:lang w:val="en-US"/>
+              </w:rPr>
+            </w:pPr>
+            <w:r>
+              <w:rPr>
+                <w:b/>
+                <w:bCs/>
+                <w:lang w:val="en-US"/>
+              </w:rPr>
+              <w:t>To Address</w:t>
+            </w:r>
+            <w:r>
+              <w:rPr>
+                <w:lang w:val="en-US"/>
+              </w:rPr>
+              <w:t>: {player_email}</w:t>
+            </w:r>
+          </w:p>
+          <w:p>
+            <w:pPr>
+              <w:rPr>
+                <w:lang w:val="en-US"/>
+              </w:rPr>
+            </w:pPr>
+            <w:r>
+              <w:rPr>
+                <w:b/>
+                <w:bCs/>
+                <w:lang w:val="en-US"/>
+              </w:rPr>
+              <w:t>CC Address</w:t>
+            </w:r>
+            <w:r>
+              <w:rPr>
+                <w:lang w:val="en-US"/>
+              </w:rPr>
+              <w:t xml:space="preserve">: </w:t>
+            </w:r>
+          </w:p>
+          <w:p>
+            <w:pPr>
+              <w:rPr>
+                <w:lang w:val="en-US"/>
+              </w:rPr>
+            </w:pPr>
+            <w:r>
+              <w:rPr>
+                <w:b/>
+                <w:bCs/>
+                <w:lang w:val="en-US"/>
+              </w:rPr>
+              <w:t>Subject</w:t>
+            </w:r>
+            <w:r>
+              <w:rPr>
+                <w:lang w:val="en-US"/>
+              </w:rPr>
+              <w:t xml:space="preserve">: </w:t>
+            </w:r>
+            <w:r>
+              <w:rPr>
+                <w:lang w:val="en-US"/>
+              </w:rPr>
+              <w:t xml:space="preserve">New </w:t>
+            </w:r>
+            <w:r>
+              <w:rPr>
+                <w:lang w:val="en-US"/>
+              </w:rPr>
+              <w:t>Purchase Order</w:t>
+            </w:r>
+          </w:p>
+          <w:p>
+            <w:pPr>
+              <w:rPr>
+                <w:b/>
+                <w:bCs/>
+                <w:lang w:val="en-US"/>
+              </w:rPr>
+            </w:pPr>
+          </w:p>
+        </w:tc>
+        <w:tc>
+          <w:tcPr>
+            <w:tcW w:w="5061" w:type="dxa"/>
+            <w:vAlign w:val="center"/>
+          </w:tcPr>
+          <w:p>
+            <w:pPr>
+              <w:rPr>
+                <w:lang w:val="en-US"/>
+              </w:rPr>
+            </w:pPr>
+          </w:p>
+          <w:p>
+            <w:pPr>
+              <w:rPr>
+                <w:lang w:val="en-US"/>
+              </w:rPr>
+            </w:pPr>
+            <w:r>
+              <w:rPr>
+                <w:lang w:val="en-US"/>
+              </w:rPr>
+              <w:t>Hi {player_name}! I am Mike!</w:t>
+            </w:r>
+          </w:p>
+          <w:p>
+            <w:pPr>
+              <w:rPr>
+                <w:lang w:val="en-US"/>
+              </w:rPr>
+            </w:pPr>
+            <w:r>
+              <w:rPr>
+                <w:lang w:val="en-US"/>
+              </w:rPr>
+              <w:t xml:space="preserve">[p] </w:t>
+            </w:r>
+          </w:p>
+          <w:p>
+            <w:pPr>
+              <w:rPr>
+                <w:lang w:val="en-US"/>
+              </w:rPr>
+            </w:pPr>
+            <w:r>
+              <w:rPr>
+                <w:lang w:val="en-US"/>
+              </w:rPr>
+              <w:t>[p]Please download and send the purchas order attach</w:t>
+            </w:r>
+            <w:r>
+              <w:rPr>
+                <w:lang w:val="en-US"/>
+              </w:rPr>
+              <w:t xml:space="preserve"> in this email</w:t>
+            </w:r>
+            <w:r>
+              <w:rPr>
+                <w:lang w:val="en-US"/>
+              </w:rPr>
+              <w:t xml:space="preserve"> and send to finance.</w:t>
+            </w:r>
+          </w:p>
+          <w:p>
+            <w:pPr>
+              <w:rPr>
+                <w:lang w:val="en-US"/>
+              </w:rPr>
+            </w:pPr>
+            <w:r>
+              <w:rPr>
+                <w:lang w:val="en-US"/>
+              </w:rPr>
+              <w:t xml:space="preserve">[p] </w:t>
+            </w:r>
+          </w:p>
+          <w:p>
+            <w:pPr>
+              <w:rPr>
+                <w:lang w:val="en-US"/>
+              </w:rPr>
+            </w:pPr>
+            <w:r>
+              <w:rPr>
+                <w:lang w:val="en-US"/>
+              </w:rPr>
+              <w:t>[p]Regards,</w:t>
+            </w:r>
+          </w:p>
+          <w:p>
+            <w:pPr>
+              <w:rPr>
+                <w:lang w:val="en-US"/>
+              </w:rPr>
+            </w:pPr>
+            <w:r>
+              <w:rPr>
+                <w:lang w:val="en-US"/>
+              </w:rPr>
+              <w:t>[p]Mike</w:t>
+            </w:r>
+          </w:p>
+          <w:p>
+            <w:pPr>
+              <w:rPr>
+                <w:lang w:val="en-US"/>
+              </w:rPr>
+            </w:pPr>
+          </w:p>
+        </w:tc>
+      </w:tr>
+      <w:tr>
+        <w:trPr>
+          <w:trHeight w:val="360"/>
+        </w:trPr>
+        <w:tc>
+          <w:tcPr>
+            <w:tcW w:w="3955" w:type="dxa"/>
+            <w:vAlign w:val="center"/>
+          </w:tcPr>
+          <w:p>
+            <w:pPr>
+              <w:rPr>
+                <w:b/>
+                <w:bCs/>
+                <w:lang w:val="en-US"/>
+              </w:rPr>
+            </w:pPr>
+          </w:p>
+          <w:p>
+            <w:pPr>
+              <w:rPr>
+                <w:lang w:val="en-US"/>
+              </w:rPr>
+            </w:pPr>
+            <w:r>
+              <w:rPr>
+                <w:b/>
+                <w:bCs/>
+                <w:lang w:val="en-US"/>
+              </w:rPr>
+              <w:t>Type</w:t>
+            </w:r>
+            <w:r>
+              <w:rPr>
+                <w:lang w:val="en-US"/>
+              </w:rPr>
+              <w:t>: Inbound</w:t>
+            </w:r>
+          </w:p>
+          <w:p>
+            <w:pPr>
+              <w:rPr>
+                <w:lang w:val="en-US"/>
+              </w:rPr>
+            </w:pPr>
+            <w:r>
+              <w:rPr>
+                <w:b/>
+                <w:bCs/>
+                <w:lang w:val="en-US"/>
+              </w:rPr>
+              <w:t>Sender Name</w:t>
+            </w:r>
+            <w:r>
+              <w:rPr>
+                <w:lang w:val="en-US"/>
+              </w:rPr>
+              <w:t xml:space="preserve">: </w:t>
+            </w:r>
+            <w:r>
+              <w:rPr>
+                <w:lang w:val="en-US"/>
+              </w:rPr>
+              <w:t>MengHong Chan</w:t>
+            </w:r>
+          </w:p>
+          <w:p>
+            <w:pPr>
+              <w:rPr>
+                <w:lang w:val="en-US"/>
+              </w:rPr>
+            </w:pPr>
+            <w:r>
+              <w:rPr>
+                <w:b/>
+                <w:bCs/>
+                <w:lang w:val="en-US"/>
+              </w:rPr>
+              <w:t>Sender Address</w:t>
+            </w:r>
+            <w:r>
+              <w:rPr>
+                <w:lang w:val="en-US"/>
+              </w:rPr>
+              <w:t xml:space="preserve">: </w:t>
+            </w:r>
+            <w:r>
+              <w:rPr>
+                <w:lang w:val="en-US"/>
+              </w:rPr>
+              <w:t>menghong23@email.com</w:t>
+            </w:r>
+          </w:p>
+          <w:p>
+            <w:pPr>
+              <w:rPr>
+                <w:lang w:val="en-US"/>
+              </w:rPr>
+            </w:pPr>
+            <w:r>
+              <w:rPr>
+                <w:b/>
+                <w:bCs/>
+                <w:lang w:val="en-US"/>
+              </w:rPr>
+              <w:t>To Address</w:t>
+            </w:r>
+            <w:r>
+              <w:rPr>
+                <w:lang w:val="en-US"/>
+              </w:rPr>
+              <w:t>: {player_email}</w:t>
+            </w:r>
+          </w:p>
+          <w:p>
+            <w:pPr>
+              <w:rPr>
+                <w:lang w:val="en-US"/>
+              </w:rPr>
+            </w:pPr>
+            <w:r>
+              <w:rPr>
+                <w:b/>
+                <w:bCs/>
+                <w:lang w:val="en-US"/>
+              </w:rPr>
+              <w:t>CC Address</w:t>
+            </w:r>
+            <w:r>
+              <w:rPr>
+                <w:lang w:val="en-US"/>
+              </w:rPr>
+              <w:t xml:space="preserve">: </w:t>
+            </w:r>
+          </w:p>
+          <w:p>
+            <w:pPr>
+              <w:rPr>
+                <w:lang w:val="en-US"/>
+              </w:rPr>
+            </w:pPr>
+            <w:r>
+              <w:rPr>
+                <w:b/>
+                <w:bCs/>
+                <w:lang w:val="en-US"/>
+              </w:rPr>
+              <w:t>Subject</w:t>
+            </w:r>
+            <w:r>
+              <w:rPr>
+                <w:lang w:val="en-US"/>
+              </w:rPr>
+              <w:t xml:space="preserve">: </w:t>
+            </w:r>
+            <w:r>
+              <w:rPr>
+                <w:lang w:val="en-US"/>
+              </w:rPr>
+              <w:t>Buying Stationeries for Koperasi</w:t>
+            </w:r>
+          </w:p>
+          <w:p>
+            <w:pPr>
+              <w:rPr>
+                <w:b/>
+                <w:bCs/>
+                <w:lang w:val="en-US"/>
+              </w:rPr>
+            </w:pPr>
+          </w:p>
+        </w:tc>
+        <w:tc>
+          <w:tcPr>
+            <w:tcW w:w="5061" w:type="dxa"/>
+            <w:vAlign w:val="center"/>
+          </w:tcPr>
+          <w:p>
+            <w:pPr>
+              <w:rPr>
+                <w:lang w:val="en-US"/>
+              </w:rPr>
+            </w:pPr>
+          </w:p>
+          <w:p>
+            <w:pPr>
+              <w:rPr>
+                <w:lang w:val="en-US"/>
+              </w:rPr>
+            </w:pPr>
+            <w:r>
+              <w:rPr>
+                <w:lang w:val="en-US"/>
+              </w:rPr>
+              <w:t>Dear ABC Stationeries,</w:t>
+            </w:r>
+          </w:p>
+          <w:p>
+            <w:pPr>
+              <w:rPr>
+                <w:lang w:val="en-US"/>
+              </w:rPr>
+            </w:pPr>
+            <w:r>
+              <w:rPr>
+                <w:lang w:val="en-US"/>
+              </w:rPr>
+              <w:t xml:space="preserve">[p] </w:t>
+            </w:r>
+          </w:p>
+          <w:p>
+            <w:pPr>
+              <w:rPr>
+                <w:lang w:val="en-US"/>
+              </w:rPr>
+            </w:pPr>
+            <w:r>
+              <w:rPr>
+                <w:lang w:val="en-US"/>
+              </w:rPr>
+              <w:t>[p]Attached in this email is a purchase order for Black, Blue and Red pens 100 each.</w:t>
+            </w:r>
+            <w:r>
+              <w:rPr>
+                <w:lang w:val="en-US"/>
+              </w:rPr>
+              <w:t xml:space="preserve"> Correction Tape 50 units.</w:t>
+            </w:r>
+          </w:p>
+          <w:p>
+            <w:pPr>
+              <w:rPr>
+                <w:lang w:val="en-US"/>
+              </w:rPr>
+            </w:pPr>
+            <w:r>
+              <w:rPr>
+                <w:lang w:val="en-US"/>
+              </w:rPr>
+              <w:t xml:space="preserve">[p] </w:t>
+            </w:r>
+          </w:p>
+          <w:p>
+            <w:pPr>
+              <w:rPr>
+                <w:lang w:val="en-US"/>
+              </w:rPr>
+            </w:pPr>
+            <w:r>
+              <w:rPr>
+                <w:lang w:val="en-US"/>
+              </w:rPr>
+              <w:t>[p]</w:t>
+            </w:r>
+            <w:r>
+              <w:rPr>
+                <w:lang w:val="en-US"/>
+              </w:rPr>
+              <w:t>Please contact me if there are any issues.</w:t>
+            </w:r>
+          </w:p>
+          <w:p>
+            <w:pPr>
+              <w:rPr>
+                <w:lang w:val="en-US"/>
+              </w:rPr>
+            </w:pPr>
+            <w:r>
+              <w:rPr>
+                <w:lang w:val="en-US"/>
+              </w:rPr>
+              <w:t xml:space="preserve">[p] </w:t>
+            </w:r>
+          </w:p>
+          <w:p>
+            <w:pPr>
+              <w:rPr>
+                <w:lang w:val="en-US"/>
+              </w:rPr>
+            </w:pPr>
+            <w:r>
+              <w:rPr>
+                <w:lang w:val="en-US"/>
+              </w:rPr>
+              <w:t>[p]- Chan Meng Hong</w:t>
+            </w:r>
+          </w:p>
+          <w:p>
+            <w:pPr>
+              <w:rPr>
+                <w:lang w:val="en-US"/>
+              </w:rPr>
+            </w:pPr>
+            <w:r>
+              <w:rPr>
+                <w:lang w:val="en-US"/>
+              </w:rPr>
+              <w:t>[p]SMJKC Poi Lam</w:t>
+            </w:r>
+          </w:p>
+          <w:p>
+            <w:pPr>
+              <w:rPr>
+                <w:lang w:val="en-US"/>
+              </w:rPr>
+            </w:pPr>
+          </w:p>
+        </w:tc>
+      </w:tr>
+      <w:tr>
+        <w:trPr>
+          <w:trHeight w:val="360"/>
+        </w:trPr>
+        <w:tc>
+          <w:tcPr>
+            <w:tcW w:w="3955" w:type="dxa"/>
+            <w:vAlign w:val="center"/>
+          </w:tcPr>
+          <w:p>
+            <w:pPr>
+              <w:rPr>
+                <w:b/>
+                <w:bCs/>
+                <w:lang w:val="en-US"/>
+              </w:rPr>
+            </w:pPr>
+          </w:p>
+          <w:p>
+            <w:pPr>
+              <w:rPr>
+                <w:lang w:val="en-US"/>
+              </w:rPr>
+            </w:pPr>
+            <w:r>
+              <w:rPr>
+                <w:b/>
+                <w:bCs/>
+                <w:lang w:val="en-US"/>
+              </w:rPr>
+              <w:t>Type</w:t>
+            </w:r>
+            <w:r>
+              <w:rPr>
+                <w:lang w:val="en-US"/>
+              </w:rPr>
+              <w:t>: Inbound</w:t>
+            </w:r>
+          </w:p>
+          <w:p>
+            <w:pPr>
+              <w:rPr>
+                <w:lang w:val="en-US"/>
+              </w:rPr>
+            </w:pPr>
+            <w:r>
+              <w:rPr>
+                <w:b/>
+                <w:bCs/>
+                <w:lang w:val="en-US"/>
+              </w:rPr>
+              <w:t>Sender Name</w:t>
+            </w:r>
+            <w:r>
+              <w:rPr>
+                <w:lang w:val="en-US"/>
+              </w:rPr>
+              <w:t xml:space="preserve">: </w:t>
+            </w:r>
+            <w:r>
+              <w:rPr>
+                <w:lang w:val="en-US"/>
+              </w:rPr>
+              <w:t>Jackson</w:t>
+            </w:r>
+          </w:p>
+          <w:p>
+            <w:pPr>
+              <w:rPr>
+                <w:lang w:val="en-US"/>
+              </w:rPr>
+            </w:pPr>
+            <w:r>
+              <w:rPr>
+                <w:b/>
+                <w:bCs/>
+                <w:lang w:val="en-US"/>
+              </w:rPr>
+              <w:t>Sender Address</w:t>
+            </w:r>
+            <w:r>
+              <w:rPr>
+                <w:lang w:val="en-US"/>
+              </w:rPr>
+              <w:t xml:space="preserve">: </w:t>
+            </w:r>
+            <w:r>
+              <w:rPr>
+                <w:lang w:val="en-US"/>
+              </w:rPr>
+              <w:t>jackson@lighthouse.com</w:t>
+            </w:r>
+          </w:p>
+          <w:p>
+            <w:pPr>
+              <w:rPr>
+                <w:lang w:val="en-US"/>
+              </w:rPr>
+            </w:pPr>
+            <w:r>
+              <w:rPr>
+                <w:b/>
+                <w:bCs/>
+                <w:lang w:val="en-US"/>
+              </w:rPr>
+              <w:t>To Address</w:t>
+            </w:r>
+            <w:r>
+              <w:rPr>
+                <w:lang w:val="en-US"/>
+              </w:rPr>
+              <w:t>: {player_email}</w:t>
+            </w:r>
+          </w:p>
+          <w:p>
+            <w:pPr>
+              <w:rPr>
+                <w:lang w:val="en-US"/>
+              </w:rPr>
+            </w:pPr>
+            <w:r>
+              <w:rPr>
+                <w:b/>
+                <w:bCs/>
+                <w:lang w:val="en-US"/>
+              </w:rPr>
+              <w:t>CC Address</w:t>
+            </w:r>
+            <w:r>
+              <w:rPr>
+                <w:lang w:val="en-US"/>
+              </w:rPr>
+              <w:t xml:space="preserve">: </w:t>
+            </w:r>
+            <w:r>
+              <w:rPr>
+                <w:lang w:val="en-US"/>
+              </w:rPr>
+              <w:t>alex</w:t>
+            </w:r>
+            <w:r>
+              <w:rPr>
+                <w:lang w:val="en-US"/>
+              </w:rPr>
+              <w:t>.ng</w:t>
+            </w:r>
+            <w:r>
+              <w:rPr>
+                <w:lang w:val="en-US"/>
+              </w:rPr>
+              <w:t>@lighthouse.com</w:t>
+            </w:r>
+          </w:p>
+          <w:p>
+            <w:pPr>
+              <w:rPr>
+                <w:lang w:val="en-US"/>
+              </w:rPr>
+            </w:pPr>
+            <w:r>
+              <w:rPr>
+                <w:b/>
+                <w:bCs/>
+                <w:lang w:val="en-US"/>
+              </w:rPr>
+              <w:lastRenderedPageBreak/>
+              <w:t>Subject</w:t>
+            </w:r>
+            <w:r>
+              <w:rPr>
+                <w:lang w:val="en-US"/>
+              </w:rPr>
+              <w:t xml:space="preserve">: </w:t>
+            </w:r>
+            <w:r>
+              <w:rPr>
+                <w:lang w:val="en-US"/>
+              </w:rPr>
+              <w:t>Order for Office Supplies</w:t>
+            </w:r>
+          </w:p>
+          <w:p>
+            <w:pPr>
+              <w:rPr>
+                <w:b/>
+                <w:bCs/>
+                <w:lang w:val="en-US"/>
+              </w:rPr>
+            </w:pPr>
+          </w:p>
+          <w:p>
+            <w:pPr>
+              <w:rPr>
+                <w:b/>
+                <w:bCs/>
+                <w:lang w:val="en-US"/>
+              </w:rPr>
+            </w:pPr>
+          </w:p>
+        </w:tc>
+        <w:tc>
+          <w:tcPr>
+            <w:tcW w:w="5061" w:type="dxa"/>
+            <w:vAlign w:val="center"/>
+          </w:tcPr>
+          <w:p>
+            <w:pPr>
+              <w:rPr>
+                <w:lang w:val="en-US"/>
+              </w:rPr>
+            </w:pPr>
+          </w:p>
+          <w:p>
+            <w:pPr>
+              <w:rPr>
+                <w:lang w:val="en-US"/>
+              </w:rPr>
+            </w:pPr>
+            <w:r>
+              <w:rPr>
+                <w:lang w:val="en-US"/>
+              </w:rPr>
+              <w:t>We would like to order the Office Supplies listed below:</w:t>
+            </w:r>
+          </w:p>
+          <w:p>
+            <w:pPr>
+              <w:rPr>
+                <w:lang w:val="en-US"/>
+              </w:rPr>
+            </w:pPr>
+            <w:r>
+              <w:rPr>
+                <w:lang w:val="en-US"/>
+              </w:rPr>
+              <w:t xml:space="preserve">[p] </w:t>
+            </w:r>
+          </w:p>
+          <w:p>
+            <w:pPr>
+              <w:rPr>
+                <w:lang w:val="en-US"/>
+              </w:rPr>
+            </w:pPr>
+            <w:r>
+              <w:rPr>
+                <w:lang w:val="en-US"/>
+              </w:rPr>
+              <w:t>[p]Blue Pens = 100 units</w:t>
+            </w:r>
+          </w:p>
+          <w:p>
+            <w:pPr>
+              <w:rPr>
+                <w:lang w:val="en-US"/>
+              </w:rPr>
+            </w:pPr>
+            <w:r>
+              <w:rPr>
+                <w:lang w:val="en-US"/>
+              </w:rPr>
+              <w:t>[p]Red Pens = 100 units</w:t>
+            </w:r>
+          </w:p>
+          <w:p>
+            <w:pPr>
+              <w:rPr>
+                <w:lang w:val="en-US"/>
+              </w:rPr>
+            </w:pPr>
+            <w:r>
+              <w:rPr>
+                <w:lang w:val="en-US"/>
+              </w:rPr>
+              <w:t>[p]</w:t>
+            </w:r>
+            <w:r>
+              <w:rPr>
+                <w:lang w:val="en-US"/>
+              </w:rPr>
+              <w:t>Liquid Paper = 80 units</w:t>
+            </w:r>
+          </w:p>
+          <w:p>
+            <w:pPr>
+              <w:rPr>
+                <w:lang w:val="en-US"/>
+              </w:rPr>
+            </w:pPr>
+            <w:r>
+              <w:rPr>
+                <w:lang w:val="en-US"/>
+              </w:rPr>
+              <w:lastRenderedPageBreak/>
+              <w:t xml:space="preserve">[p]Stapler = </w:t>
+            </w:r>
+            <w:r>
+              <w:rPr>
+                <w:lang w:val="en-US"/>
+              </w:rPr>
+              <w:t>3</w:t>
+            </w:r>
+            <w:r>
+              <w:rPr>
+                <w:lang w:val="en-US"/>
+              </w:rPr>
+              <w:t>0 units</w:t>
+            </w:r>
+          </w:p>
+          <w:p>
+            <w:pPr>
+              <w:rPr>
+                <w:lang w:val="en-US"/>
+              </w:rPr>
+            </w:pPr>
+            <w:r>
+              <w:rPr>
+                <w:lang w:val="en-US"/>
+              </w:rPr>
+              <w:t xml:space="preserve">[p]Stapler </w:t>
+            </w:r>
+            <w:r>
+              <w:rPr>
+                <w:lang w:val="en-US"/>
+              </w:rPr>
+              <w:t>Refills = 10 boxes</w:t>
+            </w:r>
+          </w:p>
+          <w:p>
+            <w:pPr>
+              <w:rPr>
+                <w:lang w:val="en-US"/>
+              </w:rPr>
+            </w:pPr>
+            <w:r>
+              <w:rPr>
+                <w:lang w:val="en-US"/>
+              </w:rPr>
+              <w:t xml:space="preserve">[p] </w:t>
+            </w:r>
+          </w:p>
+          <w:p>
+            <w:pPr>
+              <w:rPr>
+                <w:lang w:val="en-US"/>
+              </w:rPr>
+            </w:pPr>
+            <w:r>
+              <w:rPr>
+                <w:lang w:val="en-US"/>
+              </w:rPr>
+              <w:t>[p]The Purchase Order is attached in this email. Please forward it to the appropriate recipient. Thank you in advance.</w:t>
+            </w:r>
+          </w:p>
+          <w:p>
+            <w:pPr>
+              <w:rPr>
+                <w:lang w:val="en-US"/>
+              </w:rPr>
+            </w:pPr>
+            <w:r>
+              <w:rPr>
+                <w:lang w:val="en-US"/>
+              </w:rPr>
+              <w:t xml:space="preserve">[p] </w:t>
+            </w:r>
+          </w:p>
+          <w:p>
+            <w:pPr>
+              <w:rPr>
+                <w:lang w:val="en-US"/>
+              </w:rPr>
+            </w:pPr>
+            <w:r>
+              <w:rPr>
+                <w:lang w:val="en-US"/>
+              </w:rPr>
+              <w:t xml:space="preserve">[p] </w:t>
+            </w:r>
+          </w:p>
+          <w:p>
+            <w:pPr>
+              <w:rPr>
+                <w:lang w:val="en-US"/>
+              </w:rPr>
+            </w:pPr>
+            <w:r>
+              <w:rPr>
+                <w:lang w:val="en-US"/>
+              </w:rPr>
+              <w:t>[p]-Jackson</w:t>
+            </w:r>
+          </w:p>
+          <w:p>
+            <w:pPr>
+              <w:rPr>
+                <w:lang w:val="en-US"/>
+              </w:rPr>
+            </w:pPr>
+          </w:p>
+        </w:tc>
+      </w:tr>
+      <w:tr>
+        <w:trPr>
+          <w:trHeight w:val="360"/>
+        </w:trPr>
+        <w:tc>
+          <w:tcPr>
+            <w:tcW w:w="3955" w:type="dxa"/>
+            <w:vAlign w:val="center"/>
+          </w:tcPr>
+          <w:p>
+            <w:pPr>
+              <w:rPr>
+                <w:b/>
+                <w:bCs/>
+                <w:lang w:val="en-US"/>
+              </w:rPr>
+            </w:pPr>
+          </w:p>
+          <w:p>
+            <w:pPr>
+              <w:rPr>
+                <w:lang w:val="en-US"/>
+              </w:rPr>
+            </w:pPr>
+            <w:r>
+              <w:rPr>
+                <w:b/>
+                <w:bCs/>
+                <w:lang w:val="en-US"/>
+              </w:rPr>
+              <w:t>Type</w:t>
+            </w:r>
+            <w:r>
+              <w:rPr>
+                <w:lang w:val="en-US"/>
+              </w:rPr>
+              <w:t>: Inbound</w:t>
+            </w:r>
+          </w:p>
+          <w:p>
+            <w:pPr>
+              <w:rPr>
+                <w:lang w:val="en-US"/>
+              </w:rPr>
+            </w:pPr>
+            <w:r>
+              <w:rPr>
+                <w:b/>
+                <w:bCs/>
+                <w:lang w:val="en-US"/>
+              </w:rPr>
+              <w:t>Sender Name</w:t>
+            </w:r>
+            <w:r>
+              <w:rPr>
+                <w:lang w:val="en-US"/>
+              </w:rPr>
+              <w:t xml:space="preserve">: </w:t>
+            </w:r>
+            <w:r>
+              <w:rPr>
+                <w:lang w:val="en-US"/>
+              </w:rPr>
+              <w:t>Mike</w:t>
+            </w:r>
+          </w:p>
+          <w:p>
+            <w:pPr>
+              <w:rPr>
+                <w:lang w:val="en-US"/>
+              </w:rPr>
+            </w:pPr>
+            <w:r>
+              <w:rPr>
+                <w:b/>
+                <w:bCs/>
+                <w:lang w:val="en-US"/>
+              </w:rPr>
+              <w:t>Sender Address</w:t>
+            </w:r>
+            <w:r>
+              <w:rPr>
+                <w:lang w:val="en-US"/>
+              </w:rPr>
+              <w:t xml:space="preserve">: </w:t>
+            </w:r>
+            <w:r>
+              <w:rPr>
+                <w:lang w:val="en-US"/>
+              </w:rPr>
+              <w:t>mike</w:t>
+            </w:r>
+            <w:r>
+              <w:rPr>
+                <w:lang w:val="en-US"/>
+              </w:rPr>
+              <w:t>@</w:t>
+            </w:r>
+            <w:r>
+              <w:rPr>
+                <w:lang w:val="en-US"/>
+              </w:rPr>
+              <w:t>abc</w:t>
+            </w:r>
+            <w:r>
+              <w:rPr>
+                <w:lang w:val="en-US"/>
+              </w:rPr>
+              <w:t>.com</w:t>
+            </w:r>
+            <w:r>
+              <w:rPr>
+                <w:lang w:val="en-US"/>
+              </w:rPr>
+              <w:t>.my</w:t>
+            </w:r>
+          </w:p>
+          <w:p>
+            <w:pPr>
+              <w:rPr>
+                <w:lang w:val="en-US"/>
+              </w:rPr>
+            </w:pPr>
+            <w:r>
+              <w:rPr>
+                <w:b/>
+                <w:bCs/>
+                <w:lang w:val="en-US"/>
+              </w:rPr>
+              <w:t>To Address</w:t>
+            </w:r>
+            <w:r>
+              <w:rPr>
+                <w:lang w:val="en-US"/>
+              </w:rPr>
+              <w:t>: {player_email}</w:t>
+            </w:r>
+          </w:p>
+          <w:p>
+            <w:pPr>
+              <w:rPr>
+                <w:lang w:val="en-US"/>
+              </w:rPr>
+            </w:pPr>
+            <w:r>
+              <w:rPr>
+                <w:b/>
+                <w:bCs/>
+                <w:lang w:val="en-US"/>
+              </w:rPr>
+              <w:t>CC Address</w:t>
+            </w:r>
+            <w:r>
+              <w:rPr>
+                <w:lang w:val="en-US"/>
+              </w:rPr>
+              <w:t xml:space="preserve">: </w:t>
+            </w:r>
+          </w:p>
+          <w:p>
+            <w:pPr>
+              <w:rPr>
+                <w:lang w:val="en-US"/>
+              </w:rPr>
+            </w:pPr>
+            <w:r>
+              <w:rPr>
+                <w:b/>
+                <w:bCs/>
+                <w:lang w:val="en-US"/>
+              </w:rPr>
+              <w:t>Subject</w:t>
+            </w:r>
+            <w:r>
+              <w:rPr>
+                <w:lang w:val="en-US"/>
+              </w:rPr>
+              <w:t xml:space="preserve">: </w:t>
+            </w:r>
+            <w:r>
+              <w:rPr>
+                <w:lang w:val="en-US"/>
+              </w:rPr>
+              <w:t>Multiple Purchase Orders</w:t>
+            </w:r>
+          </w:p>
+          <w:p>
+            <w:pPr>
+              <w:rPr>
+                <w:b/>
+                <w:bCs/>
+                <w:lang w:val="en-US"/>
+              </w:rPr>
+            </w:pPr>
+          </w:p>
+        </w:tc>
+        <w:tc>
+          <w:tcPr>
+            <w:tcW w:w="5061" w:type="dxa"/>
+            <w:vAlign w:val="center"/>
+          </w:tcPr>
+          <w:p>
+            <w:pPr>
+              <w:rPr>
+                <w:lang w:val="en-US"/>
+              </w:rPr>
+            </w:pPr>
+            <w:r>
+              <w:rPr>
+                <w:lang w:val="en-US"/>
+              </w:rPr>
+              <w:t>Hey {player_name}!</w:t>
+            </w:r>
+          </w:p>
+          <w:p>
+            <w:pPr>
+              <w:rPr>
+                <w:lang w:val="en-US"/>
+              </w:rPr>
+            </w:pPr>
+            <w:r>
+              <w:rPr>
+                <w:lang w:val="en-US"/>
+              </w:rPr>
+              <w:t xml:space="preserve">[p] </w:t>
+            </w:r>
+          </w:p>
+          <w:p>
+            <w:pPr>
+              <w:rPr>
+                <w:lang w:val="en-US"/>
+              </w:rPr>
+            </w:pPr>
+            <w:r>
+              <w:rPr>
+                <w:lang w:val="en-US"/>
+              </w:rPr>
+              <w:t>[p]Was really busy today and found a lot of new clients! Here are the purchase orders</w:t>
+            </w:r>
+            <w:r>
+              <w:rPr>
+                <w:lang w:val="en-US"/>
+              </w:rPr>
+              <w:t>, like usual please help me send them to Finance.</w:t>
+            </w:r>
+            <w:r>
+              <w:rPr>
+                <w:lang w:val="en-US"/>
+              </w:rPr>
+              <w:t xml:space="preserve"> Thanks!</w:t>
+            </w:r>
+          </w:p>
+        </w:tc>
+      </w:tr>
+      <w:tr>
+        <w:trPr>
+          <w:trHeight w:val="360"/>
+        </w:trPr>
+        <w:tc>
+          <w:tcPr>
+            <w:tcW w:w="3955" w:type="dxa"/>
+            <w:vAlign w:val="center"/>
+          </w:tcPr>
+          <w:p>
+            <w:pPr>
+              <w:rPr>
+                <w:b/>
+                <w:bCs/>
+                <w:lang w:val="en-US"/>
+              </w:rPr>
+            </w:pPr>
+          </w:p>
+          <w:p>
+            <w:pPr>
+              <w:rPr>
+                <w:lang w:val="en-US"/>
+              </w:rPr>
+            </w:pPr>
+            <w:r>
+              <w:rPr>
+                <w:b/>
+                <w:bCs/>
+                <w:lang w:val="en-US"/>
+              </w:rPr>
+              <w:t>Type</w:t>
+            </w:r>
+            <w:r>
+              <w:rPr>
+                <w:lang w:val="en-US"/>
+              </w:rPr>
+              <w:t>: Message</w:t>
+            </w:r>
+          </w:p>
+          <w:p>
+            <w:pPr>
+              <w:rPr>
+                <w:lang w:val="en-US"/>
+              </w:rPr>
+            </w:pPr>
+            <w:r>
+              <w:rPr>
+                <w:b/>
+                <w:bCs/>
+                <w:lang w:val="en-US"/>
+              </w:rPr>
+              <w:t>Sender Name</w:t>
+            </w:r>
+            <w:r>
+              <w:rPr>
+                <w:lang w:val="en-US"/>
+              </w:rPr>
+              <w:t xml:space="preserve">: </w:t>
+            </w:r>
+            <w:r>
+              <w:rPr>
+                <w:lang w:val="en-US"/>
+              </w:rPr>
+              <w:t>C17</w:t>
+            </w:r>
+          </w:p>
+          <w:p>
+            <w:pPr>
+              <w:rPr>
+                <w:lang w:val="en-US"/>
+              </w:rPr>
+            </w:pPr>
+            <w:r>
+              <w:rPr>
+                <w:b/>
+                <w:bCs/>
+                <w:lang w:val="en-US"/>
+              </w:rPr>
+              <w:t>Sender Address</w:t>
+            </w:r>
+            <w:r>
+              <w:rPr>
+                <w:lang w:val="en-US"/>
+              </w:rPr>
+              <w:t xml:space="preserve">: </w:t>
+            </w:r>
+            <w:r>
+              <w:rPr>
+                <w:lang w:val="en-US"/>
+              </w:rPr>
+              <w:t>recruiting@c17.com</w:t>
+            </w:r>
+          </w:p>
+          <w:p>
+            <w:pPr>
+              <w:rPr>
+                <w:lang w:val="en-US"/>
+              </w:rPr>
+            </w:pPr>
+            <w:r>
+              <w:rPr>
+                <w:b/>
+                <w:bCs/>
+                <w:lang w:val="en-US"/>
+              </w:rPr>
+              <w:t>To Address</w:t>
+            </w:r>
+            <w:r>
+              <w:rPr>
+                <w:lang w:val="en-US"/>
+              </w:rPr>
+              <w:t>: {player_email}</w:t>
+            </w:r>
+          </w:p>
+          <w:p>
+            <w:pPr>
+              <w:rPr>
+                <w:lang w:val="en-US"/>
+              </w:rPr>
+            </w:pPr>
+            <w:r>
+              <w:rPr>
+                <w:b/>
+                <w:bCs/>
+                <w:lang w:val="en-US"/>
+              </w:rPr>
+              <w:t>CC Address</w:t>
+            </w:r>
+            <w:r>
+              <w:rPr>
+                <w:lang w:val="en-US"/>
+              </w:rPr>
+              <w:t xml:space="preserve">: </w:t>
+            </w:r>
+          </w:p>
+          <w:p>
+            <w:pPr>
+              <w:rPr>
+                <w:lang w:val="en-US"/>
+              </w:rPr>
+            </w:pPr>
+            <w:r>
+              <w:rPr>
+                <w:b/>
+                <w:bCs/>
+                <w:lang w:val="en-US"/>
+              </w:rPr>
+              <w:t>Subject</w:t>
+            </w:r>
+            <w:r>
+              <w:rPr>
+                <w:lang w:val="en-US"/>
+              </w:rPr>
+              <w:t xml:space="preserve">: </w:t>
+            </w:r>
+            <w:r>
+              <w:rPr>
+                <w:lang w:val="en-US"/>
+              </w:rPr>
+              <w:t>Join us</w:t>
+            </w:r>
+            <w:r>
+              <w:rPr>
+                <w:lang w:val="en-US"/>
+              </w:rPr>
+              <w:t xml:space="preserve"> at C17 Stationeries!</w:t>
+            </w:r>
+          </w:p>
+          <w:p>
+            <w:pPr>
+              <w:rPr>
+                <w:b/>
+                <w:bCs/>
+                <w:lang w:val="en-US"/>
+              </w:rPr>
+            </w:pPr>
+          </w:p>
+        </w:tc>
+        <w:tc>
+          <w:tcPr>
+            <w:tcW w:w="5061" w:type="dxa"/>
+            <w:vAlign w:val="center"/>
+          </w:tcPr>
+          <w:p>
+            <w:pPr>
+              <w:rPr>
+                <w:lang w:val="en-US"/>
+              </w:rPr>
+            </w:pPr>
+            <w:r>
+              <w:rPr>
+                <w:lang w:val="en-US"/>
+              </w:rPr>
+              <w:t>Image of recruiting</w:t>
+            </w:r>
+          </w:p>
+          <w:p>
+            <w:pPr>
+              <w:rPr>
+                <w:lang w:val="en-US"/>
+              </w:rPr>
+            </w:pPr>
+            <w:r>
+              <w:rPr>
+                <w:lang w:val="en-US"/>
+              </w:rPr>
+              <w:t>C17</w:t>
+            </w:r>
+          </w:p>
+          <w:p>
+            <w:pPr>
+              <w:rPr>
+                <w:lang w:val="en-US"/>
+              </w:rPr>
+            </w:pPr>
+            <w:r>
+              <w:rPr>
+                <w:lang w:val="en-US"/>
+              </w:rPr>
+              <w:t>Sub brand of parent company: The Combine Group</w:t>
+            </w:r>
+          </w:p>
+          <w:p>
+            <w:pPr>
+              <w:rPr>
+                <w:lang w:val="en-US"/>
+              </w:rPr>
+            </w:pPr>
+            <w:r>
+              <w:rPr>
+                <w:lang w:val="en-US"/>
+              </w:rPr>
+              <w:t>This time more threatening</w:t>
+            </w:r>
           </w:p>
         </w:tc>
       </w:tr>
@@ -5940,7 +8124,6 @@
   <w:style w:type="character" w:default="1" w:styleId="DefaultParagraphFont">
     <w:name w:val="Default Paragraph Font"/>
     <w:uiPriority w:val="1"/>
-    <w:semiHidden/>
     <w:unhideWhenUsed/>
   </w:style>
   <w:style w:type="table" w:default="1" w:styleId="TableNormal">

--- a/level design.docx
+++ b/level design.docx
@@ -430,6 +430,7 @@
               </w:rPr>
               <w:t>D</w:t>
             </w:r>
+            <w:proofErr w:type="spellStart"/>
             <w:r>
               <w:rPr>
                 <w:b/>
@@ -437,6 +438,7 @@
               </w:rPr>
               <w:t>etails</w:t>
             </w:r>
+            <w:proofErr w:type="spellEnd"/>
           </w:p>
         </w:tc>
         <w:tc>
@@ -563,7 +565,21 @@
               <w:rPr>
                 <w:lang w:val="en-US"/>
               </w:rPr>
-              <w:t>: {player_email}</w:t>
+              <w:t>: {</w:t>
+            </w:r>
+            <w:proofErr w:type="spellStart"/>
+            <w:r>
+              <w:rPr>
+                <w:lang w:val="en-US"/>
+              </w:rPr>
+              <w:t>player_email</w:t>
+            </w:r>
+            <w:proofErr w:type="spellEnd"/>
+            <w:r>
+              <w:rPr>
+                <w:lang w:val="en-US"/>
+              </w:rPr>
+              <w:t>}</w:t>
             </w:r>
           </w:p>
           <w:p>
@@ -729,7 +745,21 @@
               <w:rPr>
                 <w:lang w:val="en-US"/>
               </w:rPr>
-              <w:t>: {player_email}</w:t>
+              <w:t>: {</w:t>
+            </w:r>
+            <w:proofErr w:type="spellStart"/>
+            <w:r>
+              <w:rPr>
+                <w:lang w:val="en-US"/>
+              </w:rPr>
+              <w:t>player_email</w:t>
+            </w:r>
+            <w:proofErr w:type="spellEnd"/>
+            <w:r>
+              <w:rPr>
+                <w:lang w:val="en-US"/>
+              </w:rPr>
+              <w:t>}</w:t>
             </w:r>
           </w:p>
           <w:p>
@@ -862,6 +892,7 @@
               </w:rPr>
               <w:t>D</w:t>
             </w:r>
+            <w:proofErr w:type="spellStart"/>
             <w:r>
               <w:rPr>
                 <w:b/>
@@ -869,6 +900,7 @@
               </w:rPr>
               <w:t>etails</w:t>
             </w:r>
+            <w:proofErr w:type="spellEnd"/>
           </w:p>
         </w:tc>
         <w:tc>
@@ -1002,7 +1034,21 @@
               <w:rPr>
                 <w:lang w:val="en-US"/>
               </w:rPr>
-              <w:t>: {player_email}</w:t>
+              <w:t>: {</w:t>
+            </w:r>
+            <w:proofErr w:type="spellStart"/>
+            <w:r>
+              <w:rPr>
+                <w:lang w:val="en-US"/>
+              </w:rPr>
+              <w:t>player_email</w:t>
+            </w:r>
+            <w:proofErr w:type="spellEnd"/>
+            <w:r>
+              <w:rPr>
+                <w:lang w:val="en-US"/>
+              </w:rPr>
+              <w:t>}</w:t>
             </w:r>
           </w:p>
           <w:p>
@@ -1129,7 +1175,21 @@
               <w:rPr>
                 <w:lang w:val="en-US"/>
               </w:rPr>
-              <w:t>, {player_name}</w:t>
+              <w:t>, {</w:t>
+            </w:r>
+            <w:proofErr w:type="spellStart"/>
+            <w:r>
+              <w:rPr>
+                <w:lang w:val="en-US"/>
+              </w:rPr>
+              <w:t>player_name</w:t>
+            </w:r>
+            <w:proofErr w:type="spellEnd"/>
+            <w:r>
+              <w:rPr>
+                <w:lang w:val="en-US"/>
+              </w:rPr>
+              <w:t>}</w:t>
             </w:r>
             <w:r>
               <w:rPr>
@@ -1389,7 +1449,35 @@
               <w:rPr>
                 <w:lang w:val="en-US"/>
               </w:rPr>
-              <w:t>[img]assets/tutorial/report_email.png[/img]</w:t>
+              <w:t>[</w:t>
+            </w:r>
+            <w:proofErr w:type="spellStart"/>
+            <w:r>
+              <w:rPr>
+                <w:lang w:val="en-US"/>
+              </w:rPr>
+              <w:t>img</w:t>
+            </w:r>
+            <w:proofErr w:type="spellEnd"/>
+            <w:r>
+              <w:rPr>
+                <w:lang w:val="en-US"/>
+              </w:rPr>
+              <w:t>]assets/tutorial/report_email.png[/</w:t>
+            </w:r>
+            <w:proofErr w:type="spellStart"/>
+            <w:r>
+              <w:rPr>
+                <w:lang w:val="en-US"/>
+              </w:rPr>
+              <w:t>img</w:t>
+            </w:r>
+            <w:proofErr w:type="spellEnd"/>
+            <w:r>
+              <w:rPr>
+                <w:lang w:val="en-US"/>
+              </w:rPr>
+              <w:t>]</w:t>
             </w:r>
             <w:r>
               <w:rPr>
@@ -1596,7 +1684,21 @@
               <w:rPr>
                 <w:lang w:val="en-US"/>
               </w:rPr>
-              <w:t>: {player_email}</w:t>
+              <w:t>: {</w:t>
+            </w:r>
+            <w:proofErr w:type="spellStart"/>
+            <w:r>
+              <w:rPr>
+                <w:lang w:val="en-US"/>
+              </w:rPr>
+              <w:t>player_email</w:t>
+            </w:r>
+            <w:proofErr w:type="spellEnd"/>
+            <w:r>
+              <w:rPr>
+                <w:lang w:val="en-US"/>
+              </w:rPr>
+              <w:t>}</w:t>
             </w:r>
           </w:p>
           <w:p>
@@ -1691,7 +1793,21 @@
               <w:rPr>
                 <w:lang w:val="en-US"/>
               </w:rPr>
-              <w:t>, {player_name}!</w:t>
+              <w:t>, {</w:t>
+            </w:r>
+            <w:proofErr w:type="spellStart"/>
+            <w:r>
+              <w:rPr>
+                <w:lang w:val="en-US"/>
+              </w:rPr>
+              <w:t>player_name</w:t>
+            </w:r>
+            <w:proofErr w:type="spellEnd"/>
+            <w:r>
+              <w:rPr>
+                <w:lang w:val="en-US"/>
+              </w:rPr>
+              <w:t>}!</w:t>
             </w:r>
           </w:p>
           <w:p>
@@ -2026,7 +2142,21 @@
               <w:rPr>
                 <w:lang w:val="en-US"/>
               </w:rPr>
-              <w:t>: {player_email}</w:t>
+              <w:t>: {</w:t>
+            </w:r>
+            <w:proofErr w:type="spellStart"/>
+            <w:r>
+              <w:rPr>
+                <w:lang w:val="en-US"/>
+              </w:rPr>
+              <w:t>player_email</w:t>
+            </w:r>
+            <w:proofErr w:type="spellEnd"/>
+            <w:r>
+              <w:rPr>
+                <w:lang w:val="en-US"/>
+              </w:rPr>
+              <w:t>}</w:t>
             </w:r>
           </w:p>
           <w:p>
@@ -2119,7 +2249,21 @@
               <w:rPr>
                 <w:lang w:val="en-US"/>
               </w:rPr>
-              <w:t>, {player_name}!</w:t>
+              <w:t>, {</w:t>
+            </w:r>
+            <w:proofErr w:type="spellStart"/>
+            <w:r>
+              <w:rPr>
+                <w:lang w:val="en-US"/>
+              </w:rPr>
+              <w:t>player_name</w:t>
+            </w:r>
+            <w:proofErr w:type="spellEnd"/>
+            <w:r>
+              <w:rPr>
+                <w:lang w:val="en-US"/>
+              </w:rPr>
+              <w:t>}!</w:t>
             </w:r>
           </w:p>
           <w:p>
@@ -2367,7 +2511,21 @@
               <w:rPr>
                 <w:lang w:val="en-US"/>
               </w:rPr>
-              <w:t>: {player_email}</w:t>
+              <w:t>: {</w:t>
+            </w:r>
+            <w:proofErr w:type="spellStart"/>
+            <w:r>
+              <w:rPr>
+                <w:lang w:val="en-US"/>
+              </w:rPr>
+              <w:t>player_email</w:t>
+            </w:r>
+            <w:proofErr w:type="spellEnd"/>
+            <w:r>
+              <w:rPr>
+                <w:lang w:val="en-US"/>
+              </w:rPr>
+              <w:t>}</w:t>
             </w:r>
           </w:p>
           <w:p>
@@ -2474,13 +2632,29 @@
               <w:t>[p]</w:t>
             </w:r>
             <w:r>
-              <w:t>[center]</w:t>
+              <w:t>[</w:t>
+            </w:r>
+            <w:proofErr w:type="spellStart"/>
+            <w:r>
+              <w:t>center</w:t>
+            </w:r>
+            <w:proofErr w:type="spellEnd"/>
+            <w:r>
+              <w:t>]</w:t>
             </w:r>
             <w:r>
               <w:t>Thank you for choosing Orbit Antivirus!</w:t>
             </w:r>
             <w:r>
-              <w:t>[/center]</w:t>
+              <w:t>[/</w:t>
+            </w:r>
+            <w:proofErr w:type="spellStart"/>
+            <w:r>
+              <w:t>center</w:t>
+            </w:r>
+            <w:proofErr w:type="spellEnd"/>
+            <w:r>
+              <w:t>]</w:t>
             </w:r>
           </w:p>
           <w:p>
@@ -2493,19 +2667,51 @@
               <w:t>[p]</w:t>
             </w:r>
             <w:r>
-              <w:t>[center]</w:t>
-            </w:r>
-            <w:r>
-              <w:t>[img]</w:t>
+              <w:t>[</w:t>
+            </w:r>
+            <w:proofErr w:type="spellStart"/>
+            <w:r>
+              <w:t>center</w:t>
+            </w:r>
+            <w:proofErr w:type="spellEnd"/>
+            <w:r>
+              <w:t>]</w:t>
+            </w:r>
+            <w:r>
+              <w:t>[</w:t>
+            </w:r>
+            <w:proofErr w:type="spellStart"/>
+            <w:r>
+              <w:t>img</w:t>
+            </w:r>
+            <w:proofErr w:type="spellEnd"/>
+            <w:r>
+              <w:t>]</w:t>
             </w:r>
             <w:r>
               <w:t>assets/</w:t>
             </w:r>
             <w:r>
-              <w:t>orbit_logo.png[/img]</w:t>
-            </w:r>
-            <w:r>
-              <w:t>[/center]</w:t>
+              <w:t>orbit_logo.png[/</w:t>
+            </w:r>
+            <w:proofErr w:type="spellStart"/>
+            <w:r>
+              <w:t>img</w:t>
+            </w:r>
+            <w:proofErr w:type="spellEnd"/>
+            <w:r>
+              <w:t>]</w:t>
+            </w:r>
+            <w:r>
+              <w:t>[/</w:t>
+            </w:r>
+            <w:proofErr w:type="spellStart"/>
+            <w:r>
+              <w:t>center</w:t>
+            </w:r>
+            <w:proofErr w:type="spellEnd"/>
+            <w:r>
+              <w:t>]</w:t>
             </w:r>
           </w:p>
           <w:p/>
@@ -2631,7 +2837,21 @@
               <w:rPr>
                 <w:lang w:val="en-US"/>
               </w:rPr>
-              <w:t>: {player_email}</w:t>
+              <w:t>: {</w:t>
+            </w:r>
+            <w:proofErr w:type="spellStart"/>
+            <w:r>
+              <w:rPr>
+                <w:lang w:val="en-US"/>
+              </w:rPr>
+              <w:t>player_email</w:t>
+            </w:r>
+            <w:proofErr w:type="spellEnd"/>
+            <w:r>
+              <w:rPr>
+                <w:lang w:val="en-US"/>
+              </w:rPr>
+              <w:t>}</w:t>
             </w:r>
           </w:p>
           <w:p>
@@ -2827,6 +3047,7 @@
               </w:rPr>
               <w:t>[p]</w:t>
             </w:r>
+            <w:proofErr w:type="spellStart"/>
             <w:r>
               <w:rPr>
                 <w:rFonts w:ascii="MS Gothic" w:eastAsia="MS Gothic" w:hAnsi="MS Gothic" w:cs="MS Gothic" w:hint="eastAsia"/>
@@ -2834,6 +3055,7 @@
               </w:rPr>
               <w:t>小天才文具店</w:t>
             </w:r>
+            <w:proofErr w:type="spellEnd"/>
           </w:p>
           <w:p>
             <w:pPr>
@@ -2903,12 +3125,14 @@
               </w:rPr>
               <w:t xml:space="preserve">: </w:t>
             </w:r>
+            <w:proofErr w:type="spellStart"/>
             <w:r>
               <w:rPr>
                 <w:lang w:val="en-US"/>
               </w:rPr>
               <w:t>Trippo</w:t>
             </w:r>
+            <w:proofErr w:type="spellEnd"/>
           </w:p>
           <w:p>
             <w:pPr>
@@ -2983,7 +3207,21 @@
               <w:rPr>
                 <w:lang w:val="en-US"/>
               </w:rPr>
-              <w:t>: {player_email}</w:t>
+              <w:t>: {</w:t>
+            </w:r>
+            <w:proofErr w:type="spellStart"/>
+            <w:r>
+              <w:rPr>
+                <w:lang w:val="en-US"/>
+              </w:rPr>
+              <w:t>player_email</w:t>
+            </w:r>
+            <w:proofErr w:type="spellEnd"/>
+            <w:r>
+              <w:rPr>
+                <w:lang w:val="en-US"/>
+              </w:rPr>
+              <w:t>}</w:t>
             </w:r>
           </w:p>
           <w:p>
@@ -3073,19 +3311,51 @@
               <w:t>[p]</w:t>
             </w:r>
             <w:r>
-              <w:t>[center]</w:t>
-            </w:r>
-            <w:r>
-              <w:t>[img]</w:t>
+              <w:t>[</w:t>
+            </w:r>
+            <w:proofErr w:type="spellStart"/>
+            <w:r>
+              <w:t>center</w:t>
+            </w:r>
+            <w:proofErr w:type="spellEnd"/>
+            <w:r>
+              <w:t>]</w:t>
+            </w:r>
+            <w:r>
+              <w:t>[</w:t>
+            </w:r>
+            <w:proofErr w:type="spellStart"/>
+            <w:r>
+              <w:t>img</w:t>
+            </w:r>
+            <w:proofErr w:type="spellEnd"/>
+            <w:r>
+              <w:t>]</w:t>
             </w:r>
             <w:r>
               <w:t>assets/adware/</w:t>
             </w:r>
             <w:r>
-              <w:t>trippo_ad.jpg[/img]</w:t>
-            </w:r>
-            <w:r>
-              <w:t>[/center]</w:t>
+              <w:t>trippo_ad.jpg[/</w:t>
+            </w:r>
+            <w:proofErr w:type="spellStart"/>
+            <w:r>
+              <w:t>img</w:t>
+            </w:r>
+            <w:proofErr w:type="spellEnd"/>
+            <w:r>
+              <w:t>]</w:t>
+            </w:r>
+            <w:r>
+              <w:t>[/</w:t>
+            </w:r>
+            <w:proofErr w:type="spellStart"/>
+            <w:r>
+              <w:t>center</w:t>
+            </w:r>
+            <w:proofErr w:type="spellEnd"/>
+            <w:r>
+              <w:t>]</w:t>
             </w:r>
           </w:p>
         </w:tc>
@@ -3223,7 +3493,21 @@
               <w:rPr>
                 <w:lang w:val="en-US"/>
               </w:rPr>
-              <w:t>: {player_email}</w:t>
+              <w:t>: {</w:t>
+            </w:r>
+            <w:proofErr w:type="spellStart"/>
+            <w:r>
+              <w:rPr>
+                <w:lang w:val="en-US"/>
+              </w:rPr>
+              <w:t>player_email</w:t>
+            </w:r>
+            <w:proofErr w:type="spellEnd"/>
+            <w:r>
+              <w:rPr>
+                <w:lang w:val="en-US"/>
+              </w:rPr>
+              <w:t>}</w:t>
             </w:r>
           </w:p>
           <w:p>
@@ -3540,7 +3824,21 @@
               <w:rPr>
                 <w:lang w:val="en-US"/>
               </w:rPr>
-              <w:t>: {player_email}</w:t>
+              <w:t>: {</w:t>
+            </w:r>
+            <w:proofErr w:type="spellStart"/>
+            <w:r>
+              <w:rPr>
+                <w:lang w:val="en-US"/>
+              </w:rPr>
+              <w:t>player_email</w:t>
+            </w:r>
+            <w:proofErr w:type="spellEnd"/>
+            <w:r>
+              <w:rPr>
+                <w:lang w:val="en-US"/>
+              </w:rPr>
+              <w:t>}</w:t>
             </w:r>
           </w:p>
           <w:p>
@@ -3988,7 +4286,21 @@
               <w:rPr>
                 <w:lang w:val="en-US"/>
               </w:rPr>
-              <w:t>: {player_email}</w:t>
+              <w:t>: {</w:t>
+            </w:r>
+            <w:proofErr w:type="spellStart"/>
+            <w:r>
+              <w:rPr>
+                <w:lang w:val="en-US"/>
+              </w:rPr>
+              <w:t>player_email</w:t>
+            </w:r>
+            <w:proofErr w:type="spellEnd"/>
+            <w:r>
+              <w:rPr>
+                <w:lang w:val="en-US"/>
+              </w:rPr>
+              <w:t>}</w:t>
             </w:r>
           </w:p>
           <w:p>
@@ -4079,7 +4391,21 @@
               <w:rPr>
                 <w:lang w:val="en-US"/>
               </w:rPr>
-              <w:t>Hello, I want to order some stationarys for my shop.</w:t>
+              <w:t xml:space="preserve">Hello, I want to order some </w:t>
+            </w:r>
+            <w:proofErr w:type="spellStart"/>
+            <w:r>
+              <w:rPr>
+                <w:lang w:val="en-US"/>
+              </w:rPr>
+              <w:t>stationarys</w:t>
+            </w:r>
+            <w:proofErr w:type="spellEnd"/>
+            <w:r>
+              <w:rPr>
+                <w:lang w:val="en-US"/>
+              </w:rPr>
+              <w:t xml:space="preserve"> for my shop.</w:t>
             </w:r>
           </w:p>
           <w:p>
@@ -4280,7 +4606,21 @@
               <w:rPr>
                 <w:lang w:val="en-US"/>
               </w:rPr>
-              <w:t>: {player_email}</w:t>
+              <w:t>: {</w:t>
+            </w:r>
+            <w:proofErr w:type="spellStart"/>
+            <w:r>
+              <w:rPr>
+                <w:lang w:val="en-US"/>
+              </w:rPr>
+              <w:t>player_email</w:t>
+            </w:r>
+            <w:proofErr w:type="spellEnd"/>
+            <w:r>
+              <w:rPr>
+                <w:lang w:val="en-US"/>
+              </w:rPr>
+              <w:t>}</w:t>
             </w:r>
           </w:p>
           <w:p>
@@ -4328,8 +4668,16 @@
               <w:rPr>
                 <w:lang w:val="en-US"/>
               </w:rPr>
-              <w:t>Purchase Order - PrintingPro</w:t>
-            </w:r>
+              <w:t xml:space="preserve">Purchase Order - </w:t>
+            </w:r>
+            <w:proofErr w:type="spellStart"/>
+            <w:r>
+              <w:rPr>
+                <w:lang w:val="en-US"/>
+              </w:rPr>
+              <w:t>PrintingPro</w:t>
+            </w:r>
+            <w:proofErr w:type="spellEnd"/>
           </w:p>
           <w:p>
             <w:pPr>
@@ -4356,7 +4704,21 @@
               <w:rPr>
                 <w:lang w:val="en-US"/>
               </w:rPr>
-              <w:t>Hi {player_name}!</w:t>
+              <w:t>Hi {</w:t>
+            </w:r>
+            <w:proofErr w:type="spellStart"/>
+            <w:r>
+              <w:rPr>
+                <w:lang w:val="en-US"/>
+              </w:rPr>
+              <w:t>player_name</w:t>
+            </w:r>
+            <w:proofErr w:type="spellEnd"/>
+            <w:r>
+              <w:rPr>
+                <w:lang w:val="en-US"/>
+              </w:rPr>
+              <w:t>}!</w:t>
             </w:r>
             <w:r>
               <w:rPr>
@@ -4388,7 +4750,21 @@
               <w:rPr>
                 <w:lang w:val="en-US"/>
               </w:rPr>
-              <w:t>[p]This is a Purchase Order from PrintingPro. Please help me send this to finance. Thanks!</w:t>
+              <w:t xml:space="preserve">[p]This is a Purchase Order from </w:t>
+            </w:r>
+            <w:proofErr w:type="spellStart"/>
+            <w:r>
+              <w:rPr>
+                <w:lang w:val="en-US"/>
+              </w:rPr>
+              <w:t>PrintingPro</w:t>
+            </w:r>
+            <w:proofErr w:type="spellEnd"/>
+            <w:r>
+              <w:rPr>
+                <w:lang w:val="en-US"/>
+              </w:rPr>
+              <w:t>. Please help me send this to finance. Thanks!</w:t>
             </w:r>
           </w:p>
         </w:tc>
@@ -4421,8 +4797,8 @@
         <w:tblLook w:val="04A0" w:firstRow="1" w:lastRow="0" w:firstColumn="1" w:lastColumn="0" w:noHBand="0" w:noVBand="1"/>
       </w:tblPr>
       <w:tblGrid>
-        <w:gridCol w:w="3955"/>
-        <w:gridCol w:w="5061"/>
+        <w:gridCol w:w="2734"/>
+        <w:gridCol w:w="6282"/>
       </w:tblGrid>
       <w:tr>
         <w:trPr>
@@ -4451,6 +4827,7 @@
               <w:lastRenderedPageBreak/>
               <w:t>D</w:t>
             </w:r>
+            <w:proofErr w:type="spellStart"/>
             <w:r>
               <w:rPr>
                 <w:b/>
@@ -4458,6 +4835,7 @@
               </w:rPr>
               <w:t>etails</w:t>
             </w:r>
+            <w:proofErr w:type="spellEnd"/>
           </w:p>
         </w:tc>
         <w:tc>
@@ -4596,7 +4974,21 @@
               <w:rPr>
                 <w:lang w:val="en-US"/>
               </w:rPr>
-              <w:t>: {player_email}</w:t>
+              <w:t>: {</w:t>
+            </w:r>
+            <w:proofErr w:type="spellStart"/>
+            <w:r>
+              <w:rPr>
+                <w:lang w:val="en-US"/>
+              </w:rPr>
+              <w:t>player_email</w:t>
+            </w:r>
+            <w:proofErr w:type="spellEnd"/>
+            <w:r>
+              <w:rPr>
+                <w:lang w:val="en-US"/>
+              </w:rPr>
+              <w:t>}</w:t>
             </w:r>
           </w:p>
           <w:p>
@@ -4689,7 +5081,21 @@
               <w:rPr>
                 <w:lang w:val="en-US"/>
               </w:rPr>
-              <w:t xml:space="preserve"> {player_name}!</w:t>
+              <w:t xml:space="preserve"> {</w:t>
+            </w:r>
+            <w:proofErr w:type="spellStart"/>
+            <w:r>
+              <w:rPr>
+                <w:lang w:val="en-US"/>
+              </w:rPr>
+              <w:t>player_name</w:t>
+            </w:r>
+            <w:proofErr w:type="spellEnd"/>
+            <w:r>
+              <w:rPr>
+                <w:lang w:val="en-US"/>
+              </w:rPr>
+              <w:t>}!</w:t>
             </w:r>
           </w:p>
           <w:p>
@@ -4799,7 +5205,139 @@
               <w:rPr>
                 <w:lang w:val="en-US"/>
               </w:rPr>
-              <w:t>[p] IMG</w:t>
+              <w:t>[p]</w:t>
+            </w:r>
+            <w:r>
+              <w:rPr>
+                <w:lang w:val="en-US"/>
+              </w:rPr>
+              <w:t>[</w:t>
+            </w:r>
+            <w:proofErr w:type="spellStart"/>
+            <w:r>
+              <w:rPr>
+                <w:lang w:val="en-US"/>
+              </w:rPr>
+              <w:t>img</w:t>
+            </w:r>
+            <w:proofErr w:type="spellEnd"/>
+            <w:r>
+              <w:rPr>
+                <w:lang w:val="en-US"/>
+              </w:rPr>
+              <w:t>]assets/tutorial/highlight1.png[/</w:t>
+            </w:r>
+            <w:proofErr w:type="spellStart"/>
+            <w:r>
+              <w:rPr>
+                <w:lang w:val="en-US"/>
+              </w:rPr>
+              <w:t>img</w:t>
+            </w:r>
+            <w:proofErr w:type="spellEnd"/>
+            <w:r>
+              <w:rPr>
+                <w:lang w:val="en-US"/>
+              </w:rPr>
+              <w:t xml:space="preserve">] </w:t>
+            </w:r>
+            <w:r>
+              <w:rPr>
+                <w:lang w:val="en-US"/>
+              </w:rPr>
+              <w:t>[</w:t>
+            </w:r>
+            <w:proofErr w:type="spellStart"/>
+            <w:r>
+              <w:rPr>
+                <w:lang w:val="en-US"/>
+              </w:rPr>
+              <w:t>img</w:t>
+            </w:r>
+            <w:proofErr w:type="spellEnd"/>
+            <w:r>
+              <w:rPr>
+                <w:lang w:val="en-US"/>
+              </w:rPr>
+              <w:t>]assets/tutorial/highlight</w:t>
+            </w:r>
+            <w:r>
+              <w:rPr>
+                <w:lang w:val="en-US"/>
+              </w:rPr>
+              <w:t>2</w:t>
+            </w:r>
+            <w:r>
+              <w:rPr>
+                <w:lang w:val="en-US"/>
+              </w:rPr>
+              <w:t>.png[/</w:t>
+            </w:r>
+            <w:proofErr w:type="spellStart"/>
+            <w:r>
+              <w:rPr>
+                <w:lang w:val="en-US"/>
+              </w:rPr>
+              <w:t>img</w:t>
+            </w:r>
+            <w:proofErr w:type="spellEnd"/>
+            <w:r>
+              <w:rPr>
+                <w:lang w:val="en-US"/>
+              </w:rPr>
+              <w:t>]</w:t>
+            </w:r>
+            <w:r>
+              <w:rPr>
+                <w:lang w:val="en-US"/>
+              </w:rPr>
+              <w:t xml:space="preserve"> </w:t>
+            </w:r>
+            <w:r>
+              <w:rPr>
+                <w:lang w:val="en-US"/>
+              </w:rPr>
+              <w:t>[</w:t>
+            </w:r>
+            <w:proofErr w:type="spellStart"/>
+            <w:r>
+              <w:rPr>
+                <w:lang w:val="en-US"/>
+              </w:rPr>
+              <w:t>img</w:t>
+            </w:r>
+            <w:proofErr w:type="spellEnd"/>
+            <w:r>
+              <w:rPr>
+                <w:lang w:val="en-US"/>
+              </w:rPr>
+              <w:t>]assets/tutorial/highlight</w:t>
+            </w:r>
+            <w:r>
+              <w:rPr>
+                <w:lang w:val="en-US"/>
+              </w:rPr>
+              <w:t>3</w:t>
+            </w:r>
+            <w:r>
+              <w:rPr>
+                <w:lang w:val="en-US"/>
+              </w:rPr>
+              <w:t>.png[/</w:t>
+            </w:r>
+            <w:proofErr w:type="spellStart"/>
+            <w:r>
+              <w:rPr>
+                <w:lang w:val="en-US"/>
+              </w:rPr>
+              <w:t>img</w:t>
+            </w:r>
+            <w:proofErr w:type="spellEnd"/>
+            <w:r>
+              <w:rPr>
+                <w:lang w:val="en-US"/>
+              </w:rPr>
+              <w:t>]</w:t>
             </w:r>
           </w:p>
           <w:p>
@@ -4938,7 +5476,21 @@
               <w:rPr>
                 <w:lang w:val="en-US"/>
               </w:rPr>
-              <w:t>: {player_email}</w:t>
+              <w:t>: {</w:t>
+            </w:r>
+            <w:proofErr w:type="spellStart"/>
+            <w:r>
+              <w:rPr>
+                <w:lang w:val="en-US"/>
+              </w:rPr>
+              <w:t>player_email</w:t>
+            </w:r>
+            <w:proofErr w:type="spellEnd"/>
+            <w:r>
+              <w:rPr>
+                <w:lang w:val="en-US"/>
+              </w:rPr>
+              <w:t>}</w:t>
             </w:r>
           </w:p>
           <w:p>
@@ -5179,7 +5731,21 @@
               <w:rPr>
                 <w:lang w:val="en-US"/>
               </w:rPr>
-              <w:t>: {player_email}</w:t>
+              <w:t>: {</w:t>
+            </w:r>
+            <w:proofErr w:type="spellStart"/>
+            <w:r>
+              <w:rPr>
+                <w:lang w:val="en-US"/>
+              </w:rPr>
+              <w:t>player_email</w:t>
+            </w:r>
+            <w:proofErr w:type="spellEnd"/>
+            <w:r>
+              <w:rPr>
+                <w:lang w:val="en-US"/>
+              </w:rPr>
+              <w:t>}</w:t>
             </w:r>
           </w:p>
           <w:p>
@@ -5561,7 +6127,21 @@
               <w:rPr>
                 <w:lang w:val="en-US"/>
               </w:rPr>
-              <w:t>: {player_email}</w:t>
+              <w:t>: {</w:t>
+            </w:r>
+            <w:proofErr w:type="spellStart"/>
+            <w:r>
+              <w:rPr>
+                <w:lang w:val="en-US"/>
+              </w:rPr>
+              <w:t>player_email</w:t>
+            </w:r>
+            <w:proofErr w:type="spellEnd"/>
+            <w:r>
+              <w:rPr>
+                <w:lang w:val="en-US"/>
+              </w:rPr>
+              <w:t>}</w:t>
             </w:r>
           </w:p>
           <w:p>
@@ -5727,8 +6307,16 @@
               <w:rPr>
                 <w:lang w:val="en-US"/>
               </w:rPr>
-              <w:t>Jane Navarednam</w:t>
-            </w:r>
+              <w:t xml:space="preserve">Jane </w:t>
+            </w:r>
+            <w:proofErr w:type="spellStart"/>
+            <w:r>
+              <w:rPr>
+                <w:lang w:val="en-US"/>
+              </w:rPr>
+              <w:t>Navarednam</w:t>
+            </w:r>
+            <w:proofErr w:type="spellEnd"/>
           </w:p>
           <w:p>
             <w:pPr>
@@ -5869,7 +6457,21 @@
               <w:rPr>
                 <w:lang w:val="en-US"/>
               </w:rPr>
-              <w:t>: {player_email}</w:t>
+              <w:t>: {</w:t>
+            </w:r>
+            <w:proofErr w:type="spellStart"/>
+            <w:r>
+              <w:rPr>
+                <w:lang w:val="en-US"/>
+              </w:rPr>
+              <w:t>player_email</w:t>
+            </w:r>
+            <w:proofErr w:type="spellEnd"/>
+            <w:r>
+              <w:rPr>
+                <w:lang w:val="en-US"/>
+              </w:rPr>
+              <w:t>}</w:t>
             </w:r>
           </w:p>
           <w:p>
@@ -5945,33 +6547,31 @@
               <w:rPr>
                 <w:lang w:val="en-US"/>
               </w:rPr>
-              <w:t>Image of recruiting</w:t>
-            </w:r>
-          </w:p>
-          <w:p>
-            <w:pPr>
-              <w:rPr>
-                <w:lang w:val="en-US"/>
-              </w:rPr>
-            </w:pPr>
-            <w:r>
-              <w:rPr>
-                <w:lang w:val="en-US"/>
-              </w:rPr>
-              <w:t>C17</w:t>
-            </w:r>
-          </w:p>
-          <w:p>
-            <w:pPr>
-              <w:rPr>
-                <w:lang w:val="en-US"/>
-              </w:rPr>
-            </w:pPr>
-            <w:r>
-              <w:rPr>
-                <w:lang w:val="en-US"/>
-              </w:rPr>
-              <w:t>Sub brand of parent company: The Combine Group</w:t>
+              <w:t>[center]</w:t>
+            </w:r>
+            <w:r>
+              <w:rPr>
+                <w:lang w:val="en-US"/>
+              </w:rPr>
+              <w:t>[img</w:t>
+            </w:r>
+            <w:r>
+              <w:rPr>
+                <w:lang w:val="en-US"/>
+              </w:rPr>
+              <w:t>=500x500</w:t>
+            </w:r>
+            <w:r>
+              <w:rPr>
+                <w:lang w:val="en-US"/>
+              </w:rPr>
+              <w:t>]assets/adware/c17_recruit.jpg[/img]</w:t>
+            </w:r>
+            <w:r>
+              <w:rPr>
+                <w:lang w:val="en-US"/>
+              </w:rPr>
+              <w:t>[/center]</w:t>
             </w:r>
           </w:p>
         </w:tc>
@@ -6078,13 +6678,7 @@
               <w:rPr>
                 <w:lang w:val="en-US"/>
               </w:rPr>
-              <w:t>17</w:t>
-            </w:r>
-            <w:r>
-              <w:rPr>
-                <w:lang w:val="en-US"/>
-              </w:rPr>
-              <w:t>854</w:t>
+              <w:t>17856</w:t>
             </w:r>
             <w:r>
               <w:rPr>
@@ -6123,7 +6717,21 @@
               <w:rPr>
                 <w:lang w:val="en-US"/>
               </w:rPr>
-              <w:t>: {player_email}</w:t>
+              <w:t>: {</w:t>
+            </w:r>
+            <w:proofErr w:type="spellStart"/>
+            <w:r>
+              <w:rPr>
+                <w:lang w:val="en-US"/>
+              </w:rPr>
+              <w:t>player_email</w:t>
+            </w:r>
+            <w:proofErr w:type="spellEnd"/>
+            <w:r>
+              <w:rPr>
+                <w:lang w:val="en-US"/>
+              </w:rPr>
+              <w:t>}</w:t>
             </w:r>
           </w:p>
           <w:p>
@@ -6212,7 +6820,21 @@
               <w:rPr>
                 <w:lang w:val="en-US"/>
               </w:rPr>
-              <w:t>Hi {player_name}! I am Mike!</w:t>
+              <w:t>Hi {</w:t>
+            </w:r>
+            <w:proofErr w:type="spellStart"/>
+            <w:r>
+              <w:rPr>
+                <w:lang w:val="en-US"/>
+              </w:rPr>
+              <w:t>player_name</w:t>
+            </w:r>
+            <w:proofErr w:type="spellEnd"/>
+            <w:r>
+              <w:rPr>
+                <w:lang w:val="en-US"/>
+              </w:rPr>
+              <w:t>}! I am Mike!</w:t>
             </w:r>
           </w:p>
           <w:p>
@@ -6238,7 +6860,21 @@
               <w:rPr>
                 <w:lang w:val="en-US"/>
               </w:rPr>
-              <w:t>[p]Please download and send the purchas order attach</w:t>
+              <w:t xml:space="preserve">[p]Please download and send the </w:t>
+            </w:r>
+            <w:proofErr w:type="spellStart"/>
+            <w:r>
+              <w:rPr>
+                <w:lang w:val="en-US"/>
+              </w:rPr>
+              <w:t>purchas</w:t>
+            </w:r>
+            <w:proofErr w:type="spellEnd"/>
+            <w:r>
+              <w:rPr>
+                <w:lang w:val="en-US"/>
+              </w:rPr>
+              <w:t xml:space="preserve"> order attach</w:t>
             </w:r>
             <w:r>
               <w:rPr>
@@ -6360,11 +6996,19 @@
               </w:rPr>
               <w:t xml:space="preserve">: </w:t>
             </w:r>
-            <w:r>
-              <w:rPr>
-                <w:lang w:val="en-US"/>
-              </w:rPr>
-              <w:t>MengHong Chan</w:t>
+            <w:proofErr w:type="spellStart"/>
+            <w:r>
+              <w:rPr>
+                <w:lang w:val="en-US"/>
+              </w:rPr>
+              <w:t>MengHong</w:t>
+            </w:r>
+            <w:proofErr w:type="spellEnd"/>
+            <w:r>
+              <w:rPr>
+                <w:lang w:val="en-US"/>
+              </w:rPr>
+              <w:t xml:space="preserve"> Chan</w:t>
             </w:r>
           </w:p>
           <w:p>
@@ -6412,7 +7056,21 @@
               <w:rPr>
                 <w:lang w:val="en-US"/>
               </w:rPr>
-              <w:t>: {player_email}</w:t>
+              <w:t>: {</w:t>
+            </w:r>
+            <w:proofErr w:type="spellStart"/>
+            <w:r>
+              <w:rPr>
+                <w:lang w:val="en-US"/>
+              </w:rPr>
+              <w:t>player_email</w:t>
+            </w:r>
+            <w:proofErr w:type="spellEnd"/>
+            <w:r>
+              <w:rPr>
+                <w:lang w:val="en-US"/>
+              </w:rPr>
+              <w:t>}</w:t>
             </w:r>
           </w:p>
           <w:p>
@@ -6460,8 +7118,16 @@
               <w:rPr>
                 <w:lang w:val="en-US"/>
               </w:rPr>
-              <w:t>Buying Stationeries for Koperasi</w:t>
-            </w:r>
+              <w:t xml:space="preserve">Buying Stationeries for </w:t>
+            </w:r>
+            <w:proofErr w:type="spellStart"/>
+            <w:r>
+              <w:rPr>
+                <w:lang w:val="en-US"/>
+              </w:rPr>
+              <w:t>Koperasi</w:t>
+            </w:r>
+            <w:proofErr w:type="spellEnd"/>
           </w:p>
           <w:p>
             <w:pPr>
@@ -6598,7 +7264,21 @@
               <w:rPr>
                 <w:lang w:val="en-US"/>
               </w:rPr>
-              <w:t>[p]SMJKC Poi Lam</w:t>
+              <w:t>[p]</w:t>
+            </w:r>
+            <w:proofErr w:type="spellStart"/>
+            <w:r>
+              <w:rPr>
+                <w:lang w:val="en-US"/>
+              </w:rPr>
+              <w:t>SMJKC</w:t>
+            </w:r>
+            <w:proofErr w:type="spellEnd"/>
+            <w:r>
+              <w:rPr>
+                <w:lang w:val="en-US"/>
+              </w:rPr>
+              <w:t xml:space="preserve"> Poi Lam</w:t>
             </w:r>
           </w:p>
           <w:p>
@@ -6688,6 +7368,7 @@
                 <w:bCs/>
                 <w:lang w:val="en-US"/>
               </w:rPr>
+              <w:lastRenderedPageBreak/>
               <w:t>Sender Address</w:t>
             </w:r>
             <w:r>
@@ -6721,7 +7402,21 @@
               <w:rPr>
                 <w:lang w:val="en-US"/>
               </w:rPr>
-              <w:t>: {player_email}</w:t>
+              <w:t>: {</w:t>
+            </w:r>
+            <w:proofErr w:type="spellStart"/>
+            <w:r>
+              <w:rPr>
+                <w:lang w:val="en-US"/>
+              </w:rPr>
+              <w:t>player_email</w:t>
+            </w:r>
+            <w:proofErr w:type="spellEnd"/>
+            <w:r>
+              <w:rPr>
+                <w:lang w:val="en-US"/>
+              </w:rPr>
+              <w:t>}</w:t>
             </w:r>
           </w:p>
           <w:p>
@@ -6775,7 +7470,6 @@
                 <w:bCs/>
                 <w:lang w:val="en-US"/>
               </w:rPr>
-              <w:lastRenderedPageBreak/>
               <w:t>Subject</w:t>
             </w:r>
             <w:r>
@@ -6871,6 +7565,7 @@
               <w:rPr>
                 <w:lang w:val="en-US"/>
               </w:rPr>
+              <w:lastRenderedPageBreak/>
               <w:t>[p]Red Pens = 100 units</w:t>
             </w:r>
           </w:p>
@@ -6903,7 +7598,6 @@
               <w:rPr>
                 <w:lang w:val="en-US"/>
               </w:rPr>
-              <w:lastRenderedPageBreak/>
               <w:t xml:space="preserve">[p]Stapler = </w:t>
             </w:r>
             <w:r>
@@ -7102,31 +7796,13 @@
               <w:rPr>
                 <w:lang w:val="en-US"/>
               </w:rPr>
-              <w:t>mike</w:t>
-            </w:r>
-            <w:r>
-              <w:rPr>
-                <w:lang w:val="en-US"/>
-              </w:rPr>
-              <w:t>@</w:t>
-            </w:r>
-            <w:r>
-              <w:rPr>
-                <w:lang w:val="en-US"/>
-              </w:rPr>
-              <w:t>abc</w:t>
-            </w:r>
-            <w:r>
-              <w:rPr>
-                <w:lang w:val="en-US"/>
-              </w:rPr>
-              <w:t>.com</w:t>
-            </w:r>
-            <w:r>
-              <w:rPr>
-                <w:lang w:val="en-US"/>
-              </w:rPr>
-              <w:t>.my</w:t>
+              <w:t>rnike</w:t>
+            </w:r>
+            <w:r>
+              <w:rPr>
+                <w:lang w:val="en-US"/>
+              </w:rPr>
+              <w:t>@email.com</w:t>
             </w:r>
           </w:p>
           <w:p>
@@ -7147,7 +7823,21 @@
               <w:rPr>
                 <w:lang w:val="en-US"/>
               </w:rPr>
-              <w:t>: {player_email}</w:t>
+              <w:t>: {</w:t>
+            </w:r>
+            <w:proofErr w:type="spellStart"/>
+            <w:r>
+              <w:rPr>
+                <w:lang w:val="en-US"/>
+              </w:rPr>
+              <w:t>player_email</w:t>
+            </w:r>
+            <w:proofErr w:type="spellEnd"/>
+            <w:r>
+              <w:rPr>
+                <w:lang w:val="en-US"/>
+              </w:rPr>
+              <w:t>}</w:t>
             </w:r>
           </w:p>
           <w:p>
@@ -7195,7 +7885,7 @@
               <w:rPr>
                 <w:lang w:val="en-US"/>
               </w:rPr>
-              <w:t>Multiple Purchase Orders</w:t>
+              <w:t>New Purchase Order</w:t>
             </w:r>
           </w:p>
           <w:p>
@@ -7219,11 +7909,50 @@
                 <w:lang w:val="en-US"/>
               </w:rPr>
             </w:pPr>
-            <w:r>
-              <w:rPr>
-                <w:lang w:val="en-US"/>
-              </w:rPr>
-              <w:t>Hey {player_name}!</w:t>
+          </w:p>
+          <w:p>
+            <w:pPr>
+              <w:rPr>
+                <w:lang w:val="en-US"/>
+              </w:rPr>
+            </w:pPr>
+            <w:r>
+              <w:rPr>
+                <w:lang w:val="en-US"/>
+              </w:rPr>
+              <w:t>Hi {</w:t>
+            </w:r>
+            <w:proofErr w:type="spellStart"/>
+            <w:r>
+              <w:rPr>
+                <w:lang w:val="en-US"/>
+              </w:rPr>
+              <w:t>player_name</w:t>
+            </w:r>
+            <w:proofErr w:type="spellEnd"/>
+            <w:r>
+              <w:rPr>
+                <w:lang w:val="en-US"/>
+              </w:rPr>
+              <w:t xml:space="preserve">}! </w:t>
+            </w:r>
+            <w:r>
+              <w:rPr>
+                <w:lang w:val="en-US"/>
+              </w:rPr>
+              <w:t>It’s</w:t>
+            </w:r>
+            <w:r>
+              <w:rPr>
+                <w:lang w:val="en-US"/>
+              </w:rPr>
+              <w:t xml:space="preserve"> me,</w:t>
+            </w:r>
+            <w:r>
+              <w:rPr>
+                <w:lang w:val="en-US"/>
+              </w:rPr>
+              <w:t xml:space="preserve"> Mike!</w:t>
             </w:r>
           </w:p>
           <w:p>
@@ -7249,20 +7978,84 @@
               <w:rPr>
                 <w:lang w:val="en-US"/>
               </w:rPr>
-              <w:t>[p]Was really busy today and found a lot of new clients! Here are the purchase orders</w:t>
-            </w:r>
-            <w:r>
-              <w:rPr>
-                <w:lang w:val="en-US"/>
-              </w:rPr>
-              <w:t>, like usual please help me send them to Finance.</w:t>
-            </w:r>
-            <w:r>
-              <w:rPr>
-                <w:lang w:val="en-US"/>
-              </w:rPr>
-              <w:t xml:space="preserve"> Thanks!</w:t>
-            </w:r>
+              <w:t xml:space="preserve">[p]Please download </w:t>
+            </w:r>
+            <w:r>
+              <w:rPr>
+                <w:lang w:val="en-US"/>
+              </w:rPr>
+              <w:t xml:space="preserve">the purchase orders </w:t>
+            </w:r>
+            <w:r>
+              <w:rPr>
+                <w:lang w:val="en-US"/>
+              </w:rPr>
+              <w:t xml:space="preserve">and </w:t>
+            </w:r>
+            <w:r>
+              <w:rPr>
+                <w:lang w:val="en-US"/>
+              </w:rPr>
+              <w:t xml:space="preserve">send it </w:t>
+            </w:r>
+            <w:r>
+              <w:rPr>
+                <w:lang w:val="en-US"/>
+              </w:rPr>
+              <w:t>to finance.</w:t>
+            </w:r>
+          </w:p>
+          <w:p>
+            <w:pPr>
+              <w:rPr>
+                <w:lang w:val="en-US"/>
+              </w:rPr>
+            </w:pPr>
+            <w:r>
+              <w:rPr>
+                <w:lang w:val="en-US"/>
+              </w:rPr>
+              <w:t xml:space="preserve">[p] </w:t>
+            </w:r>
+          </w:p>
+          <w:p>
+            <w:pPr>
+              <w:rPr>
+                <w:lang w:val="en-US"/>
+              </w:rPr>
+            </w:pPr>
+            <w:r>
+              <w:rPr>
+                <w:lang w:val="en-US"/>
+              </w:rPr>
+              <w:t>[p]</w:t>
+            </w:r>
+            <w:r>
+              <w:rPr>
+                <w:lang w:val="en-US"/>
+              </w:rPr>
+              <w:t>From,</w:t>
+            </w:r>
+          </w:p>
+          <w:p>
+            <w:pPr>
+              <w:rPr>
+                <w:lang w:val="en-US"/>
+              </w:rPr>
+            </w:pPr>
+            <w:r>
+              <w:rPr>
+                <w:lang w:val="en-US"/>
+              </w:rPr>
+              <w:t>[p]Mike</w:t>
+            </w:r>
+          </w:p>
+          <w:p>
+            <w:pPr>
+              <w:rPr>
+                <w:lang w:val="en-US"/>
+              </w:rPr>
+            </w:pPr>
           </w:p>
         </w:tc>
       </w:tr>
@@ -7302,7 +8095,7 @@
               <w:rPr>
                 <w:lang w:val="en-US"/>
               </w:rPr>
-              <w:t>: Message</w:t>
+              <w:t>: Inbound</w:t>
             </w:r>
           </w:p>
           <w:p>
@@ -7329,7 +8122,7 @@
               <w:rPr>
                 <w:lang w:val="en-US"/>
               </w:rPr>
-              <w:t>C17</w:t>
+              <w:t>Mike</w:t>
             </w:r>
           </w:p>
           <w:p>
@@ -7356,7 +8149,31 @@
               <w:rPr>
                 <w:lang w:val="en-US"/>
               </w:rPr>
-              <w:t>recruiting@c17.com</w:t>
+              <w:t>mike</w:t>
+            </w:r>
+            <w:r>
+              <w:rPr>
+                <w:lang w:val="en-US"/>
+              </w:rPr>
+              <w:t>@</w:t>
+            </w:r>
+            <w:r>
+              <w:rPr>
+                <w:lang w:val="en-US"/>
+              </w:rPr>
+              <w:t>abc</w:t>
+            </w:r>
+            <w:r>
+              <w:rPr>
+                <w:lang w:val="en-US"/>
+              </w:rPr>
+              <w:t>.com</w:t>
+            </w:r>
+            <w:r>
+              <w:rPr>
+                <w:lang w:val="en-US"/>
+              </w:rPr>
+              <w:t>.my</w:t>
             </w:r>
           </w:p>
           <w:p>
@@ -7377,7 +8194,21 @@
               <w:rPr>
                 <w:lang w:val="en-US"/>
               </w:rPr>
-              <w:t>: {player_email}</w:t>
+              <w:t>: {</w:t>
+            </w:r>
+            <w:proofErr w:type="spellStart"/>
+            <w:r>
+              <w:rPr>
+                <w:lang w:val="en-US"/>
+              </w:rPr>
+              <w:t>player_email</w:t>
+            </w:r>
+            <w:proofErr w:type="spellEnd"/>
+            <w:r>
+              <w:rPr>
+                <w:lang w:val="en-US"/>
+              </w:rPr>
+              <w:t>}</w:t>
             </w:r>
           </w:p>
           <w:p>
@@ -7425,13 +8256,7 @@
               <w:rPr>
                 <w:lang w:val="en-US"/>
               </w:rPr>
-              <w:t>Join us</w:t>
-            </w:r>
-            <w:r>
-              <w:rPr>
-                <w:lang w:val="en-US"/>
-              </w:rPr>
-              <w:t xml:space="preserve"> at C17 Stationeries!</w:t>
+              <w:t>Multiple Purchase Orders</w:t>
             </w:r>
           </w:p>
           <w:p>
@@ -7459,46 +8284,47 @@
               <w:rPr>
                 <w:lang w:val="en-US"/>
               </w:rPr>
-              <w:t>Image of recruiting</w:t>
-            </w:r>
-          </w:p>
-          <w:p>
-            <w:pPr>
-              <w:rPr>
-                <w:lang w:val="en-US"/>
-              </w:rPr>
-            </w:pPr>
-            <w:r>
-              <w:rPr>
-                <w:lang w:val="en-US"/>
-              </w:rPr>
-              <w:t>C17</w:t>
-            </w:r>
-          </w:p>
-          <w:p>
-            <w:pPr>
-              <w:rPr>
-                <w:lang w:val="en-US"/>
-              </w:rPr>
-            </w:pPr>
-            <w:r>
-              <w:rPr>
-                <w:lang w:val="en-US"/>
-              </w:rPr>
-              <w:t>Sub brand of parent company: The Combine Group</w:t>
-            </w:r>
-          </w:p>
-          <w:p>
-            <w:pPr>
-              <w:rPr>
-                <w:lang w:val="en-US"/>
-              </w:rPr>
-            </w:pPr>
-            <w:r>
-              <w:rPr>
-                <w:lang w:val="en-US"/>
-              </w:rPr>
-              <w:t>This time more threatening</w:t>
+              <w:t>Hey {</w:t>
+            </w:r>
+            <w:proofErr w:type="spellStart"/>
+            <w:r>
+              <w:rPr>
+                <w:lang w:val="en-US"/>
+              </w:rPr>
+              <w:t>player_name</w:t>
+            </w:r>
+            <w:proofErr w:type="spellEnd"/>
+            <w:r>
+              <w:rPr>
+                <w:lang w:val="en-US"/>
+              </w:rPr>
+              <w:t>}!</w:t>
+            </w:r>
+          </w:p>
+          <w:p>
+            <w:pPr>
+              <w:rPr>
+                <w:lang w:val="en-US"/>
+              </w:rPr>
+            </w:pPr>
+            <w:r>
+              <w:rPr>
+                <w:lang w:val="en-US"/>
+              </w:rPr>
+              <w:t xml:space="preserve">[p] </w:t>
+            </w:r>
+          </w:p>
+          <w:p>
+            <w:pPr>
+              <w:rPr>
+                <w:lang w:val="en-US"/>
+              </w:rPr>
+            </w:pPr>
+            <w:r>
+              <w:rPr>
+                <w:lang w:val="en-US"/>
+              </w:rPr>
+              <w:t>[p]Was really busy today and found a lot of new clients! Here are the purchase orders, like usual please help me send them to Finance. Thanks!</w:t>
             </w:r>
           </w:p>
         </w:tc>

--- a/level design.docx
+++ b/level design.docx
@@ -1466,6 +1466,7 @@
               <w:t>]assets/tutorial/report_email.png[/</w:t>
             </w:r>
             <w:proofErr w:type="spellStart"/>
+            <w:proofErr w:type="gramStart"/>
             <w:r>
               <w:rPr>
                 <w:lang w:val="en-US"/>
@@ -1483,7 +1484,14 @@
               <w:rPr>
                 <w:lang w:val="en-US"/>
               </w:rPr>
-              <w:t>[/center]</w:t>
+              <w:t>[</w:t>
+            </w:r>
+            <w:proofErr w:type="gramEnd"/>
+            <w:r>
+              <w:rPr>
+                <w:lang w:val="en-US"/>
+              </w:rPr>
+              <w:t>/center]</w:t>
             </w:r>
           </w:p>
           <w:p>
@@ -1871,7 +1879,21 @@
               <w:rPr>
                 <w:lang w:val="en-US"/>
               </w:rPr>
-              <w:t>[p]To make things easier for you, I'll send you a request email like this every day and you can just drop the files in and click send!</w:t>
+              <w:t>[p]</w:t>
+            </w:r>
+            <w:proofErr w:type="gramStart"/>
+            <w:r>
+              <w:rPr>
+                <w:lang w:val="en-US"/>
+              </w:rPr>
+              <w:t>To</w:t>
+            </w:r>
+            <w:proofErr w:type="gramEnd"/>
+            <w:r>
+              <w:rPr>
+                <w:lang w:val="en-US"/>
+              </w:rPr>
+              <w:t xml:space="preserve"> make things easier for you, I'll send you a request email like this every day and you can just drop the files in and click send!</w:t>
             </w:r>
           </w:p>
           <w:p>
@@ -1897,7 +1919,35 @@
               <w:rPr>
                 <w:lang w:val="en-US"/>
               </w:rPr>
-              <w:t>[p][b]Make sure that you have collected all the Purchase Orders sent to you today before submitting. A missed order is a missed opportunity![/b]</w:t>
+              <w:t>[p][</w:t>
+            </w:r>
+            <w:proofErr w:type="gramStart"/>
+            <w:r>
+              <w:rPr>
+                <w:lang w:val="en-US"/>
+              </w:rPr>
+              <w:t>b]Make</w:t>
+            </w:r>
+            <w:proofErr w:type="gramEnd"/>
+            <w:r>
+              <w:rPr>
+                <w:lang w:val="en-US"/>
+              </w:rPr>
+              <w:t xml:space="preserve"> sure that you have collected all the Purchase Orders sent to you today before submitting. A missed order is a missed </w:t>
+            </w:r>
+            <w:proofErr w:type="gramStart"/>
+            <w:r>
+              <w:rPr>
+                <w:lang w:val="en-US"/>
+              </w:rPr>
+              <w:t>opportunity![</w:t>
+            </w:r>
+            <w:proofErr w:type="gramEnd"/>
+            <w:r>
+              <w:rPr>
+                <w:lang w:val="en-US"/>
+              </w:rPr>
+              <w:t>/b]</w:t>
             </w:r>
           </w:p>
           <w:p>
@@ -2643,10 +2693,18 @@
               <w:t>]</w:t>
             </w:r>
             <w:r>
-              <w:t>Thank you for choosing Orbit Antivirus!</w:t>
-            </w:r>
-            <w:r>
-              <w:t>[/</w:t>
+              <w:t xml:space="preserve">Thank you for choosing Orbit </w:t>
+            </w:r>
+            <w:proofErr w:type="gramStart"/>
+            <w:r>
+              <w:t>Antivirus!</w:t>
+            </w:r>
+            <w:r>
+              <w:t>[</w:t>
+            </w:r>
+            <w:proofErr w:type="gramEnd"/>
+            <w:r>
+              <w:t>/</w:t>
             </w:r>
             <w:proofErr w:type="spellStart"/>
             <w:r>
@@ -2695,6 +2753,7 @@
               <w:t>orbit_logo.png[/</w:t>
             </w:r>
             <w:proofErr w:type="spellStart"/>
+            <w:proofErr w:type="gramStart"/>
             <w:r>
               <w:t>img</w:t>
             </w:r>
@@ -2703,7 +2762,11 @@
               <w:t>]</w:t>
             </w:r>
             <w:r>
-              <w:t>[/</w:t>
+              <w:t>[</w:t>
+            </w:r>
+            <w:proofErr w:type="gramEnd"/>
+            <w:r>
+              <w:t>/</w:t>
             </w:r>
             <w:proofErr w:type="spellStart"/>
             <w:r>
@@ -2962,11 +3025,19 @@
                 <w:lang w:val="en-US"/>
               </w:rPr>
             </w:pPr>
-            <w:r>
-              <w:rPr>
-                <w:lang w:val="en-US"/>
-              </w:rPr>
-              <w:t>[p]Please refer to the PO attached.</w:t>
+            <w:proofErr w:type="gramStart"/>
+            <w:r>
+              <w:rPr>
+                <w:lang w:val="en-US"/>
+              </w:rPr>
+              <w:t>[p]</w:t>
+            </w:r>
+            <w:proofErr w:type="gramEnd"/>
+            <w:r>
+              <w:rPr>
+                <w:lang w:val="en-US"/>
+              </w:rPr>
+              <w:t>Please refer to the PO attached.</w:t>
             </w:r>
           </w:p>
           <w:p>
@@ -3339,6 +3410,7 @@
               <w:t>trippo_ad.jpg[/</w:t>
             </w:r>
             <w:proofErr w:type="spellStart"/>
+            <w:proofErr w:type="gramStart"/>
             <w:r>
               <w:t>img</w:t>
             </w:r>
@@ -3347,7 +3419,11 @@
               <w:t>]</w:t>
             </w:r>
             <w:r>
-              <w:t>[/</w:t>
+              <w:t>[</w:t>
+            </w:r>
+            <w:proofErr w:type="gramEnd"/>
+            <w:r>
+              <w:t>/</w:t>
             </w:r>
             <w:proofErr w:type="spellStart"/>
             <w:r>
@@ -5881,14 +5957,27 @@
               <w:rPr>
                 <w:lang w:val="en-US"/>
               </w:rPr>
-              <w:t>[b]</w:t>
+              <w:t>[</w:t>
+            </w:r>
+            <w:proofErr w:type="gramStart"/>
+            <w:r>
+              <w:rPr>
+                <w:lang w:val="en-US"/>
+              </w:rPr>
+              <w:t>b]</w:t>
             </w:r>
             <w:r>
               <w:t>Malware</w:t>
             </w:r>
-            <w:r>
-              <w:t>[/b] :</w:t>
-            </w:r>
+            <w:proofErr w:type="gramEnd"/>
+            <w:r>
+              <w:t>[/b</w:t>
+            </w:r>
+            <w:proofErr w:type="gramStart"/>
+            <w:r>
+              <w:t>] :</w:t>
+            </w:r>
+            <w:proofErr w:type="gramEnd"/>
             <w:r>
               <w:t xml:space="preserve"> Software that runs in the background silently. They have various goals, such as recording what you type, </w:t>
             </w:r>
@@ -5914,14 +6003,30 @@
               <w:rPr>
                 <w:lang w:val="en-US"/>
               </w:rPr>
-              <w:t>[p][b]</w:t>
-            </w:r>
-            <w:r>
-              <w:t xml:space="preserve">Adware[/b] </w:t>
+              <w:t>[p][</w:t>
+            </w:r>
+            <w:proofErr w:type="gramStart"/>
+            <w:r>
+              <w:rPr>
+                <w:lang w:val="en-US"/>
+              </w:rPr>
+              <w:t>b]</w:t>
+            </w:r>
+            <w:r>
+              <w:t>Adware</w:t>
+            </w:r>
+            <w:proofErr w:type="gramEnd"/>
+            <w:r>
+              <w:t>[/b</w:t>
+            </w:r>
+            <w:proofErr w:type="gramStart"/>
+            <w:r>
+              <w:t xml:space="preserve">] </w:t>
             </w:r>
             <w:r>
               <w:t>:</w:t>
             </w:r>
+            <w:proofErr w:type="gramEnd"/>
             <w:r>
               <w:t xml:space="preserve"> If it exists in your device, you will get spammed by various advertisements which can be very distracting.</w:t>
             </w:r>
@@ -5950,14 +6055,27 @@
               <w:rPr>
                 <w:lang w:val="en-US"/>
               </w:rPr>
-              <w:t>[b]</w:t>
+              <w:t>[</w:t>
+            </w:r>
+            <w:proofErr w:type="gramStart"/>
+            <w:r>
+              <w:rPr>
+                <w:lang w:val="en-US"/>
+              </w:rPr>
+              <w:t>b]</w:t>
             </w:r>
             <w:r>
               <w:t>Ransomware</w:t>
             </w:r>
-            <w:r>
-              <w:t>[/b] :</w:t>
-            </w:r>
+            <w:proofErr w:type="gramEnd"/>
+            <w:r>
+              <w:t>[/b</w:t>
+            </w:r>
+            <w:proofErr w:type="gramStart"/>
+            <w:r>
+              <w:t>] :</w:t>
+            </w:r>
+            <w:proofErr w:type="gramEnd"/>
             <w:r>
               <w:t xml:space="preserve"> One of the most dangerous software to have in your device. It will lock your files and demand a large sum of money to unlock your files. Do not pay the ransom, it will not guarantee your files return.</w:t>
             </w:r>
@@ -6559,19 +6677,47 @@
               <w:rPr>
                 <w:lang w:val="en-US"/>
               </w:rPr>
-              <w:t>=500x500</w:t>
-            </w:r>
-            <w:r>
-              <w:rPr>
-                <w:lang w:val="en-US"/>
-              </w:rPr>
-              <w:t>]assets/adware/c17_recruit.jpg[/img]</w:t>
-            </w:r>
-            <w:r>
-              <w:rPr>
-                <w:lang w:val="en-US"/>
-              </w:rPr>
-              <w:t>[/center]</w:t>
+              <w:t>=500x</w:t>
+            </w:r>
+            <w:proofErr w:type="gramStart"/>
+            <w:r>
+              <w:rPr>
+                <w:lang w:val="en-US"/>
+              </w:rPr>
+              <w:t>500</w:t>
+            </w:r>
+            <w:r>
+              <w:rPr>
+                <w:lang w:val="en-US"/>
+              </w:rPr>
+              <w:t>]assets/adware/c17_recruit.jpg</w:t>
+            </w:r>
+            <w:proofErr w:type="gramEnd"/>
+            <w:r>
+              <w:rPr>
+                <w:lang w:val="en-US"/>
+              </w:rPr>
+              <w:t>[/</w:t>
+            </w:r>
+            <w:proofErr w:type="gramStart"/>
+            <w:r>
+              <w:rPr>
+                <w:lang w:val="en-US"/>
+              </w:rPr>
+              <w:t>img]</w:t>
+            </w:r>
+            <w:r>
+              <w:rPr>
+                <w:lang w:val="en-US"/>
+              </w:rPr>
+              <w:t>[</w:t>
+            </w:r>
+            <w:proofErr w:type="gramEnd"/>
+            <w:r>
+              <w:rPr>
+                <w:lang w:val="en-US"/>
+              </w:rPr>
+              <w:t>/center]</w:t>
             </w:r>
           </w:p>
         </w:tc>
@@ -6856,11 +7002,19 @@
                 <w:lang w:val="en-US"/>
               </w:rPr>
             </w:pPr>
-            <w:r>
-              <w:rPr>
-                <w:lang w:val="en-US"/>
-              </w:rPr>
-              <w:t xml:space="preserve">[p]Please download and send the </w:t>
+            <w:proofErr w:type="gramStart"/>
+            <w:r>
+              <w:rPr>
+                <w:lang w:val="en-US"/>
+              </w:rPr>
+              <w:t>[p]</w:t>
+            </w:r>
+            <w:proofErr w:type="gramEnd"/>
+            <w:r>
+              <w:rPr>
+                <w:lang w:val="en-US"/>
+              </w:rPr>
+              <w:t xml:space="preserve">Please download and send the </w:t>
             </w:r>
             <w:proofErr w:type="spellStart"/>
             <w:r>
@@ -7215,12 +7369,14 @@
                 <w:lang w:val="en-US"/>
               </w:rPr>
             </w:pPr>
+            <w:proofErr w:type="gramStart"/>
             <w:r>
               <w:rPr>
                 <w:lang w:val="en-US"/>
               </w:rPr>
               <w:t>[p]</w:t>
             </w:r>
+            <w:proofErr w:type="gramEnd"/>
             <w:r>
               <w:rPr>
                 <w:lang w:val="en-US"/>
@@ -7974,11 +8130,19 @@
                 <w:lang w:val="en-US"/>
               </w:rPr>
             </w:pPr>
-            <w:r>
-              <w:rPr>
-                <w:lang w:val="en-US"/>
-              </w:rPr>
-              <w:t xml:space="preserve">[p]Please download </w:t>
+            <w:proofErr w:type="gramStart"/>
+            <w:r>
+              <w:rPr>
+                <w:lang w:val="en-US"/>
+              </w:rPr>
+              <w:t>[p]</w:t>
+            </w:r>
+            <w:proofErr w:type="gramEnd"/>
+            <w:r>
+              <w:rPr>
+                <w:lang w:val="en-US"/>
+              </w:rPr>
+              <w:t xml:space="preserve">Please download </w:t>
             </w:r>
             <w:r>
               <w:rPr>

--- a/level design.docx
+++ b/level design.docx
@@ -844,12 +844,17 @@
     </w:p>
     <w:p>
       <w:pPr>
+        <w:pStyle w:val="Heading1"/>
         <w:rPr>
+          <w:b/>
+          <w:bCs/>
           <w:lang w:val="en-US"/>
         </w:rPr>
       </w:pPr>
       <w:r>
         <w:rPr>
+          <w:b/>
+          <w:bCs/>
           <w:lang w:val="en-US"/>
         </w:rPr>
         <w:lastRenderedPageBreak/>
@@ -1466,7 +1471,6 @@
               <w:t>]assets/tutorial/report_email.png[/</w:t>
             </w:r>
             <w:proofErr w:type="spellStart"/>
-            <w:proofErr w:type="gramStart"/>
             <w:r>
               <w:rPr>
                 <w:lang w:val="en-US"/>
@@ -1484,14 +1488,7 @@
               <w:rPr>
                 <w:lang w:val="en-US"/>
               </w:rPr>
-              <w:t>[</w:t>
-            </w:r>
-            <w:proofErr w:type="gramEnd"/>
-            <w:r>
-              <w:rPr>
-                <w:lang w:val="en-US"/>
-              </w:rPr>
-              <w:t>/center]</w:t>
+              <w:t>[/center]</w:t>
             </w:r>
           </w:p>
           <w:p>
@@ -1879,21 +1876,7 @@
               <w:rPr>
                 <w:lang w:val="en-US"/>
               </w:rPr>
-              <w:t>[p]</w:t>
-            </w:r>
-            <w:proofErr w:type="gramStart"/>
-            <w:r>
-              <w:rPr>
-                <w:lang w:val="en-US"/>
-              </w:rPr>
-              <w:t>To</w:t>
-            </w:r>
-            <w:proofErr w:type="gramEnd"/>
-            <w:r>
-              <w:rPr>
-                <w:lang w:val="en-US"/>
-              </w:rPr>
-              <w:t xml:space="preserve"> make things easier for you, I'll send you a request email like this every day and you can just drop the files in and click send!</w:t>
+              <w:t>[p]To make things easier for you, I'll send you a request email like this every day and you can just drop the files in and click send!</w:t>
             </w:r>
           </w:p>
           <w:p>
@@ -1919,35 +1902,7 @@
               <w:rPr>
                 <w:lang w:val="en-US"/>
               </w:rPr>
-              <w:t>[p][</w:t>
-            </w:r>
-            <w:proofErr w:type="gramStart"/>
-            <w:r>
-              <w:rPr>
-                <w:lang w:val="en-US"/>
-              </w:rPr>
-              <w:t>b]Make</w:t>
-            </w:r>
-            <w:proofErr w:type="gramEnd"/>
-            <w:r>
-              <w:rPr>
-                <w:lang w:val="en-US"/>
-              </w:rPr>
-              <w:t xml:space="preserve"> sure that you have collected all the Purchase Orders sent to you today before submitting. A missed order is a missed </w:t>
-            </w:r>
-            <w:proofErr w:type="gramStart"/>
-            <w:r>
-              <w:rPr>
-                <w:lang w:val="en-US"/>
-              </w:rPr>
-              <w:t>opportunity![</w:t>
-            </w:r>
-            <w:proofErr w:type="gramEnd"/>
-            <w:r>
-              <w:rPr>
-                <w:lang w:val="en-US"/>
-              </w:rPr>
-              <w:t>/b]</w:t>
+              <w:t>[p][b]Make sure that you have collected all the Purchase Orders sent to you today before submitting. A missed order is a missed opportunity![/b]</w:t>
             </w:r>
           </w:p>
           <w:p>
@@ -2693,19 +2648,32 @@
               <w:t>]</w:t>
             </w:r>
             <w:r>
-              <w:t xml:space="preserve">Thank you for choosing Orbit </w:t>
-            </w:r>
-            <w:proofErr w:type="gramStart"/>
-            <w:r>
-              <w:t>Antivirus!</w:t>
+              <w:t>Thank you for choosing Orbit Antivirus!</w:t>
+            </w:r>
+            <w:r>
+              <w:t>[/</w:t>
+            </w:r>
+            <w:proofErr w:type="spellStart"/>
+            <w:r>
+              <w:t>center</w:t>
+            </w:r>
+            <w:proofErr w:type="spellEnd"/>
+            <w:r>
+              <w:t>]</w:t>
+            </w:r>
+          </w:p>
+          <w:p>
+            <w:r>
+              <w:t xml:space="preserve">[p] </w:t>
+            </w:r>
+          </w:p>
+          <w:p>
+            <w:r>
+              <w:t>[p]</w:t>
             </w:r>
             <w:r>
               <w:t>[</w:t>
             </w:r>
-            <w:proofErr w:type="gramEnd"/>
-            <w:r>
-              <w:t>/</w:t>
-            </w:r>
             <w:proofErr w:type="spellStart"/>
             <w:r>
               <w:t>center</w:t>
@@ -2714,29 +2682,22 @@
             <w:r>
               <w:t>]</w:t>
             </w:r>
-          </w:p>
-          <w:p>
-            <w:r>
-              <w:t xml:space="preserve">[p] </w:t>
-            </w:r>
-          </w:p>
-          <w:p>
-            <w:r>
-              <w:t>[p]</w:t>
-            </w:r>
             <w:r>
               <w:t>[</w:t>
             </w:r>
             <w:proofErr w:type="spellStart"/>
             <w:r>
-              <w:t>center</w:t>
+              <w:t>img</w:t>
             </w:r>
             <w:proofErr w:type="spellEnd"/>
             <w:r>
               <w:t>]</w:t>
             </w:r>
             <w:r>
-              <w:t>[</w:t>
+              <w:t>assets/</w:t>
+            </w:r>
+            <w:r>
+              <w:t>orbit_logo.png[/</w:t>
             </w:r>
             <w:proofErr w:type="spellStart"/>
             <w:r>
@@ -2747,26 +2708,7 @@
               <w:t>]</w:t>
             </w:r>
             <w:r>
-              <w:t>assets/</w:t>
-            </w:r>
-            <w:r>
-              <w:t>orbit_logo.png[/</w:t>
-            </w:r>
-            <w:proofErr w:type="spellStart"/>
-            <w:proofErr w:type="gramStart"/>
-            <w:r>
-              <w:t>img</w:t>
-            </w:r>
-            <w:proofErr w:type="spellEnd"/>
-            <w:r>
-              <w:t>]</w:t>
-            </w:r>
-            <w:r>
-              <w:t>[</w:t>
-            </w:r>
-            <w:proofErr w:type="gramEnd"/>
-            <w:r>
-              <w:t>/</w:t>
+              <w:t>[/</w:t>
             </w:r>
             <w:proofErr w:type="spellStart"/>
             <w:r>
@@ -3025,19 +2967,11 @@
                 <w:lang w:val="en-US"/>
               </w:rPr>
             </w:pPr>
-            <w:proofErr w:type="gramStart"/>
-            <w:r>
-              <w:rPr>
-                <w:lang w:val="en-US"/>
-              </w:rPr>
-              <w:t>[p]</w:t>
-            </w:r>
-            <w:proofErr w:type="gramEnd"/>
-            <w:r>
-              <w:rPr>
-                <w:lang w:val="en-US"/>
-              </w:rPr>
-              <w:t>Please refer to the PO attached.</w:t>
+            <w:r>
+              <w:rPr>
+                <w:lang w:val="en-US"/>
+              </w:rPr>
+              <w:t>[p]Please refer to the PO attached.</w:t>
             </w:r>
           </w:p>
           <w:p>
@@ -3410,7 +3344,6 @@
               <w:t>trippo_ad.jpg[/</w:t>
             </w:r>
             <w:proofErr w:type="spellStart"/>
-            <w:proofErr w:type="gramStart"/>
             <w:r>
               <w:t>img</w:t>
             </w:r>
@@ -3419,11 +3352,7 @@
               <w:t>]</w:t>
             </w:r>
             <w:r>
-              <w:t>[</w:t>
-            </w:r>
-            <w:proofErr w:type="gramEnd"/>
-            <w:r>
-              <w:t>/</w:t>
+              <w:t>[/</w:t>
             </w:r>
             <w:proofErr w:type="spellStart"/>
             <w:r>
@@ -4138,11 +4067,104 @@
               </w:rPr>
               <w:t xml:space="preserve">[p] </w:t>
             </w:r>
-            <w:r>
-              <w:rPr>
-                <w:lang w:val="en-US"/>
-              </w:rPr>
-              <w:t>*add images</w:t>
+          </w:p>
+          <w:p>
+            <w:pPr>
+              <w:rPr>
+                <w:lang w:val="en-US"/>
+              </w:rPr>
+            </w:pPr>
+            <w:r>
+              <w:rPr>
+                <w:lang w:val="en-US"/>
+              </w:rPr>
+              <w:t>[p]</w:t>
+            </w:r>
+            <w:r>
+              <w:rPr>
+                <w:lang w:val="en-US"/>
+              </w:rPr>
+              <w:t>[center][</w:t>
+            </w:r>
+            <w:proofErr w:type="spellStart"/>
+            <w:r>
+              <w:rPr>
+                <w:lang w:val="en-US"/>
+              </w:rPr>
+              <w:t>img</w:t>
+            </w:r>
+            <w:proofErr w:type="spellEnd"/>
+            <w:r>
+              <w:rPr>
+                <w:lang w:val="en-US"/>
+              </w:rPr>
+              <w:t>]assets/tutorial/hover1.png[/</w:t>
+            </w:r>
+            <w:proofErr w:type="spellStart"/>
+            <w:r>
+              <w:rPr>
+                <w:lang w:val="en-US"/>
+              </w:rPr>
+              <w:t>img</w:t>
+            </w:r>
+            <w:proofErr w:type="spellEnd"/>
+            <w:r>
+              <w:rPr>
+                <w:lang w:val="en-US"/>
+              </w:rPr>
+              <w:t xml:space="preserve">] </w:t>
+            </w:r>
+            <w:r>
+              <w:rPr>
+                <w:lang w:val="en-US"/>
+              </w:rPr>
+              <w:t>[</w:t>
+            </w:r>
+            <w:proofErr w:type="spellStart"/>
+            <w:r>
+              <w:rPr>
+                <w:lang w:val="en-US"/>
+              </w:rPr>
+              <w:t>img</w:t>
+            </w:r>
+            <w:proofErr w:type="spellEnd"/>
+            <w:r>
+              <w:rPr>
+                <w:lang w:val="en-US"/>
+              </w:rPr>
+              <w:t>]assets/tutorial/hover</w:t>
+            </w:r>
+            <w:r>
+              <w:rPr>
+                <w:lang w:val="en-US"/>
+              </w:rPr>
+              <w:t>2</w:t>
+            </w:r>
+            <w:r>
+              <w:rPr>
+                <w:lang w:val="en-US"/>
+              </w:rPr>
+              <w:t>.png[/</w:t>
+            </w:r>
+            <w:proofErr w:type="spellStart"/>
+            <w:r>
+              <w:rPr>
+                <w:lang w:val="en-US"/>
+              </w:rPr>
+              <w:t>img</w:t>
+            </w:r>
+            <w:proofErr w:type="spellEnd"/>
+            <w:r>
+              <w:rPr>
+                <w:lang w:val="en-US"/>
+              </w:rPr>
+              <w:t>]</w:t>
+            </w:r>
+            <w:r>
+              <w:rPr>
+                <w:lang w:val="en-US"/>
+              </w:rPr>
+              <w:t xml:space="preserve"> [/center]</w:t>
             </w:r>
           </w:p>
           <w:p>
@@ -4866,6 +4888,25 @@
         <w:br w:type="page"/>
       </w:r>
     </w:p>
+    <w:p>
+      <w:pPr>
+        <w:pStyle w:val="Heading1"/>
+        <w:rPr>
+          <w:b/>
+          <w:bCs/>
+          <w:lang w:val="en-US"/>
+        </w:rPr>
+      </w:pPr>
+      <w:r>
+        <w:rPr>
+          <w:b/>
+          <w:bCs/>
+          <w:lang w:val="en-US"/>
+        </w:rPr>
+        <w:lastRenderedPageBreak/>
+        <w:t>Tuesday</w:t>
+      </w:r>
+    </w:p>
     <w:tbl>
       <w:tblPr>
         <w:tblStyle w:val="TableGrid"/>
@@ -4900,7 +4941,6 @@
                 <w:bCs/>
                 <w:lang w:val="en-US"/>
               </w:rPr>
-              <w:lastRenderedPageBreak/>
               <w:t>D</w:t>
             </w:r>
             <w:proofErr w:type="spellStart"/>
@@ -5315,13 +5355,7 @@
               <w:rPr>
                 <w:lang w:val="en-US"/>
               </w:rPr>
-              <w:t xml:space="preserve">] </w:t>
-            </w:r>
-            <w:r>
-              <w:rPr>
-                <w:lang w:val="en-US"/>
-              </w:rPr>
-              <w:t>[</w:t>
+              <w:t>] [</w:t>
             </w:r>
             <w:proofErr w:type="spellStart"/>
             <w:r>
@@ -5335,19 +5369,7 @@
               <w:rPr>
                 <w:lang w:val="en-US"/>
               </w:rPr>
-              <w:t>]assets/tutorial/highlight</w:t>
-            </w:r>
-            <w:r>
-              <w:rPr>
-                <w:lang w:val="en-US"/>
-              </w:rPr>
-              <w:t>2</w:t>
-            </w:r>
-            <w:r>
-              <w:rPr>
-                <w:lang w:val="en-US"/>
-              </w:rPr>
-              <w:t>.png[/</w:t>
+              <w:t>]assets/tutorial/highlight2.png[/</w:t>
             </w:r>
             <w:proofErr w:type="spellStart"/>
             <w:r>
@@ -5361,19 +5383,7 @@
               <w:rPr>
                 <w:lang w:val="en-US"/>
               </w:rPr>
-              <w:t>]</w:t>
-            </w:r>
-            <w:r>
-              <w:rPr>
-                <w:lang w:val="en-US"/>
-              </w:rPr>
-              <w:t xml:space="preserve"> </w:t>
-            </w:r>
-            <w:r>
-              <w:rPr>
-                <w:lang w:val="en-US"/>
-              </w:rPr>
-              <w:t>[</w:t>
+              <w:t>] [</w:t>
             </w:r>
             <w:proofErr w:type="spellStart"/>
             <w:r>
@@ -5387,19 +5397,7 @@
               <w:rPr>
                 <w:lang w:val="en-US"/>
               </w:rPr>
-              <w:t>]assets/tutorial/highlight</w:t>
-            </w:r>
-            <w:r>
-              <w:rPr>
-                <w:lang w:val="en-US"/>
-              </w:rPr>
-              <w:t>3</w:t>
-            </w:r>
-            <w:r>
-              <w:rPr>
-                <w:lang w:val="en-US"/>
-              </w:rPr>
-              <w:t>.png[/</w:t>
+              <w:t>]assets/tutorial/highlight3.png[/</w:t>
             </w:r>
             <w:proofErr w:type="spellStart"/>
             <w:r>
@@ -5930,6 +5928,12 @@
               <w:rPr>
                 <w:lang w:val="en-US"/>
               </w:rPr>
+              <w:t>[p]</w:t>
+            </w:r>
+            <w:r>
+              <w:rPr>
+                <w:lang w:val="en-US"/>
+              </w:rPr>
               <w:t>Today we will talk about 3 types of malwares:</w:t>
             </w:r>
           </w:p>
@@ -5957,27 +5961,14 @@
               <w:rPr>
                 <w:lang w:val="en-US"/>
               </w:rPr>
-              <w:t>[</w:t>
-            </w:r>
-            <w:proofErr w:type="gramStart"/>
-            <w:r>
-              <w:rPr>
-                <w:lang w:val="en-US"/>
-              </w:rPr>
-              <w:t>b]</w:t>
+              <w:t>[b]</w:t>
             </w:r>
             <w:r>
               <w:t>Malware</w:t>
             </w:r>
-            <w:proofErr w:type="gramEnd"/>
-            <w:r>
-              <w:t>[/b</w:t>
-            </w:r>
-            <w:proofErr w:type="gramStart"/>
-            <w:r>
-              <w:t>] :</w:t>
-            </w:r>
-            <w:proofErr w:type="gramEnd"/>
+            <w:r>
+              <w:t>[/b] :</w:t>
+            </w:r>
             <w:r>
               <w:t xml:space="preserve"> Software that runs in the background silently. They have various goals, such as recording what you type, </w:t>
             </w:r>
@@ -6003,32 +5994,10 @@
               <w:rPr>
                 <w:lang w:val="en-US"/>
               </w:rPr>
-              <w:t>[p][</w:t>
-            </w:r>
-            <w:proofErr w:type="gramStart"/>
-            <w:r>
-              <w:rPr>
-                <w:lang w:val="en-US"/>
-              </w:rPr>
-              <w:t>b]</w:t>
-            </w:r>
-            <w:r>
-              <w:t>Adware</w:t>
-            </w:r>
-            <w:proofErr w:type="gramEnd"/>
-            <w:r>
-              <w:t>[/b</w:t>
-            </w:r>
-            <w:proofErr w:type="gramStart"/>
-            <w:r>
-              <w:t xml:space="preserve">] </w:t>
-            </w:r>
-            <w:r>
-              <w:t>:</w:t>
-            </w:r>
-            <w:proofErr w:type="gramEnd"/>
-            <w:r>
-              <w:t xml:space="preserve"> If it exists in your device, you will get spammed by various advertisements which can be very distracting.</w:t>
+              <w:t>[p][b]</w:t>
+            </w:r>
+            <w:r>
+              <w:t>Adware[/b] : If it exists in your device, you will get spammed by various advertisements which can be very distracting.</w:t>
             </w:r>
           </w:p>
           <w:p>
@@ -6049,47 +6018,23 @@
               <w:rPr>
                 <w:lang w:val="en-US"/>
               </w:rPr>
-              <w:t>[p]</w:t>
-            </w:r>
-            <w:r>
-              <w:rPr>
-                <w:lang w:val="en-US"/>
-              </w:rPr>
-              <w:t>[</w:t>
-            </w:r>
-            <w:proofErr w:type="gramStart"/>
-            <w:r>
-              <w:rPr>
-                <w:lang w:val="en-US"/>
-              </w:rPr>
-              <w:t>b]</w:t>
-            </w:r>
-            <w:r>
-              <w:t>Ransomware</w:t>
-            </w:r>
-            <w:proofErr w:type="gramEnd"/>
-            <w:r>
-              <w:t>[/b</w:t>
-            </w:r>
-            <w:proofErr w:type="gramStart"/>
-            <w:r>
-              <w:t>] :</w:t>
-            </w:r>
-            <w:proofErr w:type="gramEnd"/>
-            <w:r>
-              <w:t xml:space="preserve"> One of the most dangerous software to have in your device. It will lock your files and demand a large sum of money to unlock your files. Do not pay the ransom, it will not guarantee your files return.</w:t>
-            </w:r>
-          </w:p>
-          <w:p>
-            <w:pPr>
-              <w:rPr>
-                <w:lang w:val="en-US"/>
-              </w:rPr>
-            </w:pPr>
-            <w:r>
-              <w:rPr>
-                <w:lang w:val="en-US"/>
-              </w:rPr>
+              <w:t>[p][b]</w:t>
+            </w:r>
+            <w:r>
+              <w:t>Ransomware[/b] : One of the most dangerous software to have in your device. It will lock your files and demand a large sum of money to unlock your files. Do not pay the ransom, it will not guarantee your files return.</w:t>
+            </w:r>
+          </w:p>
+          <w:p>
+            <w:pPr>
+              <w:rPr>
+                <w:lang w:val="en-US"/>
+              </w:rPr>
+            </w:pPr>
+            <w:r>
+              <w:rPr>
+                <w:lang w:val="en-US"/>
+              </w:rPr>
+              <w:lastRenderedPageBreak/>
               <w:t xml:space="preserve">[p] </w:t>
             </w:r>
           </w:p>
@@ -6103,7 +6048,6 @@
               <w:rPr>
                 <w:lang w:val="en-US"/>
               </w:rPr>
-              <w:lastRenderedPageBreak/>
               <w:t>[p]Be careful of what you download</w:t>
             </w:r>
             <w:r>
@@ -6494,13 +6438,7 @@
               <w:rPr>
                 <w:lang w:val="en-US"/>
               </w:rPr>
-              <w:t xml:space="preserve">: </w:t>
-            </w:r>
-            <w:r>
-              <w:rPr>
-                <w:lang w:val="en-US"/>
-              </w:rPr>
-              <w:t>Message</w:t>
+              <w:t>: Message</w:t>
             </w:r>
           </w:p>
           <w:p>
@@ -6677,47 +6615,19 @@
               <w:rPr>
                 <w:lang w:val="en-US"/>
               </w:rPr>
-              <w:t>=500x</w:t>
-            </w:r>
-            <w:proofErr w:type="gramStart"/>
-            <w:r>
-              <w:rPr>
-                <w:lang w:val="en-US"/>
-              </w:rPr>
-              <w:t>500</w:t>
-            </w:r>
-            <w:r>
-              <w:rPr>
-                <w:lang w:val="en-US"/>
-              </w:rPr>
-              <w:t>]assets/adware/c17_recruit.jpg</w:t>
-            </w:r>
-            <w:proofErr w:type="gramEnd"/>
-            <w:r>
-              <w:rPr>
-                <w:lang w:val="en-US"/>
-              </w:rPr>
-              <w:t>[/</w:t>
-            </w:r>
-            <w:proofErr w:type="gramStart"/>
-            <w:r>
-              <w:rPr>
-                <w:lang w:val="en-US"/>
-              </w:rPr>
-              <w:t>img]</w:t>
-            </w:r>
-            <w:r>
-              <w:rPr>
-                <w:lang w:val="en-US"/>
-              </w:rPr>
-              <w:t>[</w:t>
-            </w:r>
-            <w:proofErr w:type="gramEnd"/>
-            <w:r>
-              <w:rPr>
-                <w:lang w:val="en-US"/>
-              </w:rPr>
-              <w:t>/center]</w:t>
+              <w:t>=500x500</w:t>
+            </w:r>
+            <w:r>
+              <w:rPr>
+                <w:lang w:val="en-US"/>
+              </w:rPr>
+              <w:t>]assets/adware/c17_recruit.jpg[/img]</w:t>
+            </w:r>
+            <w:r>
+              <w:rPr>
+                <w:lang w:val="en-US"/>
+              </w:rPr>
+              <w:t>[/center]</w:t>
             </w:r>
           </w:p>
         </w:tc>
@@ -7002,19 +6912,11 @@
                 <w:lang w:val="en-US"/>
               </w:rPr>
             </w:pPr>
-            <w:proofErr w:type="gramStart"/>
-            <w:r>
-              <w:rPr>
-                <w:lang w:val="en-US"/>
-              </w:rPr>
-              <w:t>[p]</w:t>
-            </w:r>
-            <w:proofErr w:type="gramEnd"/>
-            <w:r>
-              <w:rPr>
-                <w:lang w:val="en-US"/>
-              </w:rPr>
-              <w:t xml:space="preserve">Please download and send the </w:t>
+            <w:r>
+              <w:rPr>
+                <w:lang w:val="en-US"/>
+              </w:rPr>
+              <w:t xml:space="preserve">[p]Please download and send the </w:t>
             </w:r>
             <w:proofErr w:type="spellStart"/>
             <w:r>
@@ -7369,14 +7271,12 @@
                 <w:lang w:val="en-US"/>
               </w:rPr>
             </w:pPr>
-            <w:proofErr w:type="gramStart"/>
             <w:r>
               <w:rPr>
                 <w:lang w:val="en-US"/>
               </w:rPr>
               <w:t>[p]</w:t>
             </w:r>
-            <w:proofErr w:type="gramEnd"/>
             <w:r>
               <w:rPr>
                 <w:lang w:val="en-US"/>
@@ -7708,6 +7608,7 @@
               <w:rPr>
                 <w:lang w:val="en-US"/>
               </w:rPr>
+              <w:lastRenderedPageBreak/>
               <w:t>[p]Blue Pens = 100 units</w:t>
             </w:r>
           </w:p>
@@ -7721,7 +7622,6 @@
               <w:rPr>
                 <w:lang w:val="en-US"/>
               </w:rPr>
-              <w:lastRenderedPageBreak/>
               <w:t>[p]Red Pens = 100 units</w:t>
             </w:r>
           </w:p>
@@ -8130,19 +8030,11 @@
                 <w:lang w:val="en-US"/>
               </w:rPr>
             </w:pPr>
-            <w:proofErr w:type="gramStart"/>
-            <w:r>
-              <w:rPr>
-                <w:lang w:val="en-US"/>
-              </w:rPr>
-              <w:t>[p]</w:t>
-            </w:r>
-            <w:proofErr w:type="gramEnd"/>
-            <w:r>
-              <w:rPr>
-                <w:lang w:val="en-US"/>
-              </w:rPr>
-              <w:t xml:space="preserve">Please download </w:t>
+            <w:r>
+              <w:rPr>
+                <w:lang w:val="en-US"/>
+              </w:rPr>
+              <w:t xml:space="preserve">[p]Please download </w:t>
             </w:r>
             <w:r>
               <w:rPr>
@@ -8313,31 +8205,7 @@
               <w:rPr>
                 <w:lang w:val="en-US"/>
               </w:rPr>
-              <w:t>mike</w:t>
-            </w:r>
-            <w:r>
-              <w:rPr>
-                <w:lang w:val="en-US"/>
-              </w:rPr>
-              <w:t>@</w:t>
-            </w:r>
-            <w:r>
-              <w:rPr>
-                <w:lang w:val="en-US"/>
-              </w:rPr>
-              <w:t>abc</w:t>
-            </w:r>
-            <w:r>
-              <w:rPr>
-                <w:lang w:val="en-US"/>
-              </w:rPr>
-              <w:t>.com</w:t>
-            </w:r>
-            <w:r>
-              <w:rPr>
-                <w:lang w:val="en-US"/>
-              </w:rPr>
-              <w:t>.my</w:t>
+              <w:t>mike@abc.com.my</w:t>
             </w:r>
           </w:p>
           <w:p>
@@ -9114,6 +8982,7 @@
   <w:style w:type="character" w:default="1" w:styleId="DefaultParagraphFont">
     <w:name w:val="Default Paragraph Font"/>
     <w:uiPriority w:val="1"/>
+    <w:semiHidden/>
     <w:unhideWhenUsed/>
   </w:style>
   <w:style w:type="table" w:default="1" w:styleId="TableNormal">

--- a/level design.docx
+++ b/level design.docx
@@ -868,8 +868,8 @@
         <w:tblLook w:val="04A0" w:firstRow="1" w:lastRow="0" w:firstColumn="1" w:lastColumn="0" w:noHBand="0" w:noVBand="1"/>
       </w:tblPr>
       <w:tblGrid>
-        <w:gridCol w:w="3115"/>
-        <w:gridCol w:w="5901"/>
+        <w:gridCol w:w="2948"/>
+        <w:gridCol w:w="6068"/>
       </w:tblGrid>
       <w:tr>
         <w:trPr>
@@ -1471,6 +1471,7 @@
               <w:t>]assets/tutorial/report_email.png[/</w:t>
             </w:r>
             <w:proofErr w:type="spellStart"/>
+            <w:proofErr w:type="gramStart"/>
             <w:r>
               <w:rPr>
                 <w:lang w:val="en-US"/>
@@ -1488,7 +1489,14 @@
               <w:rPr>
                 <w:lang w:val="en-US"/>
               </w:rPr>
-              <w:t>[/center]</w:t>
+              <w:t>[</w:t>
+            </w:r>
+            <w:proofErr w:type="gramEnd"/>
+            <w:r>
+              <w:rPr>
+                <w:lang w:val="en-US"/>
+              </w:rPr>
+              <w:t>/center]</w:t>
             </w:r>
           </w:p>
           <w:p>
@@ -1876,7 +1884,21 @@
               <w:rPr>
                 <w:lang w:val="en-US"/>
               </w:rPr>
-              <w:t>[p]To make things easier for you, I'll send you a request email like this every day and you can just drop the files in and click send!</w:t>
+              <w:t>[p]</w:t>
+            </w:r>
+            <w:proofErr w:type="gramStart"/>
+            <w:r>
+              <w:rPr>
+                <w:lang w:val="en-US"/>
+              </w:rPr>
+              <w:t>To</w:t>
+            </w:r>
+            <w:proofErr w:type="gramEnd"/>
+            <w:r>
+              <w:rPr>
+                <w:lang w:val="en-US"/>
+              </w:rPr>
+              <w:t xml:space="preserve"> make things easier for you, I'll send you a request email like this every day and you can just drop the files in and click send!</w:t>
             </w:r>
           </w:p>
           <w:p>
@@ -1902,7 +1924,35 @@
               <w:rPr>
                 <w:lang w:val="en-US"/>
               </w:rPr>
-              <w:t>[p][b]Make sure that you have collected all the Purchase Orders sent to you today before submitting. A missed order is a missed opportunity![/b]</w:t>
+              <w:t>[p][</w:t>
+            </w:r>
+            <w:proofErr w:type="gramStart"/>
+            <w:r>
+              <w:rPr>
+                <w:lang w:val="en-US"/>
+              </w:rPr>
+              <w:t>b]Make</w:t>
+            </w:r>
+            <w:proofErr w:type="gramEnd"/>
+            <w:r>
+              <w:rPr>
+                <w:lang w:val="en-US"/>
+              </w:rPr>
+              <w:t xml:space="preserve"> sure that you have collected all the Purchase Orders sent to you today before submitting. A missed order is a missed </w:t>
+            </w:r>
+            <w:proofErr w:type="gramStart"/>
+            <w:r>
+              <w:rPr>
+                <w:lang w:val="en-US"/>
+              </w:rPr>
+              <w:t>opportunity![</w:t>
+            </w:r>
+            <w:proofErr w:type="gramEnd"/>
+            <w:r>
+              <w:rPr>
+                <w:lang w:val="en-US"/>
+              </w:rPr>
+              <w:t>/b]</w:t>
             </w:r>
           </w:p>
           <w:p>
@@ -2176,7 +2226,6 @@
                 <w:bCs/>
                 <w:lang w:val="en-US"/>
               </w:rPr>
-              <w:lastRenderedPageBreak/>
               <w:t>CC Address</w:t>
             </w:r>
             <w:r>
@@ -2328,7 +2377,6 @@
               <w:rPr>
                 <w:lang w:val="en-US"/>
               </w:rPr>
-              <w:lastRenderedPageBreak/>
               <w:t>[p]</w:t>
             </w:r>
             <w:r>
@@ -2648,10 +2696,18 @@
               <w:t>]</w:t>
             </w:r>
             <w:r>
-              <w:t>Thank you for choosing Orbit Antivirus!</w:t>
-            </w:r>
-            <w:r>
-              <w:t>[/</w:t>
+              <w:t xml:space="preserve">Thank you for choosing Orbit </w:t>
+            </w:r>
+            <w:proofErr w:type="gramStart"/>
+            <w:r>
+              <w:t>Antivirus!</w:t>
+            </w:r>
+            <w:r>
+              <w:t>[</w:t>
+            </w:r>
+            <w:proofErr w:type="gramEnd"/>
+            <w:r>
+              <w:t>/</w:t>
             </w:r>
             <w:proofErr w:type="spellStart"/>
             <w:r>
@@ -2700,6 +2756,7 @@
               <w:t>orbit_logo.png[/</w:t>
             </w:r>
             <w:proofErr w:type="spellStart"/>
+            <w:proofErr w:type="gramStart"/>
             <w:r>
               <w:t>img</w:t>
             </w:r>
@@ -2708,7 +2765,11 @@
               <w:t>]</w:t>
             </w:r>
             <w:r>
-              <w:t>[/</w:t>
+              <w:t>[</w:t>
+            </w:r>
+            <w:proofErr w:type="gramEnd"/>
+            <w:r>
+              <w:t>/</w:t>
             </w:r>
             <w:proofErr w:type="spellStart"/>
             <w:r>
@@ -2967,11 +3028,19 @@
                 <w:lang w:val="en-US"/>
               </w:rPr>
             </w:pPr>
-            <w:r>
-              <w:rPr>
-                <w:lang w:val="en-US"/>
-              </w:rPr>
-              <w:t>[p]Please refer to the PO attached.</w:t>
+            <w:proofErr w:type="gramStart"/>
+            <w:r>
+              <w:rPr>
+                <w:lang w:val="en-US"/>
+              </w:rPr>
+              <w:t>[p]</w:t>
+            </w:r>
+            <w:proofErr w:type="gramEnd"/>
+            <w:r>
+              <w:rPr>
+                <w:lang w:val="en-US"/>
+              </w:rPr>
+              <w:t>Please refer to the PO attached.</w:t>
             </w:r>
           </w:p>
           <w:p>
@@ -3316,51 +3385,41 @@
               <w:t>[p]</w:t>
             </w:r>
             <w:r>
+              <w:t>[center]</w:t>
+            </w:r>
+            <w:r>
+              <w:t>[img</w:t>
+            </w:r>
+            <w:r>
+              <w:t>=750x</w:t>
+            </w:r>
+            <w:proofErr w:type="gramStart"/>
+            <w:r>
+              <w:t>750</w:t>
+            </w:r>
+            <w:r>
+              <w:t>]</w:t>
+            </w:r>
+            <w:r>
+              <w:t>assets/adware/</w:t>
+            </w:r>
+            <w:r>
+              <w:t>trippo_ad.jpg</w:t>
+            </w:r>
+            <w:proofErr w:type="gramEnd"/>
+            <w:r>
+              <w:t>[/</w:t>
+            </w:r>
+            <w:proofErr w:type="gramStart"/>
+            <w:r>
+              <w:t>img]</w:t>
+            </w:r>
+            <w:r>
               <w:t>[</w:t>
             </w:r>
-            <w:proofErr w:type="spellStart"/>
-            <w:r>
-              <w:t>center</w:t>
-            </w:r>
-            <w:proofErr w:type="spellEnd"/>
-            <w:r>
-              <w:t>]</w:t>
-            </w:r>
-            <w:r>
-              <w:t>[</w:t>
-            </w:r>
-            <w:proofErr w:type="spellStart"/>
-            <w:r>
-              <w:t>img</w:t>
-            </w:r>
-            <w:proofErr w:type="spellEnd"/>
-            <w:r>
-              <w:t>]</w:t>
-            </w:r>
-            <w:r>
-              <w:t>assets/adware/</w:t>
-            </w:r>
-            <w:r>
-              <w:t>trippo_ad.jpg[/</w:t>
-            </w:r>
-            <w:proofErr w:type="spellStart"/>
-            <w:r>
-              <w:t>img</w:t>
-            </w:r>
-            <w:proofErr w:type="spellEnd"/>
-            <w:r>
-              <w:t>]</w:t>
-            </w:r>
-            <w:r>
-              <w:t>[/</w:t>
-            </w:r>
-            <w:proofErr w:type="spellStart"/>
-            <w:r>
-              <w:t>center</w:t>
-            </w:r>
-            <w:proofErr w:type="spellEnd"/>
-            <w:r>
-              <w:t>]</w:t>
+            <w:proofErr w:type="gramEnd"/>
+            <w:r>
+              <w:t>/center]</w:t>
             </w:r>
           </w:p>
         </w:tc>
@@ -3780,7 +3839,6 @@
                 <w:bCs/>
                 <w:lang w:val="en-US"/>
               </w:rPr>
-              <w:lastRenderedPageBreak/>
               <w:t>Sender Address</w:t>
             </w:r>
             <w:r>
@@ -3879,6 +3937,7 @@
                 <w:bCs/>
                 <w:lang w:val="en-US"/>
               </w:rPr>
+              <w:lastRenderedPageBreak/>
               <w:t>Subject</w:t>
             </w:r>
             <w:r>
@@ -3939,101 +3998,101 @@
               <w:rPr>
                 <w:lang w:val="en-US"/>
               </w:rPr>
+              <w:t>[p]</w:t>
+            </w:r>
+            <w:r>
+              <w:rPr>
+                <w:lang w:val="en-US"/>
+              </w:rPr>
+              <w:t xml:space="preserve"> </w:t>
+            </w:r>
+          </w:p>
+          <w:p>
+            <w:pPr>
+              <w:rPr>
+                <w:lang w:val="en-US"/>
+              </w:rPr>
+            </w:pPr>
+            <w:r>
+              <w:rPr>
+                <w:lang w:val="en-US"/>
+              </w:rPr>
+              <w:t>[p]Be extra careful with emails that:</w:t>
+            </w:r>
+          </w:p>
+          <w:p>
+            <w:pPr>
+              <w:rPr>
+                <w:lang w:val="en-US"/>
+              </w:rPr>
+            </w:pPr>
+            <w:r>
+              <w:rPr>
+                <w:lang w:val="en-US"/>
+              </w:rPr>
+              <w:t>[p]</w:t>
+            </w:r>
+            <w:r>
+              <w:rPr>
+                <w:lang w:val="en-US"/>
+              </w:rPr>
+              <w:t xml:space="preserve"> </w:t>
+            </w:r>
+            <w:r>
+              <w:rPr>
+                <w:lang w:val="en-US"/>
+              </w:rPr>
+              <w:t xml:space="preserve">- </w:t>
+            </w:r>
+            <w:r>
+              <w:rPr>
+                <w:lang w:val="en-US"/>
+              </w:rPr>
+              <w:t>Sounds</w:t>
+            </w:r>
+            <w:r>
+              <w:rPr>
+                <w:lang w:val="en-US"/>
+              </w:rPr>
+              <w:t xml:space="preserve"> urgent or threatening</w:t>
+            </w:r>
+            <w:r>
+              <w:rPr>
+                <w:lang w:val="en-US"/>
+              </w:rPr>
+              <w:t>.</w:t>
+            </w:r>
+          </w:p>
+          <w:p>
+            <w:pPr>
+              <w:rPr>
+                <w:lang w:val="en-US"/>
+              </w:rPr>
+            </w:pPr>
+            <w:r>
+              <w:rPr>
+                <w:lang w:val="en-US"/>
+              </w:rPr>
+              <w:t>[p] - Have poor grammar (but not always)</w:t>
+            </w:r>
+            <w:r>
+              <w:rPr>
+                <w:lang w:val="en-US"/>
+              </w:rPr>
+              <w:t>.</w:t>
+            </w:r>
+          </w:p>
+          <w:p>
+            <w:pPr>
+              <w:rPr>
+                <w:lang w:val="en-US"/>
+              </w:rPr>
+            </w:pPr>
+            <w:r>
+              <w:rPr>
+                <w:lang w:val="en-US"/>
+              </w:rPr>
               <w:lastRenderedPageBreak/>
-              <w:t>[p]</w:t>
-            </w:r>
-            <w:r>
-              <w:rPr>
-                <w:lang w:val="en-US"/>
-              </w:rPr>
-              <w:t xml:space="preserve"> </w:t>
-            </w:r>
-          </w:p>
-          <w:p>
-            <w:pPr>
-              <w:rPr>
-                <w:lang w:val="en-US"/>
-              </w:rPr>
-            </w:pPr>
-            <w:r>
-              <w:rPr>
-                <w:lang w:val="en-US"/>
-              </w:rPr>
-              <w:t>[p]Be extra careful with emails that:</w:t>
-            </w:r>
-          </w:p>
-          <w:p>
-            <w:pPr>
-              <w:rPr>
-                <w:lang w:val="en-US"/>
-              </w:rPr>
-            </w:pPr>
-            <w:r>
-              <w:rPr>
-                <w:lang w:val="en-US"/>
-              </w:rPr>
-              <w:t>[p]</w:t>
-            </w:r>
-            <w:r>
-              <w:rPr>
-                <w:lang w:val="en-US"/>
-              </w:rPr>
-              <w:t xml:space="preserve"> </w:t>
-            </w:r>
-            <w:r>
-              <w:rPr>
-                <w:lang w:val="en-US"/>
-              </w:rPr>
-              <w:t xml:space="preserve">- </w:t>
-            </w:r>
-            <w:r>
-              <w:rPr>
-                <w:lang w:val="en-US"/>
-              </w:rPr>
-              <w:t>Sounds</w:t>
-            </w:r>
-            <w:r>
-              <w:rPr>
-                <w:lang w:val="en-US"/>
-              </w:rPr>
-              <w:t xml:space="preserve"> urgent or threatening</w:t>
-            </w:r>
-            <w:r>
-              <w:rPr>
-                <w:lang w:val="en-US"/>
-              </w:rPr>
-              <w:t>.</w:t>
-            </w:r>
-          </w:p>
-          <w:p>
-            <w:pPr>
-              <w:rPr>
-                <w:lang w:val="en-US"/>
-              </w:rPr>
-            </w:pPr>
-            <w:r>
-              <w:rPr>
-                <w:lang w:val="en-US"/>
-              </w:rPr>
-              <w:t>[p] - Have poor grammar (but not always)</w:t>
-            </w:r>
-            <w:r>
-              <w:rPr>
-                <w:lang w:val="en-US"/>
-              </w:rPr>
-              <w:t>.</w:t>
-            </w:r>
-          </w:p>
-          <w:p>
-            <w:pPr>
-              <w:rPr>
-                <w:lang w:val="en-US"/>
-              </w:rPr>
-            </w:pPr>
-            <w:r>
-              <w:rPr>
-                <w:lang w:val="en-US"/>
-              </w:rPr>
               <w:t>[p]</w:t>
             </w:r>
             <w:r>
@@ -5961,14 +6020,27 @@
               <w:rPr>
                 <w:lang w:val="en-US"/>
               </w:rPr>
-              <w:t>[b]</w:t>
+              <w:t>[</w:t>
+            </w:r>
+            <w:proofErr w:type="gramStart"/>
+            <w:r>
+              <w:rPr>
+                <w:lang w:val="en-US"/>
+              </w:rPr>
+              <w:t>b]</w:t>
             </w:r>
             <w:r>
               <w:t>Malware</w:t>
             </w:r>
-            <w:r>
-              <w:t>[/b] :</w:t>
-            </w:r>
+            <w:proofErr w:type="gramEnd"/>
+            <w:r>
+              <w:t>[/b</w:t>
+            </w:r>
+            <w:proofErr w:type="gramStart"/>
+            <w:r>
+              <w:t>] :</w:t>
+            </w:r>
+            <w:proofErr w:type="gramEnd"/>
             <w:r>
               <w:t xml:space="preserve"> Software that runs in the background silently. They have various goals, such as recording what you type, </w:t>
             </w:r>
@@ -5994,10 +6066,29 @@
               <w:rPr>
                 <w:lang w:val="en-US"/>
               </w:rPr>
-              <w:t>[p][b]</w:t>
-            </w:r>
-            <w:r>
-              <w:t>Adware[/b] : If it exists in your device, you will get spammed by various advertisements which can be very distracting.</w:t>
+              <w:t>[p][</w:t>
+            </w:r>
+            <w:proofErr w:type="gramStart"/>
+            <w:r>
+              <w:rPr>
+                <w:lang w:val="en-US"/>
+              </w:rPr>
+              <w:t>b]</w:t>
+            </w:r>
+            <w:r>
+              <w:t>Adware</w:t>
+            </w:r>
+            <w:proofErr w:type="gramEnd"/>
+            <w:r>
+              <w:t>[/b</w:t>
+            </w:r>
+            <w:proofErr w:type="gramStart"/>
+            <w:r>
+              <w:t>] :</w:t>
+            </w:r>
+            <w:proofErr w:type="gramEnd"/>
+            <w:r>
+              <w:t xml:space="preserve"> If it exists in your device, you will get spammed by various advertisements which can be very distracting.</w:t>
             </w:r>
           </w:p>
           <w:p>
@@ -6018,23 +6109,41 @@
               <w:rPr>
                 <w:lang w:val="en-US"/>
               </w:rPr>
-              <w:t>[p][b]</w:t>
-            </w:r>
-            <w:r>
-              <w:t>Ransomware[/b] : One of the most dangerous software to have in your device. It will lock your files and demand a large sum of money to unlock your files. Do not pay the ransom, it will not guarantee your files return.</w:t>
-            </w:r>
-          </w:p>
-          <w:p>
-            <w:pPr>
-              <w:rPr>
-                <w:lang w:val="en-US"/>
-              </w:rPr>
-            </w:pPr>
-            <w:r>
-              <w:rPr>
-                <w:lang w:val="en-US"/>
-              </w:rPr>
-              <w:lastRenderedPageBreak/>
+              <w:t>[p][</w:t>
+            </w:r>
+            <w:proofErr w:type="gramStart"/>
+            <w:r>
+              <w:rPr>
+                <w:lang w:val="en-US"/>
+              </w:rPr>
+              <w:t>b]</w:t>
+            </w:r>
+            <w:r>
+              <w:t>Ransomware</w:t>
+            </w:r>
+            <w:proofErr w:type="gramEnd"/>
+            <w:r>
+              <w:t>[/b</w:t>
+            </w:r>
+            <w:proofErr w:type="gramStart"/>
+            <w:r>
+              <w:t>] :</w:t>
+            </w:r>
+            <w:proofErr w:type="gramEnd"/>
+            <w:r>
+              <w:t xml:space="preserve"> One of the most dangerous software to have in your device. It will lock your files and demand a large sum of money to unlock your files. Do not pay the ransom, it will not guarantee your files return.</w:t>
+            </w:r>
+          </w:p>
+          <w:p>
+            <w:pPr>
+              <w:rPr>
+                <w:lang w:val="en-US"/>
+              </w:rPr>
+            </w:pPr>
+            <w:r>
+              <w:rPr>
+                <w:lang w:val="en-US"/>
+              </w:rPr>
               <w:t xml:space="preserve">[p] </w:t>
             </w:r>
           </w:p>
@@ -6615,19 +6724,47 @@
               <w:rPr>
                 <w:lang w:val="en-US"/>
               </w:rPr>
-              <w:t>=500x500</w:t>
-            </w:r>
-            <w:r>
-              <w:rPr>
-                <w:lang w:val="en-US"/>
-              </w:rPr>
-              <w:t>]assets/adware/c17_recruit.jpg[/img]</w:t>
-            </w:r>
-            <w:r>
-              <w:rPr>
-                <w:lang w:val="en-US"/>
-              </w:rPr>
-              <w:t>[/center]</w:t>
+              <w:t>=500x</w:t>
+            </w:r>
+            <w:proofErr w:type="gramStart"/>
+            <w:r>
+              <w:rPr>
+                <w:lang w:val="en-US"/>
+              </w:rPr>
+              <w:t>500</w:t>
+            </w:r>
+            <w:r>
+              <w:rPr>
+                <w:lang w:val="en-US"/>
+              </w:rPr>
+              <w:t>]assets/adware/c17_recruit.jpg</w:t>
+            </w:r>
+            <w:proofErr w:type="gramEnd"/>
+            <w:r>
+              <w:rPr>
+                <w:lang w:val="en-US"/>
+              </w:rPr>
+              <w:t>[/</w:t>
+            </w:r>
+            <w:proofErr w:type="gramStart"/>
+            <w:r>
+              <w:rPr>
+                <w:lang w:val="en-US"/>
+              </w:rPr>
+              <w:t>img]</w:t>
+            </w:r>
+            <w:r>
+              <w:rPr>
+                <w:lang w:val="en-US"/>
+              </w:rPr>
+              <w:t>[</w:t>
+            </w:r>
+            <w:proofErr w:type="gramEnd"/>
+            <w:r>
+              <w:rPr>
+                <w:lang w:val="en-US"/>
+              </w:rPr>
+              <w:t>/center]</w:t>
             </w:r>
           </w:p>
         </w:tc>
@@ -6912,11 +7049,19 @@
                 <w:lang w:val="en-US"/>
               </w:rPr>
             </w:pPr>
-            <w:r>
-              <w:rPr>
-                <w:lang w:val="en-US"/>
-              </w:rPr>
-              <w:t xml:space="preserve">[p]Please download and send the </w:t>
+            <w:proofErr w:type="gramStart"/>
+            <w:r>
+              <w:rPr>
+                <w:lang w:val="en-US"/>
+              </w:rPr>
+              <w:t>[p]</w:t>
+            </w:r>
+            <w:proofErr w:type="gramEnd"/>
+            <w:r>
+              <w:rPr>
+                <w:lang w:val="en-US"/>
+              </w:rPr>
+              <w:t xml:space="preserve">Please download and send the </w:t>
             </w:r>
             <w:proofErr w:type="spellStart"/>
             <w:r>
@@ -7271,12 +7416,14 @@
                 <w:lang w:val="en-US"/>
               </w:rPr>
             </w:pPr>
+            <w:proofErr w:type="gramStart"/>
             <w:r>
               <w:rPr>
                 <w:lang w:val="en-US"/>
               </w:rPr>
               <w:t>[p]</w:t>
             </w:r>
+            <w:proofErr w:type="gramEnd"/>
             <w:r>
               <w:rPr>
                 <w:lang w:val="en-US"/>
@@ -7424,7 +7571,6 @@
                 <w:bCs/>
                 <w:lang w:val="en-US"/>
               </w:rPr>
-              <w:lastRenderedPageBreak/>
               <w:t>Sender Address</w:t>
             </w:r>
             <w:r>
@@ -7608,7 +7754,6 @@
               <w:rPr>
                 <w:lang w:val="en-US"/>
               </w:rPr>
-              <w:lastRenderedPageBreak/>
               <w:t>[p]Blue Pens = 100 units</w:t>
             </w:r>
           </w:p>
@@ -8030,11 +8175,19 @@
                 <w:lang w:val="en-US"/>
               </w:rPr>
             </w:pPr>
-            <w:r>
-              <w:rPr>
-                <w:lang w:val="en-US"/>
-              </w:rPr>
-              <w:t xml:space="preserve">[p]Please download </w:t>
+            <w:proofErr w:type="gramStart"/>
+            <w:r>
+              <w:rPr>
+                <w:lang w:val="en-US"/>
+              </w:rPr>
+              <w:t>[p]</w:t>
+            </w:r>
+            <w:proofErr w:type="gramEnd"/>
+            <w:r>
+              <w:rPr>
+                <w:lang w:val="en-US"/>
+              </w:rPr>
+              <w:t xml:space="preserve">Please download </w:t>
             </w:r>
             <w:r>
               <w:rPr>
@@ -8358,6 +8511,1095 @@
               </w:rPr>
               <w:t>[p]Was really busy today and found a lot of new clients! Here are the purchase orders, like usual please help me send them to Finance. Thanks!</w:t>
             </w:r>
+          </w:p>
+        </w:tc>
+      </w:tr>
+    </w:tbl>
+    <w:p>
+      <w:pPr>
+        <w:rPr>
+          <w:lang w:val="en-US"/>
+        </w:rPr>
+      </w:pPr>
+    </w:p>
+    <w:p>
+      <w:pPr>
+        <w:rPr>
+          <w:lang w:val="en-US"/>
+        </w:rPr>
+      </w:pPr>
+      <w:r>
+        <w:rPr>
+          <w:lang w:val="en-US"/>
+        </w:rPr>
+        <w:br w:type="page"/>
+      </w:r>
+    </w:p>
+    <w:p>
+      <w:pPr>
+        <w:pStyle w:val="Heading1"/>
+        <w:rPr>
+          <w:b/>
+          <w:bCs/>
+          <w:lang w:val="en-US"/>
+        </w:rPr>
+      </w:pPr>
+      <w:r>
+        <w:rPr>
+          <w:b/>
+          <w:bCs/>
+          <w:lang w:val="en-US"/>
+        </w:rPr>
+        <w:t>Wednesday</w:t>
+      </w:r>
+    </w:p>
+    <w:tbl>
+      <w:tblPr>
+        <w:tblStyle w:val="TableGrid"/>
+        <w:tblW w:w="0" w:type="auto"/>
+        <w:tblLook w:val="04A0" w:firstRow="1" w:lastRow="0" w:firstColumn="1" w:lastColumn="0" w:noHBand="0" w:noVBand="1"/>
+      </w:tblPr>
+      <w:tblGrid>
+        <w:gridCol w:w="3955"/>
+        <w:gridCol w:w="5061"/>
+      </w:tblGrid>
+      <w:tr>
+        <w:trPr>
+          <w:trHeight w:val="360"/>
+        </w:trPr>
+        <w:tc>
+          <w:tcPr>
+            <w:tcW w:w="3955" w:type="dxa"/>
+            <w:vAlign w:val="center"/>
+          </w:tcPr>
+          <w:p>
+            <w:pPr>
+              <w:jc w:val="center"/>
+              <w:rPr>
+                <w:b/>
+                <w:bCs/>
+                <w:lang w:val="en-US"/>
+              </w:rPr>
+            </w:pPr>
+            <w:r>
+              <w:rPr>
+                <w:b/>
+                <w:bCs/>
+                <w:lang w:val="en-US"/>
+              </w:rPr>
+              <w:t>D</w:t>
+            </w:r>
+            <w:proofErr w:type="spellStart"/>
+            <w:r>
+              <w:rPr>
+                <w:b/>
+                <w:bCs/>
+              </w:rPr>
+              <w:t>etails</w:t>
+            </w:r>
+            <w:proofErr w:type="spellEnd"/>
+          </w:p>
+        </w:tc>
+        <w:tc>
+          <w:tcPr>
+            <w:tcW w:w="5061" w:type="dxa"/>
+            <w:vAlign w:val="center"/>
+          </w:tcPr>
+          <w:p>
+            <w:pPr>
+              <w:jc w:val="center"/>
+              <w:rPr>
+                <w:b/>
+                <w:bCs/>
+                <w:lang w:val="en-US"/>
+              </w:rPr>
+            </w:pPr>
+            <w:r>
+              <w:rPr>
+                <w:b/>
+                <w:bCs/>
+                <w:lang w:val="en-US"/>
+              </w:rPr>
+              <w:t>WEDNESDAY</w:t>
+            </w:r>
+          </w:p>
+        </w:tc>
+      </w:tr>
+      <w:tr>
+        <w:trPr>
+          <w:trHeight w:val="360"/>
+        </w:trPr>
+        <w:tc>
+          <w:tcPr>
+            <w:tcW w:w="3955" w:type="dxa"/>
+            <w:vAlign w:val="center"/>
+          </w:tcPr>
+          <w:p>
+            <w:pPr>
+              <w:rPr>
+                <w:b/>
+                <w:bCs/>
+                <w:lang w:val="en-US"/>
+              </w:rPr>
+            </w:pPr>
+          </w:p>
+          <w:p>
+            <w:pPr>
+              <w:rPr>
+                <w:lang w:val="en-US"/>
+              </w:rPr>
+            </w:pPr>
+            <w:r>
+              <w:rPr>
+                <w:b/>
+                <w:bCs/>
+                <w:lang w:val="en-US"/>
+              </w:rPr>
+              <w:t>Type</w:t>
+            </w:r>
+            <w:r>
+              <w:rPr>
+                <w:lang w:val="en-US"/>
+              </w:rPr>
+              <w:t>: Message</w:t>
+            </w:r>
+          </w:p>
+          <w:p>
+            <w:pPr>
+              <w:rPr>
+                <w:lang w:val="en-US"/>
+              </w:rPr>
+            </w:pPr>
+            <w:r>
+              <w:rPr>
+                <w:b/>
+                <w:bCs/>
+                <w:lang w:val="en-US"/>
+              </w:rPr>
+              <w:t>Sender Name</w:t>
+            </w:r>
+            <w:r>
+              <w:rPr>
+                <w:lang w:val="en-US"/>
+              </w:rPr>
+              <w:t xml:space="preserve">: </w:t>
+            </w:r>
+            <w:r>
+              <w:rPr>
+                <w:lang w:val="en-US"/>
+              </w:rPr>
+              <w:t>Kai Jie</w:t>
+            </w:r>
+          </w:p>
+          <w:p>
+            <w:pPr>
+              <w:rPr>
+                <w:lang w:val="en-US"/>
+              </w:rPr>
+            </w:pPr>
+            <w:r>
+              <w:rPr>
+                <w:b/>
+                <w:bCs/>
+                <w:lang w:val="en-US"/>
+              </w:rPr>
+              <w:t>Sender Address</w:t>
+            </w:r>
+            <w:r>
+              <w:rPr>
+                <w:lang w:val="en-US"/>
+              </w:rPr>
+              <w:t xml:space="preserve">: </w:t>
+            </w:r>
+            <w:hyperlink r:id="rId17" w:history="1">
+              <w:r>
+                <w:rPr>
+                  <w:rStyle w:val="Hyperlink"/>
+                  <w:lang w:val="en-US"/>
+                </w:rPr>
+                <w:t>k</w:t>
+              </w:r>
+              <w:r>
+                <w:rPr>
+                  <w:rStyle w:val="Hyperlink"/>
+                </w:rPr>
+                <w:t>aijie.it</w:t>
+              </w:r>
+              <w:r>
+                <w:rPr>
+                  <w:rStyle w:val="Hyperlink"/>
+                  <w:lang w:val="en-US"/>
+                </w:rPr>
+                <w:t>@abc.com.my</w:t>
+              </w:r>
+            </w:hyperlink>
+          </w:p>
+          <w:p>
+            <w:pPr>
+              <w:rPr>
+                <w:lang w:val="en-US"/>
+              </w:rPr>
+            </w:pPr>
+            <w:r>
+              <w:rPr>
+                <w:b/>
+                <w:bCs/>
+                <w:lang w:val="en-US"/>
+              </w:rPr>
+              <w:t>To Address</w:t>
+            </w:r>
+            <w:r>
+              <w:rPr>
+                <w:lang w:val="en-US"/>
+              </w:rPr>
+              <w:t>: {</w:t>
+            </w:r>
+            <w:proofErr w:type="spellStart"/>
+            <w:r>
+              <w:rPr>
+                <w:lang w:val="en-US"/>
+              </w:rPr>
+              <w:t>player_email</w:t>
+            </w:r>
+            <w:proofErr w:type="spellEnd"/>
+            <w:r>
+              <w:rPr>
+                <w:lang w:val="en-US"/>
+              </w:rPr>
+              <w:t>}</w:t>
+            </w:r>
+          </w:p>
+          <w:p>
+            <w:pPr>
+              <w:rPr>
+                <w:lang w:val="en-US"/>
+              </w:rPr>
+            </w:pPr>
+            <w:r>
+              <w:rPr>
+                <w:b/>
+                <w:bCs/>
+                <w:lang w:val="en-US"/>
+              </w:rPr>
+              <w:t>CC Address</w:t>
+            </w:r>
+            <w:r>
+              <w:rPr>
+                <w:lang w:val="en-US"/>
+              </w:rPr>
+              <w:t>:</w:t>
+            </w:r>
+            <w:r>
+              <w:rPr>
+                <w:lang w:val="en-US"/>
+              </w:rPr>
+              <w:t xml:space="preserve"> </w:t>
+            </w:r>
+            <w:hyperlink r:id="rId18" w:history="1">
+              <w:r>
+                <w:rPr>
+                  <w:rStyle w:val="Hyperlink"/>
+                  <w:lang w:val="en-US"/>
+                </w:rPr>
+                <w:t>blake@abc.com.my</w:t>
+              </w:r>
+            </w:hyperlink>
+            <w:r>
+              <w:rPr>
+                <w:lang w:val="en-US"/>
+              </w:rPr>
+              <w:t xml:space="preserve">, </w:t>
+            </w:r>
+            <w:hyperlink r:id="rId19" w:history="1">
+              <w:r>
+                <w:rPr>
+                  <w:rStyle w:val="Hyperlink"/>
+                  <w:lang w:val="en-US"/>
+                </w:rPr>
+                <w:t>mike@abc.com.my</w:t>
+              </w:r>
+            </w:hyperlink>
+            <w:r>
+              <w:rPr>
+                <w:lang w:val="en-US"/>
+              </w:rPr>
+              <w:t xml:space="preserve">, </w:t>
+            </w:r>
+            <w:hyperlink r:id="rId20" w:history="1">
+              <w:r>
+                <w:rPr>
+                  <w:rStyle w:val="Hyperlink"/>
+                  <w:lang w:val="en-US"/>
+                </w:rPr>
+                <w:t>nazrin.</w:t>
+              </w:r>
+              <w:r>
+                <w:rPr>
+                  <w:rStyle w:val="Hyperlink"/>
+                </w:rPr>
+                <w:t>finance</w:t>
+              </w:r>
+              <w:r>
+                <w:rPr>
+                  <w:rStyle w:val="Hyperlink"/>
+                  <w:lang w:val="en-US"/>
+                </w:rPr>
+                <w:t>@abc.com.my</w:t>
+              </w:r>
+            </w:hyperlink>
+            <w:r>
+              <w:rPr>
+                <w:lang w:val="en-US"/>
+              </w:rPr>
+              <w:t xml:space="preserve"> </w:t>
+            </w:r>
+          </w:p>
+          <w:p>
+            <w:pPr>
+              <w:rPr>
+                <w:lang w:val="en-US"/>
+              </w:rPr>
+            </w:pPr>
+            <w:r>
+              <w:rPr>
+                <w:b/>
+                <w:bCs/>
+                <w:lang w:val="en-US"/>
+              </w:rPr>
+              <w:t>Subject</w:t>
+            </w:r>
+            <w:r>
+              <w:rPr>
+                <w:lang w:val="en-US"/>
+              </w:rPr>
+              <w:t xml:space="preserve">: </w:t>
+            </w:r>
+            <w:r>
+              <w:rPr>
+                <w:lang w:val="en-US"/>
+              </w:rPr>
+              <w:t>Ransomware Alert</w:t>
+            </w:r>
+          </w:p>
+          <w:p>
+            <w:pPr>
+              <w:rPr>
+                <w:b/>
+                <w:bCs/>
+                <w:lang w:val="en-US"/>
+              </w:rPr>
+            </w:pPr>
+          </w:p>
+        </w:tc>
+        <w:tc>
+          <w:tcPr>
+            <w:tcW w:w="5061" w:type="dxa"/>
+            <w:vAlign w:val="center"/>
+          </w:tcPr>
+          <w:p>
+            <w:pPr>
+              <w:rPr>
+                <w:lang w:val="en-US"/>
+              </w:rPr>
+            </w:pPr>
+          </w:p>
+          <w:p>
+            <w:pPr>
+              <w:rPr>
+                <w:lang w:val="en-US"/>
+              </w:rPr>
+            </w:pPr>
+            <w:r>
+              <w:rPr>
+                <w:lang w:val="en-US"/>
+              </w:rPr>
+              <w:t>Attention</w:t>
+            </w:r>
+            <w:r>
+              <w:rPr>
+                <w:lang w:val="en-US"/>
+              </w:rPr>
+              <w:t>, everyone!</w:t>
+            </w:r>
+          </w:p>
+          <w:p>
+            <w:pPr>
+              <w:rPr>
+                <w:lang w:val="en-US"/>
+              </w:rPr>
+            </w:pPr>
+            <w:r>
+              <w:rPr>
+                <w:lang w:val="en-US"/>
+              </w:rPr>
+              <w:t xml:space="preserve">[p] </w:t>
+            </w:r>
+          </w:p>
+          <w:p>
+            <w:pPr>
+              <w:rPr>
+                <w:lang w:val="en-US"/>
+              </w:rPr>
+            </w:pPr>
+            <w:r>
+              <w:rPr>
+                <w:lang w:val="en-US"/>
+              </w:rPr>
+              <w:t>[p]</w:t>
+            </w:r>
+            <w:r>
+              <w:rPr>
+                <w:lang w:val="en-US"/>
+              </w:rPr>
+              <w:t>There has been targeted attacks against businesses by unknown parties using malwares. Some fell victim to a very dangerous Ransomware spreading around lately.</w:t>
+            </w:r>
+          </w:p>
+          <w:p>
+            <w:pPr>
+              <w:rPr>
+                <w:lang w:val="en-US"/>
+              </w:rPr>
+            </w:pPr>
+            <w:r>
+              <w:rPr>
+                <w:lang w:val="en-US"/>
+              </w:rPr>
+              <w:t xml:space="preserve">[p] </w:t>
+            </w:r>
+          </w:p>
+          <w:p>
+            <w:pPr>
+              <w:rPr>
+                <w:lang w:val="en-US"/>
+              </w:rPr>
+            </w:pPr>
+            <w:r>
+              <w:rPr>
+                <w:lang w:val="en-US"/>
+              </w:rPr>
+              <w:t>[p]</w:t>
+            </w:r>
+            <w:r>
+              <w:rPr>
+                <w:lang w:val="en-US"/>
+              </w:rPr>
+              <w:t xml:space="preserve">Here is a list </w:t>
+            </w:r>
+            <w:r>
+              <w:rPr>
+                <w:lang w:val="en-US"/>
+              </w:rPr>
+              <w:t>of commonly spotted email addresses sending ransomware, please be aware that this is not a complete list.</w:t>
+            </w:r>
+          </w:p>
+          <w:p>
+            <w:pPr>
+              <w:rPr>
+                <w:lang w:val="en-US"/>
+              </w:rPr>
+            </w:pPr>
+            <w:r>
+              <w:rPr>
+                <w:lang w:val="en-US"/>
+              </w:rPr>
+              <w:t xml:space="preserve">[p] </w:t>
+            </w:r>
+          </w:p>
+          <w:p>
+            <w:pPr>
+              <w:rPr>
+                <w:lang w:val="en-US"/>
+              </w:rPr>
+            </w:pPr>
+            <w:r>
+              <w:rPr>
+                <w:lang w:val="en-US"/>
+              </w:rPr>
+              <w:t>[p]</w:t>
+            </w:r>
+            <w:hyperlink r:id="rId21" w:history="1">
+              <w:r>
+                <w:rPr>
+                  <w:rStyle w:val="Hyperlink"/>
+                  <w:lang w:val="en-US"/>
+                </w:rPr>
+                <w:t>sus@email.com</w:t>
+              </w:r>
+            </w:hyperlink>
+          </w:p>
+          <w:p>
+            <w:pPr>
+              <w:rPr>
+                <w:lang w:val="en-US"/>
+              </w:rPr>
+            </w:pPr>
+            <w:r>
+              <w:rPr>
+                <w:lang w:val="en-US"/>
+              </w:rPr>
+              <w:t>[p]</w:t>
+            </w:r>
+            <w:r>
+              <w:rPr>
+                <w:lang w:val="en-US"/>
+              </w:rPr>
+              <w:t>sus@email.com</w:t>
+            </w:r>
+          </w:p>
+          <w:p>
+            <w:pPr>
+              <w:rPr>
+                <w:lang w:val="en-US"/>
+              </w:rPr>
+            </w:pPr>
+            <w:r>
+              <w:rPr>
+                <w:lang w:val="en-US"/>
+              </w:rPr>
+              <w:t>[p]</w:t>
+            </w:r>
+            <w:r>
+              <w:rPr>
+                <w:lang w:val="en-US"/>
+              </w:rPr>
+              <w:t>sus@email.com</w:t>
+            </w:r>
+          </w:p>
+          <w:p>
+            <w:pPr>
+              <w:rPr>
+                <w:lang w:val="en-US"/>
+              </w:rPr>
+            </w:pPr>
+          </w:p>
+          <w:p>
+            <w:pPr>
+              <w:rPr>
+                <w:lang w:val="en-US"/>
+              </w:rPr>
+            </w:pPr>
+          </w:p>
+        </w:tc>
+      </w:tr>
+      <w:tr>
+        <w:trPr>
+          <w:trHeight w:val="360"/>
+        </w:trPr>
+        <w:tc>
+          <w:tcPr>
+            <w:tcW w:w="3955" w:type="dxa"/>
+            <w:vAlign w:val="center"/>
+          </w:tcPr>
+          <w:p>
+            <w:pPr>
+              <w:rPr>
+                <w:b/>
+                <w:bCs/>
+                <w:lang w:val="en-US"/>
+              </w:rPr>
+            </w:pPr>
+          </w:p>
+          <w:p>
+            <w:pPr>
+              <w:rPr>
+                <w:lang w:val="en-US"/>
+              </w:rPr>
+            </w:pPr>
+            <w:r>
+              <w:rPr>
+                <w:b/>
+                <w:bCs/>
+                <w:lang w:val="en-US"/>
+              </w:rPr>
+              <w:t>Type</w:t>
+            </w:r>
+            <w:r>
+              <w:rPr>
+                <w:lang w:val="en-US"/>
+              </w:rPr>
+              <w:t xml:space="preserve">: </w:t>
+            </w:r>
+            <w:r>
+              <w:rPr>
+                <w:lang w:val="en-US"/>
+              </w:rPr>
+              <w:t>Inbound</w:t>
+            </w:r>
+          </w:p>
+          <w:p>
+            <w:pPr>
+              <w:rPr>
+                <w:lang w:val="en-US"/>
+              </w:rPr>
+            </w:pPr>
+            <w:r>
+              <w:rPr>
+                <w:b/>
+                <w:bCs/>
+                <w:lang w:val="en-US"/>
+              </w:rPr>
+              <w:t>Sender Name</w:t>
+            </w:r>
+            <w:r>
+              <w:rPr>
+                <w:lang w:val="en-US"/>
+              </w:rPr>
+              <w:t xml:space="preserve">: </w:t>
+            </w:r>
+            <w:r>
+              <w:rPr>
+                <w:lang w:val="en-US"/>
+              </w:rPr>
+              <w:t>Lina Zahra</w:t>
+            </w:r>
+          </w:p>
+          <w:p>
+            <w:pPr>
+              <w:rPr>
+                <w:lang w:val="en-US"/>
+              </w:rPr>
+            </w:pPr>
+            <w:r>
+              <w:rPr>
+                <w:b/>
+                <w:bCs/>
+                <w:lang w:val="en-US"/>
+              </w:rPr>
+              <w:t>Sender Address</w:t>
+            </w:r>
+            <w:r>
+              <w:rPr>
+                <w:lang w:val="en-US"/>
+              </w:rPr>
+              <w:t xml:space="preserve">: </w:t>
+            </w:r>
+            <w:r>
+              <w:rPr>
+                <w:lang w:val="en-US"/>
+              </w:rPr>
+              <w:t>linaArts821@email.com</w:t>
+            </w:r>
+          </w:p>
+          <w:p>
+            <w:pPr>
+              <w:rPr>
+                <w:lang w:val="en-US"/>
+              </w:rPr>
+            </w:pPr>
+            <w:r>
+              <w:rPr>
+                <w:b/>
+                <w:bCs/>
+                <w:lang w:val="en-US"/>
+              </w:rPr>
+              <w:t>To Address</w:t>
+            </w:r>
+            <w:r>
+              <w:rPr>
+                <w:lang w:val="en-US"/>
+              </w:rPr>
+              <w:t>: {</w:t>
+            </w:r>
+            <w:proofErr w:type="spellStart"/>
+            <w:r>
+              <w:rPr>
+                <w:lang w:val="en-US"/>
+              </w:rPr>
+              <w:t>player_email</w:t>
+            </w:r>
+            <w:proofErr w:type="spellEnd"/>
+            <w:r>
+              <w:rPr>
+                <w:lang w:val="en-US"/>
+              </w:rPr>
+              <w:t>}</w:t>
+            </w:r>
+          </w:p>
+          <w:p>
+            <w:pPr>
+              <w:rPr>
+                <w:lang w:val="en-US"/>
+              </w:rPr>
+            </w:pPr>
+            <w:r>
+              <w:rPr>
+                <w:b/>
+                <w:bCs/>
+                <w:lang w:val="en-US"/>
+              </w:rPr>
+              <w:t>CC Address</w:t>
+            </w:r>
+            <w:r>
+              <w:rPr>
+                <w:lang w:val="en-US"/>
+              </w:rPr>
+              <w:t>:</w:t>
+            </w:r>
+            <w:r>
+              <w:rPr>
+                <w:lang w:val="en-US"/>
+              </w:rPr>
+              <w:t xml:space="preserve"> </w:t>
+            </w:r>
+          </w:p>
+          <w:p>
+            <w:pPr>
+              <w:rPr>
+                <w:lang w:val="en-US"/>
+              </w:rPr>
+            </w:pPr>
+            <w:r>
+              <w:rPr>
+                <w:b/>
+                <w:bCs/>
+                <w:lang w:val="en-US"/>
+              </w:rPr>
+              <w:t>Subject</w:t>
+            </w:r>
+            <w:r>
+              <w:rPr>
+                <w:lang w:val="en-US"/>
+              </w:rPr>
+              <w:t xml:space="preserve">: </w:t>
+            </w:r>
+            <w:r>
+              <w:rPr>
+                <w:lang w:val="en-US"/>
+              </w:rPr>
+              <w:t>Purchase Order Changed</w:t>
+            </w:r>
+          </w:p>
+          <w:p>
+            <w:pPr>
+              <w:rPr>
+                <w:b/>
+                <w:bCs/>
+                <w:lang w:val="en-US"/>
+              </w:rPr>
+            </w:pPr>
+          </w:p>
+        </w:tc>
+        <w:tc>
+          <w:tcPr>
+            <w:tcW w:w="5061" w:type="dxa"/>
+            <w:vAlign w:val="center"/>
+          </w:tcPr>
+          <w:p>
+            <w:pPr>
+              <w:rPr>
+                <w:lang w:val="en-US"/>
+              </w:rPr>
+            </w:pPr>
+          </w:p>
+          <w:p>
+            <w:pPr>
+              <w:rPr>
+                <w:lang w:val="en-US"/>
+              </w:rPr>
+            </w:pPr>
+            <w:r>
+              <w:rPr>
+                <w:lang w:val="en-US"/>
+              </w:rPr>
+              <w:t>Good morning!</w:t>
+            </w:r>
+          </w:p>
+          <w:p>
+            <w:pPr>
+              <w:rPr>
+                <w:lang w:val="en-US"/>
+              </w:rPr>
+            </w:pPr>
+            <w:r>
+              <w:rPr>
+                <w:lang w:val="en-US"/>
+              </w:rPr>
+              <w:t xml:space="preserve">[p] </w:t>
+            </w:r>
+          </w:p>
+          <w:p>
+            <w:pPr>
+              <w:rPr>
+                <w:lang w:val="en-US"/>
+              </w:rPr>
+            </w:pPr>
+            <w:r>
+              <w:rPr>
+                <w:lang w:val="en-US"/>
+              </w:rPr>
+              <w:t>[p]Yesterday someone from your company, Mr. Mike submitted a purchase order on my behalf. After some considerations I want to add on more items in the purchase order. Please notify them to refer to this revised purchase order. Sorry for the inconvenience!</w:t>
+            </w:r>
+          </w:p>
+          <w:p>
+            <w:pPr>
+              <w:rPr>
+                <w:lang w:val="en-US"/>
+              </w:rPr>
+            </w:pPr>
+            <w:r>
+              <w:rPr>
+                <w:lang w:val="en-US"/>
+              </w:rPr>
+              <w:t xml:space="preserve">[p] </w:t>
+            </w:r>
+          </w:p>
+          <w:p>
+            <w:pPr>
+              <w:rPr>
+                <w:lang w:val="en-US"/>
+              </w:rPr>
+            </w:pPr>
+            <w:r>
+              <w:rPr>
+                <w:lang w:val="en-US"/>
+              </w:rPr>
+              <w:t xml:space="preserve">[p] </w:t>
+            </w:r>
+          </w:p>
+          <w:p>
+            <w:pPr>
+              <w:rPr>
+                <w:lang w:val="en-US"/>
+              </w:rPr>
+            </w:pPr>
+            <w:r>
+              <w:rPr>
+                <w:lang w:val="en-US"/>
+              </w:rPr>
+              <w:t>[p]Lina Zahra</w:t>
+            </w:r>
+          </w:p>
+          <w:p>
+            <w:pPr>
+              <w:rPr>
+                <w:lang w:val="en-US"/>
+              </w:rPr>
+            </w:pPr>
+            <w:r>
+              <w:rPr>
+                <w:lang w:val="en-US"/>
+              </w:rPr>
+              <w:t>[p]Lina Arts &amp; Crafts Store Manager</w:t>
+            </w:r>
+          </w:p>
+          <w:p>
+            <w:pPr>
+              <w:rPr>
+                <w:lang w:val="en-US"/>
+              </w:rPr>
+            </w:pPr>
+          </w:p>
+        </w:tc>
+      </w:tr>
+      <w:tr>
+        <w:trPr>
+          <w:trHeight w:val="360"/>
+        </w:trPr>
+        <w:tc>
+          <w:tcPr>
+            <w:tcW w:w="3955" w:type="dxa"/>
+            <w:vAlign w:val="center"/>
+          </w:tcPr>
+          <w:p>
+            <w:pPr>
+              <w:rPr>
+                <w:b/>
+                <w:bCs/>
+                <w:lang w:val="en-US"/>
+              </w:rPr>
+            </w:pPr>
+          </w:p>
+          <w:p>
+            <w:pPr>
+              <w:rPr>
+                <w:lang w:val="en-US"/>
+              </w:rPr>
+            </w:pPr>
+            <w:r>
+              <w:rPr>
+                <w:b/>
+                <w:bCs/>
+                <w:lang w:val="en-US"/>
+              </w:rPr>
+              <w:t>Type</w:t>
+            </w:r>
+            <w:r>
+              <w:rPr>
+                <w:lang w:val="en-US"/>
+              </w:rPr>
+              <w:t xml:space="preserve">: </w:t>
+            </w:r>
+            <w:r>
+              <w:rPr>
+                <w:lang w:val="en-US"/>
+              </w:rPr>
+              <w:t>Outbound</w:t>
+            </w:r>
+          </w:p>
+          <w:p>
+            <w:pPr>
+              <w:rPr>
+                <w:lang w:val="en-US"/>
+              </w:rPr>
+            </w:pPr>
+            <w:r>
+              <w:rPr>
+                <w:b/>
+                <w:bCs/>
+                <w:lang w:val="en-US"/>
+              </w:rPr>
+              <w:t>Sender Name</w:t>
+            </w:r>
+            <w:r>
+              <w:rPr>
+                <w:lang w:val="en-US"/>
+              </w:rPr>
+              <w:t xml:space="preserve">: </w:t>
+            </w:r>
+            <w:r>
+              <w:rPr>
+                <w:lang w:val="en-US"/>
+              </w:rPr>
+              <w:t>Nazrin</w:t>
+            </w:r>
+          </w:p>
+          <w:p>
+            <w:pPr>
+              <w:rPr>
+                <w:lang w:val="en-US"/>
+              </w:rPr>
+            </w:pPr>
+            <w:r>
+              <w:rPr>
+                <w:b/>
+                <w:bCs/>
+                <w:lang w:val="en-US"/>
+              </w:rPr>
+              <w:t>Sender Address</w:t>
+            </w:r>
+            <w:r>
+              <w:rPr>
+                <w:lang w:val="en-US"/>
+              </w:rPr>
+              <w:t xml:space="preserve">: </w:t>
+            </w:r>
+            <w:r>
+              <w:rPr>
+                <w:lang w:val="en-US"/>
+              </w:rPr>
+              <w:t>nazrin.finance@abc.com.my</w:t>
+            </w:r>
+          </w:p>
+          <w:p>
+            <w:pPr>
+              <w:rPr>
+                <w:lang w:val="en-US"/>
+              </w:rPr>
+            </w:pPr>
+            <w:r>
+              <w:rPr>
+                <w:b/>
+                <w:bCs/>
+                <w:lang w:val="en-US"/>
+              </w:rPr>
+              <w:t>To Address</w:t>
+            </w:r>
+            <w:r>
+              <w:rPr>
+                <w:lang w:val="en-US"/>
+              </w:rPr>
+              <w:t>: {</w:t>
+            </w:r>
+            <w:proofErr w:type="spellStart"/>
+            <w:r>
+              <w:rPr>
+                <w:lang w:val="en-US"/>
+              </w:rPr>
+              <w:t>player_email</w:t>
+            </w:r>
+            <w:proofErr w:type="spellEnd"/>
+            <w:r>
+              <w:rPr>
+                <w:lang w:val="en-US"/>
+              </w:rPr>
+              <w:t>}</w:t>
+            </w:r>
+          </w:p>
+          <w:p>
+            <w:pPr>
+              <w:rPr>
+                <w:lang w:val="en-US"/>
+              </w:rPr>
+            </w:pPr>
+            <w:r>
+              <w:rPr>
+                <w:b/>
+                <w:bCs/>
+                <w:lang w:val="en-US"/>
+              </w:rPr>
+              <w:t>CC Address</w:t>
+            </w:r>
+            <w:r>
+              <w:rPr>
+                <w:lang w:val="en-US"/>
+              </w:rPr>
+              <w:t>:</w:t>
+            </w:r>
+            <w:r>
+              <w:rPr>
+                <w:lang w:val="en-US"/>
+              </w:rPr>
+              <w:t xml:space="preserve"> </w:t>
+            </w:r>
+          </w:p>
+          <w:p>
+            <w:pPr>
+              <w:rPr>
+                <w:lang w:val="en-US"/>
+              </w:rPr>
+            </w:pPr>
+            <w:r>
+              <w:rPr>
+                <w:b/>
+                <w:bCs/>
+                <w:lang w:val="en-US"/>
+              </w:rPr>
+              <w:t>Subject</w:t>
+            </w:r>
+            <w:r>
+              <w:rPr>
+                <w:lang w:val="en-US"/>
+              </w:rPr>
+              <w:t xml:space="preserve">: </w:t>
+            </w:r>
+            <w:r>
+              <w:rPr>
+                <w:lang w:val="en-US"/>
+              </w:rPr>
+              <w:t>Submission Point for Purchase Orders</w:t>
+            </w:r>
+          </w:p>
+          <w:p>
+            <w:pPr>
+              <w:rPr>
+                <w:b/>
+                <w:bCs/>
+                <w:lang w:val="en-US"/>
+              </w:rPr>
+            </w:pPr>
+          </w:p>
+        </w:tc>
+        <w:tc>
+          <w:tcPr>
+            <w:tcW w:w="5061" w:type="dxa"/>
+            <w:vAlign w:val="center"/>
+          </w:tcPr>
+          <w:p>
+            <w:pPr>
+              <w:rPr>
+                <w:lang w:val="en-US"/>
+              </w:rPr>
+            </w:pPr>
           </w:p>
         </w:tc>
       </w:tr>
@@ -8982,7 +10224,6 @@
   <w:style w:type="character" w:default="1" w:styleId="DefaultParagraphFont">
     <w:name w:val="Default Paragraph Font"/>
     <w:uiPriority w:val="1"/>
-    <w:semiHidden/>
     <w:unhideWhenUsed/>
   </w:style>
   <w:style w:type="table" w:default="1" w:styleId="TableNormal">

--- a/level design.docx
+++ b/level design.docx
@@ -9579,6 +9579,45 @@
               <w:t>Submission Point for Purchase Orders</w:t>
             </w:r>
           </w:p>
+          <w:p>
+            <w:pPr>
+              <w:rPr>
+                <w:b/>
+                <w:bCs/>
+                <w:lang w:val="en-US"/>
+              </w:rPr>
+            </w:pPr>
+          </w:p>
+        </w:tc>
+        <w:tc>
+          <w:tcPr>
+            <w:tcW w:w="5061" w:type="dxa"/>
+            <w:vAlign w:val="center"/>
+          </w:tcPr>
+          <w:p>
+            <w:pPr>
+              <w:rPr>
+                <w:lang w:val="en-US"/>
+              </w:rPr>
+            </w:pPr>
+            <w:r>
+              <w:rPr>
+                <w:lang w:val="en-US"/>
+              </w:rPr>
+              <w:t>We have to be extra vigilant. Recently a company was hit by a ransomware attack and had their files locked. Even worse is that they did not back up their data for a long time.</w:t>
+            </w:r>
+          </w:p>
+        </w:tc>
+      </w:tr>
+      <w:tr>
+        <w:trPr>
+          <w:trHeight w:val="360"/>
+        </w:trPr>
+        <w:tc>
+          <w:tcPr>
+            <w:tcW w:w="3955" w:type="dxa"/>
+            <w:vAlign w:val="center"/>
+          </w:tcPr>
           <w:p>
             <w:pPr>
               <w:rPr>

--- a/level design.docx
+++ b/level design.docx
@@ -1471,7 +1471,6 @@
               <w:t>]assets/tutorial/report_email.png[/</w:t>
             </w:r>
             <w:proofErr w:type="spellStart"/>
-            <w:proofErr w:type="gramStart"/>
             <w:r>
               <w:rPr>
                 <w:lang w:val="en-US"/>
@@ -1489,14 +1488,7 @@
               <w:rPr>
                 <w:lang w:val="en-US"/>
               </w:rPr>
-              <w:t>[</w:t>
-            </w:r>
-            <w:proofErr w:type="gramEnd"/>
-            <w:r>
-              <w:rPr>
-                <w:lang w:val="en-US"/>
-              </w:rPr>
-              <w:t>/center]</w:t>
+              <w:t>[/center]</w:t>
             </w:r>
           </w:p>
           <w:p>
@@ -1884,21 +1876,7 @@
               <w:rPr>
                 <w:lang w:val="en-US"/>
               </w:rPr>
-              <w:t>[p]</w:t>
-            </w:r>
-            <w:proofErr w:type="gramStart"/>
-            <w:r>
-              <w:rPr>
-                <w:lang w:val="en-US"/>
-              </w:rPr>
-              <w:t>To</w:t>
-            </w:r>
-            <w:proofErr w:type="gramEnd"/>
-            <w:r>
-              <w:rPr>
-                <w:lang w:val="en-US"/>
-              </w:rPr>
-              <w:t xml:space="preserve"> make things easier for you, I'll send you a request email like this every day and you can just drop the files in and click send!</w:t>
+              <w:t>[p]To make things easier for you, I'll send you a request email like this every day and you can just drop the files in and click send!</w:t>
             </w:r>
           </w:p>
           <w:p>
@@ -1924,35 +1902,7 @@
               <w:rPr>
                 <w:lang w:val="en-US"/>
               </w:rPr>
-              <w:t>[p][</w:t>
-            </w:r>
-            <w:proofErr w:type="gramStart"/>
-            <w:r>
-              <w:rPr>
-                <w:lang w:val="en-US"/>
-              </w:rPr>
-              <w:t>b]Make</w:t>
-            </w:r>
-            <w:proofErr w:type="gramEnd"/>
-            <w:r>
-              <w:rPr>
-                <w:lang w:val="en-US"/>
-              </w:rPr>
-              <w:t xml:space="preserve"> sure that you have collected all the Purchase Orders sent to you today before submitting. A missed order is a missed </w:t>
-            </w:r>
-            <w:proofErr w:type="gramStart"/>
-            <w:r>
-              <w:rPr>
-                <w:lang w:val="en-US"/>
-              </w:rPr>
-              <w:t>opportunity![</w:t>
-            </w:r>
-            <w:proofErr w:type="gramEnd"/>
-            <w:r>
-              <w:rPr>
-                <w:lang w:val="en-US"/>
-              </w:rPr>
-              <w:t>/b]</w:t>
+              <w:t>[p][b]Make sure that you have collected all the Purchase Orders sent to you today before submitting. A missed order is a missed opportunity![/b]</w:t>
             </w:r>
           </w:p>
           <w:p>
@@ -2696,19 +2646,32 @@
               <w:t>]</w:t>
             </w:r>
             <w:r>
-              <w:t xml:space="preserve">Thank you for choosing Orbit </w:t>
-            </w:r>
-            <w:proofErr w:type="gramStart"/>
-            <w:r>
-              <w:t>Antivirus!</w:t>
+              <w:t>Thank you for choosing Orbit Antivirus!</w:t>
+            </w:r>
+            <w:r>
+              <w:t>[/</w:t>
+            </w:r>
+            <w:proofErr w:type="spellStart"/>
+            <w:r>
+              <w:t>center</w:t>
+            </w:r>
+            <w:proofErr w:type="spellEnd"/>
+            <w:r>
+              <w:t>]</w:t>
+            </w:r>
+          </w:p>
+          <w:p>
+            <w:r>
+              <w:t xml:space="preserve">[p] </w:t>
+            </w:r>
+          </w:p>
+          <w:p>
+            <w:r>
+              <w:t>[p]</w:t>
             </w:r>
             <w:r>
               <w:t>[</w:t>
             </w:r>
-            <w:proofErr w:type="gramEnd"/>
-            <w:r>
-              <w:t>/</w:t>
-            </w:r>
             <w:proofErr w:type="spellStart"/>
             <w:r>
               <w:t>center</w:t>
@@ -2717,29 +2680,22 @@
             <w:r>
               <w:t>]</w:t>
             </w:r>
-          </w:p>
-          <w:p>
-            <w:r>
-              <w:t xml:space="preserve">[p] </w:t>
-            </w:r>
-          </w:p>
-          <w:p>
-            <w:r>
-              <w:t>[p]</w:t>
-            </w:r>
             <w:r>
               <w:t>[</w:t>
             </w:r>
             <w:proofErr w:type="spellStart"/>
             <w:r>
-              <w:t>center</w:t>
+              <w:t>img</w:t>
             </w:r>
             <w:proofErr w:type="spellEnd"/>
             <w:r>
               <w:t>]</w:t>
             </w:r>
             <w:r>
-              <w:t>[</w:t>
+              <w:t>assets/</w:t>
+            </w:r>
+            <w:r>
+              <w:t>orbit_logo.png[/</w:t>
             </w:r>
             <w:proofErr w:type="spellStart"/>
             <w:r>
@@ -2750,26 +2706,7 @@
               <w:t>]</w:t>
             </w:r>
             <w:r>
-              <w:t>assets/</w:t>
-            </w:r>
-            <w:r>
-              <w:t>orbit_logo.png[/</w:t>
-            </w:r>
-            <w:proofErr w:type="spellStart"/>
-            <w:proofErr w:type="gramStart"/>
-            <w:r>
-              <w:t>img</w:t>
-            </w:r>
-            <w:proofErr w:type="spellEnd"/>
-            <w:r>
-              <w:t>]</w:t>
-            </w:r>
-            <w:r>
-              <w:t>[</w:t>
-            </w:r>
-            <w:proofErr w:type="gramEnd"/>
-            <w:r>
-              <w:t>/</w:t>
+              <w:t>[/</w:t>
             </w:r>
             <w:proofErr w:type="spellStart"/>
             <w:r>
@@ -3028,19 +2965,11 @@
                 <w:lang w:val="en-US"/>
               </w:rPr>
             </w:pPr>
-            <w:proofErr w:type="gramStart"/>
-            <w:r>
-              <w:rPr>
-                <w:lang w:val="en-US"/>
-              </w:rPr>
-              <w:t>[p]</w:t>
-            </w:r>
-            <w:proofErr w:type="gramEnd"/>
-            <w:r>
-              <w:rPr>
-                <w:lang w:val="en-US"/>
-              </w:rPr>
-              <w:t>Please refer to the PO attached.</w:t>
+            <w:r>
+              <w:rPr>
+                <w:lang w:val="en-US"/>
+              </w:rPr>
+              <w:t>[p]Please refer to the PO attached.</w:t>
             </w:r>
           </w:p>
           <w:p>
@@ -3391,11 +3320,7 @@
               <w:t>[img</w:t>
             </w:r>
             <w:r>
-              <w:t>=750x</w:t>
-            </w:r>
-            <w:proofErr w:type="gramStart"/>
-            <w:r>
-              <w:t>750</w:t>
+              <w:t>=750x750</w:t>
             </w:r>
             <w:r>
               <w:t>]</w:t>
@@ -3404,22 +3329,10 @@
               <w:t>assets/adware/</w:t>
             </w:r>
             <w:r>
-              <w:t>trippo_ad.jpg</w:t>
-            </w:r>
-            <w:proofErr w:type="gramEnd"/>
-            <w:r>
-              <w:t>[/</w:t>
-            </w:r>
-            <w:proofErr w:type="gramStart"/>
-            <w:r>
-              <w:t>img]</w:t>
-            </w:r>
-            <w:r>
-              <w:t>[</w:t>
-            </w:r>
-            <w:proofErr w:type="gramEnd"/>
-            <w:r>
-              <w:t>/center]</w:t>
+              <w:t>trippo_ad.jpg[/img]</w:t>
+            </w:r>
+            <w:r>
+              <w:t>[/center]</w:t>
             </w:r>
           </w:p>
         </w:tc>
@@ -4171,13 +4084,7 @@
               <w:rPr>
                 <w:lang w:val="en-US"/>
               </w:rPr>
-              <w:t xml:space="preserve">] </w:t>
-            </w:r>
-            <w:r>
-              <w:rPr>
-                <w:lang w:val="en-US"/>
-              </w:rPr>
-              <w:t>[</w:t>
+              <w:t>] [</w:t>
             </w:r>
             <w:proofErr w:type="spellStart"/>
             <w:r>
@@ -4191,19 +4098,7 @@
               <w:rPr>
                 <w:lang w:val="en-US"/>
               </w:rPr>
-              <w:t>]assets/tutorial/hover</w:t>
-            </w:r>
-            <w:r>
-              <w:rPr>
-                <w:lang w:val="en-US"/>
-              </w:rPr>
-              <w:t>2</w:t>
-            </w:r>
-            <w:r>
-              <w:rPr>
-                <w:lang w:val="en-US"/>
-              </w:rPr>
-              <w:t>.png[/</w:t>
+              <w:t>]assets/tutorial/hover2.png[/</w:t>
             </w:r>
             <w:proofErr w:type="spellStart"/>
             <w:r>
@@ -4217,13 +4112,7 @@
               <w:rPr>
                 <w:lang w:val="en-US"/>
               </w:rPr>
-              <w:t>]</w:t>
-            </w:r>
-            <w:r>
-              <w:rPr>
-                <w:lang w:val="en-US"/>
-              </w:rPr>
-              <w:t xml:space="preserve"> [/center]</w:t>
+              <w:t>] [/center]</w:t>
             </w:r>
           </w:p>
           <w:p>
@@ -6020,27 +5909,14 @@
               <w:rPr>
                 <w:lang w:val="en-US"/>
               </w:rPr>
-              <w:t>[</w:t>
-            </w:r>
-            <w:proofErr w:type="gramStart"/>
-            <w:r>
-              <w:rPr>
-                <w:lang w:val="en-US"/>
-              </w:rPr>
-              <w:t>b]</w:t>
+              <w:t>[b]</w:t>
             </w:r>
             <w:r>
               <w:t>Malware</w:t>
             </w:r>
-            <w:proofErr w:type="gramEnd"/>
-            <w:r>
-              <w:t>[/b</w:t>
-            </w:r>
-            <w:proofErr w:type="gramStart"/>
-            <w:r>
-              <w:t>] :</w:t>
-            </w:r>
-            <w:proofErr w:type="gramEnd"/>
+            <w:r>
+              <w:t>[/b] :</w:t>
+            </w:r>
             <w:r>
               <w:t xml:space="preserve"> Software that runs in the background silently. They have various goals, such as recording what you type, </w:t>
             </w:r>
@@ -6066,29 +5942,10 @@
               <w:rPr>
                 <w:lang w:val="en-US"/>
               </w:rPr>
-              <w:t>[p][</w:t>
-            </w:r>
-            <w:proofErr w:type="gramStart"/>
-            <w:r>
-              <w:rPr>
-                <w:lang w:val="en-US"/>
-              </w:rPr>
-              <w:t>b]</w:t>
-            </w:r>
-            <w:r>
-              <w:t>Adware</w:t>
-            </w:r>
-            <w:proofErr w:type="gramEnd"/>
-            <w:r>
-              <w:t>[/b</w:t>
-            </w:r>
-            <w:proofErr w:type="gramStart"/>
-            <w:r>
-              <w:t>] :</w:t>
-            </w:r>
-            <w:proofErr w:type="gramEnd"/>
-            <w:r>
-              <w:t xml:space="preserve"> If it exists in your device, you will get spammed by various advertisements which can be very distracting.</w:t>
+              <w:t>[p][b]</w:t>
+            </w:r>
+            <w:r>
+              <w:t>Adware[/b] : If it exists in your device, you will get spammed by various advertisements which can be very distracting.</w:t>
             </w:r>
           </w:p>
           <w:p>
@@ -6109,29 +5966,10 @@
               <w:rPr>
                 <w:lang w:val="en-US"/>
               </w:rPr>
-              <w:t>[p][</w:t>
-            </w:r>
-            <w:proofErr w:type="gramStart"/>
-            <w:r>
-              <w:rPr>
-                <w:lang w:val="en-US"/>
-              </w:rPr>
-              <w:t>b]</w:t>
-            </w:r>
-            <w:r>
-              <w:t>Ransomware</w:t>
-            </w:r>
-            <w:proofErr w:type="gramEnd"/>
-            <w:r>
-              <w:t>[/b</w:t>
-            </w:r>
-            <w:proofErr w:type="gramStart"/>
-            <w:r>
-              <w:t>] :</w:t>
-            </w:r>
-            <w:proofErr w:type="gramEnd"/>
-            <w:r>
-              <w:t xml:space="preserve"> One of the most dangerous software to have in your device. It will lock your files and demand a large sum of money to unlock your files. Do not pay the ransom, it will not guarantee your files return.</w:t>
+              <w:t>[p][b]</w:t>
+            </w:r>
+            <w:r>
+              <w:t>Ransomware[/b] : One of the most dangerous software to have in your device. It will lock your files and demand a large sum of money to unlock your files. Do not pay the ransom, it will not guarantee your files return.</w:t>
             </w:r>
           </w:p>
           <w:p>
@@ -6724,47 +6562,19 @@
               <w:rPr>
                 <w:lang w:val="en-US"/>
               </w:rPr>
-              <w:t>=500x</w:t>
-            </w:r>
-            <w:proofErr w:type="gramStart"/>
-            <w:r>
-              <w:rPr>
-                <w:lang w:val="en-US"/>
-              </w:rPr>
-              <w:t>500</w:t>
-            </w:r>
-            <w:r>
-              <w:rPr>
-                <w:lang w:val="en-US"/>
-              </w:rPr>
-              <w:t>]assets/adware/c17_recruit.jpg</w:t>
-            </w:r>
-            <w:proofErr w:type="gramEnd"/>
-            <w:r>
-              <w:rPr>
-                <w:lang w:val="en-US"/>
-              </w:rPr>
-              <w:t>[/</w:t>
-            </w:r>
-            <w:proofErr w:type="gramStart"/>
-            <w:r>
-              <w:rPr>
-                <w:lang w:val="en-US"/>
-              </w:rPr>
-              <w:t>img]</w:t>
-            </w:r>
-            <w:r>
-              <w:rPr>
-                <w:lang w:val="en-US"/>
-              </w:rPr>
-              <w:t>[</w:t>
-            </w:r>
-            <w:proofErr w:type="gramEnd"/>
-            <w:r>
-              <w:rPr>
-                <w:lang w:val="en-US"/>
-              </w:rPr>
-              <w:t>/center]</w:t>
+              <w:t>=500x500</w:t>
+            </w:r>
+            <w:r>
+              <w:rPr>
+                <w:lang w:val="en-US"/>
+              </w:rPr>
+              <w:t>]assets/adware/c17_recruit.jpg[/img]</w:t>
+            </w:r>
+            <w:r>
+              <w:rPr>
+                <w:lang w:val="en-US"/>
+              </w:rPr>
+              <w:t>[/center]</w:t>
             </w:r>
           </w:p>
         </w:tc>
@@ -7049,19 +6859,11 @@
                 <w:lang w:val="en-US"/>
               </w:rPr>
             </w:pPr>
-            <w:proofErr w:type="gramStart"/>
-            <w:r>
-              <w:rPr>
-                <w:lang w:val="en-US"/>
-              </w:rPr>
-              <w:t>[p]</w:t>
-            </w:r>
-            <w:proofErr w:type="gramEnd"/>
-            <w:r>
-              <w:rPr>
-                <w:lang w:val="en-US"/>
-              </w:rPr>
-              <w:t xml:space="preserve">Please download and send the </w:t>
+            <w:r>
+              <w:rPr>
+                <w:lang w:val="en-US"/>
+              </w:rPr>
+              <w:t xml:space="preserve">[p]Please download and send the </w:t>
             </w:r>
             <w:proofErr w:type="spellStart"/>
             <w:r>
@@ -7416,14 +7218,12 @@
                 <w:lang w:val="en-US"/>
               </w:rPr>
             </w:pPr>
-            <w:proofErr w:type="gramStart"/>
             <w:r>
               <w:rPr>
                 <w:lang w:val="en-US"/>
               </w:rPr>
               <w:t>[p]</w:t>
             </w:r>
-            <w:proofErr w:type="gramEnd"/>
             <w:r>
               <w:rPr>
                 <w:lang w:val="en-US"/>
@@ -8175,19 +7975,11 @@
                 <w:lang w:val="en-US"/>
               </w:rPr>
             </w:pPr>
-            <w:proofErr w:type="gramStart"/>
-            <w:r>
-              <w:rPr>
-                <w:lang w:val="en-US"/>
-              </w:rPr>
-              <w:t>[p]</w:t>
-            </w:r>
-            <w:proofErr w:type="gramEnd"/>
-            <w:r>
-              <w:rPr>
-                <w:lang w:val="en-US"/>
-              </w:rPr>
-              <w:t xml:space="preserve">Please download </w:t>
+            <w:r>
+              <w:rPr>
+                <w:lang w:val="en-US"/>
+              </w:rPr>
+              <w:t xml:space="preserve">[p]Please download </w:t>
             </w:r>
             <w:r>
               <w:rPr>
@@ -8560,8 +8352,8 @@
         <w:tblLook w:val="04A0" w:firstRow="1" w:lastRow="0" w:firstColumn="1" w:lastColumn="0" w:noHBand="0" w:noVBand="1"/>
       </w:tblPr>
       <w:tblGrid>
-        <w:gridCol w:w="3955"/>
-        <w:gridCol w:w="5061"/>
+        <w:gridCol w:w="3443"/>
+        <w:gridCol w:w="5573"/>
       </w:tblGrid>
       <w:tr>
         <w:trPr>
@@ -8989,7 +8781,31 @@
               <w:rPr>
                 <w:lang w:val="en-US"/>
               </w:rPr>
-              <w:t>of commonly spotted email addresses sending ransomware, please be aware that this is not a complete list.</w:t>
+              <w:t xml:space="preserve">of email addresses </w:t>
+            </w:r>
+            <w:r>
+              <w:rPr>
+                <w:lang w:val="en-US"/>
+              </w:rPr>
+              <w:t xml:space="preserve">that were reported to be </w:t>
+            </w:r>
+            <w:r>
+              <w:rPr>
+                <w:lang w:val="en-US"/>
+              </w:rPr>
+              <w:t>behind the</w:t>
+            </w:r>
+            <w:r>
+              <w:rPr>
+                <w:lang w:val="en-US"/>
+              </w:rPr>
+              <w:t xml:space="preserve"> ransomware attacks</w:t>
+            </w:r>
+            <w:r>
+              <w:rPr>
+                <w:lang w:val="en-US"/>
+              </w:rPr>
+              <w:t>, please be aware that this is not a complete list.</w:t>
             </w:r>
           </w:p>
           <w:p>
@@ -9023,7 +8839,20 @@
                   <w:rStyle w:val="Hyperlink"/>
                   <w:lang w:val="en-US"/>
                 </w:rPr>
-                <w:t>sus@email.com</w:t>
+                <w:t>a</w:t>
+              </w:r>
+              <w:r>
+                <w:rPr>
+                  <w:rStyle w:val="Hyperlink"/>
+                </w:rPr>
+                <w:t>nth0ny41</w:t>
+              </w:r>
+              <w:r>
+                <w:rPr>
+                  <w:rStyle w:val="Hyperlink"/>
+                  <w:lang w:val="en-US"/>
+                </w:rPr>
+                <w:t>@email.com</w:t>
               </w:r>
             </w:hyperlink>
           </w:p>
@@ -9039,11 +8868,20 @@
               </w:rPr>
               <w:t>[p]</w:t>
             </w:r>
-            <w:r>
-              <w:rPr>
-                <w:lang w:val="en-US"/>
-              </w:rPr>
-              <w:t>sus@email.com</w:t>
+            <w:hyperlink r:id="rId22" w:history="1">
+              <w:r>
+                <w:rPr>
+                  <w:rStyle w:val="Hyperlink"/>
+                  <w:lang w:val="en-US"/>
+                </w:rPr>
+                <w:t>888lottery@email.com</w:t>
+              </w:r>
+            </w:hyperlink>
+            <w:r>
+              <w:rPr>
+                <w:lang w:val="en-US"/>
+              </w:rPr>
+              <w:t xml:space="preserve"> </w:t>
             </w:r>
           </w:p>
           <w:p>
@@ -9058,19 +8896,34 @@
               </w:rPr>
               <w:t>[p]</w:t>
             </w:r>
-            <w:r>
-              <w:rPr>
-                <w:lang w:val="en-US"/>
-              </w:rPr>
-              <w:t>sus@email.com</w:t>
-            </w:r>
-          </w:p>
-          <w:p>
-            <w:pPr>
-              <w:rPr>
-                <w:lang w:val="en-US"/>
-              </w:rPr>
-            </w:pPr>
+            <w:hyperlink r:id="rId23" w:history="1">
+              <w:r>
+                <w:rPr>
+                  <w:rStyle w:val="Hyperlink"/>
+                  <w:lang w:val="en-US"/>
+                </w:rPr>
+                <w:t>audit.gov.</w:t>
+              </w:r>
+              <w:r>
+                <w:rPr>
+                  <w:rStyle w:val="Hyperlink"/>
+                </w:rPr>
+                <w:t>admin</w:t>
+              </w:r>
+              <w:r>
+                <w:rPr>
+                  <w:rStyle w:val="Hyperlink"/>
+                  <w:lang w:val="en-US"/>
+                </w:rPr>
+                <w:t>@email.com</w:t>
+              </w:r>
+            </w:hyperlink>
+            <w:r>
+              <w:rPr>
+                <w:lang w:val="en-US"/>
+              </w:rPr>
+              <w:t xml:space="preserve"> </w:t>
+            </w:r>
           </w:p>
           <w:p>
             <w:pPr>
@@ -9327,7 +9180,19 @@
               <w:rPr>
                 <w:lang w:val="en-US"/>
               </w:rPr>
-              <w:t>[p]Yesterday someone from your company, Mr. Mike submitted a purchase order on my behalf. After some considerations I want to add on more items in the purchase order. Please notify them to refer to this revised purchase order. Sorry for the inconvenience!</w:t>
+              <w:t xml:space="preserve">[p]Yesterday someone from your company, Mr. Mike submitted a purchase order on my behalf. After some considerations I want to add on </w:t>
+            </w:r>
+            <w:r>
+              <w:rPr>
+                <w:lang w:val="en-US"/>
+              </w:rPr>
+              <w:t>some</w:t>
+            </w:r>
+            <w:r>
+              <w:rPr>
+                <w:lang w:val="en-US"/>
+              </w:rPr>
+              <w:t xml:space="preserve"> items in the purchase order. Please notify them to refer to this revised purchase order. Sorry for the inconvenience!</w:t>
             </w:r>
           </w:p>
           <w:p>
@@ -9604,7 +9469,55 @@
               <w:rPr>
                 <w:lang w:val="en-US"/>
               </w:rPr>
-              <w:t>We have to be extra vigilant. Recently a company was hit by a ransomware attack and had their files locked. Even worse is that they did not back up their data for a long time.</w:t>
+              <w:t xml:space="preserve">We have to be extra </w:t>
+            </w:r>
+            <w:r>
+              <w:rPr>
+                <w:lang w:val="en-US"/>
+              </w:rPr>
+              <w:t>careful these days</w:t>
+            </w:r>
+            <w:r>
+              <w:rPr>
+                <w:lang w:val="en-US"/>
+              </w:rPr>
+              <w:t xml:space="preserve">. Recently a company was hit by a ransomware attack and had their files locked. Even worse is that they did not </w:t>
+            </w:r>
+            <w:r>
+              <w:rPr>
+                <w:lang w:val="en-US"/>
+              </w:rPr>
+              <w:t xml:space="preserve">do any data backups, </w:t>
+            </w:r>
+            <w:r>
+              <w:rPr>
+                <w:lang w:val="en-US"/>
+              </w:rPr>
+              <w:t>recovery is going to be difficult unless they kept</w:t>
+            </w:r>
+            <w:r>
+              <w:rPr>
+                <w:lang w:val="en-US"/>
+              </w:rPr>
+              <w:t xml:space="preserve"> </w:t>
+            </w:r>
+            <w:r>
+              <w:rPr>
+                <w:lang w:val="en-US"/>
+              </w:rPr>
+              <w:t>hard copies</w:t>
+            </w:r>
+            <w:r>
+              <w:rPr>
+                <w:lang w:val="en-US"/>
+              </w:rPr>
+              <w:t xml:space="preserve"> of files</w:t>
+            </w:r>
+            <w:r>
+              <w:rPr>
+                <w:lang w:val="en-US"/>
+              </w:rPr>
+              <w:t>.</w:t>
             </w:r>
           </w:p>
         </w:tc>
@@ -9627,6 +9540,213 @@
               </w:rPr>
             </w:pPr>
           </w:p>
+          <w:p>
+            <w:pPr>
+              <w:rPr>
+                <w:lang w:val="en-US"/>
+              </w:rPr>
+            </w:pPr>
+            <w:r>
+              <w:rPr>
+                <w:b/>
+                <w:bCs/>
+                <w:lang w:val="en-US"/>
+              </w:rPr>
+              <w:t>Type</w:t>
+            </w:r>
+            <w:r>
+              <w:rPr>
+                <w:lang w:val="en-US"/>
+              </w:rPr>
+              <w:t xml:space="preserve">: </w:t>
+            </w:r>
+            <w:r>
+              <w:rPr>
+                <w:lang w:val="en-US"/>
+              </w:rPr>
+              <w:t>Message</w:t>
+            </w:r>
+          </w:p>
+          <w:p>
+            <w:pPr>
+              <w:rPr>
+                <w:lang w:val="en-US"/>
+              </w:rPr>
+            </w:pPr>
+            <w:r>
+              <w:rPr>
+                <w:b/>
+                <w:bCs/>
+                <w:lang w:val="en-US"/>
+              </w:rPr>
+              <w:t>Sender Name</w:t>
+            </w:r>
+            <w:r>
+              <w:rPr>
+                <w:lang w:val="en-US"/>
+              </w:rPr>
+              <w:t xml:space="preserve">: </w:t>
+            </w:r>
+            <w:r>
+              <w:rPr>
+                <w:lang w:val="en-US"/>
+              </w:rPr>
+              <w:t>Cyber News Daily</w:t>
+            </w:r>
+          </w:p>
+          <w:p>
+            <w:pPr>
+              <w:rPr>
+                <w:lang w:val="en-US"/>
+              </w:rPr>
+            </w:pPr>
+            <w:r>
+              <w:rPr>
+                <w:b/>
+                <w:bCs/>
+                <w:lang w:val="en-US"/>
+              </w:rPr>
+              <w:t>Sender Address</w:t>
+            </w:r>
+            <w:r>
+              <w:rPr>
+                <w:lang w:val="en-US"/>
+              </w:rPr>
+              <w:t xml:space="preserve">: </w:t>
+            </w:r>
+            <w:r>
+              <w:rPr>
+                <w:lang w:val="en-US"/>
+              </w:rPr>
+              <w:t>dailynews</w:t>
+            </w:r>
+            <w:r>
+              <w:rPr>
+                <w:lang w:val="en-US"/>
+              </w:rPr>
+              <w:t>@</w:t>
+            </w:r>
+            <w:r>
+              <w:rPr>
+                <w:lang w:val="en-US"/>
+              </w:rPr>
+              <w:t>cnd</w:t>
+            </w:r>
+            <w:r>
+              <w:rPr>
+                <w:lang w:val="en-US"/>
+              </w:rPr>
+              <w:t>.com</w:t>
+            </w:r>
+          </w:p>
+          <w:p>
+            <w:pPr>
+              <w:rPr>
+                <w:lang w:val="en-US"/>
+              </w:rPr>
+            </w:pPr>
+            <w:r>
+              <w:rPr>
+                <w:b/>
+                <w:bCs/>
+                <w:lang w:val="en-US"/>
+              </w:rPr>
+              <w:t>To Address</w:t>
+            </w:r>
+            <w:r>
+              <w:rPr>
+                <w:lang w:val="en-US"/>
+              </w:rPr>
+              <w:t>: {</w:t>
+            </w:r>
+            <w:proofErr w:type="spellStart"/>
+            <w:r>
+              <w:rPr>
+                <w:lang w:val="en-US"/>
+              </w:rPr>
+              <w:t>player_email</w:t>
+            </w:r>
+            <w:proofErr w:type="spellEnd"/>
+            <w:r>
+              <w:rPr>
+                <w:lang w:val="en-US"/>
+              </w:rPr>
+              <w:t>}</w:t>
+            </w:r>
+          </w:p>
+          <w:p>
+            <w:pPr>
+              <w:rPr>
+                <w:lang w:val="en-US"/>
+              </w:rPr>
+            </w:pPr>
+            <w:r>
+              <w:rPr>
+                <w:b/>
+                <w:bCs/>
+                <w:lang w:val="en-US"/>
+              </w:rPr>
+              <w:t>CC Address</w:t>
+            </w:r>
+            <w:r>
+              <w:rPr>
+                <w:lang w:val="en-US"/>
+              </w:rPr>
+              <w:t>:</w:t>
+            </w:r>
+            <w:r>
+              <w:rPr>
+                <w:lang w:val="en-US"/>
+              </w:rPr>
+              <w:t xml:space="preserve"> </w:t>
+            </w:r>
+          </w:p>
+          <w:p>
+            <w:pPr>
+              <w:rPr>
+                <w:lang w:val="en-US"/>
+              </w:rPr>
+            </w:pPr>
+            <w:r>
+              <w:rPr>
+                <w:b/>
+                <w:bCs/>
+                <w:lang w:val="en-US"/>
+              </w:rPr>
+              <w:lastRenderedPageBreak/>
+              <w:t>Subject</w:t>
+            </w:r>
+            <w:r>
+              <w:rPr>
+                <w:lang w:val="en-US"/>
+              </w:rPr>
+              <w:t xml:space="preserve">: </w:t>
+            </w:r>
+            <w:r>
+              <w:rPr>
+                <w:lang w:val="en-US"/>
+              </w:rPr>
+              <w:t>Recent Ransomware Attacks</w:t>
+            </w:r>
+          </w:p>
+          <w:p>
+            <w:pPr>
+              <w:rPr>
+                <w:b/>
+                <w:bCs/>
+                <w:lang w:val="en-US"/>
+              </w:rPr>
+            </w:pPr>
+          </w:p>
+          <w:p>
+            <w:pPr>
+              <w:rPr>
+                <w:b/>
+                <w:bCs/>
+                <w:lang w:val="en-US"/>
+              </w:rPr>
+            </w:pPr>
+          </w:p>
         </w:tc>
         <w:tc>
           <w:tcPr>
@@ -9639,6 +9759,2061 @@
                 <w:lang w:val="en-US"/>
               </w:rPr>
             </w:pPr>
+          </w:p>
+          <w:p>
+            <w:pPr>
+              <w:rPr>
+                <w:lang w:val="en-US"/>
+              </w:rPr>
+            </w:pPr>
+            <w:r>
+              <w:rPr>
+                <w:lang w:val="en-US"/>
+              </w:rPr>
+              <w:t>Recently a few companies were hit by ransomware attacks. Please pay attention to email addresses and the files attached in the emails they sent.</w:t>
+            </w:r>
+          </w:p>
+          <w:p>
+            <w:pPr>
+              <w:rPr>
+                <w:lang w:val="en-US"/>
+              </w:rPr>
+            </w:pPr>
+            <w:r>
+              <w:rPr>
+                <w:lang w:val="en-US"/>
+              </w:rPr>
+              <w:t xml:space="preserve">[p] </w:t>
+            </w:r>
+          </w:p>
+          <w:p>
+            <w:pPr>
+              <w:rPr>
+                <w:lang w:val="en-US"/>
+              </w:rPr>
+            </w:pPr>
+            <w:r>
+              <w:rPr>
+                <w:lang w:val="en-US"/>
+              </w:rPr>
+              <w:t xml:space="preserve">[p]Also, do not blindly trust the icons of the files attached. A file named invoice.pdf.exe could be displayed as a .pdf file </w:t>
+            </w:r>
+            <w:r>
+              <w:rPr>
+                <w:lang w:val="en-US"/>
+              </w:rPr>
+              <w:lastRenderedPageBreak/>
+              <w:t xml:space="preserve">but in </w:t>
+            </w:r>
+            <w:r>
+              <w:rPr>
+                <w:lang w:val="en-US"/>
+              </w:rPr>
+              <w:t>reality,</w:t>
+            </w:r>
+            <w:r>
+              <w:rPr>
+                <w:lang w:val="en-US"/>
+              </w:rPr>
+              <w:t xml:space="preserve"> it is an executable file (.exe) possibly containing malware, like the ransomware.</w:t>
+            </w:r>
+          </w:p>
+          <w:p>
+            <w:pPr>
+              <w:rPr>
+                <w:lang w:val="en-US"/>
+              </w:rPr>
+            </w:pPr>
+            <w:r>
+              <w:rPr>
+                <w:lang w:val="en-US"/>
+              </w:rPr>
+              <w:t xml:space="preserve">[p] </w:t>
+            </w:r>
+          </w:p>
+          <w:p>
+            <w:pPr>
+              <w:rPr>
+                <w:lang w:val="en-US"/>
+              </w:rPr>
+            </w:pPr>
+            <w:r>
+              <w:rPr>
+                <w:lang w:val="en-US"/>
+              </w:rPr>
+              <w:t>[p]Look before you leap</w:t>
+            </w:r>
+            <w:r>
+              <w:rPr>
+                <w:lang w:val="en-US"/>
+              </w:rPr>
+              <w:t xml:space="preserve"> (in this case, download)</w:t>
+            </w:r>
+            <w:r>
+              <w:rPr>
+                <w:lang w:val="en-US"/>
+              </w:rPr>
+              <w:t>.</w:t>
+            </w:r>
+          </w:p>
+          <w:p>
+            <w:pPr>
+              <w:rPr>
+                <w:lang w:val="en-US"/>
+              </w:rPr>
+            </w:pPr>
+          </w:p>
+        </w:tc>
+      </w:tr>
+      <w:tr>
+        <w:trPr>
+          <w:trHeight w:val="360"/>
+        </w:trPr>
+        <w:tc>
+          <w:tcPr>
+            <w:tcW w:w="3955" w:type="dxa"/>
+            <w:vAlign w:val="center"/>
+          </w:tcPr>
+          <w:p>
+            <w:pPr>
+              <w:rPr>
+                <w:b/>
+                <w:bCs/>
+                <w:lang w:val="en-US"/>
+              </w:rPr>
+            </w:pPr>
+          </w:p>
+          <w:p>
+            <w:pPr>
+              <w:rPr>
+                <w:lang w:val="en-US"/>
+              </w:rPr>
+            </w:pPr>
+            <w:r>
+              <w:rPr>
+                <w:b/>
+                <w:bCs/>
+                <w:lang w:val="en-US"/>
+              </w:rPr>
+              <w:t>Type</w:t>
+            </w:r>
+            <w:r>
+              <w:rPr>
+                <w:lang w:val="en-US"/>
+              </w:rPr>
+              <w:t>: Inbound</w:t>
+            </w:r>
+          </w:p>
+          <w:p>
+            <w:pPr>
+              <w:rPr>
+                <w:lang w:val="en-US"/>
+              </w:rPr>
+            </w:pPr>
+            <w:r>
+              <w:rPr>
+                <w:b/>
+                <w:bCs/>
+                <w:lang w:val="en-US"/>
+              </w:rPr>
+              <w:t>Sender Name</w:t>
+            </w:r>
+            <w:r>
+              <w:rPr>
+                <w:lang w:val="en-US"/>
+              </w:rPr>
+              <w:t xml:space="preserve">: </w:t>
+            </w:r>
+            <w:proofErr w:type="spellStart"/>
+            <w:r>
+              <w:rPr>
+                <w:lang w:val="en-US"/>
+              </w:rPr>
+              <w:t>JOYSTORE</w:t>
+            </w:r>
+            <w:proofErr w:type="spellEnd"/>
+          </w:p>
+          <w:p>
+            <w:pPr>
+              <w:rPr>
+                <w:lang w:val="en-US"/>
+              </w:rPr>
+            </w:pPr>
+            <w:r>
+              <w:rPr>
+                <w:b/>
+                <w:bCs/>
+                <w:lang w:val="en-US"/>
+              </w:rPr>
+              <w:t>Sender Address</w:t>
+            </w:r>
+            <w:r>
+              <w:rPr>
+                <w:lang w:val="en-US"/>
+              </w:rPr>
+              <w:t xml:space="preserve">: </w:t>
+            </w:r>
+            <w:r>
+              <w:rPr>
+                <w:lang w:val="en-US"/>
+              </w:rPr>
+              <w:t>joystore@email.com</w:t>
+            </w:r>
+          </w:p>
+          <w:p>
+            <w:pPr>
+              <w:rPr>
+                <w:lang w:val="en-US"/>
+              </w:rPr>
+            </w:pPr>
+            <w:r>
+              <w:rPr>
+                <w:b/>
+                <w:bCs/>
+                <w:lang w:val="en-US"/>
+              </w:rPr>
+              <w:t>To Address</w:t>
+            </w:r>
+            <w:r>
+              <w:rPr>
+                <w:lang w:val="en-US"/>
+              </w:rPr>
+              <w:t>: {</w:t>
+            </w:r>
+            <w:proofErr w:type="spellStart"/>
+            <w:r>
+              <w:rPr>
+                <w:lang w:val="en-US"/>
+              </w:rPr>
+              <w:t>player_email</w:t>
+            </w:r>
+            <w:proofErr w:type="spellEnd"/>
+            <w:r>
+              <w:rPr>
+                <w:lang w:val="en-US"/>
+              </w:rPr>
+              <w:t>}</w:t>
+            </w:r>
+          </w:p>
+          <w:p>
+            <w:pPr>
+              <w:rPr>
+                <w:lang w:val="en-US"/>
+              </w:rPr>
+            </w:pPr>
+            <w:r>
+              <w:rPr>
+                <w:b/>
+                <w:bCs/>
+                <w:lang w:val="en-US"/>
+              </w:rPr>
+              <w:t>CC Address</w:t>
+            </w:r>
+            <w:r>
+              <w:rPr>
+                <w:lang w:val="en-US"/>
+              </w:rPr>
+              <w:t>:</w:t>
+            </w:r>
+            <w:r>
+              <w:rPr>
+                <w:lang w:val="en-US"/>
+              </w:rPr>
+              <w:t xml:space="preserve"> </w:t>
+            </w:r>
+          </w:p>
+          <w:p>
+            <w:pPr>
+              <w:rPr>
+                <w:lang w:val="en-US"/>
+              </w:rPr>
+            </w:pPr>
+            <w:r>
+              <w:rPr>
+                <w:b/>
+                <w:bCs/>
+                <w:lang w:val="en-US"/>
+              </w:rPr>
+              <w:t>Subject</w:t>
+            </w:r>
+            <w:r>
+              <w:rPr>
+                <w:lang w:val="en-US"/>
+              </w:rPr>
+              <w:t xml:space="preserve">: </w:t>
+            </w:r>
+            <w:r>
+              <w:rPr>
+                <w:lang w:val="en-US"/>
+              </w:rPr>
+              <w:t>REQUEST TO ORDER STATIONERY</w:t>
+            </w:r>
+          </w:p>
+          <w:p>
+            <w:pPr>
+              <w:rPr>
+                <w:b/>
+                <w:bCs/>
+                <w:lang w:val="en-US"/>
+              </w:rPr>
+            </w:pPr>
+          </w:p>
+        </w:tc>
+        <w:tc>
+          <w:tcPr>
+            <w:tcW w:w="5061" w:type="dxa"/>
+            <w:vAlign w:val="center"/>
+          </w:tcPr>
+          <w:p>
+            <w:pPr>
+              <w:rPr>
+                <w:lang w:val="en-US"/>
+              </w:rPr>
+            </w:pPr>
+          </w:p>
+          <w:p>
+            <w:pPr>
+              <w:rPr>
+                <w:lang w:val="en-US"/>
+              </w:rPr>
+            </w:pPr>
+            <w:r>
+              <w:rPr>
+                <w:lang w:val="en-US"/>
+              </w:rPr>
+              <w:t>DEAR PERSON IN CHARGE,</w:t>
+            </w:r>
+          </w:p>
+          <w:p>
+            <w:pPr>
+              <w:rPr>
+                <w:lang w:val="en-US"/>
+              </w:rPr>
+            </w:pPr>
+            <w:r>
+              <w:rPr>
+                <w:lang w:val="en-US"/>
+              </w:rPr>
+              <w:t xml:space="preserve">[p] </w:t>
+            </w:r>
+          </w:p>
+          <w:p>
+            <w:pPr>
+              <w:rPr>
+                <w:lang w:val="en-US"/>
+              </w:rPr>
+            </w:pPr>
+            <w:r>
+              <w:rPr>
+                <w:lang w:val="en-US"/>
+              </w:rPr>
+              <w:t>[p]I WANT TO ORDER STATIONERY FOR MY SHOP (</w:t>
+            </w:r>
+            <w:proofErr w:type="spellStart"/>
+            <w:r>
+              <w:rPr>
+                <w:lang w:val="en-US"/>
+              </w:rPr>
+              <w:t>JOYSTORE</w:t>
+            </w:r>
+            <w:proofErr w:type="spellEnd"/>
+            <w:r>
+              <w:rPr>
+                <w:lang w:val="en-US"/>
+              </w:rPr>
+              <w:t>). ORDER FILE IS IN EMAIL. THANK YOU.</w:t>
+            </w:r>
+          </w:p>
+          <w:p>
+            <w:pPr>
+              <w:rPr>
+                <w:lang w:val="en-US"/>
+              </w:rPr>
+            </w:pPr>
+            <w:r>
+              <w:rPr>
+                <w:lang w:val="en-US"/>
+              </w:rPr>
+              <w:t xml:space="preserve">[p] </w:t>
+            </w:r>
+          </w:p>
+          <w:p>
+            <w:pPr>
+              <w:rPr>
+                <w:lang w:val="en-US"/>
+              </w:rPr>
+            </w:pPr>
+            <w:r>
+              <w:rPr>
+                <w:lang w:val="en-US"/>
+              </w:rPr>
+              <w:t xml:space="preserve">[p] </w:t>
+            </w:r>
+          </w:p>
+          <w:p>
+            <w:pPr>
+              <w:rPr>
+                <w:lang w:val="en-US"/>
+              </w:rPr>
+            </w:pPr>
+            <w:r>
+              <w:rPr>
+                <w:lang w:val="en-US"/>
+              </w:rPr>
+              <w:t>[p]</w:t>
+            </w:r>
+            <w:proofErr w:type="spellStart"/>
+            <w:r>
+              <w:rPr>
+                <w:lang w:val="en-US"/>
+              </w:rPr>
+              <w:t>JOYSTORE</w:t>
+            </w:r>
+            <w:proofErr w:type="spellEnd"/>
+            <w:r>
+              <w:rPr>
+                <w:lang w:val="en-US"/>
+              </w:rPr>
+              <w:t xml:space="preserve"> </w:t>
+            </w:r>
+            <w:r>
+              <w:rPr>
+                <w:lang w:val="en-US"/>
+              </w:rPr>
+              <w:t>OWNER</w:t>
+            </w:r>
+          </w:p>
+          <w:p>
+            <w:pPr>
+              <w:rPr>
+                <w:lang w:val="en-US"/>
+              </w:rPr>
+            </w:pPr>
+          </w:p>
+        </w:tc>
+      </w:tr>
+      <w:tr>
+        <w:trPr>
+          <w:trHeight w:val="360"/>
+        </w:trPr>
+        <w:tc>
+          <w:tcPr>
+            <w:tcW w:w="3955" w:type="dxa"/>
+            <w:vAlign w:val="center"/>
+          </w:tcPr>
+          <w:p>
+            <w:pPr>
+              <w:rPr>
+                <w:b/>
+                <w:bCs/>
+                <w:lang w:val="en-US"/>
+              </w:rPr>
+            </w:pPr>
+          </w:p>
+          <w:p>
+            <w:pPr>
+              <w:rPr>
+                <w:lang w:val="en-US"/>
+              </w:rPr>
+            </w:pPr>
+            <w:r>
+              <w:rPr>
+                <w:b/>
+                <w:bCs/>
+                <w:lang w:val="en-US"/>
+              </w:rPr>
+              <w:t>Type</w:t>
+            </w:r>
+            <w:r>
+              <w:rPr>
+                <w:lang w:val="en-US"/>
+              </w:rPr>
+              <w:t>: Inbound</w:t>
+            </w:r>
+          </w:p>
+          <w:p>
+            <w:pPr>
+              <w:rPr>
+                <w:lang w:val="en-US"/>
+              </w:rPr>
+            </w:pPr>
+            <w:r>
+              <w:rPr>
+                <w:b/>
+                <w:bCs/>
+                <w:lang w:val="en-US"/>
+              </w:rPr>
+              <w:t>Sender Name</w:t>
+            </w:r>
+            <w:r>
+              <w:rPr>
+                <w:lang w:val="en-US"/>
+              </w:rPr>
+              <w:t xml:space="preserve">: </w:t>
+            </w:r>
+            <w:r>
+              <w:rPr>
+                <w:lang w:val="en-US"/>
+              </w:rPr>
+              <w:t>Mike</w:t>
+            </w:r>
+          </w:p>
+          <w:p>
+            <w:pPr>
+              <w:rPr>
+                <w:lang w:val="en-US"/>
+              </w:rPr>
+            </w:pPr>
+            <w:r>
+              <w:rPr>
+                <w:b/>
+                <w:bCs/>
+                <w:lang w:val="en-US"/>
+              </w:rPr>
+              <w:t>Sender Address</w:t>
+            </w:r>
+            <w:r>
+              <w:rPr>
+                <w:lang w:val="en-US"/>
+              </w:rPr>
+              <w:t xml:space="preserve">: </w:t>
+            </w:r>
+            <w:r>
+              <w:rPr>
+                <w:lang w:val="en-US"/>
+              </w:rPr>
+              <w:t>mike@abc.com.my</w:t>
+            </w:r>
+          </w:p>
+          <w:p>
+            <w:pPr>
+              <w:rPr>
+                <w:lang w:val="en-US"/>
+              </w:rPr>
+            </w:pPr>
+            <w:r>
+              <w:rPr>
+                <w:b/>
+                <w:bCs/>
+                <w:lang w:val="en-US"/>
+              </w:rPr>
+              <w:t>To Address</w:t>
+            </w:r>
+            <w:r>
+              <w:rPr>
+                <w:lang w:val="en-US"/>
+              </w:rPr>
+              <w:t>: {</w:t>
+            </w:r>
+            <w:proofErr w:type="spellStart"/>
+            <w:r>
+              <w:rPr>
+                <w:lang w:val="en-US"/>
+              </w:rPr>
+              <w:t>player_email</w:t>
+            </w:r>
+            <w:proofErr w:type="spellEnd"/>
+            <w:r>
+              <w:rPr>
+                <w:lang w:val="en-US"/>
+              </w:rPr>
+              <w:t>}</w:t>
+            </w:r>
+          </w:p>
+          <w:p>
+            <w:pPr>
+              <w:rPr>
+                <w:lang w:val="en-US"/>
+              </w:rPr>
+            </w:pPr>
+            <w:r>
+              <w:rPr>
+                <w:b/>
+                <w:bCs/>
+                <w:lang w:val="en-US"/>
+              </w:rPr>
+              <w:t>CC Address</w:t>
+            </w:r>
+            <w:r>
+              <w:rPr>
+                <w:lang w:val="en-US"/>
+              </w:rPr>
+              <w:t>:</w:t>
+            </w:r>
+            <w:r>
+              <w:rPr>
+                <w:lang w:val="en-US"/>
+              </w:rPr>
+              <w:t xml:space="preserve"> </w:t>
+            </w:r>
+          </w:p>
+          <w:p>
+            <w:pPr>
+              <w:rPr>
+                <w:lang w:val="en-US"/>
+              </w:rPr>
+            </w:pPr>
+            <w:r>
+              <w:rPr>
+                <w:b/>
+                <w:bCs/>
+                <w:lang w:val="en-US"/>
+              </w:rPr>
+              <w:t>Subject</w:t>
+            </w:r>
+            <w:r>
+              <w:rPr>
+                <w:lang w:val="en-US"/>
+              </w:rPr>
+              <w:t xml:space="preserve">: </w:t>
+            </w:r>
+            <w:r>
+              <w:rPr>
+                <w:lang w:val="en-US"/>
+              </w:rPr>
+              <w:t xml:space="preserve">Daily </w:t>
+            </w:r>
+            <w:r>
+              <w:rPr>
+                <w:lang w:val="en-US"/>
+              </w:rPr>
+              <w:t>New Purchase Orders</w:t>
+            </w:r>
+          </w:p>
+          <w:p>
+            <w:pPr>
+              <w:rPr>
+                <w:b/>
+                <w:bCs/>
+                <w:lang w:val="en-US"/>
+              </w:rPr>
+            </w:pPr>
+          </w:p>
+        </w:tc>
+        <w:tc>
+          <w:tcPr>
+            <w:tcW w:w="5061" w:type="dxa"/>
+            <w:vAlign w:val="center"/>
+          </w:tcPr>
+          <w:p>
+            <w:pPr>
+              <w:rPr>
+                <w:lang w:val="en-US"/>
+              </w:rPr>
+            </w:pPr>
+          </w:p>
+          <w:p>
+            <w:pPr>
+              <w:rPr>
+                <w:lang w:val="en-US"/>
+              </w:rPr>
+            </w:pPr>
+            <w:r>
+              <w:rPr>
+                <w:lang w:val="en-US"/>
+              </w:rPr>
+              <w:t>Good afternoon, {</w:t>
+            </w:r>
+            <w:proofErr w:type="spellStart"/>
+            <w:r>
+              <w:rPr>
+                <w:lang w:val="en-US"/>
+              </w:rPr>
+              <w:t>player_name</w:t>
+            </w:r>
+            <w:proofErr w:type="spellEnd"/>
+            <w:r>
+              <w:rPr>
+                <w:lang w:val="en-US"/>
+              </w:rPr>
+              <w:t>}!</w:t>
+            </w:r>
+          </w:p>
+          <w:p>
+            <w:pPr>
+              <w:rPr>
+                <w:lang w:val="en-US"/>
+              </w:rPr>
+            </w:pPr>
+            <w:r>
+              <w:rPr>
+                <w:lang w:val="en-US"/>
+              </w:rPr>
+              <w:t xml:space="preserve">[p] </w:t>
+            </w:r>
+          </w:p>
+          <w:p>
+            <w:pPr>
+              <w:rPr>
+                <w:lang w:val="en-US"/>
+              </w:rPr>
+            </w:pPr>
+            <w:r>
+              <w:rPr>
+                <w:lang w:val="en-US"/>
+              </w:rPr>
+              <w:t xml:space="preserve">[p]I heard about the ransomware attacks </w:t>
+            </w:r>
+            <w:r>
+              <w:rPr>
+                <w:lang w:val="en-US"/>
+              </w:rPr>
+              <w:t>happening lately. You’ve got to take your time, read through the addresses and files before committing any actions.</w:t>
+            </w:r>
+            <w:r>
+              <w:rPr>
+                <w:lang w:val="en-US"/>
+              </w:rPr>
+              <w:t xml:space="preserve"> </w:t>
+            </w:r>
+            <w:r>
+              <w:rPr>
+                <w:lang w:val="en-US"/>
+              </w:rPr>
+              <w:t>Slow and steady wins the race.</w:t>
+            </w:r>
+          </w:p>
+          <w:p>
+            <w:pPr>
+              <w:rPr>
+                <w:lang w:val="en-US"/>
+              </w:rPr>
+            </w:pPr>
+            <w:r>
+              <w:rPr>
+                <w:lang w:val="en-US"/>
+              </w:rPr>
+              <w:t xml:space="preserve">[p] </w:t>
+            </w:r>
+          </w:p>
+          <w:p>
+            <w:pPr>
+              <w:rPr>
+                <w:lang w:val="en-US"/>
+              </w:rPr>
+            </w:pPr>
+            <w:r>
+              <w:rPr>
+                <w:lang w:val="en-US"/>
+              </w:rPr>
+              <w:t>[p]</w:t>
+            </w:r>
+            <w:r>
+              <w:rPr>
+                <w:lang w:val="en-US"/>
+              </w:rPr>
+              <w:t>Anyway here are the purchase orders I’ve gathered today.</w:t>
+            </w:r>
+          </w:p>
+          <w:p>
+            <w:pPr>
+              <w:rPr>
+                <w:lang w:val="en-US"/>
+              </w:rPr>
+            </w:pPr>
+          </w:p>
+        </w:tc>
+      </w:tr>
+      <w:tr>
+        <w:trPr>
+          <w:trHeight w:val="360"/>
+        </w:trPr>
+        <w:tc>
+          <w:tcPr>
+            <w:tcW w:w="3955" w:type="dxa"/>
+            <w:vAlign w:val="center"/>
+          </w:tcPr>
+          <w:p>
+            <w:pPr>
+              <w:rPr>
+                <w:b/>
+                <w:bCs/>
+                <w:lang w:val="en-US"/>
+              </w:rPr>
+            </w:pPr>
+          </w:p>
+          <w:p>
+            <w:pPr>
+              <w:rPr>
+                <w:lang w:val="en-US"/>
+              </w:rPr>
+            </w:pPr>
+            <w:r>
+              <w:rPr>
+                <w:b/>
+                <w:bCs/>
+                <w:lang w:val="en-US"/>
+              </w:rPr>
+              <w:t>Type</w:t>
+            </w:r>
+            <w:r>
+              <w:rPr>
+                <w:lang w:val="en-US"/>
+              </w:rPr>
+              <w:t>: Inbound</w:t>
+            </w:r>
+          </w:p>
+          <w:p>
+            <w:pPr>
+              <w:rPr>
+                <w:lang w:val="en-US"/>
+              </w:rPr>
+            </w:pPr>
+            <w:r>
+              <w:rPr>
+                <w:b/>
+                <w:bCs/>
+                <w:lang w:val="en-US"/>
+              </w:rPr>
+              <w:t>Sender Name</w:t>
+            </w:r>
+            <w:r>
+              <w:rPr>
+                <w:lang w:val="en-US"/>
+              </w:rPr>
+              <w:t xml:space="preserve">: </w:t>
+            </w:r>
+            <w:r>
+              <w:rPr>
+                <w:lang w:val="en-US"/>
+              </w:rPr>
+              <w:t>Faiq Hazim</w:t>
+            </w:r>
+          </w:p>
+          <w:p>
+            <w:pPr>
+              <w:rPr>
+                <w:lang w:val="en-US"/>
+              </w:rPr>
+            </w:pPr>
+            <w:r>
+              <w:rPr>
+                <w:b/>
+                <w:bCs/>
+                <w:lang w:val="en-US"/>
+              </w:rPr>
+              <w:t>Sender Address</w:t>
+            </w:r>
+            <w:r>
+              <w:rPr>
+                <w:lang w:val="en-US"/>
+              </w:rPr>
+              <w:t xml:space="preserve">: </w:t>
+            </w:r>
+            <w:r>
+              <w:rPr>
+                <w:lang w:val="en-US"/>
+              </w:rPr>
+              <w:t>faiq@s</w:t>
+            </w:r>
+            <w:r>
+              <w:rPr>
+                <w:lang w:val="en-US"/>
+              </w:rPr>
+              <w:t>kcahaya</w:t>
+            </w:r>
+            <w:r>
+              <w:rPr>
+                <w:lang w:val="en-US"/>
+              </w:rPr>
+              <w:t>.com.my</w:t>
+            </w:r>
+          </w:p>
+          <w:p>
+            <w:pPr>
+              <w:rPr>
+                <w:lang w:val="en-US"/>
+              </w:rPr>
+            </w:pPr>
+            <w:r>
+              <w:rPr>
+                <w:b/>
+                <w:bCs/>
+                <w:lang w:val="en-US"/>
+              </w:rPr>
+              <w:t>To Address</w:t>
+            </w:r>
+            <w:r>
+              <w:rPr>
+                <w:lang w:val="en-US"/>
+              </w:rPr>
+              <w:t>: {</w:t>
+            </w:r>
+            <w:proofErr w:type="spellStart"/>
+            <w:r>
+              <w:rPr>
+                <w:lang w:val="en-US"/>
+              </w:rPr>
+              <w:t>player_email</w:t>
+            </w:r>
+            <w:proofErr w:type="spellEnd"/>
+            <w:r>
+              <w:rPr>
+                <w:lang w:val="en-US"/>
+              </w:rPr>
+              <w:t>}</w:t>
+            </w:r>
+          </w:p>
+          <w:p>
+            <w:pPr>
+              <w:rPr>
+                <w:lang w:val="en-US"/>
+              </w:rPr>
+            </w:pPr>
+            <w:r>
+              <w:rPr>
+                <w:b/>
+                <w:bCs/>
+                <w:lang w:val="en-US"/>
+              </w:rPr>
+              <w:t>CC Address</w:t>
+            </w:r>
+            <w:r>
+              <w:rPr>
+                <w:lang w:val="en-US"/>
+              </w:rPr>
+              <w:t>:</w:t>
+            </w:r>
+            <w:r>
+              <w:rPr>
+                <w:lang w:val="en-US"/>
+              </w:rPr>
+              <w:t xml:space="preserve"> </w:t>
+            </w:r>
+          </w:p>
+          <w:p>
+            <w:pPr>
+              <w:rPr>
+                <w:lang w:val="en-US"/>
+              </w:rPr>
+            </w:pPr>
+            <w:r>
+              <w:rPr>
+                <w:b/>
+                <w:bCs/>
+                <w:lang w:val="en-US"/>
+              </w:rPr>
+              <w:t>Subject</w:t>
+            </w:r>
+            <w:r>
+              <w:rPr>
+                <w:lang w:val="en-US"/>
+              </w:rPr>
+              <w:t xml:space="preserve">: </w:t>
+            </w:r>
+            <w:r>
+              <w:rPr>
+                <w:lang w:val="en-US"/>
+              </w:rPr>
+              <w:t>Sponsorship Request for School Opening Event</w:t>
+            </w:r>
+          </w:p>
+          <w:p>
+            <w:pPr>
+              <w:rPr>
+                <w:b/>
+                <w:bCs/>
+                <w:lang w:val="en-US"/>
+              </w:rPr>
+            </w:pPr>
+          </w:p>
+        </w:tc>
+        <w:tc>
+          <w:tcPr>
+            <w:tcW w:w="5061" w:type="dxa"/>
+            <w:vAlign w:val="center"/>
+          </w:tcPr>
+          <w:p>
+            <w:pPr>
+              <w:rPr>
+                <w:lang w:val="en-US"/>
+              </w:rPr>
+            </w:pPr>
+          </w:p>
+          <w:p>
+            <w:pPr>
+              <w:rPr>
+                <w:lang w:val="en-US"/>
+              </w:rPr>
+            </w:pPr>
+            <w:r>
+              <w:rPr>
+                <w:lang w:val="en-US"/>
+              </w:rPr>
+              <w:t>Dear Sir/Madam,</w:t>
+            </w:r>
+          </w:p>
+          <w:p>
+            <w:pPr>
+              <w:rPr>
+                <w:lang w:val="en-US"/>
+              </w:rPr>
+            </w:pPr>
+            <w:r>
+              <w:rPr>
+                <w:lang w:val="en-US"/>
+              </w:rPr>
+              <w:t xml:space="preserve">[p] </w:t>
+            </w:r>
+          </w:p>
+          <w:p>
+            <w:pPr>
+              <w:rPr>
+                <w:lang w:val="en-US"/>
+              </w:rPr>
+            </w:pPr>
+            <w:r>
+              <w:rPr>
+                <w:lang w:val="en-US"/>
+              </w:rPr>
+              <w:t xml:space="preserve">[p]My name is Faiq Hazim. I am a teacher from </w:t>
+            </w:r>
+            <w:proofErr w:type="spellStart"/>
+            <w:r>
+              <w:rPr>
+                <w:lang w:val="en-US"/>
+              </w:rPr>
+              <w:t>Sekolah</w:t>
+            </w:r>
+            <w:proofErr w:type="spellEnd"/>
+            <w:r>
+              <w:rPr>
+                <w:lang w:val="en-US"/>
+              </w:rPr>
+              <w:t xml:space="preserve"> </w:t>
+            </w:r>
+            <w:proofErr w:type="spellStart"/>
+            <w:r>
+              <w:rPr>
+                <w:lang w:val="en-US"/>
+              </w:rPr>
+              <w:t>Kebangsaan</w:t>
+            </w:r>
+            <w:proofErr w:type="spellEnd"/>
+            <w:r>
+              <w:rPr>
+                <w:lang w:val="en-US"/>
+              </w:rPr>
+              <w:t xml:space="preserve"> Cahaya. Our school is having a</w:t>
+            </w:r>
+            <w:r>
+              <w:rPr>
+                <w:lang w:val="en-US"/>
+              </w:rPr>
+              <w:t xml:space="preserve"> school starting </w:t>
+            </w:r>
+            <w:r>
+              <w:rPr>
+                <w:lang w:val="en-US"/>
+              </w:rPr>
+              <w:t xml:space="preserve">event and would like to request a sponsorship of school supplies. The supplies are intended to be distributed </w:t>
+            </w:r>
+            <w:r>
+              <w:rPr>
+                <w:lang w:val="en-US"/>
+              </w:rPr>
+              <w:t>among</w:t>
+            </w:r>
+            <w:r>
+              <w:rPr>
+                <w:lang w:val="en-US"/>
+              </w:rPr>
+              <w:t xml:space="preserve"> new students coming from families </w:t>
+            </w:r>
+            <w:r>
+              <w:rPr>
+                <w:lang w:val="en-US"/>
+              </w:rPr>
+              <w:t>facing</w:t>
+            </w:r>
+            <w:r>
+              <w:rPr>
+                <w:lang w:val="en-US"/>
+              </w:rPr>
+              <w:t xml:space="preserve"> financial hardship.</w:t>
+            </w:r>
+          </w:p>
+          <w:p>
+            <w:pPr>
+              <w:rPr>
+                <w:lang w:val="en-US"/>
+              </w:rPr>
+            </w:pPr>
+            <w:r>
+              <w:rPr>
+                <w:lang w:val="en-US"/>
+              </w:rPr>
+              <w:t xml:space="preserve">[p] </w:t>
+            </w:r>
+          </w:p>
+          <w:p>
+            <w:r>
+              <w:rPr>
+                <w:lang w:val="en-US"/>
+              </w:rPr>
+              <w:t xml:space="preserve">[p]The details are in the file attached. </w:t>
+            </w:r>
+            <w:r>
+              <w:t>I look forward to hearing your thoughts</w:t>
+            </w:r>
+            <w:r>
+              <w:t xml:space="preserve"> and please do not hesitate to contact me if there are any inquiries</w:t>
+            </w:r>
+            <w:r>
+              <w:t>.</w:t>
+            </w:r>
+          </w:p>
+          <w:p>
+            <w:pPr>
+              <w:rPr>
+                <w:lang w:val="en-US"/>
+              </w:rPr>
+            </w:pPr>
+            <w:r>
+              <w:rPr>
+                <w:lang w:val="en-US"/>
+              </w:rPr>
+              <w:t xml:space="preserve">[p] </w:t>
+            </w:r>
+          </w:p>
+          <w:p>
+            <w:pPr>
+              <w:rPr>
+                <w:lang w:val="en-US"/>
+              </w:rPr>
+            </w:pPr>
+            <w:r>
+              <w:rPr>
+                <w:lang w:val="en-US"/>
+              </w:rPr>
+              <w:t xml:space="preserve">[p] </w:t>
+            </w:r>
+          </w:p>
+          <w:p>
+            <w:pPr>
+              <w:rPr>
+                <w:lang w:val="en-US"/>
+              </w:rPr>
+            </w:pPr>
+            <w:r>
+              <w:rPr>
+                <w:lang w:val="en-US"/>
+              </w:rPr>
+              <w:t>[p]Sincerely,</w:t>
+            </w:r>
+          </w:p>
+          <w:p>
+            <w:pPr>
+              <w:rPr>
+                <w:lang w:val="en-US"/>
+              </w:rPr>
+            </w:pPr>
+            <w:r>
+              <w:rPr>
+                <w:lang w:val="en-US"/>
+              </w:rPr>
+              <w:t>[p]Faiq Hazim</w:t>
+            </w:r>
+          </w:p>
+          <w:p>
+            <w:pPr>
+              <w:rPr>
+                <w:lang w:val="en-US"/>
+              </w:rPr>
+            </w:pPr>
+          </w:p>
+        </w:tc>
+      </w:tr>
+      <w:tr>
+        <w:trPr>
+          <w:trHeight w:val="360"/>
+        </w:trPr>
+        <w:tc>
+          <w:tcPr>
+            <w:tcW w:w="3955" w:type="dxa"/>
+            <w:vAlign w:val="center"/>
+          </w:tcPr>
+          <w:p>
+            <w:pPr>
+              <w:rPr>
+                <w:b/>
+                <w:bCs/>
+                <w:lang w:val="en-US"/>
+              </w:rPr>
+            </w:pPr>
+          </w:p>
+          <w:p>
+            <w:pPr>
+              <w:rPr>
+                <w:lang w:val="en-US"/>
+              </w:rPr>
+            </w:pPr>
+            <w:r>
+              <w:rPr>
+                <w:b/>
+                <w:bCs/>
+                <w:lang w:val="en-US"/>
+              </w:rPr>
+              <w:t>Type</w:t>
+            </w:r>
+            <w:r>
+              <w:rPr>
+                <w:lang w:val="en-US"/>
+              </w:rPr>
+              <w:t xml:space="preserve">: </w:t>
+            </w:r>
+            <w:r>
+              <w:rPr>
+                <w:lang w:val="en-US"/>
+              </w:rPr>
+              <w:t>Message</w:t>
+            </w:r>
+          </w:p>
+          <w:p>
+            <w:pPr>
+              <w:rPr>
+                <w:lang w:val="en-US"/>
+              </w:rPr>
+            </w:pPr>
+            <w:r>
+              <w:rPr>
+                <w:b/>
+                <w:bCs/>
+                <w:lang w:val="en-US"/>
+              </w:rPr>
+              <w:t>Sender Name</w:t>
+            </w:r>
+            <w:r>
+              <w:rPr>
+                <w:lang w:val="en-US"/>
+              </w:rPr>
+              <w:t xml:space="preserve">: </w:t>
+            </w:r>
+            <w:r>
+              <w:rPr>
+                <w:lang w:val="en-US"/>
+              </w:rPr>
+              <w:t xml:space="preserve">C17 </w:t>
+            </w:r>
+            <w:r>
+              <w:rPr>
+                <w:lang w:val="en-US"/>
+              </w:rPr>
+              <w:t>North</w:t>
+            </w:r>
+          </w:p>
+          <w:p>
+            <w:pPr>
+              <w:rPr>
+                <w:lang w:val="en-US"/>
+              </w:rPr>
+            </w:pPr>
+            <w:r>
+              <w:rPr>
+                <w:b/>
+                <w:bCs/>
+                <w:lang w:val="en-US"/>
+              </w:rPr>
+              <w:t>Sender Address</w:t>
+            </w:r>
+            <w:r>
+              <w:rPr>
+                <w:lang w:val="en-US"/>
+              </w:rPr>
+              <w:t xml:space="preserve">: </w:t>
+            </w:r>
+            <w:r>
+              <w:rPr>
+                <w:lang w:val="en-US"/>
+              </w:rPr>
+              <w:t>recruiting</w:t>
+            </w:r>
+            <w:r>
+              <w:rPr>
+                <w:lang w:val="en-US"/>
+              </w:rPr>
+              <w:t>.north</w:t>
+            </w:r>
+            <w:r>
+              <w:rPr>
+                <w:lang w:val="en-US"/>
+              </w:rPr>
+              <w:t>@c17.com</w:t>
+            </w:r>
+          </w:p>
+          <w:p>
+            <w:pPr>
+              <w:rPr>
+                <w:lang w:val="en-US"/>
+              </w:rPr>
+            </w:pPr>
+            <w:r>
+              <w:rPr>
+                <w:b/>
+                <w:bCs/>
+                <w:lang w:val="en-US"/>
+              </w:rPr>
+              <w:t>To Address</w:t>
+            </w:r>
+            <w:r>
+              <w:rPr>
+                <w:lang w:val="en-US"/>
+              </w:rPr>
+              <w:t>: {</w:t>
+            </w:r>
+            <w:proofErr w:type="spellStart"/>
+            <w:r>
+              <w:rPr>
+                <w:lang w:val="en-US"/>
+              </w:rPr>
+              <w:t>player_email</w:t>
+            </w:r>
+            <w:proofErr w:type="spellEnd"/>
+            <w:r>
+              <w:rPr>
+                <w:lang w:val="en-US"/>
+              </w:rPr>
+              <w:t>}</w:t>
+            </w:r>
+          </w:p>
+          <w:p>
+            <w:pPr>
+              <w:rPr>
+                <w:lang w:val="en-US"/>
+              </w:rPr>
+            </w:pPr>
+            <w:r>
+              <w:rPr>
+                <w:b/>
+                <w:bCs/>
+                <w:lang w:val="en-US"/>
+              </w:rPr>
+              <w:t>CC Address</w:t>
+            </w:r>
+            <w:r>
+              <w:rPr>
+                <w:lang w:val="en-US"/>
+              </w:rPr>
+              <w:t>:</w:t>
+            </w:r>
+            <w:r>
+              <w:rPr>
+                <w:lang w:val="en-US"/>
+              </w:rPr>
+              <w:t xml:space="preserve"> </w:t>
+            </w:r>
+          </w:p>
+          <w:p>
+            <w:pPr>
+              <w:rPr>
+                <w:lang w:val="en-US"/>
+              </w:rPr>
+            </w:pPr>
+            <w:r>
+              <w:rPr>
+                <w:b/>
+                <w:bCs/>
+                <w:lang w:val="en-US"/>
+              </w:rPr>
+              <w:lastRenderedPageBreak/>
+              <w:t>Subject</w:t>
+            </w:r>
+            <w:r>
+              <w:rPr>
+                <w:lang w:val="en-US"/>
+              </w:rPr>
+              <w:t xml:space="preserve">: </w:t>
+            </w:r>
+            <w:r>
+              <w:rPr>
+                <w:lang w:val="en-US"/>
+              </w:rPr>
+              <w:t>Join the C17 Family</w:t>
+            </w:r>
+          </w:p>
+          <w:p>
+            <w:pPr>
+              <w:rPr>
+                <w:b/>
+                <w:bCs/>
+                <w:lang w:val="en-US"/>
+              </w:rPr>
+            </w:pPr>
+          </w:p>
+        </w:tc>
+        <w:tc>
+          <w:tcPr>
+            <w:tcW w:w="5061" w:type="dxa"/>
+            <w:vAlign w:val="center"/>
+          </w:tcPr>
+          <w:p>
+            <w:pPr>
+              <w:rPr>
+                <w:lang w:val="en-US"/>
+              </w:rPr>
+            </w:pPr>
+            <w:r>
+              <w:rPr>
+                <w:lang w:val="en-US"/>
+              </w:rPr>
+              <w:lastRenderedPageBreak/>
+              <w:t>[center][</w:t>
+            </w:r>
+            <w:proofErr w:type="spellStart"/>
+            <w:r>
+              <w:rPr>
+                <w:lang w:val="en-US"/>
+              </w:rPr>
+              <w:t>img</w:t>
+            </w:r>
+            <w:proofErr w:type="spellEnd"/>
+            <w:r>
+              <w:rPr>
+                <w:lang w:val="en-US"/>
+              </w:rPr>
+              <w:t>=500x500</w:t>
+            </w:r>
+            <w:r>
+              <w:rPr>
+                <w:lang w:val="en-US"/>
+              </w:rPr>
+              <w:t>]assets/adware/??.</w:t>
+            </w:r>
+            <w:proofErr w:type="spellStart"/>
+            <w:r>
+              <w:rPr>
+                <w:lang w:val="en-US"/>
+              </w:rPr>
+              <w:t>png</w:t>
+            </w:r>
+            <w:proofErr w:type="spellEnd"/>
+            <w:r>
+              <w:rPr>
+                <w:lang w:val="en-US"/>
+              </w:rPr>
+              <w:t>[/</w:t>
+            </w:r>
+            <w:proofErr w:type="spellStart"/>
+            <w:r>
+              <w:rPr>
+                <w:lang w:val="en-US"/>
+              </w:rPr>
+              <w:t>img</w:t>
+            </w:r>
+            <w:proofErr w:type="spellEnd"/>
+            <w:r>
+              <w:rPr>
+                <w:lang w:val="en-US"/>
+              </w:rPr>
+              <w:t>][/center]</w:t>
+            </w:r>
+          </w:p>
+        </w:tc>
+      </w:tr>
+      <w:tr>
+        <w:trPr>
+          <w:trHeight w:val="360"/>
+        </w:trPr>
+        <w:tc>
+          <w:tcPr>
+            <w:tcW w:w="3955" w:type="dxa"/>
+            <w:vAlign w:val="center"/>
+          </w:tcPr>
+          <w:p>
+            <w:pPr>
+              <w:rPr>
+                <w:b/>
+                <w:bCs/>
+                <w:lang w:val="en-US"/>
+              </w:rPr>
+            </w:pPr>
+          </w:p>
+          <w:p>
+            <w:pPr>
+              <w:rPr>
+                <w:lang w:val="en-US"/>
+              </w:rPr>
+            </w:pPr>
+            <w:r>
+              <w:rPr>
+                <w:b/>
+                <w:bCs/>
+                <w:lang w:val="en-US"/>
+              </w:rPr>
+              <w:t>Type</w:t>
+            </w:r>
+            <w:r>
+              <w:rPr>
+                <w:lang w:val="en-US"/>
+              </w:rPr>
+              <w:t>: Inbound</w:t>
+            </w:r>
+          </w:p>
+          <w:p>
+            <w:pPr>
+              <w:rPr>
+                <w:lang w:val="en-US"/>
+              </w:rPr>
+            </w:pPr>
+            <w:r>
+              <w:rPr>
+                <w:b/>
+                <w:bCs/>
+                <w:lang w:val="en-US"/>
+              </w:rPr>
+              <w:t>Sender Name</w:t>
+            </w:r>
+            <w:r>
+              <w:rPr>
+                <w:lang w:val="en-US"/>
+              </w:rPr>
+              <w:t xml:space="preserve">: </w:t>
+            </w:r>
+            <w:r>
+              <w:rPr>
+                <w:lang w:val="en-US"/>
+              </w:rPr>
+              <w:t xml:space="preserve">Ceria Mall </w:t>
+            </w:r>
+            <w:r>
+              <w:rPr>
+                <w:lang w:val="en-US"/>
+              </w:rPr>
+              <w:t>Anthony</w:t>
+            </w:r>
+          </w:p>
+          <w:p>
+            <w:pPr>
+              <w:rPr>
+                <w:lang w:val="en-US"/>
+              </w:rPr>
+            </w:pPr>
+            <w:r>
+              <w:rPr>
+                <w:b/>
+                <w:bCs/>
+                <w:lang w:val="en-US"/>
+              </w:rPr>
+              <w:t>Sender Address</w:t>
+            </w:r>
+            <w:r>
+              <w:rPr>
+                <w:lang w:val="en-US"/>
+              </w:rPr>
+              <w:t xml:space="preserve">: </w:t>
+            </w:r>
+            <w:r>
+              <w:rPr>
+                <w:lang w:val="en-US"/>
+              </w:rPr>
+              <w:t>anth0ny41@email.com</w:t>
+            </w:r>
+          </w:p>
+          <w:p>
+            <w:pPr>
+              <w:rPr>
+                <w:lang w:val="en-US"/>
+              </w:rPr>
+            </w:pPr>
+            <w:r>
+              <w:rPr>
+                <w:b/>
+                <w:bCs/>
+                <w:lang w:val="en-US"/>
+              </w:rPr>
+              <w:t>To Address</w:t>
+            </w:r>
+            <w:r>
+              <w:rPr>
+                <w:lang w:val="en-US"/>
+              </w:rPr>
+              <w:t>: {</w:t>
+            </w:r>
+            <w:proofErr w:type="spellStart"/>
+            <w:r>
+              <w:rPr>
+                <w:lang w:val="en-US"/>
+              </w:rPr>
+              <w:t>player_email</w:t>
+            </w:r>
+            <w:proofErr w:type="spellEnd"/>
+            <w:r>
+              <w:rPr>
+                <w:lang w:val="en-US"/>
+              </w:rPr>
+              <w:t>}</w:t>
+            </w:r>
+          </w:p>
+          <w:p>
+            <w:pPr>
+              <w:rPr>
+                <w:lang w:val="en-US"/>
+              </w:rPr>
+            </w:pPr>
+            <w:r>
+              <w:rPr>
+                <w:b/>
+                <w:bCs/>
+                <w:lang w:val="en-US"/>
+              </w:rPr>
+              <w:t>CC Address</w:t>
+            </w:r>
+            <w:r>
+              <w:rPr>
+                <w:lang w:val="en-US"/>
+              </w:rPr>
+              <w:t>:</w:t>
+            </w:r>
+            <w:r>
+              <w:rPr>
+                <w:lang w:val="en-US"/>
+              </w:rPr>
+              <w:t xml:space="preserve"> </w:t>
+            </w:r>
+          </w:p>
+          <w:p>
+            <w:pPr>
+              <w:rPr>
+                <w:lang w:val="en-US"/>
+              </w:rPr>
+            </w:pPr>
+            <w:r>
+              <w:rPr>
+                <w:b/>
+                <w:bCs/>
+                <w:lang w:val="en-US"/>
+              </w:rPr>
+              <w:t>Subject</w:t>
+            </w:r>
+            <w:r>
+              <w:rPr>
+                <w:lang w:val="en-US"/>
+              </w:rPr>
+              <w:t xml:space="preserve">: </w:t>
+            </w:r>
+            <w:r>
+              <w:rPr>
+                <w:lang w:val="en-US"/>
+              </w:rPr>
+              <w:t>Ceria Mall Purchase Order</w:t>
+            </w:r>
+          </w:p>
+          <w:p>
+            <w:pPr>
+              <w:rPr>
+                <w:b/>
+                <w:bCs/>
+                <w:lang w:val="en-US"/>
+              </w:rPr>
+            </w:pPr>
+          </w:p>
+        </w:tc>
+        <w:tc>
+          <w:tcPr>
+            <w:tcW w:w="5061" w:type="dxa"/>
+            <w:vAlign w:val="center"/>
+          </w:tcPr>
+          <w:p>
+            <w:pPr>
+              <w:rPr>
+                <w:lang w:val="en-US"/>
+              </w:rPr>
+            </w:pPr>
+          </w:p>
+          <w:p>
+            <w:pPr>
+              <w:rPr>
+                <w:lang w:val="en-US"/>
+              </w:rPr>
+            </w:pPr>
+            <w:r>
+              <w:rPr>
+                <w:lang w:val="en-US"/>
+              </w:rPr>
+              <w:t>Hello, I’d like to place an order for a variety of office supplies for my company, Ceria Mall’s soon-to-be-opened latest branch.</w:t>
+            </w:r>
+          </w:p>
+          <w:p>
+            <w:pPr>
+              <w:rPr>
+                <w:lang w:val="en-US"/>
+              </w:rPr>
+            </w:pPr>
+            <w:r>
+              <w:rPr>
+                <w:lang w:val="en-US"/>
+              </w:rPr>
+              <w:t xml:space="preserve">[p] </w:t>
+            </w:r>
+          </w:p>
+          <w:p>
+            <w:pPr>
+              <w:rPr>
+                <w:lang w:val="en-US"/>
+              </w:rPr>
+            </w:pPr>
+            <w:r>
+              <w:rPr>
+                <w:lang w:val="en-US"/>
+              </w:rPr>
+              <w:t>[p]Please forward this email to the person-in-charge if you are not the intended recipient.</w:t>
+            </w:r>
+          </w:p>
+          <w:p>
+            <w:pPr>
+              <w:rPr>
+                <w:lang w:val="en-US"/>
+              </w:rPr>
+            </w:pPr>
+            <w:r>
+              <w:rPr>
+                <w:lang w:val="en-US"/>
+              </w:rPr>
+              <w:t xml:space="preserve">[p] </w:t>
+            </w:r>
+          </w:p>
+          <w:p>
+            <w:pPr>
+              <w:rPr>
+                <w:lang w:val="en-US"/>
+              </w:rPr>
+            </w:pPr>
+            <w:r>
+              <w:rPr>
+                <w:lang w:val="en-US"/>
+              </w:rPr>
+              <w:t xml:space="preserve">[p] </w:t>
+            </w:r>
+          </w:p>
+          <w:p>
+            <w:pPr>
+              <w:rPr>
+                <w:lang w:val="en-US"/>
+              </w:rPr>
+            </w:pPr>
+            <w:r>
+              <w:rPr>
+                <w:lang w:val="en-US"/>
+              </w:rPr>
+              <w:t>[p]Sincerely,</w:t>
+            </w:r>
+          </w:p>
+          <w:p>
+            <w:pPr>
+              <w:rPr>
+                <w:lang w:val="en-US"/>
+              </w:rPr>
+            </w:pPr>
+            <w:r>
+              <w:rPr>
+                <w:lang w:val="en-US"/>
+              </w:rPr>
+              <w:t>[p]Anthony, Ceria Mall Purchasing Officer</w:t>
+            </w:r>
+          </w:p>
+          <w:p>
+            <w:pPr>
+              <w:rPr>
+                <w:lang w:val="en-US"/>
+              </w:rPr>
+            </w:pPr>
+          </w:p>
+        </w:tc>
+      </w:tr>
+      <w:tr>
+        <w:trPr>
+          <w:trHeight w:val="360"/>
+        </w:trPr>
+        <w:tc>
+          <w:tcPr>
+            <w:tcW w:w="3955" w:type="dxa"/>
+            <w:vAlign w:val="center"/>
+          </w:tcPr>
+          <w:p>
+            <w:pPr>
+              <w:rPr>
+                <w:b/>
+                <w:bCs/>
+                <w:lang w:val="en-US"/>
+              </w:rPr>
+            </w:pPr>
+          </w:p>
+          <w:p>
+            <w:pPr>
+              <w:rPr>
+                <w:lang w:val="en-US"/>
+              </w:rPr>
+            </w:pPr>
+            <w:r>
+              <w:rPr>
+                <w:b/>
+                <w:bCs/>
+                <w:lang w:val="en-US"/>
+              </w:rPr>
+              <w:t>Type</w:t>
+            </w:r>
+            <w:r>
+              <w:rPr>
+                <w:lang w:val="en-US"/>
+              </w:rPr>
+              <w:t>: Inbound</w:t>
+            </w:r>
+          </w:p>
+          <w:p>
+            <w:pPr>
+              <w:rPr>
+                <w:lang w:val="en-US"/>
+              </w:rPr>
+            </w:pPr>
+            <w:r>
+              <w:rPr>
+                <w:b/>
+                <w:bCs/>
+                <w:lang w:val="en-US"/>
+              </w:rPr>
+              <w:t>Sender Name</w:t>
+            </w:r>
+            <w:r>
+              <w:rPr>
+                <w:lang w:val="en-US"/>
+              </w:rPr>
+              <w:t xml:space="preserve">: </w:t>
+            </w:r>
+            <w:r>
+              <w:rPr>
+                <w:lang w:val="en-US"/>
+              </w:rPr>
+              <w:t>Blake</w:t>
+            </w:r>
+          </w:p>
+          <w:p>
+            <w:pPr>
+              <w:rPr>
+                <w:lang w:val="en-US"/>
+              </w:rPr>
+            </w:pPr>
+            <w:r>
+              <w:rPr>
+                <w:b/>
+                <w:bCs/>
+                <w:lang w:val="en-US"/>
+              </w:rPr>
+              <w:t>Sender Address</w:t>
+            </w:r>
+            <w:r>
+              <w:rPr>
+                <w:lang w:val="en-US"/>
+              </w:rPr>
+              <w:t xml:space="preserve">: </w:t>
+            </w:r>
+            <w:r>
+              <w:rPr>
+                <w:lang w:val="en-US"/>
+              </w:rPr>
+              <w:t>bIake@abc.com.my</w:t>
+            </w:r>
+          </w:p>
+          <w:p>
+            <w:pPr>
+              <w:rPr>
+                <w:lang w:val="en-US"/>
+              </w:rPr>
+            </w:pPr>
+            <w:r>
+              <w:rPr>
+                <w:b/>
+                <w:bCs/>
+                <w:lang w:val="en-US"/>
+              </w:rPr>
+              <w:t>To Address</w:t>
+            </w:r>
+            <w:r>
+              <w:rPr>
+                <w:lang w:val="en-US"/>
+              </w:rPr>
+              <w:t>: {</w:t>
+            </w:r>
+            <w:proofErr w:type="spellStart"/>
+            <w:r>
+              <w:rPr>
+                <w:lang w:val="en-US"/>
+              </w:rPr>
+              <w:t>player_email</w:t>
+            </w:r>
+            <w:proofErr w:type="spellEnd"/>
+            <w:r>
+              <w:rPr>
+                <w:lang w:val="en-US"/>
+              </w:rPr>
+              <w:t>}</w:t>
+            </w:r>
+          </w:p>
+          <w:p>
+            <w:pPr>
+              <w:rPr>
+                <w:lang w:val="en-US"/>
+              </w:rPr>
+            </w:pPr>
+            <w:r>
+              <w:rPr>
+                <w:b/>
+                <w:bCs/>
+                <w:lang w:val="en-US"/>
+              </w:rPr>
+              <w:t>CC Address</w:t>
+            </w:r>
+            <w:r>
+              <w:rPr>
+                <w:lang w:val="en-US"/>
+              </w:rPr>
+              <w:t>:</w:t>
+            </w:r>
+            <w:r>
+              <w:rPr>
+                <w:lang w:val="en-US"/>
+              </w:rPr>
+              <w:t xml:space="preserve"> </w:t>
+            </w:r>
+          </w:p>
+          <w:p>
+            <w:pPr>
+              <w:rPr>
+                <w:lang w:val="en-US"/>
+              </w:rPr>
+            </w:pPr>
+            <w:r>
+              <w:rPr>
+                <w:b/>
+                <w:bCs/>
+                <w:lang w:val="en-US"/>
+              </w:rPr>
+              <w:t>Subject</w:t>
+            </w:r>
+            <w:r>
+              <w:rPr>
+                <w:lang w:val="en-US"/>
+              </w:rPr>
+              <w:t xml:space="preserve">: </w:t>
+            </w:r>
+            <w:r>
+              <w:rPr>
+                <w:lang w:val="en-US"/>
+              </w:rPr>
+              <w:t>You missed one PO</w:t>
+            </w:r>
+          </w:p>
+          <w:p>
+            <w:pPr>
+              <w:rPr>
+                <w:b/>
+                <w:bCs/>
+                <w:lang w:val="en-US"/>
+              </w:rPr>
+            </w:pPr>
+          </w:p>
+        </w:tc>
+        <w:tc>
+          <w:tcPr>
+            <w:tcW w:w="5061" w:type="dxa"/>
+            <w:vAlign w:val="center"/>
+          </w:tcPr>
+          <w:p>
+            <w:pPr>
+              <w:rPr>
+                <w:lang w:val="en-US"/>
+              </w:rPr>
+            </w:pPr>
+            <w:r>
+              <w:rPr>
+                <w:lang w:val="en-US"/>
+              </w:rPr>
+              <w:t>Hey {</w:t>
+            </w:r>
+            <w:proofErr w:type="spellStart"/>
+            <w:r>
+              <w:rPr>
+                <w:lang w:val="en-US"/>
+              </w:rPr>
+              <w:t>player_name</w:t>
+            </w:r>
+            <w:proofErr w:type="spellEnd"/>
+            <w:r>
+              <w:rPr>
+                <w:lang w:val="en-US"/>
+              </w:rPr>
+              <w:t>}!</w:t>
+            </w:r>
+          </w:p>
+          <w:p>
+            <w:pPr>
+              <w:rPr>
+                <w:lang w:val="en-US"/>
+              </w:rPr>
+            </w:pPr>
+            <w:r>
+              <w:rPr>
+                <w:lang w:val="en-US"/>
+              </w:rPr>
+              <w:t xml:space="preserve">[p] </w:t>
+            </w:r>
+          </w:p>
+          <w:p>
+            <w:pPr>
+              <w:rPr>
+                <w:lang w:val="en-US"/>
+              </w:rPr>
+            </w:pPr>
+            <w:r>
+              <w:rPr>
+                <w:lang w:val="en-US"/>
+              </w:rPr>
+              <w:t>[p]I received a purchase order from a client</w:t>
+            </w:r>
+            <w:r>
+              <w:rPr>
+                <w:lang w:val="en-US"/>
+              </w:rPr>
+              <w:t>. Please forward it to finance.</w:t>
+            </w:r>
+          </w:p>
+          <w:p>
+            <w:pPr>
+              <w:rPr>
+                <w:lang w:val="en-US"/>
+              </w:rPr>
+            </w:pPr>
+            <w:r>
+              <w:rPr>
+                <w:lang w:val="en-US"/>
+              </w:rPr>
+              <w:t xml:space="preserve">[p] </w:t>
+            </w:r>
+          </w:p>
+          <w:p>
+            <w:pPr>
+              <w:rPr>
+                <w:lang w:val="en-US"/>
+              </w:rPr>
+            </w:pPr>
+            <w:r>
+              <w:rPr>
+                <w:lang w:val="en-US"/>
+              </w:rPr>
+              <w:t xml:space="preserve">[p] </w:t>
+            </w:r>
+          </w:p>
+          <w:p>
+            <w:pPr>
+              <w:rPr>
+                <w:lang w:val="en-US"/>
+              </w:rPr>
+            </w:pPr>
+            <w:r>
+              <w:rPr>
+                <w:lang w:val="en-US"/>
+              </w:rPr>
+              <w:t>[p]-Blake</w:t>
+            </w:r>
           </w:p>
         </w:tc>
       </w:tr>

--- a/level design.docx
+++ b/level design.docx
@@ -430,7 +430,6 @@
               </w:rPr>
               <w:t>D</w:t>
             </w:r>
-            <w:proofErr w:type="spellStart"/>
             <w:r>
               <w:rPr>
                 <w:b/>
@@ -438,7 +437,6 @@
               </w:rPr>
               <w:t>etails</w:t>
             </w:r>
-            <w:proofErr w:type="spellEnd"/>
           </w:p>
         </w:tc>
         <w:tc>
@@ -565,21 +563,7 @@
               <w:rPr>
                 <w:lang w:val="en-US"/>
               </w:rPr>
-              <w:t>: {</w:t>
-            </w:r>
-            <w:proofErr w:type="spellStart"/>
-            <w:r>
-              <w:rPr>
-                <w:lang w:val="en-US"/>
-              </w:rPr>
-              <w:t>player_email</w:t>
-            </w:r>
-            <w:proofErr w:type="spellEnd"/>
-            <w:r>
-              <w:rPr>
-                <w:lang w:val="en-US"/>
-              </w:rPr>
-              <w:t>}</w:t>
+              <w:t>: {player_email}</w:t>
             </w:r>
           </w:p>
           <w:p>
@@ -745,21 +729,7 @@
               <w:rPr>
                 <w:lang w:val="en-US"/>
               </w:rPr>
-              <w:t>: {</w:t>
-            </w:r>
-            <w:proofErr w:type="spellStart"/>
-            <w:r>
-              <w:rPr>
-                <w:lang w:val="en-US"/>
-              </w:rPr>
-              <w:t>player_email</w:t>
-            </w:r>
-            <w:proofErr w:type="spellEnd"/>
-            <w:r>
-              <w:rPr>
-                <w:lang w:val="en-US"/>
-              </w:rPr>
-              <w:t>}</w:t>
+              <w:t>: {player_email}</w:t>
             </w:r>
           </w:p>
           <w:p>
@@ -897,7 +867,6 @@
               </w:rPr>
               <w:t>D</w:t>
             </w:r>
-            <w:proofErr w:type="spellStart"/>
             <w:r>
               <w:rPr>
                 <w:b/>
@@ -905,7 +874,6 @@
               </w:rPr>
               <w:t>etails</w:t>
             </w:r>
-            <w:proofErr w:type="spellEnd"/>
           </w:p>
         </w:tc>
         <w:tc>
@@ -1039,21 +1007,7 @@
               <w:rPr>
                 <w:lang w:val="en-US"/>
               </w:rPr>
-              <w:t>: {</w:t>
-            </w:r>
-            <w:proofErr w:type="spellStart"/>
-            <w:r>
-              <w:rPr>
-                <w:lang w:val="en-US"/>
-              </w:rPr>
-              <w:t>player_email</w:t>
-            </w:r>
-            <w:proofErr w:type="spellEnd"/>
-            <w:r>
-              <w:rPr>
-                <w:lang w:val="en-US"/>
-              </w:rPr>
-              <w:t>}</w:t>
+              <w:t>: {player_email}</w:t>
             </w:r>
           </w:p>
           <w:p>
@@ -1180,21 +1134,7 @@
               <w:rPr>
                 <w:lang w:val="en-US"/>
               </w:rPr>
-              <w:t>, {</w:t>
-            </w:r>
-            <w:proofErr w:type="spellStart"/>
-            <w:r>
-              <w:rPr>
-                <w:lang w:val="en-US"/>
-              </w:rPr>
-              <w:t>player_name</w:t>
-            </w:r>
-            <w:proofErr w:type="spellEnd"/>
-            <w:r>
-              <w:rPr>
-                <w:lang w:val="en-US"/>
-              </w:rPr>
-              <w:t>}</w:t>
+              <w:t>, {player_name}</w:t>
             </w:r>
             <w:r>
               <w:rPr>
@@ -1454,35 +1394,7 @@
               <w:rPr>
                 <w:lang w:val="en-US"/>
               </w:rPr>
-              <w:t>[</w:t>
-            </w:r>
-            <w:proofErr w:type="spellStart"/>
-            <w:r>
-              <w:rPr>
-                <w:lang w:val="en-US"/>
-              </w:rPr>
-              <w:t>img</w:t>
-            </w:r>
-            <w:proofErr w:type="spellEnd"/>
-            <w:r>
-              <w:rPr>
-                <w:lang w:val="en-US"/>
-              </w:rPr>
-              <w:t>]assets/tutorial/report_email.png[/</w:t>
-            </w:r>
-            <w:proofErr w:type="spellStart"/>
-            <w:r>
-              <w:rPr>
-                <w:lang w:val="en-US"/>
-              </w:rPr>
-              <w:t>img</w:t>
-            </w:r>
-            <w:proofErr w:type="spellEnd"/>
-            <w:r>
-              <w:rPr>
-                <w:lang w:val="en-US"/>
-              </w:rPr>
-              <w:t>]</w:t>
+              <w:t>[img]assets/tutorial/report_email.png[/img]</w:t>
             </w:r>
             <w:r>
               <w:rPr>
@@ -1689,21 +1601,7 @@
               <w:rPr>
                 <w:lang w:val="en-US"/>
               </w:rPr>
-              <w:t>: {</w:t>
-            </w:r>
-            <w:proofErr w:type="spellStart"/>
-            <w:r>
-              <w:rPr>
-                <w:lang w:val="en-US"/>
-              </w:rPr>
-              <w:t>player_email</w:t>
-            </w:r>
-            <w:proofErr w:type="spellEnd"/>
-            <w:r>
-              <w:rPr>
-                <w:lang w:val="en-US"/>
-              </w:rPr>
-              <w:t>}</w:t>
+              <w:t>: {player_email}</w:t>
             </w:r>
           </w:p>
           <w:p>
@@ -1798,21 +1696,7 @@
               <w:rPr>
                 <w:lang w:val="en-US"/>
               </w:rPr>
-              <w:t>, {</w:t>
-            </w:r>
-            <w:proofErr w:type="spellStart"/>
-            <w:r>
-              <w:rPr>
-                <w:lang w:val="en-US"/>
-              </w:rPr>
-              <w:t>player_name</w:t>
-            </w:r>
-            <w:proofErr w:type="spellEnd"/>
-            <w:r>
-              <w:rPr>
-                <w:lang w:val="en-US"/>
-              </w:rPr>
-              <w:t>}!</w:t>
+              <w:t>, {player_name}!</w:t>
             </w:r>
           </w:p>
           <w:p>
@@ -2147,21 +2031,7 @@
               <w:rPr>
                 <w:lang w:val="en-US"/>
               </w:rPr>
-              <w:t>: {</w:t>
-            </w:r>
-            <w:proofErr w:type="spellStart"/>
-            <w:r>
-              <w:rPr>
-                <w:lang w:val="en-US"/>
-              </w:rPr>
-              <w:t>player_email</w:t>
-            </w:r>
-            <w:proofErr w:type="spellEnd"/>
-            <w:r>
-              <w:rPr>
-                <w:lang w:val="en-US"/>
-              </w:rPr>
-              <w:t>}</w:t>
+              <w:t>: {player_email}</w:t>
             </w:r>
           </w:p>
           <w:p>
@@ -2253,21 +2123,7 @@
               <w:rPr>
                 <w:lang w:val="en-US"/>
               </w:rPr>
-              <w:t>, {</w:t>
-            </w:r>
-            <w:proofErr w:type="spellStart"/>
-            <w:r>
-              <w:rPr>
-                <w:lang w:val="en-US"/>
-              </w:rPr>
-              <w:t>player_name</w:t>
-            </w:r>
-            <w:proofErr w:type="spellEnd"/>
-            <w:r>
-              <w:rPr>
-                <w:lang w:val="en-US"/>
-              </w:rPr>
-              <w:t>}!</w:t>
+              <w:t>, {player_name}!</w:t>
             </w:r>
           </w:p>
           <w:p>
@@ -2514,21 +2370,7 @@
               <w:rPr>
                 <w:lang w:val="en-US"/>
               </w:rPr>
-              <w:t>: {</w:t>
-            </w:r>
-            <w:proofErr w:type="spellStart"/>
-            <w:r>
-              <w:rPr>
-                <w:lang w:val="en-US"/>
-              </w:rPr>
-              <w:t>player_email</w:t>
-            </w:r>
-            <w:proofErr w:type="spellEnd"/>
-            <w:r>
-              <w:rPr>
-                <w:lang w:val="en-US"/>
-              </w:rPr>
-              <w:t>}</w:t>
+              <w:t>: {player_email}</w:t>
             </w:r>
           </w:p>
           <w:p>
@@ -2635,29 +2477,13 @@
               <w:t>[p]</w:t>
             </w:r>
             <w:r>
-              <w:t>[</w:t>
-            </w:r>
-            <w:proofErr w:type="spellStart"/>
-            <w:r>
-              <w:t>center</w:t>
-            </w:r>
-            <w:proofErr w:type="spellEnd"/>
-            <w:r>
-              <w:t>]</w:t>
+              <w:t>[center]</w:t>
             </w:r>
             <w:r>
               <w:t>Thank you for choosing Orbit Antivirus!</w:t>
             </w:r>
             <w:r>
-              <w:t>[/</w:t>
-            </w:r>
-            <w:proofErr w:type="spellStart"/>
-            <w:r>
-              <w:t>center</w:t>
-            </w:r>
-            <w:proofErr w:type="spellEnd"/>
-            <w:r>
-              <w:t>]</w:t>
+              <w:t>[/center]</w:t>
             </w:r>
           </w:p>
           <w:p>
@@ -2670,51 +2496,19 @@
               <w:t>[p]</w:t>
             </w:r>
             <w:r>
-              <w:t>[</w:t>
-            </w:r>
-            <w:proofErr w:type="spellStart"/>
-            <w:r>
-              <w:t>center</w:t>
-            </w:r>
-            <w:proofErr w:type="spellEnd"/>
-            <w:r>
-              <w:t>]</w:t>
-            </w:r>
-            <w:r>
-              <w:t>[</w:t>
-            </w:r>
-            <w:proofErr w:type="spellStart"/>
-            <w:r>
-              <w:t>img</w:t>
-            </w:r>
-            <w:proofErr w:type="spellEnd"/>
-            <w:r>
-              <w:t>]</w:t>
+              <w:t>[center]</w:t>
+            </w:r>
+            <w:r>
+              <w:t>[img]</w:t>
             </w:r>
             <w:r>
               <w:t>assets/</w:t>
             </w:r>
             <w:r>
-              <w:t>orbit_logo.png[/</w:t>
-            </w:r>
-            <w:proofErr w:type="spellStart"/>
-            <w:r>
-              <w:t>img</w:t>
-            </w:r>
-            <w:proofErr w:type="spellEnd"/>
-            <w:r>
-              <w:t>]</w:t>
-            </w:r>
-            <w:r>
-              <w:t>[/</w:t>
-            </w:r>
-            <w:proofErr w:type="spellStart"/>
-            <w:r>
-              <w:t>center</w:t>
-            </w:r>
-            <w:proofErr w:type="spellEnd"/>
-            <w:r>
-              <w:t>]</w:t>
+              <w:t>orbit_logo.png[/img]</w:t>
+            </w:r>
+            <w:r>
+              <w:t>[/center]</w:t>
             </w:r>
           </w:p>
           <w:p/>
@@ -2840,21 +2634,7 @@
               <w:rPr>
                 <w:lang w:val="en-US"/>
               </w:rPr>
-              <w:t>: {</w:t>
-            </w:r>
-            <w:proofErr w:type="spellStart"/>
-            <w:r>
-              <w:rPr>
-                <w:lang w:val="en-US"/>
-              </w:rPr>
-              <w:t>player_email</w:t>
-            </w:r>
-            <w:proofErr w:type="spellEnd"/>
-            <w:r>
-              <w:rPr>
-                <w:lang w:val="en-US"/>
-              </w:rPr>
-              <w:t>}</w:t>
+              <w:t>: {player_email}</w:t>
             </w:r>
           </w:p>
           <w:p>
@@ -3050,7 +2830,6 @@
               </w:rPr>
               <w:t>[p]</w:t>
             </w:r>
-            <w:proofErr w:type="spellStart"/>
             <w:r>
               <w:rPr>
                 <w:rFonts w:ascii="MS Gothic" w:eastAsia="MS Gothic" w:hAnsi="MS Gothic" w:cs="MS Gothic" w:hint="eastAsia"/>
@@ -3058,7 +2837,6 @@
               </w:rPr>
               <w:t>小天才文具店</w:t>
             </w:r>
-            <w:proofErr w:type="spellEnd"/>
           </w:p>
           <w:p>
             <w:pPr>
@@ -3128,14 +2906,12 @@
               </w:rPr>
               <w:t xml:space="preserve">: </w:t>
             </w:r>
-            <w:proofErr w:type="spellStart"/>
             <w:r>
               <w:rPr>
                 <w:lang w:val="en-US"/>
               </w:rPr>
               <w:t>Trippo</w:t>
             </w:r>
-            <w:proofErr w:type="spellEnd"/>
           </w:p>
           <w:p>
             <w:pPr>
@@ -3210,21 +2986,7 @@
               <w:rPr>
                 <w:lang w:val="en-US"/>
               </w:rPr>
-              <w:t>: {</w:t>
-            </w:r>
-            <w:proofErr w:type="spellStart"/>
-            <w:r>
-              <w:rPr>
-                <w:lang w:val="en-US"/>
-              </w:rPr>
-              <w:t>player_email</w:t>
-            </w:r>
-            <w:proofErr w:type="spellEnd"/>
-            <w:r>
-              <w:rPr>
-                <w:lang w:val="en-US"/>
-              </w:rPr>
-              <w:t>}</w:t>
+              <w:t>: {player_email}</w:t>
             </w:r>
           </w:p>
           <w:p>
@@ -3470,21 +3232,7 @@
               <w:rPr>
                 <w:lang w:val="en-US"/>
               </w:rPr>
-              <w:t>: {</w:t>
-            </w:r>
-            <w:proofErr w:type="spellStart"/>
-            <w:r>
-              <w:rPr>
-                <w:lang w:val="en-US"/>
-              </w:rPr>
-              <w:t>player_email</w:t>
-            </w:r>
-            <w:proofErr w:type="spellEnd"/>
-            <w:r>
-              <w:rPr>
-                <w:lang w:val="en-US"/>
-              </w:rPr>
-              <w:t>}</w:t>
+              <w:t>: {player_email}</w:t>
             </w:r>
           </w:p>
           <w:p>
@@ -3800,21 +3548,7 @@
               <w:rPr>
                 <w:lang w:val="en-US"/>
               </w:rPr>
-              <w:t>: {</w:t>
-            </w:r>
-            <w:proofErr w:type="spellStart"/>
-            <w:r>
-              <w:rPr>
-                <w:lang w:val="en-US"/>
-              </w:rPr>
-              <w:t>player_email</w:t>
-            </w:r>
-            <w:proofErr w:type="spellEnd"/>
-            <w:r>
-              <w:rPr>
-                <w:lang w:val="en-US"/>
-              </w:rPr>
-              <w:t>}</w:t>
+              <w:t>: {player_email}</w:t>
             </w:r>
           </w:p>
           <w:p>
@@ -4056,63 +3790,7 @@
               <w:rPr>
                 <w:lang w:val="en-US"/>
               </w:rPr>
-              <w:t>[center][</w:t>
-            </w:r>
-            <w:proofErr w:type="spellStart"/>
-            <w:r>
-              <w:rPr>
-                <w:lang w:val="en-US"/>
-              </w:rPr>
-              <w:t>img</w:t>
-            </w:r>
-            <w:proofErr w:type="spellEnd"/>
-            <w:r>
-              <w:rPr>
-                <w:lang w:val="en-US"/>
-              </w:rPr>
-              <w:t>]assets/tutorial/hover1.png[/</w:t>
-            </w:r>
-            <w:proofErr w:type="spellStart"/>
-            <w:r>
-              <w:rPr>
-                <w:lang w:val="en-US"/>
-              </w:rPr>
-              <w:t>img</w:t>
-            </w:r>
-            <w:proofErr w:type="spellEnd"/>
-            <w:r>
-              <w:rPr>
-                <w:lang w:val="en-US"/>
-              </w:rPr>
-              <w:t>] [</w:t>
-            </w:r>
-            <w:proofErr w:type="spellStart"/>
-            <w:r>
-              <w:rPr>
-                <w:lang w:val="en-US"/>
-              </w:rPr>
-              <w:t>img</w:t>
-            </w:r>
-            <w:proofErr w:type="spellEnd"/>
-            <w:r>
-              <w:rPr>
-                <w:lang w:val="en-US"/>
-              </w:rPr>
-              <w:t>]assets/tutorial/hover2.png[/</w:t>
-            </w:r>
-            <w:proofErr w:type="spellStart"/>
-            <w:r>
-              <w:rPr>
-                <w:lang w:val="en-US"/>
-              </w:rPr>
-              <w:t>img</w:t>
-            </w:r>
-            <w:proofErr w:type="spellEnd"/>
-            <w:r>
-              <w:rPr>
-                <w:lang w:val="en-US"/>
-              </w:rPr>
-              <w:t>] [/center]</w:t>
+              <w:t>[center][img]assets/tutorial/hover1.png[/img] [img]assets/tutorial/hover2.png[/img] [/center]</w:t>
             </w:r>
           </w:p>
           <w:p>
@@ -4332,21 +4010,7 @@
               <w:rPr>
                 <w:lang w:val="en-US"/>
               </w:rPr>
-              <w:t>: {</w:t>
-            </w:r>
-            <w:proofErr w:type="spellStart"/>
-            <w:r>
-              <w:rPr>
-                <w:lang w:val="en-US"/>
-              </w:rPr>
-              <w:t>player_email</w:t>
-            </w:r>
-            <w:proofErr w:type="spellEnd"/>
-            <w:r>
-              <w:rPr>
-                <w:lang w:val="en-US"/>
-              </w:rPr>
-              <w:t>}</w:t>
+              <w:t>: {player_email}</w:t>
             </w:r>
           </w:p>
           <w:p>
@@ -4437,21 +4101,7 @@
               <w:rPr>
                 <w:lang w:val="en-US"/>
               </w:rPr>
-              <w:t xml:space="preserve">Hello, I want to order some </w:t>
-            </w:r>
-            <w:proofErr w:type="spellStart"/>
-            <w:r>
-              <w:rPr>
-                <w:lang w:val="en-US"/>
-              </w:rPr>
-              <w:t>stationarys</w:t>
-            </w:r>
-            <w:proofErr w:type="spellEnd"/>
-            <w:r>
-              <w:rPr>
-                <w:lang w:val="en-US"/>
-              </w:rPr>
-              <w:t xml:space="preserve"> for my shop.</w:t>
+              <w:t>Hello, I want to order some stationarys for my shop.</w:t>
             </w:r>
           </w:p>
           <w:p>
@@ -4652,21 +4302,7 @@
               <w:rPr>
                 <w:lang w:val="en-US"/>
               </w:rPr>
-              <w:t>: {</w:t>
-            </w:r>
-            <w:proofErr w:type="spellStart"/>
-            <w:r>
-              <w:rPr>
-                <w:lang w:val="en-US"/>
-              </w:rPr>
-              <w:t>player_email</w:t>
-            </w:r>
-            <w:proofErr w:type="spellEnd"/>
-            <w:r>
-              <w:rPr>
-                <w:lang w:val="en-US"/>
-              </w:rPr>
-              <w:t>}</w:t>
+              <w:t>: {player_email}</w:t>
             </w:r>
           </w:p>
           <w:p>
@@ -4714,16 +4350,8 @@
               <w:rPr>
                 <w:lang w:val="en-US"/>
               </w:rPr>
-              <w:t xml:space="preserve">Purchase Order - </w:t>
-            </w:r>
-            <w:proofErr w:type="spellStart"/>
-            <w:r>
-              <w:rPr>
-                <w:lang w:val="en-US"/>
-              </w:rPr>
-              <w:t>PrintingPro</w:t>
-            </w:r>
-            <w:proofErr w:type="spellEnd"/>
+              <w:t>Purchase Order - PrintingPro</w:t>
+            </w:r>
           </w:p>
           <w:p>
             <w:pPr>
@@ -4750,21 +4378,7 @@
               <w:rPr>
                 <w:lang w:val="en-US"/>
               </w:rPr>
-              <w:t>Hi {</w:t>
-            </w:r>
-            <w:proofErr w:type="spellStart"/>
-            <w:r>
-              <w:rPr>
-                <w:lang w:val="en-US"/>
-              </w:rPr>
-              <w:t>player_name</w:t>
-            </w:r>
-            <w:proofErr w:type="spellEnd"/>
-            <w:r>
-              <w:rPr>
-                <w:lang w:val="en-US"/>
-              </w:rPr>
-              <w:t>}!</w:t>
+              <w:t>Hi {player_name}!</w:t>
             </w:r>
             <w:r>
               <w:rPr>
@@ -4796,21 +4410,7 @@
               <w:rPr>
                 <w:lang w:val="en-US"/>
               </w:rPr>
-              <w:t xml:space="preserve">[p]This is a Purchase Order from </w:t>
-            </w:r>
-            <w:proofErr w:type="spellStart"/>
-            <w:r>
-              <w:rPr>
-                <w:lang w:val="en-US"/>
-              </w:rPr>
-              <w:t>PrintingPro</w:t>
-            </w:r>
-            <w:proofErr w:type="spellEnd"/>
-            <w:r>
-              <w:rPr>
-                <w:lang w:val="en-US"/>
-              </w:rPr>
-              <w:t>. Please help me send this to finance. Thanks!</w:t>
+              <w:t>[p]This is a Purchase Order from PrintingPro. Please help me send this to finance. Thanks!</w:t>
             </w:r>
           </w:p>
         </w:tc>
@@ -4891,7 +4491,6 @@
               </w:rPr>
               <w:t>D</w:t>
             </w:r>
-            <w:proofErr w:type="spellStart"/>
             <w:r>
               <w:rPr>
                 <w:b/>
@@ -4899,7 +4498,6 @@
               </w:rPr>
               <w:t>etails</w:t>
             </w:r>
-            <w:proofErr w:type="spellEnd"/>
           </w:p>
         </w:tc>
         <w:tc>
@@ -5038,21 +4636,7 @@
               <w:rPr>
                 <w:lang w:val="en-US"/>
               </w:rPr>
-              <w:t>: {</w:t>
-            </w:r>
-            <w:proofErr w:type="spellStart"/>
-            <w:r>
-              <w:rPr>
-                <w:lang w:val="en-US"/>
-              </w:rPr>
-              <w:t>player_email</w:t>
-            </w:r>
-            <w:proofErr w:type="spellEnd"/>
-            <w:r>
-              <w:rPr>
-                <w:lang w:val="en-US"/>
-              </w:rPr>
-              <w:t>}</w:t>
+              <w:t>: {player_email}</w:t>
             </w:r>
           </w:p>
           <w:p>
@@ -5145,21 +4729,7 @@
               <w:rPr>
                 <w:lang w:val="en-US"/>
               </w:rPr>
-              <w:t xml:space="preserve"> {</w:t>
-            </w:r>
-            <w:proofErr w:type="spellStart"/>
-            <w:r>
-              <w:rPr>
-                <w:lang w:val="en-US"/>
-              </w:rPr>
-              <w:t>player_name</w:t>
-            </w:r>
-            <w:proofErr w:type="spellEnd"/>
-            <w:r>
-              <w:rPr>
-                <w:lang w:val="en-US"/>
-              </w:rPr>
-              <w:t>}!</w:t>
+              <w:t xml:space="preserve"> {player_name}!</w:t>
             </w:r>
           </w:p>
           <w:p>
@@ -5275,91 +4845,7 @@
               <w:rPr>
                 <w:lang w:val="en-US"/>
               </w:rPr>
-              <w:t>[</w:t>
-            </w:r>
-            <w:proofErr w:type="spellStart"/>
-            <w:r>
-              <w:rPr>
-                <w:lang w:val="en-US"/>
-              </w:rPr>
-              <w:t>img</w:t>
-            </w:r>
-            <w:proofErr w:type="spellEnd"/>
-            <w:r>
-              <w:rPr>
-                <w:lang w:val="en-US"/>
-              </w:rPr>
-              <w:t>]assets/tutorial/highlight1.png[/</w:t>
-            </w:r>
-            <w:proofErr w:type="spellStart"/>
-            <w:r>
-              <w:rPr>
-                <w:lang w:val="en-US"/>
-              </w:rPr>
-              <w:t>img</w:t>
-            </w:r>
-            <w:proofErr w:type="spellEnd"/>
-            <w:r>
-              <w:rPr>
-                <w:lang w:val="en-US"/>
-              </w:rPr>
-              <w:t>] [</w:t>
-            </w:r>
-            <w:proofErr w:type="spellStart"/>
-            <w:r>
-              <w:rPr>
-                <w:lang w:val="en-US"/>
-              </w:rPr>
-              <w:t>img</w:t>
-            </w:r>
-            <w:proofErr w:type="spellEnd"/>
-            <w:r>
-              <w:rPr>
-                <w:lang w:val="en-US"/>
-              </w:rPr>
-              <w:t>]assets/tutorial/highlight2.png[/</w:t>
-            </w:r>
-            <w:proofErr w:type="spellStart"/>
-            <w:r>
-              <w:rPr>
-                <w:lang w:val="en-US"/>
-              </w:rPr>
-              <w:t>img</w:t>
-            </w:r>
-            <w:proofErr w:type="spellEnd"/>
-            <w:r>
-              <w:rPr>
-                <w:lang w:val="en-US"/>
-              </w:rPr>
-              <w:t>] [</w:t>
-            </w:r>
-            <w:proofErr w:type="spellStart"/>
-            <w:r>
-              <w:rPr>
-                <w:lang w:val="en-US"/>
-              </w:rPr>
-              <w:t>img</w:t>
-            </w:r>
-            <w:proofErr w:type="spellEnd"/>
-            <w:r>
-              <w:rPr>
-                <w:lang w:val="en-US"/>
-              </w:rPr>
-              <w:t>]assets/tutorial/highlight3.png[/</w:t>
-            </w:r>
-            <w:proofErr w:type="spellStart"/>
-            <w:r>
-              <w:rPr>
-                <w:lang w:val="en-US"/>
-              </w:rPr>
-              <w:t>img</w:t>
-            </w:r>
-            <w:proofErr w:type="spellEnd"/>
-            <w:r>
-              <w:rPr>
-                <w:lang w:val="en-US"/>
-              </w:rPr>
-              <w:t>]</w:t>
+              <w:t>[img]assets/tutorial/highlight1.png[/img] [img]assets/tutorial/highlight2.png[/img] [img]assets/tutorial/highlight3.png[/img]</w:t>
             </w:r>
           </w:p>
           <w:p>
@@ -5498,21 +4984,7 @@
               <w:rPr>
                 <w:lang w:val="en-US"/>
               </w:rPr>
-              <w:t>: {</w:t>
-            </w:r>
-            <w:proofErr w:type="spellStart"/>
-            <w:r>
-              <w:rPr>
-                <w:lang w:val="en-US"/>
-              </w:rPr>
-              <w:t>player_email</w:t>
-            </w:r>
-            <w:proofErr w:type="spellEnd"/>
-            <w:r>
-              <w:rPr>
-                <w:lang w:val="en-US"/>
-              </w:rPr>
-              <w:t>}</w:t>
+              <w:t>: {player_email}</w:t>
             </w:r>
           </w:p>
           <w:p>
@@ -5753,21 +5225,7 @@
               <w:rPr>
                 <w:lang w:val="en-US"/>
               </w:rPr>
-              <w:t>: {</w:t>
-            </w:r>
-            <w:proofErr w:type="spellStart"/>
-            <w:r>
-              <w:rPr>
-                <w:lang w:val="en-US"/>
-              </w:rPr>
-              <w:t>player_email</w:t>
-            </w:r>
-            <w:proofErr w:type="spellEnd"/>
-            <w:r>
-              <w:rPr>
-                <w:lang w:val="en-US"/>
-              </w:rPr>
-              <w:t>}</w:t>
+              <w:t>: {player_email}</w:t>
             </w:r>
           </w:p>
           <w:p>
@@ -5982,6 +5440,7 @@
               <w:rPr>
                 <w:lang w:val="en-US"/>
               </w:rPr>
+              <w:lastRenderedPageBreak/>
               <w:t xml:space="preserve">[p] </w:t>
             </w:r>
           </w:p>
@@ -6136,21 +5595,7 @@
               <w:rPr>
                 <w:lang w:val="en-US"/>
               </w:rPr>
-              <w:t>: {</w:t>
-            </w:r>
-            <w:proofErr w:type="spellStart"/>
-            <w:r>
-              <w:rPr>
-                <w:lang w:val="en-US"/>
-              </w:rPr>
-              <w:t>player_email</w:t>
-            </w:r>
-            <w:proofErr w:type="spellEnd"/>
-            <w:r>
-              <w:rPr>
-                <w:lang w:val="en-US"/>
-              </w:rPr>
-              <w:t>}</w:t>
+              <w:t>: {player_email}</w:t>
             </w:r>
           </w:p>
           <w:p>
@@ -6316,16 +5761,8 @@
               <w:rPr>
                 <w:lang w:val="en-US"/>
               </w:rPr>
-              <w:t xml:space="preserve">Jane </w:t>
-            </w:r>
-            <w:proofErr w:type="spellStart"/>
-            <w:r>
-              <w:rPr>
-                <w:lang w:val="en-US"/>
-              </w:rPr>
-              <w:t>Navarednam</w:t>
-            </w:r>
-            <w:proofErr w:type="spellEnd"/>
+              <w:t>Jane Navarednam</w:t>
+            </w:r>
           </w:p>
           <w:p>
             <w:pPr>
@@ -6460,21 +5897,7 @@
               <w:rPr>
                 <w:lang w:val="en-US"/>
               </w:rPr>
-              <w:t>: {</w:t>
-            </w:r>
-            <w:proofErr w:type="spellStart"/>
-            <w:r>
-              <w:rPr>
-                <w:lang w:val="en-US"/>
-              </w:rPr>
-              <w:t>player_email</w:t>
-            </w:r>
-            <w:proofErr w:type="spellEnd"/>
-            <w:r>
-              <w:rPr>
-                <w:lang w:val="en-US"/>
-              </w:rPr>
-              <w:t>}</w:t>
+              <w:t>: {player_email}</w:t>
             </w:r>
           </w:p>
           <w:p>
@@ -6720,21 +6143,7 @@
               <w:rPr>
                 <w:lang w:val="en-US"/>
               </w:rPr>
-              <w:t>: {</w:t>
-            </w:r>
-            <w:proofErr w:type="spellStart"/>
-            <w:r>
-              <w:rPr>
-                <w:lang w:val="en-US"/>
-              </w:rPr>
-              <w:t>player_email</w:t>
-            </w:r>
-            <w:proofErr w:type="spellEnd"/>
-            <w:r>
-              <w:rPr>
-                <w:lang w:val="en-US"/>
-              </w:rPr>
-              <w:t>}</w:t>
+              <w:t>: {player_email}</w:t>
             </w:r>
           </w:p>
           <w:p>
@@ -6823,21 +6232,7 @@
               <w:rPr>
                 <w:lang w:val="en-US"/>
               </w:rPr>
-              <w:t>Hi {</w:t>
-            </w:r>
-            <w:proofErr w:type="spellStart"/>
-            <w:r>
-              <w:rPr>
-                <w:lang w:val="en-US"/>
-              </w:rPr>
-              <w:t>player_name</w:t>
-            </w:r>
-            <w:proofErr w:type="spellEnd"/>
-            <w:r>
-              <w:rPr>
-                <w:lang w:val="en-US"/>
-              </w:rPr>
-              <w:t>}! I am Mike!</w:t>
+              <w:t>Hi {player_name}! I am Mike!</w:t>
             </w:r>
           </w:p>
           <w:p>
@@ -6863,21 +6258,7 @@
               <w:rPr>
                 <w:lang w:val="en-US"/>
               </w:rPr>
-              <w:t xml:space="preserve">[p]Please download and send the </w:t>
-            </w:r>
-            <w:proofErr w:type="spellStart"/>
-            <w:r>
-              <w:rPr>
-                <w:lang w:val="en-US"/>
-              </w:rPr>
-              <w:t>purchas</w:t>
-            </w:r>
-            <w:proofErr w:type="spellEnd"/>
-            <w:r>
-              <w:rPr>
-                <w:lang w:val="en-US"/>
-              </w:rPr>
-              <w:t xml:space="preserve"> order attach</w:t>
+              <w:t>[p]Please download and send the purchas order attach</w:t>
             </w:r>
             <w:r>
               <w:rPr>
@@ -6999,19 +6380,11 @@
               </w:rPr>
               <w:t xml:space="preserve">: </w:t>
             </w:r>
-            <w:proofErr w:type="spellStart"/>
-            <w:r>
-              <w:rPr>
-                <w:lang w:val="en-US"/>
-              </w:rPr>
-              <w:t>MengHong</w:t>
-            </w:r>
-            <w:proofErr w:type="spellEnd"/>
-            <w:r>
-              <w:rPr>
-                <w:lang w:val="en-US"/>
-              </w:rPr>
-              <w:t xml:space="preserve"> Chan</w:t>
+            <w:r>
+              <w:rPr>
+                <w:lang w:val="en-US"/>
+              </w:rPr>
+              <w:t>MengHong Chan</w:t>
             </w:r>
           </w:p>
           <w:p>
@@ -7059,21 +6432,7 @@
               <w:rPr>
                 <w:lang w:val="en-US"/>
               </w:rPr>
-              <w:t>: {</w:t>
-            </w:r>
-            <w:proofErr w:type="spellStart"/>
-            <w:r>
-              <w:rPr>
-                <w:lang w:val="en-US"/>
-              </w:rPr>
-              <w:t>player_email</w:t>
-            </w:r>
-            <w:proofErr w:type="spellEnd"/>
-            <w:r>
-              <w:rPr>
-                <w:lang w:val="en-US"/>
-              </w:rPr>
-              <w:t>}</w:t>
+              <w:t>: {player_email}</w:t>
             </w:r>
           </w:p>
           <w:p>
@@ -7121,16 +6480,8 @@
               <w:rPr>
                 <w:lang w:val="en-US"/>
               </w:rPr>
-              <w:t xml:space="preserve">Buying Stationeries for </w:t>
-            </w:r>
-            <w:proofErr w:type="spellStart"/>
-            <w:r>
-              <w:rPr>
-                <w:lang w:val="en-US"/>
-              </w:rPr>
-              <w:t>Koperasi</w:t>
-            </w:r>
-            <w:proofErr w:type="spellEnd"/>
+              <w:t>Buying Stationeries for Koperasi</w:t>
+            </w:r>
           </w:p>
           <w:p>
             <w:pPr>
@@ -7267,21 +6618,7 @@
               <w:rPr>
                 <w:lang w:val="en-US"/>
               </w:rPr>
-              <w:t>[p]</w:t>
-            </w:r>
-            <w:proofErr w:type="spellStart"/>
-            <w:r>
-              <w:rPr>
-                <w:lang w:val="en-US"/>
-              </w:rPr>
-              <w:t>SMJKC</w:t>
-            </w:r>
-            <w:proofErr w:type="spellEnd"/>
-            <w:r>
-              <w:rPr>
-                <w:lang w:val="en-US"/>
-              </w:rPr>
-              <w:t xml:space="preserve"> Poi Lam</w:t>
+              <w:t>[p]SMJKC Poi Lam</w:t>
             </w:r>
           </w:p>
           <w:p>
@@ -7371,6 +6708,7 @@
                 <w:bCs/>
                 <w:lang w:val="en-US"/>
               </w:rPr>
+              <w:lastRenderedPageBreak/>
               <w:t>Sender Address</w:t>
             </w:r>
             <w:r>
@@ -7404,21 +6742,7 @@
               <w:rPr>
                 <w:lang w:val="en-US"/>
               </w:rPr>
-              <w:t>: {</w:t>
-            </w:r>
-            <w:proofErr w:type="spellStart"/>
-            <w:r>
-              <w:rPr>
-                <w:lang w:val="en-US"/>
-              </w:rPr>
-              <w:t>player_email</w:t>
-            </w:r>
-            <w:proofErr w:type="spellEnd"/>
-            <w:r>
-              <w:rPr>
-                <w:lang w:val="en-US"/>
-              </w:rPr>
-              <w:t>}</w:t>
+              <w:t>: {player_email}</w:t>
             </w:r>
           </w:p>
           <w:p>
@@ -7554,6 +6878,7 @@
               <w:rPr>
                 <w:lang w:val="en-US"/>
               </w:rPr>
+              <w:lastRenderedPageBreak/>
               <w:t>[p]Blue Pens = 100 units</w:t>
             </w:r>
           </w:p>
@@ -7824,21 +7149,7 @@
               <w:rPr>
                 <w:lang w:val="en-US"/>
               </w:rPr>
-              <w:t>: {</w:t>
-            </w:r>
-            <w:proofErr w:type="spellStart"/>
-            <w:r>
-              <w:rPr>
-                <w:lang w:val="en-US"/>
-              </w:rPr>
-              <w:t>player_email</w:t>
-            </w:r>
-            <w:proofErr w:type="spellEnd"/>
-            <w:r>
-              <w:rPr>
-                <w:lang w:val="en-US"/>
-              </w:rPr>
-              <w:t>}</w:t>
+              <w:t>: {player_email}</w:t>
             </w:r>
           </w:p>
           <w:p>
@@ -7921,21 +7232,7 @@
               <w:rPr>
                 <w:lang w:val="en-US"/>
               </w:rPr>
-              <w:t>Hi {</w:t>
-            </w:r>
-            <w:proofErr w:type="spellStart"/>
-            <w:r>
-              <w:rPr>
-                <w:lang w:val="en-US"/>
-              </w:rPr>
-              <w:t>player_name</w:t>
-            </w:r>
-            <w:proofErr w:type="spellEnd"/>
-            <w:r>
-              <w:rPr>
-                <w:lang w:val="en-US"/>
-              </w:rPr>
-              <w:t xml:space="preserve">}! </w:t>
+              <w:t xml:space="preserve">Hi {player_name}! </w:t>
             </w:r>
             <w:r>
               <w:rPr>
@@ -8171,21 +7468,7 @@
               <w:rPr>
                 <w:lang w:val="en-US"/>
               </w:rPr>
-              <w:t>: {</w:t>
-            </w:r>
-            <w:proofErr w:type="spellStart"/>
-            <w:r>
-              <w:rPr>
-                <w:lang w:val="en-US"/>
-              </w:rPr>
-              <w:t>player_email</w:t>
-            </w:r>
-            <w:proofErr w:type="spellEnd"/>
-            <w:r>
-              <w:rPr>
-                <w:lang w:val="en-US"/>
-              </w:rPr>
-              <w:t>}</w:t>
+              <w:t>: {player_email}</w:t>
             </w:r>
           </w:p>
           <w:p>
@@ -8261,21 +7544,7 @@
               <w:rPr>
                 <w:lang w:val="en-US"/>
               </w:rPr>
-              <w:t>Hey {</w:t>
-            </w:r>
-            <w:proofErr w:type="spellStart"/>
-            <w:r>
-              <w:rPr>
-                <w:lang w:val="en-US"/>
-              </w:rPr>
-              <w:t>player_name</w:t>
-            </w:r>
-            <w:proofErr w:type="spellEnd"/>
-            <w:r>
-              <w:rPr>
-                <w:lang w:val="en-US"/>
-              </w:rPr>
-              <w:t>}!</w:t>
+              <w:t>Hey {player_name}!</w:t>
             </w:r>
           </w:p>
           <w:p>
@@ -8342,6 +7611,7 @@
           <w:bCs/>
           <w:lang w:val="en-US"/>
         </w:rPr>
+        <w:lastRenderedPageBreak/>
         <w:t>Wednesday</w:t>
       </w:r>
     </w:p>
@@ -8381,7 +7651,6 @@
               </w:rPr>
               <w:t>D</w:t>
             </w:r>
-            <w:proofErr w:type="spellStart"/>
             <w:r>
               <w:rPr>
                 <w:b/>
@@ -8389,7 +7658,6 @@
               </w:rPr>
               <w:t>etails</w:t>
             </w:r>
-            <w:proofErr w:type="spellEnd"/>
           </w:p>
         </w:tc>
         <w:tc>
@@ -8544,21 +7812,7 @@
               <w:rPr>
                 <w:lang w:val="en-US"/>
               </w:rPr>
-              <w:t>: {</w:t>
-            </w:r>
-            <w:proofErr w:type="spellStart"/>
-            <w:r>
-              <w:rPr>
-                <w:lang w:val="en-US"/>
-              </w:rPr>
-              <w:t>player_email</w:t>
-            </w:r>
-            <w:proofErr w:type="spellEnd"/>
-            <w:r>
-              <w:rPr>
-                <w:lang w:val="en-US"/>
-              </w:rPr>
-              <w:t>}</w:t>
+              <w:t>: {player_email}</w:t>
             </w:r>
           </w:p>
           <w:p>
@@ -8805,7 +8059,39 @@
               <w:rPr>
                 <w:lang w:val="en-US"/>
               </w:rPr>
-              <w:t>, please be aware that this is not a complete list.</w:t>
+              <w:t xml:space="preserve">, </w:t>
+            </w:r>
+            <w:r>
+              <w:rPr>
+                <w:lang w:val="en-US"/>
+              </w:rPr>
+              <w:t>[b]if you see them, report the email immediately[/b].</w:t>
+            </w:r>
+          </w:p>
+          <w:p>
+            <w:pPr>
+              <w:rPr>
+                <w:lang w:val="en-US"/>
+              </w:rPr>
+            </w:pPr>
+            <w:r>
+              <w:rPr>
+                <w:lang w:val="en-US"/>
+              </w:rPr>
+              <w:t xml:space="preserve">[p] </w:t>
+            </w:r>
+          </w:p>
+          <w:p>
+            <w:pPr>
+              <w:rPr>
+                <w:lang w:val="en-US"/>
+              </w:rPr>
+            </w:pPr>
+            <w:r>
+              <w:rPr>
+                <w:lang w:val="en-US"/>
+              </w:rPr>
+              <w:t>[p]Please be aware this list is not complete. There could be others.</w:t>
             </w:r>
           </w:p>
           <w:p>
@@ -9051,21 +8337,7 @@
               <w:rPr>
                 <w:lang w:val="en-US"/>
               </w:rPr>
-              <w:t>: {</w:t>
-            </w:r>
-            <w:proofErr w:type="spellStart"/>
-            <w:r>
-              <w:rPr>
-                <w:lang w:val="en-US"/>
-              </w:rPr>
-              <w:t>player_email</w:t>
-            </w:r>
-            <w:proofErr w:type="spellEnd"/>
-            <w:r>
-              <w:rPr>
-                <w:lang w:val="en-US"/>
-              </w:rPr>
-              <w:t>}</w:t>
+              <w:t>: {player_email}</w:t>
             </w:r>
           </w:p>
           <w:p>
@@ -9373,21 +8645,7 @@
               <w:rPr>
                 <w:lang w:val="en-US"/>
               </w:rPr>
-              <w:t>: {</w:t>
-            </w:r>
-            <w:proofErr w:type="spellStart"/>
-            <w:r>
-              <w:rPr>
-                <w:lang w:val="en-US"/>
-              </w:rPr>
-              <w:t>player_email</w:t>
-            </w:r>
-            <w:proofErr w:type="spellEnd"/>
-            <w:r>
-              <w:rPr>
-                <w:lang w:val="en-US"/>
-              </w:rPr>
-              <w:t>}</w:t>
+              <w:t>: {player_email}</w:t>
             </w:r>
           </w:p>
           <w:p>
@@ -9518,6 +8776,62 @@
                 <w:lang w:val="en-US"/>
               </w:rPr>
               <w:t>.</w:t>
+            </w:r>
+          </w:p>
+          <w:p>
+            <w:pPr>
+              <w:rPr>
+                <w:lang w:val="en-US"/>
+              </w:rPr>
+            </w:pPr>
+            <w:r>
+              <w:rPr>
+                <w:lang w:val="en-US"/>
+              </w:rPr>
+              <w:t xml:space="preserve">[p] </w:t>
+            </w:r>
+          </w:p>
+          <w:p>
+            <w:pPr>
+              <w:rPr>
+                <w:lang w:val="en-US"/>
+              </w:rPr>
+            </w:pPr>
+            <w:r>
+              <w:rPr>
+                <w:lang w:val="en-US"/>
+              </w:rPr>
+              <w:t xml:space="preserve">[p]By the way, Blake </w:t>
+            </w:r>
+            <w:r>
+              <w:rPr>
+                <w:lang w:val="en-US"/>
+              </w:rPr>
+              <w:t>is on leave</w:t>
+            </w:r>
+            <w:r>
+              <w:rPr>
+                <w:lang w:val="en-US"/>
+              </w:rPr>
+              <w:t>. So, you</w:t>
+            </w:r>
+            <w:r>
+              <w:rPr>
+                <w:lang w:val="en-US"/>
+              </w:rPr>
+              <w:t xml:space="preserve"> will</w:t>
+            </w:r>
+            <w:r>
+              <w:rPr>
+                <w:lang w:val="en-US"/>
+              </w:rPr>
+              <w:t xml:space="preserve"> not be seeing emails from him</w:t>
+            </w:r>
+            <w:r>
+              <w:rPr>
+                <w:lang w:val="en-US"/>
+              </w:rPr>
+              <w:t xml:space="preserve"> today.</w:t>
             </w:r>
           </w:p>
         </w:tc>
@@ -9558,28 +8872,49 @@
               <w:rPr>
                 <w:lang w:val="en-US"/>
               </w:rPr>
+              <w:t>: Message</w:t>
+            </w:r>
+          </w:p>
+          <w:p>
+            <w:pPr>
+              <w:rPr>
+                <w:lang w:val="en-US"/>
+              </w:rPr>
+            </w:pPr>
+            <w:r>
+              <w:rPr>
+                <w:b/>
+                <w:bCs/>
+                <w:lang w:val="en-US"/>
+              </w:rPr>
+              <w:t>Sender Name</w:t>
+            </w:r>
+            <w:r>
+              <w:rPr>
+                <w:lang w:val="en-US"/>
+              </w:rPr>
               <w:t xml:space="preserve">: </w:t>
             </w:r>
             <w:r>
               <w:rPr>
                 <w:lang w:val="en-US"/>
               </w:rPr>
-              <w:t>Message</w:t>
-            </w:r>
-          </w:p>
-          <w:p>
-            <w:pPr>
-              <w:rPr>
-                <w:lang w:val="en-US"/>
-              </w:rPr>
-            </w:pPr>
-            <w:r>
-              <w:rPr>
-                <w:b/>
-                <w:bCs/>
-                <w:lang w:val="en-US"/>
-              </w:rPr>
-              <w:t>Sender Name</w:t>
+              <w:t>Cyber News Daily</w:t>
+            </w:r>
+          </w:p>
+          <w:p>
+            <w:pPr>
+              <w:rPr>
+                <w:lang w:val="en-US"/>
+              </w:rPr>
+            </w:pPr>
+            <w:r>
+              <w:rPr>
+                <w:b/>
+                <w:bCs/>
+                <w:lang w:val="en-US"/>
+              </w:rPr>
+              <w:t>Sender Address</w:t>
             </w:r>
             <w:r>
               <w:rPr>
@@ -9591,52 +8926,7 @@
               <w:rPr>
                 <w:lang w:val="en-US"/>
               </w:rPr>
-              <w:t>Cyber News Daily</w:t>
-            </w:r>
-          </w:p>
-          <w:p>
-            <w:pPr>
-              <w:rPr>
-                <w:lang w:val="en-US"/>
-              </w:rPr>
-            </w:pPr>
-            <w:r>
-              <w:rPr>
-                <w:b/>
-                <w:bCs/>
-                <w:lang w:val="en-US"/>
-              </w:rPr>
-              <w:t>Sender Address</w:t>
-            </w:r>
-            <w:r>
-              <w:rPr>
-                <w:lang w:val="en-US"/>
-              </w:rPr>
-              <w:t xml:space="preserve">: </w:t>
-            </w:r>
-            <w:r>
-              <w:rPr>
-                <w:lang w:val="en-US"/>
-              </w:rPr>
-              <w:t>dailynews</w:t>
-            </w:r>
-            <w:r>
-              <w:rPr>
-                <w:lang w:val="en-US"/>
-              </w:rPr>
-              <w:t>@</w:t>
-            </w:r>
-            <w:r>
-              <w:rPr>
-                <w:lang w:val="en-US"/>
-              </w:rPr>
-              <w:t>cnd</w:t>
-            </w:r>
-            <w:r>
-              <w:rPr>
-                <w:lang w:val="en-US"/>
-              </w:rPr>
-              <w:t>.com</w:t>
+              <w:t>dailynews@cnd.com</w:t>
             </w:r>
           </w:p>
           <w:p>
@@ -9657,21 +8947,7 @@
               <w:rPr>
                 <w:lang w:val="en-US"/>
               </w:rPr>
-              <w:t>: {</w:t>
-            </w:r>
-            <w:proofErr w:type="spellStart"/>
-            <w:r>
-              <w:rPr>
-                <w:lang w:val="en-US"/>
-              </w:rPr>
-              <w:t>player_email</w:t>
-            </w:r>
-            <w:proofErr w:type="spellEnd"/>
-            <w:r>
-              <w:rPr>
-                <w:lang w:val="en-US"/>
-              </w:rPr>
-              <w:t>}</w:t>
+              <w:t>: {player_email}</w:t>
             </w:r>
           </w:p>
           <w:p>
@@ -9796,38 +9072,20 @@
               <w:rPr>
                 <w:lang w:val="en-US"/>
               </w:rPr>
-              <w:t xml:space="preserve">[p]Also, do not blindly trust the icons of the files attached. A file named invoice.pdf.exe could be displayed as a .pdf file </w:t>
-            </w:r>
+              <w:t>[p]These are currently the email addresses identified to be conducting ransomware attacks.</w:t>
+            </w:r>
+          </w:p>
+          <w:p>
+            <w:pPr>
+              <w:rPr>
+                <w:lang w:val="en-US"/>
+              </w:rPr>
+            </w:pPr>
             <w:r>
               <w:rPr>
                 <w:lang w:val="en-US"/>
               </w:rPr>
               <w:lastRenderedPageBreak/>
-              <w:t xml:space="preserve">but in </w:t>
-            </w:r>
-            <w:r>
-              <w:rPr>
-                <w:lang w:val="en-US"/>
-              </w:rPr>
-              <w:t>reality,</w:t>
-            </w:r>
-            <w:r>
-              <w:rPr>
-                <w:lang w:val="en-US"/>
-              </w:rPr>
-              <w:t xml:space="preserve"> it is an executable file (.exe) possibly containing malware, like the ransomware.</w:t>
-            </w:r>
-          </w:p>
-          <w:p>
-            <w:pPr>
-              <w:rPr>
-                <w:lang w:val="en-US"/>
-              </w:rPr>
-            </w:pPr>
-            <w:r>
-              <w:rPr>
-                <w:lang w:val="en-US"/>
-              </w:rPr>
               <w:t xml:space="preserve">[p] </w:t>
             </w:r>
           </w:p>
@@ -9841,19 +9099,183 @@
               <w:rPr>
                 <w:lang w:val="en-US"/>
               </w:rPr>
-              <w:t>[p]Look before you leap</w:t>
-            </w:r>
-            <w:r>
-              <w:rPr>
-                <w:lang w:val="en-US"/>
-              </w:rPr>
-              <w:t xml:space="preserve"> (in this case, download)</w:t>
-            </w:r>
-            <w:r>
-              <w:rPr>
-                <w:lang w:val="en-US"/>
-              </w:rPr>
-              <w:t>.</w:t>
+              <w:t>[p]</w:t>
+            </w:r>
+            <w:hyperlink r:id="rId24" w:history="1">
+              <w:r>
+                <w:rPr>
+                  <w:rStyle w:val="Hyperlink"/>
+                  <w:lang w:val="en-US"/>
+                </w:rPr>
+                <w:t>888lottery@email.com</w:t>
+              </w:r>
+            </w:hyperlink>
+          </w:p>
+          <w:p>
+            <w:pPr>
+              <w:rPr>
+                <w:lang w:val="en-US"/>
+              </w:rPr>
+            </w:pPr>
+            <w:r>
+              <w:rPr>
+                <w:lang w:val="en-US"/>
+              </w:rPr>
+              <w:t>[p]</w:t>
+            </w:r>
+            <w:hyperlink r:id="rId25" w:history="1">
+              <w:r>
+                <w:rPr>
+                  <w:rStyle w:val="Hyperlink"/>
+                  <w:lang w:val="en-US"/>
+                </w:rPr>
+                <w:t>a</w:t>
+              </w:r>
+              <w:r>
+                <w:rPr>
+                  <w:rStyle w:val="Hyperlink"/>
+                </w:rPr>
+                <w:t>nth0ny41</w:t>
+              </w:r>
+              <w:r>
+                <w:rPr>
+                  <w:rStyle w:val="Hyperlink"/>
+                  <w:lang w:val="en-US"/>
+                </w:rPr>
+                <w:t>@email.com</w:t>
+              </w:r>
+            </w:hyperlink>
+            <w:r>
+              <w:rPr>
+                <w:lang w:val="en-US"/>
+              </w:rPr>
+              <w:t xml:space="preserve"> </w:t>
+            </w:r>
+          </w:p>
+          <w:p>
+            <w:pPr>
+              <w:rPr>
+                <w:lang w:val="en-US"/>
+              </w:rPr>
+            </w:pPr>
+            <w:r>
+              <w:rPr>
+                <w:lang w:val="en-US"/>
+              </w:rPr>
+              <w:t>[p]</w:t>
+            </w:r>
+            <w:hyperlink r:id="rId26" w:history="1">
+              <w:r>
+                <w:rPr>
+                  <w:rStyle w:val="Hyperlink"/>
+                  <w:lang w:val="en-US"/>
+                </w:rPr>
+                <w:t>audit.gov.</w:t>
+              </w:r>
+              <w:r>
+                <w:rPr>
+                  <w:rStyle w:val="Hyperlink"/>
+                </w:rPr>
+                <w:t>admin</w:t>
+              </w:r>
+              <w:r>
+                <w:rPr>
+                  <w:rStyle w:val="Hyperlink"/>
+                  <w:lang w:val="en-US"/>
+                </w:rPr>
+                <w:t>@email.com</w:t>
+              </w:r>
+            </w:hyperlink>
+            <w:r>
+              <w:rPr>
+                <w:lang w:val="en-US"/>
+              </w:rPr>
+              <w:t xml:space="preserve"> </w:t>
+            </w:r>
+          </w:p>
+          <w:p>
+            <w:pPr>
+              <w:rPr>
+                <w:lang w:val="en-US"/>
+              </w:rPr>
+            </w:pPr>
+            <w:r>
+              <w:rPr>
+                <w:lang w:val="en-US"/>
+              </w:rPr>
+              <w:t>[p]</w:t>
+            </w:r>
+            <w:hyperlink r:id="rId27" w:history="1">
+              <w:r>
+                <w:rPr>
+                  <w:rStyle w:val="Hyperlink"/>
+                  <w:lang w:val="en-US"/>
+                </w:rPr>
+                <w:t>ma617ry@regnad.com</w:t>
+              </w:r>
+            </w:hyperlink>
+            <w:r>
+              <w:rPr>
+                <w:lang w:val="en-US"/>
+              </w:rPr>
+              <w:t xml:space="preserve"> </w:t>
+            </w:r>
+          </w:p>
+          <w:p>
+            <w:pPr>
+              <w:rPr>
+                <w:lang w:val="en-US"/>
+              </w:rPr>
+            </w:pPr>
+            <w:r>
+              <w:rPr>
+                <w:lang w:val="en-US"/>
+              </w:rPr>
+              <w:t>[p]</w:t>
+            </w:r>
+            <w:hyperlink r:id="rId28" w:history="1">
+              <w:r>
+                <w:rPr>
+                  <w:rStyle w:val="Hyperlink"/>
+                  <w:lang w:val="en-US"/>
+                </w:rPr>
+                <w:t>s</w:t>
+              </w:r>
+              <w:r>
+                <w:rPr>
+                  <w:rStyle w:val="Hyperlink"/>
+                </w:rPr>
+                <w:t>uper.prize.asia@supalotto.com</w:t>
+              </w:r>
+            </w:hyperlink>
+            <w:r>
+              <w:t xml:space="preserve"> </w:t>
+            </w:r>
+          </w:p>
+          <w:p>
+            <w:pPr>
+              <w:rPr>
+                <w:lang w:val="en-US"/>
+              </w:rPr>
+            </w:pPr>
+            <w:r>
+              <w:rPr>
+                <w:lang w:val="en-US"/>
+              </w:rPr>
+              <w:t xml:space="preserve">[p] </w:t>
+            </w:r>
+          </w:p>
+          <w:p>
+            <w:pPr>
+              <w:rPr>
+                <w:lang w:val="en-US"/>
+              </w:rPr>
+            </w:pPr>
+            <w:r>
+              <w:rPr>
+                <w:lang w:val="en-US"/>
+              </w:rPr>
+              <w:t>[p]If you are a recipient of the emails listed above. Do not download anything or attempt to contact the sender. Report the email immediately.</w:t>
             </w:r>
           </w:p>
           <w:p>
@@ -9924,14 +9346,12 @@
               </w:rPr>
               <w:t xml:space="preserve">: </w:t>
             </w:r>
-            <w:proofErr w:type="spellStart"/>
             <w:r>
               <w:rPr>
                 <w:lang w:val="en-US"/>
               </w:rPr>
               <w:t>JOYSTORE</w:t>
             </w:r>
-            <w:proofErr w:type="spellEnd"/>
           </w:p>
           <w:p>
             <w:pPr>
@@ -9978,21 +9398,7 @@
               <w:rPr>
                 <w:lang w:val="en-US"/>
               </w:rPr>
-              <w:t>: {</w:t>
-            </w:r>
-            <w:proofErr w:type="spellStart"/>
-            <w:r>
-              <w:rPr>
-                <w:lang w:val="en-US"/>
-              </w:rPr>
-              <w:t>player_email</w:t>
-            </w:r>
-            <w:proofErr w:type="spellEnd"/>
-            <w:r>
-              <w:rPr>
-                <w:lang w:val="en-US"/>
-              </w:rPr>
-              <w:t>}</w:t>
+              <w:t>: {player_email}</w:t>
             </w:r>
           </w:p>
           <w:p>
@@ -10107,21 +9513,7 @@
               <w:rPr>
                 <w:lang w:val="en-US"/>
               </w:rPr>
-              <w:t>[p]I WANT TO ORDER STATIONERY FOR MY SHOP (</w:t>
-            </w:r>
-            <w:proofErr w:type="spellStart"/>
-            <w:r>
-              <w:rPr>
-                <w:lang w:val="en-US"/>
-              </w:rPr>
-              <w:t>JOYSTORE</w:t>
-            </w:r>
-            <w:proofErr w:type="spellEnd"/>
-            <w:r>
-              <w:rPr>
-                <w:lang w:val="en-US"/>
-              </w:rPr>
-              <w:t>). ORDER FILE IS IN EMAIL. THANK YOU.</w:t>
+              <w:t>[p]I WANT TO ORDER STATIONERY FOR MY SHOP (JOYSTORE). ORDER FILE IS IN EMAIL. THANK YOU.</w:t>
             </w:r>
           </w:p>
           <w:p>
@@ -10160,21 +9552,7 @@
               <w:rPr>
                 <w:lang w:val="en-US"/>
               </w:rPr>
-              <w:t>[p]</w:t>
-            </w:r>
-            <w:proofErr w:type="spellStart"/>
-            <w:r>
-              <w:rPr>
-                <w:lang w:val="en-US"/>
-              </w:rPr>
-              <w:t>JOYSTORE</w:t>
-            </w:r>
-            <w:proofErr w:type="spellEnd"/>
-            <w:r>
-              <w:rPr>
-                <w:lang w:val="en-US"/>
-              </w:rPr>
-              <w:t xml:space="preserve"> </w:t>
+              <w:t xml:space="preserve">[p]JOYSTORE </w:t>
             </w:r>
             <w:r>
               <w:rPr>
@@ -10303,21 +9681,7 @@
               <w:rPr>
                 <w:lang w:val="en-US"/>
               </w:rPr>
-              <w:t>: {</w:t>
-            </w:r>
-            <w:proofErr w:type="spellStart"/>
-            <w:r>
-              <w:rPr>
-                <w:lang w:val="en-US"/>
-              </w:rPr>
-              <w:t>player_email</w:t>
-            </w:r>
-            <w:proofErr w:type="spellEnd"/>
-            <w:r>
-              <w:rPr>
-                <w:lang w:val="en-US"/>
-              </w:rPr>
-              <w:t>}</w:t>
+              <w:t>: {player_email}</w:t>
             </w:r>
           </w:p>
           <w:p>
@@ -10412,21 +9776,7 @@
               <w:rPr>
                 <w:lang w:val="en-US"/>
               </w:rPr>
-              <w:t>Good afternoon, {</w:t>
-            </w:r>
-            <w:proofErr w:type="spellStart"/>
-            <w:r>
-              <w:rPr>
-                <w:lang w:val="en-US"/>
-              </w:rPr>
-              <w:t>player_name</w:t>
-            </w:r>
-            <w:proofErr w:type="spellEnd"/>
-            <w:r>
-              <w:rPr>
-                <w:lang w:val="en-US"/>
-              </w:rPr>
-              <w:t>}!</w:t>
+              <w:t>Good afternoon, {player_name}!</w:t>
             </w:r>
           </w:p>
           <w:p>
@@ -10470,7 +9820,49 @@
               <w:rPr>
                 <w:lang w:val="en-US"/>
               </w:rPr>
-              <w:t>Slow and steady wins the race.</w:t>
+              <w:t>Like they say… s</w:t>
+            </w:r>
+            <w:r>
+              <w:rPr>
+                <w:lang w:val="en-US"/>
+              </w:rPr>
+              <w:t>low</w:t>
+            </w:r>
+            <w:r>
+              <w:rPr>
+                <w:lang w:val="en-US"/>
+              </w:rPr>
+              <w:t>ly</w:t>
+            </w:r>
+            <w:r>
+              <w:rPr>
+                <w:lang w:val="en-US"/>
+              </w:rPr>
+              <w:t xml:space="preserve"> and steady wins the race</w:t>
+            </w:r>
+            <w:r>
+              <w:rPr>
+                <w:lang w:val="en-US"/>
+              </w:rPr>
+              <w:t>? Not sure if that’s correct, I think I slept through most of my English classes</w:t>
+            </w:r>
+            <w:r>
+              <w:rPr>
+                <w:lang w:val="en-US"/>
+              </w:rPr>
+              <w:t xml:space="preserve"> back then</w:t>
+            </w:r>
+            <w:r>
+              <w:rPr>
+                <w:lang w:val="en-US"/>
+              </w:rPr>
+              <w:t>, haha</w:t>
+            </w:r>
+            <w:r>
+              <w:rPr>
+                <w:lang w:val="en-US"/>
+              </w:rPr>
+              <w:t>!</w:t>
             </w:r>
           </w:p>
           <w:p>
@@ -10604,19 +9996,7 @@
               <w:rPr>
                 <w:lang w:val="en-US"/>
               </w:rPr>
-              <w:t>faiq@s</w:t>
-            </w:r>
-            <w:r>
-              <w:rPr>
-                <w:lang w:val="en-US"/>
-              </w:rPr>
-              <w:t>kcahaya</w:t>
-            </w:r>
-            <w:r>
-              <w:rPr>
-                <w:lang w:val="en-US"/>
-              </w:rPr>
-              <w:t>.com.my</w:t>
+              <w:t>faiq@skcahaya.com.my</w:t>
             </w:r>
           </w:p>
           <w:p>
@@ -10637,21 +10017,7 @@
               <w:rPr>
                 <w:lang w:val="en-US"/>
               </w:rPr>
-              <w:t>: {</w:t>
-            </w:r>
-            <w:proofErr w:type="spellStart"/>
-            <w:r>
-              <w:rPr>
-                <w:lang w:val="en-US"/>
-              </w:rPr>
-              <w:t>player_email</w:t>
-            </w:r>
-            <w:proofErr w:type="spellEnd"/>
-            <w:r>
-              <w:rPr>
-                <w:lang w:val="en-US"/>
-              </w:rPr>
-              <w:t>}</w:t>
+              <w:t>: {player_email}</w:t>
             </w:r>
           </w:p>
           <w:p>
@@ -10766,35 +10132,7 @@
               <w:rPr>
                 <w:lang w:val="en-US"/>
               </w:rPr>
-              <w:t xml:space="preserve">[p]My name is Faiq Hazim. I am a teacher from </w:t>
-            </w:r>
-            <w:proofErr w:type="spellStart"/>
-            <w:r>
-              <w:rPr>
-                <w:lang w:val="en-US"/>
-              </w:rPr>
-              <w:t>Sekolah</w:t>
-            </w:r>
-            <w:proofErr w:type="spellEnd"/>
-            <w:r>
-              <w:rPr>
-                <w:lang w:val="en-US"/>
-              </w:rPr>
-              <w:t xml:space="preserve"> </w:t>
-            </w:r>
-            <w:proofErr w:type="spellStart"/>
-            <w:r>
-              <w:rPr>
-                <w:lang w:val="en-US"/>
-              </w:rPr>
-              <w:t>Kebangsaan</w:t>
-            </w:r>
-            <w:proofErr w:type="spellEnd"/>
-            <w:r>
-              <w:rPr>
-                <w:lang w:val="en-US"/>
-              </w:rPr>
-              <w:t xml:space="preserve"> Cahaya. Our school is having a</w:t>
+              <w:t>[p]My name is Faiq Hazim. I am a teacher from Sekolah Kebangsaan Cahaya. Our school is having a</w:t>
             </w:r>
             <w:r>
               <w:rPr>
@@ -11059,21 +10397,7 @@
               <w:rPr>
                 <w:lang w:val="en-US"/>
               </w:rPr>
-              <w:t>: {</w:t>
-            </w:r>
-            <w:proofErr w:type="spellStart"/>
-            <w:r>
-              <w:rPr>
-                <w:lang w:val="en-US"/>
-              </w:rPr>
-              <w:t>player_email</w:t>
-            </w:r>
-            <w:proofErr w:type="spellEnd"/>
-            <w:r>
-              <w:rPr>
-                <w:lang w:val="en-US"/>
-              </w:rPr>
-              <w:t>}</w:t>
+              <w:t>: {player_email}</w:t>
             </w:r>
           </w:p>
           <w:p>
@@ -11115,7 +10439,6 @@
                 <w:bCs/>
                 <w:lang w:val="en-US"/>
               </w:rPr>
-              <w:lastRenderedPageBreak/>
               <w:t>Subject</w:t>
             </w:r>
             <w:r>
@@ -11156,17 +10479,8 @@
               <w:rPr>
                 <w:lang w:val="en-US"/>
               </w:rPr>
-              <w:lastRenderedPageBreak/>
-              <w:t>[center][</w:t>
-            </w:r>
-            <w:proofErr w:type="spellStart"/>
-            <w:r>
-              <w:rPr>
-                <w:lang w:val="en-US"/>
-              </w:rPr>
-              <w:t>img</w:t>
-            </w:r>
-            <w:proofErr w:type="spellEnd"/>
+              <w:t>[center][img</w:t>
+            </w:r>
             <w:r>
               <w:rPr>
                 <w:lang w:val="en-US"/>
@@ -11177,35 +10491,7 @@
               <w:rPr>
                 <w:lang w:val="en-US"/>
               </w:rPr>
-              <w:t>]assets/adware/??.</w:t>
-            </w:r>
-            <w:proofErr w:type="spellStart"/>
-            <w:r>
-              <w:rPr>
-                <w:lang w:val="en-US"/>
-              </w:rPr>
-              <w:t>png</w:t>
-            </w:r>
-            <w:proofErr w:type="spellEnd"/>
-            <w:r>
-              <w:rPr>
-                <w:lang w:val="en-US"/>
-              </w:rPr>
-              <w:t>[/</w:t>
-            </w:r>
-            <w:proofErr w:type="spellStart"/>
-            <w:r>
-              <w:rPr>
-                <w:lang w:val="en-US"/>
-              </w:rPr>
-              <w:t>img</w:t>
-            </w:r>
-            <w:proofErr w:type="spellEnd"/>
-            <w:r>
-              <w:rPr>
-                <w:lang w:val="en-US"/>
-              </w:rPr>
-              <w:t>][/center]</w:t>
+              <w:t>]assets/adware/??.png[/img][/center]</w:t>
             </w:r>
           </w:p>
         </w:tc>
@@ -11273,13 +10559,7 @@
               <w:rPr>
                 <w:lang w:val="en-US"/>
               </w:rPr>
-              <w:t xml:space="preserve">Ceria Mall </w:t>
-            </w:r>
-            <w:r>
-              <w:rPr>
-                <w:lang w:val="en-US"/>
-              </w:rPr>
-              <w:t>Anthony</w:t>
+              <w:t>Ceria Mall</w:t>
             </w:r>
           </w:p>
           <w:p>
@@ -11327,21 +10607,7 @@
               <w:rPr>
                 <w:lang w:val="en-US"/>
               </w:rPr>
-              <w:t>: {</w:t>
-            </w:r>
-            <w:proofErr w:type="spellStart"/>
-            <w:r>
-              <w:rPr>
-                <w:lang w:val="en-US"/>
-              </w:rPr>
-              <w:t>player_email</w:t>
-            </w:r>
-            <w:proofErr w:type="spellEnd"/>
-            <w:r>
-              <w:rPr>
-                <w:lang w:val="en-US"/>
-              </w:rPr>
-              <w:t>}</w:t>
+              <w:t>: {player_email}</w:t>
             </w:r>
           </w:p>
           <w:p>
@@ -11610,7 +10876,37 @@
               <w:rPr>
                 <w:lang w:val="en-US"/>
               </w:rPr>
-              <w:t>bIake@abc.com.my</w:t>
+              <w:t>b</w:t>
+            </w:r>
+            <w:r>
+              <w:rPr>
+                <w:lang w:val="en-US"/>
+              </w:rPr>
+              <w:t>l</w:t>
+            </w:r>
+            <w:r>
+              <w:rPr>
+                <w:lang w:val="en-US"/>
+              </w:rPr>
+              <w:t>ake@abc.c</w:t>
+            </w:r>
+            <w:r>
+              <w:rPr>
+                <w:lang w:val="en-US"/>
+              </w:rPr>
+              <w:t>0</w:t>
+            </w:r>
+            <w:r>
+              <w:rPr>
+                <w:lang w:val="en-US"/>
+              </w:rPr>
+              <w:t>rn</w:t>
+            </w:r>
+            <w:r>
+              <w:rPr>
+                <w:lang w:val="en-US"/>
+              </w:rPr>
+              <w:t>.my</w:t>
             </w:r>
           </w:p>
           <w:p>
@@ -11631,21 +10927,7 @@
               <w:rPr>
                 <w:lang w:val="en-US"/>
               </w:rPr>
-              <w:t>: {</w:t>
-            </w:r>
-            <w:proofErr w:type="spellStart"/>
-            <w:r>
-              <w:rPr>
-                <w:lang w:val="en-US"/>
-              </w:rPr>
-              <w:t>player_email</w:t>
-            </w:r>
-            <w:proofErr w:type="spellEnd"/>
-            <w:r>
-              <w:rPr>
-                <w:lang w:val="en-US"/>
-              </w:rPr>
-              <w:t>}</w:t>
+              <w:t>: {player_email}</w:t>
             </w:r>
           </w:p>
           <w:p>
@@ -11727,21 +11009,19 @@
               <w:rPr>
                 <w:lang w:val="en-US"/>
               </w:rPr>
-              <w:t>Hey {</w:t>
-            </w:r>
-            <w:proofErr w:type="spellStart"/>
-            <w:r>
-              <w:rPr>
-                <w:lang w:val="en-US"/>
-              </w:rPr>
-              <w:t>player_name</w:t>
-            </w:r>
-            <w:proofErr w:type="spellEnd"/>
-            <w:r>
-              <w:rPr>
-                <w:lang w:val="en-US"/>
-              </w:rPr>
-              <w:t>}!</w:t>
+              <w:t>Hello</w:t>
+            </w:r>
+            <w:r>
+              <w:rPr>
+                <w:lang w:val="en-US"/>
+              </w:rPr>
+              <w:t xml:space="preserve"> {player_name}</w:t>
+            </w:r>
+            <w:r>
+              <w:rPr>
+                <w:lang w:val="en-US"/>
+              </w:rPr>
+              <w:t>.</w:t>
             </w:r>
           </w:p>
           <w:p>
@@ -12438,6 +11718,7 @@
   <w:style w:type="character" w:default="1" w:styleId="DefaultParagraphFont">
     <w:name w:val="Default Paragraph Font"/>
     <w:uiPriority w:val="1"/>
+    <w:semiHidden/>
     <w:unhideWhenUsed/>
   </w:style>
   <w:style w:type="table" w:default="1" w:styleId="TableNormal">

--- a/level design.docx
+++ b/level design.docx
@@ -3584,7 +3584,6 @@
                 <w:bCs/>
                 <w:lang w:val="en-US"/>
               </w:rPr>
-              <w:lastRenderedPageBreak/>
               <w:t>Subject</w:t>
             </w:r>
             <w:r>
@@ -3739,7 +3738,6 @@
               <w:rPr>
                 <w:lang w:val="en-US"/>
               </w:rPr>
-              <w:lastRenderedPageBreak/>
               <w:t>[p]</w:t>
             </w:r>
             <w:r>
@@ -4451,7 +4449,6 @@
           <w:bCs/>
           <w:lang w:val="en-US"/>
         </w:rPr>
-        <w:lastRenderedPageBreak/>
         <w:t>Tuesday</w:t>
       </w:r>
     </w:p>
@@ -5440,7 +5437,6 @@
               <w:rPr>
                 <w:lang w:val="en-US"/>
               </w:rPr>
-              <w:lastRenderedPageBreak/>
               <w:t xml:space="preserve">[p] </w:t>
             </w:r>
           </w:p>
@@ -6708,7 +6704,6 @@
                 <w:bCs/>
                 <w:lang w:val="en-US"/>
               </w:rPr>
-              <w:lastRenderedPageBreak/>
               <w:t>Sender Address</w:t>
             </w:r>
             <w:r>
@@ -6878,7 +6873,6 @@
               <w:rPr>
                 <w:lang w:val="en-US"/>
               </w:rPr>
-              <w:lastRenderedPageBreak/>
               <w:t>[p]Blue Pens = 100 units</w:t>
             </w:r>
           </w:p>
@@ -7611,7 +7605,6 @@
           <w:bCs/>
           <w:lang w:val="en-US"/>
         </w:rPr>
-        <w:lastRenderedPageBreak/>
         <w:t>Wednesday</w:t>
       </w:r>
     </w:p>
@@ -7631,7 +7624,7 @@
         </w:trPr>
         <w:tc>
           <w:tcPr>
-            <w:tcW w:w="3955" w:type="dxa"/>
+            <w:tcW w:w="3443" w:type="dxa"/>
             <w:vAlign w:val="center"/>
           </w:tcPr>
           <w:p>
@@ -7662,7 +7655,7 @@
         </w:tc>
         <w:tc>
           <w:tcPr>
-            <w:tcW w:w="5061" w:type="dxa"/>
+            <w:tcW w:w="5573" w:type="dxa"/>
             <w:vAlign w:val="center"/>
           </w:tcPr>
           <w:p>
@@ -7691,7 +7684,7 @@
         </w:trPr>
         <w:tc>
           <w:tcPr>
-            <w:tcW w:w="3955" w:type="dxa"/>
+            <w:tcW w:w="3443" w:type="dxa"/>
             <w:vAlign w:val="center"/>
           </w:tcPr>
           <w:p>
@@ -7939,7 +7932,7 @@
         </w:tc>
         <w:tc>
           <w:tcPr>
-            <w:tcW w:w="5061" w:type="dxa"/>
+            <w:tcW w:w="5573" w:type="dxa"/>
             <w:vAlign w:val="center"/>
           </w:tcPr>
           <w:p>
@@ -8226,7 +8219,7 @@
         </w:trPr>
         <w:tc>
           <w:tcPr>
-            <w:tcW w:w="3955" w:type="dxa"/>
+            <w:tcW w:w="3443" w:type="dxa"/>
             <w:vAlign w:val="center"/>
           </w:tcPr>
           <w:p>
@@ -8406,7 +8399,7 @@
         </w:tc>
         <w:tc>
           <w:tcPr>
-            <w:tcW w:w="5061" w:type="dxa"/>
+            <w:tcW w:w="5573" w:type="dxa"/>
             <w:vAlign w:val="center"/>
           </w:tcPr>
           <w:p>
@@ -8534,7 +8527,7 @@
         </w:trPr>
         <w:tc>
           <w:tcPr>
-            <w:tcW w:w="3955" w:type="dxa"/>
+            <w:tcW w:w="3443" w:type="dxa"/>
             <w:vAlign w:val="center"/>
           </w:tcPr>
           <w:p>
@@ -8714,7 +8707,7 @@
         </w:tc>
         <w:tc>
           <w:tcPr>
-            <w:tcW w:w="5061" w:type="dxa"/>
+            <w:tcW w:w="5573" w:type="dxa"/>
             <w:vAlign w:val="center"/>
           </w:tcPr>
           <w:p>
@@ -8842,7 +8835,7 @@
         </w:trPr>
         <w:tc>
           <w:tcPr>
-            <w:tcW w:w="3955" w:type="dxa"/>
+            <w:tcW w:w="3443" w:type="dxa"/>
             <w:vAlign w:val="center"/>
           </w:tcPr>
           <w:p>
@@ -8989,7 +8982,6 @@
                 <w:bCs/>
                 <w:lang w:val="en-US"/>
               </w:rPr>
-              <w:lastRenderedPageBreak/>
               <w:t>Subject</w:t>
             </w:r>
             <w:r>
@@ -9026,7 +9018,7 @@
         </w:tc>
         <w:tc>
           <w:tcPr>
-            <w:tcW w:w="5061" w:type="dxa"/>
+            <w:tcW w:w="5573" w:type="dxa"/>
             <w:vAlign w:val="center"/>
           </w:tcPr>
           <w:p>
@@ -9072,20 +9064,43 @@
               <w:rPr>
                 <w:lang w:val="en-US"/>
               </w:rPr>
-              <w:t>[p]These are currently the email addresses identified to be conducting ransomware attacks.</w:t>
-            </w:r>
-          </w:p>
-          <w:p>
-            <w:pPr>
-              <w:rPr>
-                <w:lang w:val="en-US"/>
-              </w:rPr>
-            </w:pPr>
-            <w:r>
-              <w:rPr>
-                <w:lang w:val="en-US"/>
-              </w:rPr>
-              <w:lastRenderedPageBreak/>
+              <w:t xml:space="preserve">[p]These are currently the </w:t>
+            </w:r>
+            <w:r>
+              <w:rPr>
+                <w:lang w:val="en-US"/>
+              </w:rPr>
+              <w:t xml:space="preserve">identified </w:t>
+            </w:r>
+            <w:r>
+              <w:rPr>
+                <w:lang w:val="en-US"/>
+              </w:rPr>
+              <w:t xml:space="preserve">email addresses </w:t>
+            </w:r>
+            <w:r>
+              <w:rPr>
+                <w:lang w:val="en-US"/>
+              </w:rPr>
+              <w:t>suspected of</w:t>
+            </w:r>
+            <w:r>
+              <w:rPr>
+                <w:lang w:val="en-US"/>
+              </w:rPr>
+              <w:t xml:space="preserve"> conducting ransomware attacks.</w:t>
+            </w:r>
+          </w:p>
+          <w:p>
+            <w:pPr>
+              <w:rPr>
+                <w:lang w:val="en-US"/>
+              </w:rPr>
+            </w:pPr>
+            <w:r>
+              <w:rPr>
+                <w:lang w:val="en-US"/>
+              </w:rPr>
               <w:t xml:space="preserve">[p] </w:t>
             </w:r>
           </w:p>
@@ -9211,7 +9226,7 @@
                   <w:rStyle w:val="Hyperlink"/>
                   <w:lang w:val="en-US"/>
                 </w:rPr>
-                <w:t>ma617ry@regnad.com</w:t>
+                <w:t>bon@cyberfuntech.com</w:t>
               </w:r>
             </w:hyperlink>
             <w:r>
@@ -9293,7 +9308,7 @@
         </w:trPr>
         <w:tc>
           <w:tcPr>
-            <w:tcW w:w="3955" w:type="dxa"/>
+            <w:tcW w:w="3443" w:type="dxa"/>
             <w:vAlign w:val="center"/>
           </w:tcPr>
           <w:p>
@@ -9467,7 +9482,7 @@
         </w:tc>
         <w:tc>
           <w:tcPr>
-            <w:tcW w:w="5061" w:type="dxa"/>
+            <w:tcW w:w="5573" w:type="dxa"/>
             <w:vAlign w:val="center"/>
           </w:tcPr>
           <w:p>
@@ -9576,7 +9591,7 @@
         </w:trPr>
         <w:tc>
           <w:tcPr>
-            <w:tcW w:w="3955" w:type="dxa"/>
+            <w:tcW w:w="3443" w:type="dxa"/>
             <w:vAlign w:val="center"/>
           </w:tcPr>
           <w:p>
@@ -9756,7 +9771,7 @@
         </w:tc>
         <w:tc>
           <w:tcPr>
-            <w:tcW w:w="5061" w:type="dxa"/>
+            <w:tcW w:w="5573" w:type="dxa"/>
             <w:vAlign w:val="center"/>
           </w:tcPr>
           <w:p>
@@ -9912,7 +9927,7 @@
         </w:trPr>
         <w:tc>
           <w:tcPr>
-            <w:tcW w:w="3955" w:type="dxa"/>
+            <w:tcW w:w="3443" w:type="dxa"/>
             <w:vAlign w:val="center"/>
           </w:tcPr>
           <w:p>
@@ -9996,7 +10011,19 @@
               <w:rPr>
                 <w:lang w:val="en-US"/>
               </w:rPr>
-              <w:t>faiq@skcahaya.com.my</w:t>
+              <w:t>faiq</w:t>
+            </w:r>
+            <w:r>
+              <w:rPr>
+                <w:lang w:val="en-US"/>
+              </w:rPr>
+              <w:t>.hazim</w:t>
+            </w:r>
+            <w:r>
+              <w:rPr>
+                <w:lang w:val="en-US"/>
+              </w:rPr>
+              <w:t>@skcahaya.com.my</w:t>
             </w:r>
           </w:p>
           <w:p>
@@ -10086,7 +10113,7 @@
         </w:tc>
         <w:tc>
           <w:tcPr>
-            <w:tcW w:w="5061" w:type="dxa"/>
+            <w:tcW w:w="5573" w:type="dxa"/>
             <w:vAlign w:val="center"/>
           </w:tcPr>
           <w:p>
@@ -10189,6 +10216,7 @@
               <w:rPr>
                 <w:lang w:val="en-US"/>
               </w:rPr>
+              <w:lastRenderedPageBreak/>
               <w:t xml:space="preserve">[p]The details are in the file attached. </w:t>
             </w:r>
             <w:r>
@@ -10268,7 +10296,7 @@
         </w:trPr>
         <w:tc>
           <w:tcPr>
-            <w:tcW w:w="3955" w:type="dxa"/>
+            <w:tcW w:w="3443" w:type="dxa"/>
             <w:vAlign w:val="center"/>
           </w:tcPr>
           <w:p>
@@ -10466,7 +10494,7 @@
         </w:tc>
         <w:tc>
           <w:tcPr>
-            <w:tcW w:w="5061" w:type="dxa"/>
+            <w:tcW w:w="5573" w:type="dxa"/>
             <w:vAlign w:val="center"/>
           </w:tcPr>
           <w:p>
@@ -10502,7 +10530,7 @@
         </w:trPr>
         <w:tc>
           <w:tcPr>
-            <w:tcW w:w="3955" w:type="dxa"/>
+            <w:tcW w:w="3443" w:type="dxa"/>
             <w:vAlign w:val="center"/>
           </w:tcPr>
           <w:p>
@@ -10676,7 +10704,7 @@
         </w:tc>
         <w:tc>
           <w:tcPr>
-            <w:tcW w:w="5061" w:type="dxa"/>
+            <w:tcW w:w="5573" w:type="dxa"/>
             <w:vAlign w:val="center"/>
           </w:tcPr>
           <w:p>
@@ -10792,7 +10820,7 @@
         </w:trPr>
         <w:tc>
           <w:tcPr>
-            <w:tcW w:w="3955" w:type="dxa"/>
+            <w:tcW w:w="3443" w:type="dxa"/>
             <w:vAlign w:val="center"/>
           </w:tcPr>
           <w:p>
@@ -10996,7 +11024,7 @@
         </w:tc>
         <w:tc>
           <w:tcPr>
-            <w:tcW w:w="5061" w:type="dxa"/>
+            <w:tcW w:w="5573" w:type="dxa"/>
             <w:vAlign w:val="center"/>
           </w:tcPr>
           <w:p>
@@ -11093,6 +11121,216 @@
                 <w:lang w:val="en-US"/>
               </w:rPr>
               <w:t>[p]-Blake</w:t>
+            </w:r>
+          </w:p>
+        </w:tc>
+      </w:tr>
+      <w:tr>
+        <w:trPr>
+          <w:trHeight w:val="360"/>
+        </w:trPr>
+        <w:tc>
+          <w:tcPr>
+            <w:tcW w:w="3443" w:type="dxa"/>
+            <w:vAlign w:val="center"/>
+          </w:tcPr>
+          <w:p>
+            <w:pPr>
+              <w:rPr>
+                <w:b/>
+                <w:bCs/>
+                <w:lang w:val="en-US"/>
+              </w:rPr>
+            </w:pPr>
+          </w:p>
+          <w:p>
+            <w:pPr>
+              <w:rPr>
+                <w:lang w:val="en-US"/>
+              </w:rPr>
+            </w:pPr>
+            <w:r>
+              <w:rPr>
+                <w:b/>
+                <w:bCs/>
+                <w:lang w:val="en-US"/>
+              </w:rPr>
+              <w:t>Type</w:t>
+            </w:r>
+            <w:r>
+              <w:rPr>
+                <w:lang w:val="en-US"/>
+              </w:rPr>
+              <w:t>: Inbound</w:t>
+            </w:r>
+          </w:p>
+          <w:p>
+            <w:pPr>
+              <w:rPr>
+                <w:lang w:val="en-US"/>
+              </w:rPr>
+            </w:pPr>
+            <w:r>
+              <w:rPr>
+                <w:b/>
+                <w:bCs/>
+                <w:lang w:val="en-US"/>
+              </w:rPr>
+              <w:t>Sender Name</w:t>
+            </w:r>
+            <w:r>
+              <w:rPr>
+                <w:lang w:val="en-US"/>
+              </w:rPr>
+              <w:t xml:space="preserve">: </w:t>
+            </w:r>
+            <w:r>
+              <w:rPr>
+                <w:lang w:val="en-US"/>
+              </w:rPr>
+              <w:t>Ng Seng Hin</w:t>
+            </w:r>
+          </w:p>
+          <w:p>
+            <w:pPr>
+              <w:rPr>
+                <w:lang w:val="en-US"/>
+              </w:rPr>
+            </w:pPr>
+            <w:r>
+              <w:rPr>
+                <w:b/>
+                <w:bCs/>
+                <w:lang w:val="en-US"/>
+              </w:rPr>
+              <w:t>Sender Address</w:t>
+            </w:r>
+            <w:r>
+              <w:rPr>
+                <w:lang w:val="en-US"/>
+              </w:rPr>
+              <w:t xml:space="preserve">: </w:t>
+            </w:r>
+            <w:r>
+              <w:rPr>
+                <w:lang w:val="en-US"/>
+              </w:rPr>
+              <w:t>senghin1943@email.com</w:t>
+            </w:r>
+          </w:p>
+          <w:p>
+            <w:pPr>
+              <w:rPr>
+                <w:lang w:val="en-US"/>
+              </w:rPr>
+            </w:pPr>
+            <w:r>
+              <w:rPr>
+                <w:b/>
+                <w:bCs/>
+                <w:lang w:val="en-US"/>
+              </w:rPr>
+              <w:t>To Address</w:t>
+            </w:r>
+            <w:r>
+              <w:rPr>
+                <w:lang w:val="en-US"/>
+              </w:rPr>
+              <w:t>: {player_email}</w:t>
+            </w:r>
+          </w:p>
+          <w:p>
+            <w:pPr>
+              <w:rPr>
+                <w:lang w:val="en-US"/>
+              </w:rPr>
+            </w:pPr>
+            <w:r>
+              <w:rPr>
+                <w:b/>
+                <w:bCs/>
+                <w:lang w:val="en-US"/>
+              </w:rPr>
+              <w:t>CC Address</w:t>
+            </w:r>
+            <w:r>
+              <w:rPr>
+                <w:lang w:val="en-US"/>
+              </w:rPr>
+              <w:t>:</w:t>
+            </w:r>
+            <w:r>
+              <w:rPr>
+                <w:lang w:val="en-US"/>
+              </w:rPr>
+              <w:t xml:space="preserve"> </w:t>
+            </w:r>
+          </w:p>
+          <w:p>
+            <w:pPr>
+              <w:rPr>
+                <w:lang w:val="en-US"/>
+              </w:rPr>
+            </w:pPr>
+            <w:r>
+              <w:rPr>
+                <w:b/>
+                <w:bCs/>
+                <w:lang w:val="en-US"/>
+              </w:rPr>
+              <w:t>Subject</w:t>
+            </w:r>
+            <w:r>
+              <w:rPr>
+                <w:lang w:val="en-US"/>
+              </w:rPr>
+              <w:t xml:space="preserve">: </w:t>
+            </w:r>
+            <w:r>
+              <w:rPr>
+                <w:lang w:val="en-US"/>
+              </w:rPr>
+              <w:t>O</w:t>
+            </w:r>
+            <w:r>
+              <w:rPr>
+                <w:lang w:val="en-US"/>
+              </w:rPr>
+              <w:t xml:space="preserve">rder </w:t>
+            </w:r>
+            <w:r>
+              <w:rPr>
+                <w:lang w:val="en-US"/>
+              </w:rPr>
+              <w:t>for pens and more</w:t>
+            </w:r>
+          </w:p>
+          <w:p>
+            <w:pPr>
+              <w:rPr>
+                <w:b/>
+                <w:bCs/>
+                <w:lang w:val="en-US"/>
+              </w:rPr>
+            </w:pPr>
+          </w:p>
+        </w:tc>
+        <w:tc>
+          <w:tcPr>
+            <w:tcW w:w="5573" w:type="dxa"/>
+            <w:vAlign w:val="center"/>
+          </w:tcPr>
+          <w:p>
+            <w:pPr>
+              <w:rPr>
+                <w:lang w:val="en-US"/>
+              </w:rPr>
+            </w:pPr>
+            <w:r>
+              <w:rPr>
+                <w:lang w:val="en-US"/>
+              </w:rPr>
+              <w:t>Hello, I want to order pens and other writing items. I am told I should submit the form in a specific file format but my software for that has some issues, so I wrote it down on a piece of paper and took a picture of it. I apologise in advance but it is rather urgent that the order is made first.</w:t>
             </w:r>
           </w:p>
         </w:tc>

--- a/level design.docx
+++ b/level design.docx
@@ -430,6 +430,7 @@
               </w:rPr>
               <w:t>D</w:t>
             </w:r>
+            <w:proofErr w:type="spellStart"/>
             <w:r>
               <w:rPr>
                 <w:b/>
@@ -437,6 +438,7 @@
               </w:rPr>
               <w:t>etails</w:t>
             </w:r>
+            <w:proofErr w:type="spellEnd"/>
           </w:p>
         </w:tc>
         <w:tc>
@@ -563,7 +565,21 @@
               <w:rPr>
                 <w:lang w:val="en-US"/>
               </w:rPr>
-              <w:t>: {player_email}</w:t>
+              <w:t>: {</w:t>
+            </w:r>
+            <w:proofErr w:type="spellStart"/>
+            <w:r>
+              <w:rPr>
+                <w:lang w:val="en-US"/>
+              </w:rPr>
+              <w:t>player_email</w:t>
+            </w:r>
+            <w:proofErr w:type="spellEnd"/>
+            <w:r>
+              <w:rPr>
+                <w:lang w:val="en-US"/>
+              </w:rPr>
+              <w:t>}</w:t>
             </w:r>
           </w:p>
           <w:p>
@@ -729,7 +745,21 @@
               <w:rPr>
                 <w:lang w:val="en-US"/>
               </w:rPr>
-              <w:t>: {player_email}</w:t>
+              <w:t>: {</w:t>
+            </w:r>
+            <w:proofErr w:type="spellStart"/>
+            <w:r>
+              <w:rPr>
+                <w:lang w:val="en-US"/>
+              </w:rPr>
+              <w:t>player_email</w:t>
+            </w:r>
+            <w:proofErr w:type="spellEnd"/>
+            <w:r>
+              <w:rPr>
+                <w:lang w:val="en-US"/>
+              </w:rPr>
+              <w:t>}</w:t>
             </w:r>
           </w:p>
           <w:p>
@@ -867,6 +897,7 @@
               </w:rPr>
               <w:t>D</w:t>
             </w:r>
+            <w:proofErr w:type="spellStart"/>
             <w:r>
               <w:rPr>
                 <w:b/>
@@ -874,6 +905,7 @@
               </w:rPr>
               <w:t>etails</w:t>
             </w:r>
+            <w:proofErr w:type="spellEnd"/>
           </w:p>
         </w:tc>
         <w:tc>
@@ -1007,7 +1039,21 @@
               <w:rPr>
                 <w:lang w:val="en-US"/>
               </w:rPr>
-              <w:t>: {player_email}</w:t>
+              <w:t>: {</w:t>
+            </w:r>
+            <w:proofErr w:type="spellStart"/>
+            <w:r>
+              <w:rPr>
+                <w:lang w:val="en-US"/>
+              </w:rPr>
+              <w:t>player_email</w:t>
+            </w:r>
+            <w:proofErr w:type="spellEnd"/>
+            <w:r>
+              <w:rPr>
+                <w:lang w:val="en-US"/>
+              </w:rPr>
+              <w:t>}</w:t>
             </w:r>
           </w:p>
           <w:p>
@@ -1134,7 +1180,21 @@
               <w:rPr>
                 <w:lang w:val="en-US"/>
               </w:rPr>
-              <w:t>, {player_name}</w:t>
+              <w:t>, {</w:t>
+            </w:r>
+            <w:proofErr w:type="spellStart"/>
+            <w:r>
+              <w:rPr>
+                <w:lang w:val="en-US"/>
+              </w:rPr>
+              <w:t>player_name</w:t>
+            </w:r>
+            <w:proofErr w:type="spellEnd"/>
+            <w:r>
+              <w:rPr>
+                <w:lang w:val="en-US"/>
+              </w:rPr>
+              <w:t>}</w:t>
             </w:r>
             <w:r>
               <w:rPr>
@@ -1394,13 +1454,49 @@
               <w:rPr>
                 <w:lang w:val="en-US"/>
               </w:rPr>
-              <w:t>[img]assets/tutorial/report_email.png[/img]</w:t>
-            </w:r>
-            <w:r>
-              <w:rPr>
-                <w:lang w:val="en-US"/>
-              </w:rPr>
-              <w:t>[/center]</w:t>
+              <w:t>[</w:t>
+            </w:r>
+            <w:proofErr w:type="spellStart"/>
+            <w:r>
+              <w:rPr>
+                <w:lang w:val="en-US"/>
+              </w:rPr>
+              <w:t>img</w:t>
+            </w:r>
+            <w:proofErr w:type="spellEnd"/>
+            <w:r>
+              <w:rPr>
+                <w:lang w:val="en-US"/>
+              </w:rPr>
+              <w:t>]assets/tutorial/report_email.png[/</w:t>
+            </w:r>
+            <w:proofErr w:type="spellStart"/>
+            <w:proofErr w:type="gramStart"/>
+            <w:r>
+              <w:rPr>
+                <w:lang w:val="en-US"/>
+              </w:rPr>
+              <w:t>img</w:t>
+            </w:r>
+            <w:proofErr w:type="spellEnd"/>
+            <w:r>
+              <w:rPr>
+                <w:lang w:val="en-US"/>
+              </w:rPr>
+              <w:t>]</w:t>
+            </w:r>
+            <w:r>
+              <w:rPr>
+                <w:lang w:val="en-US"/>
+              </w:rPr>
+              <w:t>[</w:t>
+            </w:r>
+            <w:proofErr w:type="gramEnd"/>
+            <w:r>
+              <w:rPr>
+                <w:lang w:val="en-US"/>
+              </w:rPr>
+              <w:t>/center]</w:t>
             </w:r>
           </w:p>
           <w:p>
@@ -1601,7 +1697,21 @@
               <w:rPr>
                 <w:lang w:val="en-US"/>
               </w:rPr>
-              <w:t>: {player_email}</w:t>
+              <w:t>: {</w:t>
+            </w:r>
+            <w:proofErr w:type="spellStart"/>
+            <w:r>
+              <w:rPr>
+                <w:lang w:val="en-US"/>
+              </w:rPr>
+              <w:t>player_email</w:t>
+            </w:r>
+            <w:proofErr w:type="spellEnd"/>
+            <w:r>
+              <w:rPr>
+                <w:lang w:val="en-US"/>
+              </w:rPr>
+              <w:t>}</w:t>
             </w:r>
           </w:p>
           <w:p>
@@ -1696,7 +1806,21 @@
               <w:rPr>
                 <w:lang w:val="en-US"/>
               </w:rPr>
-              <w:t>, {player_name}!</w:t>
+              <w:t>, {</w:t>
+            </w:r>
+            <w:proofErr w:type="spellStart"/>
+            <w:r>
+              <w:rPr>
+                <w:lang w:val="en-US"/>
+              </w:rPr>
+              <w:t>player_name</w:t>
+            </w:r>
+            <w:proofErr w:type="spellEnd"/>
+            <w:r>
+              <w:rPr>
+                <w:lang w:val="en-US"/>
+              </w:rPr>
+              <w:t>}!</w:t>
             </w:r>
           </w:p>
           <w:p>
@@ -1760,7 +1884,21 @@
               <w:rPr>
                 <w:lang w:val="en-US"/>
               </w:rPr>
-              <w:t>[p]To make things easier for you, I'll send you a request email like this every day and you can just drop the files in and click send!</w:t>
+              <w:t>[p]</w:t>
+            </w:r>
+            <w:proofErr w:type="gramStart"/>
+            <w:r>
+              <w:rPr>
+                <w:lang w:val="en-US"/>
+              </w:rPr>
+              <w:t>To</w:t>
+            </w:r>
+            <w:proofErr w:type="gramEnd"/>
+            <w:r>
+              <w:rPr>
+                <w:lang w:val="en-US"/>
+              </w:rPr>
+              <w:t xml:space="preserve"> make things easier for you, I'll send you a request email like this every day and you can just drop the files in and click send!</w:t>
             </w:r>
           </w:p>
           <w:p>
@@ -1786,7 +1924,35 @@
               <w:rPr>
                 <w:lang w:val="en-US"/>
               </w:rPr>
-              <w:t>[p][b]Make sure that you have collected all the Purchase Orders sent to you today before submitting. A missed order is a missed opportunity![/b]</w:t>
+              <w:t>[p][</w:t>
+            </w:r>
+            <w:proofErr w:type="gramStart"/>
+            <w:r>
+              <w:rPr>
+                <w:lang w:val="en-US"/>
+              </w:rPr>
+              <w:t>b]Make</w:t>
+            </w:r>
+            <w:proofErr w:type="gramEnd"/>
+            <w:r>
+              <w:rPr>
+                <w:lang w:val="en-US"/>
+              </w:rPr>
+              <w:t xml:space="preserve"> sure that you have collected all the Purchase Orders sent to you today before submitting. A missed order is a missed </w:t>
+            </w:r>
+            <w:proofErr w:type="gramStart"/>
+            <w:r>
+              <w:rPr>
+                <w:lang w:val="en-US"/>
+              </w:rPr>
+              <w:t>opportunity![</w:t>
+            </w:r>
+            <w:proofErr w:type="gramEnd"/>
+            <w:r>
+              <w:rPr>
+                <w:lang w:val="en-US"/>
+              </w:rPr>
+              <w:t>/b]</w:t>
             </w:r>
           </w:p>
           <w:p>
@@ -2031,7 +2197,21 @@
               <w:rPr>
                 <w:lang w:val="en-US"/>
               </w:rPr>
-              <w:t>: {player_email}</w:t>
+              <w:t>: {</w:t>
+            </w:r>
+            <w:proofErr w:type="spellStart"/>
+            <w:r>
+              <w:rPr>
+                <w:lang w:val="en-US"/>
+              </w:rPr>
+              <w:t>player_email</w:t>
+            </w:r>
+            <w:proofErr w:type="spellEnd"/>
+            <w:r>
+              <w:rPr>
+                <w:lang w:val="en-US"/>
+              </w:rPr>
+              <w:t>}</w:t>
             </w:r>
           </w:p>
           <w:p>
@@ -2123,7 +2303,21 @@
               <w:rPr>
                 <w:lang w:val="en-US"/>
               </w:rPr>
-              <w:t>, {player_name}!</w:t>
+              <w:t>, {</w:t>
+            </w:r>
+            <w:proofErr w:type="spellStart"/>
+            <w:r>
+              <w:rPr>
+                <w:lang w:val="en-US"/>
+              </w:rPr>
+              <w:t>player_name</w:t>
+            </w:r>
+            <w:proofErr w:type="spellEnd"/>
+            <w:r>
+              <w:rPr>
+                <w:lang w:val="en-US"/>
+              </w:rPr>
+              <w:t>}!</w:t>
             </w:r>
           </w:p>
           <w:p>
@@ -2370,7 +2564,21 @@
               <w:rPr>
                 <w:lang w:val="en-US"/>
               </w:rPr>
-              <w:t>: {player_email}</w:t>
+              <w:t>: {</w:t>
+            </w:r>
+            <w:proofErr w:type="spellStart"/>
+            <w:r>
+              <w:rPr>
+                <w:lang w:val="en-US"/>
+              </w:rPr>
+              <w:t>player_email</w:t>
+            </w:r>
+            <w:proofErr w:type="spellEnd"/>
+            <w:r>
+              <w:rPr>
+                <w:lang w:val="en-US"/>
+              </w:rPr>
+              <w:t>}</w:t>
             </w:r>
           </w:p>
           <w:p>
@@ -2477,13 +2685,37 @@
               <w:t>[p]</w:t>
             </w:r>
             <w:r>
-              <w:t>[center]</w:t>
-            </w:r>
-            <w:r>
-              <w:t>Thank you for choosing Orbit Antivirus!</w:t>
-            </w:r>
-            <w:r>
-              <w:t>[/center]</w:t>
+              <w:t>[</w:t>
+            </w:r>
+            <w:proofErr w:type="spellStart"/>
+            <w:r>
+              <w:t>center</w:t>
+            </w:r>
+            <w:proofErr w:type="spellEnd"/>
+            <w:r>
+              <w:t>]</w:t>
+            </w:r>
+            <w:r>
+              <w:t xml:space="preserve">Thank you for choosing Orbit </w:t>
+            </w:r>
+            <w:proofErr w:type="gramStart"/>
+            <w:r>
+              <w:t>Antivirus!</w:t>
+            </w:r>
+            <w:r>
+              <w:t>[</w:t>
+            </w:r>
+            <w:proofErr w:type="gramEnd"/>
+            <w:r>
+              <w:t>/</w:t>
+            </w:r>
+            <w:proofErr w:type="spellStart"/>
+            <w:r>
+              <w:t>center</w:t>
+            </w:r>
+            <w:proofErr w:type="spellEnd"/>
+            <w:r>
+              <w:t>]</w:t>
             </w:r>
           </w:p>
           <w:p>
@@ -2496,19 +2728,56 @@
               <w:t>[p]</w:t>
             </w:r>
             <w:r>
-              <w:t>[center]</w:t>
-            </w:r>
-            <w:r>
-              <w:t>[img]</w:t>
+              <w:t>[</w:t>
+            </w:r>
+            <w:proofErr w:type="spellStart"/>
+            <w:r>
+              <w:t>center</w:t>
+            </w:r>
+            <w:proofErr w:type="spellEnd"/>
+            <w:r>
+              <w:t>]</w:t>
+            </w:r>
+            <w:r>
+              <w:t>[</w:t>
+            </w:r>
+            <w:proofErr w:type="spellStart"/>
+            <w:r>
+              <w:t>img</w:t>
+            </w:r>
+            <w:proofErr w:type="spellEnd"/>
+            <w:r>
+              <w:t>]</w:t>
             </w:r>
             <w:r>
               <w:t>assets/</w:t>
             </w:r>
             <w:r>
-              <w:t>orbit_logo.png[/img]</w:t>
-            </w:r>
-            <w:r>
-              <w:t>[/center]</w:t>
+              <w:t>orbit_logo.png[/</w:t>
+            </w:r>
+            <w:proofErr w:type="spellStart"/>
+            <w:proofErr w:type="gramStart"/>
+            <w:r>
+              <w:t>img</w:t>
+            </w:r>
+            <w:proofErr w:type="spellEnd"/>
+            <w:r>
+              <w:t>]</w:t>
+            </w:r>
+            <w:r>
+              <w:t>[</w:t>
+            </w:r>
+            <w:proofErr w:type="gramEnd"/>
+            <w:r>
+              <w:t>/</w:t>
+            </w:r>
+            <w:proofErr w:type="spellStart"/>
+            <w:r>
+              <w:t>center</w:t>
+            </w:r>
+            <w:proofErr w:type="spellEnd"/>
+            <w:r>
+              <w:t>]</w:t>
             </w:r>
           </w:p>
           <w:p/>
@@ -2634,7 +2903,21 @@
               <w:rPr>
                 <w:lang w:val="en-US"/>
               </w:rPr>
-              <w:t>: {player_email}</w:t>
+              <w:t>: {</w:t>
+            </w:r>
+            <w:proofErr w:type="spellStart"/>
+            <w:r>
+              <w:rPr>
+                <w:lang w:val="en-US"/>
+              </w:rPr>
+              <w:t>player_email</w:t>
+            </w:r>
+            <w:proofErr w:type="spellEnd"/>
+            <w:r>
+              <w:rPr>
+                <w:lang w:val="en-US"/>
+              </w:rPr>
+              <w:t>}</w:t>
             </w:r>
           </w:p>
           <w:p>
@@ -2745,11 +3028,19 @@
                 <w:lang w:val="en-US"/>
               </w:rPr>
             </w:pPr>
-            <w:r>
-              <w:rPr>
-                <w:lang w:val="en-US"/>
-              </w:rPr>
-              <w:t>[p]Please refer to the PO attached.</w:t>
+            <w:proofErr w:type="gramStart"/>
+            <w:r>
+              <w:rPr>
+                <w:lang w:val="en-US"/>
+              </w:rPr>
+              <w:t>[p]</w:t>
+            </w:r>
+            <w:proofErr w:type="gramEnd"/>
+            <w:r>
+              <w:rPr>
+                <w:lang w:val="en-US"/>
+              </w:rPr>
+              <w:t>Please refer to the PO attached.</w:t>
             </w:r>
           </w:p>
           <w:p>
@@ -2830,6 +3121,7 @@
               </w:rPr>
               <w:t>[p]</w:t>
             </w:r>
+            <w:proofErr w:type="spellStart"/>
             <w:r>
               <w:rPr>
                 <w:rFonts w:ascii="MS Gothic" w:eastAsia="MS Gothic" w:hAnsi="MS Gothic" w:cs="MS Gothic" w:hint="eastAsia"/>
@@ -2837,6 +3129,7 @@
               </w:rPr>
               <w:t>小天才文具店</w:t>
             </w:r>
+            <w:proofErr w:type="spellEnd"/>
           </w:p>
           <w:p>
             <w:pPr>
@@ -2906,12 +3199,14 @@
               </w:rPr>
               <w:t xml:space="preserve">: </w:t>
             </w:r>
+            <w:proofErr w:type="spellStart"/>
             <w:r>
               <w:rPr>
                 <w:lang w:val="en-US"/>
               </w:rPr>
               <w:t>Trippo</w:t>
             </w:r>
+            <w:proofErr w:type="spellEnd"/>
           </w:p>
           <w:p>
             <w:pPr>
@@ -2947,12 +3242,14 @@
                 </w:rPr>
                 <w:t>@t</w:t>
               </w:r>
+              <w:proofErr w:type="spellStart"/>
               <w:r>
                 <w:rPr>
                   <w:rStyle w:val="Hyperlink"/>
                 </w:rPr>
                 <w:t>rippo</w:t>
               </w:r>
+              <w:proofErr w:type="spellEnd"/>
               <w:r>
                 <w:rPr>
                   <w:rStyle w:val="Hyperlink"/>
@@ -2986,7 +3283,21 @@
               <w:rPr>
                 <w:lang w:val="en-US"/>
               </w:rPr>
-              <w:t>: {player_email}</w:t>
+              <w:t>: {</w:t>
+            </w:r>
+            <w:proofErr w:type="spellStart"/>
+            <w:r>
+              <w:rPr>
+                <w:lang w:val="en-US"/>
+              </w:rPr>
+              <w:t>player_email</w:t>
+            </w:r>
+            <w:proofErr w:type="spellEnd"/>
+            <w:r>
+              <w:rPr>
+                <w:lang w:val="en-US"/>
+              </w:rPr>
+              <w:t>}</w:t>
             </w:r>
           </w:p>
           <w:p>
@@ -3082,7 +3393,11 @@
               <w:t>[img</w:t>
             </w:r>
             <w:r>
-              <w:t>=750x750</w:t>
+              <w:t>=750x</w:t>
+            </w:r>
+            <w:proofErr w:type="gramStart"/>
+            <w:r>
+              <w:t>750</w:t>
             </w:r>
             <w:r>
               <w:t>]</w:t>
@@ -3091,10 +3406,22 @@
               <w:t>assets/adware/</w:t>
             </w:r>
             <w:r>
-              <w:t>trippo_ad.jpg[/img]</w:t>
-            </w:r>
-            <w:r>
-              <w:t>[/center]</w:t>
+              <w:t>trippo_ad.jpg</w:t>
+            </w:r>
+            <w:proofErr w:type="gramEnd"/>
+            <w:r>
+              <w:t>[/</w:t>
+            </w:r>
+            <w:proofErr w:type="gramStart"/>
+            <w:r>
+              <w:t>img]</w:t>
+            </w:r>
+            <w:r>
+              <w:t>[</w:t>
+            </w:r>
+            <w:proofErr w:type="gramEnd"/>
+            <w:r>
+              <w:t>/center]</w:t>
             </w:r>
           </w:p>
         </w:tc>
@@ -3232,7 +3559,21 @@
               <w:rPr>
                 <w:lang w:val="en-US"/>
               </w:rPr>
-              <w:t>: {player_email}</w:t>
+              <w:t>: {</w:t>
+            </w:r>
+            <w:proofErr w:type="spellStart"/>
+            <w:r>
+              <w:rPr>
+                <w:lang w:val="en-US"/>
+              </w:rPr>
+              <w:t>player_email</w:t>
+            </w:r>
+            <w:proofErr w:type="spellEnd"/>
+            <w:r>
+              <w:rPr>
+                <w:lang w:val="en-US"/>
+              </w:rPr>
+              <w:t>}</w:t>
             </w:r>
           </w:p>
           <w:p>
@@ -3548,7 +3889,21 @@
               <w:rPr>
                 <w:lang w:val="en-US"/>
               </w:rPr>
-              <w:t>: {player_email}</w:t>
+              <w:t>: {</w:t>
+            </w:r>
+            <w:proofErr w:type="spellStart"/>
+            <w:r>
+              <w:rPr>
+                <w:lang w:val="en-US"/>
+              </w:rPr>
+              <w:t>player_email</w:t>
+            </w:r>
+            <w:proofErr w:type="spellEnd"/>
+            <w:r>
+              <w:rPr>
+                <w:lang w:val="en-US"/>
+              </w:rPr>
+              <w:t>}</w:t>
             </w:r>
           </w:p>
           <w:p>
@@ -3788,7 +4143,63 @@
               <w:rPr>
                 <w:lang w:val="en-US"/>
               </w:rPr>
-              <w:t>[center][img]assets/tutorial/hover1.png[/img] [img]assets/tutorial/hover2.png[/img] [/center]</w:t>
+              <w:t>[center][</w:t>
+            </w:r>
+            <w:proofErr w:type="spellStart"/>
+            <w:r>
+              <w:rPr>
+                <w:lang w:val="en-US"/>
+              </w:rPr>
+              <w:t>img</w:t>
+            </w:r>
+            <w:proofErr w:type="spellEnd"/>
+            <w:r>
+              <w:rPr>
+                <w:lang w:val="en-US"/>
+              </w:rPr>
+              <w:t>]assets/tutorial/hover1.png[/</w:t>
+            </w:r>
+            <w:proofErr w:type="spellStart"/>
+            <w:r>
+              <w:rPr>
+                <w:lang w:val="en-US"/>
+              </w:rPr>
+              <w:t>img</w:t>
+            </w:r>
+            <w:proofErr w:type="spellEnd"/>
+            <w:r>
+              <w:rPr>
+                <w:lang w:val="en-US"/>
+              </w:rPr>
+              <w:t>] [</w:t>
+            </w:r>
+            <w:proofErr w:type="spellStart"/>
+            <w:r>
+              <w:rPr>
+                <w:lang w:val="en-US"/>
+              </w:rPr>
+              <w:t>img</w:t>
+            </w:r>
+            <w:proofErr w:type="spellEnd"/>
+            <w:r>
+              <w:rPr>
+                <w:lang w:val="en-US"/>
+              </w:rPr>
+              <w:t>]assets/tutorial/hover2.png[/</w:t>
+            </w:r>
+            <w:proofErr w:type="spellStart"/>
+            <w:r>
+              <w:rPr>
+                <w:lang w:val="en-US"/>
+              </w:rPr>
+              <w:t>img</w:t>
+            </w:r>
+            <w:proofErr w:type="spellEnd"/>
+            <w:r>
+              <w:rPr>
+                <w:lang w:val="en-US"/>
+              </w:rPr>
+              <w:t>] [/center]</w:t>
             </w:r>
           </w:p>
           <w:p>
@@ -4008,7 +4419,21 @@
               <w:rPr>
                 <w:lang w:val="en-US"/>
               </w:rPr>
-              <w:t>: {player_email}</w:t>
+              <w:t>: {</w:t>
+            </w:r>
+            <w:proofErr w:type="spellStart"/>
+            <w:r>
+              <w:rPr>
+                <w:lang w:val="en-US"/>
+              </w:rPr>
+              <w:t>player_email</w:t>
+            </w:r>
+            <w:proofErr w:type="spellEnd"/>
+            <w:r>
+              <w:rPr>
+                <w:lang w:val="en-US"/>
+              </w:rPr>
+              <w:t>}</w:t>
             </w:r>
           </w:p>
           <w:p>
@@ -4099,7 +4524,21 @@
               <w:rPr>
                 <w:lang w:val="en-US"/>
               </w:rPr>
-              <w:t>Hello, I want to order some stationarys for my shop.</w:t>
+              <w:t xml:space="preserve">Hello, I want to order some </w:t>
+            </w:r>
+            <w:proofErr w:type="spellStart"/>
+            <w:r>
+              <w:rPr>
+                <w:lang w:val="en-US"/>
+              </w:rPr>
+              <w:t>stationarys</w:t>
+            </w:r>
+            <w:proofErr w:type="spellEnd"/>
+            <w:r>
+              <w:rPr>
+                <w:lang w:val="en-US"/>
+              </w:rPr>
+              <w:t xml:space="preserve"> for my shop.</w:t>
             </w:r>
           </w:p>
           <w:p>
@@ -4300,7 +4739,21 @@
               <w:rPr>
                 <w:lang w:val="en-US"/>
               </w:rPr>
-              <w:t>: {player_email}</w:t>
+              <w:t>: {</w:t>
+            </w:r>
+            <w:proofErr w:type="spellStart"/>
+            <w:r>
+              <w:rPr>
+                <w:lang w:val="en-US"/>
+              </w:rPr>
+              <w:t>player_email</w:t>
+            </w:r>
+            <w:proofErr w:type="spellEnd"/>
+            <w:r>
+              <w:rPr>
+                <w:lang w:val="en-US"/>
+              </w:rPr>
+              <w:t>}</w:t>
             </w:r>
           </w:p>
           <w:p>
@@ -4348,8 +4801,16 @@
               <w:rPr>
                 <w:lang w:val="en-US"/>
               </w:rPr>
-              <w:t>Purchase Order - PrintingPro</w:t>
-            </w:r>
+              <w:t xml:space="preserve">Purchase Order - </w:t>
+            </w:r>
+            <w:proofErr w:type="spellStart"/>
+            <w:r>
+              <w:rPr>
+                <w:lang w:val="en-US"/>
+              </w:rPr>
+              <w:t>PrintingPro</w:t>
+            </w:r>
+            <w:proofErr w:type="spellEnd"/>
           </w:p>
           <w:p>
             <w:pPr>
@@ -4376,7 +4837,21 @@
               <w:rPr>
                 <w:lang w:val="en-US"/>
               </w:rPr>
-              <w:t>Hi {player_name}!</w:t>
+              <w:t>Hi {</w:t>
+            </w:r>
+            <w:proofErr w:type="spellStart"/>
+            <w:r>
+              <w:rPr>
+                <w:lang w:val="en-US"/>
+              </w:rPr>
+              <w:t>player_name</w:t>
+            </w:r>
+            <w:proofErr w:type="spellEnd"/>
+            <w:r>
+              <w:rPr>
+                <w:lang w:val="en-US"/>
+              </w:rPr>
+              <w:t>}!</w:t>
             </w:r>
             <w:r>
               <w:rPr>
@@ -4408,7 +4883,21 @@
               <w:rPr>
                 <w:lang w:val="en-US"/>
               </w:rPr>
-              <w:t>[p]This is a Purchase Order from PrintingPro. Please help me send this to finance. Thanks!</w:t>
+              <w:t xml:space="preserve">[p]This is a Purchase Order from </w:t>
+            </w:r>
+            <w:proofErr w:type="spellStart"/>
+            <w:r>
+              <w:rPr>
+                <w:lang w:val="en-US"/>
+              </w:rPr>
+              <w:t>PrintingPro</w:t>
+            </w:r>
+            <w:proofErr w:type="spellEnd"/>
+            <w:r>
+              <w:rPr>
+                <w:lang w:val="en-US"/>
+              </w:rPr>
+              <w:t>. Please help me send this to finance. Thanks!</w:t>
             </w:r>
           </w:p>
         </w:tc>
@@ -4488,6 +4977,7 @@
               </w:rPr>
               <w:t>D</w:t>
             </w:r>
+            <w:proofErr w:type="spellStart"/>
             <w:r>
               <w:rPr>
                 <w:b/>
@@ -4495,6 +4985,7 @@
               </w:rPr>
               <w:t>etails</w:t>
             </w:r>
+            <w:proofErr w:type="spellEnd"/>
           </w:p>
         </w:tc>
         <w:tc>
@@ -4633,7 +5124,21 @@
               <w:rPr>
                 <w:lang w:val="en-US"/>
               </w:rPr>
-              <w:t>: {player_email}</w:t>
+              <w:t>: {</w:t>
+            </w:r>
+            <w:proofErr w:type="spellStart"/>
+            <w:r>
+              <w:rPr>
+                <w:lang w:val="en-US"/>
+              </w:rPr>
+              <w:t>player_email</w:t>
+            </w:r>
+            <w:proofErr w:type="spellEnd"/>
+            <w:r>
+              <w:rPr>
+                <w:lang w:val="en-US"/>
+              </w:rPr>
+              <w:t>}</w:t>
             </w:r>
           </w:p>
           <w:p>
@@ -4726,7 +5231,21 @@
               <w:rPr>
                 <w:lang w:val="en-US"/>
               </w:rPr>
-              <w:t xml:space="preserve"> {player_name}!</w:t>
+              <w:t xml:space="preserve"> {</w:t>
+            </w:r>
+            <w:proofErr w:type="spellStart"/>
+            <w:r>
+              <w:rPr>
+                <w:lang w:val="en-US"/>
+              </w:rPr>
+              <w:t>player_name</w:t>
+            </w:r>
+            <w:proofErr w:type="spellEnd"/>
+            <w:r>
+              <w:rPr>
+                <w:lang w:val="en-US"/>
+              </w:rPr>
+              <w:t>}!</w:t>
             </w:r>
           </w:p>
           <w:p>
@@ -4842,7 +5361,91 @@
               <w:rPr>
                 <w:lang w:val="en-US"/>
               </w:rPr>
-              <w:t>[img]assets/tutorial/highlight1.png[/img] [img]assets/tutorial/highlight2.png[/img] [img]assets/tutorial/highlight3.png[/img]</w:t>
+              <w:t>[</w:t>
+            </w:r>
+            <w:proofErr w:type="spellStart"/>
+            <w:r>
+              <w:rPr>
+                <w:lang w:val="en-US"/>
+              </w:rPr>
+              <w:t>img</w:t>
+            </w:r>
+            <w:proofErr w:type="spellEnd"/>
+            <w:r>
+              <w:rPr>
+                <w:lang w:val="en-US"/>
+              </w:rPr>
+              <w:t>]assets/tutorial/highlight1.png[/</w:t>
+            </w:r>
+            <w:proofErr w:type="spellStart"/>
+            <w:r>
+              <w:rPr>
+                <w:lang w:val="en-US"/>
+              </w:rPr>
+              <w:t>img</w:t>
+            </w:r>
+            <w:proofErr w:type="spellEnd"/>
+            <w:r>
+              <w:rPr>
+                <w:lang w:val="en-US"/>
+              </w:rPr>
+              <w:t>] [</w:t>
+            </w:r>
+            <w:proofErr w:type="spellStart"/>
+            <w:r>
+              <w:rPr>
+                <w:lang w:val="en-US"/>
+              </w:rPr>
+              <w:t>img</w:t>
+            </w:r>
+            <w:proofErr w:type="spellEnd"/>
+            <w:r>
+              <w:rPr>
+                <w:lang w:val="en-US"/>
+              </w:rPr>
+              <w:t>]assets/tutorial/highlight2.png[/</w:t>
+            </w:r>
+            <w:proofErr w:type="spellStart"/>
+            <w:r>
+              <w:rPr>
+                <w:lang w:val="en-US"/>
+              </w:rPr>
+              <w:t>img</w:t>
+            </w:r>
+            <w:proofErr w:type="spellEnd"/>
+            <w:r>
+              <w:rPr>
+                <w:lang w:val="en-US"/>
+              </w:rPr>
+              <w:t>] [</w:t>
+            </w:r>
+            <w:proofErr w:type="spellStart"/>
+            <w:r>
+              <w:rPr>
+                <w:lang w:val="en-US"/>
+              </w:rPr>
+              <w:t>img</w:t>
+            </w:r>
+            <w:proofErr w:type="spellEnd"/>
+            <w:r>
+              <w:rPr>
+                <w:lang w:val="en-US"/>
+              </w:rPr>
+              <w:t>]assets/tutorial/highlight3.png[/</w:t>
+            </w:r>
+            <w:proofErr w:type="spellStart"/>
+            <w:r>
+              <w:rPr>
+                <w:lang w:val="en-US"/>
+              </w:rPr>
+              <w:t>img</w:t>
+            </w:r>
+            <w:proofErr w:type="spellEnd"/>
+            <w:r>
+              <w:rPr>
+                <w:lang w:val="en-US"/>
+              </w:rPr>
+              <w:t>]</w:t>
             </w:r>
           </w:p>
           <w:p>
@@ -4981,7 +5584,21 @@
               <w:rPr>
                 <w:lang w:val="en-US"/>
               </w:rPr>
-              <w:t>: {player_email}</w:t>
+              <w:t>: {</w:t>
+            </w:r>
+            <w:proofErr w:type="spellStart"/>
+            <w:r>
+              <w:rPr>
+                <w:lang w:val="en-US"/>
+              </w:rPr>
+              <w:t>player_email</w:t>
+            </w:r>
+            <w:proofErr w:type="spellEnd"/>
+            <w:r>
+              <w:rPr>
+                <w:lang w:val="en-US"/>
+              </w:rPr>
+              <w:t>}</w:t>
             </w:r>
           </w:p>
           <w:p>
@@ -5222,7 +5839,21 @@
               <w:rPr>
                 <w:lang w:val="en-US"/>
               </w:rPr>
-              <w:t>: {player_email}</w:t>
+              <w:t>: {</w:t>
+            </w:r>
+            <w:proofErr w:type="spellStart"/>
+            <w:r>
+              <w:rPr>
+                <w:lang w:val="en-US"/>
+              </w:rPr>
+              <w:t>player_email</w:t>
+            </w:r>
+            <w:proofErr w:type="spellEnd"/>
+            <w:r>
+              <w:rPr>
+                <w:lang w:val="en-US"/>
+              </w:rPr>
+              <w:t>}</w:t>
             </w:r>
           </w:p>
           <w:p>
@@ -5364,14 +5995,27 @@
               <w:rPr>
                 <w:lang w:val="en-US"/>
               </w:rPr>
-              <w:t>[b]</w:t>
+              <w:t>[</w:t>
+            </w:r>
+            <w:proofErr w:type="gramStart"/>
+            <w:r>
+              <w:rPr>
+                <w:lang w:val="en-US"/>
+              </w:rPr>
+              <w:t>b]</w:t>
             </w:r>
             <w:r>
               <w:t>Malware</w:t>
             </w:r>
-            <w:r>
-              <w:t>[/b] :</w:t>
-            </w:r>
+            <w:proofErr w:type="gramEnd"/>
+            <w:r>
+              <w:t>[/b</w:t>
+            </w:r>
+            <w:proofErr w:type="gramStart"/>
+            <w:r>
+              <w:t>] :</w:t>
+            </w:r>
+            <w:proofErr w:type="gramEnd"/>
             <w:r>
               <w:t xml:space="preserve"> Software that runs in the background silently. They have various goals, such as recording what you type, </w:t>
             </w:r>
@@ -5397,10 +6041,29 @@
               <w:rPr>
                 <w:lang w:val="en-US"/>
               </w:rPr>
-              <w:t>[p][b]</w:t>
-            </w:r>
-            <w:r>
-              <w:t>Adware[/b] : If it exists in your device, you will get spammed by various advertisements which can be very distracting.</w:t>
+              <w:t>[p][</w:t>
+            </w:r>
+            <w:proofErr w:type="gramStart"/>
+            <w:r>
+              <w:rPr>
+                <w:lang w:val="en-US"/>
+              </w:rPr>
+              <w:t>b]</w:t>
+            </w:r>
+            <w:r>
+              <w:t>Adware</w:t>
+            </w:r>
+            <w:proofErr w:type="gramEnd"/>
+            <w:r>
+              <w:t>[/b</w:t>
+            </w:r>
+            <w:proofErr w:type="gramStart"/>
+            <w:r>
+              <w:t>] :</w:t>
+            </w:r>
+            <w:proofErr w:type="gramEnd"/>
+            <w:r>
+              <w:t xml:space="preserve"> If it exists in your device, you will get spammed by various advertisements which can be very distracting.</w:t>
             </w:r>
           </w:p>
           <w:p>
@@ -5421,10 +6084,29 @@
               <w:rPr>
                 <w:lang w:val="en-US"/>
               </w:rPr>
-              <w:t>[p][b]</w:t>
-            </w:r>
-            <w:r>
-              <w:t>Ransomware[/b] : One of the most dangerous software to have in your device. It will lock your files and demand a large sum of money to unlock your files. Do not pay the ransom, it will not guarantee your files return.</w:t>
+              <w:t>[p][</w:t>
+            </w:r>
+            <w:proofErr w:type="gramStart"/>
+            <w:r>
+              <w:rPr>
+                <w:lang w:val="en-US"/>
+              </w:rPr>
+              <w:t>b]</w:t>
+            </w:r>
+            <w:r>
+              <w:t>Ransomware</w:t>
+            </w:r>
+            <w:proofErr w:type="gramEnd"/>
+            <w:r>
+              <w:t>[/b</w:t>
+            </w:r>
+            <w:proofErr w:type="gramStart"/>
+            <w:r>
+              <w:t>] :</w:t>
+            </w:r>
+            <w:proofErr w:type="gramEnd"/>
+            <w:r>
+              <w:t xml:space="preserve"> One of the most dangerous software to have in your device. It will lock your files and demand a large sum of money to unlock your files. Do not pay the ransom, it will not guarantee your files return.</w:t>
             </w:r>
           </w:p>
           <w:p>
@@ -5591,7 +6273,21 @@
               <w:rPr>
                 <w:lang w:val="en-US"/>
               </w:rPr>
-              <w:t>: {player_email}</w:t>
+              <w:t>: {</w:t>
+            </w:r>
+            <w:proofErr w:type="spellStart"/>
+            <w:r>
+              <w:rPr>
+                <w:lang w:val="en-US"/>
+              </w:rPr>
+              <w:t>player_email</w:t>
+            </w:r>
+            <w:proofErr w:type="spellEnd"/>
+            <w:r>
+              <w:rPr>
+                <w:lang w:val="en-US"/>
+              </w:rPr>
+              <w:t>}</w:t>
             </w:r>
           </w:p>
           <w:p>
@@ -5757,8 +6453,16 @@
               <w:rPr>
                 <w:lang w:val="en-US"/>
               </w:rPr>
-              <w:t>Jane Navarednam</w:t>
-            </w:r>
+              <w:t xml:space="preserve">Jane </w:t>
+            </w:r>
+            <w:proofErr w:type="spellStart"/>
+            <w:r>
+              <w:rPr>
+                <w:lang w:val="en-US"/>
+              </w:rPr>
+              <w:t>Navarednam</w:t>
+            </w:r>
+            <w:proofErr w:type="spellEnd"/>
           </w:p>
           <w:p>
             <w:pPr>
@@ -5893,7 +6597,21 @@
               <w:rPr>
                 <w:lang w:val="en-US"/>
               </w:rPr>
-              <w:t>: {player_email}</w:t>
+              <w:t>: {</w:t>
+            </w:r>
+            <w:proofErr w:type="spellStart"/>
+            <w:r>
+              <w:rPr>
+                <w:lang w:val="en-US"/>
+              </w:rPr>
+              <w:t>player_email</w:t>
+            </w:r>
+            <w:proofErr w:type="spellEnd"/>
+            <w:r>
+              <w:rPr>
+                <w:lang w:val="en-US"/>
+              </w:rPr>
+              <w:t>}</w:t>
             </w:r>
           </w:p>
           <w:p>
@@ -5981,19 +6699,47 @@
               <w:rPr>
                 <w:lang w:val="en-US"/>
               </w:rPr>
-              <w:t>=500x500</w:t>
-            </w:r>
-            <w:r>
-              <w:rPr>
-                <w:lang w:val="en-US"/>
-              </w:rPr>
-              <w:t>]assets/adware/c17_recruit.jpg[/img]</w:t>
-            </w:r>
-            <w:r>
-              <w:rPr>
-                <w:lang w:val="en-US"/>
-              </w:rPr>
-              <w:t>[/center]</w:t>
+              <w:t>=500x</w:t>
+            </w:r>
+            <w:proofErr w:type="gramStart"/>
+            <w:r>
+              <w:rPr>
+                <w:lang w:val="en-US"/>
+              </w:rPr>
+              <w:t>500</w:t>
+            </w:r>
+            <w:r>
+              <w:rPr>
+                <w:lang w:val="en-US"/>
+              </w:rPr>
+              <w:t>]assets/adware/c17_recruit.jpg</w:t>
+            </w:r>
+            <w:proofErr w:type="gramEnd"/>
+            <w:r>
+              <w:rPr>
+                <w:lang w:val="en-US"/>
+              </w:rPr>
+              <w:t>[/</w:t>
+            </w:r>
+            <w:proofErr w:type="gramStart"/>
+            <w:r>
+              <w:rPr>
+                <w:lang w:val="en-US"/>
+              </w:rPr>
+              <w:t>img]</w:t>
+            </w:r>
+            <w:r>
+              <w:rPr>
+                <w:lang w:val="en-US"/>
+              </w:rPr>
+              <w:t>[</w:t>
+            </w:r>
+            <w:proofErr w:type="gramEnd"/>
+            <w:r>
+              <w:rPr>
+                <w:lang w:val="en-US"/>
+              </w:rPr>
+              <w:t>/center]</w:t>
             </w:r>
           </w:p>
         </w:tc>
@@ -6139,7 +6885,21 @@
               <w:rPr>
                 <w:lang w:val="en-US"/>
               </w:rPr>
-              <w:t>: {player_email}</w:t>
+              <w:t>: {</w:t>
+            </w:r>
+            <w:proofErr w:type="spellStart"/>
+            <w:r>
+              <w:rPr>
+                <w:lang w:val="en-US"/>
+              </w:rPr>
+              <w:t>player_email</w:t>
+            </w:r>
+            <w:proofErr w:type="spellEnd"/>
+            <w:r>
+              <w:rPr>
+                <w:lang w:val="en-US"/>
+              </w:rPr>
+              <w:t>}</w:t>
             </w:r>
           </w:p>
           <w:p>
@@ -6228,7 +6988,21 @@
               <w:rPr>
                 <w:lang w:val="en-US"/>
               </w:rPr>
-              <w:t>Hi {player_name}! I am Mike!</w:t>
+              <w:t>Hi {</w:t>
+            </w:r>
+            <w:proofErr w:type="spellStart"/>
+            <w:r>
+              <w:rPr>
+                <w:lang w:val="en-US"/>
+              </w:rPr>
+              <w:t>player_name</w:t>
+            </w:r>
+            <w:proofErr w:type="spellEnd"/>
+            <w:r>
+              <w:rPr>
+                <w:lang w:val="en-US"/>
+              </w:rPr>
+              <w:t>}! I am Mike!</w:t>
             </w:r>
           </w:p>
           <w:p>
@@ -6250,11 +7024,33 @@
                 <w:lang w:val="en-US"/>
               </w:rPr>
             </w:pPr>
-            <w:r>
-              <w:rPr>
-                <w:lang w:val="en-US"/>
-              </w:rPr>
-              <w:t>[p]Please download and send the purchas order attach</w:t>
+            <w:proofErr w:type="gramStart"/>
+            <w:r>
+              <w:rPr>
+                <w:lang w:val="en-US"/>
+              </w:rPr>
+              <w:t>[p]</w:t>
+            </w:r>
+            <w:proofErr w:type="gramEnd"/>
+            <w:r>
+              <w:rPr>
+                <w:lang w:val="en-US"/>
+              </w:rPr>
+              <w:t xml:space="preserve">Please download and send the </w:t>
+            </w:r>
+            <w:proofErr w:type="spellStart"/>
+            <w:r>
+              <w:rPr>
+                <w:lang w:val="en-US"/>
+              </w:rPr>
+              <w:t>purchas</w:t>
+            </w:r>
+            <w:proofErr w:type="spellEnd"/>
+            <w:r>
+              <w:rPr>
+                <w:lang w:val="en-US"/>
+              </w:rPr>
+              <w:t xml:space="preserve"> order attach</w:t>
             </w:r>
             <w:r>
               <w:rPr>
@@ -6376,11 +7172,19 @@
               </w:rPr>
               <w:t xml:space="preserve">: </w:t>
             </w:r>
-            <w:r>
-              <w:rPr>
-                <w:lang w:val="en-US"/>
-              </w:rPr>
-              <w:t>MengHong Chan</w:t>
+            <w:proofErr w:type="spellStart"/>
+            <w:r>
+              <w:rPr>
+                <w:lang w:val="en-US"/>
+              </w:rPr>
+              <w:t>MengHong</w:t>
+            </w:r>
+            <w:proofErr w:type="spellEnd"/>
+            <w:r>
+              <w:rPr>
+                <w:lang w:val="en-US"/>
+              </w:rPr>
+              <w:t xml:space="preserve"> Chan</w:t>
             </w:r>
           </w:p>
           <w:p>
@@ -6428,7 +7232,21 @@
               <w:rPr>
                 <w:lang w:val="en-US"/>
               </w:rPr>
-              <w:t>: {player_email}</w:t>
+              <w:t>: {</w:t>
+            </w:r>
+            <w:proofErr w:type="spellStart"/>
+            <w:r>
+              <w:rPr>
+                <w:lang w:val="en-US"/>
+              </w:rPr>
+              <w:t>player_email</w:t>
+            </w:r>
+            <w:proofErr w:type="spellEnd"/>
+            <w:r>
+              <w:rPr>
+                <w:lang w:val="en-US"/>
+              </w:rPr>
+              <w:t>}</w:t>
             </w:r>
           </w:p>
           <w:p>
@@ -6476,8 +7294,16 @@
               <w:rPr>
                 <w:lang w:val="en-US"/>
               </w:rPr>
-              <w:t>Buying Stationeries for Koperasi</w:t>
-            </w:r>
+              <w:t xml:space="preserve">Buying Stationeries for </w:t>
+            </w:r>
+            <w:proofErr w:type="spellStart"/>
+            <w:r>
+              <w:rPr>
+                <w:lang w:val="en-US"/>
+              </w:rPr>
+              <w:t>Koperasi</w:t>
+            </w:r>
+            <w:proofErr w:type="spellEnd"/>
           </w:p>
           <w:p>
             <w:pPr>
@@ -6565,12 +7391,14 @@
                 <w:lang w:val="en-US"/>
               </w:rPr>
             </w:pPr>
+            <w:proofErr w:type="gramStart"/>
             <w:r>
               <w:rPr>
                 <w:lang w:val="en-US"/>
               </w:rPr>
               <w:t>[p]</w:t>
             </w:r>
+            <w:proofErr w:type="gramEnd"/>
             <w:r>
               <w:rPr>
                 <w:lang w:val="en-US"/>
@@ -6614,7 +7442,21 @@
               <w:rPr>
                 <w:lang w:val="en-US"/>
               </w:rPr>
-              <w:t>[p]SMJKC Poi Lam</w:t>
+              <w:t>[p]</w:t>
+            </w:r>
+            <w:proofErr w:type="spellStart"/>
+            <w:r>
+              <w:rPr>
+                <w:lang w:val="en-US"/>
+              </w:rPr>
+              <w:t>SMJKC</w:t>
+            </w:r>
+            <w:proofErr w:type="spellEnd"/>
+            <w:r>
+              <w:rPr>
+                <w:lang w:val="en-US"/>
+              </w:rPr>
+              <w:t xml:space="preserve"> Poi Lam</w:t>
             </w:r>
           </w:p>
           <w:p>
@@ -6737,7 +7579,21 @@
               <w:rPr>
                 <w:lang w:val="en-US"/>
               </w:rPr>
-              <w:t>: {player_email}</w:t>
+              <w:t>: {</w:t>
+            </w:r>
+            <w:proofErr w:type="spellStart"/>
+            <w:r>
+              <w:rPr>
+                <w:lang w:val="en-US"/>
+              </w:rPr>
+              <w:t>player_email</w:t>
+            </w:r>
+            <w:proofErr w:type="spellEnd"/>
+            <w:r>
+              <w:rPr>
+                <w:lang w:val="en-US"/>
+              </w:rPr>
+              <w:t>}</w:t>
             </w:r>
           </w:p>
           <w:p>
@@ -7143,7 +7999,21 @@
               <w:rPr>
                 <w:lang w:val="en-US"/>
               </w:rPr>
-              <w:t>: {player_email}</w:t>
+              <w:t>: {</w:t>
+            </w:r>
+            <w:proofErr w:type="spellStart"/>
+            <w:r>
+              <w:rPr>
+                <w:lang w:val="en-US"/>
+              </w:rPr>
+              <w:t>player_email</w:t>
+            </w:r>
+            <w:proofErr w:type="spellEnd"/>
+            <w:r>
+              <w:rPr>
+                <w:lang w:val="en-US"/>
+              </w:rPr>
+              <w:t>}</w:t>
             </w:r>
           </w:p>
           <w:p>
@@ -7226,7 +8096,21 @@
               <w:rPr>
                 <w:lang w:val="en-US"/>
               </w:rPr>
-              <w:t xml:space="preserve">Hi {player_name}! </w:t>
+              <w:t>Hi {</w:t>
+            </w:r>
+            <w:proofErr w:type="spellStart"/>
+            <w:r>
+              <w:rPr>
+                <w:lang w:val="en-US"/>
+              </w:rPr>
+              <w:t>player_name</w:t>
+            </w:r>
+            <w:proofErr w:type="spellEnd"/>
+            <w:r>
+              <w:rPr>
+                <w:lang w:val="en-US"/>
+              </w:rPr>
+              <w:t xml:space="preserve">}! </w:t>
             </w:r>
             <w:r>
               <w:rPr>
@@ -7266,11 +8150,19 @@
                 <w:lang w:val="en-US"/>
               </w:rPr>
             </w:pPr>
-            <w:r>
-              <w:rPr>
-                <w:lang w:val="en-US"/>
-              </w:rPr>
-              <w:t xml:space="preserve">[p]Please download </w:t>
+            <w:proofErr w:type="gramStart"/>
+            <w:r>
+              <w:rPr>
+                <w:lang w:val="en-US"/>
+              </w:rPr>
+              <w:t>[p]</w:t>
+            </w:r>
+            <w:proofErr w:type="gramEnd"/>
+            <w:r>
+              <w:rPr>
+                <w:lang w:val="en-US"/>
+              </w:rPr>
+              <w:t xml:space="preserve">Please download </w:t>
             </w:r>
             <w:r>
               <w:rPr>
@@ -7462,7 +8354,21 @@
               <w:rPr>
                 <w:lang w:val="en-US"/>
               </w:rPr>
-              <w:t>: {player_email}</w:t>
+              <w:t>: {</w:t>
+            </w:r>
+            <w:proofErr w:type="spellStart"/>
+            <w:r>
+              <w:rPr>
+                <w:lang w:val="en-US"/>
+              </w:rPr>
+              <w:t>player_email</w:t>
+            </w:r>
+            <w:proofErr w:type="spellEnd"/>
+            <w:r>
+              <w:rPr>
+                <w:lang w:val="en-US"/>
+              </w:rPr>
+              <w:t>}</w:t>
             </w:r>
           </w:p>
           <w:p>
@@ -7538,7 +8444,21 @@
               <w:rPr>
                 <w:lang w:val="en-US"/>
               </w:rPr>
-              <w:t>Hey {player_name}!</w:t>
+              <w:t>Hey {</w:t>
+            </w:r>
+            <w:proofErr w:type="spellStart"/>
+            <w:r>
+              <w:rPr>
+                <w:lang w:val="en-US"/>
+              </w:rPr>
+              <w:t>player_name</w:t>
+            </w:r>
+            <w:proofErr w:type="spellEnd"/>
+            <w:r>
+              <w:rPr>
+                <w:lang w:val="en-US"/>
+              </w:rPr>
+              <w:t>}!</w:t>
             </w:r>
           </w:p>
           <w:p>
@@ -7644,6 +8564,7 @@
               </w:rPr>
               <w:t>D</w:t>
             </w:r>
+            <w:proofErr w:type="spellStart"/>
             <w:r>
               <w:rPr>
                 <w:b/>
@@ -7651,6 +8572,7 @@
               </w:rPr>
               <w:t>etails</w:t>
             </w:r>
+            <w:proofErr w:type="spellEnd"/>
           </w:p>
         </w:tc>
         <w:tc>
@@ -7805,7 +8727,21 @@
               <w:rPr>
                 <w:lang w:val="en-US"/>
               </w:rPr>
-              <w:t>: {player_email}</w:t>
+              <w:t>: {</w:t>
+            </w:r>
+            <w:proofErr w:type="spellStart"/>
+            <w:r>
+              <w:rPr>
+                <w:lang w:val="en-US"/>
+              </w:rPr>
+              <w:t>player_email</w:t>
+            </w:r>
+            <w:proofErr w:type="spellEnd"/>
+            <w:r>
+              <w:rPr>
+                <w:lang w:val="en-US"/>
+              </w:rPr>
+              <w:t>}</w:t>
             </w:r>
           </w:p>
           <w:p>
@@ -8330,7 +9266,21 @@
               <w:rPr>
                 <w:lang w:val="en-US"/>
               </w:rPr>
-              <w:t>: {player_email}</w:t>
+              <w:t>: {</w:t>
+            </w:r>
+            <w:proofErr w:type="spellStart"/>
+            <w:r>
+              <w:rPr>
+                <w:lang w:val="en-US"/>
+              </w:rPr>
+              <w:t>player_email</w:t>
+            </w:r>
+            <w:proofErr w:type="spellEnd"/>
+            <w:r>
+              <w:rPr>
+                <w:lang w:val="en-US"/>
+              </w:rPr>
+              <w:t>}</w:t>
             </w:r>
           </w:p>
           <w:p>
@@ -8638,7 +9588,21 @@
               <w:rPr>
                 <w:lang w:val="en-US"/>
               </w:rPr>
-              <w:t>: {player_email}</w:t>
+              <w:t>: {</w:t>
+            </w:r>
+            <w:proofErr w:type="spellStart"/>
+            <w:r>
+              <w:rPr>
+                <w:lang w:val="en-US"/>
+              </w:rPr>
+              <w:t>player_email</w:t>
+            </w:r>
+            <w:proofErr w:type="spellEnd"/>
+            <w:r>
+              <w:rPr>
+                <w:lang w:val="en-US"/>
+              </w:rPr>
+              <w:t>}</w:t>
             </w:r>
           </w:p>
           <w:p>
@@ -8794,7 +9758,21 @@
               <w:rPr>
                 <w:lang w:val="en-US"/>
               </w:rPr>
-              <w:t xml:space="preserve">[p]By the way, Blake </w:t>
+              <w:t>[p]</w:t>
+            </w:r>
+            <w:proofErr w:type="gramStart"/>
+            <w:r>
+              <w:rPr>
+                <w:lang w:val="en-US"/>
+              </w:rPr>
+              <w:t>By</w:t>
+            </w:r>
+            <w:proofErr w:type="gramEnd"/>
+            <w:r>
+              <w:rPr>
+                <w:lang w:val="en-US"/>
+              </w:rPr>
+              <w:t xml:space="preserve"> the way, Blake </w:t>
             </w:r>
             <w:r>
               <w:rPr>
@@ -8940,7 +9918,21 @@
               <w:rPr>
                 <w:lang w:val="en-US"/>
               </w:rPr>
-              <w:t>: {player_email}</w:t>
+              <w:t>: {</w:t>
+            </w:r>
+            <w:proofErr w:type="spellStart"/>
+            <w:r>
+              <w:rPr>
+                <w:lang w:val="en-US"/>
+              </w:rPr>
+              <w:t>player_email</w:t>
+            </w:r>
+            <w:proofErr w:type="spellEnd"/>
+            <w:r>
+              <w:rPr>
+                <w:lang w:val="en-US"/>
+              </w:rPr>
+              <w:t>}</w:t>
             </w:r>
           </w:p>
           <w:p>
@@ -9361,12 +10353,14 @@
               </w:rPr>
               <w:t xml:space="preserve">: </w:t>
             </w:r>
+            <w:proofErr w:type="spellStart"/>
             <w:r>
               <w:rPr>
                 <w:lang w:val="en-US"/>
               </w:rPr>
               <w:t>JOYSTORE</w:t>
             </w:r>
+            <w:proofErr w:type="spellEnd"/>
           </w:p>
           <w:p>
             <w:pPr>
@@ -9413,7 +10407,21 @@
               <w:rPr>
                 <w:lang w:val="en-US"/>
               </w:rPr>
-              <w:t>: {player_email}</w:t>
+              <w:t>: {</w:t>
+            </w:r>
+            <w:proofErr w:type="spellStart"/>
+            <w:r>
+              <w:rPr>
+                <w:lang w:val="en-US"/>
+              </w:rPr>
+              <w:t>player_email</w:t>
+            </w:r>
+            <w:proofErr w:type="spellEnd"/>
+            <w:r>
+              <w:rPr>
+                <w:lang w:val="en-US"/>
+              </w:rPr>
+              <w:t>}</w:t>
             </w:r>
           </w:p>
           <w:p>
@@ -9528,7 +10536,21 @@
               <w:rPr>
                 <w:lang w:val="en-US"/>
               </w:rPr>
-              <w:t>[p]I WANT TO ORDER STATIONERY FOR MY SHOP (JOYSTORE). ORDER FILE IS IN EMAIL. THANK YOU.</w:t>
+              <w:t>[p]I WANT TO ORDER STATIONERY FOR MY SHOP (</w:t>
+            </w:r>
+            <w:proofErr w:type="spellStart"/>
+            <w:r>
+              <w:rPr>
+                <w:lang w:val="en-US"/>
+              </w:rPr>
+              <w:t>JOYSTORE</w:t>
+            </w:r>
+            <w:proofErr w:type="spellEnd"/>
+            <w:r>
+              <w:rPr>
+                <w:lang w:val="en-US"/>
+              </w:rPr>
+              <w:t>). ORDER FILE IS IN EMAIL. THANK YOU.</w:t>
             </w:r>
           </w:p>
           <w:p>
@@ -9567,7 +10589,21 @@
               <w:rPr>
                 <w:lang w:val="en-US"/>
               </w:rPr>
-              <w:t xml:space="preserve">[p]JOYSTORE </w:t>
+              <w:t>[p]</w:t>
+            </w:r>
+            <w:proofErr w:type="spellStart"/>
+            <w:r>
+              <w:rPr>
+                <w:lang w:val="en-US"/>
+              </w:rPr>
+              <w:t>JOYSTORE</w:t>
+            </w:r>
+            <w:proofErr w:type="spellEnd"/>
+            <w:r>
+              <w:rPr>
+                <w:lang w:val="en-US"/>
+              </w:rPr>
+              <w:t xml:space="preserve"> </w:t>
             </w:r>
             <w:r>
               <w:rPr>
@@ -9696,7 +10732,21 @@
               <w:rPr>
                 <w:lang w:val="en-US"/>
               </w:rPr>
-              <w:t>: {player_email}</w:t>
+              <w:t>: {</w:t>
+            </w:r>
+            <w:proofErr w:type="spellStart"/>
+            <w:r>
+              <w:rPr>
+                <w:lang w:val="en-US"/>
+              </w:rPr>
+              <w:t>player_email</w:t>
+            </w:r>
+            <w:proofErr w:type="spellEnd"/>
+            <w:r>
+              <w:rPr>
+                <w:lang w:val="en-US"/>
+              </w:rPr>
+              <w:t>}</w:t>
             </w:r>
           </w:p>
           <w:p>
@@ -9791,7 +10841,21 @@
               <w:rPr>
                 <w:lang w:val="en-US"/>
               </w:rPr>
-              <w:t>Good afternoon, {player_name}!</w:t>
+              <w:t>Good afternoon, {</w:t>
+            </w:r>
+            <w:proofErr w:type="spellStart"/>
+            <w:r>
+              <w:rPr>
+                <w:lang w:val="en-US"/>
+              </w:rPr>
+              <w:t>player_name</w:t>
+            </w:r>
+            <w:proofErr w:type="spellEnd"/>
+            <w:r>
+              <w:rPr>
+                <w:lang w:val="en-US"/>
+              </w:rPr>
+              <w:t>}!</w:t>
             </w:r>
           </w:p>
           <w:p>
@@ -9871,8 +10935,16 @@
               <w:rPr>
                 <w:lang w:val="en-US"/>
               </w:rPr>
-              <w:t>, haha</w:t>
-            </w:r>
+              <w:t xml:space="preserve">, </w:t>
+            </w:r>
+            <w:proofErr w:type="spellStart"/>
+            <w:r>
+              <w:rPr>
+                <w:lang w:val="en-US"/>
+              </w:rPr>
+              <w:t>haha</w:t>
+            </w:r>
+            <w:proofErr w:type="spellEnd"/>
             <w:r>
               <w:rPr>
                 <w:lang w:val="en-US"/>
@@ -10044,7 +11116,21 @@
               <w:rPr>
                 <w:lang w:val="en-US"/>
               </w:rPr>
-              <w:t>: {player_email}</w:t>
+              <w:t>: {</w:t>
+            </w:r>
+            <w:proofErr w:type="spellStart"/>
+            <w:r>
+              <w:rPr>
+                <w:lang w:val="en-US"/>
+              </w:rPr>
+              <w:t>player_email</w:t>
+            </w:r>
+            <w:proofErr w:type="spellEnd"/>
+            <w:r>
+              <w:rPr>
+                <w:lang w:val="en-US"/>
+              </w:rPr>
+              <w:t>}</w:t>
             </w:r>
           </w:p>
           <w:p>
@@ -10159,7 +11245,35 @@
               <w:rPr>
                 <w:lang w:val="en-US"/>
               </w:rPr>
-              <w:t>[p]My name is Faiq Hazim. I am a teacher from Sekolah Kebangsaan Cahaya. Our school is having a</w:t>
+              <w:t xml:space="preserve">[p]My name is Faiq Hazim. I am a teacher from </w:t>
+            </w:r>
+            <w:proofErr w:type="spellStart"/>
+            <w:r>
+              <w:rPr>
+                <w:lang w:val="en-US"/>
+              </w:rPr>
+              <w:t>Sekolah</w:t>
+            </w:r>
+            <w:proofErr w:type="spellEnd"/>
+            <w:r>
+              <w:rPr>
+                <w:lang w:val="en-US"/>
+              </w:rPr>
+              <w:t xml:space="preserve"> </w:t>
+            </w:r>
+            <w:proofErr w:type="spellStart"/>
+            <w:r>
+              <w:rPr>
+                <w:lang w:val="en-US"/>
+              </w:rPr>
+              <w:t>Kebangsaan</w:t>
+            </w:r>
+            <w:proofErr w:type="spellEnd"/>
+            <w:r>
+              <w:rPr>
+                <w:lang w:val="en-US"/>
+              </w:rPr>
+              <w:t xml:space="preserve"> Cahaya. Our school is having a</w:t>
             </w:r>
             <w:r>
               <w:rPr>
@@ -10217,7 +11331,21 @@
                 <w:lang w:val="en-US"/>
               </w:rPr>
               <w:lastRenderedPageBreak/>
-              <w:t xml:space="preserve">[p]The details are in the file attached. </w:t>
+              <w:t>[p]</w:t>
+            </w:r>
+            <w:proofErr w:type="gramStart"/>
+            <w:r>
+              <w:rPr>
+                <w:lang w:val="en-US"/>
+              </w:rPr>
+              <w:t>The</w:t>
+            </w:r>
+            <w:proofErr w:type="gramEnd"/>
+            <w:r>
+              <w:rPr>
+                <w:lang w:val="en-US"/>
+              </w:rPr>
+              <w:t xml:space="preserve"> details are in the file attached. </w:t>
             </w:r>
             <w:r>
               <w:t>I look forward to hearing your thoughts</w:t>
@@ -10425,7 +11553,21 @@
               <w:rPr>
                 <w:lang w:val="en-US"/>
               </w:rPr>
-              <w:t>: {player_email}</w:t>
+              <w:t>: {</w:t>
+            </w:r>
+            <w:proofErr w:type="spellStart"/>
+            <w:r>
+              <w:rPr>
+                <w:lang w:val="en-US"/>
+              </w:rPr>
+              <w:t>player_email</w:t>
+            </w:r>
+            <w:proofErr w:type="spellEnd"/>
+            <w:r>
+              <w:rPr>
+                <w:lang w:val="en-US"/>
+              </w:rPr>
+              <w:t>}</w:t>
             </w:r>
           </w:p>
           <w:p>
@@ -10507,19 +11649,77 @@
               <w:rPr>
                 <w:lang w:val="en-US"/>
               </w:rPr>
-              <w:t>[center][img</w:t>
-            </w:r>
-            <w:r>
-              <w:rPr>
-                <w:lang w:val="en-US"/>
-              </w:rPr>
-              <w:t>=500x500</w:t>
-            </w:r>
-            <w:r>
-              <w:rPr>
-                <w:lang w:val="en-US"/>
-              </w:rPr>
-              <w:t>]assets/adware/??.png[/img][/center]</w:t>
+              <w:t>[center][</w:t>
+            </w:r>
+            <w:proofErr w:type="spellStart"/>
+            <w:r>
+              <w:rPr>
+                <w:lang w:val="en-US"/>
+              </w:rPr>
+              <w:t>img</w:t>
+            </w:r>
+            <w:proofErr w:type="spellEnd"/>
+            <w:r>
+              <w:rPr>
+                <w:lang w:val="en-US"/>
+              </w:rPr>
+              <w:t>=500x</w:t>
+            </w:r>
+            <w:proofErr w:type="gramStart"/>
+            <w:r>
+              <w:rPr>
+                <w:lang w:val="en-US"/>
+              </w:rPr>
+              <w:t>500</w:t>
+            </w:r>
+            <w:r>
+              <w:rPr>
+                <w:lang w:val="en-US"/>
+              </w:rPr>
+              <w:t>]assets</w:t>
+            </w:r>
+            <w:proofErr w:type="gramEnd"/>
+            <w:r>
+              <w:rPr>
+                <w:lang w:val="en-US"/>
+              </w:rPr>
+              <w:t>/adware/??.</w:t>
+            </w:r>
+            <w:proofErr w:type="spellStart"/>
+            <w:r>
+              <w:rPr>
+                <w:lang w:val="en-US"/>
+              </w:rPr>
+              <w:t>png</w:t>
+            </w:r>
+            <w:proofErr w:type="spellEnd"/>
+            <w:r>
+              <w:rPr>
+                <w:lang w:val="en-US"/>
+              </w:rPr>
+              <w:t>[/</w:t>
+            </w:r>
+            <w:proofErr w:type="spellStart"/>
+            <w:proofErr w:type="gramStart"/>
+            <w:r>
+              <w:rPr>
+                <w:lang w:val="en-US"/>
+              </w:rPr>
+              <w:t>img</w:t>
+            </w:r>
+            <w:proofErr w:type="spellEnd"/>
+            <w:r>
+              <w:rPr>
+                <w:lang w:val="en-US"/>
+              </w:rPr>
+              <w:t>][</w:t>
+            </w:r>
+            <w:proofErr w:type="gramEnd"/>
+            <w:r>
+              <w:rPr>
+                <w:lang w:val="en-US"/>
+              </w:rPr>
+              <w:t>/center]</w:t>
             </w:r>
           </w:p>
         </w:tc>
@@ -10635,7 +11835,21 @@
               <w:rPr>
                 <w:lang w:val="en-US"/>
               </w:rPr>
-              <w:t>: {player_email}</w:t>
+              <w:t>: {</w:t>
+            </w:r>
+            <w:proofErr w:type="spellStart"/>
+            <w:r>
+              <w:rPr>
+                <w:lang w:val="en-US"/>
+              </w:rPr>
+              <w:t>player_email</w:t>
+            </w:r>
+            <w:proofErr w:type="spellEnd"/>
+            <w:r>
+              <w:rPr>
+                <w:lang w:val="en-US"/>
+              </w:rPr>
+              <w:t>}</w:t>
             </w:r>
           </w:p>
           <w:p>
@@ -10746,11 +11960,19 @@
                 <w:lang w:val="en-US"/>
               </w:rPr>
             </w:pPr>
-            <w:r>
-              <w:rPr>
-                <w:lang w:val="en-US"/>
-              </w:rPr>
-              <w:t>[p]Please forward this email to the person-in-charge if you are not the intended recipient.</w:t>
+            <w:proofErr w:type="gramStart"/>
+            <w:r>
+              <w:rPr>
+                <w:lang w:val="en-US"/>
+              </w:rPr>
+              <w:t>[p]</w:t>
+            </w:r>
+            <w:proofErr w:type="gramEnd"/>
+            <w:r>
+              <w:rPr>
+                <w:lang w:val="en-US"/>
+              </w:rPr>
+              <w:t>Please forward this email to the person-in-charge if you are not the intended recipient.</w:t>
             </w:r>
           </w:p>
           <w:p>
@@ -10955,7 +12177,21 @@
               <w:rPr>
                 <w:lang w:val="en-US"/>
               </w:rPr>
-              <w:t>: {player_email}</w:t>
+              <w:t>: {</w:t>
+            </w:r>
+            <w:proofErr w:type="spellStart"/>
+            <w:r>
+              <w:rPr>
+                <w:lang w:val="en-US"/>
+              </w:rPr>
+              <w:t>player_email</w:t>
+            </w:r>
+            <w:proofErr w:type="spellEnd"/>
+            <w:r>
+              <w:rPr>
+                <w:lang w:val="en-US"/>
+              </w:rPr>
+              <w:t>}</w:t>
             </w:r>
           </w:p>
           <w:p>
@@ -11043,7 +12279,21 @@
               <w:rPr>
                 <w:lang w:val="en-US"/>
               </w:rPr>
-              <w:t xml:space="preserve"> {player_name}</w:t>
+              <w:t xml:space="preserve"> {</w:t>
+            </w:r>
+            <w:proofErr w:type="spellStart"/>
+            <w:r>
+              <w:rPr>
+                <w:lang w:val="en-US"/>
+              </w:rPr>
+              <w:t>player_name</w:t>
+            </w:r>
+            <w:proofErr w:type="spellEnd"/>
+            <w:r>
+              <w:rPr>
+                <w:lang w:val="en-US"/>
+              </w:rPr>
+              <w:t>}</w:t>
             </w:r>
             <w:r>
               <w:rPr>
@@ -11236,7 +12486,21 @@
               <w:rPr>
                 <w:lang w:val="en-US"/>
               </w:rPr>
-              <w:t>: {player_email}</w:t>
+              <w:t>: {</w:t>
+            </w:r>
+            <w:proofErr w:type="spellStart"/>
+            <w:r>
+              <w:rPr>
+                <w:lang w:val="en-US"/>
+              </w:rPr>
+              <w:t>player_email</w:t>
+            </w:r>
+            <w:proofErr w:type="spellEnd"/>
+            <w:r>
+              <w:rPr>
+                <w:lang w:val="en-US"/>
+              </w:rPr>
+              <w:t>}</w:t>
             </w:r>
           </w:p>
           <w:p>
@@ -11330,7 +12594,33 @@
               <w:rPr>
                 <w:lang w:val="en-US"/>
               </w:rPr>
-              <w:t>Hello, I want to order pens and other writing items. I am told I should submit the form in a specific file format but my software for that has some issues, so I wrote it down on a piece of paper and took a picture of it. I apologise in advance but it is rather urgent that the order is made first.</w:t>
+              <w:t xml:space="preserve">Hello, I want to order pens and other writing items. I am told I should submit the form in a specific file format but my software for that has some issues, so I wrote </w:t>
+            </w:r>
+            <w:r>
+              <w:rPr>
+                <w:lang w:val="en-US"/>
+              </w:rPr>
+              <w:t>the order any my store information</w:t>
+            </w:r>
+            <w:r>
+              <w:rPr>
+                <w:lang w:val="en-US"/>
+              </w:rPr>
+              <w:t xml:space="preserve"> down on a piece of paper and took a picture of it. I </w:t>
+            </w:r>
+            <w:proofErr w:type="spellStart"/>
+            <w:r>
+              <w:rPr>
+                <w:lang w:val="en-US"/>
+              </w:rPr>
+              <w:t>apologise</w:t>
+            </w:r>
+            <w:proofErr w:type="spellEnd"/>
+            <w:r>
+              <w:rPr>
+                <w:lang w:val="en-US"/>
+              </w:rPr>
+              <w:t xml:space="preserve"> in advance but it is rather urgent that the order is made first.</w:t>
             </w:r>
           </w:p>
         </w:tc>

--- a/level design.docx
+++ b/level design.docx
@@ -3939,6 +3939,7 @@
                 <w:bCs/>
                 <w:lang w:val="en-US"/>
               </w:rPr>
+              <w:lastRenderedPageBreak/>
               <w:t>Subject</w:t>
             </w:r>
             <w:r>
@@ -4093,6 +4094,7 @@
               <w:rPr>
                 <w:lang w:val="en-US"/>
               </w:rPr>
+              <w:lastRenderedPageBreak/>
               <w:t>[p]</w:t>
             </w:r>
             <w:r>
@@ -4938,6 +4940,7 @@
           <w:bCs/>
           <w:lang w:val="en-US"/>
         </w:rPr>
+        <w:lastRenderedPageBreak/>
         <w:t>Tuesday</w:t>
       </w:r>
     </w:p>
@@ -6119,6 +6122,7 @@
               <w:rPr>
                 <w:lang w:val="en-US"/>
               </w:rPr>
+              <w:lastRenderedPageBreak/>
               <w:t xml:space="preserve">[p] </w:t>
             </w:r>
           </w:p>
@@ -7546,6 +7550,7 @@
                 <w:bCs/>
                 <w:lang w:val="en-US"/>
               </w:rPr>
+              <w:lastRenderedPageBreak/>
               <w:t>Sender Address</w:t>
             </w:r>
             <w:r>
@@ -7729,6 +7734,7 @@
               <w:rPr>
                 <w:lang w:val="en-US"/>
               </w:rPr>
+              <w:lastRenderedPageBreak/>
               <w:t>[p]Blue Pens = 100 units</w:t>
             </w:r>
           </w:p>
@@ -8525,6 +8531,7 @@
           <w:bCs/>
           <w:lang w:val="en-US"/>
         </w:rPr>
+        <w:lastRenderedPageBreak/>
         <w:t>Wednesday</w:t>
       </w:r>
     </w:p>
@@ -9974,6 +9981,7 @@
                 <w:bCs/>
                 <w:lang w:val="en-US"/>
               </w:rPr>
+              <w:lastRenderedPageBreak/>
               <w:t>Subject</w:t>
             </w:r>
             <w:r>
@@ -10093,6 +10101,7 @@
               <w:rPr>
                 <w:lang w:val="en-US"/>
               </w:rPr>
+              <w:lastRenderedPageBreak/>
               <w:t xml:space="preserve">[p] </w:t>
             </w:r>
           </w:p>
@@ -11330,7 +11339,6 @@
               <w:rPr>
                 <w:lang w:val="en-US"/>
               </w:rPr>
-              <w:lastRenderedPageBreak/>
               <w:t>[p]</w:t>
             </w:r>
             <w:proofErr w:type="gramStart"/>
@@ -12622,6 +12630,744 @@
               </w:rPr>
               <w:t xml:space="preserve"> in advance but it is rather urgent that the order is made first.</w:t>
             </w:r>
+          </w:p>
+        </w:tc>
+      </w:tr>
+    </w:tbl>
+    <w:p>
+      <w:pPr>
+        <w:rPr>
+          <w:lang w:val="en-US"/>
+        </w:rPr>
+      </w:pPr>
+    </w:p>
+    <w:p>
+      <w:pPr>
+        <w:rPr>
+          <w:lang w:val="en-US"/>
+        </w:rPr>
+      </w:pPr>
+      <w:r>
+        <w:rPr>
+          <w:lang w:val="en-US"/>
+        </w:rPr>
+        <w:br w:type="page"/>
+      </w:r>
+    </w:p>
+    <w:p>
+      <w:pPr>
+        <w:pStyle w:val="Heading1"/>
+        <w:rPr>
+          <w:b/>
+          <w:bCs/>
+          <w:lang w:val="en-US"/>
+        </w:rPr>
+      </w:pPr>
+      <w:r>
+        <w:rPr>
+          <w:b/>
+          <w:bCs/>
+          <w:lang w:val="en-US"/>
+        </w:rPr>
+        <w:lastRenderedPageBreak/>
+        <w:t>Special Event</w:t>
+      </w:r>
+    </w:p>
+    <w:tbl>
+      <w:tblPr>
+        <w:tblStyle w:val="TableGrid"/>
+        <w:tblW w:w="0" w:type="auto"/>
+        <w:tblLook w:val="04A0" w:firstRow="1" w:lastRow="0" w:firstColumn="1" w:lastColumn="0" w:noHBand="0" w:noVBand="1"/>
+      </w:tblPr>
+      <w:tblGrid>
+        <w:gridCol w:w="3955"/>
+        <w:gridCol w:w="5061"/>
+      </w:tblGrid>
+      <w:tr>
+        <w:trPr>
+          <w:trHeight w:val="360"/>
+        </w:trPr>
+        <w:tc>
+          <w:tcPr>
+            <w:tcW w:w="3955" w:type="dxa"/>
+            <w:vAlign w:val="center"/>
+          </w:tcPr>
+          <w:p>
+            <w:pPr>
+              <w:jc w:val="center"/>
+              <w:rPr>
+                <w:b/>
+                <w:bCs/>
+                <w:lang w:val="en-US"/>
+              </w:rPr>
+            </w:pPr>
+            <w:r>
+              <w:rPr>
+                <w:b/>
+                <w:bCs/>
+                <w:lang w:val="en-US"/>
+              </w:rPr>
+              <w:t>D</w:t>
+            </w:r>
+            <w:proofErr w:type="spellStart"/>
+            <w:r>
+              <w:rPr>
+                <w:b/>
+                <w:bCs/>
+              </w:rPr>
+              <w:t>etails</w:t>
+            </w:r>
+            <w:proofErr w:type="spellEnd"/>
+          </w:p>
+        </w:tc>
+        <w:tc>
+          <w:tcPr>
+            <w:tcW w:w="5061" w:type="dxa"/>
+            <w:vAlign w:val="center"/>
+          </w:tcPr>
+          <w:p>
+            <w:pPr>
+              <w:jc w:val="center"/>
+              <w:rPr>
+                <w:b/>
+                <w:bCs/>
+                <w:lang w:val="en-US"/>
+              </w:rPr>
+            </w:pPr>
+            <w:r>
+              <w:rPr>
+                <w:b/>
+                <w:bCs/>
+                <w:lang w:val="en-US"/>
+              </w:rPr>
+              <w:t>Event</w:t>
+            </w:r>
+          </w:p>
+        </w:tc>
+      </w:tr>
+      <w:tr>
+        <w:trPr>
+          <w:trHeight w:val="360"/>
+        </w:trPr>
+        <w:tc>
+          <w:tcPr>
+            <w:tcW w:w="3955" w:type="dxa"/>
+            <w:vAlign w:val="center"/>
+          </w:tcPr>
+          <w:p>
+            <w:pPr>
+              <w:rPr>
+                <w:b/>
+                <w:bCs/>
+                <w:lang w:val="en-US"/>
+              </w:rPr>
+            </w:pPr>
+          </w:p>
+          <w:p>
+            <w:pPr>
+              <w:rPr>
+                <w:lang w:val="en-US"/>
+              </w:rPr>
+            </w:pPr>
+            <w:r>
+              <w:rPr>
+                <w:b/>
+                <w:bCs/>
+                <w:lang w:val="en-US"/>
+              </w:rPr>
+              <w:t>Type</w:t>
+            </w:r>
+            <w:r>
+              <w:rPr>
+                <w:lang w:val="en-US"/>
+              </w:rPr>
+              <w:t>: Message</w:t>
+            </w:r>
+          </w:p>
+          <w:p>
+            <w:pPr>
+              <w:rPr>
+                <w:lang w:val="en-US"/>
+              </w:rPr>
+            </w:pPr>
+            <w:r>
+              <w:rPr>
+                <w:b/>
+                <w:bCs/>
+                <w:lang w:val="en-US"/>
+              </w:rPr>
+              <w:t>Sender Name</w:t>
+            </w:r>
+            <w:r>
+              <w:rPr>
+                <w:lang w:val="en-US"/>
+              </w:rPr>
+              <w:t xml:space="preserve">: </w:t>
+            </w:r>
+            <w:r>
+              <w:rPr>
+                <w:lang w:val="en-US"/>
+              </w:rPr>
+              <w:t>Blake</w:t>
+            </w:r>
+          </w:p>
+          <w:p>
+            <w:pPr>
+              <w:rPr>
+                <w:lang w:val="en-US"/>
+              </w:rPr>
+            </w:pPr>
+            <w:r>
+              <w:rPr>
+                <w:b/>
+                <w:bCs/>
+                <w:lang w:val="en-US"/>
+              </w:rPr>
+              <w:t>Sender Address</w:t>
+            </w:r>
+            <w:r>
+              <w:rPr>
+                <w:lang w:val="en-US"/>
+              </w:rPr>
+              <w:t xml:space="preserve">: </w:t>
+            </w:r>
+            <w:r>
+              <w:rPr>
+                <w:lang w:val="en-US"/>
+              </w:rPr>
+              <w:t>blake@abc.com.my</w:t>
+            </w:r>
+          </w:p>
+          <w:p>
+            <w:pPr>
+              <w:rPr>
+                <w:lang w:val="en-US"/>
+              </w:rPr>
+            </w:pPr>
+            <w:r>
+              <w:rPr>
+                <w:b/>
+                <w:bCs/>
+                <w:lang w:val="en-US"/>
+              </w:rPr>
+              <w:t>To Address</w:t>
+            </w:r>
+            <w:r>
+              <w:rPr>
+                <w:lang w:val="en-US"/>
+              </w:rPr>
+              <w:t>: {</w:t>
+            </w:r>
+            <w:proofErr w:type="spellStart"/>
+            <w:r>
+              <w:rPr>
+                <w:lang w:val="en-US"/>
+              </w:rPr>
+              <w:t>player_email</w:t>
+            </w:r>
+            <w:proofErr w:type="spellEnd"/>
+            <w:r>
+              <w:rPr>
+                <w:lang w:val="en-US"/>
+              </w:rPr>
+              <w:t>}</w:t>
+            </w:r>
+          </w:p>
+          <w:p>
+            <w:pPr>
+              <w:rPr>
+                <w:lang w:val="en-US"/>
+              </w:rPr>
+            </w:pPr>
+            <w:r>
+              <w:rPr>
+                <w:b/>
+                <w:bCs/>
+                <w:lang w:val="en-US"/>
+              </w:rPr>
+              <w:t>CC Address</w:t>
+            </w:r>
+            <w:r>
+              <w:rPr>
+                <w:lang w:val="en-US"/>
+              </w:rPr>
+              <w:t xml:space="preserve">: </w:t>
+            </w:r>
+          </w:p>
+          <w:p>
+            <w:pPr>
+              <w:rPr>
+                <w:lang w:val="en-US"/>
+              </w:rPr>
+            </w:pPr>
+            <w:r>
+              <w:rPr>
+                <w:b/>
+                <w:bCs/>
+                <w:lang w:val="en-US"/>
+              </w:rPr>
+              <w:t>Subject</w:t>
+            </w:r>
+            <w:r>
+              <w:rPr>
+                <w:lang w:val="en-US"/>
+              </w:rPr>
+              <w:t xml:space="preserve">: </w:t>
+            </w:r>
+            <w:r>
+              <w:rPr>
+                <w:lang w:val="en-US"/>
+              </w:rPr>
+              <w:t>Report Function Abuse Warning</w:t>
+            </w:r>
+          </w:p>
+          <w:p>
+            <w:pPr>
+              <w:rPr>
+                <w:lang w:val="en-US"/>
+              </w:rPr>
+            </w:pPr>
+          </w:p>
+        </w:tc>
+        <w:tc>
+          <w:tcPr>
+            <w:tcW w:w="5061" w:type="dxa"/>
+            <w:vAlign w:val="center"/>
+          </w:tcPr>
+          <w:p>
+            <w:pPr>
+              <w:rPr>
+                <w:lang w:val="en-US"/>
+              </w:rPr>
+            </w:pPr>
+          </w:p>
+          <w:p>
+            <w:pPr>
+              <w:rPr>
+                <w:lang w:val="en-US"/>
+              </w:rPr>
+            </w:pPr>
+            <w:r>
+              <w:rPr>
+                <w:lang w:val="en-US"/>
+              </w:rPr>
+              <w:t>Hey {</w:t>
+            </w:r>
+            <w:proofErr w:type="spellStart"/>
+            <w:r>
+              <w:rPr>
+                <w:lang w:val="en-US"/>
+              </w:rPr>
+              <w:t>player_</w:t>
+            </w:r>
+            <w:proofErr w:type="gramStart"/>
+            <w:r>
+              <w:rPr>
+                <w:lang w:val="en-US"/>
+              </w:rPr>
+              <w:t>name</w:t>
+            </w:r>
+            <w:proofErr w:type="spellEnd"/>
+            <w:r>
+              <w:rPr>
+                <w:lang w:val="en-US"/>
+              </w:rPr>
+              <w:t>}…</w:t>
+            </w:r>
+            <w:proofErr w:type="gramEnd"/>
+          </w:p>
+          <w:p>
+            <w:pPr>
+              <w:rPr>
+                <w:lang w:val="en-US"/>
+              </w:rPr>
+            </w:pPr>
+            <w:r>
+              <w:rPr>
+                <w:lang w:val="en-US"/>
+              </w:rPr>
+              <w:t xml:space="preserve">[p] </w:t>
+            </w:r>
+          </w:p>
+          <w:p>
+            <w:pPr>
+              <w:rPr>
+                <w:lang w:val="en-US"/>
+              </w:rPr>
+            </w:pPr>
+            <w:r>
+              <w:rPr>
+                <w:lang w:val="en-US"/>
+              </w:rPr>
+              <w:t xml:space="preserve">[p]I just clocked in and heard about you in the office… You were found to be reporting a lot of legitimate emails. HR told </w:t>
+            </w:r>
+            <w:proofErr w:type="gramStart"/>
+            <w:r>
+              <w:rPr>
+                <w:lang w:val="en-US"/>
+              </w:rPr>
+              <w:t>me,</w:t>
+            </w:r>
+            <w:proofErr w:type="gramEnd"/>
+            <w:r>
+              <w:rPr>
+                <w:lang w:val="en-US"/>
+              </w:rPr>
+              <w:t xml:space="preserve"> to tell you, this is the final warning before termination.</w:t>
+            </w:r>
+          </w:p>
+          <w:p>
+            <w:pPr>
+              <w:rPr>
+                <w:lang w:val="en-US"/>
+              </w:rPr>
+            </w:pPr>
+            <w:r>
+              <w:rPr>
+                <w:lang w:val="en-US"/>
+              </w:rPr>
+              <w:t xml:space="preserve">[p] </w:t>
+            </w:r>
+          </w:p>
+          <w:p>
+            <w:pPr>
+              <w:rPr>
+                <w:lang w:val="en-US"/>
+              </w:rPr>
+            </w:pPr>
+            <w:proofErr w:type="gramStart"/>
+            <w:r>
+              <w:rPr>
+                <w:lang w:val="en-US"/>
+              </w:rPr>
+              <w:t>[p]</w:t>
+            </w:r>
+            <w:proofErr w:type="gramEnd"/>
+            <w:r>
+              <w:rPr>
+                <w:lang w:val="en-US"/>
+              </w:rPr>
+              <w:t>Please follow the rules and report</w:t>
+            </w:r>
+            <w:r>
+              <w:rPr>
+                <w:lang w:val="en-US"/>
+              </w:rPr>
+              <w:t xml:space="preserve"> only</w:t>
+            </w:r>
+            <w:r>
+              <w:rPr>
+                <w:lang w:val="en-US"/>
+              </w:rPr>
+              <w:t xml:space="preserve"> phishing emails.</w:t>
+            </w:r>
+          </w:p>
+          <w:p>
+            <w:pPr>
+              <w:rPr>
+                <w:lang w:val="en-US"/>
+              </w:rPr>
+            </w:pPr>
+          </w:p>
+        </w:tc>
+      </w:tr>
+      <w:tr>
+        <w:trPr>
+          <w:trHeight w:val="360"/>
+        </w:trPr>
+        <w:tc>
+          <w:tcPr>
+            <w:tcW w:w="3955" w:type="dxa"/>
+            <w:vAlign w:val="center"/>
+          </w:tcPr>
+          <w:p>
+            <w:pPr>
+              <w:rPr>
+                <w:b/>
+                <w:bCs/>
+                <w:lang w:val="en-US"/>
+              </w:rPr>
+            </w:pPr>
+          </w:p>
+          <w:p>
+            <w:pPr>
+              <w:rPr>
+                <w:lang w:val="en-US"/>
+              </w:rPr>
+            </w:pPr>
+            <w:r>
+              <w:rPr>
+                <w:b/>
+                <w:bCs/>
+                <w:lang w:val="en-US"/>
+              </w:rPr>
+              <w:t>Type</w:t>
+            </w:r>
+            <w:r>
+              <w:rPr>
+                <w:lang w:val="en-US"/>
+              </w:rPr>
+              <w:t>: Message</w:t>
+            </w:r>
+          </w:p>
+          <w:p>
+            <w:pPr>
+              <w:rPr>
+                <w:lang w:val="en-US"/>
+              </w:rPr>
+            </w:pPr>
+            <w:r>
+              <w:rPr>
+                <w:b/>
+                <w:bCs/>
+                <w:lang w:val="en-US"/>
+              </w:rPr>
+              <w:t>Sender Name</w:t>
+            </w:r>
+            <w:r>
+              <w:rPr>
+                <w:lang w:val="en-US"/>
+              </w:rPr>
+              <w:t xml:space="preserve">: </w:t>
+            </w:r>
+            <w:r>
+              <w:rPr>
+                <w:lang w:val="en-US"/>
+              </w:rPr>
+              <w:t>ABC Human Resources</w:t>
+            </w:r>
+          </w:p>
+          <w:p>
+            <w:pPr>
+              <w:rPr>
+                <w:lang w:val="en-US"/>
+              </w:rPr>
+            </w:pPr>
+            <w:r>
+              <w:rPr>
+                <w:b/>
+                <w:bCs/>
+                <w:lang w:val="en-US"/>
+              </w:rPr>
+              <w:t>Sender Address</w:t>
+            </w:r>
+            <w:r>
+              <w:rPr>
+                <w:lang w:val="en-US"/>
+              </w:rPr>
+              <w:t xml:space="preserve">: </w:t>
+            </w:r>
+            <w:r>
+              <w:rPr>
+                <w:lang w:val="en-US"/>
+              </w:rPr>
+              <w:t>hr@abc.com.my</w:t>
+            </w:r>
+          </w:p>
+          <w:p>
+            <w:pPr>
+              <w:rPr>
+                <w:lang w:val="en-US"/>
+              </w:rPr>
+            </w:pPr>
+            <w:r>
+              <w:rPr>
+                <w:b/>
+                <w:bCs/>
+                <w:lang w:val="en-US"/>
+              </w:rPr>
+              <w:t>To Address</w:t>
+            </w:r>
+            <w:r>
+              <w:rPr>
+                <w:lang w:val="en-US"/>
+              </w:rPr>
+              <w:t>: {</w:t>
+            </w:r>
+            <w:proofErr w:type="spellStart"/>
+            <w:r>
+              <w:rPr>
+                <w:lang w:val="en-US"/>
+              </w:rPr>
+              <w:t>player_email</w:t>
+            </w:r>
+            <w:proofErr w:type="spellEnd"/>
+            <w:r>
+              <w:rPr>
+                <w:lang w:val="en-US"/>
+              </w:rPr>
+              <w:t>}</w:t>
+            </w:r>
+          </w:p>
+          <w:p>
+            <w:pPr>
+              <w:rPr>
+                <w:lang w:val="en-US"/>
+              </w:rPr>
+            </w:pPr>
+            <w:r>
+              <w:rPr>
+                <w:b/>
+                <w:bCs/>
+                <w:lang w:val="en-US"/>
+              </w:rPr>
+              <w:t>CC Address</w:t>
+            </w:r>
+            <w:r>
+              <w:rPr>
+                <w:lang w:val="en-US"/>
+              </w:rPr>
+              <w:t xml:space="preserve">: </w:t>
+            </w:r>
+          </w:p>
+          <w:p>
+            <w:pPr>
+              <w:rPr>
+                <w:lang w:val="en-US"/>
+              </w:rPr>
+            </w:pPr>
+            <w:r>
+              <w:rPr>
+                <w:b/>
+                <w:bCs/>
+                <w:lang w:val="en-US"/>
+              </w:rPr>
+              <w:t>Subject</w:t>
+            </w:r>
+            <w:r>
+              <w:rPr>
+                <w:lang w:val="en-US"/>
+              </w:rPr>
+              <w:t xml:space="preserve">: </w:t>
+            </w:r>
+            <w:r>
+              <w:rPr>
+                <w:lang w:val="en-US"/>
+              </w:rPr>
+              <w:t>Employee Termination Notice</w:t>
+            </w:r>
+          </w:p>
+          <w:p>
+            <w:pPr>
+              <w:rPr>
+                <w:b/>
+                <w:bCs/>
+                <w:lang w:val="en-US"/>
+              </w:rPr>
+            </w:pPr>
+          </w:p>
+        </w:tc>
+        <w:tc>
+          <w:tcPr>
+            <w:tcW w:w="5061" w:type="dxa"/>
+            <w:vAlign w:val="center"/>
+          </w:tcPr>
+          <w:p>
+            <w:pPr>
+              <w:rPr>
+                <w:lang w:val="en-US"/>
+              </w:rPr>
+            </w:pPr>
+          </w:p>
+          <w:p>
+            <w:pPr>
+              <w:rPr>
+                <w:lang w:val="en-US"/>
+              </w:rPr>
+            </w:pPr>
+            <w:r>
+              <w:rPr>
+                <w:lang w:val="en-US"/>
+              </w:rPr>
+              <w:t>Dear Employee {</w:t>
+            </w:r>
+            <w:proofErr w:type="spellStart"/>
+            <w:r>
+              <w:rPr>
+                <w:lang w:val="en-US"/>
+              </w:rPr>
+              <w:t>player_name</w:t>
+            </w:r>
+            <w:proofErr w:type="spellEnd"/>
+            <w:r>
+              <w:rPr>
+                <w:lang w:val="en-US"/>
+              </w:rPr>
+              <w:t>},</w:t>
+            </w:r>
+          </w:p>
+          <w:p>
+            <w:pPr>
+              <w:rPr>
+                <w:lang w:val="en-US"/>
+              </w:rPr>
+            </w:pPr>
+            <w:r>
+              <w:rPr>
+                <w:lang w:val="en-US"/>
+              </w:rPr>
+              <w:t xml:space="preserve">[p] </w:t>
+            </w:r>
+          </w:p>
+          <w:p>
+            <w:pPr>
+              <w:rPr>
+                <w:lang w:val="en-US"/>
+              </w:rPr>
+            </w:pPr>
+            <w:r>
+              <w:rPr>
+                <w:lang w:val="en-US"/>
+              </w:rPr>
+              <w:t>[p]</w:t>
+            </w:r>
+            <w:r>
+              <w:rPr>
+                <w:lang w:val="en-US"/>
+              </w:rPr>
+              <w:t>After careful consideration, the company has deemed you a liability in its daily operations and has decided to terminate your position.</w:t>
+            </w:r>
+          </w:p>
+          <w:p>
+            <w:pPr>
+              <w:rPr>
+                <w:lang w:val="en-US"/>
+              </w:rPr>
+            </w:pPr>
+            <w:r>
+              <w:rPr>
+                <w:lang w:val="en-US"/>
+              </w:rPr>
+              <w:t xml:space="preserve">[p] </w:t>
+            </w:r>
+          </w:p>
+          <w:p>
+            <w:pPr>
+              <w:rPr>
+                <w:lang w:val="en-US"/>
+              </w:rPr>
+            </w:pPr>
+            <w:proofErr w:type="gramStart"/>
+            <w:r>
+              <w:rPr>
+                <w:lang w:val="en-US"/>
+              </w:rPr>
+              <w:t>[p]</w:t>
+            </w:r>
+            <w:proofErr w:type="gramEnd"/>
+            <w:r>
+              <w:rPr>
+                <w:lang w:val="en-US"/>
+              </w:rPr>
+              <w:t>Please gather your belongings and leave the company premises upon finish reading this email.</w:t>
+            </w:r>
+          </w:p>
+          <w:p>
+            <w:pPr>
+              <w:rPr>
+                <w:lang w:val="en-US"/>
+              </w:rPr>
+            </w:pPr>
           </w:p>
         </w:tc>
       </w:tr>

--- a/level design.docx
+++ b/level design.docx
@@ -3939,7 +3939,6 @@
                 <w:bCs/>
                 <w:lang w:val="en-US"/>
               </w:rPr>
-              <w:lastRenderedPageBreak/>
               <w:t>Subject</w:t>
             </w:r>
             <w:r>
@@ -4094,7 +4093,6 @@
               <w:rPr>
                 <w:lang w:val="en-US"/>
               </w:rPr>
-              <w:lastRenderedPageBreak/>
               <w:t>[p]</w:t>
             </w:r>
             <w:r>
@@ -4940,7 +4938,6 @@
           <w:bCs/>
           <w:lang w:val="en-US"/>
         </w:rPr>
-        <w:lastRenderedPageBreak/>
         <w:t>Tuesday</w:t>
       </w:r>
     </w:p>
@@ -6122,7 +6119,6 @@
               <w:rPr>
                 <w:lang w:val="en-US"/>
               </w:rPr>
-              <w:lastRenderedPageBreak/>
               <w:t xml:space="preserve">[p] </w:t>
             </w:r>
           </w:p>
@@ -7550,7 +7546,6 @@
                 <w:bCs/>
                 <w:lang w:val="en-US"/>
               </w:rPr>
-              <w:lastRenderedPageBreak/>
               <w:t>Sender Address</w:t>
             </w:r>
             <w:r>
@@ -7734,7 +7729,6 @@
               <w:rPr>
                 <w:lang w:val="en-US"/>
               </w:rPr>
-              <w:lastRenderedPageBreak/>
               <w:t>[p]Blue Pens = 100 units</w:t>
             </w:r>
           </w:p>
@@ -8531,7 +8525,6 @@
           <w:bCs/>
           <w:lang w:val="en-US"/>
         </w:rPr>
-        <w:lastRenderedPageBreak/>
         <w:t>Wednesday</w:t>
       </w:r>
     </w:p>
@@ -9981,7 +9974,6 @@
                 <w:bCs/>
                 <w:lang w:val="en-US"/>
               </w:rPr>
-              <w:lastRenderedPageBreak/>
               <w:t>Subject</w:t>
             </w:r>
             <w:r>
@@ -10101,7 +10093,6 @@
               <w:rPr>
                 <w:lang w:val="en-US"/>
               </w:rPr>
-              <w:lastRenderedPageBreak/>
               <w:t xml:space="preserve">[p] </w:t>
             </w:r>
           </w:p>
@@ -12643,16 +12634,3357 @@
     </w:p>
     <w:p>
       <w:pPr>
+        <w:pStyle w:val="Heading1"/>
         <w:rPr>
+          <w:b/>
+          <w:bCs/>
           <w:lang w:val="en-US"/>
         </w:rPr>
       </w:pPr>
       <w:r>
         <w:rPr>
+          <w:b/>
+          <w:bCs/>
           <w:lang w:val="en-US"/>
         </w:rPr>
-        <w:br w:type="page"/>
+        <w:t>Thursday</w:t>
       </w:r>
+    </w:p>
+    <w:tbl>
+      <w:tblPr>
+        <w:tblStyle w:val="TableGrid"/>
+        <w:tblW w:w="0" w:type="auto"/>
+        <w:tblLook w:val="04A0" w:firstRow="1" w:lastRow="0" w:firstColumn="1" w:lastColumn="0" w:noHBand="0" w:noVBand="1"/>
+      </w:tblPr>
+      <w:tblGrid>
+        <w:gridCol w:w="3443"/>
+        <w:gridCol w:w="5573"/>
+      </w:tblGrid>
+      <w:tr>
+        <w:trPr>
+          <w:trHeight w:val="360"/>
+        </w:trPr>
+        <w:tc>
+          <w:tcPr>
+            <w:tcW w:w="3443" w:type="dxa"/>
+            <w:vAlign w:val="center"/>
+          </w:tcPr>
+          <w:p>
+            <w:pPr>
+              <w:jc w:val="center"/>
+              <w:rPr>
+                <w:b/>
+                <w:bCs/>
+                <w:lang w:val="en-US"/>
+              </w:rPr>
+            </w:pPr>
+            <w:r>
+              <w:rPr>
+                <w:b/>
+                <w:bCs/>
+                <w:lang w:val="en-US"/>
+              </w:rPr>
+              <w:t>D</w:t>
+            </w:r>
+            <w:proofErr w:type="spellStart"/>
+            <w:r>
+              <w:rPr>
+                <w:b/>
+                <w:bCs/>
+              </w:rPr>
+              <w:t>etails</w:t>
+            </w:r>
+            <w:proofErr w:type="spellEnd"/>
+          </w:p>
+        </w:tc>
+        <w:tc>
+          <w:tcPr>
+            <w:tcW w:w="5573" w:type="dxa"/>
+            <w:vAlign w:val="center"/>
+          </w:tcPr>
+          <w:p>
+            <w:pPr>
+              <w:jc w:val="center"/>
+              <w:rPr>
+                <w:b/>
+                <w:bCs/>
+                <w:lang w:val="en-US"/>
+              </w:rPr>
+            </w:pPr>
+            <w:r>
+              <w:rPr>
+                <w:b/>
+                <w:bCs/>
+                <w:lang w:val="en-US"/>
+              </w:rPr>
+              <w:t>WEDNESDAY</w:t>
+            </w:r>
+          </w:p>
+        </w:tc>
+      </w:tr>
+      <w:tr>
+        <w:trPr>
+          <w:trHeight w:val="360"/>
+        </w:trPr>
+        <w:tc>
+          <w:tcPr>
+            <w:tcW w:w="3443" w:type="dxa"/>
+            <w:vAlign w:val="center"/>
+          </w:tcPr>
+          <w:p>
+            <w:pPr>
+              <w:rPr>
+                <w:b/>
+                <w:bCs/>
+                <w:lang w:val="en-US"/>
+              </w:rPr>
+            </w:pPr>
+          </w:p>
+          <w:p>
+            <w:pPr>
+              <w:rPr>
+                <w:lang w:val="en-US"/>
+              </w:rPr>
+            </w:pPr>
+            <w:r>
+              <w:rPr>
+                <w:b/>
+                <w:bCs/>
+                <w:lang w:val="en-US"/>
+              </w:rPr>
+              <w:t>Type</w:t>
+            </w:r>
+            <w:r>
+              <w:rPr>
+                <w:lang w:val="en-US"/>
+              </w:rPr>
+              <w:t>: Message</w:t>
+            </w:r>
+          </w:p>
+          <w:p>
+            <w:pPr>
+              <w:rPr>
+                <w:lang w:val="en-US"/>
+              </w:rPr>
+            </w:pPr>
+            <w:r>
+              <w:rPr>
+                <w:b/>
+                <w:bCs/>
+                <w:lang w:val="en-US"/>
+              </w:rPr>
+              <w:t>Sender Name</w:t>
+            </w:r>
+            <w:r>
+              <w:rPr>
+                <w:lang w:val="en-US"/>
+              </w:rPr>
+              <w:t xml:space="preserve">: </w:t>
+            </w:r>
+            <w:r>
+              <w:rPr>
+                <w:lang w:val="en-US"/>
+              </w:rPr>
+              <w:t>Blake</w:t>
+            </w:r>
+          </w:p>
+          <w:p>
+            <w:pPr>
+              <w:rPr>
+                <w:lang w:val="en-US"/>
+              </w:rPr>
+            </w:pPr>
+            <w:r>
+              <w:rPr>
+                <w:b/>
+                <w:bCs/>
+                <w:lang w:val="en-US"/>
+              </w:rPr>
+              <w:t>Sender Address</w:t>
+            </w:r>
+            <w:r>
+              <w:rPr>
+                <w:lang w:val="en-US"/>
+              </w:rPr>
+              <w:t xml:space="preserve">: </w:t>
+            </w:r>
+            <w:hyperlink r:id="rId29" w:history="1">
+              <w:r>
+                <w:rPr>
+                  <w:rStyle w:val="Hyperlink"/>
+                  <w:lang w:val="en-US"/>
+                </w:rPr>
+                <w:t>b</w:t>
+              </w:r>
+              <w:r>
+                <w:rPr>
+                  <w:rStyle w:val="Hyperlink"/>
+                </w:rPr>
+                <w:t>lake</w:t>
+              </w:r>
+              <w:r>
+                <w:rPr>
+                  <w:rStyle w:val="Hyperlink"/>
+                  <w:lang w:val="en-US"/>
+                </w:rPr>
+                <w:t>@abc.com.my</w:t>
+              </w:r>
+            </w:hyperlink>
+          </w:p>
+          <w:p>
+            <w:pPr>
+              <w:rPr>
+                <w:lang w:val="en-US"/>
+              </w:rPr>
+            </w:pPr>
+            <w:r>
+              <w:rPr>
+                <w:b/>
+                <w:bCs/>
+                <w:lang w:val="en-US"/>
+              </w:rPr>
+              <w:t>To Address</w:t>
+            </w:r>
+            <w:r>
+              <w:rPr>
+                <w:lang w:val="en-US"/>
+              </w:rPr>
+              <w:t>: {</w:t>
+            </w:r>
+            <w:proofErr w:type="spellStart"/>
+            <w:r>
+              <w:rPr>
+                <w:lang w:val="en-US"/>
+              </w:rPr>
+              <w:t>player_email</w:t>
+            </w:r>
+            <w:proofErr w:type="spellEnd"/>
+            <w:r>
+              <w:rPr>
+                <w:lang w:val="en-US"/>
+              </w:rPr>
+              <w:t>}</w:t>
+            </w:r>
+          </w:p>
+          <w:p>
+            <w:pPr>
+              <w:rPr>
+                <w:lang w:val="en-US"/>
+              </w:rPr>
+            </w:pPr>
+            <w:r>
+              <w:rPr>
+                <w:b/>
+                <w:bCs/>
+                <w:lang w:val="en-US"/>
+              </w:rPr>
+              <w:t>CC Address</w:t>
+            </w:r>
+            <w:r>
+              <w:rPr>
+                <w:lang w:val="en-US"/>
+              </w:rPr>
+              <w:t>:</w:t>
+            </w:r>
+            <w:r>
+              <w:rPr>
+                <w:lang w:val="en-US"/>
+              </w:rPr>
+              <w:t xml:space="preserve"> </w:t>
+            </w:r>
+          </w:p>
+          <w:p>
+            <w:pPr>
+              <w:rPr>
+                <w:lang w:val="en-US"/>
+              </w:rPr>
+            </w:pPr>
+            <w:r>
+              <w:rPr>
+                <w:b/>
+                <w:bCs/>
+                <w:lang w:val="en-US"/>
+              </w:rPr>
+              <w:t>Subject</w:t>
+            </w:r>
+            <w:r>
+              <w:rPr>
+                <w:lang w:val="en-US"/>
+              </w:rPr>
+              <w:t xml:space="preserve">: </w:t>
+            </w:r>
+            <w:r>
+              <w:rPr>
+                <w:lang w:val="en-US"/>
+              </w:rPr>
+              <w:t>It wasn’t me yesterday</w:t>
+            </w:r>
+          </w:p>
+          <w:p>
+            <w:pPr>
+              <w:rPr>
+                <w:b/>
+                <w:bCs/>
+                <w:lang w:val="en-US"/>
+              </w:rPr>
+            </w:pPr>
+          </w:p>
+        </w:tc>
+        <w:tc>
+          <w:tcPr>
+            <w:tcW w:w="5573" w:type="dxa"/>
+            <w:vAlign w:val="center"/>
+          </w:tcPr>
+          <w:p>
+            <w:pPr>
+              <w:rPr>
+                <w:lang w:val="en-US"/>
+              </w:rPr>
+            </w:pPr>
+          </w:p>
+          <w:p>
+            <w:pPr>
+              <w:rPr>
+                <w:lang w:val="en-US"/>
+              </w:rPr>
+            </w:pPr>
+            <w:r>
+              <w:rPr>
+                <w:lang w:val="en-US"/>
+              </w:rPr>
+              <w:t>Good morning,</w:t>
+            </w:r>
+            <w:r>
+              <w:rPr>
+                <w:lang w:val="en-US"/>
+              </w:rPr>
+              <w:t xml:space="preserve"> {</w:t>
+            </w:r>
+            <w:proofErr w:type="spellStart"/>
+            <w:r>
+              <w:rPr>
+                <w:lang w:val="en-US"/>
+              </w:rPr>
+              <w:t>player_name</w:t>
+            </w:r>
+            <w:proofErr w:type="spellEnd"/>
+            <w:r>
+              <w:rPr>
+                <w:lang w:val="en-US"/>
+              </w:rPr>
+              <w:t>}!</w:t>
+            </w:r>
+          </w:p>
+          <w:p>
+            <w:pPr>
+              <w:rPr>
+                <w:lang w:val="en-US"/>
+              </w:rPr>
+            </w:pPr>
+            <w:r>
+              <w:rPr>
+                <w:lang w:val="en-US"/>
+              </w:rPr>
+              <w:t xml:space="preserve">[p] </w:t>
+            </w:r>
+          </w:p>
+          <w:p>
+            <w:pPr>
+              <w:rPr>
+                <w:lang w:val="en-US"/>
+              </w:rPr>
+            </w:pPr>
+            <w:r>
+              <w:rPr>
+                <w:lang w:val="en-US"/>
+              </w:rPr>
+              <w:t xml:space="preserve">[p]I heard about the emails, that wasn’t sent by me! </w:t>
+            </w:r>
+            <w:r>
+              <w:rPr>
+                <w:lang w:val="en-US"/>
+              </w:rPr>
+              <w:t>Looks like someone is not only copying our names, but our email domains too! Remember to use what I’ve taught you, highlight the addresses letter by letter to reveal spelling tricks!</w:t>
+            </w:r>
+            <w:r>
+              <w:rPr>
+                <w:lang w:val="en-US"/>
+              </w:rPr>
+              <w:t xml:space="preserve"> Also report any copycat email addresses you come across!</w:t>
+            </w:r>
+          </w:p>
+          <w:p>
+            <w:pPr>
+              <w:rPr>
+                <w:lang w:val="en-US"/>
+              </w:rPr>
+            </w:pPr>
+          </w:p>
+        </w:tc>
+      </w:tr>
+      <w:tr>
+        <w:trPr>
+          <w:trHeight w:val="360"/>
+        </w:trPr>
+        <w:tc>
+          <w:tcPr>
+            <w:tcW w:w="3443" w:type="dxa"/>
+            <w:vAlign w:val="center"/>
+          </w:tcPr>
+          <w:p>
+            <w:pPr>
+              <w:rPr>
+                <w:b/>
+                <w:bCs/>
+                <w:lang w:val="en-US"/>
+              </w:rPr>
+            </w:pPr>
+          </w:p>
+          <w:p>
+            <w:pPr>
+              <w:rPr>
+                <w:lang w:val="en-US"/>
+              </w:rPr>
+            </w:pPr>
+            <w:r>
+              <w:rPr>
+                <w:b/>
+                <w:bCs/>
+                <w:lang w:val="en-US"/>
+              </w:rPr>
+              <w:t>Type</w:t>
+            </w:r>
+            <w:r>
+              <w:rPr>
+                <w:lang w:val="en-US"/>
+              </w:rPr>
+              <w:t>: Outbound</w:t>
+            </w:r>
+          </w:p>
+          <w:p>
+            <w:pPr>
+              <w:rPr>
+                <w:lang w:val="en-US"/>
+              </w:rPr>
+            </w:pPr>
+            <w:r>
+              <w:rPr>
+                <w:b/>
+                <w:bCs/>
+                <w:lang w:val="en-US"/>
+              </w:rPr>
+              <w:t>Sender Name</w:t>
+            </w:r>
+            <w:r>
+              <w:rPr>
+                <w:lang w:val="en-US"/>
+              </w:rPr>
+              <w:t xml:space="preserve">: </w:t>
+            </w:r>
+            <w:r>
+              <w:rPr>
+                <w:lang w:val="en-US"/>
+              </w:rPr>
+              <w:t>Nazrin</w:t>
+            </w:r>
+          </w:p>
+          <w:p>
+            <w:pPr>
+              <w:rPr>
+                <w:lang w:val="en-US"/>
+              </w:rPr>
+            </w:pPr>
+            <w:r>
+              <w:rPr>
+                <w:b/>
+                <w:bCs/>
+                <w:lang w:val="en-US"/>
+              </w:rPr>
+              <w:t>Sender Address</w:t>
+            </w:r>
+            <w:r>
+              <w:rPr>
+                <w:lang w:val="en-US"/>
+              </w:rPr>
+              <w:t xml:space="preserve">: </w:t>
+            </w:r>
+            <w:hyperlink r:id="rId30" w:history="1">
+              <w:r>
+                <w:rPr>
+                  <w:rStyle w:val="Hyperlink"/>
+                  <w:lang w:val="en-US"/>
+                </w:rPr>
+                <w:t>nazrin.finance@abc.com.my</w:t>
+              </w:r>
+            </w:hyperlink>
+            <w:r>
+              <w:rPr>
+                <w:lang w:val="en-US"/>
+              </w:rPr>
+              <w:t xml:space="preserve"> </w:t>
+            </w:r>
+          </w:p>
+          <w:p>
+            <w:pPr>
+              <w:rPr>
+                <w:lang w:val="en-US"/>
+              </w:rPr>
+            </w:pPr>
+            <w:r>
+              <w:rPr>
+                <w:b/>
+                <w:bCs/>
+                <w:lang w:val="en-US"/>
+              </w:rPr>
+              <w:t>To Address</w:t>
+            </w:r>
+            <w:r>
+              <w:rPr>
+                <w:lang w:val="en-US"/>
+              </w:rPr>
+              <w:t>: {</w:t>
+            </w:r>
+            <w:proofErr w:type="spellStart"/>
+            <w:r>
+              <w:rPr>
+                <w:lang w:val="en-US"/>
+              </w:rPr>
+              <w:t>player_email</w:t>
+            </w:r>
+            <w:proofErr w:type="spellEnd"/>
+            <w:r>
+              <w:rPr>
+                <w:lang w:val="en-US"/>
+              </w:rPr>
+              <w:t>}</w:t>
+            </w:r>
+          </w:p>
+          <w:p>
+            <w:pPr>
+              <w:rPr>
+                <w:lang w:val="en-US"/>
+              </w:rPr>
+            </w:pPr>
+            <w:r>
+              <w:rPr>
+                <w:b/>
+                <w:bCs/>
+                <w:lang w:val="en-US"/>
+              </w:rPr>
+              <w:t>CC Address</w:t>
+            </w:r>
+            <w:r>
+              <w:rPr>
+                <w:lang w:val="en-US"/>
+              </w:rPr>
+              <w:t>:</w:t>
+            </w:r>
+            <w:r>
+              <w:rPr>
+                <w:lang w:val="en-US"/>
+              </w:rPr>
+              <w:t xml:space="preserve"> </w:t>
+            </w:r>
+          </w:p>
+          <w:p>
+            <w:pPr>
+              <w:rPr>
+                <w:lang w:val="en-US"/>
+              </w:rPr>
+            </w:pPr>
+            <w:r>
+              <w:rPr>
+                <w:b/>
+                <w:bCs/>
+                <w:lang w:val="en-US"/>
+              </w:rPr>
+              <w:t>Subject</w:t>
+            </w:r>
+            <w:r>
+              <w:rPr>
+                <w:lang w:val="en-US"/>
+              </w:rPr>
+              <w:t xml:space="preserve">: </w:t>
+            </w:r>
+            <w:r>
+              <w:rPr>
+                <w:lang w:val="en-US"/>
+              </w:rPr>
+              <w:t>Submission Point for Purchase Orders</w:t>
+            </w:r>
+          </w:p>
+          <w:p>
+            <w:pPr>
+              <w:rPr>
+                <w:b/>
+                <w:bCs/>
+                <w:lang w:val="en-US"/>
+              </w:rPr>
+            </w:pPr>
+          </w:p>
+          <w:p>
+            <w:pPr>
+              <w:rPr>
+                <w:b/>
+                <w:bCs/>
+                <w:lang w:val="en-US"/>
+              </w:rPr>
+            </w:pPr>
+          </w:p>
+        </w:tc>
+        <w:tc>
+          <w:tcPr>
+            <w:tcW w:w="5573" w:type="dxa"/>
+            <w:vAlign w:val="center"/>
+          </w:tcPr>
+          <w:p>
+            <w:pPr>
+              <w:rPr>
+                <w:lang w:val="en-US"/>
+              </w:rPr>
+            </w:pPr>
+            <w:r>
+              <w:rPr>
+                <w:lang w:val="en-US"/>
+              </w:rPr>
+              <w:t>Like usual, submit any Purchase Orders or related documents here.</w:t>
+            </w:r>
+          </w:p>
+          <w:p>
+            <w:pPr>
+              <w:rPr>
+                <w:lang w:val="en-US"/>
+              </w:rPr>
+            </w:pPr>
+            <w:r>
+              <w:rPr>
+                <w:lang w:val="en-US"/>
+              </w:rPr>
+              <w:t xml:space="preserve">[p] </w:t>
+            </w:r>
+          </w:p>
+          <w:p>
+            <w:pPr>
+              <w:rPr>
+                <w:lang w:val="en-US"/>
+              </w:rPr>
+            </w:pPr>
+            <w:r>
+              <w:rPr>
+                <w:lang w:val="en-US"/>
+              </w:rPr>
+              <w:t>[p]Remember, our domain is @abc.com.my, anything that isn’t this domain is not from our company and should be reported.</w:t>
+            </w:r>
+          </w:p>
+        </w:tc>
+      </w:tr>
+      <w:tr>
+        <w:trPr>
+          <w:trHeight w:val="360"/>
+        </w:trPr>
+        <w:tc>
+          <w:tcPr>
+            <w:tcW w:w="3443" w:type="dxa"/>
+            <w:vAlign w:val="center"/>
+          </w:tcPr>
+          <w:p>
+            <w:pPr>
+              <w:rPr>
+                <w:b/>
+                <w:bCs/>
+                <w:lang w:val="en-US"/>
+              </w:rPr>
+            </w:pPr>
+          </w:p>
+          <w:p>
+            <w:pPr>
+              <w:rPr>
+                <w:lang w:val="en-US"/>
+              </w:rPr>
+            </w:pPr>
+            <w:r>
+              <w:rPr>
+                <w:b/>
+                <w:bCs/>
+                <w:lang w:val="en-US"/>
+              </w:rPr>
+              <w:t>Type</w:t>
+            </w:r>
+            <w:r>
+              <w:rPr>
+                <w:lang w:val="en-US"/>
+              </w:rPr>
+              <w:t>: Inbound</w:t>
+            </w:r>
+          </w:p>
+          <w:p>
+            <w:pPr>
+              <w:rPr>
+                <w:lang w:val="en-US"/>
+              </w:rPr>
+            </w:pPr>
+            <w:r>
+              <w:rPr>
+                <w:b/>
+                <w:bCs/>
+                <w:lang w:val="en-US"/>
+              </w:rPr>
+              <w:t>Sender Name</w:t>
+            </w:r>
+            <w:r>
+              <w:rPr>
+                <w:lang w:val="en-US"/>
+              </w:rPr>
+              <w:t xml:space="preserve">: </w:t>
+            </w:r>
+            <w:r>
+              <w:rPr>
+                <w:lang w:val="en-US"/>
+              </w:rPr>
+              <w:t>Blake</w:t>
+            </w:r>
+          </w:p>
+          <w:p>
+            <w:pPr>
+              <w:rPr>
+                <w:lang w:val="en-US"/>
+              </w:rPr>
+            </w:pPr>
+            <w:r>
+              <w:rPr>
+                <w:b/>
+                <w:bCs/>
+                <w:lang w:val="en-US"/>
+              </w:rPr>
+              <w:t>Sender Address</w:t>
+            </w:r>
+            <w:r>
+              <w:rPr>
+                <w:lang w:val="en-US"/>
+              </w:rPr>
+              <w:t xml:space="preserve">: </w:t>
+            </w:r>
+            <w:r>
+              <w:rPr>
+                <w:lang w:val="en-US"/>
+              </w:rPr>
+              <w:t>blake</w:t>
+            </w:r>
+            <w:r>
+              <w:rPr>
+                <w:lang w:val="en-US"/>
+              </w:rPr>
+              <w:t>@</w:t>
+            </w:r>
+            <w:r>
+              <w:rPr>
+                <w:lang w:val="en-US"/>
+              </w:rPr>
+              <w:t>abc</w:t>
+            </w:r>
+            <w:r>
+              <w:rPr>
+                <w:lang w:val="en-US"/>
+              </w:rPr>
+              <w:t>.com</w:t>
+            </w:r>
+          </w:p>
+          <w:p>
+            <w:pPr>
+              <w:rPr>
+                <w:lang w:val="en-US"/>
+              </w:rPr>
+            </w:pPr>
+            <w:r>
+              <w:rPr>
+                <w:b/>
+                <w:bCs/>
+                <w:lang w:val="en-US"/>
+              </w:rPr>
+              <w:t>To Address</w:t>
+            </w:r>
+            <w:r>
+              <w:rPr>
+                <w:lang w:val="en-US"/>
+              </w:rPr>
+              <w:t>: {</w:t>
+            </w:r>
+            <w:proofErr w:type="spellStart"/>
+            <w:r>
+              <w:rPr>
+                <w:lang w:val="en-US"/>
+              </w:rPr>
+              <w:t>player_email</w:t>
+            </w:r>
+            <w:proofErr w:type="spellEnd"/>
+            <w:r>
+              <w:rPr>
+                <w:lang w:val="en-US"/>
+              </w:rPr>
+              <w:t>}</w:t>
+            </w:r>
+          </w:p>
+          <w:p>
+            <w:pPr>
+              <w:rPr>
+                <w:lang w:val="en-US"/>
+              </w:rPr>
+            </w:pPr>
+            <w:r>
+              <w:rPr>
+                <w:b/>
+                <w:bCs/>
+                <w:lang w:val="en-US"/>
+              </w:rPr>
+              <w:t>CC Address</w:t>
+            </w:r>
+            <w:r>
+              <w:rPr>
+                <w:lang w:val="en-US"/>
+              </w:rPr>
+              <w:t>:</w:t>
+            </w:r>
+            <w:r>
+              <w:rPr>
+                <w:lang w:val="en-US"/>
+              </w:rPr>
+              <w:t xml:space="preserve"> </w:t>
+            </w:r>
+          </w:p>
+          <w:p>
+            <w:pPr>
+              <w:rPr>
+                <w:lang w:val="en-US"/>
+              </w:rPr>
+            </w:pPr>
+            <w:r>
+              <w:rPr>
+                <w:b/>
+                <w:bCs/>
+                <w:lang w:val="en-US"/>
+              </w:rPr>
+              <w:t>Subject</w:t>
+            </w:r>
+            <w:r>
+              <w:rPr>
+                <w:lang w:val="en-US"/>
+              </w:rPr>
+              <w:t xml:space="preserve">: </w:t>
+            </w:r>
+            <w:r>
+              <w:rPr>
+                <w:lang w:val="en-US"/>
+              </w:rPr>
+              <w:t>Updated Employee Handbook</w:t>
+            </w:r>
+          </w:p>
+          <w:p>
+            <w:pPr>
+              <w:rPr>
+                <w:b/>
+                <w:bCs/>
+                <w:lang w:val="en-US"/>
+              </w:rPr>
+            </w:pPr>
+          </w:p>
+        </w:tc>
+        <w:tc>
+          <w:tcPr>
+            <w:tcW w:w="5573" w:type="dxa"/>
+            <w:vAlign w:val="center"/>
+          </w:tcPr>
+          <w:p>
+            <w:pPr>
+              <w:rPr>
+                <w:lang w:val="en-US"/>
+              </w:rPr>
+            </w:pPr>
+            <w:r>
+              <w:rPr>
+                <w:lang w:val="en-US"/>
+              </w:rPr>
+              <w:t>Hi {</w:t>
+            </w:r>
+            <w:proofErr w:type="spellStart"/>
+            <w:r>
+              <w:rPr>
+                <w:lang w:val="en-US"/>
+              </w:rPr>
+              <w:t>player_name</w:t>
+            </w:r>
+            <w:proofErr w:type="spellEnd"/>
+            <w:r>
+              <w:rPr>
+                <w:lang w:val="en-US"/>
+              </w:rPr>
+              <w:t>}!</w:t>
+            </w:r>
+          </w:p>
+          <w:p>
+            <w:pPr>
+              <w:rPr>
+                <w:lang w:val="en-US"/>
+              </w:rPr>
+            </w:pPr>
+            <w:r>
+              <w:rPr>
+                <w:lang w:val="en-US"/>
+              </w:rPr>
+              <w:t xml:space="preserve">[p] </w:t>
+            </w:r>
+          </w:p>
+          <w:p>
+            <w:pPr>
+              <w:rPr>
+                <w:lang w:val="en-US"/>
+              </w:rPr>
+            </w:pPr>
+            <w:r>
+              <w:rPr>
+                <w:lang w:val="en-US"/>
+              </w:rPr>
+              <w:t>[p]I forgot to attach this in the last email. This is an updated employee handbook that came out recently. Download a copy [b]now[/b] and read through it when you have the time.</w:t>
+            </w:r>
+          </w:p>
+        </w:tc>
+      </w:tr>
+      <w:tr>
+        <w:trPr>
+          <w:trHeight w:val="360"/>
+        </w:trPr>
+        <w:tc>
+          <w:tcPr>
+            <w:tcW w:w="3443" w:type="dxa"/>
+            <w:vAlign w:val="center"/>
+          </w:tcPr>
+          <w:p>
+            <w:pPr>
+              <w:rPr>
+                <w:b/>
+                <w:bCs/>
+                <w:lang w:val="en-US"/>
+              </w:rPr>
+            </w:pPr>
+          </w:p>
+          <w:p>
+            <w:pPr>
+              <w:rPr>
+                <w:lang w:val="en-US"/>
+              </w:rPr>
+            </w:pPr>
+            <w:r>
+              <w:rPr>
+                <w:b/>
+                <w:bCs/>
+                <w:lang w:val="en-US"/>
+              </w:rPr>
+              <w:t>Type</w:t>
+            </w:r>
+            <w:r>
+              <w:rPr>
+                <w:lang w:val="en-US"/>
+              </w:rPr>
+              <w:t>: Inbound</w:t>
+            </w:r>
+          </w:p>
+          <w:p>
+            <w:pPr>
+              <w:rPr>
+                <w:lang w:val="en-US"/>
+              </w:rPr>
+            </w:pPr>
+            <w:r>
+              <w:rPr>
+                <w:b/>
+                <w:bCs/>
+                <w:lang w:val="en-US"/>
+              </w:rPr>
+              <w:t>Sender Name</w:t>
+            </w:r>
+            <w:r>
+              <w:rPr>
+                <w:lang w:val="en-US"/>
+              </w:rPr>
+              <w:t xml:space="preserve">: </w:t>
+            </w:r>
+            <w:r>
+              <w:rPr>
+                <w:lang w:val="en-US"/>
+              </w:rPr>
+              <w:t>Ong Wei Zhe</w:t>
+            </w:r>
+          </w:p>
+          <w:p>
+            <w:pPr>
+              <w:rPr>
+                <w:lang w:val="en-US"/>
+              </w:rPr>
+            </w:pPr>
+            <w:r>
+              <w:rPr>
+                <w:b/>
+                <w:bCs/>
+                <w:lang w:val="en-US"/>
+              </w:rPr>
+              <w:t>Sender Address</w:t>
+            </w:r>
+            <w:r>
+              <w:rPr>
+                <w:lang w:val="en-US"/>
+              </w:rPr>
+              <w:t xml:space="preserve">: </w:t>
+            </w:r>
+            <w:hyperlink r:id="rId31" w:history="1">
+              <w:r>
+                <w:rPr>
+                  <w:rStyle w:val="Hyperlink"/>
+                </w:rPr>
+                <w:t>ongweizhe</w:t>
+              </w:r>
+              <w:r>
+                <w:rPr>
+                  <w:rStyle w:val="Hyperlink"/>
+                  <w:lang w:val="en-US"/>
+                </w:rPr>
+                <w:t>@littlegenius.com.my</w:t>
+              </w:r>
+            </w:hyperlink>
+          </w:p>
+          <w:p>
+            <w:pPr>
+              <w:rPr>
+                <w:lang w:val="en-US"/>
+              </w:rPr>
+            </w:pPr>
+            <w:r>
+              <w:rPr>
+                <w:b/>
+                <w:bCs/>
+                <w:lang w:val="en-US"/>
+              </w:rPr>
+              <w:t>To Address</w:t>
+            </w:r>
+            <w:r>
+              <w:rPr>
+                <w:lang w:val="en-US"/>
+              </w:rPr>
+              <w:t>: {</w:t>
+            </w:r>
+            <w:proofErr w:type="spellStart"/>
+            <w:r>
+              <w:rPr>
+                <w:lang w:val="en-US"/>
+              </w:rPr>
+              <w:t>player_email</w:t>
+            </w:r>
+            <w:proofErr w:type="spellEnd"/>
+            <w:r>
+              <w:rPr>
+                <w:lang w:val="en-US"/>
+              </w:rPr>
+              <w:t>}</w:t>
+            </w:r>
+          </w:p>
+          <w:p>
+            <w:pPr>
+              <w:rPr>
+                <w:lang w:val="en-US"/>
+              </w:rPr>
+            </w:pPr>
+            <w:r>
+              <w:rPr>
+                <w:b/>
+                <w:bCs/>
+                <w:lang w:val="en-US"/>
+              </w:rPr>
+              <w:t>CC Address</w:t>
+            </w:r>
+            <w:r>
+              <w:rPr>
+                <w:lang w:val="en-US"/>
+              </w:rPr>
+              <w:t xml:space="preserve">: </w:t>
+            </w:r>
+          </w:p>
+          <w:p>
+            <w:pPr>
+              <w:rPr>
+                <w:lang w:val="en-US"/>
+              </w:rPr>
+            </w:pPr>
+            <w:r>
+              <w:rPr>
+                <w:b/>
+                <w:bCs/>
+                <w:lang w:val="en-US"/>
+              </w:rPr>
+              <w:t>Subject</w:t>
+            </w:r>
+            <w:r>
+              <w:rPr>
+                <w:lang w:val="en-US"/>
+              </w:rPr>
+              <w:t xml:space="preserve">: </w:t>
+            </w:r>
+            <w:r>
+              <w:rPr>
+                <w:lang w:val="en-US"/>
+              </w:rPr>
+              <w:t>Purchase Order from Little Genius Stationery</w:t>
+            </w:r>
+          </w:p>
+          <w:p>
+            <w:pPr>
+              <w:rPr>
+                <w:b/>
+                <w:bCs/>
+                <w:lang w:val="en-US"/>
+              </w:rPr>
+            </w:pPr>
+          </w:p>
+        </w:tc>
+        <w:tc>
+          <w:tcPr>
+            <w:tcW w:w="5573" w:type="dxa"/>
+            <w:vAlign w:val="center"/>
+          </w:tcPr>
+          <w:p>
+            <w:pPr>
+              <w:rPr>
+                <w:lang w:val="en-US"/>
+              </w:rPr>
+            </w:pPr>
+          </w:p>
+          <w:p>
+            <w:pPr>
+              <w:rPr>
+                <w:lang w:val="en-US"/>
+              </w:rPr>
+            </w:pPr>
+            <w:r>
+              <w:rPr>
+                <w:lang w:val="en-US"/>
+              </w:rPr>
+              <w:t>Good morning</w:t>
+            </w:r>
+            <w:r>
+              <w:rPr>
+                <w:lang w:val="en-US"/>
+              </w:rPr>
+              <w:t>, I'd like to place a purchase order.</w:t>
+            </w:r>
+            <w:r>
+              <w:rPr>
+                <w:lang w:val="en-US"/>
+              </w:rPr>
+              <w:t xml:space="preserve"> By the way, does your company sell those flexible plastic rulers? I </w:t>
+            </w:r>
+            <w:r>
+              <w:rPr>
+                <w:lang w:val="en-US"/>
+              </w:rPr>
+              <w:t>have</w:t>
+            </w:r>
+            <w:r>
+              <w:rPr>
+                <w:lang w:val="en-US"/>
+              </w:rPr>
+              <w:t xml:space="preserve"> some customers looking for them</w:t>
+            </w:r>
+            <w:r>
+              <w:rPr>
+                <w:lang w:val="en-US"/>
+              </w:rPr>
+              <w:t>.</w:t>
+            </w:r>
+            <w:r>
+              <w:rPr>
+                <w:lang w:val="en-US"/>
+              </w:rPr>
+              <w:t xml:space="preserve"> They said something about </w:t>
+            </w:r>
+            <w:r>
+              <w:rPr>
+                <w:lang w:val="en-US"/>
+              </w:rPr>
+              <w:t xml:space="preserve">how it’s easier </w:t>
+            </w:r>
+            <w:r>
+              <w:rPr>
+                <w:lang w:val="en-US"/>
+              </w:rPr>
+              <w:t xml:space="preserve">to </w:t>
+            </w:r>
+            <w:r>
+              <w:rPr>
+                <w:lang w:val="en-US"/>
+              </w:rPr>
+              <w:t>draw graphs with it.</w:t>
+            </w:r>
+          </w:p>
+          <w:p>
+            <w:pPr>
+              <w:rPr>
+                <w:lang w:val="en-US"/>
+              </w:rPr>
+            </w:pPr>
+            <w:r>
+              <w:rPr>
+                <w:lang w:val="en-US"/>
+              </w:rPr>
+              <w:t xml:space="preserve">[p] </w:t>
+            </w:r>
+          </w:p>
+          <w:p>
+            <w:pPr>
+              <w:rPr>
+                <w:lang w:val="en-US"/>
+              </w:rPr>
+            </w:pPr>
+            <w:proofErr w:type="gramStart"/>
+            <w:r>
+              <w:rPr>
+                <w:lang w:val="en-US"/>
+              </w:rPr>
+              <w:t>[p]</w:t>
+            </w:r>
+            <w:proofErr w:type="gramEnd"/>
+            <w:r>
+              <w:rPr>
+                <w:lang w:val="en-US"/>
+              </w:rPr>
+              <w:t>Please refer to the PO attached</w:t>
+            </w:r>
+            <w:r>
+              <w:rPr>
+                <w:lang w:val="en-US"/>
+              </w:rPr>
+              <w:t xml:space="preserve"> for further details</w:t>
+            </w:r>
+            <w:r>
+              <w:rPr>
+                <w:lang w:val="en-US"/>
+              </w:rPr>
+              <w:t>.</w:t>
+            </w:r>
+            <w:r>
+              <w:rPr>
+                <w:lang w:val="en-US"/>
+              </w:rPr>
+              <w:t xml:space="preserve"> Thank you.</w:t>
+            </w:r>
+          </w:p>
+          <w:p>
+            <w:pPr>
+              <w:rPr>
+                <w:lang w:val="en-US"/>
+              </w:rPr>
+            </w:pPr>
+            <w:r>
+              <w:rPr>
+                <w:lang w:val="en-US"/>
+              </w:rPr>
+              <w:t xml:space="preserve">[p] </w:t>
+            </w:r>
+          </w:p>
+          <w:p>
+            <w:pPr>
+              <w:rPr>
+                <w:lang w:val="en-US"/>
+              </w:rPr>
+            </w:pPr>
+            <w:r>
+              <w:rPr>
+                <w:lang w:val="en-US"/>
+              </w:rPr>
+              <w:lastRenderedPageBreak/>
+              <w:t xml:space="preserve">[p] </w:t>
+            </w:r>
+          </w:p>
+          <w:p>
+            <w:pPr>
+              <w:rPr>
+                <w:lang w:val="en-US"/>
+              </w:rPr>
+            </w:pPr>
+            <w:r>
+              <w:rPr>
+                <w:lang w:val="en-US"/>
+              </w:rPr>
+              <w:t>[p]Ong Wei Zhe</w:t>
+            </w:r>
+          </w:p>
+          <w:p>
+            <w:pPr>
+              <w:rPr>
+                <w:lang w:val="en-US"/>
+              </w:rPr>
+            </w:pPr>
+            <w:r>
+              <w:rPr>
+                <w:lang w:val="en-US"/>
+              </w:rPr>
+              <w:t>[p]Store Owner</w:t>
+            </w:r>
+          </w:p>
+          <w:p>
+            <w:pPr>
+              <w:rPr>
+                <w:lang w:val="en-US"/>
+              </w:rPr>
+            </w:pPr>
+            <w:r>
+              <w:rPr>
+                <w:lang w:val="en-US"/>
+              </w:rPr>
+              <w:t>[p]Little Genius Stationery</w:t>
+            </w:r>
+          </w:p>
+          <w:p>
+            <w:pPr>
+              <w:rPr>
+                <w:rFonts w:ascii="MS Gothic" w:eastAsia="MS Gothic" w:hAnsi="MS Gothic" w:cs="MS Gothic"/>
+                <w:lang w:val="en-US"/>
+              </w:rPr>
+            </w:pPr>
+            <w:r>
+              <w:rPr>
+                <w:lang w:val="en-US"/>
+              </w:rPr>
+              <w:t>[p]</w:t>
+            </w:r>
+            <w:proofErr w:type="spellStart"/>
+            <w:r>
+              <w:rPr>
+                <w:rFonts w:ascii="MS Gothic" w:eastAsia="MS Gothic" w:hAnsi="MS Gothic" w:cs="MS Gothic" w:hint="eastAsia"/>
+                <w:lang w:val="en-US"/>
+              </w:rPr>
+              <w:t>小天才文具店</w:t>
+            </w:r>
+            <w:proofErr w:type="spellEnd"/>
+          </w:p>
+          <w:p>
+            <w:pPr>
+              <w:rPr>
+                <w:lang w:val="en-US"/>
+              </w:rPr>
+            </w:pPr>
+          </w:p>
+        </w:tc>
+      </w:tr>
+      <w:tr>
+        <w:trPr>
+          <w:trHeight w:val="360"/>
+        </w:trPr>
+        <w:tc>
+          <w:tcPr>
+            <w:tcW w:w="3443" w:type="dxa"/>
+            <w:vAlign w:val="center"/>
+          </w:tcPr>
+          <w:p>
+            <w:pPr>
+              <w:rPr>
+                <w:b/>
+                <w:bCs/>
+                <w:lang w:val="en-US"/>
+              </w:rPr>
+            </w:pPr>
+          </w:p>
+          <w:p>
+            <w:pPr>
+              <w:rPr>
+                <w:lang w:val="en-US"/>
+              </w:rPr>
+            </w:pPr>
+            <w:r>
+              <w:rPr>
+                <w:b/>
+                <w:bCs/>
+                <w:lang w:val="en-US"/>
+              </w:rPr>
+              <w:t>Type</w:t>
+            </w:r>
+            <w:r>
+              <w:rPr>
+                <w:lang w:val="en-US"/>
+              </w:rPr>
+              <w:t>: Message</w:t>
+            </w:r>
+          </w:p>
+          <w:p>
+            <w:pPr>
+              <w:rPr>
+                <w:lang w:val="en-US"/>
+              </w:rPr>
+            </w:pPr>
+            <w:r>
+              <w:rPr>
+                <w:b/>
+                <w:bCs/>
+                <w:lang w:val="en-US"/>
+              </w:rPr>
+              <w:t>Sender Name</w:t>
+            </w:r>
+            <w:r>
+              <w:rPr>
+                <w:lang w:val="en-US"/>
+              </w:rPr>
+              <w:t xml:space="preserve">: </w:t>
+            </w:r>
+            <w:r>
+              <w:rPr>
+                <w:lang w:val="en-US"/>
+              </w:rPr>
+              <w:t>Cyber News Daily</w:t>
+            </w:r>
+          </w:p>
+          <w:p>
+            <w:pPr>
+              <w:rPr>
+                <w:lang w:val="en-US"/>
+              </w:rPr>
+            </w:pPr>
+            <w:r>
+              <w:rPr>
+                <w:b/>
+                <w:bCs/>
+                <w:lang w:val="en-US"/>
+              </w:rPr>
+              <w:t>Sender Address</w:t>
+            </w:r>
+            <w:r>
+              <w:rPr>
+                <w:lang w:val="en-US"/>
+              </w:rPr>
+              <w:t xml:space="preserve">: </w:t>
+            </w:r>
+            <w:hyperlink r:id="rId32" w:history="1">
+              <w:r>
+                <w:rPr>
+                  <w:rStyle w:val="Hyperlink"/>
+                  <w:lang w:val="en-US"/>
+                </w:rPr>
+                <w:t>dailynews@cnd.com</w:t>
+              </w:r>
+            </w:hyperlink>
+            <w:r>
+              <w:rPr>
+                <w:lang w:val="en-US"/>
+              </w:rPr>
+              <w:t xml:space="preserve">   </w:t>
+            </w:r>
+          </w:p>
+          <w:p>
+            <w:pPr>
+              <w:rPr>
+                <w:lang w:val="en-US"/>
+              </w:rPr>
+            </w:pPr>
+            <w:r>
+              <w:rPr>
+                <w:b/>
+                <w:bCs/>
+                <w:lang w:val="en-US"/>
+              </w:rPr>
+              <w:t>To Address</w:t>
+            </w:r>
+            <w:r>
+              <w:rPr>
+                <w:lang w:val="en-US"/>
+              </w:rPr>
+              <w:t>: {</w:t>
+            </w:r>
+            <w:proofErr w:type="spellStart"/>
+            <w:r>
+              <w:rPr>
+                <w:lang w:val="en-US"/>
+              </w:rPr>
+              <w:t>player_email</w:t>
+            </w:r>
+            <w:proofErr w:type="spellEnd"/>
+            <w:r>
+              <w:rPr>
+                <w:lang w:val="en-US"/>
+              </w:rPr>
+              <w:t>}</w:t>
+            </w:r>
+          </w:p>
+          <w:p>
+            <w:pPr>
+              <w:rPr>
+                <w:lang w:val="en-US"/>
+              </w:rPr>
+            </w:pPr>
+            <w:r>
+              <w:rPr>
+                <w:b/>
+                <w:bCs/>
+                <w:lang w:val="en-US"/>
+              </w:rPr>
+              <w:t>CC Address</w:t>
+            </w:r>
+            <w:r>
+              <w:rPr>
+                <w:lang w:val="en-US"/>
+              </w:rPr>
+              <w:t xml:space="preserve">: </w:t>
+            </w:r>
+          </w:p>
+          <w:p>
+            <w:pPr>
+              <w:rPr>
+                <w:lang w:val="en-US"/>
+              </w:rPr>
+            </w:pPr>
+            <w:r>
+              <w:rPr>
+                <w:b/>
+                <w:bCs/>
+                <w:lang w:val="en-US"/>
+              </w:rPr>
+              <w:t>Subject</w:t>
+            </w:r>
+            <w:r>
+              <w:rPr>
+                <w:lang w:val="en-US"/>
+              </w:rPr>
+              <w:t xml:space="preserve">: </w:t>
+            </w:r>
+            <w:r>
+              <w:rPr>
+                <w:lang w:val="en-US"/>
+              </w:rPr>
+              <w:t>URGENT: Fake Cyber News Daily</w:t>
+            </w:r>
+          </w:p>
+          <w:p>
+            <w:pPr>
+              <w:rPr>
+                <w:b/>
+                <w:bCs/>
+                <w:lang w:val="en-US"/>
+              </w:rPr>
+            </w:pPr>
+          </w:p>
+        </w:tc>
+        <w:tc>
+          <w:tcPr>
+            <w:tcW w:w="5573" w:type="dxa"/>
+            <w:vAlign w:val="center"/>
+          </w:tcPr>
+          <w:p>
+            <w:pPr>
+              <w:rPr>
+                <w:lang w:val="en-US"/>
+              </w:rPr>
+            </w:pPr>
+          </w:p>
+          <w:p>
+            <w:pPr>
+              <w:rPr>
+                <w:lang w:val="en-US"/>
+              </w:rPr>
+            </w:pPr>
+            <w:r>
+              <w:rPr>
+                <w:lang w:val="en-US"/>
+              </w:rPr>
+              <w:t>Attention!</w:t>
+            </w:r>
+          </w:p>
+          <w:p>
+            <w:pPr>
+              <w:rPr>
+                <w:lang w:val="en-US"/>
+              </w:rPr>
+            </w:pPr>
+            <w:r>
+              <w:rPr>
+                <w:lang w:val="en-US"/>
+              </w:rPr>
+              <w:t xml:space="preserve">[p] </w:t>
+            </w:r>
+          </w:p>
+          <w:p>
+            <w:pPr>
+              <w:rPr>
+                <w:lang w:val="en-US"/>
+              </w:rPr>
+            </w:pPr>
+            <w:r>
+              <w:rPr>
+                <w:lang w:val="en-US"/>
+              </w:rPr>
+              <w:t xml:space="preserve">[p]There is a malicious party using </w:t>
+            </w:r>
+            <w:r>
+              <w:rPr>
+                <w:lang w:val="en-US"/>
+              </w:rPr>
+              <w:t xml:space="preserve">many </w:t>
+            </w:r>
+            <w:r>
+              <w:rPr>
+                <w:lang w:val="en-US"/>
+              </w:rPr>
+              <w:t>addresses spelt slightly different from ours. For the time being, [b]avoid believing in any tips or instructions[/b] sent by Cyber News Daily [b]other than this email[/b].</w:t>
+            </w:r>
+          </w:p>
+          <w:p>
+            <w:pPr>
+              <w:rPr>
+                <w:lang w:val="en-US"/>
+              </w:rPr>
+            </w:pPr>
+            <w:r>
+              <w:rPr>
+                <w:lang w:val="en-US"/>
+              </w:rPr>
+              <w:t xml:space="preserve">[p] </w:t>
+            </w:r>
+          </w:p>
+          <w:p>
+            <w:pPr>
+              <w:rPr>
+                <w:lang w:val="en-US"/>
+              </w:rPr>
+            </w:pPr>
+            <w:r>
+              <w:rPr>
+                <w:lang w:val="en-US"/>
+              </w:rPr>
+              <w:t>[p]We are cooperating with Email.com for a solution.</w:t>
+            </w:r>
+            <w:r>
+              <w:rPr>
+                <w:lang w:val="en-US"/>
+              </w:rPr>
+              <w:t xml:space="preserve"> Stay safe out there.</w:t>
+            </w:r>
+          </w:p>
+          <w:p>
+            <w:pPr>
+              <w:rPr>
+                <w:lang w:val="en-US"/>
+              </w:rPr>
+            </w:pPr>
+          </w:p>
+        </w:tc>
+      </w:tr>
+      <w:tr>
+        <w:trPr>
+          <w:trHeight w:val="360"/>
+        </w:trPr>
+        <w:tc>
+          <w:tcPr>
+            <w:tcW w:w="3443" w:type="dxa"/>
+            <w:vAlign w:val="center"/>
+          </w:tcPr>
+          <w:p>
+            <w:pPr>
+              <w:rPr>
+                <w:b/>
+                <w:bCs/>
+                <w:lang w:val="en-US"/>
+              </w:rPr>
+            </w:pPr>
+          </w:p>
+          <w:p>
+            <w:pPr>
+              <w:rPr>
+                <w:lang w:val="en-US"/>
+              </w:rPr>
+            </w:pPr>
+            <w:r>
+              <w:rPr>
+                <w:b/>
+                <w:bCs/>
+                <w:lang w:val="en-US"/>
+              </w:rPr>
+              <w:t>Type</w:t>
+            </w:r>
+            <w:r>
+              <w:rPr>
+                <w:lang w:val="en-US"/>
+              </w:rPr>
+              <w:t>: Inbound</w:t>
+            </w:r>
+          </w:p>
+          <w:p>
+            <w:pPr>
+              <w:rPr>
+                <w:lang w:val="en-US"/>
+              </w:rPr>
+            </w:pPr>
+            <w:r>
+              <w:rPr>
+                <w:b/>
+                <w:bCs/>
+                <w:lang w:val="en-US"/>
+              </w:rPr>
+              <w:t>Sender Name</w:t>
+            </w:r>
+            <w:r>
+              <w:rPr>
+                <w:lang w:val="en-US"/>
+              </w:rPr>
+              <w:t xml:space="preserve">: </w:t>
+            </w:r>
+            <w:r>
+              <w:rPr>
+                <w:lang w:val="en-US"/>
+              </w:rPr>
+              <w:t>Mike</w:t>
+            </w:r>
+          </w:p>
+          <w:p>
+            <w:pPr>
+              <w:rPr>
+                <w:lang w:val="en-US"/>
+              </w:rPr>
+            </w:pPr>
+            <w:r>
+              <w:rPr>
+                <w:b/>
+                <w:bCs/>
+                <w:lang w:val="en-US"/>
+              </w:rPr>
+              <w:t>Sender Address</w:t>
+            </w:r>
+            <w:r>
+              <w:rPr>
+                <w:lang w:val="en-US"/>
+              </w:rPr>
+              <w:t xml:space="preserve">: </w:t>
+            </w:r>
+            <w:hyperlink r:id="rId33" w:history="1">
+              <w:r>
+                <w:rPr>
+                  <w:rStyle w:val="Hyperlink"/>
+                  <w:lang w:val="en-US"/>
+                </w:rPr>
+                <w:t>m</w:t>
+              </w:r>
+              <w:r>
+                <w:rPr>
+                  <w:rStyle w:val="Hyperlink"/>
+                </w:rPr>
+                <w:t>ike@abc.c</w:t>
+              </w:r>
+              <w:r>
+                <w:rPr>
+                  <w:rStyle w:val="Hyperlink"/>
+                </w:rPr>
+                <w:t>0</w:t>
+              </w:r>
+              <w:r>
+                <w:rPr>
+                  <w:rStyle w:val="Hyperlink"/>
+                </w:rPr>
+                <w:t>m.my</w:t>
+              </w:r>
+            </w:hyperlink>
+            <w:r>
+              <w:rPr>
+                <w:lang w:val="en-US"/>
+              </w:rPr>
+              <w:t xml:space="preserve"> </w:t>
+            </w:r>
+          </w:p>
+          <w:p>
+            <w:pPr>
+              <w:rPr>
+                <w:lang w:val="en-US"/>
+              </w:rPr>
+            </w:pPr>
+            <w:r>
+              <w:rPr>
+                <w:b/>
+                <w:bCs/>
+                <w:lang w:val="en-US"/>
+              </w:rPr>
+              <w:t>To Address</w:t>
+            </w:r>
+            <w:r>
+              <w:rPr>
+                <w:lang w:val="en-US"/>
+              </w:rPr>
+              <w:t>: {</w:t>
+            </w:r>
+            <w:proofErr w:type="spellStart"/>
+            <w:r>
+              <w:rPr>
+                <w:lang w:val="en-US"/>
+              </w:rPr>
+              <w:t>player_email</w:t>
+            </w:r>
+            <w:proofErr w:type="spellEnd"/>
+            <w:r>
+              <w:rPr>
+                <w:lang w:val="en-US"/>
+              </w:rPr>
+              <w:t>}</w:t>
+            </w:r>
+          </w:p>
+          <w:p>
+            <w:pPr>
+              <w:rPr>
+                <w:lang w:val="en-US"/>
+              </w:rPr>
+            </w:pPr>
+            <w:r>
+              <w:rPr>
+                <w:b/>
+                <w:bCs/>
+                <w:lang w:val="en-US"/>
+              </w:rPr>
+              <w:t>CC Address</w:t>
+            </w:r>
+            <w:r>
+              <w:rPr>
+                <w:lang w:val="en-US"/>
+              </w:rPr>
+              <w:t xml:space="preserve">: </w:t>
+            </w:r>
+          </w:p>
+          <w:p>
+            <w:pPr>
+              <w:rPr>
+                <w:lang w:val="en-US"/>
+              </w:rPr>
+            </w:pPr>
+            <w:r>
+              <w:rPr>
+                <w:b/>
+                <w:bCs/>
+                <w:lang w:val="en-US"/>
+              </w:rPr>
+              <w:t>Subject</w:t>
+            </w:r>
+            <w:r>
+              <w:rPr>
+                <w:lang w:val="en-US"/>
+              </w:rPr>
+              <w:t xml:space="preserve">: </w:t>
+            </w:r>
+            <w:r>
+              <w:rPr>
+                <w:lang w:val="en-US"/>
+              </w:rPr>
+              <w:t>Purchase Order</w:t>
+            </w:r>
+            <w:r>
+              <w:rPr>
+                <w:lang w:val="en-US"/>
+              </w:rPr>
+              <w:t>s</w:t>
+            </w:r>
+          </w:p>
+          <w:p>
+            <w:pPr>
+              <w:rPr>
+                <w:b/>
+                <w:bCs/>
+                <w:lang w:val="en-US"/>
+              </w:rPr>
+            </w:pPr>
+          </w:p>
+        </w:tc>
+        <w:tc>
+          <w:tcPr>
+            <w:tcW w:w="5573" w:type="dxa"/>
+            <w:vAlign w:val="center"/>
+          </w:tcPr>
+          <w:p>
+            <w:pPr>
+              <w:rPr>
+                <w:lang w:val="en-US"/>
+              </w:rPr>
+            </w:pPr>
+            <w:r>
+              <w:rPr>
+                <w:lang w:val="en-US"/>
+              </w:rPr>
+              <w:t>Hi {</w:t>
+            </w:r>
+            <w:proofErr w:type="spellStart"/>
+            <w:r>
+              <w:rPr>
+                <w:lang w:val="en-US"/>
+              </w:rPr>
+              <w:t>player_name</w:t>
+            </w:r>
+            <w:proofErr w:type="spellEnd"/>
+            <w:r>
+              <w:rPr>
+                <w:lang w:val="en-US"/>
+              </w:rPr>
+              <w:t>}! It</w:t>
+            </w:r>
+            <w:r>
+              <w:rPr>
+                <w:lang w:val="en-US"/>
+              </w:rPr>
+              <w:t>s</w:t>
+            </w:r>
+            <w:r>
+              <w:rPr>
+                <w:lang w:val="en-US"/>
+              </w:rPr>
+              <w:t xml:space="preserve"> Mike!</w:t>
+            </w:r>
+          </w:p>
+          <w:p>
+            <w:pPr>
+              <w:rPr>
+                <w:lang w:val="en-US"/>
+              </w:rPr>
+            </w:pPr>
+            <w:r>
+              <w:rPr>
+                <w:lang w:val="en-US"/>
+              </w:rPr>
+              <w:t xml:space="preserve">[p] </w:t>
+            </w:r>
+          </w:p>
+          <w:p>
+            <w:pPr>
+              <w:rPr>
+                <w:lang w:val="en-US"/>
+              </w:rPr>
+            </w:pPr>
+            <w:r>
+              <w:rPr>
+                <w:lang w:val="en-US"/>
+              </w:rPr>
+              <w:t>[p]Just stopped at coffee shop to send you purchase orders. Send</w:t>
+            </w:r>
+            <w:r>
+              <w:rPr>
+                <w:lang w:val="en-US"/>
+              </w:rPr>
+              <w:t xml:space="preserve"> </w:t>
+            </w:r>
+            <w:r>
+              <w:rPr>
+                <w:lang w:val="en-US"/>
+              </w:rPr>
+              <w:t>to finance, thanks.</w:t>
+            </w:r>
+          </w:p>
+          <w:p>
+            <w:pPr>
+              <w:rPr>
+                <w:lang w:val="en-US"/>
+              </w:rPr>
+            </w:pPr>
+            <w:r>
+              <w:rPr>
+                <w:lang w:val="en-US"/>
+              </w:rPr>
+              <w:t xml:space="preserve">[p] </w:t>
+            </w:r>
+          </w:p>
+          <w:p>
+            <w:pPr>
+              <w:rPr>
+                <w:lang w:val="en-US"/>
+              </w:rPr>
+            </w:pPr>
+            <w:r>
+              <w:rPr>
+                <w:lang w:val="en-US"/>
+              </w:rPr>
+              <w:t>[p]</w:t>
+            </w:r>
+            <w:r>
+              <w:rPr>
+                <w:lang w:val="en-US"/>
+              </w:rPr>
+              <w:t>Sincerely,</w:t>
+            </w:r>
+          </w:p>
+          <w:p>
+            <w:pPr>
+              <w:rPr>
+                <w:lang w:val="en-US"/>
+              </w:rPr>
+            </w:pPr>
+            <w:r>
+              <w:rPr>
+                <w:lang w:val="en-US"/>
+              </w:rPr>
+              <w:t>[p]</w:t>
+            </w:r>
+            <w:r>
+              <w:rPr>
+                <w:lang w:val="en-US"/>
+              </w:rPr>
+              <w:t>Mike</w:t>
+            </w:r>
+          </w:p>
+        </w:tc>
+      </w:tr>
+      <w:tr>
+        <w:trPr>
+          <w:trHeight w:val="360"/>
+        </w:trPr>
+        <w:tc>
+          <w:tcPr>
+            <w:tcW w:w="3443" w:type="dxa"/>
+            <w:vAlign w:val="center"/>
+          </w:tcPr>
+          <w:p>
+            <w:pPr>
+              <w:rPr>
+                <w:b/>
+                <w:bCs/>
+                <w:lang w:val="en-US"/>
+              </w:rPr>
+            </w:pPr>
+          </w:p>
+          <w:p>
+            <w:pPr>
+              <w:rPr>
+                <w:lang w:val="en-US"/>
+              </w:rPr>
+            </w:pPr>
+            <w:r>
+              <w:rPr>
+                <w:b/>
+                <w:bCs/>
+                <w:lang w:val="en-US"/>
+              </w:rPr>
+              <w:t>Type</w:t>
+            </w:r>
+            <w:r>
+              <w:rPr>
+                <w:lang w:val="en-US"/>
+              </w:rPr>
+              <w:t>: Inbound</w:t>
+            </w:r>
+          </w:p>
+          <w:p>
+            <w:pPr>
+              <w:rPr>
+                <w:lang w:val="en-US"/>
+              </w:rPr>
+            </w:pPr>
+            <w:r>
+              <w:rPr>
+                <w:b/>
+                <w:bCs/>
+                <w:lang w:val="en-US"/>
+              </w:rPr>
+              <w:t>Sender Name</w:t>
+            </w:r>
+            <w:r>
+              <w:rPr>
+                <w:lang w:val="en-US"/>
+              </w:rPr>
+              <w:t xml:space="preserve">: </w:t>
+            </w:r>
+            <w:r>
+              <w:rPr>
+                <w:lang w:val="en-US"/>
+              </w:rPr>
+              <w:t>Ravi</w:t>
+            </w:r>
+          </w:p>
+          <w:p>
+            <w:pPr>
+              <w:rPr>
+                <w:lang w:val="en-US"/>
+              </w:rPr>
+            </w:pPr>
+            <w:r>
+              <w:rPr>
+                <w:b/>
+                <w:bCs/>
+                <w:lang w:val="en-US"/>
+              </w:rPr>
+              <w:t>Sender Address</w:t>
+            </w:r>
+            <w:r>
+              <w:rPr>
+                <w:lang w:val="en-US"/>
+              </w:rPr>
+              <w:t xml:space="preserve">: </w:t>
+            </w:r>
+            <w:hyperlink r:id="rId34" w:history="1">
+              <w:r>
+                <w:rPr>
+                  <w:rStyle w:val="Hyperlink"/>
+                  <w:lang w:val="en-US"/>
+                </w:rPr>
+                <w:t>h</w:t>
+              </w:r>
+              <w:r>
+                <w:rPr>
+                  <w:rStyle w:val="Hyperlink"/>
+                </w:rPr>
+                <w:t>appyminimarket</w:t>
+              </w:r>
+              <w:r>
+                <w:rPr>
+                  <w:rStyle w:val="Hyperlink"/>
+                  <w:lang w:val="en-US"/>
+                </w:rPr>
+                <w:t>@e</w:t>
+              </w:r>
+              <w:r>
+                <w:rPr>
+                  <w:rStyle w:val="Hyperlink"/>
+                  <w:lang w:val="en-US"/>
+                </w:rPr>
+                <w:t>r</w:t>
+              </w:r>
+              <w:r>
+                <w:rPr>
+                  <w:rStyle w:val="Hyperlink"/>
+                </w:rPr>
+                <w:t>n</w:t>
+              </w:r>
+              <w:r>
+                <w:rPr>
+                  <w:rStyle w:val="Hyperlink"/>
+                  <w:lang w:val="en-US"/>
+                </w:rPr>
+                <w:t>ai</w:t>
+              </w:r>
+              <w:r>
+                <w:rPr>
+                  <w:rStyle w:val="Hyperlink"/>
+                  <w:lang w:val="en-US"/>
+                </w:rPr>
+                <w:t>I</w:t>
+              </w:r>
+              <w:r>
+                <w:rPr>
+                  <w:rStyle w:val="Hyperlink"/>
+                  <w:lang w:val="en-US"/>
+                </w:rPr>
+                <w:t>.c</w:t>
+              </w:r>
+              <w:r>
+                <w:rPr>
+                  <w:rStyle w:val="Hyperlink"/>
+                  <w:lang w:val="en-US"/>
+                </w:rPr>
+                <w:t>0</w:t>
+              </w:r>
+              <w:r>
+                <w:rPr>
+                  <w:rStyle w:val="Hyperlink"/>
+                  <w:lang w:val="en-US"/>
+                </w:rPr>
+                <w:t>m</w:t>
+              </w:r>
+            </w:hyperlink>
+            <w:r>
+              <w:rPr>
+                <w:lang w:val="en-US"/>
+              </w:rPr>
+              <w:t xml:space="preserve"> </w:t>
+            </w:r>
+          </w:p>
+          <w:p>
+            <w:pPr>
+              <w:rPr>
+                <w:lang w:val="en-US"/>
+              </w:rPr>
+            </w:pPr>
+            <w:r>
+              <w:rPr>
+                <w:b/>
+                <w:bCs/>
+                <w:lang w:val="en-US"/>
+              </w:rPr>
+              <w:t>To Address</w:t>
+            </w:r>
+            <w:r>
+              <w:rPr>
+                <w:lang w:val="en-US"/>
+              </w:rPr>
+              <w:t>: {</w:t>
+            </w:r>
+            <w:proofErr w:type="spellStart"/>
+            <w:r>
+              <w:rPr>
+                <w:lang w:val="en-US"/>
+              </w:rPr>
+              <w:t>player_email</w:t>
+            </w:r>
+            <w:proofErr w:type="spellEnd"/>
+            <w:r>
+              <w:rPr>
+                <w:lang w:val="en-US"/>
+              </w:rPr>
+              <w:t>}</w:t>
+            </w:r>
+          </w:p>
+          <w:p>
+            <w:pPr>
+              <w:rPr>
+                <w:lang w:val="en-US"/>
+              </w:rPr>
+            </w:pPr>
+            <w:r>
+              <w:rPr>
+                <w:b/>
+                <w:bCs/>
+                <w:lang w:val="en-US"/>
+              </w:rPr>
+              <w:t>CC Address</w:t>
+            </w:r>
+            <w:r>
+              <w:rPr>
+                <w:lang w:val="en-US"/>
+              </w:rPr>
+              <w:t xml:space="preserve">: </w:t>
+            </w:r>
+          </w:p>
+          <w:p>
+            <w:pPr>
+              <w:rPr>
+                <w:lang w:val="en-US"/>
+              </w:rPr>
+            </w:pPr>
+            <w:r>
+              <w:rPr>
+                <w:b/>
+                <w:bCs/>
+                <w:lang w:val="en-US"/>
+              </w:rPr>
+              <w:t>Subject</w:t>
+            </w:r>
+            <w:r>
+              <w:rPr>
+                <w:lang w:val="en-US"/>
+              </w:rPr>
+              <w:t xml:space="preserve">: </w:t>
+            </w:r>
+            <w:r>
+              <w:rPr>
+                <w:lang w:val="en-US"/>
+              </w:rPr>
+              <w:t>Purchase Order for Stationeries - Happy Mini Market</w:t>
+            </w:r>
+          </w:p>
+          <w:p>
+            <w:pPr>
+              <w:rPr>
+                <w:b/>
+                <w:bCs/>
+                <w:lang w:val="en-US"/>
+              </w:rPr>
+            </w:pPr>
+          </w:p>
+        </w:tc>
+        <w:tc>
+          <w:tcPr>
+            <w:tcW w:w="5573" w:type="dxa"/>
+            <w:vAlign w:val="center"/>
+          </w:tcPr>
+          <w:p>
+            <w:pPr>
+              <w:rPr>
+                <w:lang w:val="en-US"/>
+              </w:rPr>
+            </w:pPr>
+            <w:r>
+              <w:rPr>
+                <w:lang w:val="en-US"/>
+              </w:rPr>
+              <w:t>Good day</w:t>
+            </w:r>
+            <w:r>
+              <w:rPr>
+                <w:lang w:val="en-US"/>
+              </w:rPr>
+              <w:t xml:space="preserve">, I'd like to </w:t>
+            </w:r>
+            <w:r>
+              <w:rPr>
+                <w:lang w:val="en-US"/>
+              </w:rPr>
+              <w:t xml:space="preserve">order some </w:t>
+            </w:r>
+            <w:r>
+              <w:rPr>
+                <w:lang w:val="en-US"/>
+              </w:rPr>
+              <w:t>stationeries</w:t>
+            </w:r>
+            <w:r>
+              <w:rPr>
+                <w:lang w:val="en-US"/>
+              </w:rPr>
+              <w:t xml:space="preserve"> for my store</w:t>
+            </w:r>
+            <w:r>
+              <w:rPr>
+                <w:lang w:val="en-US"/>
+              </w:rPr>
+              <w:t>.</w:t>
+            </w:r>
+          </w:p>
+          <w:p>
+            <w:pPr>
+              <w:rPr>
+                <w:lang w:val="en-US"/>
+              </w:rPr>
+            </w:pPr>
+            <w:r>
+              <w:rPr>
+                <w:lang w:val="en-US"/>
+              </w:rPr>
+              <w:t xml:space="preserve">[p] </w:t>
+            </w:r>
+          </w:p>
+          <w:p>
+            <w:pPr>
+              <w:rPr>
+                <w:lang w:val="en-US"/>
+              </w:rPr>
+            </w:pPr>
+            <w:r>
+              <w:rPr>
+                <w:lang w:val="en-US"/>
+              </w:rPr>
+              <w:t>[p]PO is attached in this email.</w:t>
+            </w:r>
+          </w:p>
+          <w:p>
+            <w:pPr>
+              <w:rPr>
+                <w:lang w:val="en-US"/>
+              </w:rPr>
+            </w:pPr>
+            <w:r>
+              <w:rPr>
+                <w:lang w:val="en-US"/>
+              </w:rPr>
+              <w:t xml:space="preserve">[p] </w:t>
+            </w:r>
+          </w:p>
+          <w:p>
+            <w:pPr>
+              <w:rPr>
+                <w:lang w:val="en-US"/>
+              </w:rPr>
+            </w:pPr>
+            <w:r>
+              <w:rPr>
+                <w:lang w:val="en-US"/>
+              </w:rPr>
+              <w:t>[p]Ravi</w:t>
+            </w:r>
+          </w:p>
+          <w:p>
+            <w:pPr>
+              <w:rPr>
+                <w:lang w:val="en-US"/>
+              </w:rPr>
+            </w:pPr>
+            <w:r>
+              <w:rPr>
+                <w:lang w:val="en-US"/>
+              </w:rPr>
+              <w:t>[p]Happy Mini Market</w:t>
+            </w:r>
+          </w:p>
+          <w:p>
+            <w:pPr>
+              <w:rPr>
+                <w:lang w:val="en-US"/>
+              </w:rPr>
+            </w:pPr>
+            <w:r>
+              <w:rPr>
+                <w:lang w:val="en-US"/>
+              </w:rPr>
+              <w:t>[p]Owner</w:t>
+            </w:r>
+          </w:p>
+          <w:p>
+            <w:pPr>
+              <w:rPr>
+                <w:lang w:val="en-US"/>
+              </w:rPr>
+            </w:pPr>
+          </w:p>
+        </w:tc>
+      </w:tr>
+      <w:tr>
+        <w:trPr>
+          <w:trHeight w:val="360"/>
+        </w:trPr>
+        <w:tc>
+          <w:tcPr>
+            <w:tcW w:w="3443" w:type="dxa"/>
+            <w:vAlign w:val="center"/>
+          </w:tcPr>
+          <w:p>
+            <w:pPr>
+              <w:rPr>
+                <w:b/>
+                <w:bCs/>
+                <w:lang w:val="en-US"/>
+              </w:rPr>
+            </w:pPr>
+          </w:p>
+          <w:p>
+            <w:pPr>
+              <w:rPr>
+                <w:lang w:val="en-US"/>
+              </w:rPr>
+            </w:pPr>
+            <w:r>
+              <w:rPr>
+                <w:b/>
+                <w:bCs/>
+                <w:lang w:val="en-US"/>
+              </w:rPr>
+              <w:t>Type</w:t>
+            </w:r>
+            <w:r>
+              <w:rPr>
+                <w:lang w:val="en-US"/>
+              </w:rPr>
+              <w:t>: Inbound</w:t>
+            </w:r>
+          </w:p>
+          <w:p>
+            <w:pPr>
+              <w:rPr>
+                <w:lang w:val="en-US"/>
+              </w:rPr>
+            </w:pPr>
+            <w:r>
+              <w:rPr>
+                <w:b/>
+                <w:bCs/>
+                <w:lang w:val="en-US"/>
+              </w:rPr>
+              <w:t>Sender Name</w:t>
+            </w:r>
+            <w:r>
+              <w:rPr>
+                <w:lang w:val="en-US"/>
+              </w:rPr>
+              <w:t xml:space="preserve">: </w:t>
+            </w:r>
+            <w:r>
+              <w:rPr>
+                <w:lang w:val="en-US"/>
+              </w:rPr>
+              <w:t>Ravi</w:t>
+            </w:r>
+          </w:p>
+          <w:p>
+            <w:pPr>
+              <w:rPr>
+                <w:lang w:val="en-US"/>
+              </w:rPr>
+            </w:pPr>
+            <w:r>
+              <w:rPr>
+                <w:b/>
+                <w:bCs/>
+                <w:lang w:val="en-US"/>
+              </w:rPr>
+              <w:t>Sender Address</w:t>
+            </w:r>
+            <w:r>
+              <w:rPr>
+                <w:lang w:val="en-US"/>
+              </w:rPr>
+              <w:t xml:space="preserve">: </w:t>
+            </w:r>
+            <w:hyperlink r:id="rId35" w:history="1">
+              <w:r>
+                <w:rPr>
+                  <w:rStyle w:val="Hyperlink"/>
+                  <w:lang w:val="en-US"/>
+                </w:rPr>
+                <w:t>h</w:t>
+              </w:r>
+              <w:r>
+                <w:rPr>
+                  <w:rStyle w:val="Hyperlink"/>
+                </w:rPr>
+                <w:t>appyminimarket</w:t>
+              </w:r>
+              <w:r>
+                <w:rPr>
+                  <w:rStyle w:val="Hyperlink"/>
+                  <w:lang w:val="en-US"/>
+                </w:rPr>
+                <w:t>@email.com</w:t>
+              </w:r>
+            </w:hyperlink>
+            <w:r>
+              <w:rPr>
+                <w:lang w:val="en-US"/>
+              </w:rPr>
+              <w:t xml:space="preserve"> </w:t>
+            </w:r>
+          </w:p>
+          <w:p>
+            <w:pPr>
+              <w:rPr>
+                <w:lang w:val="en-US"/>
+              </w:rPr>
+            </w:pPr>
+            <w:r>
+              <w:rPr>
+                <w:b/>
+                <w:bCs/>
+                <w:lang w:val="en-US"/>
+              </w:rPr>
+              <w:t>To Address</w:t>
+            </w:r>
+            <w:r>
+              <w:rPr>
+                <w:lang w:val="en-US"/>
+              </w:rPr>
+              <w:t>: {</w:t>
+            </w:r>
+            <w:proofErr w:type="spellStart"/>
+            <w:r>
+              <w:rPr>
+                <w:lang w:val="en-US"/>
+              </w:rPr>
+              <w:t>player_email</w:t>
+            </w:r>
+            <w:proofErr w:type="spellEnd"/>
+            <w:r>
+              <w:rPr>
+                <w:lang w:val="en-US"/>
+              </w:rPr>
+              <w:t>}</w:t>
+            </w:r>
+          </w:p>
+          <w:p>
+            <w:pPr>
+              <w:rPr>
+                <w:lang w:val="en-US"/>
+              </w:rPr>
+            </w:pPr>
+            <w:r>
+              <w:rPr>
+                <w:b/>
+                <w:bCs/>
+                <w:lang w:val="en-US"/>
+              </w:rPr>
+              <w:t>CC Address</w:t>
+            </w:r>
+            <w:r>
+              <w:rPr>
+                <w:lang w:val="en-US"/>
+              </w:rPr>
+              <w:t xml:space="preserve">: </w:t>
+            </w:r>
+          </w:p>
+          <w:p>
+            <w:pPr>
+              <w:rPr>
+                <w:lang w:val="en-US"/>
+              </w:rPr>
+            </w:pPr>
+            <w:r>
+              <w:rPr>
+                <w:b/>
+                <w:bCs/>
+                <w:lang w:val="en-US"/>
+              </w:rPr>
+              <w:t>Subject</w:t>
+            </w:r>
+            <w:r>
+              <w:rPr>
+                <w:lang w:val="en-US"/>
+              </w:rPr>
+              <w:t xml:space="preserve">: </w:t>
+            </w:r>
+            <w:r>
+              <w:rPr>
+                <w:lang w:val="en-US"/>
+              </w:rPr>
+              <w:t>Purchase Order for Stationeries - Happy Mini Market</w:t>
+            </w:r>
+          </w:p>
+          <w:p>
+            <w:pPr>
+              <w:rPr>
+                <w:b/>
+                <w:bCs/>
+                <w:lang w:val="en-US"/>
+              </w:rPr>
+            </w:pPr>
+          </w:p>
+        </w:tc>
+        <w:tc>
+          <w:tcPr>
+            <w:tcW w:w="5573" w:type="dxa"/>
+            <w:vAlign w:val="center"/>
+          </w:tcPr>
+          <w:p>
+            <w:pPr>
+              <w:rPr>
+                <w:lang w:val="en-US"/>
+              </w:rPr>
+            </w:pPr>
+            <w:r>
+              <w:rPr>
+                <w:lang w:val="en-US"/>
+              </w:rPr>
+              <w:t>Good day</w:t>
+            </w:r>
+            <w:r>
+              <w:rPr>
+                <w:lang w:val="en-US"/>
+              </w:rPr>
+              <w:t xml:space="preserve">, I'd like to </w:t>
+            </w:r>
+            <w:r>
+              <w:rPr>
+                <w:lang w:val="en-US"/>
+              </w:rPr>
+              <w:t xml:space="preserve">order some </w:t>
+            </w:r>
+            <w:r>
+              <w:rPr>
+                <w:lang w:val="en-US"/>
+              </w:rPr>
+              <w:t>stationeries</w:t>
+            </w:r>
+            <w:r>
+              <w:rPr>
+                <w:lang w:val="en-US"/>
+              </w:rPr>
+              <w:t xml:space="preserve"> for my store</w:t>
+            </w:r>
+            <w:r>
+              <w:rPr>
+                <w:lang w:val="en-US"/>
+              </w:rPr>
+              <w:t>.</w:t>
+            </w:r>
+          </w:p>
+          <w:p>
+            <w:pPr>
+              <w:rPr>
+                <w:lang w:val="en-US"/>
+              </w:rPr>
+            </w:pPr>
+            <w:r>
+              <w:rPr>
+                <w:lang w:val="en-US"/>
+              </w:rPr>
+              <w:t xml:space="preserve">[p] </w:t>
+            </w:r>
+          </w:p>
+          <w:p>
+            <w:pPr>
+              <w:rPr>
+                <w:lang w:val="en-US"/>
+              </w:rPr>
+            </w:pPr>
+            <w:r>
+              <w:rPr>
+                <w:lang w:val="en-US"/>
+              </w:rPr>
+              <w:t>[p]PO is attached in this email.</w:t>
+            </w:r>
+          </w:p>
+          <w:p>
+            <w:pPr>
+              <w:rPr>
+                <w:lang w:val="en-US"/>
+              </w:rPr>
+            </w:pPr>
+            <w:r>
+              <w:rPr>
+                <w:lang w:val="en-US"/>
+              </w:rPr>
+              <w:t xml:space="preserve">[p] </w:t>
+            </w:r>
+          </w:p>
+          <w:p>
+            <w:pPr>
+              <w:rPr>
+                <w:lang w:val="en-US"/>
+              </w:rPr>
+            </w:pPr>
+            <w:r>
+              <w:rPr>
+                <w:lang w:val="en-US"/>
+              </w:rPr>
+              <w:t>[p]Ravi</w:t>
+            </w:r>
+          </w:p>
+          <w:p>
+            <w:pPr>
+              <w:rPr>
+                <w:lang w:val="en-US"/>
+              </w:rPr>
+            </w:pPr>
+            <w:r>
+              <w:rPr>
+                <w:lang w:val="en-US"/>
+              </w:rPr>
+              <w:t>[p]Happy Mini Market</w:t>
+            </w:r>
+          </w:p>
+          <w:p>
+            <w:pPr>
+              <w:rPr>
+                <w:lang w:val="en-US"/>
+              </w:rPr>
+            </w:pPr>
+            <w:r>
+              <w:rPr>
+                <w:lang w:val="en-US"/>
+              </w:rPr>
+              <w:t>[p]Owner</w:t>
+            </w:r>
+          </w:p>
+          <w:p>
+            <w:pPr>
+              <w:rPr>
+                <w:lang w:val="en-US"/>
+              </w:rPr>
+            </w:pPr>
+          </w:p>
+        </w:tc>
+      </w:tr>
+      <w:tr>
+        <w:trPr>
+          <w:trHeight w:val="360"/>
+        </w:trPr>
+        <w:tc>
+          <w:tcPr>
+            <w:tcW w:w="3443" w:type="dxa"/>
+            <w:vAlign w:val="center"/>
+          </w:tcPr>
+          <w:p>
+            <w:pPr>
+              <w:rPr>
+                <w:b/>
+                <w:bCs/>
+                <w:lang w:val="en-US"/>
+              </w:rPr>
+            </w:pPr>
+          </w:p>
+          <w:p>
+            <w:pPr>
+              <w:rPr>
+                <w:lang w:val="en-US"/>
+              </w:rPr>
+            </w:pPr>
+            <w:r>
+              <w:rPr>
+                <w:b/>
+                <w:bCs/>
+                <w:lang w:val="en-US"/>
+              </w:rPr>
+              <w:t>Type</w:t>
+            </w:r>
+            <w:r>
+              <w:rPr>
+                <w:lang w:val="en-US"/>
+              </w:rPr>
+              <w:t>: Inbound</w:t>
+            </w:r>
+          </w:p>
+          <w:p>
+            <w:pPr>
+              <w:rPr>
+                <w:lang w:val="en-US"/>
+              </w:rPr>
+            </w:pPr>
+            <w:r>
+              <w:rPr>
+                <w:b/>
+                <w:bCs/>
+                <w:lang w:val="en-US"/>
+              </w:rPr>
+              <w:t>Sender Name</w:t>
+            </w:r>
+            <w:r>
+              <w:rPr>
+                <w:lang w:val="en-US"/>
+              </w:rPr>
+              <w:t xml:space="preserve">: </w:t>
+            </w:r>
+            <w:r>
+              <w:rPr>
+                <w:lang w:val="en-US"/>
+              </w:rPr>
+              <w:t>Annie</w:t>
+            </w:r>
+          </w:p>
+          <w:p>
+            <w:pPr>
+              <w:rPr>
+                <w:lang w:val="en-US"/>
+              </w:rPr>
+            </w:pPr>
+            <w:r>
+              <w:rPr>
+                <w:b/>
+                <w:bCs/>
+                <w:lang w:val="en-US"/>
+              </w:rPr>
+              <w:t>Sender Address</w:t>
+            </w:r>
+            <w:r>
+              <w:rPr>
+                <w:lang w:val="en-US"/>
+              </w:rPr>
+              <w:t xml:space="preserve">: </w:t>
+            </w:r>
+            <w:hyperlink r:id="rId36" w:history="1">
+              <w:r>
+                <w:rPr>
+                  <w:rStyle w:val="Hyperlink"/>
+                  <w:lang w:val="en-US"/>
+                </w:rPr>
+                <w:t>a</w:t>
+              </w:r>
+              <w:r>
+                <w:rPr>
+                  <w:rStyle w:val="Hyperlink"/>
+                </w:rPr>
+                <w:t>nnie2849603@email.com</w:t>
+              </w:r>
+            </w:hyperlink>
+            <w:r>
+              <w:rPr>
+                <w:lang w:val="en-US"/>
+              </w:rPr>
+              <w:t xml:space="preserve"> </w:t>
+            </w:r>
+          </w:p>
+          <w:p>
+            <w:pPr>
+              <w:rPr>
+                <w:lang w:val="en-US"/>
+              </w:rPr>
+            </w:pPr>
+            <w:r>
+              <w:rPr>
+                <w:b/>
+                <w:bCs/>
+                <w:lang w:val="en-US"/>
+              </w:rPr>
+              <w:lastRenderedPageBreak/>
+              <w:t>To Address</w:t>
+            </w:r>
+            <w:r>
+              <w:rPr>
+                <w:lang w:val="en-US"/>
+              </w:rPr>
+              <w:t>: {</w:t>
+            </w:r>
+            <w:proofErr w:type="spellStart"/>
+            <w:r>
+              <w:rPr>
+                <w:lang w:val="en-US"/>
+              </w:rPr>
+              <w:t>player_email</w:t>
+            </w:r>
+            <w:proofErr w:type="spellEnd"/>
+            <w:r>
+              <w:rPr>
+                <w:lang w:val="en-US"/>
+              </w:rPr>
+              <w:t>}</w:t>
+            </w:r>
+          </w:p>
+          <w:p>
+            <w:pPr>
+              <w:rPr>
+                <w:lang w:val="en-US"/>
+              </w:rPr>
+            </w:pPr>
+            <w:r>
+              <w:rPr>
+                <w:b/>
+                <w:bCs/>
+                <w:lang w:val="en-US"/>
+              </w:rPr>
+              <w:t>CC Address</w:t>
+            </w:r>
+            <w:r>
+              <w:rPr>
+                <w:lang w:val="en-US"/>
+              </w:rPr>
+              <w:t xml:space="preserve">: </w:t>
+            </w:r>
+          </w:p>
+          <w:p>
+            <w:pPr>
+              <w:rPr>
+                <w:lang w:val="en-US"/>
+              </w:rPr>
+            </w:pPr>
+            <w:r>
+              <w:rPr>
+                <w:b/>
+                <w:bCs/>
+                <w:lang w:val="en-US"/>
+              </w:rPr>
+              <w:t>Subject</w:t>
+            </w:r>
+            <w:r>
+              <w:rPr>
+                <w:lang w:val="en-US"/>
+              </w:rPr>
+              <w:t xml:space="preserve">: </w:t>
+            </w:r>
+            <w:r>
+              <w:rPr>
+                <w:lang w:val="en-US"/>
+              </w:rPr>
+              <w:t>Cute Cat Picture</w:t>
+            </w:r>
+            <w:r>
+              <w:rPr>
+                <w:lang w:val="en-US"/>
+              </w:rPr>
+              <w:t>s</w:t>
+            </w:r>
+          </w:p>
+          <w:p>
+            <w:pPr>
+              <w:rPr>
+                <w:b/>
+                <w:bCs/>
+                <w:lang w:val="en-US"/>
+              </w:rPr>
+            </w:pPr>
+          </w:p>
+        </w:tc>
+        <w:tc>
+          <w:tcPr>
+            <w:tcW w:w="5573" w:type="dxa"/>
+            <w:vAlign w:val="center"/>
+          </w:tcPr>
+          <w:p>
+            <w:pPr>
+              <w:rPr>
+                <w:lang w:val="en-US"/>
+              </w:rPr>
+            </w:pPr>
+            <w:r>
+              <w:rPr>
+                <w:lang w:val="en-US"/>
+              </w:rPr>
+              <w:lastRenderedPageBreak/>
+              <w:t>Hi stranger! This is a picture of my pet cat, Cookie!</w:t>
+            </w:r>
+          </w:p>
+        </w:tc>
+      </w:tr>
+      <w:tr>
+        <w:trPr>
+          <w:trHeight w:val="360"/>
+        </w:trPr>
+        <w:tc>
+          <w:tcPr>
+            <w:tcW w:w="3443" w:type="dxa"/>
+            <w:vAlign w:val="center"/>
+          </w:tcPr>
+          <w:p>
+            <w:pPr>
+              <w:rPr>
+                <w:b/>
+                <w:bCs/>
+                <w:lang w:val="en-US"/>
+              </w:rPr>
+            </w:pPr>
+          </w:p>
+          <w:p>
+            <w:pPr>
+              <w:rPr>
+                <w:lang w:val="en-US"/>
+              </w:rPr>
+            </w:pPr>
+            <w:r>
+              <w:rPr>
+                <w:b/>
+                <w:bCs/>
+                <w:lang w:val="en-US"/>
+              </w:rPr>
+              <w:t>Type</w:t>
+            </w:r>
+            <w:r>
+              <w:rPr>
+                <w:lang w:val="en-US"/>
+              </w:rPr>
+              <w:t>: Inbound</w:t>
+            </w:r>
+          </w:p>
+          <w:p>
+            <w:pPr>
+              <w:rPr>
+                <w:lang w:val="en-US"/>
+              </w:rPr>
+            </w:pPr>
+            <w:r>
+              <w:rPr>
+                <w:b/>
+                <w:bCs/>
+                <w:lang w:val="en-US"/>
+              </w:rPr>
+              <w:t>Sender Name</w:t>
+            </w:r>
+            <w:r>
+              <w:rPr>
+                <w:lang w:val="en-US"/>
+              </w:rPr>
+              <w:t xml:space="preserve">: </w:t>
+            </w:r>
+            <w:r>
+              <w:rPr>
+                <w:lang w:val="en-US"/>
+              </w:rPr>
+              <w:t>Mike</w:t>
+            </w:r>
+          </w:p>
+          <w:p>
+            <w:pPr>
+              <w:rPr>
+                <w:lang w:val="en-US"/>
+              </w:rPr>
+            </w:pPr>
+            <w:r>
+              <w:rPr>
+                <w:b/>
+                <w:bCs/>
+                <w:lang w:val="en-US"/>
+              </w:rPr>
+              <w:t>Sender Address</w:t>
+            </w:r>
+            <w:r>
+              <w:rPr>
+                <w:lang w:val="en-US"/>
+              </w:rPr>
+              <w:t xml:space="preserve">: </w:t>
+            </w:r>
+            <w:hyperlink r:id="rId37" w:history="1">
+              <w:r>
+                <w:rPr>
+                  <w:rStyle w:val="Hyperlink"/>
+                  <w:lang w:val="en-US"/>
+                </w:rPr>
+                <w:t>m</w:t>
+              </w:r>
+              <w:r>
+                <w:rPr>
+                  <w:rStyle w:val="Hyperlink"/>
+                </w:rPr>
+                <w:t>ike@abc.c</w:t>
+              </w:r>
+              <w:r>
+                <w:rPr>
+                  <w:rStyle w:val="Hyperlink"/>
+                </w:rPr>
+                <w:t>o</w:t>
+              </w:r>
+              <w:r>
+                <w:rPr>
+                  <w:rStyle w:val="Hyperlink"/>
+                </w:rPr>
+                <w:t>m.my</w:t>
+              </w:r>
+            </w:hyperlink>
+            <w:r>
+              <w:rPr>
+                <w:lang w:val="en-US"/>
+              </w:rPr>
+              <w:t xml:space="preserve"> </w:t>
+            </w:r>
+          </w:p>
+          <w:p>
+            <w:pPr>
+              <w:rPr>
+                <w:lang w:val="en-US"/>
+              </w:rPr>
+            </w:pPr>
+            <w:r>
+              <w:rPr>
+                <w:b/>
+                <w:bCs/>
+                <w:lang w:val="en-US"/>
+              </w:rPr>
+              <w:t>To Address</w:t>
+            </w:r>
+            <w:r>
+              <w:rPr>
+                <w:lang w:val="en-US"/>
+              </w:rPr>
+              <w:t>: {</w:t>
+            </w:r>
+            <w:proofErr w:type="spellStart"/>
+            <w:r>
+              <w:rPr>
+                <w:lang w:val="en-US"/>
+              </w:rPr>
+              <w:t>player_email</w:t>
+            </w:r>
+            <w:proofErr w:type="spellEnd"/>
+            <w:r>
+              <w:rPr>
+                <w:lang w:val="en-US"/>
+              </w:rPr>
+              <w:t>}</w:t>
+            </w:r>
+          </w:p>
+          <w:p>
+            <w:pPr>
+              <w:rPr>
+                <w:lang w:val="en-US"/>
+              </w:rPr>
+            </w:pPr>
+            <w:r>
+              <w:rPr>
+                <w:b/>
+                <w:bCs/>
+                <w:lang w:val="en-US"/>
+              </w:rPr>
+              <w:t>CC Address</w:t>
+            </w:r>
+            <w:r>
+              <w:rPr>
+                <w:lang w:val="en-US"/>
+              </w:rPr>
+              <w:t xml:space="preserve">: </w:t>
+            </w:r>
+          </w:p>
+          <w:p>
+            <w:pPr>
+              <w:rPr>
+                <w:lang w:val="en-US"/>
+              </w:rPr>
+            </w:pPr>
+            <w:r>
+              <w:rPr>
+                <w:b/>
+                <w:bCs/>
+                <w:lang w:val="en-US"/>
+              </w:rPr>
+              <w:t>Subject</w:t>
+            </w:r>
+            <w:r>
+              <w:rPr>
+                <w:lang w:val="en-US"/>
+              </w:rPr>
+              <w:t xml:space="preserve">: </w:t>
+            </w:r>
+            <w:r>
+              <w:rPr>
+                <w:lang w:val="en-US"/>
+              </w:rPr>
+              <w:t xml:space="preserve">Thursday </w:t>
+            </w:r>
+            <w:r>
+              <w:rPr>
+                <w:lang w:val="en-US"/>
+              </w:rPr>
+              <w:t>Purchase Orders</w:t>
+            </w:r>
+          </w:p>
+          <w:p>
+            <w:pPr>
+              <w:rPr>
+                <w:b/>
+                <w:bCs/>
+                <w:lang w:val="en-US"/>
+              </w:rPr>
+            </w:pPr>
+          </w:p>
+        </w:tc>
+        <w:tc>
+          <w:tcPr>
+            <w:tcW w:w="5573" w:type="dxa"/>
+            <w:vAlign w:val="center"/>
+          </w:tcPr>
+          <w:p>
+            <w:pPr>
+              <w:rPr>
+                <w:lang w:val="en-US"/>
+              </w:rPr>
+            </w:pPr>
+          </w:p>
+          <w:p>
+            <w:pPr>
+              <w:rPr>
+                <w:lang w:val="en-US"/>
+              </w:rPr>
+            </w:pPr>
+            <w:r>
+              <w:rPr>
+                <w:lang w:val="en-US"/>
+              </w:rPr>
+              <w:t>Hi {</w:t>
+            </w:r>
+            <w:proofErr w:type="spellStart"/>
+            <w:r>
+              <w:rPr>
+                <w:lang w:val="en-US"/>
+              </w:rPr>
+              <w:t>player_name</w:t>
+            </w:r>
+            <w:proofErr w:type="spellEnd"/>
+            <w:r>
+              <w:rPr>
+                <w:lang w:val="en-US"/>
+              </w:rPr>
+              <w:t>}!</w:t>
+            </w:r>
+          </w:p>
+          <w:p>
+            <w:pPr>
+              <w:rPr>
+                <w:lang w:val="en-US"/>
+              </w:rPr>
+            </w:pPr>
+            <w:r>
+              <w:rPr>
+                <w:lang w:val="en-US"/>
+              </w:rPr>
+              <w:t xml:space="preserve">[p] </w:t>
+            </w:r>
+          </w:p>
+          <w:p>
+            <w:pPr>
+              <w:rPr>
+                <w:lang w:val="en-US"/>
+              </w:rPr>
+            </w:pPr>
+            <w:r>
+              <w:rPr>
+                <w:lang w:val="en-US"/>
+              </w:rPr>
+              <w:t>[p]Just stopped at</w:t>
+            </w:r>
+            <w:r>
+              <w:rPr>
+                <w:lang w:val="en-US"/>
+              </w:rPr>
+              <w:t xml:space="preserve"> a</w:t>
+            </w:r>
+            <w:r>
+              <w:rPr>
+                <w:lang w:val="en-US"/>
+              </w:rPr>
+              <w:t xml:space="preserve"> coffee shop to send you</w:t>
+            </w:r>
+            <w:r>
+              <w:rPr>
+                <w:lang w:val="en-US"/>
+              </w:rPr>
+              <w:t xml:space="preserve"> these</w:t>
+            </w:r>
+            <w:r>
+              <w:rPr>
+                <w:lang w:val="en-US"/>
+              </w:rPr>
+              <w:t xml:space="preserve"> purchase orders. </w:t>
+            </w:r>
+            <w:r>
+              <w:rPr>
+                <w:lang w:val="en-US"/>
+              </w:rPr>
+              <w:t xml:space="preserve">By the way, there is some guy </w:t>
+            </w:r>
+            <w:r>
+              <w:rPr>
+                <w:lang w:val="en-US"/>
+              </w:rPr>
+              <w:t xml:space="preserve">that kept </w:t>
+            </w:r>
+            <w:r>
+              <w:rPr>
+                <w:lang w:val="en-US"/>
+              </w:rPr>
+              <w:t>walking up and down</w:t>
+            </w:r>
+            <w:r>
+              <w:rPr>
+                <w:lang w:val="en-US"/>
+              </w:rPr>
+              <w:t xml:space="preserve"> past my table</w:t>
+            </w:r>
+            <w:r>
+              <w:rPr>
+                <w:lang w:val="en-US"/>
+              </w:rPr>
+              <w:t xml:space="preserve"> and</w:t>
+            </w:r>
+            <w:r>
+              <w:rPr>
+                <w:lang w:val="en-US"/>
+              </w:rPr>
+              <w:t xml:space="preserve"> staring at my screen a few minutes ago… </w:t>
+            </w:r>
+            <w:r>
+              <w:rPr>
+                <w:lang w:val="en-US"/>
+              </w:rPr>
+              <w:t>guess</w:t>
+            </w:r>
+            <w:r>
+              <w:rPr>
+                <w:lang w:val="en-US"/>
+              </w:rPr>
+              <w:t xml:space="preserve"> he never learned about </w:t>
+            </w:r>
+            <w:r>
+              <w:rPr>
+                <w:lang w:val="en-US"/>
+              </w:rPr>
+              <w:t xml:space="preserve">basic </w:t>
+            </w:r>
+            <w:r>
+              <w:rPr>
+                <w:lang w:val="en-US"/>
+              </w:rPr>
+              <w:t>etiquette</w:t>
+            </w:r>
+            <w:r>
+              <w:rPr>
+                <w:lang w:val="en-US"/>
+              </w:rPr>
+              <w:t xml:space="preserve"> huh?</w:t>
+            </w:r>
+          </w:p>
+          <w:p>
+            <w:pPr>
+              <w:rPr>
+                <w:lang w:val="en-US"/>
+              </w:rPr>
+            </w:pPr>
+          </w:p>
+        </w:tc>
+      </w:tr>
+    </w:tbl>
+    <w:p>
+      <w:pPr>
+        <w:rPr>
+          <w:lang w:val="en-US"/>
+        </w:rPr>
+      </w:pPr>
+    </w:p>
+    <w:p>
+      <w:pPr>
+        <w:rPr>
+          <w:lang w:val="en-US"/>
+        </w:rPr>
+      </w:pPr>
     </w:p>
     <w:p>
       <w:pPr>
@@ -12669,7 +16001,6 @@
           <w:bCs/>
           <w:lang w:val="en-US"/>
         </w:rPr>
-        <w:lastRenderedPageBreak/>
         <w:t>Special Event</w:t>
       </w:r>
     </w:p>

--- a/level design.docx
+++ b/level design.docx
@@ -15962,6 +15962,484 @@
               <w:t xml:space="preserve"> huh?</w:t>
             </w:r>
           </w:p>
+          <w:p>
+            <w:pPr>
+              <w:rPr>
+                <w:lang w:val="en-US"/>
+              </w:rPr>
+            </w:pPr>
+          </w:p>
+        </w:tc>
+      </w:tr>
+    </w:tbl>
+    <w:p>
+      <w:pPr>
+        <w:rPr>
+          <w:lang w:val="en-US"/>
+        </w:rPr>
+      </w:pPr>
+    </w:p>
+    <w:p>
+      <w:pPr>
+        <w:pStyle w:val="Heading1"/>
+        <w:rPr>
+          <w:b/>
+          <w:bCs/>
+          <w:lang w:val="en-US"/>
+        </w:rPr>
+      </w:pPr>
+      <w:r>
+        <w:rPr>
+          <w:b/>
+          <w:bCs/>
+          <w:lang w:val="en-US"/>
+        </w:rPr>
+        <w:t>Friday</w:t>
+      </w:r>
+    </w:p>
+    <w:tbl>
+      <w:tblPr>
+        <w:tblStyle w:val="TableGrid"/>
+        <w:tblW w:w="0" w:type="auto"/>
+        <w:tblLook w:val="04A0" w:firstRow="1" w:lastRow="0" w:firstColumn="1" w:lastColumn="0" w:noHBand="0" w:noVBand="1"/>
+      </w:tblPr>
+      <w:tblGrid>
+        <w:gridCol w:w="3955"/>
+        <w:gridCol w:w="5061"/>
+      </w:tblGrid>
+      <w:tr>
+        <w:trPr>
+          <w:trHeight w:val="360"/>
+        </w:trPr>
+        <w:tc>
+          <w:tcPr>
+            <w:tcW w:w="3955" w:type="dxa"/>
+            <w:vAlign w:val="center"/>
+          </w:tcPr>
+          <w:p>
+            <w:pPr>
+              <w:jc w:val="center"/>
+              <w:rPr>
+                <w:b/>
+                <w:bCs/>
+                <w:lang w:val="en-US"/>
+              </w:rPr>
+            </w:pPr>
+            <w:r>
+              <w:rPr>
+                <w:b/>
+                <w:bCs/>
+                <w:lang w:val="en-US"/>
+              </w:rPr>
+              <w:t>D</w:t>
+            </w:r>
+            <w:proofErr w:type="spellStart"/>
+            <w:r>
+              <w:rPr>
+                <w:b/>
+                <w:bCs/>
+              </w:rPr>
+              <w:t>etails</w:t>
+            </w:r>
+            <w:proofErr w:type="spellEnd"/>
+          </w:p>
+        </w:tc>
+        <w:tc>
+          <w:tcPr>
+            <w:tcW w:w="5061" w:type="dxa"/>
+            <w:vAlign w:val="center"/>
+          </w:tcPr>
+          <w:p>
+            <w:pPr>
+              <w:jc w:val="center"/>
+              <w:rPr>
+                <w:b/>
+                <w:bCs/>
+                <w:lang w:val="en-US"/>
+              </w:rPr>
+            </w:pPr>
+            <w:r>
+              <w:rPr>
+                <w:b/>
+                <w:bCs/>
+                <w:lang w:val="en-US"/>
+              </w:rPr>
+              <w:t>Friday</w:t>
+            </w:r>
+          </w:p>
+        </w:tc>
+      </w:tr>
+      <w:tr>
+        <w:trPr>
+          <w:trHeight w:val="360"/>
+        </w:trPr>
+        <w:tc>
+          <w:tcPr>
+            <w:tcW w:w="3955" w:type="dxa"/>
+            <w:vAlign w:val="center"/>
+          </w:tcPr>
+          <w:p>
+            <w:pPr>
+              <w:rPr>
+                <w:b/>
+                <w:bCs/>
+                <w:lang w:val="en-US"/>
+              </w:rPr>
+            </w:pPr>
+          </w:p>
+          <w:p>
+            <w:pPr>
+              <w:rPr>
+                <w:lang w:val="en-US"/>
+              </w:rPr>
+            </w:pPr>
+            <w:r>
+              <w:rPr>
+                <w:b/>
+                <w:bCs/>
+                <w:lang w:val="en-US"/>
+              </w:rPr>
+              <w:t>Type</w:t>
+            </w:r>
+            <w:r>
+              <w:rPr>
+                <w:lang w:val="en-US"/>
+              </w:rPr>
+              <w:t>: Message</w:t>
+            </w:r>
+          </w:p>
+          <w:p>
+            <w:pPr>
+              <w:rPr>
+                <w:lang w:val="en-US"/>
+              </w:rPr>
+            </w:pPr>
+            <w:r>
+              <w:rPr>
+                <w:b/>
+                <w:bCs/>
+                <w:lang w:val="en-US"/>
+              </w:rPr>
+              <w:t>Sender Name</w:t>
+            </w:r>
+            <w:r>
+              <w:rPr>
+                <w:lang w:val="en-US"/>
+              </w:rPr>
+              <w:t xml:space="preserve">: </w:t>
+            </w:r>
+            <w:r>
+              <w:rPr>
+                <w:lang w:val="en-US"/>
+              </w:rPr>
+              <w:t>Blake</w:t>
+            </w:r>
+          </w:p>
+          <w:p>
+            <w:pPr>
+              <w:rPr>
+                <w:lang w:val="en-US"/>
+              </w:rPr>
+            </w:pPr>
+            <w:r>
+              <w:rPr>
+                <w:b/>
+                <w:bCs/>
+                <w:lang w:val="en-US"/>
+              </w:rPr>
+              <w:t>Sender Address</w:t>
+            </w:r>
+            <w:r>
+              <w:rPr>
+                <w:lang w:val="en-US"/>
+              </w:rPr>
+              <w:t xml:space="preserve">: </w:t>
+            </w:r>
+            <w:r>
+              <w:rPr>
+                <w:lang w:val="en-US"/>
+              </w:rPr>
+              <w:t>blake@abc.com.my</w:t>
+            </w:r>
+          </w:p>
+          <w:p>
+            <w:pPr>
+              <w:rPr>
+                <w:lang w:val="en-US"/>
+              </w:rPr>
+            </w:pPr>
+            <w:r>
+              <w:rPr>
+                <w:b/>
+                <w:bCs/>
+                <w:lang w:val="en-US"/>
+              </w:rPr>
+              <w:t>To Address</w:t>
+            </w:r>
+            <w:r>
+              <w:rPr>
+                <w:lang w:val="en-US"/>
+              </w:rPr>
+              <w:t>: {</w:t>
+            </w:r>
+            <w:proofErr w:type="spellStart"/>
+            <w:r>
+              <w:rPr>
+                <w:lang w:val="en-US"/>
+              </w:rPr>
+              <w:t>player_email</w:t>
+            </w:r>
+            <w:proofErr w:type="spellEnd"/>
+            <w:r>
+              <w:rPr>
+                <w:lang w:val="en-US"/>
+              </w:rPr>
+              <w:t>}</w:t>
+            </w:r>
+          </w:p>
+          <w:p>
+            <w:pPr>
+              <w:rPr>
+                <w:lang w:val="en-US"/>
+              </w:rPr>
+            </w:pPr>
+            <w:r>
+              <w:rPr>
+                <w:b/>
+                <w:bCs/>
+                <w:lang w:val="en-US"/>
+              </w:rPr>
+              <w:t>CC Address</w:t>
+            </w:r>
+            <w:r>
+              <w:rPr>
+                <w:lang w:val="en-US"/>
+              </w:rPr>
+              <w:t xml:space="preserve">: </w:t>
+            </w:r>
+          </w:p>
+          <w:p>
+            <w:pPr>
+              <w:rPr>
+                <w:lang w:val="en-US"/>
+              </w:rPr>
+            </w:pPr>
+            <w:r>
+              <w:rPr>
+                <w:b/>
+                <w:bCs/>
+                <w:lang w:val="en-US"/>
+              </w:rPr>
+              <w:t>Subject</w:t>
+            </w:r>
+            <w:r>
+              <w:rPr>
+                <w:lang w:val="en-US"/>
+              </w:rPr>
+              <w:t xml:space="preserve">: </w:t>
+            </w:r>
+            <w:r>
+              <w:rPr>
+                <w:lang w:val="en-US"/>
+              </w:rPr>
+              <w:t>Report Function Abuse Warning</w:t>
+            </w:r>
+          </w:p>
+          <w:p>
+            <w:pPr>
+              <w:rPr>
+                <w:lang w:val="en-US"/>
+              </w:rPr>
+            </w:pPr>
+          </w:p>
+        </w:tc>
+        <w:tc>
+          <w:tcPr>
+            <w:tcW w:w="5061" w:type="dxa"/>
+            <w:vAlign w:val="center"/>
+          </w:tcPr>
+          <w:p>
+            <w:pPr>
+              <w:rPr>
+                <w:lang w:val="en-US"/>
+              </w:rPr>
+            </w:pPr>
+          </w:p>
+          <w:p>
+            <w:pPr>
+              <w:rPr>
+                <w:lang w:val="en-US"/>
+              </w:rPr>
+            </w:pPr>
+            <w:r>
+              <w:rPr>
+                <w:lang w:val="en-US"/>
+              </w:rPr>
+              <w:t>Hey {</w:t>
+            </w:r>
+            <w:proofErr w:type="spellStart"/>
+            <w:r>
+              <w:rPr>
+                <w:lang w:val="en-US"/>
+              </w:rPr>
+              <w:t>player_</w:t>
+            </w:r>
+            <w:proofErr w:type="gramStart"/>
+            <w:r>
+              <w:rPr>
+                <w:lang w:val="en-US"/>
+              </w:rPr>
+              <w:t>name</w:t>
+            </w:r>
+            <w:proofErr w:type="spellEnd"/>
+            <w:r>
+              <w:rPr>
+                <w:lang w:val="en-US"/>
+              </w:rPr>
+              <w:t>}…</w:t>
+            </w:r>
+            <w:proofErr w:type="gramEnd"/>
+          </w:p>
+          <w:p>
+            <w:pPr>
+              <w:rPr>
+                <w:lang w:val="en-US"/>
+              </w:rPr>
+            </w:pPr>
+            <w:r>
+              <w:rPr>
+                <w:lang w:val="en-US"/>
+              </w:rPr>
+              <w:t xml:space="preserve">[p] </w:t>
+            </w:r>
+          </w:p>
+          <w:p>
+            <w:pPr>
+              <w:rPr>
+                <w:lang w:val="en-US"/>
+              </w:rPr>
+            </w:pPr>
+            <w:r>
+              <w:rPr>
+                <w:lang w:val="en-US"/>
+              </w:rPr>
+              <w:t xml:space="preserve">[p]I just clocked in and heard about you in the office… You were found to be reporting a lot of legitimate emails. HR told </w:t>
+            </w:r>
+            <w:proofErr w:type="gramStart"/>
+            <w:r>
+              <w:rPr>
+                <w:lang w:val="en-US"/>
+              </w:rPr>
+              <w:t>me,</w:t>
+            </w:r>
+            <w:proofErr w:type="gramEnd"/>
+            <w:r>
+              <w:rPr>
+                <w:lang w:val="en-US"/>
+              </w:rPr>
+              <w:t xml:space="preserve"> to tell you, this is the final warning before termination.</w:t>
+            </w:r>
+          </w:p>
+          <w:p>
+            <w:pPr>
+              <w:rPr>
+                <w:lang w:val="en-US"/>
+              </w:rPr>
+            </w:pPr>
+            <w:r>
+              <w:rPr>
+                <w:lang w:val="en-US"/>
+              </w:rPr>
+              <w:t xml:space="preserve">[p] </w:t>
+            </w:r>
+          </w:p>
+          <w:p>
+            <w:pPr>
+              <w:rPr>
+                <w:lang w:val="en-US"/>
+              </w:rPr>
+            </w:pPr>
+            <w:proofErr w:type="gramStart"/>
+            <w:r>
+              <w:rPr>
+                <w:lang w:val="en-US"/>
+              </w:rPr>
+              <w:t>[p]</w:t>
+            </w:r>
+            <w:proofErr w:type="gramEnd"/>
+            <w:r>
+              <w:rPr>
+                <w:lang w:val="en-US"/>
+              </w:rPr>
+              <w:t>Please follow the rules and report only phishing emails.</w:t>
+            </w:r>
+          </w:p>
+          <w:p>
+            <w:pPr>
+              <w:rPr>
+                <w:lang w:val="en-US"/>
+              </w:rPr>
+            </w:pPr>
+          </w:p>
+        </w:tc>
+      </w:tr>
+      <w:tr>
+        <w:trPr>
+          <w:trHeight w:val="360"/>
+        </w:trPr>
+        <w:tc>
+          <w:tcPr>
+            <w:tcW w:w="3955" w:type="dxa"/>
+            <w:vAlign w:val="center"/>
+          </w:tcPr>
+          <w:p>
+            <w:pPr>
+              <w:rPr>
+                <w:b/>
+                <w:bCs/>
+                <w:lang w:val="en-US"/>
+              </w:rPr>
+            </w:pPr>
+          </w:p>
+        </w:tc>
+        <w:tc>
+          <w:tcPr>
+            <w:tcW w:w="5061" w:type="dxa"/>
+            <w:vAlign w:val="center"/>
+          </w:tcPr>
+          <w:p>
+            <w:pPr>
+              <w:rPr>
+                <w:lang w:val="en-US"/>
+              </w:rPr>
+            </w:pPr>
+          </w:p>
+        </w:tc>
+      </w:tr>
+      <w:tr>
+        <w:trPr>
+          <w:trHeight w:val="360"/>
+        </w:trPr>
+        <w:tc>
+          <w:tcPr>
+            <w:tcW w:w="3955" w:type="dxa"/>
+            <w:vAlign w:val="center"/>
+          </w:tcPr>
+          <w:p>
+            <w:pPr>
+              <w:rPr>
+                <w:b/>
+                <w:bCs/>
+                <w:lang w:val="en-US"/>
+              </w:rPr>
+            </w:pPr>
+          </w:p>
+        </w:tc>
+        <w:tc>
+          <w:tcPr>
+            <w:tcW w:w="5061" w:type="dxa"/>
+            <w:vAlign w:val="center"/>
+          </w:tcPr>
           <w:p>
             <w:pPr>
               <w:rPr>

--- a/level design.docx
+++ b/level design.docx
@@ -430,7 +430,6 @@
               </w:rPr>
               <w:t>D</w:t>
             </w:r>
-            <w:proofErr w:type="spellStart"/>
             <w:r>
               <w:rPr>
                 <w:b/>
@@ -438,7 +437,6 @@
               </w:rPr>
               <w:t>etails</w:t>
             </w:r>
-            <w:proofErr w:type="spellEnd"/>
           </w:p>
         </w:tc>
         <w:tc>
@@ -565,21 +563,7 @@
               <w:rPr>
                 <w:lang w:val="en-US"/>
               </w:rPr>
-              <w:t>: {</w:t>
-            </w:r>
-            <w:proofErr w:type="spellStart"/>
-            <w:r>
-              <w:rPr>
-                <w:lang w:val="en-US"/>
-              </w:rPr>
-              <w:t>player_email</w:t>
-            </w:r>
-            <w:proofErr w:type="spellEnd"/>
-            <w:r>
-              <w:rPr>
-                <w:lang w:val="en-US"/>
-              </w:rPr>
-              <w:t>}</w:t>
+              <w:t>: {player_email}</w:t>
             </w:r>
           </w:p>
           <w:p>
@@ -745,21 +729,7 @@
               <w:rPr>
                 <w:lang w:val="en-US"/>
               </w:rPr>
-              <w:t>: {</w:t>
-            </w:r>
-            <w:proofErr w:type="spellStart"/>
-            <w:r>
-              <w:rPr>
-                <w:lang w:val="en-US"/>
-              </w:rPr>
-              <w:t>player_email</w:t>
-            </w:r>
-            <w:proofErr w:type="spellEnd"/>
-            <w:r>
-              <w:rPr>
-                <w:lang w:val="en-US"/>
-              </w:rPr>
-              <w:t>}</w:t>
+              <w:t>: {player_email}</w:t>
             </w:r>
           </w:p>
           <w:p>
@@ -897,7 +867,6 @@
               </w:rPr>
               <w:t>D</w:t>
             </w:r>
-            <w:proofErr w:type="spellStart"/>
             <w:r>
               <w:rPr>
                 <w:b/>
@@ -905,7 +874,6 @@
               </w:rPr>
               <w:t>etails</w:t>
             </w:r>
-            <w:proofErr w:type="spellEnd"/>
           </w:p>
         </w:tc>
         <w:tc>
@@ -1011,7 +979,7 @@
               </w:rPr>
               <w:t xml:space="preserve">: </w:t>
             </w:r>
-            <w:hyperlink r:id="rId4" w:history="1">
+            <w:hyperlink r:id="rId5" w:history="1">
               <w:r>
                 <w:rPr>
                   <w:rStyle w:val="Hyperlink"/>
@@ -1039,21 +1007,7 @@
               <w:rPr>
                 <w:lang w:val="en-US"/>
               </w:rPr>
-              <w:t>: {</w:t>
-            </w:r>
-            <w:proofErr w:type="spellStart"/>
-            <w:r>
-              <w:rPr>
-                <w:lang w:val="en-US"/>
-              </w:rPr>
-              <w:t>player_email</w:t>
-            </w:r>
-            <w:proofErr w:type="spellEnd"/>
-            <w:r>
-              <w:rPr>
-                <w:lang w:val="en-US"/>
-              </w:rPr>
-              <w:t>}</w:t>
+              <w:t>: {player_email}</w:t>
             </w:r>
           </w:p>
           <w:p>
@@ -1076,7 +1030,7 @@
               </w:rPr>
               <w:t xml:space="preserve">: </w:t>
             </w:r>
-            <w:hyperlink r:id="rId5" w:history="1">
+            <w:hyperlink r:id="rId6" w:history="1">
               <w:r>
                 <w:rPr>
                   <w:rStyle w:val="Hyperlink"/>
@@ -1180,21 +1134,7 @@
               <w:rPr>
                 <w:lang w:val="en-US"/>
               </w:rPr>
-              <w:t>, {</w:t>
-            </w:r>
-            <w:proofErr w:type="spellStart"/>
-            <w:r>
-              <w:rPr>
-                <w:lang w:val="en-US"/>
-              </w:rPr>
-              <w:t>player_name</w:t>
-            </w:r>
-            <w:proofErr w:type="spellEnd"/>
-            <w:r>
-              <w:rPr>
-                <w:lang w:val="en-US"/>
-              </w:rPr>
-              <w:t>}</w:t>
+              <w:t>, {player_name}</w:t>
             </w:r>
             <w:r>
               <w:rPr>
@@ -1454,49 +1394,13 @@
               <w:rPr>
                 <w:lang w:val="en-US"/>
               </w:rPr>
-              <w:t>[</w:t>
-            </w:r>
-            <w:proofErr w:type="spellStart"/>
-            <w:r>
-              <w:rPr>
-                <w:lang w:val="en-US"/>
-              </w:rPr>
-              <w:t>img</w:t>
-            </w:r>
-            <w:proofErr w:type="spellEnd"/>
-            <w:r>
-              <w:rPr>
-                <w:lang w:val="en-US"/>
-              </w:rPr>
-              <w:t>]assets/tutorial/report_email.png[/</w:t>
-            </w:r>
-            <w:proofErr w:type="spellStart"/>
-            <w:proofErr w:type="gramStart"/>
-            <w:r>
-              <w:rPr>
-                <w:lang w:val="en-US"/>
-              </w:rPr>
-              <w:t>img</w:t>
-            </w:r>
-            <w:proofErr w:type="spellEnd"/>
-            <w:r>
-              <w:rPr>
-                <w:lang w:val="en-US"/>
-              </w:rPr>
-              <w:t>]</w:t>
-            </w:r>
-            <w:r>
-              <w:rPr>
-                <w:lang w:val="en-US"/>
-              </w:rPr>
-              <w:t>[</w:t>
-            </w:r>
-            <w:proofErr w:type="gramEnd"/>
-            <w:r>
-              <w:rPr>
-                <w:lang w:val="en-US"/>
-              </w:rPr>
-              <w:t>/center]</w:t>
+              <w:t>[img]assets/tutorial/report_email.png[/img]</w:t>
+            </w:r>
+            <w:r>
+              <w:rPr>
+                <w:lang w:val="en-US"/>
+              </w:rPr>
+              <w:t>[/center]</w:t>
             </w:r>
           </w:p>
           <w:p>
@@ -1656,7 +1560,7 @@
               </w:rPr>
               <w:t xml:space="preserve">: </w:t>
             </w:r>
-            <w:hyperlink r:id="rId6" w:history="1">
+            <w:hyperlink r:id="rId7" w:history="1">
               <w:r>
                 <w:rPr>
                   <w:rStyle w:val="Hyperlink"/>
@@ -1697,21 +1601,7 @@
               <w:rPr>
                 <w:lang w:val="en-US"/>
               </w:rPr>
-              <w:t>: {</w:t>
-            </w:r>
-            <w:proofErr w:type="spellStart"/>
-            <w:r>
-              <w:rPr>
-                <w:lang w:val="en-US"/>
-              </w:rPr>
-              <w:t>player_email</w:t>
-            </w:r>
-            <w:proofErr w:type="spellEnd"/>
-            <w:r>
-              <w:rPr>
-                <w:lang w:val="en-US"/>
-              </w:rPr>
-              <w:t>}</w:t>
+              <w:t>: {player_email}</w:t>
             </w:r>
           </w:p>
           <w:p>
@@ -1806,21 +1696,7 @@
               <w:rPr>
                 <w:lang w:val="en-US"/>
               </w:rPr>
-              <w:t>, {</w:t>
-            </w:r>
-            <w:proofErr w:type="spellStart"/>
-            <w:r>
-              <w:rPr>
-                <w:lang w:val="en-US"/>
-              </w:rPr>
-              <w:t>player_name</w:t>
-            </w:r>
-            <w:proofErr w:type="spellEnd"/>
-            <w:r>
-              <w:rPr>
-                <w:lang w:val="en-US"/>
-              </w:rPr>
-              <w:t>}!</w:t>
+              <w:t>, {player_name}!</w:t>
             </w:r>
           </w:p>
           <w:p>
@@ -1884,21 +1760,7 @@
               <w:rPr>
                 <w:lang w:val="en-US"/>
               </w:rPr>
-              <w:t>[p]</w:t>
-            </w:r>
-            <w:proofErr w:type="gramStart"/>
-            <w:r>
-              <w:rPr>
-                <w:lang w:val="en-US"/>
-              </w:rPr>
-              <w:t>To</w:t>
-            </w:r>
-            <w:proofErr w:type="gramEnd"/>
-            <w:r>
-              <w:rPr>
-                <w:lang w:val="en-US"/>
-              </w:rPr>
-              <w:t xml:space="preserve"> make things easier for you, I'll send you a request email like this every day and you can just drop the files in and click send!</w:t>
+              <w:t>[p]To make things easier for you, I'll send you a request email like this every day and you can just drop the files in and click send!</w:t>
             </w:r>
           </w:p>
           <w:p>
@@ -1924,35 +1786,7 @@
               <w:rPr>
                 <w:lang w:val="en-US"/>
               </w:rPr>
-              <w:t>[p][</w:t>
-            </w:r>
-            <w:proofErr w:type="gramStart"/>
-            <w:r>
-              <w:rPr>
-                <w:lang w:val="en-US"/>
-              </w:rPr>
-              <w:t>b]Make</w:t>
-            </w:r>
-            <w:proofErr w:type="gramEnd"/>
-            <w:r>
-              <w:rPr>
-                <w:lang w:val="en-US"/>
-              </w:rPr>
-              <w:t xml:space="preserve"> sure that you have collected all the Purchase Orders sent to you today before submitting. A missed order is a missed </w:t>
-            </w:r>
-            <w:proofErr w:type="gramStart"/>
-            <w:r>
-              <w:rPr>
-                <w:lang w:val="en-US"/>
-              </w:rPr>
-              <w:t>opportunity![</w:t>
-            </w:r>
-            <w:proofErr w:type="gramEnd"/>
-            <w:r>
-              <w:rPr>
-                <w:lang w:val="en-US"/>
-              </w:rPr>
-              <w:t>/b]</w:t>
+              <w:t>[p][b]Make sure that you have collected all the Purchase Orders sent to you today before submitting. A missed order is a missed opportunity![/b]</w:t>
             </w:r>
           </w:p>
           <w:p>
@@ -2156,7 +1990,7 @@
               </w:rPr>
               <w:t xml:space="preserve">: </w:t>
             </w:r>
-            <w:hyperlink r:id="rId7" w:history="1">
+            <w:hyperlink r:id="rId8" w:history="1">
               <w:r>
                 <w:rPr>
                   <w:rStyle w:val="Hyperlink"/>
@@ -2197,21 +2031,7 @@
               <w:rPr>
                 <w:lang w:val="en-US"/>
               </w:rPr>
-              <w:t>: {</w:t>
-            </w:r>
-            <w:proofErr w:type="spellStart"/>
-            <w:r>
-              <w:rPr>
-                <w:lang w:val="en-US"/>
-              </w:rPr>
-              <w:t>player_email</w:t>
-            </w:r>
-            <w:proofErr w:type="spellEnd"/>
-            <w:r>
-              <w:rPr>
-                <w:lang w:val="en-US"/>
-              </w:rPr>
-              <w:t>}</w:t>
+              <w:t>: {player_email}</w:t>
             </w:r>
           </w:p>
           <w:p>
@@ -2303,21 +2123,7 @@
               <w:rPr>
                 <w:lang w:val="en-US"/>
               </w:rPr>
-              <w:t>, {</w:t>
-            </w:r>
-            <w:proofErr w:type="spellStart"/>
-            <w:r>
-              <w:rPr>
-                <w:lang w:val="en-US"/>
-              </w:rPr>
-              <w:t>player_name</w:t>
-            </w:r>
-            <w:proofErr w:type="spellEnd"/>
-            <w:r>
-              <w:rPr>
-                <w:lang w:val="en-US"/>
-              </w:rPr>
-              <w:t>}!</w:t>
+              <w:t>, {player_name}!</w:t>
             </w:r>
           </w:p>
           <w:p>
@@ -2530,7 +2336,7 @@
               </w:rPr>
               <w:t xml:space="preserve">: </w:t>
             </w:r>
-            <w:hyperlink r:id="rId8" w:history="1">
+            <w:hyperlink r:id="rId9" w:history="1">
               <w:r>
                 <w:rPr>
                   <w:rStyle w:val="Hyperlink"/>
@@ -2564,21 +2370,7 @@
               <w:rPr>
                 <w:lang w:val="en-US"/>
               </w:rPr>
-              <w:t>: {</w:t>
-            </w:r>
-            <w:proofErr w:type="spellStart"/>
-            <w:r>
-              <w:rPr>
-                <w:lang w:val="en-US"/>
-              </w:rPr>
-              <w:t>player_email</w:t>
-            </w:r>
-            <w:proofErr w:type="spellEnd"/>
-            <w:r>
-              <w:rPr>
-                <w:lang w:val="en-US"/>
-              </w:rPr>
-              <w:t>}</w:t>
+              <w:t>: {player_email}</w:t>
             </w:r>
           </w:p>
           <w:p>
@@ -2685,37 +2477,13 @@
               <w:t>[p]</w:t>
             </w:r>
             <w:r>
-              <w:t>[</w:t>
-            </w:r>
-            <w:proofErr w:type="spellStart"/>
-            <w:r>
-              <w:t>center</w:t>
-            </w:r>
-            <w:proofErr w:type="spellEnd"/>
-            <w:r>
-              <w:t>]</w:t>
-            </w:r>
-            <w:r>
-              <w:t xml:space="preserve">Thank you for choosing Orbit </w:t>
-            </w:r>
-            <w:proofErr w:type="gramStart"/>
-            <w:r>
-              <w:t>Antivirus!</w:t>
-            </w:r>
-            <w:r>
-              <w:t>[</w:t>
-            </w:r>
-            <w:proofErr w:type="gramEnd"/>
-            <w:r>
-              <w:t>/</w:t>
-            </w:r>
-            <w:proofErr w:type="spellStart"/>
-            <w:r>
-              <w:t>center</w:t>
-            </w:r>
-            <w:proofErr w:type="spellEnd"/>
-            <w:r>
-              <w:t>]</w:t>
+              <w:t>[center]</w:t>
+            </w:r>
+            <w:r>
+              <w:t>Thank you for choosing Orbit Antivirus!</w:t>
+            </w:r>
+            <w:r>
+              <w:t>[/center]</w:t>
             </w:r>
           </w:p>
           <w:p>
@@ -2728,56 +2496,19 @@
               <w:t>[p]</w:t>
             </w:r>
             <w:r>
-              <w:t>[</w:t>
-            </w:r>
-            <w:proofErr w:type="spellStart"/>
-            <w:r>
-              <w:t>center</w:t>
-            </w:r>
-            <w:proofErr w:type="spellEnd"/>
-            <w:r>
-              <w:t>]</w:t>
-            </w:r>
-            <w:r>
-              <w:t>[</w:t>
-            </w:r>
-            <w:proofErr w:type="spellStart"/>
-            <w:r>
-              <w:t>img</w:t>
-            </w:r>
-            <w:proofErr w:type="spellEnd"/>
-            <w:r>
-              <w:t>]</w:t>
+              <w:t>[center]</w:t>
+            </w:r>
+            <w:r>
+              <w:t>[img]</w:t>
             </w:r>
             <w:r>
               <w:t>assets/</w:t>
             </w:r>
             <w:r>
-              <w:t>orbit_logo.png[/</w:t>
-            </w:r>
-            <w:proofErr w:type="spellStart"/>
-            <w:proofErr w:type="gramStart"/>
-            <w:r>
-              <w:t>img</w:t>
-            </w:r>
-            <w:proofErr w:type="spellEnd"/>
-            <w:r>
-              <w:t>]</w:t>
-            </w:r>
-            <w:r>
-              <w:t>[</w:t>
-            </w:r>
-            <w:proofErr w:type="gramEnd"/>
-            <w:r>
-              <w:t>/</w:t>
-            </w:r>
-            <w:proofErr w:type="spellStart"/>
-            <w:r>
-              <w:t>center</w:t>
-            </w:r>
-            <w:proofErr w:type="spellEnd"/>
-            <w:r>
-              <w:t>]</w:t>
+              <w:t>orbit_logo.png[/img]</w:t>
+            </w:r>
+            <w:r>
+              <w:t>[/center]</w:t>
             </w:r>
           </w:p>
           <w:p/>
@@ -2869,7 +2600,7 @@
               </w:rPr>
               <w:t xml:space="preserve">: </w:t>
             </w:r>
-            <w:hyperlink r:id="rId9" w:history="1">
+            <w:hyperlink r:id="rId10" w:history="1">
               <w:r>
                 <w:rPr>
                   <w:rStyle w:val="Hyperlink"/>
@@ -2903,21 +2634,7 @@
               <w:rPr>
                 <w:lang w:val="en-US"/>
               </w:rPr>
-              <w:t>: {</w:t>
-            </w:r>
-            <w:proofErr w:type="spellStart"/>
-            <w:r>
-              <w:rPr>
-                <w:lang w:val="en-US"/>
-              </w:rPr>
-              <w:t>player_email</w:t>
-            </w:r>
-            <w:proofErr w:type="spellEnd"/>
-            <w:r>
-              <w:rPr>
-                <w:lang w:val="en-US"/>
-              </w:rPr>
-              <w:t>}</w:t>
+              <w:t>: {player_email}</w:t>
             </w:r>
           </w:p>
           <w:p>
@@ -3028,100 +2745,91 @@
                 <w:lang w:val="en-US"/>
               </w:rPr>
             </w:pPr>
-            <w:proofErr w:type="gramStart"/>
+            <w:r>
+              <w:rPr>
+                <w:lang w:val="en-US"/>
+              </w:rPr>
+              <w:t>[p]Please refer to the PO attached.</w:t>
+            </w:r>
+          </w:p>
+          <w:p>
+            <w:pPr>
+              <w:rPr>
+                <w:lang w:val="en-US"/>
+              </w:rPr>
+            </w:pPr>
+            <w:r>
+              <w:rPr>
+                <w:lang w:val="en-US"/>
+              </w:rPr>
+              <w:t xml:space="preserve">[p] </w:t>
+            </w:r>
+          </w:p>
+          <w:p>
+            <w:pPr>
+              <w:rPr>
+                <w:lang w:val="en-US"/>
+              </w:rPr>
+            </w:pPr>
+            <w:r>
+              <w:rPr>
+                <w:lang w:val="en-US"/>
+              </w:rPr>
+              <w:t xml:space="preserve">[p] </w:t>
+            </w:r>
+          </w:p>
+          <w:p>
+            <w:pPr>
+              <w:rPr>
+                <w:lang w:val="en-US"/>
+              </w:rPr>
+            </w:pPr>
+            <w:r>
+              <w:rPr>
+                <w:lang w:val="en-US"/>
+              </w:rPr>
+              <w:t>[p]Ong Wei Zhe</w:t>
+            </w:r>
+          </w:p>
+          <w:p>
+            <w:pPr>
+              <w:rPr>
+                <w:lang w:val="en-US"/>
+              </w:rPr>
+            </w:pPr>
+            <w:r>
+              <w:rPr>
+                <w:lang w:val="en-US"/>
+              </w:rPr>
+              <w:t>[p]Store Owner</w:t>
+            </w:r>
+          </w:p>
+          <w:p>
+            <w:pPr>
+              <w:rPr>
+                <w:lang w:val="en-US"/>
+              </w:rPr>
+            </w:pPr>
+            <w:r>
+              <w:rPr>
+                <w:lang w:val="en-US"/>
+              </w:rPr>
+              <w:t>[p]Little Genius Stationery</w:t>
+            </w:r>
+          </w:p>
+          <w:p>
+            <w:pPr>
+              <w:rPr>
+                <w:rFonts w:ascii="MS Gothic" w:eastAsia="MS Gothic" w:hAnsi="MS Gothic" w:cs="MS Gothic"/>
+                <w:lang w:val="en-US"/>
+              </w:rPr>
+            </w:pPr>
             <w:r>
               <w:rPr>
                 <w:lang w:val="en-US"/>
               </w:rPr>
               <w:t>[p]</w:t>
             </w:r>
-            <w:proofErr w:type="gramEnd"/>
-            <w:r>
-              <w:rPr>
-                <w:lang w:val="en-US"/>
-              </w:rPr>
-              <w:t>Please refer to the PO attached.</w:t>
-            </w:r>
-          </w:p>
-          <w:p>
-            <w:pPr>
-              <w:rPr>
-                <w:lang w:val="en-US"/>
-              </w:rPr>
-            </w:pPr>
-            <w:r>
-              <w:rPr>
-                <w:lang w:val="en-US"/>
-              </w:rPr>
-              <w:t xml:space="preserve">[p] </w:t>
-            </w:r>
-          </w:p>
-          <w:p>
-            <w:pPr>
-              <w:rPr>
-                <w:lang w:val="en-US"/>
-              </w:rPr>
-            </w:pPr>
-            <w:r>
-              <w:rPr>
-                <w:lang w:val="en-US"/>
-              </w:rPr>
-              <w:t xml:space="preserve">[p] </w:t>
-            </w:r>
-          </w:p>
-          <w:p>
-            <w:pPr>
-              <w:rPr>
-                <w:lang w:val="en-US"/>
-              </w:rPr>
-            </w:pPr>
-            <w:r>
-              <w:rPr>
-                <w:lang w:val="en-US"/>
-              </w:rPr>
-              <w:t>[p]Ong Wei Zhe</w:t>
-            </w:r>
-          </w:p>
-          <w:p>
-            <w:pPr>
-              <w:rPr>
-                <w:lang w:val="en-US"/>
-              </w:rPr>
-            </w:pPr>
-            <w:r>
-              <w:rPr>
-                <w:lang w:val="en-US"/>
-              </w:rPr>
-              <w:t>[p]Store Owner</w:t>
-            </w:r>
-          </w:p>
-          <w:p>
-            <w:pPr>
-              <w:rPr>
-                <w:lang w:val="en-US"/>
-              </w:rPr>
-            </w:pPr>
-            <w:r>
-              <w:rPr>
-                <w:lang w:val="en-US"/>
-              </w:rPr>
-              <w:t>[p]Little Genius Stationery</w:t>
-            </w:r>
-          </w:p>
-          <w:p>
-            <w:pPr>
-              <w:rPr>
-                <w:rFonts w:ascii="MS Gothic" w:eastAsia="MS Gothic" w:hAnsi="MS Gothic" w:cs="MS Gothic"/>
-                <w:lang w:val="en-US"/>
-              </w:rPr>
-            </w:pPr>
-            <w:r>
-              <w:rPr>
-                <w:lang w:val="en-US"/>
-              </w:rPr>
-              <w:t>[p]</w:t>
-            </w:r>
-            <w:proofErr w:type="spellStart"/>
             <w:r>
               <w:rPr>
                 <w:rFonts w:ascii="MS Gothic" w:eastAsia="MS Gothic" w:hAnsi="MS Gothic" w:cs="MS Gothic" w:hint="eastAsia"/>
@@ -3129,7 +2837,6 @@
               </w:rPr>
               <w:t>小天才文具店</w:t>
             </w:r>
-            <w:proofErr w:type="spellEnd"/>
           </w:p>
           <w:p>
             <w:pPr>
@@ -3199,14 +2906,12 @@
               </w:rPr>
               <w:t xml:space="preserve">: </w:t>
             </w:r>
-            <w:proofErr w:type="spellStart"/>
             <w:r>
               <w:rPr>
                 <w:lang w:val="en-US"/>
               </w:rPr>
               <w:t>Trippo</w:t>
             </w:r>
-            <w:proofErr w:type="spellEnd"/>
           </w:p>
           <w:p>
             <w:pPr>
@@ -3228,7 +2933,7 @@
               </w:rPr>
               <w:t xml:space="preserve">: </w:t>
             </w:r>
-            <w:hyperlink r:id="rId10" w:history="1">
+            <w:hyperlink r:id="rId11" w:history="1">
               <w:r>
                 <w:rPr>
                   <w:rStyle w:val="Hyperlink"/>
@@ -3242,14 +2947,12 @@
                 </w:rPr>
                 <w:t>@t</w:t>
               </w:r>
-              <w:proofErr w:type="spellStart"/>
               <w:r>
                 <w:rPr>
                   <w:rStyle w:val="Hyperlink"/>
                 </w:rPr>
                 <w:t>rippo</w:t>
               </w:r>
-              <w:proofErr w:type="spellEnd"/>
               <w:r>
                 <w:rPr>
                   <w:rStyle w:val="Hyperlink"/>
@@ -3283,21 +2986,7 @@
               <w:rPr>
                 <w:lang w:val="en-US"/>
               </w:rPr>
-              <w:t>: {</w:t>
-            </w:r>
-            <w:proofErr w:type="spellStart"/>
-            <w:r>
-              <w:rPr>
-                <w:lang w:val="en-US"/>
-              </w:rPr>
-              <w:t>player_email</w:t>
-            </w:r>
-            <w:proofErr w:type="spellEnd"/>
-            <w:r>
-              <w:rPr>
-                <w:lang w:val="en-US"/>
-              </w:rPr>
-              <w:t>}</w:t>
+              <w:t>: {player_email}</w:t>
             </w:r>
           </w:p>
           <w:p>
@@ -3393,11 +3082,7 @@
               <w:t>[img</w:t>
             </w:r>
             <w:r>
-              <w:t>=750x</w:t>
-            </w:r>
-            <w:proofErr w:type="gramStart"/>
-            <w:r>
-              <w:t>750</w:t>
+              <w:t>=750x750</w:t>
             </w:r>
             <w:r>
               <w:t>]</w:t>
@@ -3406,22 +3091,10 @@
               <w:t>assets/adware/</w:t>
             </w:r>
             <w:r>
-              <w:t>trippo_ad.jpg</w:t>
-            </w:r>
-            <w:proofErr w:type="gramEnd"/>
-            <w:r>
-              <w:t>[/</w:t>
-            </w:r>
-            <w:proofErr w:type="gramStart"/>
-            <w:r>
-              <w:t>img]</w:t>
-            </w:r>
-            <w:r>
-              <w:t>[</w:t>
-            </w:r>
-            <w:proofErr w:type="gramEnd"/>
-            <w:r>
-              <w:t>/center]</w:t>
+              <w:t>trippo_ad.jpg[/img]</w:t>
+            </w:r>
+            <w:r>
+              <w:t>[/center]</w:t>
             </w:r>
           </w:p>
         </w:tc>
@@ -3512,7 +3185,7 @@
               </w:rPr>
               <w:t xml:space="preserve">: </w:t>
             </w:r>
-            <w:hyperlink r:id="rId11" w:history="1">
+            <w:hyperlink r:id="rId12" w:history="1">
               <w:r>
                 <w:rPr>
                   <w:rStyle w:val="Hyperlink"/>
@@ -3559,21 +3232,7 @@
               <w:rPr>
                 <w:lang w:val="en-US"/>
               </w:rPr>
-              <w:t>: {</w:t>
-            </w:r>
-            <w:proofErr w:type="spellStart"/>
-            <w:r>
-              <w:rPr>
-                <w:lang w:val="en-US"/>
-              </w:rPr>
-              <w:t>player_email</w:t>
-            </w:r>
-            <w:proofErr w:type="spellEnd"/>
-            <w:r>
-              <w:rPr>
-                <w:lang w:val="en-US"/>
-              </w:rPr>
-              <w:t>}</w:t>
+              <w:t>: {player_email}</w:t>
             </w:r>
           </w:p>
           <w:p>
@@ -3849,7 +3508,7 @@
               </w:rPr>
               <w:t xml:space="preserve">: </w:t>
             </w:r>
-            <w:hyperlink r:id="rId12" w:history="1">
+            <w:hyperlink r:id="rId13" w:history="1">
               <w:r>
                 <w:rPr>
                   <w:rStyle w:val="Hyperlink"/>
@@ -3889,21 +3548,7 @@
               <w:rPr>
                 <w:lang w:val="en-US"/>
               </w:rPr>
-              <w:t>: {</w:t>
-            </w:r>
-            <w:proofErr w:type="spellStart"/>
-            <w:r>
-              <w:rPr>
-                <w:lang w:val="en-US"/>
-              </w:rPr>
-              <w:t>player_email</w:t>
-            </w:r>
-            <w:proofErr w:type="spellEnd"/>
-            <w:r>
-              <w:rPr>
-                <w:lang w:val="en-US"/>
-              </w:rPr>
-              <w:t>}</w:t>
+              <w:t>: {player_email}</w:t>
             </w:r>
           </w:p>
           <w:p>
@@ -3939,6 +3584,7 @@
                 <w:bCs/>
                 <w:lang w:val="en-US"/>
               </w:rPr>
+              <w:lastRenderedPageBreak/>
               <w:t>Subject</w:t>
             </w:r>
             <w:r>
@@ -4093,6 +3739,7 @@
               <w:rPr>
                 <w:lang w:val="en-US"/>
               </w:rPr>
+              <w:lastRenderedPageBreak/>
               <w:t>[p]</w:t>
             </w:r>
             <w:r>
@@ -4143,63 +3790,7 @@
               <w:rPr>
                 <w:lang w:val="en-US"/>
               </w:rPr>
-              <w:t>[center][</w:t>
-            </w:r>
-            <w:proofErr w:type="spellStart"/>
-            <w:r>
-              <w:rPr>
-                <w:lang w:val="en-US"/>
-              </w:rPr>
-              <w:t>img</w:t>
-            </w:r>
-            <w:proofErr w:type="spellEnd"/>
-            <w:r>
-              <w:rPr>
-                <w:lang w:val="en-US"/>
-              </w:rPr>
-              <w:t>]assets/tutorial/hover1.png[/</w:t>
-            </w:r>
-            <w:proofErr w:type="spellStart"/>
-            <w:r>
-              <w:rPr>
-                <w:lang w:val="en-US"/>
-              </w:rPr>
-              <w:t>img</w:t>
-            </w:r>
-            <w:proofErr w:type="spellEnd"/>
-            <w:r>
-              <w:rPr>
-                <w:lang w:val="en-US"/>
-              </w:rPr>
-              <w:t>] [</w:t>
-            </w:r>
-            <w:proofErr w:type="spellStart"/>
-            <w:r>
-              <w:rPr>
-                <w:lang w:val="en-US"/>
-              </w:rPr>
-              <w:t>img</w:t>
-            </w:r>
-            <w:proofErr w:type="spellEnd"/>
-            <w:r>
-              <w:rPr>
-                <w:lang w:val="en-US"/>
-              </w:rPr>
-              <w:t>]assets/tutorial/hover2.png[/</w:t>
-            </w:r>
-            <w:proofErr w:type="spellStart"/>
-            <w:r>
-              <w:rPr>
-                <w:lang w:val="en-US"/>
-              </w:rPr>
-              <w:t>img</w:t>
-            </w:r>
-            <w:proofErr w:type="spellEnd"/>
-            <w:r>
-              <w:rPr>
-                <w:lang w:val="en-US"/>
-              </w:rPr>
-              <w:t>] [/center]</w:t>
+              <w:t>[center][img]assets/tutorial/hover1.png[/img] [img]assets/tutorial/hover2.png[/img] [/center]</w:t>
             </w:r>
           </w:p>
           <w:p>
@@ -4379,7 +3970,7 @@
               </w:rPr>
               <w:t xml:space="preserve">: </w:t>
             </w:r>
-            <w:hyperlink r:id="rId13" w:history="1">
+            <w:hyperlink r:id="rId14" w:history="1">
               <w:r>
                 <w:rPr>
                   <w:rStyle w:val="Hyperlink"/>
@@ -4419,21 +4010,7 @@
               <w:rPr>
                 <w:lang w:val="en-US"/>
               </w:rPr>
-              <w:t>: {</w:t>
-            </w:r>
-            <w:proofErr w:type="spellStart"/>
-            <w:r>
-              <w:rPr>
-                <w:lang w:val="en-US"/>
-              </w:rPr>
-              <w:t>player_email</w:t>
-            </w:r>
-            <w:proofErr w:type="spellEnd"/>
-            <w:r>
-              <w:rPr>
-                <w:lang w:val="en-US"/>
-              </w:rPr>
-              <w:t>}</w:t>
+              <w:t>: {player_email}</w:t>
             </w:r>
           </w:p>
           <w:p>
@@ -4524,21 +4101,7 @@
               <w:rPr>
                 <w:lang w:val="en-US"/>
               </w:rPr>
-              <w:t xml:space="preserve">Hello, I want to order some </w:t>
-            </w:r>
-            <w:proofErr w:type="spellStart"/>
-            <w:r>
-              <w:rPr>
-                <w:lang w:val="en-US"/>
-              </w:rPr>
-              <w:t>stationarys</w:t>
-            </w:r>
-            <w:proofErr w:type="spellEnd"/>
-            <w:r>
-              <w:rPr>
-                <w:lang w:val="en-US"/>
-              </w:rPr>
-              <w:t xml:space="preserve"> for my shop.</w:t>
+              <w:t>Hello, I want to order some stationarys for my shop.</w:t>
             </w:r>
           </w:p>
           <w:p>
@@ -4699,7 +4262,7 @@
               </w:rPr>
               <w:t xml:space="preserve">: </w:t>
             </w:r>
-            <w:hyperlink r:id="rId14" w:history="1">
+            <w:hyperlink r:id="rId15" w:history="1">
               <w:r>
                 <w:rPr>
                   <w:rStyle w:val="Hyperlink"/>
@@ -4739,21 +4302,7 @@
               <w:rPr>
                 <w:lang w:val="en-US"/>
               </w:rPr>
-              <w:t>: {</w:t>
-            </w:r>
-            <w:proofErr w:type="spellStart"/>
-            <w:r>
-              <w:rPr>
-                <w:lang w:val="en-US"/>
-              </w:rPr>
-              <w:t>player_email</w:t>
-            </w:r>
-            <w:proofErr w:type="spellEnd"/>
-            <w:r>
-              <w:rPr>
-                <w:lang w:val="en-US"/>
-              </w:rPr>
-              <w:t>}</w:t>
+              <w:t>: {player_email}</w:t>
             </w:r>
           </w:p>
           <w:p>
@@ -4801,16 +4350,8 @@
               <w:rPr>
                 <w:lang w:val="en-US"/>
               </w:rPr>
-              <w:t xml:space="preserve">Purchase Order - </w:t>
-            </w:r>
-            <w:proofErr w:type="spellStart"/>
-            <w:r>
-              <w:rPr>
-                <w:lang w:val="en-US"/>
-              </w:rPr>
-              <w:t>PrintingPro</w:t>
-            </w:r>
-            <w:proofErr w:type="spellEnd"/>
+              <w:t>Purchase Order - PrintingPro</w:t>
+            </w:r>
           </w:p>
           <w:p>
             <w:pPr>
@@ -4837,21 +4378,7 @@
               <w:rPr>
                 <w:lang w:val="en-US"/>
               </w:rPr>
-              <w:t>Hi {</w:t>
-            </w:r>
-            <w:proofErr w:type="spellStart"/>
-            <w:r>
-              <w:rPr>
-                <w:lang w:val="en-US"/>
-              </w:rPr>
-              <w:t>player_name</w:t>
-            </w:r>
-            <w:proofErr w:type="spellEnd"/>
-            <w:r>
-              <w:rPr>
-                <w:lang w:val="en-US"/>
-              </w:rPr>
-              <w:t>}!</w:t>
+              <w:t>Hi {player_name}!</w:t>
             </w:r>
             <w:r>
               <w:rPr>
@@ -4883,21 +4410,7 @@
               <w:rPr>
                 <w:lang w:val="en-US"/>
               </w:rPr>
-              <w:t xml:space="preserve">[p]This is a Purchase Order from </w:t>
-            </w:r>
-            <w:proofErr w:type="spellStart"/>
-            <w:r>
-              <w:rPr>
-                <w:lang w:val="en-US"/>
-              </w:rPr>
-              <w:t>PrintingPro</w:t>
-            </w:r>
-            <w:proofErr w:type="spellEnd"/>
-            <w:r>
-              <w:rPr>
-                <w:lang w:val="en-US"/>
-              </w:rPr>
-              <w:t>. Please help me send this to finance. Thanks!</w:t>
+              <w:t>[p]This is a Purchase Order from PrintingPro. Please help me send this to finance. Thanks!</w:t>
             </w:r>
           </w:p>
         </w:tc>
@@ -4938,6 +4451,7 @@
           <w:bCs/>
           <w:lang w:val="en-US"/>
         </w:rPr>
+        <w:lastRenderedPageBreak/>
         <w:t>Tuesday</w:t>
       </w:r>
     </w:p>
@@ -4977,7 +4491,6 @@
               </w:rPr>
               <w:t>D</w:t>
             </w:r>
-            <w:proofErr w:type="spellStart"/>
             <w:r>
               <w:rPr>
                 <w:b/>
@@ -4985,7 +4498,6 @@
               </w:rPr>
               <w:t>etails</w:t>
             </w:r>
-            <w:proofErr w:type="spellEnd"/>
           </w:p>
         </w:tc>
         <w:tc>
@@ -5124,21 +4636,7 @@
               <w:rPr>
                 <w:lang w:val="en-US"/>
               </w:rPr>
-              <w:t>: {</w:t>
-            </w:r>
-            <w:proofErr w:type="spellStart"/>
-            <w:r>
-              <w:rPr>
-                <w:lang w:val="en-US"/>
-              </w:rPr>
-              <w:t>player_email</w:t>
-            </w:r>
-            <w:proofErr w:type="spellEnd"/>
-            <w:r>
-              <w:rPr>
-                <w:lang w:val="en-US"/>
-              </w:rPr>
-              <w:t>}</w:t>
+              <w:t>: {player_email}</w:t>
             </w:r>
           </w:p>
           <w:p>
@@ -5231,21 +4729,7 @@
               <w:rPr>
                 <w:lang w:val="en-US"/>
               </w:rPr>
-              <w:t xml:space="preserve"> {</w:t>
-            </w:r>
-            <w:proofErr w:type="spellStart"/>
-            <w:r>
-              <w:rPr>
-                <w:lang w:val="en-US"/>
-              </w:rPr>
-              <w:t>player_name</w:t>
-            </w:r>
-            <w:proofErr w:type="spellEnd"/>
-            <w:r>
-              <w:rPr>
-                <w:lang w:val="en-US"/>
-              </w:rPr>
-              <w:t>}!</w:t>
+              <w:t xml:space="preserve"> {player_name}!</w:t>
             </w:r>
           </w:p>
           <w:p>
@@ -5361,91 +4845,7 @@
               <w:rPr>
                 <w:lang w:val="en-US"/>
               </w:rPr>
-              <w:t>[</w:t>
-            </w:r>
-            <w:proofErr w:type="spellStart"/>
-            <w:r>
-              <w:rPr>
-                <w:lang w:val="en-US"/>
-              </w:rPr>
-              <w:t>img</w:t>
-            </w:r>
-            <w:proofErr w:type="spellEnd"/>
-            <w:r>
-              <w:rPr>
-                <w:lang w:val="en-US"/>
-              </w:rPr>
-              <w:t>]assets/tutorial/highlight1.png[/</w:t>
-            </w:r>
-            <w:proofErr w:type="spellStart"/>
-            <w:r>
-              <w:rPr>
-                <w:lang w:val="en-US"/>
-              </w:rPr>
-              <w:t>img</w:t>
-            </w:r>
-            <w:proofErr w:type="spellEnd"/>
-            <w:r>
-              <w:rPr>
-                <w:lang w:val="en-US"/>
-              </w:rPr>
-              <w:t>] [</w:t>
-            </w:r>
-            <w:proofErr w:type="spellStart"/>
-            <w:r>
-              <w:rPr>
-                <w:lang w:val="en-US"/>
-              </w:rPr>
-              <w:t>img</w:t>
-            </w:r>
-            <w:proofErr w:type="spellEnd"/>
-            <w:r>
-              <w:rPr>
-                <w:lang w:val="en-US"/>
-              </w:rPr>
-              <w:t>]assets/tutorial/highlight2.png[/</w:t>
-            </w:r>
-            <w:proofErr w:type="spellStart"/>
-            <w:r>
-              <w:rPr>
-                <w:lang w:val="en-US"/>
-              </w:rPr>
-              <w:t>img</w:t>
-            </w:r>
-            <w:proofErr w:type="spellEnd"/>
-            <w:r>
-              <w:rPr>
-                <w:lang w:val="en-US"/>
-              </w:rPr>
-              <w:t>] [</w:t>
-            </w:r>
-            <w:proofErr w:type="spellStart"/>
-            <w:r>
-              <w:rPr>
-                <w:lang w:val="en-US"/>
-              </w:rPr>
-              <w:t>img</w:t>
-            </w:r>
-            <w:proofErr w:type="spellEnd"/>
-            <w:r>
-              <w:rPr>
-                <w:lang w:val="en-US"/>
-              </w:rPr>
-              <w:t>]assets/tutorial/highlight3.png[/</w:t>
-            </w:r>
-            <w:proofErr w:type="spellStart"/>
-            <w:r>
-              <w:rPr>
-                <w:lang w:val="en-US"/>
-              </w:rPr>
-              <w:t>img</w:t>
-            </w:r>
-            <w:proofErr w:type="spellEnd"/>
-            <w:r>
-              <w:rPr>
-                <w:lang w:val="en-US"/>
-              </w:rPr>
-              <w:t>]</w:t>
+              <w:t>[img]assets/tutorial/highlight1.png[/img] [img]assets/tutorial/highlight2.png[/img] [img]assets/tutorial/highlight3.png[/img]</w:t>
             </w:r>
           </w:p>
           <w:p>
@@ -5543,7 +4943,7 @@
               </w:rPr>
               <w:t xml:space="preserve">: </w:t>
             </w:r>
-            <w:hyperlink r:id="rId15" w:history="1">
+            <w:hyperlink r:id="rId16" w:history="1">
               <w:r>
                 <w:rPr>
                   <w:rStyle w:val="Hyperlink"/>
@@ -5584,21 +4984,7 @@
               <w:rPr>
                 <w:lang w:val="en-US"/>
               </w:rPr>
-              <w:t>: {</w:t>
-            </w:r>
-            <w:proofErr w:type="spellStart"/>
-            <w:r>
-              <w:rPr>
-                <w:lang w:val="en-US"/>
-              </w:rPr>
-              <w:t>player_email</w:t>
-            </w:r>
-            <w:proofErr w:type="spellEnd"/>
-            <w:r>
-              <w:rPr>
-                <w:lang w:val="en-US"/>
-              </w:rPr>
-              <w:t>}</w:t>
+              <w:t>: {player_email}</w:t>
             </w:r>
           </w:p>
           <w:p>
@@ -5805,7 +5191,7 @@
               </w:rPr>
               <w:t xml:space="preserve">: </w:t>
             </w:r>
-            <w:hyperlink r:id="rId16" w:history="1">
+            <w:hyperlink r:id="rId17" w:history="1">
               <w:r>
                 <w:rPr>
                   <w:rStyle w:val="Hyperlink"/>
@@ -5839,21 +5225,7 @@
               <w:rPr>
                 <w:lang w:val="en-US"/>
               </w:rPr>
-              <w:t>: {</w:t>
-            </w:r>
-            <w:proofErr w:type="spellStart"/>
-            <w:r>
-              <w:rPr>
-                <w:lang w:val="en-US"/>
-              </w:rPr>
-              <w:t>player_email</w:t>
-            </w:r>
-            <w:proofErr w:type="spellEnd"/>
-            <w:r>
-              <w:rPr>
-                <w:lang w:val="en-US"/>
-              </w:rPr>
-              <w:t>}</w:t>
+              <w:t>: {player_email}</w:t>
             </w:r>
           </w:p>
           <w:p>
@@ -5995,27 +5367,14 @@
               <w:rPr>
                 <w:lang w:val="en-US"/>
               </w:rPr>
-              <w:t>[</w:t>
-            </w:r>
-            <w:proofErr w:type="gramStart"/>
-            <w:r>
-              <w:rPr>
-                <w:lang w:val="en-US"/>
-              </w:rPr>
-              <w:t>b]</w:t>
+              <w:t>[b]</w:t>
             </w:r>
             <w:r>
               <w:t>Malware</w:t>
             </w:r>
-            <w:proofErr w:type="gramEnd"/>
-            <w:r>
-              <w:t>[/b</w:t>
-            </w:r>
-            <w:proofErr w:type="gramStart"/>
-            <w:r>
-              <w:t>] :</w:t>
-            </w:r>
-            <w:proofErr w:type="gramEnd"/>
+            <w:r>
+              <w:t>[/b] :</w:t>
+            </w:r>
             <w:r>
               <w:t xml:space="preserve"> Software that runs in the background silently. They have various goals, such as recording what you type, </w:t>
             </w:r>
@@ -6041,29 +5400,10 @@
               <w:rPr>
                 <w:lang w:val="en-US"/>
               </w:rPr>
-              <w:t>[p][</w:t>
-            </w:r>
-            <w:proofErr w:type="gramStart"/>
-            <w:r>
-              <w:rPr>
-                <w:lang w:val="en-US"/>
-              </w:rPr>
-              <w:t>b]</w:t>
-            </w:r>
-            <w:r>
-              <w:t>Adware</w:t>
-            </w:r>
-            <w:proofErr w:type="gramEnd"/>
-            <w:r>
-              <w:t>[/b</w:t>
-            </w:r>
-            <w:proofErr w:type="gramStart"/>
-            <w:r>
-              <w:t>] :</w:t>
-            </w:r>
-            <w:proofErr w:type="gramEnd"/>
-            <w:r>
-              <w:t xml:space="preserve"> If it exists in your device, you will get spammed by various advertisements which can be very distracting.</w:t>
+              <w:t>[p][b]</w:t>
+            </w:r>
+            <w:r>
+              <w:t>Adware[/b] : If it exists in your device, you will get spammed by various advertisements which can be very distracting.</w:t>
             </w:r>
           </w:p>
           <w:p>
@@ -6084,41 +5424,23 @@
               <w:rPr>
                 <w:lang w:val="en-US"/>
               </w:rPr>
-              <w:t>[p][</w:t>
-            </w:r>
-            <w:proofErr w:type="gramStart"/>
-            <w:r>
-              <w:rPr>
-                <w:lang w:val="en-US"/>
-              </w:rPr>
-              <w:t>b]</w:t>
-            </w:r>
-            <w:r>
-              <w:t>Ransomware</w:t>
-            </w:r>
-            <w:proofErr w:type="gramEnd"/>
-            <w:r>
-              <w:t>[/b</w:t>
-            </w:r>
-            <w:proofErr w:type="gramStart"/>
-            <w:r>
-              <w:t>] :</w:t>
-            </w:r>
-            <w:proofErr w:type="gramEnd"/>
-            <w:r>
-              <w:t xml:space="preserve"> One of the most dangerous software to have in your device. It will lock your files and demand a large sum of money to unlock your files. Do not pay the ransom, it will not guarantee your files return.</w:t>
-            </w:r>
-          </w:p>
-          <w:p>
-            <w:pPr>
-              <w:rPr>
-                <w:lang w:val="en-US"/>
-              </w:rPr>
-            </w:pPr>
-            <w:r>
-              <w:rPr>
-                <w:lang w:val="en-US"/>
-              </w:rPr>
+              <w:t>[p][b]</w:t>
+            </w:r>
+            <w:r>
+              <w:t>Ransomware[/b] : One of the most dangerous software to have in your device. It will lock your files and demand a large sum of money to unlock your files. Do not pay the ransom, it will not guarantee your files return.</w:t>
+            </w:r>
+          </w:p>
+          <w:p>
+            <w:pPr>
+              <w:rPr>
+                <w:lang w:val="en-US"/>
+              </w:rPr>
+            </w:pPr>
+            <w:r>
+              <w:rPr>
+                <w:lang w:val="en-US"/>
+              </w:rPr>
+              <w:lastRenderedPageBreak/>
               <w:t xml:space="preserve">[p] </w:t>
             </w:r>
           </w:p>
@@ -6273,21 +5595,7 @@
               <w:rPr>
                 <w:lang w:val="en-US"/>
               </w:rPr>
-              <w:t>: {</w:t>
-            </w:r>
-            <w:proofErr w:type="spellStart"/>
-            <w:r>
-              <w:rPr>
-                <w:lang w:val="en-US"/>
-              </w:rPr>
-              <w:t>player_email</w:t>
-            </w:r>
-            <w:proofErr w:type="spellEnd"/>
-            <w:r>
-              <w:rPr>
-                <w:lang w:val="en-US"/>
-              </w:rPr>
-              <w:t>}</w:t>
+              <w:t>: {player_email}</w:t>
             </w:r>
           </w:p>
           <w:p>
@@ -6453,16 +5761,8 @@
               <w:rPr>
                 <w:lang w:val="en-US"/>
               </w:rPr>
-              <w:t xml:space="preserve">Jane </w:t>
-            </w:r>
-            <w:proofErr w:type="spellStart"/>
-            <w:r>
-              <w:rPr>
-                <w:lang w:val="en-US"/>
-              </w:rPr>
-              <w:t>Navarednam</w:t>
-            </w:r>
-            <w:proofErr w:type="spellEnd"/>
+              <w:t>Jane Navarednam</w:t>
+            </w:r>
           </w:p>
           <w:p>
             <w:pPr>
@@ -6597,21 +5897,7 @@
               <w:rPr>
                 <w:lang w:val="en-US"/>
               </w:rPr>
-              <w:t>: {</w:t>
-            </w:r>
-            <w:proofErr w:type="spellStart"/>
-            <w:r>
-              <w:rPr>
-                <w:lang w:val="en-US"/>
-              </w:rPr>
-              <w:t>player_email</w:t>
-            </w:r>
-            <w:proofErr w:type="spellEnd"/>
-            <w:r>
-              <w:rPr>
-                <w:lang w:val="en-US"/>
-              </w:rPr>
-              <w:t>}</w:t>
+              <w:t>: {player_email}</w:t>
             </w:r>
           </w:p>
           <w:p>
@@ -6699,47 +5985,19 @@
               <w:rPr>
                 <w:lang w:val="en-US"/>
               </w:rPr>
-              <w:t>=500x</w:t>
-            </w:r>
-            <w:proofErr w:type="gramStart"/>
-            <w:r>
-              <w:rPr>
-                <w:lang w:val="en-US"/>
-              </w:rPr>
-              <w:t>500</w:t>
-            </w:r>
-            <w:r>
-              <w:rPr>
-                <w:lang w:val="en-US"/>
-              </w:rPr>
-              <w:t>]assets/adware/c17_recruit.jpg</w:t>
-            </w:r>
-            <w:proofErr w:type="gramEnd"/>
-            <w:r>
-              <w:rPr>
-                <w:lang w:val="en-US"/>
-              </w:rPr>
-              <w:t>[/</w:t>
-            </w:r>
-            <w:proofErr w:type="gramStart"/>
-            <w:r>
-              <w:rPr>
-                <w:lang w:val="en-US"/>
-              </w:rPr>
-              <w:t>img]</w:t>
-            </w:r>
-            <w:r>
-              <w:rPr>
-                <w:lang w:val="en-US"/>
-              </w:rPr>
-              <w:t>[</w:t>
-            </w:r>
-            <w:proofErr w:type="gramEnd"/>
-            <w:r>
-              <w:rPr>
-                <w:lang w:val="en-US"/>
-              </w:rPr>
-              <w:t>/center]</w:t>
+              <w:t>=500x500</w:t>
+            </w:r>
+            <w:r>
+              <w:rPr>
+                <w:lang w:val="en-US"/>
+              </w:rPr>
+              <w:t>]assets/adware/c17_recruit.jpg[/img]</w:t>
+            </w:r>
+            <w:r>
+              <w:rPr>
+                <w:lang w:val="en-US"/>
+              </w:rPr>
+              <w:t>[/center]</w:t>
             </w:r>
           </w:p>
         </w:tc>
@@ -6885,21 +6143,7 @@
               <w:rPr>
                 <w:lang w:val="en-US"/>
               </w:rPr>
-              <w:t>: {</w:t>
-            </w:r>
-            <w:proofErr w:type="spellStart"/>
-            <w:r>
-              <w:rPr>
-                <w:lang w:val="en-US"/>
-              </w:rPr>
-              <w:t>player_email</w:t>
-            </w:r>
-            <w:proofErr w:type="spellEnd"/>
-            <w:r>
-              <w:rPr>
-                <w:lang w:val="en-US"/>
-              </w:rPr>
-              <w:t>}</w:t>
+              <w:t>: {player_email}</w:t>
             </w:r>
           </w:p>
           <w:p>
@@ -6988,21 +6232,7 @@
               <w:rPr>
                 <w:lang w:val="en-US"/>
               </w:rPr>
-              <w:t>Hi {</w:t>
-            </w:r>
-            <w:proofErr w:type="spellStart"/>
-            <w:r>
-              <w:rPr>
-                <w:lang w:val="en-US"/>
-              </w:rPr>
-              <w:t>player_name</w:t>
-            </w:r>
-            <w:proofErr w:type="spellEnd"/>
-            <w:r>
-              <w:rPr>
-                <w:lang w:val="en-US"/>
-              </w:rPr>
-              <w:t>}! I am Mike!</w:t>
+              <w:t>Hi {player_name}! I am Mike!</w:t>
             </w:r>
           </w:p>
           <w:p>
@@ -7024,33 +6254,11 @@
                 <w:lang w:val="en-US"/>
               </w:rPr>
             </w:pPr>
-            <w:proofErr w:type="gramStart"/>
-            <w:r>
-              <w:rPr>
-                <w:lang w:val="en-US"/>
-              </w:rPr>
-              <w:t>[p]</w:t>
-            </w:r>
-            <w:proofErr w:type="gramEnd"/>
-            <w:r>
-              <w:rPr>
-                <w:lang w:val="en-US"/>
-              </w:rPr>
-              <w:t xml:space="preserve">Please download and send the </w:t>
-            </w:r>
-            <w:proofErr w:type="spellStart"/>
-            <w:r>
-              <w:rPr>
-                <w:lang w:val="en-US"/>
-              </w:rPr>
-              <w:t>purchas</w:t>
-            </w:r>
-            <w:proofErr w:type="spellEnd"/>
-            <w:r>
-              <w:rPr>
-                <w:lang w:val="en-US"/>
-              </w:rPr>
-              <w:t xml:space="preserve"> order attach</w:t>
+            <w:r>
+              <w:rPr>
+                <w:lang w:val="en-US"/>
+              </w:rPr>
+              <w:t>[p]Please download and send the purchas order attach</w:t>
             </w:r>
             <w:r>
               <w:rPr>
@@ -7172,19 +6380,11 @@
               </w:rPr>
               <w:t xml:space="preserve">: </w:t>
             </w:r>
-            <w:proofErr w:type="spellStart"/>
-            <w:r>
-              <w:rPr>
-                <w:lang w:val="en-US"/>
-              </w:rPr>
-              <w:t>MengHong</w:t>
-            </w:r>
-            <w:proofErr w:type="spellEnd"/>
-            <w:r>
-              <w:rPr>
-                <w:lang w:val="en-US"/>
-              </w:rPr>
-              <w:t xml:space="preserve"> Chan</w:t>
+            <w:r>
+              <w:rPr>
+                <w:lang w:val="en-US"/>
+              </w:rPr>
+              <w:t>MengHong Chan</w:t>
             </w:r>
           </w:p>
           <w:p>
@@ -7232,21 +6432,7 @@
               <w:rPr>
                 <w:lang w:val="en-US"/>
               </w:rPr>
-              <w:t>: {</w:t>
-            </w:r>
-            <w:proofErr w:type="spellStart"/>
-            <w:r>
-              <w:rPr>
-                <w:lang w:val="en-US"/>
-              </w:rPr>
-              <w:t>player_email</w:t>
-            </w:r>
-            <w:proofErr w:type="spellEnd"/>
-            <w:r>
-              <w:rPr>
-                <w:lang w:val="en-US"/>
-              </w:rPr>
-              <w:t>}</w:t>
+              <w:t>: {player_email}</w:t>
             </w:r>
           </w:p>
           <w:p>
@@ -7294,16 +6480,8 @@
               <w:rPr>
                 <w:lang w:val="en-US"/>
               </w:rPr>
-              <w:t xml:space="preserve">Buying Stationeries for </w:t>
-            </w:r>
-            <w:proofErr w:type="spellStart"/>
-            <w:r>
-              <w:rPr>
-                <w:lang w:val="en-US"/>
-              </w:rPr>
-              <w:t>Koperasi</w:t>
-            </w:r>
-            <w:proofErr w:type="spellEnd"/>
+              <w:t>Buying Stationeries for Koperasi</w:t>
+            </w:r>
           </w:p>
           <w:p>
             <w:pPr>
@@ -7391,14 +6569,12 @@
                 <w:lang w:val="en-US"/>
               </w:rPr>
             </w:pPr>
-            <w:proofErr w:type="gramStart"/>
             <w:r>
               <w:rPr>
                 <w:lang w:val="en-US"/>
               </w:rPr>
               <w:t>[p]</w:t>
             </w:r>
-            <w:proofErr w:type="gramEnd"/>
             <w:r>
               <w:rPr>
                 <w:lang w:val="en-US"/>
@@ -7442,21 +6618,7 @@
               <w:rPr>
                 <w:lang w:val="en-US"/>
               </w:rPr>
-              <w:t>[p]</w:t>
-            </w:r>
-            <w:proofErr w:type="spellStart"/>
-            <w:r>
-              <w:rPr>
-                <w:lang w:val="en-US"/>
-              </w:rPr>
-              <w:t>SMJKC</w:t>
-            </w:r>
-            <w:proofErr w:type="spellEnd"/>
-            <w:r>
-              <w:rPr>
-                <w:lang w:val="en-US"/>
-              </w:rPr>
-              <w:t xml:space="preserve"> Poi Lam</w:t>
+              <w:t>[p]SMJKC Poi Lam</w:t>
             </w:r>
           </w:p>
           <w:p>
@@ -7546,6 +6708,7 @@
                 <w:bCs/>
                 <w:lang w:val="en-US"/>
               </w:rPr>
+              <w:lastRenderedPageBreak/>
               <w:t>Sender Address</w:t>
             </w:r>
             <w:r>
@@ -7579,21 +6742,7 @@
               <w:rPr>
                 <w:lang w:val="en-US"/>
               </w:rPr>
-              <w:t>: {</w:t>
-            </w:r>
-            <w:proofErr w:type="spellStart"/>
-            <w:r>
-              <w:rPr>
-                <w:lang w:val="en-US"/>
-              </w:rPr>
-              <w:t>player_email</w:t>
-            </w:r>
-            <w:proofErr w:type="spellEnd"/>
-            <w:r>
-              <w:rPr>
-                <w:lang w:val="en-US"/>
-              </w:rPr>
-              <w:t>}</w:t>
+              <w:t>: {player_email}</w:t>
             </w:r>
           </w:p>
           <w:p>
@@ -7729,6 +6878,7 @@
               <w:rPr>
                 <w:lang w:val="en-US"/>
               </w:rPr>
+              <w:lastRenderedPageBreak/>
               <w:t>[p]Blue Pens = 100 units</w:t>
             </w:r>
           </w:p>
@@ -7999,21 +7149,7 @@
               <w:rPr>
                 <w:lang w:val="en-US"/>
               </w:rPr>
-              <w:t>: {</w:t>
-            </w:r>
-            <w:proofErr w:type="spellStart"/>
-            <w:r>
-              <w:rPr>
-                <w:lang w:val="en-US"/>
-              </w:rPr>
-              <w:t>player_email</w:t>
-            </w:r>
-            <w:proofErr w:type="spellEnd"/>
-            <w:r>
-              <w:rPr>
-                <w:lang w:val="en-US"/>
-              </w:rPr>
-              <w:t>}</w:t>
+              <w:t>: {player_email}</w:t>
             </w:r>
           </w:p>
           <w:p>
@@ -8096,21 +7232,7 @@
               <w:rPr>
                 <w:lang w:val="en-US"/>
               </w:rPr>
-              <w:t>Hi {</w:t>
-            </w:r>
-            <w:proofErr w:type="spellStart"/>
-            <w:r>
-              <w:rPr>
-                <w:lang w:val="en-US"/>
-              </w:rPr>
-              <w:t>player_name</w:t>
-            </w:r>
-            <w:proofErr w:type="spellEnd"/>
-            <w:r>
-              <w:rPr>
-                <w:lang w:val="en-US"/>
-              </w:rPr>
-              <w:t xml:space="preserve">}! </w:t>
+              <w:t xml:space="preserve">Hi {player_name}! </w:t>
             </w:r>
             <w:r>
               <w:rPr>
@@ -8150,19 +7272,11 @@
                 <w:lang w:val="en-US"/>
               </w:rPr>
             </w:pPr>
-            <w:proofErr w:type="gramStart"/>
-            <w:r>
-              <w:rPr>
-                <w:lang w:val="en-US"/>
-              </w:rPr>
-              <w:t>[p]</w:t>
-            </w:r>
-            <w:proofErr w:type="gramEnd"/>
-            <w:r>
-              <w:rPr>
-                <w:lang w:val="en-US"/>
-              </w:rPr>
-              <w:t xml:space="preserve">Please download </w:t>
+            <w:r>
+              <w:rPr>
+                <w:lang w:val="en-US"/>
+              </w:rPr>
+              <w:t xml:space="preserve">[p]Please download </w:t>
             </w:r>
             <w:r>
               <w:rPr>
@@ -8354,21 +7468,7 @@
               <w:rPr>
                 <w:lang w:val="en-US"/>
               </w:rPr>
-              <w:t>: {</w:t>
-            </w:r>
-            <w:proofErr w:type="spellStart"/>
-            <w:r>
-              <w:rPr>
-                <w:lang w:val="en-US"/>
-              </w:rPr>
-              <w:t>player_email</w:t>
-            </w:r>
-            <w:proofErr w:type="spellEnd"/>
-            <w:r>
-              <w:rPr>
-                <w:lang w:val="en-US"/>
-              </w:rPr>
-              <w:t>}</w:t>
+              <w:t>: {player_email}</w:t>
             </w:r>
           </w:p>
           <w:p>
@@ -8444,21 +7544,7 @@
               <w:rPr>
                 <w:lang w:val="en-US"/>
               </w:rPr>
-              <w:t>Hey {</w:t>
-            </w:r>
-            <w:proofErr w:type="spellStart"/>
-            <w:r>
-              <w:rPr>
-                <w:lang w:val="en-US"/>
-              </w:rPr>
-              <w:t>player_name</w:t>
-            </w:r>
-            <w:proofErr w:type="spellEnd"/>
-            <w:r>
-              <w:rPr>
-                <w:lang w:val="en-US"/>
-              </w:rPr>
-              <w:t>}!</w:t>
+              <w:t>Hey {player_name}!</w:t>
             </w:r>
           </w:p>
           <w:p>
@@ -8525,6 +7611,7 @@
           <w:bCs/>
           <w:lang w:val="en-US"/>
         </w:rPr>
+        <w:lastRenderedPageBreak/>
         <w:t>Wednesday</w:t>
       </w:r>
     </w:p>
@@ -8564,7 +7651,6 @@
               </w:rPr>
               <w:t>D</w:t>
             </w:r>
-            <w:proofErr w:type="spellStart"/>
             <w:r>
               <w:rPr>
                 <w:b/>
@@ -8572,7 +7658,6 @@
               </w:rPr>
               <w:t>etails</w:t>
             </w:r>
-            <w:proofErr w:type="spellEnd"/>
           </w:p>
         </w:tc>
         <w:tc>
@@ -8686,7 +7771,7 @@
               </w:rPr>
               <w:t xml:space="preserve">: </w:t>
             </w:r>
-            <w:hyperlink r:id="rId17" w:history="1">
+            <w:hyperlink r:id="rId18" w:history="1">
               <w:r>
                 <w:rPr>
                   <w:rStyle w:val="Hyperlink"/>
@@ -8727,21 +7812,7 @@
               <w:rPr>
                 <w:lang w:val="en-US"/>
               </w:rPr>
-              <w:t>: {</w:t>
-            </w:r>
-            <w:proofErr w:type="spellStart"/>
-            <w:r>
-              <w:rPr>
-                <w:lang w:val="en-US"/>
-              </w:rPr>
-              <w:t>player_email</w:t>
-            </w:r>
-            <w:proofErr w:type="spellEnd"/>
-            <w:r>
-              <w:rPr>
-                <w:lang w:val="en-US"/>
-              </w:rPr>
-              <w:t>}</w:t>
+              <w:t>: {player_email}</w:t>
             </w:r>
           </w:p>
           <w:p>
@@ -8770,7 +7841,7 @@
               </w:rPr>
               <w:t xml:space="preserve"> </w:t>
             </w:r>
-            <w:hyperlink r:id="rId18" w:history="1">
+            <w:hyperlink r:id="rId19" w:history="1">
               <w:r>
                 <w:rPr>
                   <w:rStyle w:val="Hyperlink"/>
@@ -8785,7 +7856,7 @@
               </w:rPr>
               <w:t xml:space="preserve">, </w:t>
             </w:r>
-            <w:hyperlink r:id="rId19" w:history="1">
+            <w:hyperlink r:id="rId20" w:history="1">
               <w:r>
                 <w:rPr>
                   <w:rStyle w:val="Hyperlink"/>
@@ -8800,7 +7871,7 @@
               </w:rPr>
               <w:t xml:space="preserve">, </w:t>
             </w:r>
-            <w:hyperlink r:id="rId20" w:history="1">
+            <w:hyperlink r:id="rId21" w:history="1">
               <w:r>
                 <w:rPr>
                   <w:rStyle w:val="Hyperlink"/>
@@ -9048,7 +8119,7 @@
               </w:rPr>
               <w:t>[p]</w:t>
             </w:r>
-            <w:hyperlink r:id="rId21" w:history="1">
+            <w:hyperlink r:id="rId22" w:history="1">
               <w:r>
                 <w:rPr>
                   <w:rStyle w:val="Hyperlink"/>
@@ -9083,7 +8154,7 @@
               </w:rPr>
               <w:t>[p]</w:t>
             </w:r>
-            <w:hyperlink r:id="rId22" w:history="1">
+            <w:hyperlink r:id="rId23" w:history="1">
               <w:r>
                 <w:rPr>
                   <w:rStyle w:val="Hyperlink"/>
@@ -9111,7 +8182,7 @@
               </w:rPr>
               <w:t>[p]</w:t>
             </w:r>
-            <w:hyperlink r:id="rId23" w:history="1">
+            <w:hyperlink r:id="rId24" w:history="1">
               <w:r>
                 <w:rPr>
                   <w:rStyle w:val="Hyperlink"/>
@@ -9266,21 +8337,7 @@
               <w:rPr>
                 <w:lang w:val="en-US"/>
               </w:rPr>
-              <w:t>: {</w:t>
-            </w:r>
-            <w:proofErr w:type="spellStart"/>
-            <w:r>
-              <w:rPr>
-                <w:lang w:val="en-US"/>
-              </w:rPr>
-              <w:t>player_email</w:t>
-            </w:r>
-            <w:proofErr w:type="spellEnd"/>
-            <w:r>
-              <w:rPr>
-                <w:lang w:val="en-US"/>
-              </w:rPr>
-              <w:t>}</w:t>
+              <w:t>: {player_email}</w:t>
             </w:r>
           </w:p>
           <w:p>
@@ -9588,21 +8645,7 @@
               <w:rPr>
                 <w:lang w:val="en-US"/>
               </w:rPr>
-              <w:t>: {</w:t>
-            </w:r>
-            <w:proofErr w:type="spellStart"/>
-            <w:r>
-              <w:rPr>
-                <w:lang w:val="en-US"/>
-              </w:rPr>
-              <w:t>player_email</w:t>
-            </w:r>
-            <w:proofErr w:type="spellEnd"/>
-            <w:r>
-              <w:rPr>
-                <w:lang w:val="en-US"/>
-              </w:rPr>
-              <w:t>}</w:t>
+              <w:t>: {player_email}</w:t>
             </w:r>
           </w:p>
           <w:p>
@@ -9758,21 +8801,7 @@
               <w:rPr>
                 <w:lang w:val="en-US"/>
               </w:rPr>
-              <w:t>[p]</w:t>
-            </w:r>
-            <w:proofErr w:type="gramStart"/>
-            <w:r>
-              <w:rPr>
-                <w:lang w:val="en-US"/>
-              </w:rPr>
-              <w:t>By</w:t>
-            </w:r>
-            <w:proofErr w:type="gramEnd"/>
-            <w:r>
-              <w:rPr>
-                <w:lang w:val="en-US"/>
-              </w:rPr>
-              <w:t xml:space="preserve"> the way, Blake </w:t>
+              <w:t xml:space="preserve">[p]By the way, Blake </w:t>
             </w:r>
             <w:r>
               <w:rPr>
@@ -9918,21 +8947,7 @@
               <w:rPr>
                 <w:lang w:val="en-US"/>
               </w:rPr>
-              <w:t>: {</w:t>
-            </w:r>
-            <w:proofErr w:type="spellStart"/>
-            <w:r>
-              <w:rPr>
-                <w:lang w:val="en-US"/>
-              </w:rPr>
-              <w:t>player_email</w:t>
-            </w:r>
-            <w:proofErr w:type="spellEnd"/>
-            <w:r>
-              <w:rPr>
-                <w:lang w:val="en-US"/>
-              </w:rPr>
-              <w:t>}</w:t>
+              <w:t>: {player_email}</w:t>
             </w:r>
           </w:p>
           <w:p>
@@ -9974,6 +8989,7 @@
                 <w:bCs/>
                 <w:lang w:val="en-US"/>
               </w:rPr>
+              <w:lastRenderedPageBreak/>
               <w:t>Subject</w:t>
             </w:r>
             <w:r>
@@ -10093,6 +9109,7 @@
               <w:rPr>
                 <w:lang w:val="en-US"/>
               </w:rPr>
+              <w:lastRenderedPageBreak/>
               <w:t xml:space="preserve">[p] </w:t>
             </w:r>
           </w:p>
@@ -10108,7 +9125,7 @@
               </w:rPr>
               <w:t>[p]</w:t>
             </w:r>
-            <w:hyperlink r:id="rId24" w:history="1">
+            <w:hyperlink r:id="rId25" w:history="1">
               <w:r>
                 <w:rPr>
                   <w:rStyle w:val="Hyperlink"/>
@@ -10130,7 +9147,7 @@
               </w:rPr>
               <w:t>[p]</w:t>
             </w:r>
-            <w:hyperlink r:id="rId25" w:history="1">
+            <w:hyperlink r:id="rId26" w:history="1">
               <w:r>
                 <w:rPr>
                   <w:rStyle w:val="Hyperlink"/>
@@ -10171,7 +9188,7 @@
               </w:rPr>
               <w:t>[p]</w:t>
             </w:r>
-            <w:hyperlink r:id="rId26" w:history="1">
+            <w:hyperlink r:id="rId27" w:history="1">
               <w:r>
                 <w:rPr>
                   <w:rStyle w:val="Hyperlink"/>
@@ -10212,7 +9229,7 @@
               </w:rPr>
               <w:t>[p]</w:t>
             </w:r>
-            <w:hyperlink r:id="rId27" w:history="1">
+            <w:hyperlink r:id="rId28" w:history="1">
               <w:r>
                 <w:rPr>
                   <w:rStyle w:val="Hyperlink"/>
@@ -10240,7 +9257,7 @@
               </w:rPr>
               <w:t>[p]</w:t>
             </w:r>
-            <w:hyperlink r:id="rId28" w:history="1">
+            <w:hyperlink r:id="rId29" w:history="1">
               <w:r>
                 <w:rPr>
                   <w:rStyle w:val="Hyperlink"/>
@@ -10353,14 +9370,12 @@
               </w:rPr>
               <w:t xml:space="preserve">: </w:t>
             </w:r>
-            <w:proofErr w:type="spellStart"/>
             <w:r>
               <w:rPr>
                 <w:lang w:val="en-US"/>
               </w:rPr>
               <w:t>JOYSTORE</w:t>
             </w:r>
-            <w:proofErr w:type="spellEnd"/>
           </w:p>
           <w:p>
             <w:pPr>
@@ -10407,21 +9422,7 @@
               <w:rPr>
                 <w:lang w:val="en-US"/>
               </w:rPr>
-              <w:t>: {</w:t>
-            </w:r>
-            <w:proofErr w:type="spellStart"/>
-            <w:r>
-              <w:rPr>
-                <w:lang w:val="en-US"/>
-              </w:rPr>
-              <w:t>player_email</w:t>
-            </w:r>
-            <w:proofErr w:type="spellEnd"/>
-            <w:r>
-              <w:rPr>
-                <w:lang w:val="en-US"/>
-              </w:rPr>
-              <w:t>}</w:t>
+              <w:t>: {player_email}</w:t>
             </w:r>
           </w:p>
           <w:p>
@@ -10536,21 +9537,7 @@
               <w:rPr>
                 <w:lang w:val="en-US"/>
               </w:rPr>
-              <w:t>[p]I WANT TO ORDER STATIONERY FOR MY SHOP (</w:t>
-            </w:r>
-            <w:proofErr w:type="spellStart"/>
-            <w:r>
-              <w:rPr>
-                <w:lang w:val="en-US"/>
-              </w:rPr>
-              <w:t>JOYSTORE</w:t>
-            </w:r>
-            <w:proofErr w:type="spellEnd"/>
-            <w:r>
-              <w:rPr>
-                <w:lang w:val="en-US"/>
-              </w:rPr>
-              <w:t>). ORDER FILE IS IN EMAIL. THANK YOU.</w:t>
+              <w:t>[p]I WANT TO ORDER STATIONERY FOR MY SHOP (JOYSTORE). ORDER FILE IS IN EMAIL. THANK YOU.</w:t>
             </w:r>
           </w:p>
           <w:p>
@@ -10589,21 +9576,7 @@
               <w:rPr>
                 <w:lang w:val="en-US"/>
               </w:rPr>
-              <w:t>[p]</w:t>
-            </w:r>
-            <w:proofErr w:type="spellStart"/>
-            <w:r>
-              <w:rPr>
-                <w:lang w:val="en-US"/>
-              </w:rPr>
-              <w:t>JOYSTORE</w:t>
-            </w:r>
-            <w:proofErr w:type="spellEnd"/>
-            <w:r>
-              <w:rPr>
-                <w:lang w:val="en-US"/>
-              </w:rPr>
-              <w:t xml:space="preserve"> </w:t>
+              <w:t xml:space="preserve">[p]JOYSTORE </w:t>
             </w:r>
             <w:r>
               <w:rPr>
@@ -10732,21 +9705,7 @@
               <w:rPr>
                 <w:lang w:val="en-US"/>
               </w:rPr>
-              <w:t>: {</w:t>
-            </w:r>
-            <w:proofErr w:type="spellStart"/>
-            <w:r>
-              <w:rPr>
-                <w:lang w:val="en-US"/>
-              </w:rPr>
-              <w:t>player_email</w:t>
-            </w:r>
-            <w:proofErr w:type="spellEnd"/>
-            <w:r>
-              <w:rPr>
-                <w:lang w:val="en-US"/>
-              </w:rPr>
-              <w:t>}</w:t>
+              <w:t>: {player_email}</w:t>
             </w:r>
           </w:p>
           <w:p>
@@ -10841,21 +9800,7 @@
               <w:rPr>
                 <w:lang w:val="en-US"/>
               </w:rPr>
-              <w:t>Good afternoon, {</w:t>
-            </w:r>
-            <w:proofErr w:type="spellStart"/>
-            <w:r>
-              <w:rPr>
-                <w:lang w:val="en-US"/>
-              </w:rPr>
-              <w:t>player_name</w:t>
-            </w:r>
-            <w:proofErr w:type="spellEnd"/>
-            <w:r>
-              <w:rPr>
-                <w:lang w:val="en-US"/>
-              </w:rPr>
-              <w:t>}!</w:t>
+              <w:t>Good afternoon, {player_name}!</w:t>
             </w:r>
           </w:p>
           <w:p>
@@ -10935,16 +9880,8 @@
               <w:rPr>
                 <w:lang w:val="en-US"/>
               </w:rPr>
-              <w:t xml:space="preserve">, </w:t>
-            </w:r>
-            <w:proofErr w:type="spellStart"/>
-            <w:r>
-              <w:rPr>
-                <w:lang w:val="en-US"/>
-              </w:rPr>
-              <w:t>haha</w:t>
-            </w:r>
-            <w:proofErr w:type="spellEnd"/>
+              <w:t>, haha</w:t>
+            </w:r>
             <w:r>
               <w:rPr>
                 <w:lang w:val="en-US"/>
@@ -11116,21 +10053,7 @@
               <w:rPr>
                 <w:lang w:val="en-US"/>
               </w:rPr>
-              <w:t>: {</w:t>
-            </w:r>
-            <w:proofErr w:type="spellStart"/>
-            <w:r>
-              <w:rPr>
-                <w:lang w:val="en-US"/>
-              </w:rPr>
-              <w:t>player_email</w:t>
-            </w:r>
-            <w:proofErr w:type="spellEnd"/>
-            <w:r>
-              <w:rPr>
-                <w:lang w:val="en-US"/>
-              </w:rPr>
-              <w:t>}</w:t>
+              <w:t>: {player_email}</w:t>
             </w:r>
           </w:p>
           <w:p>
@@ -11245,35 +10168,7 @@
               <w:rPr>
                 <w:lang w:val="en-US"/>
               </w:rPr>
-              <w:t xml:space="preserve">[p]My name is Faiq Hazim. I am a teacher from </w:t>
-            </w:r>
-            <w:proofErr w:type="spellStart"/>
-            <w:r>
-              <w:rPr>
-                <w:lang w:val="en-US"/>
-              </w:rPr>
-              <w:t>Sekolah</w:t>
-            </w:r>
-            <w:proofErr w:type="spellEnd"/>
-            <w:r>
-              <w:rPr>
-                <w:lang w:val="en-US"/>
-              </w:rPr>
-              <w:t xml:space="preserve"> </w:t>
-            </w:r>
-            <w:proofErr w:type="spellStart"/>
-            <w:r>
-              <w:rPr>
-                <w:lang w:val="en-US"/>
-              </w:rPr>
-              <w:t>Kebangsaan</w:t>
-            </w:r>
-            <w:proofErr w:type="spellEnd"/>
-            <w:r>
-              <w:rPr>
-                <w:lang w:val="en-US"/>
-              </w:rPr>
-              <w:t xml:space="preserve"> Cahaya. Our school is having a</w:t>
+              <w:t>[p]My name is Faiq Hazim. I am a teacher from Sekolah Kebangsaan Cahaya. Our school is having a</w:t>
             </w:r>
             <w:r>
               <w:rPr>
@@ -11330,21 +10225,7 @@
               <w:rPr>
                 <w:lang w:val="en-US"/>
               </w:rPr>
-              <w:t>[p]</w:t>
-            </w:r>
-            <w:proofErr w:type="gramStart"/>
-            <w:r>
-              <w:rPr>
-                <w:lang w:val="en-US"/>
-              </w:rPr>
-              <w:t>The</w:t>
-            </w:r>
-            <w:proofErr w:type="gramEnd"/>
-            <w:r>
-              <w:rPr>
-                <w:lang w:val="en-US"/>
-              </w:rPr>
-              <w:t xml:space="preserve"> details are in the file attached. </w:t>
+              <w:t xml:space="preserve">[p]The details are in the file attached. </w:t>
             </w:r>
             <w:r>
               <w:t>I look forward to hearing your thoughts</w:t>
@@ -11552,21 +10433,7 @@
               <w:rPr>
                 <w:lang w:val="en-US"/>
               </w:rPr>
-              <w:t>: {</w:t>
-            </w:r>
-            <w:proofErr w:type="spellStart"/>
-            <w:r>
-              <w:rPr>
-                <w:lang w:val="en-US"/>
-              </w:rPr>
-              <w:t>player_email</w:t>
-            </w:r>
-            <w:proofErr w:type="spellEnd"/>
-            <w:r>
-              <w:rPr>
-                <w:lang w:val="en-US"/>
-              </w:rPr>
-              <w:t>}</w:t>
+              <w:t>: {player_email}</w:t>
             </w:r>
           </w:p>
           <w:p>
@@ -11648,77 +10515,19 @@
               <w:rPr>
                 <w:lang w:val="en-US"/>
               </w:rPr>
-              <w:t>[center][</w:t>
-            </w:r>
-            <w:proofErr w:type="spellStart"/>
-            <w:r>
-              <w:rPr>
-                <w:lang w:val="en-US"/>
-              </w:rPr>
-              <w:t>img</w:t>
-            </w:r>
-            <w:proofErr w:type="spellEnd"/>
-            <w:r>
-              <w:rPr>
-                <w:lang w:val="en-US"/>
-              </w:rPr>
-              <w:t>=500x</w:t>
-            </w:r>
-            <w:proofErr w:type="gramStart"/>
-            <w:r>
-              <w:rPr>
-                <w:lang w:val="en-US"/>
-              </w:rPr>
-              <w:t>500</w:t>
-            </w:r>
-            <w:r>
-              <w:rPr>
-                <w:lang w:val="en-US"/>
-              </w:rPr>
-              <w:t>]assets</w:t>
-            </w:r>
-            <w:proofErr w:type="gramEnd"/>
-            <w:r>
-              <w:rPr>
-                <w:lang w:val="en-US"/>
-              </w:rPr>
-              <w:t>/adware/??.</w:t>
-            </w:r>
-            <w:proofErr w:type="spellStart"/>
-            <w:r>
-              <w:rPr>
-                <w:lang w:val="en-US"/>
-              </w:rPr>
-              <w:t>png</w:t>
-            </w:r>
-            <w:proofErr w:type="spellEnd"/>
-            <w:r>
-              <w:rPr>
-                <w:lang w:val="en-US"/>
-              </w:rPr>
-              <w:t>[/</w:t>
-            </w:r>
-            <w:proofErr w:type="spellStart"/>
-            <w:proofErr w:type="gramStart"/>
-            <w:r>
-              <w:rPr>
-                <w:lang w:val="en-US"/>
-              </w:rPr>
-              <w:t>img</w:t>
-            </w:r>
-            <w:proofErr w:type="spellEnd"/>
-            <w:r>
-              <w:rPr>
-                <w:lang w:val="en-US"/>
-              </w:rPr>
-              <w:t>][</w:t>
-            </w:r>
-            <w:proofErr w:type="gramEnd"/>
-            <w:r>
-              <w:rPr>
-                <w:lang w:val="en-US"/>
-              </w:rPr>
-              <w:t>/center]</w:t>
+              <w:t>[center][img</w:t>
+            </w:r>
+            <w:r>
+              <w:rPr>
+                <w:lang w:val="en-US"/>
+              </w:rPr>
+              <w:t>=500x500</w:t>
+            </w:r>
+            <w:r>
+              <w:rPr>
+                <w:lang w:val="en-US"/>
+              </w:rPr>
+              <w:t>]assets/adware/??.png[/img][/center]</w:t>
             </w:r>
           </w:p>
         </w:tc>
@@ -11834,21 +10643,7 @@
               <w:rPr>
                 <w:lang w:val="en-US"/>
               </w:rPr>
-              <w:t>: {</w:t>
-            </w:r>
-            <w:proofErr w:type="spellStart"/>
-            <w:r>
-              <w:rPr>
-                <w:lang w:val="en-US"/>
-              </w:rPr>
-              <w:t>player_email</w:t>
-            </w:r>
-            <w:proofErr w:type="spellEnd"/>
-            <w:r>
-              <w:rPr>
-                <w:lang w:val="en-US"/>
-              </w:rPr>
-              <w:t>}</w:t>
+              <w:t>: {player_email}</w:t>
             </w:r>
           </w:p>
           <w:p>
@@ -11959,19 +10754,11 @@
                 <w:lang w:val="en-US"/>
               </w:rPr>
             </w:pPr>
-            <w:proofErr w:type="gramStart"/>
-            <w:r>
-              <w:rPr>
-                <w:lang w:val="en-US"/>
-              </w:rPr>
-              <w:t>[p]</w:t>
-            </w:r>
-            <w:proofErr w:type="gramEnd"/>
-            <w:r>
-              <w:rPr>
-                <w:lang w:val="en-US"/>
-              </w:rPr>
-              <w:t>Please forward this email to the person-in-charge if you are not the intended recipient.</w:t>
+            <w:r>
+              <w:rPr>
+                <w:lang w:val="en-US"/>
+              </w:rPr>
+              <w:t>[p]Please forward this email to the person-in-charge if you are not the intended recipient.</w:t>
             </w:r>
           </w:p>
           <w:p>
@@ -12176,21 +10963,7 @@
               <w:rPr>
                 <w:lang w:val="en-US"/>
               </w:rPr>
-              <w:t>: {</w:t>
-            </w:r>
-            <w:proofErr w:type="spellStart"/>
-            <w:r>
-              <w:rPr>
-                <w:lang w:val="en-US"/>
-              </w:rPr>
-              <w:t>player_email</w:t>
-            </w:r>
-            <w:proofErr w:type="spellEnd"/>
-            <w:r>
-              <w:rPr>
-                <w:lang w:val="en-US"/>
-              </w:rPr>
-              <w:t>}</w:t>
+              <w:t>: {player_email}</w:t>
             </w:r>
           </w:p>
           <w:p>
@@ -12278,21 +11051,7 @@
               <w:rPr>
                 <w:lang w:val="en-US"/>
               </w:rPr>
-              <w:t xml:space="preserve"> {</w:t>
-            </w:r>
-            <w:proofErr w:type="spellStart"/>
-            <w:r>
-              <w:rPr>
-                <w:lang w:val="en-US"/>
-              </w:rPr>
-              <w:t>player_name</w:t>
-            </w:r>
-            <w:proofErr w:type="spellEnd"/>
-            <w:r>
-              <w:rPr>
-                <w:lang w:val="en-US"/>
-              </w:rPr>
-              <w:t>}</w:t>
+              <w:t xml:space="preserve"> {player_name}</w:t>
             </w:r>
             <w:r>
               <w:rPr>
@@ -12485,21 +11244,7 @@
               <w:rPr>
                 <w:lang w:val="en-US"/>
               </w:rPr>
-              <w:t>: {</w:t>
-            </w:r>
-            <w:proofErr w:type="spellStart"/>
-            <w:r>
-              <w:rPr>
-                <w:lang w:val="en-US"/>
-              </w:rPr>
-              <w:t>player_email</w:t>
-            </w:r>
-            <w:proofErr w:type="spellEnd"/>
-            <w:r>
-              <w:rPr>
-                <w:lang w:val="en-US"/>
-              </w:rPr>
-              <w:t>}</w:t>
+              <w:t>: {player_email}</w:t>
             </w:r>
           </w:p>
           <w:p>
@@ -12605,21 +11350,7 @@
               <w:rPr>
                 <w:lang w:val="en-US"/>
               </w:rPr>
-              <w:t xml:space="preserve"> down on a piece of paper and took a picture of it. I </w:t>
-            </w:r>
-            <w:proofErr w:type="spellStart"/>
-            <w:r>
-              <w:rPr>
-                <w:lang w:val="en-US"/>
-              </w:rPr>
-              <w:t>apologise</w:t>
-            </w:r>
-            <w:proofErr w:type="spellEnd"/>
-            <w:r>
-              <w:rPr>
-                <w:lang w:val="en-US"/>
-              </w:rPr>
-              <w:t xml:space="preserve"> in advance but it is rather urgent that the order is made first.</w:t>
+              <w:t xml:space="preserve"> down on a piece of paper and took a picture of it. I apologise in advance but it is rather urgent that the order is made first.</w:t>
             </w:r>
           </w:p>
         </w:tc>
@@ -12686,7 +11417,6 @@
               </w:rPr>
               <w:t>D</w:t>
             </w:r>
-            <w:proofErr w:type="spellStart"/>
             <w:r>
               <w:rPr>
                 <w:b/>
@@ -12694,7 +11424,6 @@
               </w:rPr>
               <w:t>etails</w:t>
             </w:r>
-            <w:proofErr w:type="spellEnd"/>
           </w:p>
         </w:tc>
         <w:tc>
@@ -12808,7 +11537,7 @@
               </w:rPr>
               <w:t xml:space="preserve">: </w:t>
             </w:r>
-            <w:hyperlink r:id="rId29" w:history="1">
+            <w:hyperlink r:id="rId30" w:history="1">
               <w:r>
                 <w:rPr>
                   <w:rStyle w:val="Hyperlink"/>
@@ -12843,27 +11572,14 @@
                 <w:bCs/>
                 <w:lang w:val="en-US"/>
               </w:rPr>
+              <w:lastRenderedPageBreak/>
               <w:t>To Address</w:t>
             </w:r>
             <w:r>
               <w:rPr>
                 <w:lang w:val="en-US"/>
               </w:rPr>
-              <w:t>: {</w:t>
-            </w:r>
-            <w:proofErr w:type="spellStart"/>
-            <w:r>
-              <w:rPr>
-                <w:lang w:val="en-US"/>
-              </w:rPr>
-              <w:t>player_email</w:t>
-            </w:r>
-            <w:proofErr w:type="spellEnd"/>
-            <w:r>
-              <w:rPr>
-                <w:lang w:val="en-US"/>
-              </w:rPr>
-              <w:t>}</w:t>
+              <w:t>: {player_email}</w:t>
             </w:r>
           </w:p>
           <w:p>
@@ -12958,21 +11674,7 @@
               <w:rPr>
                 <w:lang w:val="en-US"/>
               </w:rPr>
-              <w:t xml:space="preserve"> {</w:t>
-            </w:r>
-            <w:proofErr w:type="spellStart"/>
-            <w:r>
-              <w:rPr>
-                <w:lang w:val="en-US"/>
-              </w:rPr>
-              <w:t>player_name</w:t>
-            </w:r>
-            <w:proofErr w:type="spellEnd"/>
-            <w:r>
-              <w:rPr>
-                <w:lang w:val="en-US"/>
-              </w:rPr>
-              <w:t>}!</w:t>
+              <w:t xml:space="preserve"> {player_name}!</w:t>
             </w:r>
           </w:p>
           <w:p>
@@ -13004,7 +11706,14 @@
               <w:rPr>
                 <w:lang w:val="en-US"/>
               </w:rPr>
-              <w:t>Looks like someone is not only copying our names, but our email domains too! Remember to use what I’ve taught you, highlight the addresses letter by letter to reveal spelling tricks!</w:t>
+              <w:t xml:space="preserve">Looks like someone is not only copying our names, but our email </w:t>
+            </w:r>
+            <w:r>
+              <w:rPr>
+                <w:lang w:val="en-US"/>
+              </w:rPr>
+              <w:lastRenderedPageBreak/>
+              <w:t>domains too! Remember to use what I’ve taught you, highlight the addresses letter by letter to reveal spelling tricks!</w:t>
             </w:r>
             <w:r>
               <w:rPr>
@@ -13108,7 +11817,7 @@
               </w:rPr>
               <w:t xml:space="preserve">: </w:t>
             </w:r>
-            <w:hyperlink r:id="rId30" w:history="1">
+            <w:hyperlink r:id="rId31" w:history="1">
               <w:r>
                 <w:rPr>
                   <w:rStyle w:val="Hyperlink"/>
@@ -13142,21 +11851,7 @@
               <w:rPr>
                 <w:lang w:val="en-US"/>
               </w:rPr>
-              <w:t>: {</w:t>
-            </w:r>
-            <w:proofErr w:type="spellStart"/>
-            <w:r>
-              <w:rPr>
-                <w:lang w:val="en-US"/>
-              </w:rPr>
-              <w:t>player_email</w:t>
-            </w:r>
-            <w:proofErr w:type="spellEnd"/>
-            <w:r>
-              <w:rPr>
-                <w:lang w:val="en-US"/>
-              </w:rPr>
-              <w:t>}</w:t>
+              <w:t>: {player_email}</w:t>
             </w:r>
           </w:p>
           <w:p>
@@ -13407,21 +12102,7 @@
               <w:rPr>
                 <w:lang w:val="en-US"/>
               </w:rPr>
-              <w:t>: {</w:t>
-            </w:r>
-            <w:proofErr w:type="spellStart"/>
-            <w:r>
-              <w:rPr>
-                <w:lang w:val="en-US"/>
-              </w:rPr>
-              <w:t>player_email</w:t>
-            </w:r>
-            <w:proofErr w:type="spellEnd"/>
-            <w:r>
-              <w:rPr>
-                <w:lang w:val="en-US"/>
-              </w:rPr>
-              <w:t>}</w:t>
+              <w:t>: {player_email}</w:t>
             </w:r>
           </w:p>
           <w:p>
@@ -13503,21 +12184,7 @@
               <w:rPr>
                 <w:lang w:val="en-US"/>
               </w:rPr>
-              <w:t>Hi {</w:t>
-            </w:r>
-            <w:proofErr w:type="spellStart"/>
-            <w:r>
-              <w:rPr>
-                <w:lang w:val="en-US"/>
-              </w:rPr>
-              <w:t>player_name</w:t>
-            </w:r>
-            <w:proofErr w:type="spellEnd"/>
-            <w:r>
-              <w:rPr>
-                <w:lang w:val="en-US"/>
-              </w:rPr>
-              <w:t>}!</w:t>
+              <w:t>Hi {player_name}!</w:t>
             </w:r>
           </w:p>
           <w:p>
@@ -13634,7 +12301,7 @@
               </w:rPr>
               <w:t xml:space="preserve">: </w:t>
             </w:r>
-            <w:hyperlink r:id="rId31" w:history="1">
+            <w:hyperlink r:id="rId32" w:history="1">
               <w:r>
                 <w:rPr>
                   <w:rStyle w:val="Hyperlink"/>
@@ -13668,21 +12335,7 @@
               <w:rPr>
                 <w:lang w:val="en-US"/>
               </w:rPr>
-              <w:t>: {</w:t>
-            </w:r>
-            <w:proofErr w:type="spellStart"/>
-            <w:r>
-              <w:rPr>
-                <w:lang w:val="en-US"/>
-              </w:rPr>
-              <w:t>player_email</w:t>
-            </w:r>
-            <w:proofErr w:type="spellEnd"/>
-            <w:r>
-              <w:rPr>
-                <w:lang w:val="en-US"/>
-              </w:rPr>
-              <w:t>}</w:t>
+              <w:t>: {player_email}</w:t>
             </w:r>
           </w:p>
           <w:p>
@@ -13841,119 +12494,109 @@
                 <w:lang w:val="en-US"/>
               </w:rPr>
             </w:pPr>
-            <w:proofErr w:type="gramStart"/>
+            <w:r>
+              <w:rPr>
+                <w:lang w:val="en-US"/>
+              </w:rPr>
+              <w:t>[p]Please refer to the PO attached</w:t>
+            </w:r>
+            <w:r>
+              <w:rPr>
+                <w:lang w:val="en-US"/>
+              </w:rPr>
+              <w:t xml:space="preserve"> for further details</w:t>
+            </w:r>
+            <w:r>
+              <w:rPr>
+                <w:lang w:val="en-US"/>
+              </w:rPr>
+              <w:t>.</w:t>
+            </w:r>
+            <w:r>
+              <w:rPr>
+                <w:lang w:val="en-US"/>
+              </w:rPr>
+              <w:t xml:space="preserve"> Thank you.</w:t>
+            </w:r>
+          </w:p>
+          <w:p>
+            <w:pPr>
+              <w:rPr>
+                <w:lang w:val="en-US"/>
+              </w:rPr>
+            </w:pPr>
+            <w:r>
+              <w:rPr>
+                <w:lang w:val="en-US"/>
+              </w:rPr>
+              <w:t xml:space="preserve">[p] </w:t>
+            </w:r>
+          </w:p>
+          <w:p>
+            <w:pPr>
+              <w:rPr>
+                <w:lang w:val="en-US"/>
+              </w:rPr>
+            </w:pPr>
+            <w:r>
+              <w:rPr>
+                <w:lang w:val="en-US"/>
+              </w:rPr>
+              <w:t xml:space="preserve">[p] </w:t>
+            </w:r>
+          </w:p>
+          <w:p>
+            <w:pPr>
+              <w:rPr>
+                <w:lang w:val="en-US"/>
+              </w:rPr>
+            </w:pPr>
+            <w:r>
+              <w:rPr>
+                <w:lang w:val="en-US"/>
+              </w:rPr>
+              <w:t>[p]Ong Wei Zhe</w:t>
+            </w:r>
+          </w:p>
+          <w:p>
+            <w:pPr>
+              <w:rPr>
+                <w:lang w:val="en-US"/>
+              </w:rPr>
+            </w:pPr>
+            <w:r>
+              <w:rPr>
+                <w:lang w:val="en-US"/>
+              </w:rPr>
+              <w:t>[p]Store Owner</w:t>
+            </w:r>
+          </w:p>
+          <w:p>
+            <w:pPr>
+              <w:rPr>
+                <w:lang w:val="en-US"/>
+              </w:rPr>
+            </w:pPr>
+            <w:r>
+              <w:rPr>
+                <w:lang w:val="en-US"/>
+              </w:rPr>
+              <w:t>[p]Little Genius Stationery</w:t>
+            </w:r>
+          </w:p>
+          <w:p>
+            <w:pPr>
+              <w:rPr>
+                <w:rFonts w:ascii="MS Gothic" w:eastAsia="MS Gothic" w:hAnsi="MS Gothic" w:cs="MS Gothic"/>
+                <w:lang w:val="en-US"/>
+              </w:rPr>
+            </w:pPr>
             <w:r>
               <w:rPr>
                 <w:lang w:val="en-US"/>
               </w:rPr>
               <w:t>[p]</w:t>
             </w:r>
-            <w:proofErr w:type="gramEnd"/>
-            <w:r>
-              <w:rPr>
-                <w:lang w:val="en-US"/>
-              </w:rPr>
-              <w:t>Please refer to the PO attached</w:t>
-            </w:r>
-            <w:r>
-              <w:rPr>
-                <w:lang w:val="en-US"/>
-              </w:rPr>
-              <w:t xml:space="preserve"> for further details</w:t>
-            </w:r>
-            <w:r>
-              <w:rPr>
-                <w:lang w:val="en-US"/>
-              </w:rPr>
-              <w:t>.</w:t>
-            </w:r>
-            <w:r>
-              <w:rPr>
-                <w:lang w:val="en-US"/>
-              </w:rPr>
-              <w:t xml:space="preserve"> Thank you.</w:t>
-            </w:r>
-          </w:p>
-          <w:p>
-            <w:pPr>
-              <w:rPr>
-                <w:lang w:val="en-US"/>
-              </w:rPr>
-            </w:pPr>
-            <w:r>
-              <w:rPr>
-                <w:lang w:val="en-US"/>
-              </w:rPr>
-              <w:t xml:space="preserve">[p] </w:t>
-            </w:r>
-          </w:p>
-          <w:p>
-            <w:pPr>
-              <w:rPr>
-                <w:lang w:val="en-US"/>
-              </w:rPr>
-            </w:pPr>
-            <w:r>
-              <w:rPr>
-                <w:lang w:val="en-US"/>
-              </w:rPr>
-              <w:lastRenderedPageBreak/>
-              <w:t xml:space="preserve">[p] </w:t>
-            </w:r>
-          </w:p>
-          <w:p>
-            <w:pPr>
-              <w:rPr>
-                <w:lang w:val="en-US"/>
-              </w:rPr>
-            </w:pPr>
-            <w:r>
-              <w:rPr>
-                <w:lang w:val="en-US"/>
-              </w:rPr>
-              <w:t>[p]Ong Wei Zhe</w:t>
-            </w:r>
-          </w:p>
-          <w:p>
-            <w:pPr>
-              <w:rPr>
-                <w:lang w:val="en-US"/>
-              </w:rPr>
-            </w:pPr>
-            <w:r>
-              <w:rPr>
-                <w:lang w:val="en-US"/>
-              </w:rPr>
-              <w:t>[p]Store Owner</w:t>
-            </w:r>
-          </w:p>
-          <w:p>
-            <w:pPr>
-              <w:rPr>
-                <w:lang w:val="en-US"/>
-              </w:rPr>
-            </w:pPr>
-            <w:r>
-              <w:rPr>
-                <w:lang w:val="en-US"/>
-              </w:rPr>
-              <w:t>[p]Little Genius Stationery</w:t>
-            </w:r>
-          </w:p>
-          <w:p>
-            <w:pPr>
-              <w:rPr>
-                <w:rFonts w:ascii="MS Gothic" w:eastAsia="MS Gothic" w:hAnsi="MS Gothic" w:cs="MS Gothic"/>
-                <w:lang w:val="en-US"/>
-              </w:rPr>
-            </w:pPr>
-            <w:r>
-              <w:rPr>
-                <w:lang w:val="en-US"/>
-              </w:rPr>
-              <w:t>[p]</w:t>
-            </w:r>
-            <w:proofErr w:type="spellStart"/>
             <w:r>
               <w:rPr>
                 <w:rFonts w:ascii="MS Gothic" w:eastAsia="MS Gothic" w:hAnsi="MS Gothic" w:cs="MS Gothic" w:hint="eastAsia"/>
@@ -13961,7 +12604,6 @@
               </w:rPr>
               <w:t>小天才文具店</w:t>
             </w:r>
-            <w:proofErr w:type="spellEnd"/>
           </w:p>
           <w:p>
             <w:pPr>
@@ -14058,7 +12700,7 @@
               </w:rPr>
               <w:t xml:space="preserve">: </w:t>
             </w:r>
-            <w:hyperlink r:id="rId32" w:history="1">
+            <w:hyperlink r:id="rId33" w:history="1">
               <w:r>
                 <w:rPr>
                   <w:rStyle w:val="Hyperlink"/>
@@ -14092,21 +12734,7 @@
               <w:rPr>
                 <w:lang w:val="en-US"/>
               </w:rPr>
-              <w:t>: {</w:t>
-            </w:r>
-            <w:proofErr w:type="spellStart"/>
-            <w:r>
-              <w:rPr>
-                <w:lang w:val="en-US"/>
-              </w:rPr>
-              <w:t>player_email</w:t>
-            </w:r>
-            <w:proofErr w:type="spellEnd"/>
-            <w:r>
-              <w:rPr>
-                <w:lang w:val="en-US"/>
-              </w:rPr>
-              <w:t>}</w:t>
+              <w:t>: {player_email}</w:t>
             </w:r>
           </w:p>
           <w:p>
@@ -14357,38 +12985,17 @@
               </w:rPr>
               <w:t xml:space="preserve">: </w:t>
             </w:r>
-            <w:hyperlink r:id="rId33" w:history="1">
-              <w:r>
-                <w:rPr>
-                  <w:rStyle w:val="Hyperlink"/>
-                  <w:lang w:val="en-US"/>
-                </w:rPr>
-                <w:t>m</w:t>
-              </w:r>
-              <w:r>
-                <w:rPr>
-                  <w:rStyle w:val="Hyperlink"/>
-                </w:rPr>
-                <w:t>ike@abc.c</w:t>
-              </w:r>
-              <w:r>
-                <w:rPr>
-                  <w:rStyle w:val="Hyperlink"/>
-                </w:rPr>
-                <w:t>0</w:t>
-              </w:r>
-              <w:r>
-                <w:rPr>
-                  <w:rStyle w:val="Hyperlink"/>
-                </w:rPr>
-                <w:t>m.my</w:t>
-              </w:r>
-            </w:hyperlink>
-            <w:r>
-              <w:rPr>
-                <w:lang w:val="en-US"/>
-              </w:rPr>
-              <w:t xml:space="preserve"> </w:t>
+            <w:r>
+              <w:rPr>
+                <w:lang w:val="en-US"/>
+              </w:rPr>
+              <w:t>m</w:t>
+            </w:r>
+            <w:r>
+              <w:t>ike@abc.c0m.m</w:t>
+            </w:r>
+            <w:r>
+              <w:t>y</w:t>
             </w:r>
           </w:p>
           <w:p>
@@ -14409,21 +13016,7 @@
               <w:rPr>
                 <w:lang w:val="en-US"/>
               </w:rPr>
-              <w:t>: {</w:t>
-            </w:r>
-            <w:proofErr w:type="spellStart"/>
-            <w:r>
-              <w:rPr>
-                <w:lang w:val="en-US"/>
-              </w:rPr>
-              <w:t>player_email</w:t>
-            </w:r>
-            <w:proofErr w:type="spellEnd"/>
-            <w:r>
-              <w:rPr>
-                <w:lang w:val="en-US"/>
-              </w:rPr>
-              <w:t>}</w:t>
+              <w:t>: {player_email}</w:t>
             </w:r>
           </w:p>
           <w:p>
@@ -14505,21 +13098,7 @@
               <w:rPr>
                 <w:lang w:val="en-US"/>
               </w:rPr>
-              <w:t>Hi {</w:t>
-            </w:r>
-            <w:proofErr w:type="spellStart"/>
-            <w:r>
-              <w:rPr>
-                <w:lang w:val="en-US"/>
-              </w:rPr>
-              <w:t>player_name</w:t>
-            </w:r>
-            <w:proofErr w:type="spellEnd"/>
-            <w:r>
-              <w:rPr>
-                <w:lang w:val="en-US"/>
-              </w:rPr>
-              <w:t>}! It</w:t>
+              <w:t>Hi {player_name}! It</w:t>
             </w:r>
             <w:r>
               <w:rPr>
@@ -14730,14 +13309,7 @@
                   <w:rStyle w:val="Hyperlink"/>
                   <w:lang w:val="en-US"/>
                 </w:rPr>
-                <w:t>@e</w:t>
-              </w:r>
-              <w:r>
-                <w:rPr>
-                  <w:rStyle w:val="Hyperlink"/>
-                  <w:lang w:val="en-US"/>
-                </w:rPr>
-                <w:t>r</w:t>
+                <w:t>@er</w:t>
               </w:r>
               <w:r>
                 <w:rPr>
@@ -14750,35 +13322,7 @@
                   <w:rStyle w:val="Hyperlink"/>
                   <w:lang w:val="en-US"/>
                 </w:rPr>
-                <w:t>ai</w:t>
-              </w:r>
-              <w:r>
-                <w:rPr>
-                  <w:rStyle w:val="Hyperlink"/>
-                  <w:lang w:val="en-US"/>
-                </w:rPr>
-                <w:t>I</w:t>
-              </w:r>
-              <w:r>
-                <w:rPr>
-                  <w:rStyle w:val="Hyperlink"/>
-                  <w:lang w:val="en-US"/>
-                </w:rPr>
-                <w:t>.c</w:t>
-              </w:r>
-              <w:r>
-                <w:rPr>
-                  <w:rStyle w:val="Hyperlink"/>
-                  <w:lang w:val="en-US"/>
-                </w:rPr>
-                <w:t>0</w:t>
-              </w:r>
-              <w:r>
-                <w:rPr>
-                  <w:rStyle w:val="Hyperlink"/>
-                  <w:lang w:val="en-US"/>
-                </w:rPr>
-                <w:t>m</w:t>
+                <w:t>aiI.c0m</w:t>
               </w:r>
             </w:hyperlink>
             <w:r>
@@ -14806,21 +13350,7 @@
               <w:rPr>
                 <w:lang w:val="en-US"/>
               </w:rPr>
-              <w:t>: {</w:t>
-            </w:r>
-            <w:proofErr w:type="spellStart"/>
-            <w:r>
-              <w:rPr>
-                <w:lang w:val="en-US"/>
-              </w:rPr>
-              <w:t>player_email</w:t>
-            </w:r>
-            <w:proofErr w:type="spellEnd"/>
-            <w:r>
-              <w:rPr>
-                <w:lang w:val="en-US"/>
-              </w:rPr>
-              <w:t>}</w:t>
+              <w:t>: {player_email}</w:t>
             </w:r>
           </w:p>
           <w:p>
@@ -15149,21 +13679,7 @@
               <w:rPr>
                 <w:lang w:val="en-US"/>
               </w:rPr>
-              <w:t>: {</w:t>
-            </w:r>
-            <w:proofErr w:type="spellStart"/>
-            <w:r>
-              <w:rPr>
-                <w:lang w:val="en-US"/>
-              </w:rPr>
-              <w:t>player_email</w:t>
-            </w:r>
-            <w:proofErr w:type="spellEnd"/>
-            <w:r>
-              <w:rPr>
-                <w:lang w:val="en-US"/>
-              </w:rPr>
-              <w:t>}</w:t>
+              <w:t>: {player_email}</w:t>
             </w:r>
           </w:p>
           <w:p>
@@ -15479,28 +13995,13 @@
                 <w:bCs/>
                 <w:lang w:val="en-US"/>
               </w:rPr>
-              <w:lastRenderedPageBreak/>
               <w:t>To Address</w:t>
             </w:r>
             <w:r>
               <w:rPr>
                 <w:lang w:val="en-US"/>
               </w:rPr>
-              <w:t>: {</w:t>
-            </w:r>
-            <w:proofErr w:type="spellStart"/>
-            <w:r>
-              <w:rPr>
-                <w:lang w:val="en-US"/>
-              </w:rPr>
-              <w:t>player_email</w:t>
-            </w:r>
-            <w:proofErr w:type="spellEnd"/>
-            <w:r>
-              <w:rPr>
-                <w:lang w:val="en-US"/>
-              </w:rPr>
-              <w:t>}</w:t>
+              <w:t>: {player_email}</w:t>
             </w:r>
           </w:p>
           <w:p>
@@ -15582,7 +14083,6 @@
               <w:rPr>
                 <w:lang w:val="en-US"/>
               </w:rPr>
-              <w:lastRenderedPageBreak/>
               <w:t>Hi stranger! This is a picture of my pet cat, Cookie!</w:t>
             </w:r>
           </w:p>
@@ -15686,19 +14186,7 @@
                 <w:rPr>
                   <w:rStyle w:val="Hyperlink"/>
                 </w:rPr>
-                <w:t>ike@abc.c</w:t>
-              </w:r>
-              <w:r>
-                <w:rPr>
-                  <w:rStyle w:val="Hyperlink"/>
-                </w:rPr>
-                <w:t>o</w:t>
-              </w:r>
-              <w:r>
-                <w:rPr>
-                  <w:rStyle w:val="Hyperlink"/>
-                </w:rPr>
-                <w:t>m.my</w:t>
+                <w:t>ike@abc.com.my</w:t>
               </w:r>
             </w:hyperlink>
             <w:r>
@@ -15726,21 +14214,7 @@
               <w:rPr>
                 <w:lang w:val="en-US"/>
               </w:rPr>
-              <w:t>: {</w:t>
-            </w:r>
-            <w:proofErr w:type="spellStart"/>
-            <w:r>
-              <w:rPr>
-                <w:lang w:val="en-US"/>
-              </w:rPr>
-              <w:t>player_email</w:t>
-            </w:r>
-            <w:proofErr w:type="spellEnd"/>
-            <w:r>
-              <w:rPr>
-                <w:lang w:val="en-US"/>
-              </w:rPr>
-              <w:t>}</w:t>
+              <w:t>: {player_email}</w:t>
             </w:r>
           </w:p>
           <w:p>
@@ -15829,21 +14303,7 @@
               <w:rPr>
                 <w:lang w:val="en-US"/>
               </w:rPr>
-              <w:t>Hi {</w:t>
-            </w:r>
-            <w:proofErr w:type="spellStart"/>
-            <w:r>
-              <w:rPr>
-                <w:lang w:val="en-US"/>
-              </w:rPr>
-              <w:t>player_name</w:t>
-            </w:r>
-            <w:proofErr w:type="spellEnd"/>
-            <w:r>
-              <w:rPr>
-                <w:lang w:val="en-US"/>
-              </w:rPr>
-              <w:t>}!</w:t>
+              <w:t>Hi {player_name}!</w:t>
             </w:r>
           </w:p>
           <w:p>
@@ -15994,6 +14454,7 @@
           <w:bCs/>
           <w:lang w:val="en-US"/>
         </w:rPr>
+        <w:lastRenderedPageBreak/>
         <w:t>Friday</w:t>
       </w:r>
     </w:p>
@@ -16001,11 +14462,12 @@
       <w:tblPr>
         <w:tblStyle w:val="TableGrid"/>
         <w:tblW w:w="0" w:type="auto"/>
+        <w:tblLayout w:type="fixed"/>
         <w:tblLook w:val="04A0" w:firstRow="1" w:lastRow="0" w:firstColumn="1" w:lastColumn="0" w:noHBand="0" w:noVBand="1"/>
       </w:tblPr>
       <w:tblGrid>
-        <w:gridCol w:w="3955"/>
-        <w:gridCol w:w="5061"/>
+        <w:gridCol w:w="3145"/>
+        <w:gridCol w:w="5871"/>
       </w:tblGrid>
       <w:tr>
         <w:trPr>
@@ -16013,7 +14475,7 @@
         </w:trPr>
         <w:tc>
           <w:tcPr>
-            <w:tcW w:w="3955" w:type="dxa"/>
+            <w:tcW w:w="3145" w:type="dxa"/>
             <w:vAlign w:val="center"/>
           </w:tcPr>
           <w:p>
@@ -16033,7 +14495,6 @@
               </w:rPr>
               <w:t>D</w:t>
             </w:r>
-            <w:proofErr w:type="spellStart"/>
             <w:r>
               <w:rPr>
                 <w:b/>
@@ -16041,12 +14502,11 @@
               </w:rPr>
               <w:t>etails</w:t>
             </w:r>
-            <w:proofErr w:type="spellEnd"/>
           </w:p>
         </w:tc>
         <w:tc>
           <w:tcPr>
-            <w:tcW w:w="5061" w:type="dxa"/>
+            <w:tcW w:w="5871" w:type="dxa"/>
             <w:vAlign w:val="center"/>
           </w:tcPr>
           <w:p>
@@ -16075,7 +14535,7 @@
         </w:trPr>
         <w:tc>
           <w:tcPr>
-            <w:tcW w:w="3955" w:type="dxa"/>
+            <w:tcW w:w="3145" w:type="dxa"/>
             <w:vAlign w:val="center"/>
           </w:tcPr>
           <w:p>
@@ -16132,7 +14592,7 @@
               <w:rPr>
                 <w:lang w:val="en-US"/>
               </w:rPr>
-              <w:t>Blake</w:t>
+              <w:t>C17</w:t>
             </w:r>
           </w:p>
           <w:p>
@@ -16159,7 +14619,25 @@
               <w:rPr>
                 <w:lang w:val="en-US"/>
               </w:rPr>
-              <w:t>blake@abc.com.my</w:t>
+              <w:t>recruiting</w:t>
+            </w:r>
+            <w:r>
+              <w:rPr>
+                <w:lang w:val="en-US"/>
+              </w:rPr>
+              <w:t>@</w:t>
+            </w:r>
+            <w:r>
+              <w:rPr>
+                <w:lang w:val="en-US"/>
+              </w:rPr>
+              <w:t>c17</w:t>
+            </w:r>
+            <w:r>
+              <w:rPr>
+                <w:lang w:val="en-US"/>
+              </w:rPr>
+              <w:t>.com</w:t>
             </w:r>
           </w:p>
           <w:p>
@@ -16180,21 +14658,7 @@
               <w:rPr>
                 <w:lang w:val="en-US"/>
               </w:rPr>
-              <w:t>: {</w:t>
-            </w:r>
-            <w:proofErr w:type="spellStart"/>
-            <w:r>
-              <w:rPr>
-                <w:lang w:val="en-US"/>
-              </w:rPr>
-              <w:t>player_email</w:t>
-            </w:r>
-            <w:proofErr w:type="spellEnd"/>
-            <w:r>
-              <w:rPr>
-                <w:lang w:val="en-US"/>
-              </w:rPr>
-              <w:t>}</w:t>
+              <w:t>: {player_email}</w:t>
             </w:r>
           </w:p>
           <w:p>
@@ -16242,12 +14706,20 @@
               <w:rPr>
                 <w:lang w:val="en-US"/>
               </w:rPr>
-              <w:t>Report Function Abuse Warning</w:t>
-            </w:r>
-          </w:p>
-          <w:p>
-            <w:pPr>
-              <w:rPr>
+              <w:t>Join Us</w:t>
+            </w:r>
+            <w:r>
+              <w:rPr>
+                <w:lang w:val="en-US"/>
+              </w:rPr>
+              <w:t>, Join C17</w:t>
+            </w:r>
+          </w:p>
+          <w:p>
+            <w:pPr>
+              <w:rPr>
+                <w:b/>
+                <w:bCs/>
                 <w:lang w:val="en-US"/>
               </w:rPr>
             </w:pPr>
@@ -16255,7 +14727,7 @@
         </w:tc>
         <w:tc>
           <w:tcPr>
-            <w:tcW w:w="5061" w:type="dxa"/>
+            <w:tcW w:w="5871" w:type="dxa"/>
             <w:vAlign w:val="center"/>
           </w:tcPr>
           <w:p>
@@ -16264,115 +14736,6 @@
                 <w:lang w:val="en-US"/>
               </w:rPr>
             </w:pPr>
-          </w:p>
-          <w:p>
-            <w:pPr>
-              <w:rPr>
-                <w:lang w:val="en-US"/>
-              </w:rPr>
-            </w:pPr>
-            <w:r>
-              <w:rPr>
-                <w:lang w:val="en-US"/>
-              </w:rPr>
-              <w:t>Hey {</w:t>
-            </w:r>
-            <w:proofErr w:type="spellStart"/>
-            <w:r>
-              <w:rPr>
-                <w:lang w:val="en-US"/>
-              </w:rPr>
-              <w:t>player_</w:t>
-            </w:r>
-            <w:proofErr w:type="gramStart"/>
-            <w:r>
-              <w:rPr>
-                <w:lang w:val="en-US"/>
-              </w:rPr>
-              <w:t>name</w:t>
-            </w:r>
-            <w:proofErr w:type="spellEnd"/>
-            <w:r>
-              <w:rPr>
-                <w:lang w:val="en-US"/>
-              </w:rPr>
-              <w:t>}…</w:t>
-            </w:r>
-            <w:proofErr w:type="gramEnd"/>
-          </w:p>
-          <w:p>
-            <w:pPr>
-              <w:rPr>
-                <w:lang w:val="en-US"/>
-              </w:rPr>
-            </w:pPr>
-            <w:r>
-              <w:rPr>
-                <w:lang w:val="en-US"/>
-              </w:rPr>
-              <w:t xml:space="preserve">[p] </w:t>
-            </w:r>
-          </w:p>
-          <w:p>
-            <w:pPr>
-              <w:rPr>
-                <w:lang w:val="en-US"/>
-              </w:rPr>
-            </w:pPr>
-            <w:r>
-              <w:rPr>
-                <w:lang w:val="en-US"/>
-              </w:rPr>
-              <w:t xml:space="preserve">[p]I just clocked in and heard about you in the office… You were found to be reporting a lot of legitimate emails. HR told </w:t>
-            </w:r>
-            <w:proofErr w:type="gramStart"/>
-            <w:r>
-              <w:rPr>
-                <w:lang w:val="en-US"/>
-              </w:rPr>
-              <w:t>me,</w:t>
-            </w:r>
-            <w:proofErr w:type="gramEnd"/>
-            <w:r>
-              <w:rPr>
-                <w:lang w:val="en-US"/>
-              </w:rPr>
-              <w:t xml:space="preserve"> to tell you, this is the final warning before termination.</w:t>
-            </w:r>
-          </w:p>
-          <w:p>
-            <w:pPr>
-              <w:rPr>
-                <w:lang w:val="en-US"/>
-              </w:rPr>
-            </w:pPr>
-            <w:r>
-              <w:rPr>
-                <w:lang w:val="en-US"/>
-              </w:rPr>
-              <w:t xml:space="preserve">[p] </w:t>
-            </w:r>
-          </w:p>
-          <w:p>
-            <w:pPr>
-              <w:rPr>
-                <w:lang w:val="en-US"/>
-              </w:rPr>
-            </w:pPr>
-            <w:proofErr w:type="gramStart"/>
-            <w:r>
-              <w:rPr>
-                <w:lang w:val="en-US"/>
-              </w:rPr>
-              <w:t>[p]</w:t>
-            </w:r>
-            <w:proofErr w:type="gramEnd"/>
-            <w:r>
-              <w:rPr>
-                <w:lang w:val="en-US"/>
-              </w:rPr>
-              <w:t>Please follow the rules and report only phishing emails.</w:t>
-            </w:r>
           </w:p>
           <w:p>
             <w:pPr>
@@ -16389,7 +14752,7 @@
         </w:trPr>
         <w:tc>
           <w:tcPr>
-            <w:tcW w:w="3955" w:type="dxa"/>
+            <w:tcW w:w="3145" w:type="dxa"/>
             <w:vAlign w:val="center"/>
           </w:tcPr>
           <w:p>
@@ -16397,6 +14760,157 @@
               <w:rPr>
                 <w:b/>
                 <w:bCs/>
+                <w:lang w:val="en-US"/>
+              </w:rPr>
+            </w:pPr>
+          </w:p>
+          <w:p>
+            <w:pPr>
+              <w:rPr>
+                <w:lang w:val="en-US"/>
+              </w:rPr>
+            </w:pPr>
+            <w:r>
+              <w:rPr>
+                <w:b/>
+                <w:bCs/>
+                <w:lang w:val="en-US"/>
+              </w:rPr>
+              <w:t>Type</w:t>
+            </w:r>
+            <w:r>
+              <w:rPr>
+                <w:lang w:val="en-US"/>
+              </w:rPr>
+              <w:t>: Message</w:t>
+            </w:r>
+          </w:p>
+          <w:p>
+            <w:pPr>
+              <w:rPr>
+                <w:lang w:val="en-US"/>
+              </w:rPr>
+            </w:pPr>
+            <w:r>
+              <w:rPr>
+                <w:b/>
+                <w:bCs/>
+                <w:lang w:val="en-US"/>
+              </w:rPr>
+              <w:t>Sender Name</w:t>
+            </w:r>
+            <w:r>
+              <w:rPr>
+                <w:lang w:val="en-US"/>
+              </w:rPr>
+              <w:t xml:space="preserve">: </w:t>
+            </w:r>
+            <w:r>
+              <w:rPr>
+                <w:lang w:val="en-US"/>
+              </w:rPr>
+              <w:t>Blake</w:t>
+            </w:r>
+          </w:p>
+          <w:p>
+            <w:pPr>
+              <w:rPr>
+                <w:lang w:val="en-US"/>
+              </w:rPr>
+            </w:pPr>
+            <w:r>
+              <w:rPr>
+                <w:b/>
+                <w:bCs/>
+                <w:lang w:val="en-US"/>
+              </w:rPr>
+              <w:t>Sender Address</w:t>
+            </w:r>
+            <w:r>
+              <w:rPr>
+                <w:lang w:val="en-US"/>
+              </w:rPr>
+              <w:t xml:space="preserve">: </w:t>
+            </w:r>
+            <w:r>
+              <w:rPr>
+                <w:lang w:val="en-US"/>
+              </w:rPr>
+              <w:t>blake@abc.com.my</w:t>
+            </w:r>
+          </w:p>
+          <w:p>
+            <w:pPr>
+              <w:rPr>
+                <w:lang w:val="en-US"/>
+              </w:rPr>
+            </w:pPr>
+            <w:r>
+              <w:rPr>
+                <w:b/>
+                <w:bCs/>
+                <w:lang w:val="en-US"/>
+              </w:rPr>
+              <w:t>To Address</w:t>
+            </w:r>
+            <w:r>
+              <w:rPr>
+                <w:lang w:val="en-US"/>
+              </w:rPr>
+              <w:t>: {player_email}</w:t>
+            </w:r>
+          </w:p>
+          <w:p>
+            <w:pPr>
+              <w:rPr>
+                <w:lang w:val="en-US"/>
+              </w:rPr>
+            </w:pPr>
+            <w:r>
+              <w:rPr>
+                <w:b/>
+                <w:bCs/>
+                <w:lang w:val="en-US"/>
+              </w:rPr>
+              <w:t>CC Address</w:t>
+            </w:r>
+            <w:r>
+              <w:rPr>
+                <w:lang w:val="en-US"/>
+              </w:rPr>
+              <w:t xml:space="preserve">: </w:t>
+            </w:r>
+          </w:p>
+          <w:p>
+            <w:pPr>
+              <w:rPr>
+                <w:lang w:val="en-US"/>
+              </w:rPr>
+            </w:pPr>
+            <w:r>
+              <w:rPr>
+                <w:b/>
+                <w:bCs/>
+                <w:lang w:val="en-US"/>
+              </w:rPr>
+              <w:t>Subject</w:t>
+            </w:r>
+            <w:r>
+              <w:rPr>
+                <w:lang w:val="en-US"/>
+              </w:rPr>
+              <w:t xml:space="preserve">: </w:t>
+            </w:r>
+            <w:r>
+              <w:rPr>
+                <w:lang w:val="en-US"/>
+              </w:rPr>
+              <w:t>Things are getting worse</w:t>
+            </w:r>
+          </w:p>
+          <w:p>
+            <w:pPr>
+              <w:rPr>
                 <w:lang w:val="en-US"/>
               </w:rPr>
             </w:pPr>
@@ -16404,9 +14918,125 @@
         </w:tc>
         <w:tc>
           <w:tcPr>
-            <w:tcW w:w="5061" w:type="dxa"/>
+            <w:tcW w:w="5871" w:type="dxa"/>
             <w:vAlign w:val="center"/>
           </w:tcPr>
+          <w:p>
+            <w:pPr>
+              <w:rPr>
+                <w:lang w:val="en-US"/>
+              </w:rPr>
+            </w:pPr>
+          </w:p>
+          <w:p>
+            <w:pPr>
+              <w:rPr>
+                <w:lang w:val="en-US"/>
+              </w:rPr>
+            </w:pPr>
+            <w:r>
+              <w:rPr>
+                <w:lang w:val="en-US"/>
+              </w:rPr>
+              <w:t>Hi {player_name}.</w:t>
+            </w:r>
+          </w:p>
+          <w:p>
+            <w:pPr>
+              <w:rPr>
+                <w:lang w:val="en-US"/>
+              </w:rPr>
+            </w:pPr>
+            <w:r>
+              <w:rPr>
+                <w:lang w:val="en-US"/>
+              </w:rPr>
+              <w:t xml:space="preserve">[p] </w:t>
+            </w:r>
+          </w:p>
+          <w:p>
+            <w:pPr>
+              <w:rPr>
+                <w:lang w:val="en-US"/>
+              </w:rPr>
+            </w:pPr>
+            <w:r>
+              <w:rPr>
+                <w:lang w:val="en-US"/>
+              </w:rPr>
+              <w:t>[p]Things has gotten really suspicious lately. Have you been receiving these recruiting ads? Those C17 posters calling you to join them? I got those too.</w:t>
+            </w:r>
+          </w:p>
+          <w:p>
+            <w:pPr>
+              <w:rPr>
+                <w:lang w:val="en-US"/>
+              </w:rPr>
+            </w:pPr>
+            <w:r>
+              <w:rPr>
+                <w:lang w:val="en-US"/>
+              </w:rPr>
+              <w:t xml:space="preserve">[p] </w:t>
+            </w:r>
+          </w:p>
+          <w:p>
+            <w:pPr>
+              <w:rPr>
+                <w:lang w:val="en-US"/>
+              </w:rPr>
+            </w:pPr>
+            <w:r>
+              <w:rPr>
+                <w:lang w:val="en-US"/>
+              </w:rPr>
+              <w:t>[p]Many companies reported they have been under cyber attack, but not a single report from C17…</w:t>
+            </w:r>
+          </w:p>
+          <w:p>
+            <w:pPr>
+              <w:rPr>
+                <w:lang w:val="en-US"/>
+              </w:rPr>
+            </w:pPr>
+            <w:r>
+              <w:rPr>
+                <w:lang w:val="en-US"/>
+              </w:rPr>
+              <w:t xml:space="preserve">[p] </w:t>
+            </w:r>
+          </w:p>
+          <w:p>
+            <w:pPr>
+              <w:rPr>
+                <w:lang w:val="en-US"/>
+              </w:rPr>
+            </w:pPr>
+            <w:r>
+              <w:rPr>
+                <w:lang w:val="en-US"/>
+              </w:rPr>
+              <w:t>[p]I’m going to do some digging with Mike, Nazrin and Kai Jie. For now, do your best to avoid the phishing emails.</w:t>
+            </w:r>
+            <w:r>
+              <w:rPr>
+                <w:lang w:val="en-US"/>
+              </w:rPr>
+              <w:t xml:space="preserve"> I’ll let you know if we </w:t>
+            </w:r>
+            <w:r>
+              <w:rPr>
+                <w:lang w:val="en-US"/>
+              </w:rPr>
+              <w:t>find</w:t>
+            </w:r>
+            <w:r>
+              <w:rPr>
+                <w:lang w:val="en-US"/>
+              </w:rPr>
+              <w:t xml:space="preserve"> something.</w:t>
+            </w:r>
+          </w:p>
           <w:p>
             <w:pPr>
               <w:rPr>
@@ -16422,9 +15052,201 @@
         </w:trPr>
         <w:tc>
           <w:tcPr>
-            <w:tcW w:w="3955" w:type="dxa"/>
+            <w:tcW w:w="3145" w:type="dxa"/>
             <w:vAlign w:val="center"/>
           </w:tcPr>
+          <w:p>
+            <w:pPr>
+              <w:rPr>
+                <w:b/>
+                <w:bCs/>
+                <w:lang w:val="en-US"/>
+              </w:rPr>
+            </w:pPr>
+          </w:p>
+          <w:p>
+            <w:pPr>
+              <w:rPr>
+                <w:lang w:val="en-US"/>
+              </w:rPr>
+            </w:pPr>
+            <w:r>
+              <w:rPr>
+                <w:b/>
+                <w:bCs/>
+                <w:lang w:val="en-US"/>
+              </w:rPr>
+              <w:t>Type</w:t>
+            </w:r>
+            <w:r>
+              <w:rPr>
+                <w:lang w:val="en-US"/>
+              </w:rPr>
+              <w:t>: Outbound</w:t>
+            </w:r>
+          </w:p>
+          <w:p>
+            <w:pPr>
+              <w:rPr>
+                <w:lang w:val="en-US"/>
+              </w:rPr>
+            </w:pPr>
+            <w:r>
+              <w:rPr>
+                <w:b/>
+                <w:bCs/>
+                <w:lang w:val="en-US"/>
+              </w:rPr>
+              <w:t>Sender Name</w:t>
+            </w:r>
+            <w:r>
+              <w:rPr>
+                <w:lang w:val="en-US"/>
+              </w:rPr>
+              <w:t xml:space="preserve">: </w:t>
+            </w:r>
+            <w:r>
+              <w:rPr>
+                <w:lang w:val="en-US"/>
+              </w:rPr>
+              <w:t>Nazrin</w:t>
+            </w:r>
+          </w:p>
+          <w:p>
+            <w:pPr>
+              <w:rPr>
+                <w:lang w:val="en-US"/>
+              </w:rPr>
+            </w:pPr>
+            <w:r>
+              <w:rPr>
+                <w:b/>
+                <w:bCs/>
+                <w:lang w:val="en-US"/>
+              </w:rPr>
+              <w:t>Sender Address</w:t>
+            </w:r>
+            <w:r>
+              <w:rPr>
+                <w:lang w:val="en-US"/>
+              </w:rPr>
+              <w:t xml:space="preserve">: </w:t>
+            </w:r>
+            <w:hyperlink r:id="rId38" w:history="1">
+              <w:r>
+                <w:rPr>
+                  <w:rStyle w:val="Hyperlink"/>
+                  <w:lang w:val="en-US"/>
+                </w:rPr>
+                <w:t>nazrin.finance@abc.com.my</w:t>
+              </w:r>
+            </w:hyperlink>
+            <w:r>
+              <w:rPr>
+                <w:lang w:val="en-US"/>
+              </w:rPr>
+              <w:t xml:space="preserve"> </w:t>
+            </w:r>
+          </w:p>
+          <w:p>
+            <w:pPr>
+              <w:rPr>
+                <w:lang w:val="en-US"/>
+              </w:rPr>
+            </w:pPr>
+            <w:r>
+              <w:rPr>
+                <w:b/>
+                <w:bCs/>
+                <w:lang w:val="en-US"/>
+              </w:rPr>
+              <w:t>To Address</w:t>
+            </w:r>
+            <w:r>
+              <w:rPr>
+                <w:lang w:val="en-US"/>
+              </w:rPr>
+              <w:t>: {player_email}</w:t>
+            </w:r>
+          </w:p>
+          <w:p>
+            <w:pPr>
+              <w:rPr>
+                <w:lang w:val="en-US"/>
+              </w:rPr>
+            </w:pPr>
+            <w:r>
+              <w:rPr>
+                <w:b/>
+                <w:bCs/>
+                <w:lang w:val="en-US"/>
+              </w:rPr>
+              <w:t>CC Address</w:t>
+            </w:r>
+            <w:r>
+              <w:rPr>
+                <w:lang w:val="en-US"/>
+              </w:rPr>
+              <w:t>:</w:t>
+            </w:r>
+            <w:r>
+              <w:rPr>
+                <w:lang w:val="en-US"/>
+              </w:rPr>
+              <w:t xml:space="preserve"> </w:t>
+            </w:r>
+          </w:p>
+          <w:p>
+            <w:pPr>
+              <w:rPr>
+                <w:lang w:val="en-US"/>
+              </w:rPr>
+            </w:pPr>
+            <w:r>
+              <w:rPr>
+                <w:b/>
+                <w:bCs/>
+                <w:lang w:val="en-US"/>
+              </w:rPr>
+              <w:t>Subject</w:t>
+            </w:r>
+            <w:r>
+              <w:rPr>
+                <w:lang w:val="en-US"/>
+              </w:rPr>
+              <w:t xml:space="preserve">: </w:t>
+            </w:r>
+            <w:r>
+              <w:rPr>
+                <w:lang w:val="en-US"/>
+              </w:rPr>
+              <w:t>P</w:t>
+            </w:r>
+            <w:r>
+              <w:rPr>
+                <w:lang w:val="en-US"/>
+              </w:rPr>
+              <w:t xml:space="preserve">urchase </w:t>
+            </w:r>
+            <w:r>
+              <w:rPr>
+                <w:lang w:val="en-US"/>
+              </w:rPr>
+              <w:t>O</w:t>
+            </w:r>
+            <w:r>
+              <w:rPr>
+                <w:lang w:val="en-US"/>
+              </w:rPr>
+              <w:t>rders</w:t>
+            </w:r>
+            <w:r>
+              <w:rPr>
+                <w:lang w:val="en-US"/>
+              </w:rPr>
+              <w:t xml:space="preserve"> Submission (Friday)</w:t>
+            </w:r>
+          </w:p>
           <w:p>
             <w:pPr>
               <w:rPr>
@@ -16437,7 +15259,7 @@
         </w:tc>
         <w:tc>
           <w:tcPr>
-            <w:tcW w:w="5061" w:type="dxa"/>
+            <w:tcW w:w="5871" w:type="dxa"/>
             <w:vAlign w:val="center"/>
           </w:tcPr>
           <w:p>
@@ -16446,6 +15268,2015 @@
                 <w:lang w:val="en-US"/>
               </w:rPr>
             </w:pPr>
+            <w:r>
+              <w:rPr>
+                <w:lang w:val="en-US"/>
+              </w:rPr>
+              <w:t>One more day. You can do it! After this I will be meeting up with the others to investigate further.</w:t>
+            </w:r>
+          </w:p>
+        </w:tc>
+      </w:tr>
+      <w:tr>
+        <w:trPr>
+          <w:trHeight w:val="360"/>
+        </w:trPr>
+        <w:tc>
+          <w:tcPr>
+            <w:tcW w:w="3145" w:type="dxa"/>
+            <w:vAlign w:val="center"/>
+          </w:tcPr>
+          <w:p>
+            <w:pPr>
+              <w:rPr>
+                <w:b/>
+                <w:bCs/>
+                <w:lang w:val="en-US"/>
+              </w:rPr>
+            </w:pPr>
+          </w:p>
+          <w:p>
+            <w:pPr>
+              <w:rPr>
+                <w:lang w:val="en-US"/>
+              </w:rPr>
+            </w:pPr>
+            <w:r>
+              <w:rPr>
+                <w:b/>
+                <w:bCs/>
+                <w:lang w:val="en-US"/>
+              </w:rPr>
+              <w:t>Type</w:t>
+            </w:r>
+            <w:r>
+              <w:rPr>
+                <w:lang w:val="en-US"/>
+              </w:rPr>
+              <w:t xml:space="preserve">: </w:t>
+            </w:r>
+            <w:r>
+              <w:rPr>
+                <w:lang w:val="en-US"/>
+              </w:rPr>
+              <w:t>Inbound</w:t>
+            </w:r>
+          </w:p>
+          <w:p>
+            <w:pPr>
+              <w:rPr>
+                <w:lang w:val="en-US"/>
+              </w:rPr>
+            </w:pPr>
+            <w:r>
+              <w:rPr>
+                <w:b/>
+                <w:bCs/>
+                <w:lang w:val="en-US"/>
+              </w:rPr>
+              <w:t>Sender Name</w:t>
+            </w:r>
+            <w:r>
+              <w:rPr>
+                <w:lang w:val="en-US"/>
+              </w:rPr>
+              <w:t xml:space="preserve">: </w:t>
+            </w:r>
+            <w:r>
+              <w:rPr>
+                <w:lang w:val="en-US"/>
+              </w:rPr>
+              <w:t>Cyber News Daily</w:t>
+            </w:r>
+          </w:p>
+          <w:p>
+            <w:pPr>
+              <w:rPr>
+                <w:lang w:val="en-US"/>
+              </w:rPr>
+            </w:pPr>
+            <w:r>
+              <w:rPr>
+                <w:b/>
+                <w:bCs/>
+                <w:lang w:val="en-US"/>
+              </w:rPr>
+              <w:t>Sender Address</w:t>
+            </w:r>
+            <w:r>
+              <w:rPr>
+                <w:lang w:val="en-US"/>
+              </w:rPr>
+              <w:t xml:space="preserve">: </w:t>
+            </w:r>
+            <w:hyperlink r:id="rId39" w:history="1">
+              <w:r>
+                <w:rPr>
+                  <w:rStyle w:val="Hyperlink"/>
+                  <w:lang w:val="en-US"/>
+                </w:rPr>
+                <w:t>dailysnew</w:t>
+              </w:r>
+              <w:r>
+                <w:rPr>
+                  <w:rStyle w:val="Hyperlink"/>
+                  <w:lang w:val="en-US"/>
+                </w:rPr>
+                <w:t>@</w:t>
+              </w:r>
+              <w:r>
+                <w:rPr>
+                  <w:rStyle w:val="Hyperlink"/>
+                  <w:lang w:val="en-US"/>
+                </w:rPr>
+                <w:t>cnd</w:t>
+              </w:r>
+              <w:r>
+                <w:rPr>
+                  <w:rStyle w:val="Hyperlink"/>
+                  <w:lang w:val="en-US"/>
+                </w:rPr>
+                <w:t>.co</w:t>
+              </w:r>
+              <w:r>
+                <w:rPr>
+                  <w:rStyle w:val="Hyperlink"/>
+                  <w:lang w:val="en-US"/>
+                </w:rPr>
+                <w:t>r</w:t>
+              </w:r>
+              <w:r>
+                <w:rPr>
+                  <w:rStyle w:val="Hyperlink"/>
+                </w:rPr>
+                <w:t>n</w:t>
+              </w:r>
+            </w:hyperlink>
+            <w:r>
+              <w:rPr>
+                <w:lang w:val="en-US"/>
+              </w:rPr>
+              <w:t xml:space="preserve"> </w:t>
+            </w:r>
+          </w:p>
+          <w:p>
+            <w:pPr>
+              <w:rPr>
+                <w:lang w:val="en-US"/>
+              </w:rPr>
+            </w:pPr>
+            <w:r>
+              <w:rPr>
+                <w:b/>
+                <w:bCs/>
+                <w:lang w:val="en-US"/>
+              </w:rPr>
+              <w:t>To Address</w:t>
+            </w:r>
+            <w:r>
+              <w:rPr>
+                <w:lang w:val="en-US"/>
+              </w:rPr>
+              <w:t>: {player_email}</w:t>
+            </w:r>
+          </w:p>
+          <w:p>
+            <w:pPr>
+              <w:rPr>
+                <w:lang w:val="en-US"/>
+              </w:rPr>
+            </w:pPr>
+            <w:r>
+              <w:rPr>
+                <w:b/>
+                <w:bCs/>
+                <w:lang w:val="en-US"/>
+              </w:rPr>
+              <w:t>CC Address</w:t>
+            </w:r>
+            <w:r>
+              <w:rPr>
+                <w:lang w:val="en-US"/>
+              </w:rPr>
+              <w:t xml:space="preserve">: </w:t>
+            </w:r>
+          </w:p>
+          <w:p>
+            <w:pPr>
+              <w:rPr>
+                <w:lang w:val="en-US"/>
+              </w:rPr>
+            </w:pPr>
+            <w:r>
+              <w:rPr>
+                <w:b/>
+                <w:bCs/>
+                <w:lang w:val="en-US"/>
+              </w:rPr>
+              <w:t>Subject</w:t>
+            </w:r>
+            <w:r>
+              <w:rPr>
+                <w:lang w:val="en-US"/>
+              </w:rPr>
+              <w:t xml:space="preserve">: </w:t>
+            </w:r>
+            <w:r>
+              <w:rPr>
+                <w:lang w:val="en-US"/>
+              </w:rPr>
+              <w:t>The Best Antivirus Defense</w:t>
+            </w:r>
+          </w:p>
+          <w:p>
+            <w:pPr>
+              <w:rPr>
+                <w:b/>
+                <w:bCs/>
+                <w:lang w:val="en-US"/>
+              </w:rPr>
+            </w:pPr>
+          </w:p>
+        </w:tc>
+        <w:tc>
+          <w:tcPr>
+            <w:tcW w:w="5871" w:type="dxa"/>
+            <w:vAlign w:val="center"/>
+          </w:tcPr>
+          <w:p>
+            <w:pPr>
+              <w:rPr>
+                <w:lang w:val="en-US"/>
+              </w:rPr>
+            </w:pPr>
+            <w:r>
+              <w:rPr>
+                <w:lang w:val="en-US"/>
+              </w:rPr>
+              <w:t>Worry no more! The best defense against the frequent cyber attacks is here! Download the file attached now, install the application and carry on without ever worrying about attacks!</w:t>
+            </w:r>
+          </w:p>
+        </w:tc>
+      </w:tr>
+      <w:tr>
+        <w:trPr>
+          <w:trHeight w:val="360"/>
+        </w:trPr>
+        <w:tc>
+          <w:tcPr>
+            <w:tcW w:w="3145" w:type="dxa"/>
+            <w:vAlign w:val="center"/>
+          </w:tcPr>
+          <w:p>
+            <w:pPr>
+              <w:rPr>
+                <w:b/>
+                <w:bCs/>
+                <w:lang w:val="en-US"/>
+              </w:rPr>
+            </w:pPr>
+          </w:p>
+          <w:p>
+            <w:pPr>
+              <w:rPr>
+                <w:lang w:val="en-US"/>
+              </w:rPr>
+            </w:pPr>
+            <w:r>
+              <w:rPr>
+                <w:b/>
+                <w:bCs/>
+                <w:lang w:val="en-US"/>
+              </w:rPr>
+              <w:t>Type</w:t>
+            </w:r>
+            <w:r>
+              <w:rPr>
+                <w:lang w:val="en-US"/>
+              </w:rPr>
+              <w:t>: Inbound</w:t>
+            </w:r>
+          </w:p>
+          <w:p>
+            <w:pPr>
+              <w:rPr>
+                <w:lang w:val="en-US"/>
+              </w:rPr>
+            </w:pPr>
+            <w:r>
+              <w:rPr>
+                <w:b/>
+                <w:bCs/>
+                <w:lang w:val="en-US"/>
+              </w:rPr>
+              <w:t>Sender Name</w:t>
+            </w:r>
+            <w:r>
+              <w:rPr>
+                <w:lang w:val="en-US"/>
+              </w:rPr>
+              <w:t xml:space="preserve">: </w:t>
+            </w:r>
+            <w:r>
+              <w:rPr>
+                <w:lang w:val="en-US"/>
+              </w:rPr>
+              <w:t>YS Store</w:t>
+            </w:r>
+          </w:p>
+          <w:p>
+            <w:pPr>
+              <w:rPr>
+                <w:lang w:val="en-US"/>
+              </w:rPr>
+            </w:pPr>
+            <w:r>
+              <w:rPr>
+                <w:b/>
+                <w:bCs/>
+                <w:lang w:val="en-US"/>
+              </w:rPr>
+              <w:t>Sender Address</w:t>
+            </w:r>
+            <w:r>
+              <w:rPr>
+                <w:lang w:val="en-US"/>
+              </w:rPr>
+              <w:t xml:space="preserve">: </w:t>
+            </w:r>
+            <w:hyperlink r:id="rId40" w:history="1">
+              <w:r>
+                <w:rPr>
+                  <w:rStyle w:val="Hyperlink"/>
+                  <w:lang w:val="en-US"/>
+                </w:rPr>
+                <w:t>ys1143@email.com</w:t>
+              </w:r>
+            </w:hyperlink>
+            <w:r>
+              <w:rPr>
+                <w:lang w:val="en-US"/>
+              </w:rPr>
+              <w:t xml:space="preserve"> </w:t>
+            </w:r>
+            <w:r>
+              <w:rPr>
+                <w:lang w:val="en-US"/>
+              </w:rPr>
+              <w:t xml:space="preserve"> </w:t>
+            </w:r>
+          </w:p>
+          <w:p>
+            <w:pPr>
+              <w:rPr>
+                <w:lang w:val="en-US"/>
+              </w:rPr>
+            </w:pPr>
+            <w:r>
+              <w:rPr>
+                <w:b/>
+                <w:bCs/>
+                <w:lang w:val="en-US"/>
+              </w:rPr>
+              <w:lastRenderedPageBreak/>
+              <w:t>To Address</w:t>
+            </w:r>
+            <w:r>
+              <w:rPr>
+                <w:lang w:val="en-US"/>
+              </w:rPr>
+              <w:t>: {player_email}</w:t>
+            </w:r>
+          </w:p>
+          <w:p>
+            <w:pPr>
+              <w:rPr>
+                <w:lang w:val="en-US"/>
+              </w:rPr>
+            </w:pPr>
+            <w:r>
+              <w:rPr>
+                <w:b/>
+                <w:bCs/>
+                <w:lang w:val="en-US"/>
+              </w:rPr>
+              <w:t>CC Address</w:t>
+            </w:r>
+            <w:r>
+              <w:rPr>
+                <w:lang w:val="en-US"/>
+              </w:rPr>
+              <w:t xml:space="preserve">: </w:t>
+            </w:r>
+          </w:p>
+          <w:p>
+            <w:pPr>
+              <w:rPr>
+                <w:lang w:val="en-US"/>
+              </w:rPr>
+            </w:pPr>
+            <w:r>
+              <w:rPr>
+                <w:b/>
+                <w:bCs/>
+                <w:lang w:val="en-US"/>
+              </w:rPr>
+              <w:t>Subject</w:t>
+            </w:r>
+            <w:r>
+              <w:rPr>
+                <w:lang w:val="en-US"/>
+              </w:rPr>
+              <w:t xml:space="preserve">: </w:t>
+            </w:r>
+            <w:r>
+              <w:rPr>
+                <w:lang w:val="en-US"/>
+              </w:rPr>
+              <w:t>YS Store Purchase Order</w:t>
+            </w:r>
+          </w:p>
+          <w:p>
+            <w:pPr>
+              <w:rPr>
+                <w:b/>
+                <w:bCs/>
+                <w:lang w:val="en-US"/>
+              </w:rPr>
+            </w:pPr>
+          </w:p>
+        </w:tc>
+        <w:tc>
+          <w:tcPr>
+            <w:tcW w:w="5871" w:type="dxa"/>
+            <w:vAlign w:val="center"/>
+          </w:tcPr>
+          <w:p>
+            <w:pPr>
+              <w:rPr>
+                <w:lang w:val="en-US"/>
+              </w:rPr>
+            </w:pPr>
+            <w:r>
+              <w:rPr>
+                <w:lang w:val="en-US"/>
+              </w:rPr>
+              <w:lastRenderedPageBreak/>
+              <w:t>Hi I want to place an order for products from your company.</w:t>
+            </w:r>
+            <w:r>
+              <w:rPr>
+                <w:lang w:val="en-US"/>
+              </w:rPr>
+              <w:t xml:space="preserve"> Please refer to the attached file for further details. Thank you.</w:t>
+            </w:r>
+          </w:p>
+          <w:p>
+            <w:pPr>
+              <w:rPr>
+                <w:lang w:val="en-US"/>
+              </w:rPr>
+            </w:pPr>
+            <w:r>
+              <w:rPr>
+                <w:lang w:val="en-US"/>
+              </w:rPr>
+              <w:t xml:space="preserve">[p] </w:t>
+            </w:r>
+          </w:p>
+          <w:p>
+            <w:pPr>
+              <w:rPr>
+                <w:lang w:val="en-US"/>
+              </w:rPr>
+            </w:pPr>
+            <w:r>
+              <w:rPr>
+                <w:lang w:val="en-US"/>
+              </w:rPr>
+              <w:t>[p]</w:t>
+            </w:r>
+            <w:r>
+              <w:rPr>
+                <w:lang w:val="en-US"/>
+              </w:rPr>
+              <w:t>-YS Store</w:t>
+            </w:r>
+            <w:r>
+              <w:rPr>
+                <w:lang w:val="en-US"/>
+              </w:rPr>
+              <w:t xml:space="preserve"> Manager</w:t>
+            </w:r>
+          </w:p>
+        </w:tc>
+      </w:tr>
+      <w:tr>
+        <w:trPr>
+          <w:trHeight w:val="360"/>
+        </w:trPr>
+        <w:tc>
+          <w:tcPr>
+            <w:tcW w:w="3145" w:type="dxa"/>
+            <w:vAlign w:val="center"/>
+          </w:tcPr>
+          <w:p>
+            <w:pPr>
+              <w:rPr>
+                <w:b/>
+                <w:bCs/>
+                <w:lang w:val="en-US"/>
+              </w:rPr>
+            </w:pPr>
+          </w:p>
+          <w:p>
+            <w:pPr>
+              <w:rPr>
+                <w:lang w:val="en-US"/>
+              </w:rPr>
+            </w:pPr>
+            <w:r>
+              <w:rPr>
+                <w:b/>
+                <w:bCs/>
+                <w:lang w:val="en-US"/>
+              </w:rPr>
+              <w:t>Type</w:t>
+            </w:r>
+            <w:r>
+              <w:rPr>
+                <w:lang w:val="en-US"/>
+              </w:rPr>
+              <w:t xml:space="preserve">: </w:t>
+            </w:r>
+            <w:r>
+              <w:rPr>
+                <w:lang w:val="en-US"/>
+              </w:rPr>
+              <w:t>Inbound</w:t>
+            </w:r>
+          </w:p>
+          <w:p>
+            <w:pPr>
+              <w:rPr>
+                <w:lang w:val="en-US"/>
+              </w:rPr>
+            </w:pPr>
+            <w:r>
+              <w:rPr>
+                <w:b/>
+                <w:bCs/>
+                <w:lang w:val="en-US"/>
+              </w:rPr>
+              <w:t>Sender Name</w:t>
+            </w:r>
+            <w:r>
+              <w:rPr>
+                <w:lang w:val="en-US"/>
+              </w:rPr>
+              <w:t xml:space="preserve">: </w:t>
+            </w:r>
+            <w:r>
+              <w:rPr>
+                <w:lang w:val="en-US"/>
+              </w:rPr>
+              <w:t>Kai Jie</w:t>
+            </w:r>
+          </w:p>
+          <w:p>
+            <w:pPr>
+              <w:rPr>
+                <w:lang w:val="en-US"/>
+              </w:rPr>
+            </w:pPr>
+            <w:r>
+              <w:rPr>
+                <w:b/>
+                <w:bCs/>
+                <w:lang w:val="en-US"/>
+              </w:rPr>
+              <w:t>Sender Address</w:t>
+            </w:r>
+            <w:r>
+              <w:rPr>
+                <w:lang w:val="en-US"/>
+              </w:rPr>
+              <w:t xml:space="preserve">: </w:t>
+            </w:r>
+            <w:r>
+              <w:rPr>
+                <w:lang w:val="en-US"/>
+              </w:rPr>
+              <w:t>kaijie</w:t>
+            </w:r>
+            <w:r>
+              <w:rPr>
+                <w:lang w:val="en-US"/>
+              </w:rPr>
+              <w:t>@</w:t>
+            </w:r>
+            <w:r>
+              <w:rPr>
+                <w:lang w:val="en-US"/>
+              </w:rPr>
+              <w:t>adc</w:t>
+            </w:r>
+            <w:r>
+              <w:rPr>
+                <w:lang w:val="en-US"/>
+              </w:rPr>
+              <w:t>.com</w:t>
+            </w:r>
+            <w:r>
+              <w:rPr>
+                <w:lang w:val="en-US"/>
+              </w:rPr>
+              <w:t>.m</w:t>
+            </w:r>
+            <w:r>
+              <w:rPr>
+                <w:lang w:val="en-US"/>
+              </w:rPr>
+              <w:t>y</w:t>
+            </w:r>
+          </w:p>
+          <w:p>
+            <w:pPr>
+              <w:rPr>
+                <w:lang w:val="en-US"/>
+              </w:rPr>
+            </w:pPr>
+            <w:r>
+              <w:rPr>
+                <w:b/>
+                <w:bCs/>
+                <w:lang w:val="en-US"/>
+              </w:rPr>
+              <w:t>To Address</w:t>
+            </w:r>
+            <w:r>
+              <w:rPr>
+                <w:lang w:val="en-US"/>
+              </w:rPr>
+              <w:t>: {player_email}</w:t>
+            </w:r>
+          </w:p>
+          <w:p>
+            <w:pPr>
+              <w:rPr>
+                <w:lang w:val="en-US"/>
+              </w:rPr>
+            </w:pPr>
+            <w:r>
+              <w:rPr>
+                <w:b/>
+                <w:bCs/>
+                <w:lang w:val="en-US"/>
+              </w:rPr>
+              <w:t>CC Address</w:t>
+            </w:r>
+            <w:r>
+              <w:rPr>
+                <w:lang w:val="en-US"/>
+              </w:rPr>
+              <w:t xml:space="preserve">: </w:t>
+            </w:r>
+          </w:p>
+          <w:p>
+            <w:pPr>
+              <w:rPr>
+                <w:lang w:val="en-US"/>
+              </w:rPr>
+            </w:pPr>
+            <w:r>
+              <w:rPr>
+                <w:b/>
+                <w:bCs/>
+                <w:lang w:val="en-US"/>
+              </w:rPr>
+              <w:t>Subject</w:t>
+            </w:r>
+            <w:r>
+              <w:rPr>
+                <w:lang w:val="en-US"/>
+              </w:rPr>
+              <w:t xml:space="preserve">: </w:t>
+            </w:r>
+            <w:r>
+              <w:rPr>
+                <w:lang w:val="en-US"/>
+              </w:rPr>
+              <w:t>New Login Software</w:t>
+            </w:r>
+          </w:p>
+          <w:p>
+            <w:pPr>
+              <w:rPr>
+                <w:b/>
+                <w:bCs/>
+                <w:lang w:val="en-US"/>
+              </w:rPr>
+            </w:pPr>
+          </w:p>
+        </w:tc>
+        <w:tc>
+          <w:tcPr>
+            <w:tcW w:w="5871" w:type="dxa"/>
+            <w:vAlign w:val="center"/>
+          </w:tcPr>
+          <w:p>
+            <w:pPr>
+              <w:rPr>
+                <w:lang w:val="en-US"/>
+              </w:rPr>
+            </w:pPr>
+            <w:r>
+              <w:rPr>
+                <w:lang w:val="en-US"/>
+              </w:rPr>
+              <w:t>Hi. Our company has a new log in software to help increase security and protect us from outside attacks. Please install the software and wait for further instructions. Thank you.</w:t>
+            </w:r>
+          </w:p>
+          <w:p>
+            <w:pPr>
+              <w:rPr>
+                <w:lang w:val="en-US"/>
+              </w:rPr>
+            </w:pPr>
+            <w:r>
+              <w:rPr>
+                <w:lang w:val="en-US"/>
+              </w:rPr>
+              <w:t xml:space="preserve">[p] </w:t>
+            </w:r>
+          </w:p>
+          <w:p>
+            <w:pPr>
+              <w:rPr>
+                <w:lang w:val="en-US"/>
+              </w:rPr>
+            </w:pPr>
+            <w:r>
+              <w:rPr>
+                <w:lang w:val="en-US"/>
+              </w:rPr>
+              <w:t>[p]</w:t>
+            </w:r>
+            <w:r>
+              <w:rPr>
+                <w:lang w:val="en-US"/>
+              </w:rPr>
+              <w:t>-Kai Jie</w:t>
+            </w:r>
+            <w:r>
+              <w:rPr>
+                <w:lang w:val="en-US"/>
+              </w:rPr>
+              <w:t xml:space="preserve"> f</w:t>
+            </w:r>
+            <w:r>
+              <w:rPr>
+                <w:lang w:val="en-US"/>
+              </w:rPr>
+              <w:t>ro</w:t>
+            </w:r>
+            <w:r>
+              <w:rPr>
+                <w:lang w:val="en-US"/>
+              </w:rPr>
+              <w:t>m IT</w:t>
+            </w:r>
+          </w:p>
+        </w:tc>
+      </w:tr>
+      <w:tr>
+        <w:trPr>
+          <w:trHeight w:val="360"/>
+        </w:trPr>
+        <w:tc>
+          <w:tcPr>
+            <w:tcW w:w="3145" w:type="dxa"/>
+            <w:vAlign w:val="center"/>
+          </w:tcPr>
+          <w:p>
+            <w:pPr>
+              <w:rPr>
+                <w:b/>
+                <w:bCs/>
+                <w:lang w:val="en-US"/>
+              </w:rPr>
+            </w:pPr>
+          </w:p>
+          <w:p>
+            <w:pPr>
+              <w:rPr>
+                <w:lang w:val="en-US"/>
+              </w:rPr>
+            </w:pPr>
+            <w:r>
+              <w:rPr>
+                <w:b/>
+                <w:bCs/>
+                <w:lang w:val="en-US"/>
+              </w:rPr>
+              <w:t>Type</w:t>
+            </w:r>
+            <w:r>
+              <w:rPr>
+                <w:lang w:val="en-US"/>
+              </w:rPr>
+              <w:t>: Inbound</w:t>
+            </w:r>
+          </w:p>
+          <w:p>
+            <w:pPr>
+              <w:rPr>
+                <w:lang w:val="en-US"/>
+              </w:rPr>
+            </w:pPr>
+            <w:r>
+              <w:rPr>
+                <w:b/>
+                <w:bCs/>
+                <w:lang w:val="en-US"/>
+              </w:rPr>
+              <w:t>Sender Name</w:t>
+            </w:r>
+            <w:r>
+              <w:rPr>
+                <w:lang w:val="en-US"/>
+              </w:rPr>
+              <w:t xml:space="preserve">: </w:t>
+            </w:r>
+            <w:r>
+              <w:rPr>
+                <w:lang w:val="en-US"/>
+              </w:rPr>
+              <w:t>HOBBYART</w:t>
+            </w:r>
+          </w:p>
+          <w:p>
+            <w:pPr>
+              <w:rPr>
+                <w:lang w:val="en-US"/>
+              </w:rPr>
+            </w:pPr>
+            <w:r>
+              <w:rPr>
+                <w:b/>
+                <w:bCs/>
+                <w:lang w:val="en-US"/>
+              </w:rPr>
+              <w:t>Sender Address</w:t>
+            </w:r>
+            <w:r>
+              <w:rPr>
+                <w:lang w:val="en-US"/>
+              </w:rPr>
+              <w:t xml:space="preserve">: </w:t>
+            </w:r>
+            <w:r>
+              <w:rPr>
+                <w:lang w:val="en-US"/>
+              </w:rPr>
+              <w:t>shafie@hobbyart.com</w:t>
+            </w:r>
+          </w:p>
+          <w:p>
+            <w:pPr>
+              <w:rPr>
+                <w:lang w:val="en-US"/>
+              </w:rPr>
+            </w:pPr>
+            <w:r>
+              <w:rPr>
+                <w:b/>
+                <w:bCs/>
+                <w:lang w:val="en-US"/>
+              </w:rPr>
+              <w:t>To Address</w:t>
+            </w:r>
+            <w:r>
+              <w:rPr>
+                <w:lang w:val="en-US"/>
+              </w:rPr>
+              <w:t>: {player_email}</w:t>
+            </w:r>
+          </w:p>
+          <w:p>
+            <w:pPr>
+              <w:rPr>
+                <w:lang w:val="en-US"/>
+              </w:rPr>
+            </w:pPr>
+            <w:r>
+              <w:rPr>
+                <w:b/>
+                <w:bCs/>
+                <w:lang w:val="en-US"/>
+              </w:rPr>
+              <w:t>CC Address</w:t>
+            </w:r>
+            <w:r>
+              <w:rPr>
+                <w:lang w:val="en-US"/>
+              </w:rPr>
+              <w:t xml:space="preserve">: </w:t>
+            </w:r>
+          </w:p>
+          <w:p>
+            <w:pPr>
+              <w:rPr>
+                <w:lang w:val="en-US"/>
+              </w:rPr>
+            </w:pPr>
+            <w:r>
+              <w:rPr>
+                <w:b/>
+                <w:bCs/>
+                <w:lang w:val="en-US"/>
+              </w:rPr>
+              <w:t>Subject</w:t>
+            </w:r>
+            <w:r>
+              <w:rPr>
+                <w:lang w:val="en-US"/>
+              </w:rPr>
+              <w:t xml:space="preserve">: </w:t>
+            </w:r>
+            <w:r>
+              <w:rPr>
+                <w:lang w:val="en-US"/>
+              </w:rPr>
+              <w:t>Order for Stationeries</w:t>
+            </w:r>
+          </w:p>
+          <w:p>
+            <w:pPr>
+              <w:rPr>
+                <w:b/>
+                <w:bCs/>
+                <w:lang w:val="en-US"/>
+              </w:rPr>
+            </w:pPr>
+          </w:p>
+        </w:tc>
+        <w:tc>
+          <w:tcPr>
+            <w:tcW w:w="5871" w:type="dxa"/>
+            <w:vAlign w:val="center"/>
+          </w:tcPr>
+          <w:p>
+            <w:pPr>
+              <w:rPr>
+                <w:lang w:val="en-US"/>
+              </w:rPr>
+            </w:pPr>
+          </w:p>
+          <w:p>
+            <w:pPr>
+              <w:rPr>
+                <w:lang w:val="en-US"/>
+              </w:rPr>
+            </w:pPr>
+            <w:r>
+              <w:rPr>
+                <w:lang w:val="en-US"/>
+              </w:rPr>
+              <w:t>Hello ABC Stationeries. I’d like to place an order for stationeries</w:t>
+            </w:r>
+            <w:r>
+              <w:rPr>
+                <w:lang w:val="en-US"/>
+              </w:rPr>
+              <w:t xml:space="preserve"> for HOBBYART Art Supplies Store.</w:t>
+            </w:r>
+          </w:p>
+          <w:p>
+            <w:pPr>
+              <w:rPr>
+                <w:lang w:val="en-US"/>
+              </w:rPr>
+            </w:pPr>
+            <w:r>
+              <w:rPr>
+                <w:lang w:val="en-US"/>
+              </w:rPr>
+              <w:t xml:space="preserve">[p] </w:t>
+            </w:r>
+          </w:p>
+          <w:p>
+            <w:pPr>
+              <w:rPr>
+                <w:lang w:val="en-US"/>
+              </w:rPr>
+            </w:pPr>
+            <w:r>
+              <w:rPr>
+                <w:lang w:val="en-US"/>
+              </w:rPr>
+              <w:t>[p]The order file is attached in this email. Please refer to it for details and contact us if there are any issues.</w:t>
+            </w:r>
+          </w:p>
+          <w:p>
+            <w:pPr>
+              <w:rPr>
+                <w:lang w:val="en-US"/>
+              </w:rPr>
+            </w:pPr>
+            <w:r>
+              <w:rPr>
+                <w:lang w:val="en-US"/>
+              </w:rPr>
+              <w:t xml:space="preserve">[p] </w:t>
+            </w:r>
+          </w:p>
+          <w:p>
+            <w:pPr>
+              <w:rPr>
+                <w:lang w:val="en-US"/>
+              </w:rPr>
+            </w:pPr>
+            <w:r>
+              <w:rPr>
+                <w:lang w:val="en-US"/>
+              </w:rPr>
+              <w:t xml:space="preserve">[p] </w:t>
+            </w:r>
+          </w:p>
+          <w:p>
+            <w:pPr>
+              <w:rPr>
+                <w:lang w:val="en-US"/>
+              </w:rPr>
+            </w:pPr>
+            <w:r>
+              <w:rPr>
+                <w:lang w:val="en-US"/>
+              </w:rPr>
+              <w:t>[p]We look forward to hear from you.</w:t>
+            </w:r>
+          </w:p>
+          <w:p>
+            <w:pPr>
+              <w:rPr>
+                <w:lang w:val="en-US"/>
+              </w:rPr>
+            </w:pPr>
+            <w:r>
+              <w:rPr>
+                <w:lang w:val="en-US"/>
+              </w:rPr>
+              <w:t xml:space="preserve">[p] </w:t>
+            </w:r>
+          </w:p>
+          <w:p>
+            <w:pPr>
+              <w:rPr>
+                <w:lang w:val="en-US"/>
+              </w:rPr>
+            </w:pPr>
+            <w:r>
+              <w:rPr>
+                <w:lang w:val="en-US"/>
+              </w:rPr>
+              <w:t>[p]-Shafie</w:t>
+            </w:r>
+          </w:p>
+          <w:p>
+            <w:pPr>
+              <w:rPr>
+                <w:lang w:val="en-US"/>
+              </w:rPr>
+            </w:pPr>
+          </w:p>
+        </w:tc>
+      </w:tr>
+      <w:tr>
+        <w:trPr>
+          <w:trHeight w:val="360"/>
+        </w:trPr>
+        <w:tc>
+          <w:tcPr>
+            <w:tcW w:w="3145" w:type="dxa"/>
+            <w:vAlign w:val="center"/>
+          </w:tcPr>
+          <w:p>
+            <w:pPr>
+              <w:rPr>
+                <w:b/>
+                <w:bCs/>
+                <w:lang w:val="en-US"/>
+              </w:rPr>
+            </w:pPr>
+          </w:p>
+          <w:p>
+            <w:pPr>
+              <w:rPr>
+                <w:lang w:val="en-US"/>
+              </w:rPr>
+            </w:pPr>
+            <w:r>
+              <w:rPr>
+                <w:b/>
+                <w:bCs/>
+                <w:lang w:val="en-US"/>
+              </w:rPr>
+              <w:t>Type</w:t>
+            </w:r>
+            <w:r>
+              <w:rPr>
+                <w:lang w:val="en-US"/>
+              </w:rPr>
+              <w:t>: Inbound</w:t>
+            </w:r>
+          </w:p>
+          <w:p>
+            <w:pPr>
+              <w:rPr>
+                <w:lang w:val="en-US"/>
+              </w:rPr>
+            </w:pPr>
+            <w:r>
+              <w:rPr>
+                <w:b/>
+                <w:bCs/>
+                <w:lang w:val="en-US"/>
+              </w:rPr>
+              <w:t>Sender Name</w:t>
+            </w:r>
+            <w:r>
+              <w:rPr>
+                <w:lang w:val="en-US"/>
+              </w:rPr>
+              <w:t xml:space="preserve">: </w:t>
+            </w:r>
+            <w:r>
+              <w:rPr>
+                <w:lang w:val="en-US"/>
+              </w:rPr>
+              <w:t>Cyber News Daily</w:t>
+            </w:r>
+          </w:p>
+          <w:p>
+            <w:pPr>
+              <w:rPr>
+                <w:lang w:val="en-US"/>
+              </w:rPr>
+            </w:pPr>
+            <w:r>
+              <w:rPr>
+                <w:b/>
+                <w:bCs/>
+                <w:lang w:val="en-US"/>
+              </w:rPr>
+              <w:t>Sender Address</w:t>
+            </w:r>
+            <w:r>
+              <w:rPr>
+                <w:lang w:val="en-US"/>
+              </w:rPr>
+              <w:t xml:space="preserve">: </w:t>
+            </w:r>
+            <w:hyperlink r:id="rId41" w:history="1">
+              <w:r>
+                <w:rPr>
+                  <w:rStyle w:val="Hyperlink"/>
+                  <w:lang w:val="en-US"/>
+                </w:rPr>
+                <w:t>dailysnew@cnd.cor</w:t>
+              </w:r>
+              <w:r>
+                <w:rPr>
+                  <w:rStyle w:val="Hyperlink"/>
+                </w:rPr>
+                <w:t>n</w:t>
+              </w:r>
+            </w:hyperlink>
+            <w:r>
+              <w:rPr>
+                <w:lang w:val="en-US"/>
+              </w:rPr>
+              <w:t xml:space="preserve"> </w:t>
+            </w:r>
+          </w:p>
+          <w:p>
+            <w:pPr>
+              <w:rPr>
+                <w:lang w:val="en-US"/>
+              </w:rPr>
+            </w:pPr>
+            <w:r>
+              <w:rPr>
+                <w:b/>
+                <w:bCs/>
+                <w:lang w:val="en-US"/>
+              </w:rPr>
+              <w:t>To Address</w:t>
+            </w:r>
+            <w:r>
+              <w:rPr>
+                <w:lang w:val="en-US"/>
+              </w:rPr>
+              <w:t>: {player_email}</w:t>
+            </w:r>
+          </w:p>
+          <w:p>
+            <w:pPr>
+              <w:rPr>
+                <w:lang w:val="en-US"/>
+              </w:rPr>
+            </w:pPr>
+            <w:r>
+              <w:rPr>
+                <w:b/>
+                <w:bCs/>
+                <w:lang w:val="en-US"/>
+              </w:rPr>
+              <w:t>CC Address</w:t>
+            </w:r>
+            <w:r>
+              <w:rPr>
+                <w:lang w:val="en-US"/>
+              </w:rPr>
+              <w:t xml:space="preserve">: </w:t>
+            </w:r>
+          </w:p>
+          <w:p>
+            <w:pPr>
+              <w:rPr>
+                <w:lang w:val="en-US"/>
+              </w:rPr>
+            </w:pPr>
+            <w:r>
+              <w:rPr>
+                <w:b/>
+                <w:bCs/>
+                <w:lang w:val="en-US"/>
+              </w:rPr>
+              <w:t>Subject</w:t>
+            </w:r>
+            <w:r>
+              <w:rPr>
+                <w:lang w:val="en-US"/>
+              </w:rPr>
+              <w:t xml:space="preserve">: </w:t>
+            </w:r>
+            <w:r>
+              <w:rPr>
+                <w:lang w:val="en-US"/>
+              </w:rPr>
+              <w:t>The Best Antivirus Defense</w:t>
+            </w:r>
+          </w:p>
+          <w:p>
+            <w:pPr>
+              <w:rPr>
+                <w:b/>
+                <w:bCs/>
+                <w:lang w:val="en-US"/>
+              </w:rPr>
+            </w:pPr>
+          </w:p>
+        </w:tc>
+        <w:tc>
+          <w:tcPr>
+            <w:tcW w:w="5871" w:type="dxa"/>
+            <w:vAlign w:val="center"/>
+          </w:tcPr>
+          <w:p>
+            <w:pPr>
+              <w:rPr>
+                <w:lang w:val="en-US"/>
+              </w:rPr>
+            </w:pPr>
+            <w:r>
+              <w:rPr>
+                <w:lang w:val="en-US"/>
+              </w:rPr>
+              <w:t>Worry no more!</w:t>
+            </w:r>
+          </w:p>
+          <w:p>
+            <w:pPr>
+              <w:rPr>
+                <w:lang w:val="en-US"/>
+              </w:rPr>
+            </w:pPr>
+            <w:r>
+              <w:rPr>
+                <w:lang w:val="en-US"/>
+              </w:rPr>
+              <w:t xml:space="preserve">[p] </w:t>
+            </w:r>
+          </w:p>
+          <w:p>
+            <w:pPr>
+              <w:rPr>
+                <w:lang w:val="en-US"/>
+              </w:rPr>
+            </w:pPr>
+            <w:r>
+              <w:rPr>
+                <w:lang w:val="en-US"/>
+              </w:rPr>
+              <w:t>[p]</w:t>
+            </w:r>
+            <w:r>
+              <w:rPr>
+                <w:lang w:val="en-US"/>
+              </w:rPr>
+              <w:t xml:space="preserve">The best defense against the frequent </w:t>
+            </w:r>
+            <w:r>
+              <w:rPr>
+                <w:lang w:val="en-US"/>
+              </w:rPr>
+              <w:t>cyber-attacks</w:t>
+            </w:r>
+            <w:r>
+              <w:rPr>
+                <w:lang w:val="en-US"/>
+              </w:rPr>
+              <w:t xml:space="preserve"> is here! Download the file attached now, install the application and carry on without ever worrying about attacks!</w:t>
+            </w:r>
+          </w:p>
+        </w:tc>
+      </w:tr>
+      <w:tr>
+        <w:trPr>
+          <w:trHeight w:val="360"/>
+        </w:trPr>
+        <w:tc>
+          <w:tcPr>
+            <w:tcW w:w="3145" w:type="dxa"/>
+            <w:vAlign w:val="center"/>
+          </w:tcPr>
+          <w:p>
+            <w:pPr>
+              <w:rPr>
+                <w:b/>
+                <w:bCs/>
+                <w:lang w:val="en-US"/>
+              </w:rPr>
+            </w:pPr>
+          </w:p>
+          <w:p>
+            <w:pPr>
+              <w:rPr>
+                <w:lang w:val="en-US"/>
+              </w:rPr>
+            </w:pPr>
+            <w:r>
+              <w:rPr>
+                <w:b/>
+                <w:bCs/>
+                <w:lang w:val="en-US"/>
+              </w:rPr>
+              <w:t>Type</w:t>
+            </w:r>
+            <w:r>
+              <w:rPr>
+                <w:lang w:val="en-US"/>
+              </w:rPr>
+              <w:t>: Inbound</w:t>
+            </w:r>
+          </w:p>
+          <w:p>
+            <w:pPr>
+              <w:rPr>
+                <w:lang w:val="en-US"/>
+              </w:rPr>
+            </w:pPr>
+            <w:r>
+              <w:rPr>
+                <w:b/>
+                <w:bCs/>
+                <w:lang w:val="en-US"/>
+              </w:rPr>
+              <w:t>Sender Name</w:t>
+            </w:r>
+            <w:r>
+              <w:rPr>
+                <w:lang w:val="en-US"/>
+              </w:rPr>
+              <w:t xml:space="preserve">: </w:t>
+            </w:r>
+            <w:r>
+              <w:rPr>
+                <w:lang w:val="en-US"/>
+              </w:rPr>
+              <w:t>Mike</w:t>
+            </w:r>
+          </w:p>
+          <w:p>
+            <w:pPr>
+              <w:rPr>
+                <w:lang w:val="en-US"/>
+              </w:rPr>
+            </w:pPr>
+            <w:r>
+              <w:rPr>
+                <w:b/>
+                <w:bCs/>
+                <w:lang w:val="en-US"/>
+              </w:rPr>
+              <w:t>Sender Address</w:t>
+            </w:r>
+            <w:r>
+              <w:rPr>
+                <w:lang w:val="en-US"/>
+              </w:rPr>
+              <w:t xml:space="preserve">: </w:t>
+            </w:r>
+            <w:hyperlink r:id="rId42" w:history="1">
+              <w:r>
+                <w:rPr>
+                  <w:rStyle w:val="Hyperlink"/>
+                  <w:lang w:val="en-US"/>
+                </w:rPr>
+                <w:t>m</w:t>
+              </w:r>
+              <w:r>
+                <w:rPr>
+                  <w:rStyle w:val="Hyperlink"/>
+                </w:rPr>
+                <w:t>Ike@abc.com.ny</w:t>
+              </w:r>
+            </w:hyperlink>
+            <w:r>
+              <w:rPr>
+                <w:lang w:val="en-US"/>
+              </w:rPr>
+              <w:t xml:space="preserve"> </w:t>
+            </w:r>
+          </w:p>
+          <w:p>
+            <w:pPr>
+              <w:rPr>
+                <w:lang w:val="en-US"/>
+              </w:rPr>
+            </w:pPr>
+            <w:r>
+              <w:rPr>
+                <w:b/>
+                <w:bCs/>
+                <w:lang w:val="en-US"/>
+              </w:rPr>
+              <w:t>To Address</w:t>
+            </w:r>
+            <w:r>
+              <w:rPr>
+                <w:lang w:val="en-US"/>
+              </w:rPr>
+              <w:t>: {player_email}</w:t>
+            </w:r>
+          </w:p>
+          <w:p>
+            <w:pPr>
+              <w:rPr>
+                <w:lang w:val="en-US"/>
+              </w:rPr>
+            </w:pPr>
+            <w:r>
+              <w:rPr>
+                <w:b/>
+                <w:bCs/>
+                <w:lang w:val="en-US"/>
+              </w:rPr>
+              <w:t>CC Address</w:t>
+            </w:r>
+            <w:r>
+              <w:rPr>
+                <w:lang w:val="en-US"/>
+              </w:rPr>
+              <w:t xml:space="preserve">: </w:t>
+            </w:r>
+            <w:hyperlink r:id="rId43" w:history="1">
+              <w:r>
+                <w:rPr>
+                  <w:rStyle w:val="Hyperlink"/>
+                  <w:lang w:val="en-US"/>
+                </w:rPr>
+                <w:t>blake@abc.com.my</w:t>
+              </w:r>
+            </w:hyperlink>
+            <w:r>
+              <w:rPr>
+                <w:lang w:val="en-US"/>
+              </w:rPr>
+              <w:t xml:space="preserve"> </w:t>
+            </w:r>
+          </w:p>
+          <w:p>
+            <w:pPr>
+              <w:rPr>
+                <w:lang w:val="en-US"/>
+              </w:rPr>
+            </w:pPr>
+            <w:r>
+              <w:rPr>
+                <w:b/>
+                <w:bCs/>
+                <w:lang w:val="en-US"/>
+              </w:rPr>
+              <w:t>Subject</w:t>
+            </w:r>
+            <w:r>
+              <w:rPr>
+                <w:lang w:val="en-US"/>
+              </w:rPr>
+              <w:t xml:space="preserve">: </w:t>
+            </w:r>
+            <w:r>
+              <w:rPr>
+                <w:lang w:val="en-US"/>
+              </w:rPr>
+              <w:t>Purchase Order</w:t>
+            </w:r>
+            <w:r>
+              <w:rPr>
+                <w:lang w:val="en-US"/>
+              </w:rPr>
+              <w:t>s for Friday</w:t>
+            </w:r>
+          </w:p>
+          <w:p>
+            <w:pPr>
+              <w:rPr>
+                <w:b/>
+                <w:bCs/>
+                <w:lang w:val="en-US"/>
+              </w:rPr>
+            </w:pPr>
+          </w:p>
+        </w:tc>
+        <w:tc>
+          <w:tcPr>
+            <w:tcW w:w="5871" w:type="dxa"/>
+            <w:vAlign w:val="center"/>
+          </w:tcPr>
+          <w:p>
+            <w:pPr>
+              <w:rPr>
+                <w:lang w:val="en-US"/>
+              </w:rPr>
+            </w:pPr>
+            <w:r>
+              <w:rPr>
+                <w:lang w:val="en-US"/>
+              </w:rPr>
+              <w:t>Hi {player_name}!</w:t>
+            </w:r>
+          </w:p>
+          <w:p>
+            <w:pPr>
+              <w:rPr>
+                <w:lang w:val="en-US"/>
+              </w:rPr>
+            </w:pPr>
+            <w:r>
+              <w:rPr>
+                <w:lang w:val="en-US"/>
+              </w:rPr>
+              <w:t xml:space="preserve">[p] </w:t>
+            </w:r>
+          </w:p>
+          <w:p>
+            <w:pPr>
+              <w:rPr>
+                <w:lang w:val="en-US"/>
+              </w:rPr>
+            </w:pPr>
+            <w:r>
+              <w:rPr>
+                <w:lang w:val="en-US"/>
+              </w:rPr>
+              <w:t>[p]Today is rather slow, only got 1 purchase order. Please send it to finance dept. like usual!</w:t>
+            </w:r>
+          </w:p>
+          <w:p>
+            <w:pPr>
+              <w:rPr>
+                <w:lang w:val="en-US"/>
+              </w:rPr>
+            </w:pPr>
+            <w:r>
+              <w:rPr>
+                <w:lang w:val="en-US"/>
+              </w:rPr>
+              <w:t xml:space="preserve">[p] </w:t>
+            </w:r>
+          </w:p>
+          <w:p>
+            <w:pPr>
+              <w:rPr>
+                <w:lang w:val="en-US"/>
+              </w:rPr>
+            </w:pPr>
+            <w:r>
+              <w:rPr>
+                <w:lang w:val="en-US"/>
+              </w:rPr>
+              <w:t>[p]From,</w:t>
+            </w:r>
+          </w:p>
+          <w:p>
+            <w:pPr>
+              <w:rPr>
+                <w:lang w:val="en-US"/>
+              </w:rPr>
+            </w:pPr>
+            <w:r>
+              <w:rPr>
+                <w:lang w:val="en-US"/>
+              </w:rPr>
+              <w:t>[p]Mike</w:t>
+            </w:r>
+          </w:p>
+        </w:tc>
+      </w:tr>
+      <w:tr>
+        <w:trPr>
+          <w:trHeight w:val="360"/>
+        </w:trPr>
+        <w:tc>
+          <w:tcPr>
+            <w:tcW w:w="3145" w:type="dxa"/>
+            <w:vAlign w:val="center"/>
+          </w:tcPr>
+          <w:p>
+            <w:pPr>
+              <w:rPr>
+                <w:b/>
+                <w:bCs/>
+                <w:lang w:val="en-US"/>
+              </w:rPr>
+            </w:pPr>
+          </w:p>
+          <w:p>
+            <w:pPr>
+              <w:rPr>
+                <w:lang w:val="en-US"/>
+              </w:rPr>
+            </w:pPr>
+            <w:r>
+              <w:rPr>
+                <w:b/>
+                <w:bCs/>
+                <w:lang w:val="en-US"/>
+              </w:rPr>
+              <w:t>Type</w:t>
+            </w:r>
+            <w:r>
+              <w:rPr>
+                <w:lang w:val="en-US"/>
+              </w:rPr>
+              <w:t>: Inbound</w:t>
+            </w:r>
+          </w:p>
+          <w:p>
+            <w:pPr>
+              <w:rPr>
+                <w:lang w:val="en-US"/>
+              </w:rPr>
+            </w:pPr>
+            <w:r>
+              <w:rPr>
+                <w:b/>
+                <w:bCs/>
+                <w:lang w:val="en-US"/>
+              </w:rPr>
+              <w:t>Sender Name</w:t>
+            </w:r>
+            <w:r>
+              <w:rPr>
+                <w:lang w:val="en-US"/>
+              </w:rPr>
+              <w:t xml:space="preserve">: </w:t>
+            </w:r>
+            <w:r>
+              <w:rPr>
+                <w:lang w:val="en-US"/>
+              </w:rPr>
+              <w:t>YOUWILLJOINUS</w:t>
+            </w:r>
+          </w:p>
+          <w:p>
+            <w:pPr>
+              <w:rPr>
+                <w:lang w:val="en-US"/>
+              </w:rPr>
+            </w:pPr>
+            <w:r>
+              <w:rPr>
+                <w:b/>
+                <w:bCs/>
+                <w:lang w:val="en-US"/>
+              </w:rPr>
+              <w:t>Sender Address</w:t>
+            </w:r>
+            <w:r>
+              <w:rPr>
+                <w:lang w:val="en-US"/>
+              </w:rPr>
+              <w:t xml:space="preserve">: </w:t>
+            </w:r>
+            <w:hyperlink r:id="rId44" w:history="1">
+              <w:r>
+                <w:rPr>
+                  <w:rStyle w:val="Hyperlink"/>
+                  <w:lang w:val="en-US"/>
+                </w:rPr>
+                <w:t>h</w:t>
+              </w:r>
+              <w:r>
+                <w:rPr>
+                  <w:rStyle w:val="Hyperlink"/>
+                </w:rPr>
+                <w:t>gjeh2957wdj@email.com</w:t>
+              </w:r>
+            </w:hyperlink>
+            <w:r>
+              <w:rPr>
+                <w:lang w:val="en-US"/>
+              </w:rPr>
+              <w:t xml:space="preserve"> </w:t>
+            </w:r>
+          </w:p>
+          <w:p>
+            <w:pPr>
+              <w:rPr>
+                <w:lang w:val="en-US"/>
+              </w:rPr>
+            </w:pPr>
+            <w:r>
+              <w:rPr>
+                <w:b/>
+                <w:bCs/>
+                <w:lang w:val="en-US"/>
+              </w:rPr>
+              <w:lastRenderedPageBreak/>
+              <w:t>To Address</w:t>
+            </w:r>
+            <w:r>
+              <w:rPr>
+                <w:lang w:val="en-US"/>
+              </w:rPr>
+              <w:t>: {player_email}</w:t>
+            </w:r>
+          </w:p>
+          <w:p>
+            <w:pPr>
+              <w:rPr>
+                <w:lang w:val="en-US"/>
+              </w:rPr>
+            </w:pPr>
+            <w:r>
+              <w:rPr>
+                <w:b/>
+                <w:bCs/>
+                <w:lang w:val="en-US"/>
+              </w:rPr>
+              <w:t>CC Address</w:t>
+            </w:r>
+            <w:r>
+              <w:rPr>
+                <w:lang w:val="en-US"/>
+              </w:rPr>
+              <w:t xml:space="preserve">: </w:t>
+            </w:r>
+          </w:p>
+          <w:p>
+            <w:pPr>
+              <w:rPr>
+                <w:lang w:val="en-US"/>
+              </w:rPr>
+            </w:pPr>
+            <w:r>
+              <w:rPr>
+                <w:b/>
+                <w:bCs/>
+                <w:lang w:val="en-US"/>
+              </w:rPr>
+              <w:t>Subject</w:t>
+            </w:r>
+            <w:r>
+              <w:rPr>
+                <w:lang w:val="en-US"/>
+              </w:rPr>
+              <w:t xml:space="preserve">: </w:t>
+            </w:r>
+            <w:r>
+              <w:rPr>
+                <w:lang w:val="en-US"/>
+              </w:rPr>
+              <w:t>YOUWILLJOINUS</w:t>
+            </w:r>
+          </w:p>
+          <w:p>
+            <w:pPr>
+              <w:rPr>
+                <w:b/>
+                <w:bCs/>
+                <w:lang w:val="en-US"/>
+              </w:rPr>
+            </w:pPr>
+          </w:p>
+        </w:tc>
+        <w:tc>
+          <w:tcPr>
+            <w:tcW w:w="5871" w:type="dxa"/>
+            <w:vAlign w:val="center"/>
+          </w:tcPr>
+          <w:p>
+            <w:pPr>
+              <w:rPr>
+                <w:lang w:val="en-US"/>
+              </w:rPr>
+            </w:pPr>
+          </w:p>
+          <w:p>
+            <w:pPr>
+              <w:rPr>
+                <w:lang w:val="en-US"/>
+              </w:rPr>
+            </w:pPr>
+            <w:r>
+              <w:rPr>
+                <w:lang w:val="en-US"/>
+              </w:rPr>
+              <w:t>YOUWILLJOINUS</w:t>
+            </w:r>
+            <w:r>
+              <w:rPr>
+                <w:lang w:val="en-US"/>
+              </w:rPr>
+              <w:t xml:space="preserve"> </w:t>
+            </w:r>
+            <w:r>
+              <w:rPr>
+                <w:lang w:val="en-US"/>
+              </w:rPr>
+              <w:t>YOUWILLJOINUS</w:t>
+            </w:r>
+            <w:r>
+              <w:rPr>
+                <w:lang w:val="en-US"/>
+              </w:rPr>
+              <w:t xml:space="preserve"> </w:t>
+            </w:r>
+            <w:r>
+              <w:rPr>
+                <w:lang w:val="en-US"/>
+              </w:rPr>
+              <w:t>YOUWILLJOINUS</w:t>
+            </w:r>
+            <w:r>
+              <w:rPr>
+                <w:lang w:val="en-US"/>
+              </w:rPr>
+              <w:t xml:space="preserve"> </w:t>
+            </w:r>
+            <w:r>
+              <w:rPr>
+                <w:lang w:val="en-US"/>
+              </w:rPr>
+              <w:t>YOUWILLJOINUS</w:t>
+            </w:r>
+            <w:r>
+              <w:rPr>
+                <w:lang w:val="en-US"/>
+              </w:rPr>
+              <w:t xml:space="preserve"> </w:t>
+            </w:r>
+            <w:r>
+              <w:rPr>
+                <w:lang w:val="en-US"/>
+              </w:rPr>
+              <w:t>YOUWILLJOINUS</w:t>
+            </w:r>
+            <w:r>
+              <w:rPr>
+                <w:lang w:val="en-US"/>
+              </w:rPr>
+              <w:t xml:space="preserve"> </w:t>
+            </w:r>
+            <w:r>
+              <w:rPr>
+                <w:lang w:val="en-US"/>
+              </w:rPr>
+              <w:t>YOUWILLJOINUS</w:t>
+            </w:r>
+            <w:r>
+              <w:rPr>
+                <w:lang w:val="en-US"/>
+              </w:rPr>
+              <w:t xml:space="preserve"> </w:t>
+            </w:r>
+            <w:r>
+              <w:rPr>
+                <w:lang w:val="en-US"/>
+              </w:rPr>
+              <w:t>YOUWILLJOINUS</w:t>
+            </w:r>
+            <w:r>
+              <w:rPr>
+                <w:lang w:val="en-US"/>
+              </w:rPr>
+              <w:t xml:space="preserve"> </w:t>
+            </w:r>
+            <w:r>
+              <w:rPr>
+                <w:lang w:val="en-US"/>
+              </w:rPr>
+              <w:t>YOUWILLJOINUS</w:t>
+            </w:r>
+            <w:r>
+              <w:rPr>
+                <w:lang w:val="en-US"/>
+              </w:rPr>
+              <w:t xml:space="preserve"> </w:t>
+            </w:r>
+            <w:r>
+              <w:rPr>
+                <w:lang w:val="en-US"/>
+              </w:rPr>
+              <w:t>YOUWILLJOINUS</w:t>
+            </w:r>
+            <w:r>
+              <w:rPr>
+                <w:lang w:val="en-US"/>
+              </w:rPr>
+              <w:t xml:space="preserve"> </w:t>
+            </w:r>
+            <w:r>
+              <w:rPr>
+                <w:lang w:val="en-US"/>
+              </w:rPr>
+              <w:lastRenderedPageBreak/>
+              <w:t>YOUWILLJOINUS</w:t>
+            </w:r>
+            <w:r>
+              <w:rPr>
+                <w:lang w:val="en-US"/>
+              </w:rPr>
+              <w:t xml:space="preserve"> </w:t>
+            </w:r>
+            <w:r>
+              <w:rPr>
+                <w:lang w:val="en-US"/>
+              </w:rPr>
+              <w:t>YOUWILLJOINUS</w:t>
+            </w:r>
+            <w:r>
+              <w:rPr>
+                <w:lang w:val="en-US"/>
+              </w:rPr>
+              <w:t xml:space="preserve"> </w:t>
+            </w:r>
+            <w:r>
+              <w:rPr>
+                <w:lang w:val="en-US"/>
+              </w:rPr>
+              <w:t>YOUWILLJOINUS</w:t>
+            </w:r>
+            <w:r>
+              <w:rPr>
+                <w:lang w:val="en-US"/>
+              </w:rPr>
+              <w:t xml:space="preserve"> </w:t>
+            </w:r>
+            <w:r>
+              <w:rPr>
+                <w:lang w:val="en-US"/>
+              </w:rPr>
+              <w:t>YOUWILLJOINUS</w:t>
+            </w:r>
+            <w:r>
+              <w:rPr>
+                <w:lang w:val="en-US"/>
+              </w:rPr>
+              <w:t xml:space="preserve"> </w:t>
+            </w:r>
+            <w:r>
+              <w:rPr>
+                <w:lang w:val="en-US"/>
+              </w:rPr>
+              <w:t>YOUWILLJOINUS</w:t>
+            </w:r>
+            <w:r>
+              <w:rPr>
+                <w:lang w:val="en-US"/>
+              </w:rPr>
+              <w:t xml:space="preserve"> </w:t>
+            </w:r>
+            <w:r>
+              <w:rPr>
+                <w:lang w:val="en-US"/>
+              </w:rPr>
+              <w:t>YOUWILLJOINUS</w:t>
+            </w:r>
           </w:p>
         </w:tc>
       </w:tr>
@@ -16518,7 +17349,6 @@
               </w:rPr>
               <w:t>D</w:t>
             </w:r>
-            <w:proofErr w:type="spellStart"/>
             <w:r>
               <w:rPr>
                 <w:b/>
@@ -16526,7 +17356,6 @@
               </w:rPr>
               <w:t>etails</w:t>
             </w:r>
-            <w:proofErr w:type="spellEnd"/>
           </w:p>
         </w:tc>
         <w:tc>
@@ -16665,21 +17494,7 @@
               <w:rPr>
                 <w:lang w:val="en-US"/>
               </w:rPr>
-              <w:t>: {</w:t>
-            </w:r>
-            <w:proofErr w:type="spellStart"/>
-            <w:r>
-              <w:rPr>
-                <w:lang w:val="en-US"/>
-              </w:rPr>
-              <w:t>player_email</w:t>
-            </w:r>
-            <w:proofErr w:type="spellEnd"/>
-            <w:r>
-              <w:rPr>
-                <w:lang w:val="en-US"/>
-              </w:rPr>
-              <w:t>}</w:t>
+              <w:t>: {player_email}</w:t>
             </w:r>
           </w:p>
           <w:p>
@@ -16760,30 +17575,8 @@
               <w:rPr>
                 <w:lang w:val="en-US"/>
               </w:rPr>
-              <w:t>Hey {</w:t>
-            </w:r>
-            <w:proofErr w:type="spellStart"/>
-            <w:r>
-              <w:rPr>
-                <w:lang w:val="en-US"/>
-              </w:rPr>
-              <w:t>player_</w:t>
-            </w:r>
-            <w:proofErr w:type="gramStart"/>
-            <w:r>
-              <w:rPr>
-                <w:lang w:val="en-US"/>
-              </w:rPr>
-              <w:t>name</w:t>
-            </w:r>
-            <w:proofErr w:type="spellEnd"/>
-            <w:r>
-              <w:rPr>
-                <w:lang w:val="en-US"/>
-              </w:rPr>
-              <w:t>}…</w:t>
-            </w:r>
-            <w:proofErr w:type="gramEnd"/>
+              <w:t>Hey {player_name}…</w:t>
+            </w:r>
           </w:p>
           <w:p>
             <w:pPr>
@@ -16808,21 +17601,7 @@
               <w:rPr>
                 <w:lang w:val="en-US"/>
               </w:rPr>
-              <w:t xml:space="preserve">[p]I just clocked in and heard about you in the office… You were found to be reporting a lot of legitimate emails. HR told </w:t>
-            </w:r>
-            <w:proofErr w:type="gramStart"/>
-            <w:r>
-              <w:rPr>
-                <w:lang w:val="en-US"/>
-              </w:rPr>
-              <w:t>me,</w:t>
-            </w:r>
-            <w:proofErr w:type="gramEnd"/>
-            <w:r>
-              <w:rPr>
-                <w:lang w:val="en-US"/>
-              </w:rPr>
-              <w:t xml:space="preserve"> to tell you, this is the final warning before termination.</w:t>
+              <w:t>[p]I just clocked in and heard about you in the office… You were found to be reporting a lot of legitimate emails. HR told me, to tell you, this is the final warning before termination.</w:t>
             </w:r>
           </w:p>
           <w:p>
@@ -16844,19 +17623,11 @@
                 <w:lang w:val="en-US"/>
               </w:rPr>
             </w:pPr>
-            <w:proofErr w:type="gramStart"/>
-            <w:r>
-              <w:rPr>
-                <w:lang w:val="en-US"/>
-              </w:rPr>
-              <w:t>[p]</w:t>
-            </w:r>
-            <w:proofErr w:type="gramEnd"/>
-            <w:r>
-              <w:rPr>
-                <w:lang w:val="en-US"/>
-              </w:rPr>
-              <w:t>Please follow the rules and report</w:t>
+            <w:r>
+              <w:rPr>
+                <w:lang w:val="en-US"/>
+              </w:rPr>
+              <w:t>[p]Please follow the rules and report</w:t>
             </w:r>
             <w:r>
               <w:rPr>
@@ -16943,7 +17714,7 @@
               <w:rPr>
                 <w:lang w:val="en-US"/>
               </w:rPr>
-              <w:t>ABC Human Resources</w:t>
+              <w:t>Blake</w:t>
             </w:r>
           </w:p>
           <w:p>
@@ -16970,7 +17741,7 @@
               <w:rPr>
                 <w:lang w:val="en-US"/>
               </w:rPr>
-              <w:t>hr@abc.com.my</w:t>
+              <w:t>blake@abc.com.my</w:t>
             </w:r>
           </w:p>
           <w:p>
@@ -16991,21 +17762,7 @@
               <w:rPr>
                 <w:lang w:val="en-US"/>
               </w:rPr>
-              <w:t>: {</w:t>
-            </w:r>
-            <w:proofErr w:type="spellStart"/>
-            <w:r>
-              <w:rPr>
-                <w:lang w:val="en-US"/>
-              </w:rPr>
-              <w:t>player_email</w:t>
-            </w:r>
-            <w:proofErr w:type="spellEnd"/>
-            <w:r>
-              <w:rPr>
-                <w:lang w:val="en-US"/>
-              </w:rPr>
-              <w:t>}</w:t>
+              <w:t>: {player_email}</w:t>
             </w:r>
           </w:p>
           <w:p>
@@ -17053,7 +17810,7 @@
               <w:rPr>
                 <w:lang w:val="en-US"/>
               </w:rPr>
-              <w:t>Employee Termination Notice</w:t>
+              <w:t>Malware Sent to Finance</w:t>
             </w:r>
           </w:p>
           <w:p>
@@ -17088,21 +17845,7 @@
               <w:rPr>
                 <w:lang w:val="en-US"/>
               </w:rPr>
-              <w:t>Dear Employee {</w:t>
-            </w:r>
-            <w:proofErr w:type="spellStart"/>
-            <w:r>
-              <w:rPr>
-                <w:lang w:val="en-US"/>
-              </w:rPr>
-              <w:t>player_name</w:t>
-            </w:r>
-            <w:proofErr w:type="spellEnd"/>
-            <w:r>
-              <w:rPr>
-                <w:lang w:val="en-US"/>
-              </w:rPr>
-              <w:t>},</w:t>
+              <w:t>Hey {player_name}…</w:t>
             </w:r>
           </w:p>
           <w:p>
@@ -17128,13 +17871,19 @@
               <w:rPr>
                 <w:lang w:val="en-US"/>
               </w:rPr>
-              <w:t>[p]</w:t>
-            </w:r>
-            <w:r>
-              <w:rPr>
-                <w:lang w:val="en-US"/>
-              </w:rPr>
-              <w:t>After careful consideration, the company has deemed you a liability in its daily operations and has decided to terminate your position.</w:t>
+              <w:t xml:space="preserve">[p]I just clocked in and heard about you in the office… </w:t>
+            </w:r>
+            <w:r>
+              <w:rPr>
+                <w:lang w:val="en-US"/>
+              </w:rPr>
+              <w:t>The email you submitted to finance contained malware, luckily the antivirus software caught and quarantined it</w:t>
+            </w:r>
+            <w:r>
+              <w:rPr>
+                <w:lang w:val="en-US"/>
+              </w:rPr>
+              <w:t>. HR told me, to tell you, this is the final warning before termination.</w:t>
             </w:r>
           </w:p>
           <w:p>
@@ -17156,19 +17905,307 @@
                 <w:lang w:val="en-US"/>
               </w:rPr>
             </w:pPr>
-            <w:proofErr w:type="gramStart"/>
-            <w:r>
-              <w:rPr>
-                <w:lang w:val="en-US"/>
-              </w:rPr>
-              <w:t>[p]</w:t>
-            </w:r>
-            <w:proofErr w:type="gramEnd"/>
-            <w:r>
-              <w:rPr>
-                <w:lang w:val="en-US"/>
-              </w:rPr>
-              <w:t>Please gather your belongings and leave the company premises upon finish reading this email.</w:t>
+            <w:r>
+              <w:rPr>
+                <w:lang w:val="en-US"/>
+              </w:rPr>
+              <w:t xml:space="preserve">[p]Please follow the rules and </w:t>
+            </w:r>
+            <w:r>
+              <w:rPr>
+                <w:lang w:val="en-US"/>
+              </w:rPr>
+              <w:t>do not attach malware to emails</w:t>
+            </w:r>
+            <w:r>
+              <w:rPr>
+                <w:lang w:val="en-US"/>
+              </w:rPr>
+              <w:t>.</w:t>
+            </w:r>
+          </w:p>
+          <w:p>
+            <w:pPr>
+              <w:rPr>
+                <w:lang w:val="en-US"/>
+              </w:rPr>
+            </w:pPr>
+          </w:p>
+        </w:tc>
+      </w:tr>
+      <w:tr>
+        <w:trPr>
+          <w:trHeight w:val="360"/>
+        </w:trPr>
+        <w:tc>
+          <w:tcPr>
+            <w:tcW w:w="3955" w:type="dxa"/>
+            <w:vAlign w:val="center"/>
+          </w:tcPr>
+          <w:p>
+            <w:pPr>
+              <w:rPr>
+                <w:b/>
+                <w:bCs/>
+                <w:lang w:val="en-US"/>
+              </w:rPr>
+            </w:pPr>
+          </w:p>
+          <w:p>
+            <w:pPr>
+              <w:rPr>
+                <w:lang w:val="en-US"/>
+              </w:rPr>
+            </w:pPr>
+            <w:r>
+              <w:rPr>
+                <w:b/>
+                <w:bCs/>
+                <w:lang w:val="en-US"/>
+              </w:rPr>
+              <w:t>Type</w:t>
+            </w:r>
+            <w:r>
+              <w:rPr>
+                <w:lang w:val="en-US"/>
+              </w:rPr>
+              <w:t>: Message</w:t>
+            </w:r>
+          </w:p>
+          <w:p>
+            <w:pPr>
+              <w:rPr>
+                <w:lang w:val="en-US"/>
+              </w:rPr>
+            </w:pPr>
+            <w:r>
+              <w:rPr>
+                <w:b/>
+                <w:bCs/>
+                <w:lang w:val="en-US"/>
+              </w:rPr>
+              <w:t>Sender Name</w:t>
+            </w:r>
+            <w:r>
+              <w:rPr>
+                <w:lang w:val="en-US"/>
+              </w:rPr>
+              <w:t xml:space="preserve">: </w:t>
+            </w:r>
+            <w:r>
+              <w:rPr>
+                <w:lang w:val="en-US"/>
+              </w:rPr>
+              <w:t>ABC Human Resources</w:t>
+            </w:r>
+          </w:p>
+          <w:p>
+            <w:pPr>
+              <w:rPr>
+                <w:lang w:val="en-US"/>
+              </w:rPr>
+            </w:pPr>
+            <w:r>
+              <w:rPr>
+                <w:b/>
+                <w:bCs/>
+                <w:lang w:val="en-US"/>
+              </w:rPr>
+              <w:t>Sender Address</w:t>
+            </w:r>
+            <w:r>
+              <w:rPr>
+                <w:lang w:val="en-US"/>
+              </w:rPr>
+              <w:t xml:space="preserve">: </w:t>
+            </w:r>
+            <w:r>
+              <w:rPr>
+                <w:lang w:val="en-US"/>
+              </w:rPr>
+              <w:t>hr@abc.com.my</w:t>
+            </w:r>
+          </w:p>
+          <w:p>
+            <w:pPr>
+              <w:rPr>
+                <w:lang w:val="en-US"/>
+              </w:rPr>
+            </w:pPr>
+            <w:r>
+              <w:rPr>
+                <w:b/>
+                <w:bCs/>
+                <w:lang w:val="en-US"/>
+              </w:rPr>
+              <w:t>To Address</w:t>
+            </w:r>
+            <w:r>
+              <w:rPr>
+                <w:lang w:val="en-US"/>
+              </w:rPr>
+              <w:t>: {player_email}</w:t>
+            </w:r>
+          </w:p>
+          <w:p>
+            <w:pPr>
+              <w:rPr>
+                <w:lang w:val="en-US"/>
+              </w:rPr>
+            </w:pPr>
+            <w:r>
+              <w:rPr>
+                <w:b/>
+                <w:bCs/>
+                <w:lang w:val="en-US"/>
+              </w:rPr>
+              <w:t>CC Address</w:t>
+            </w:r>
+            <w:r>
+              <w:rPr>
+                <w:lang w:val="en-US"/>
+              </w:rPr>
+              <w:t xml:space="preserve">: </w:t>
+            </w:r>
+          </w:p>
+          <w:p>
+            <w:pPr>
+              <w:rPr>
+                <w:lang w:val="en-US"/>
+              </w:rPr>
+            </w:pPr>
+            <w:r>
+              <w:rPr>
+                <w:b/>
+                <w:bCs/>
+                <w:lang w:val="en-US"/>
+              </w:rPr>
+              <w:t>Subject</w:t>
+            </w:r>
+            <w:r>
+              <w:rPr>
+                <w:lang w:val="en-US"/>
+              </w:rPr>
+              <w:t xml:space="preserve">: </w:t>
+            </w:r>
+            <w:r>
+              <w:rPr>
+                <w:lang w:val="en-US"/>
+              </w:rPr>
+              <w:t>Employee Termination Notice</w:t>
+            </w:r>
+          </w:p>
+          <w:p>
+            <w:pPr>
+              <w:rPr>
+                <w:b/>
+                <w:bCs/>
+                <w:lang w:val="en-US"/>
+              </w:rPr>
+            </w:pPr>
+          </w:p>
+        </w:tc>
+        <w:tc>
+          <w:tcPr>
+            <w:tcW w:w="5061" w:type="dxa"/>
+            <w:vAlign w:val="center"/>
+          </w:tcPr>
+          <w:p>
+            <w:pPr>
+              <w:rPr>
+                <w:lang w:val="en-US"/>
+              </w:rPr>
+            </w:pPr>
+          </w:p>
+          <w:p>
+            <w:pPr>
+              <w:rPr>
+                <w:lang w:val="en-US"/>
+              </w:rPr>
+            </w:pPr>
+            <w:r>
+              <w:rPr>
+                <w:lang w:val="en-US"/>
+              </w:rPr>
+              <w:t>Dear Employee {player_name},</w:t>
+            </w:r>
+          </w:p>
+          <w:p>
+            <w:pPr>
+              <w:rPr>
+                <w:lang w:val="en-US"/>
+              </w:rPr>
+            </w:pPr>
+            <w:r>
+              <w:rPr>
+                <w:lang w:val="en-US"/>
+              </w:rPr>
+              <w:t xml:space="preserve">[p] </w:t>
+            </w:r>
+          </w:p>
+          <w:p>
+            <w:pPr>
+              <w:rPr>
+                <w:lang w:val="en-US"/>
+              </w:rPr>
+            </w:pPr>
+            <w:r>
+              <w:rPr>
+                <w:lang w:val="en-US"/>
+              </w:rPr>
+              <w:t>[p]After careful consideration, the company has deemed you a liability in its daily operations and has decided to terminate your position.</w:t>
+            </w:r>
+          </w:p>
+          <w:p>
+            <w:pPr>
+              <w:rPr>
+                <w:lang w:val="en-US"/>
+              </w:rPr>
+            </w:pPr>
+            <w:r>
+              <w:rPr>
+                <w:lang w:val="en-US"/>
+              </w:rPr>
+              <w:t xml:space="preserve">[p] </w:t>
+            </w:r>
+          </w:p>
+          <w:p>
+            <w:pPr>
+              <w:rPr>
+                <w:lang w:val="en-US"/>
+              </w:rPr>
+            </w:pPr>
+            <w:r>
+              <w:rPr>
+                <w:lang w:val="en-US"/>
+              </w:rPr>
+              <w:t>[p]Please gather your belongings and leave the company premises upon finish reading this email.</w:t>
+            </w:r>
+          </w:p>
+          <w:p>
+            <w:pPr>
+              <w:rPr>
+                <w:lang w:val="en-US"/>
+              </w:rPr>
+            </w:pPr>
+            <w:r>
+              <w:rPr>
+                <w:lang w:val="en-US"/>
+              </w:rPr>
+              <w:t xml:space="preserve">[p] </w:t>
+            </w:r>
+          </w:p>
+          <w:p>
+            <w:pPr>
+              <w:rPr>
+                <w:lang w:val="en-US"/>
+              </w:rPr>
+            </w:pPr>
+            <w:r>
+              <w:rPr>
+                <w:lang w:val="en-US"/>
+              </w:rPr>
+              <w:t>[p][b]You have been fired. Quit and Start a New Game.b]</w:t>
             </w:r>
           </w:p>
           <w:p>
@@ -17196,6 +18233,126 @@
     </w:sectPr>
   </w:body>
 </w:document>
+</file>
+
+<file path=word/numbering.xml><?xml version="1.0" encoding="utf-8"?>
+<w:numbering xmlns:wpc="http://schemas.microsoft.com/office/word/2010/wordprocessingCanvas" xmlns:cx="http://schemas.microsoft.com/office/drawing/2014/chartex" xmlns:cx1="http://schemas.microsoft.com/office/drawing/2015/9/8/chartex" xmlns:cx2="http://schemas.microsoft.com/office/drawing/2015/10/21/chartex" xmlns:cx3="http://schemas.microsoft.com/office/drawing/2016/5/9/chartex" xmlns:cx4="http://schemas.microsoft.com/office/drawing/2016/5/10/chartex" xmlns:cx5="http://schemas.microsoft.com/office/drawing/2016/5/11/chartex" xmlns:cx6="http://schemas.microsoft.com/office/drawing/2016/5/12/chartex" xmlns:cx7="http://schemas.microsoft.com/office/drawing/2016/5/13/chartex" xmlns:cx8="http://schemas.microsoft.com/office/drawing/2016/5/14/chartex" xmlns:mc="http://schemas.openxmlformats.org/markup-compatibility/2006" xmlns:aink="http://schemas.microsoft.com/office/drawing/2016/ink" xmlns:am3d="http://schemas.microsoft.com/office/drawing/2017/model3d" xmlns:o="urn:schemas-microsoft-com:office:office" xmlns:oel="http://schemas.microsoft.com/office/2019/extlst" xmlns:r="http://schemas.openxmlformats.org/officeDocument/2006/relationships" xmlns:m="http://schemas.openxmlformats.org/officeDocument/2006/math" xmlns:v="urn:schemas-microsoft-com:vml" xmlns:wp14="http://schemas.microsoft.com/office/word/2010/wordprocessingDrawing" xmlns:wp="http://schemas.openxmlformats.org/drawingml/2006/wordprocessingDrawing" xmlns:w10="urn:schemas-microsoft-com:office:word" xmlns:w="http://schemas.openxmlformats.org/wordprocessingml/2006/main" xmlns:w14="http://schemas.microsoft.com/office/word/2010/wordml" xmlns:w15="http://schemas.microsoft.com/office/word/2012/wordml" xmlns:w16cex="http://schemas.microsoft.com/office/word/2018/wordml/cex" xmlns:w16cid="http://schemas.microsoft.com/office/word/2016/wordml/cid" xmlns:w16="http://schemas.microsoft.com/office/word/2018/wordml" xmlns:w16du="http://schemas.microsoft.com/office/word/2023/wordml/word16du" xmlns:w16sdtdh="http://schemas.microsoft.com/office/word/2020/wordml/sdtdatahash" xmlns:w16sdtfl="http://schemas.microsoft.com/office/word/2024/wordml/sdtformatlock" xmlns:w16se="http://schemas.microsoft.com/office/word/2015/wordml/symex" xmlns:wpg="http://schemas.microsoft.com/office/word/2010/wordprocessingGroup" xmlns:wpi="http://schemas.microsoft.com/office/word/2010/wordprocessingInk" xmlns:wne="http://schemas.microsoft.com/office/word/2006/wordml" xmlns:wps="http://schemas.microsoft.com/office/word/2010/wordprocessingShape" mc:Ignorable="w14 w15 w16se w16cid w16 w16cex w16sdtdh w16sdtfl w16du wp14">
+  <w:abstractNum w:abstractNumId="0" w15:restartNumberingAfterBreak="0">
+    <w:nsid w:val="12EA50E6"/>
+    <w:multiLevelType w:val="hybridMultilevel"/>
+    <w:tmpl w:val="1234B5BE"/>
+    <w:lvl w:ilvl="0" w:tplc="52AC290C">
+      <w:numFmt w:val="bullet"/>
+      <w:lvlText w:val="-"/>
+      <w:lvlJc w:val="left"/>
+      <w:pPr>
+        <w:ind w:left="720" w:hanging="360"/>
+      </w:pPr>
+      <w:rPr>
+        <w:rFonts w:ascii="Calibri" w:eastAsiaTheme="minorHAnsi" w:hAnsi="Calibri" w:cs="Calibri" w:hint="default"/>
+      </w:rPr>
+    </w:lvl>
+    <w:lvl w:ilvl="1" w:tplc="44090003" w:tentative="1">
+      <w:start w:val="1"/>
+      <w:numFmt w:val="bullet"/>
+      <w:lvlText w:val="o"/>
+      <w:lvlJc w:val="left"/>
+      <w:pPr>
+        <w:ind w:left="1440" w:hanging="360"/>
+      </w:pPr>
+      <w:rPr>
+        <w:rFonts w:ascii="Courier New" w:hAnsi="Courier New" w:cs="Courier New" w:hint="default"/>
+      </w:rPr>
+    </w:lvl>
+    <w:lvl w:ilvl="2" w:tplc="44090005" w:tentative="1">
+      <w:start w:val="1"/>
+      <w:numFmt w:val="bullet"/>
+      <w:lvlText w:val=""/>
+      <w:lvlJc w:val="left"/>
+      <w:pPr>
+        <w:ind w:left="2160" w:hanging="360"/>
+      </w:pPr>
+      <w:rPr>
+        <w:rFonts w:ascii="Wingdings" w:hAnsi="Wingdings" w:hint="default"/>
+      </w:rPr>
+    </w:lvl>
+    <w:lvl w:ilvl="3" w:tplc="44090001" w:tentative="1">
+      <w:start w:val="1"/>
+      <w:numFmt w:val="bullet"/>
+      <w:lvlText w:val=""/>
+      <w:lvlJc w:val="left"/>
+      <w:pPr>
+        <w:ind w:left="2880" w:hanging="360"/>
+      </w:pPr>
+      <w:rPr>
+        <w:rFonts w:ascii="Symbol" w:hAnsi="Symbol" w:hint="default"/>
+      </w:rPr>
+    </w:lvl>
+    <w:lvl w:ilvl="4" w:tplc="44090003" w:tentative="1">
+      <w:start w:val="1"/>
+      <w:numFmt w:val="bullet"/>
+      <w:lvlText w:val="o"/>
+      <w:lvlJc w:val="left"/>
+      <w:pPr>
+        <w:ind w:left="3600" w:hanging="360"/>
+      </w:pPr>
+      <w:rPr>
+        <w:rFonts w:ascii="Courier New" w:hAnsi="Courier New" w:cs="Courier New" w:hint="default"/>
+      </w:rPr>
+    </w:lvl>
+    <w:lvl w:ilvl="5" w:tplc="44090005" w:tentative="1">
+      <w:start w:val="1"/>
+      <w:numFmt w:val="bullet"/>
+      <w:lvlText w:val=""/>
+      <w:lvlJc w:val="left"/>
+      <w:pPr>
+        <w:ind w:left="4320" w:hanging="360"/>
+      </w:pPr>
+      <w:rPr>
+        <w:rFonts w:ascii="Wingdings" w:hAnsi="Wingdings" w:hint="default"/>
+      </w:rPr>
+    </w:lvl>
+    <w:lvl w:ilvl="6" w:tplc="44090001" w:tentative="1">
+      <w:start w:val="1"/>
+      <w:numFmt w:val="bullet"/>
+      <w:lvlText w:val=""/>
+      <w:lvlJc w:val="left"/>
+      <w:pPr>
+        <w:ind w:left="5040" w:hanging="360"/>
+      </w:pPr>
+      <w:rPr>
+        <w:rFonts w:ascii="Symbol" w:hAnsi="Symbol" w:hint="default"/>
+      </w:rPr>
+    </w:lvl>
+    <w:lvl w:ilvl="7" w:tplc="44090003" w:tentative="1">
+      <w:start w:val="1"/>
+      <w:numFmt w:val="bullet"/>
+      <w:lvlText w:val="o"/>
+      <w:lvlJc w:val="left"/>
+      <w:pPr>
+        <w:ind w:left="5760" w:hanging="360"/>
+      </w:pPr>
+      <w:rPr>
+        <w:rFonts w:ascii="Courier New" w:hAnsi="Courier New" w:cs="Courier New" w:hint="default"/>
+      </w:rPr>
+    </w:lvl>
+    <w:lvl w:ilvl="8" w:tplc="44090005" w:tentative="1">
+      <w:start w:val="1"/>
+      <w:numFmt w:val="bullet"/>
+      <w:lvlText w:val=""/>
+      <w:lvlJc w:val="left"/>
+      <w:pPr>
+        <w:ind w:left="6480" w:hanging="360"/>
+      </w:pPr>
+      <w:rPr>
+        <w:rFonts w:ascii="Wingdings" w:hAnsi="Wingdings" w:hint="default"/>
+      </w:rPr>
+    </w:lvl>
+  </w:abstractNum>
+  <w:num w:numId="1" w16cid:durableId="1864244243">
+    <w:abstractNumId w:val="0"/>
+  </w:num>
+</w:numbering>
 </file>
 
 <file path=word/styles.xml><?xml version="1.0" encoding="utf-8"?>

--- a/level design.docx
+++ b/level design.docx
@@ -14466,8 +14466,8 @@
         <w:tblLook w:val="04A0" w:firstRow="1" w:lastRow="0" w:firstColumn="1" w:lastColumn="0" w:noHBand="0" w:noVBand="1"/>
       </w:tblPr>
       <w:tblGrid>
-        <w:gridCol w:w="3145"/>
-        <w:gridCol w:w="5871"/>
+        <w:gridCol w:w="2605"/>
+        <w:gridCol w:w="6411"/>
       </w:tblGrid>
       <w:tr>
         <w:trPr>
@@ -14475,7 +14475,7 @@
         </w:trPr>
         <w:tc>
           <w:tcPr>
-            <w:tcW w:w="3145" w:type="dxa"/>
+            <w:tcW w:w="2605" w:type="dxa"/>
             <w:vAlign w:val="center"/>
           </w:tcPr>
           <w:p>
@@ -14506,7 +14506,7 @@
         </w:tc>
         <w:tc>
           <w:tcPr>
-            <w:tcW w:w="5871" w:type="dxa"/>
+            <w:tcW w:w="6411" w:type="dxa"/>
             <w:vAlign w:val="center"/>
           </w:tcPr>
           <w:p>
@@ -14535,7 +14535,7 @@
         </w:trPr>
         <w:tc>
           <w:tcPr>
-            <w:tcW w:w="3145" w:type="dxa"/>
+            <w:tcW w:w="2605" w:type="dxa"/>
             <w:vAlign w:val="center"/>
           </w:tcPr>
           <w:p>
@@ -14727,7 +14727,7 @@
         </w:tc>
         <w:tc>
           <w:tcPr>
-            <w:tcW w:w="5871" w:type="dxa"/>
+            <w:tcW w:w="6411" w:type="dxa"/>
             <w:vAlign w:val="center"/>
           </w:tcPr>
           <w:p>
@@ -14752,7 +14752,7 @@
         </w:trPr>
         <w:tc>
           <w:tcPr>
-            <w:tcW w:w="3145" w:type="dxa"/>
+            <w:tcW w:w="2605" w:type="dxa"/>
             <w:vAlign w:val="center"/>
           </w:tcPr>
           <w:p>
@@ -14918,7 +14918,7 @@
         </w:tc>
         <w:tc>
           <w:tcPr>
-            <w:tcW w:w="5871" w:type="dxa"/>
+            <w:tcW w:w="6411" w:type="dxa"/>
             <w:vAlign w:val="center"/>
           </w:tcPr>
           <w:p>
@@ -15052,7 +15052,7 @@
         </w:trPr>
         <w:tc>
           <w:tcPr>
-            <w:tcW w:w="3145" w:type="dxa"/>
+            <w:tcW w:w="2605" w:type="dxa"/>
             <w:vAlign w:val="center"/>
           </w:tcPr>
           <w:p>
@@ -15259,7 +15259,7 @@
         </w:tc>
         <w:tc>
           <w:tcPr>
-            <w:tcW w:w="5871" w:type="dxa"/>
+            <w:tcW w:w="6411" w:type="dxa"/>
             <w:vAlign w:val="center"/>
           </w:tcPr>
           <w:p>
@@ -15272,7 +15272,39 @@
               <w:rPr>
                 <w:lang w:val="en-US"/>
               </w:rPr>
-              <w:t>One more day. You can do it! After this I will be meeting up with the others to investigate further.</w:t>
+              <w:t>Just hold on for one more day.</w:t>
+            </w:r>
+            <w:r>
+              <w:rPr>
+                <w:lang w:val="en-US"/>
+              </w:rPr>
+              <w:t xml:space="preserve"> After this I will be meeting up with the others to investigate further.</w:t>
+            </w:r>
+          </w:p>
+          <w:p>
+            <w:pPr>
+              <w:rPr>
+                <w:lang w:val="en-US"/>
+              </w:rPr>
+            </w:pPr>
+            <w:r>
+              <w:rPr>
+                <w:lang w:val="en-US"/>
+              </w:rPr>
+              <w:t xml:space="preserve">[p] </w:t>
+            </w:r>
+          </w:p>
+          <w:p>
+            <w:pPr>
+              <w:rPr>
+                <w:lang w:val="en-US"/>
+              </w:rPr>
+            </w:pPr>
+            <w:r>
+              <w:rPr>
+                <w:lang w:val="en-US"/>
+              </w:rPr>
+              <w:t>[p]Mike is on leave today.</w:t>
             </w:r>
           </w:p>
         </w:tc>
@@ -15283,7 +15315,7 @@
         </w:trPr>
         <w:tc>
           <w:tcPr>
-            <w:tcW w:w="3145" w:type="dxa"/>
+            <w:tcW w:w="2605" w:type="dxa"/>
             <w:vAlign w:val="center"/>
           </w:tcPr>
           <w:p>
@@ -15313,13 +15345,7 @@
               <w:rPr>
                 <w:lang w:val="en-US"/>
               </w:rPr>
-              <w:t xml:space="preserve">: </w:t>
-            </w:r>
-            <w:r>
-              <w:rPr>
-                <w:lang w:val="en-US"/>
-              </w:rPr>
-              <w:t>Inbound</w:t>
+              <w:t>: Inbound</w:t>
             </w:r>
           </w:p>
           <w:p>
@@ -15370,1075 +15396,6 @@
               <w:t xml:space="preserve">: </w:t>
             </w:r>
             <w:hyperlink r:id="rId39" w:history="1">
-              <w:r>
-                <w:rPr>
-                  <w:rStyle w:val="Hyperlink"/>
-                  <w:lang w:val="en-US"/>
-                </w:rPr>
-                <w:t>dailysnew</w:t>
-              </w:r>
-              <w:r>
-                <w:rPr>
-                  <w:rStyle w:val="Hyperlink"/>
-                  <w:lang w:val="en-US"/>
-                </w:rPr>
-                <w:t>@</w:t>
-              </w:r>
-              <w:r>
-                <w:rPr>
-                  <w:rStyle w:val="Hyperlink"/>
-                  <w:lang w:val="en-US"/>
-                </w:rPr>
-                <w:t>cnd</w:t>
-              </w:r>
-              <w:r>
-                <w:rPr>
-                  <w:rStyle w:val="Hyperlink"/>
-                  <w:lang w:val="en-US"/>
-                </w:rPr>
-                <w:t>.co</w:t>
-              </w:r>
-              <w:r>
-                <w:rPr>
-                  <w:rStyle w:val="Hyperlink"/>
-                  <w:lang w:val="en-US"/>
-                </w:rPr>
-                <w:t>r</w:t>
-              </w:r>
-              <w:r>
-                <w:rPr>
-                  <w:rStyle w:val="Hyperlink"/>
-                </w:rPr>
-                <w:t>n</w:t>
-              </w:r>
-            </w:hyperlink>
-            <w:r>
-              <w:rPr>
-                <w:lang w:val="en-US"/>
-              </w:rPr>
-              <w:t xml:space="preserve"> </w:t>
-            </w:r>
-          </w:p>
-          <w:p>
-            <w:pPr>
-              <w:rPr>
-                <w:lang w:val="en-US"/>
-              </w:rPr>
-            </w:pPr>
-            <w:r>
-              <w:rPr>
-                <w:b/>
-                <w:bCs/>
-                <w:lang w:val="en-US"/>
-              </w:rPr>
-              <w:t>To Address</w:t>
-            </w:r>
-            <w:r>
-              <w:rPr>
-                <w:lang w:val="en-US"/>
-              </w:rPr>
-              <w:t>: {player_email}</w:t>
-            </w:r>
-          </w:p>
-          <w:p>
-            <w:pPr>
-              <w:rPr>
-                <w:lang w:val="en-US"/>
-              </w:rPr>
-            </w:pPr>
-            <w:r>
-              <w:rPr>
-                <w:b/>
-                <w:bCs/>
-                <w:lang w:val="en-US"/>
-              </w:rPr>
-              <w:t>CC Address</w:t>
-            </w:r>
-            <w:r>
-              <w:rPr>
-                <w:lang w:val="en-US"/>
-              </w:rPr>
-              <w:t xml:space="preserve">: </w:t>
-            </w:r>
-          </w:p>
-          <w:p>
-            <w:pPr>
-              <w:rPr>
-                <w:lang w:val="en-US"/>
-              </w:rPr>
-            </w:pPr>
-            <w:r>
-              <w:rPr>
-                <w:b/>
-                <w:bCs/>
-                <w:lang w:val="en-US"/>
-              </w:rPr>
-              <w:t>Subject</w:t>
-            </w:r>
-            <w:r>
-              <w:rPr>
-                <w:lang w:val="en-US"/>
-              </w:rPr>
-              <w:t xml:space="preserve">: </w:t>
-            </w:r>
-            <w:r>
-              <w:rPr>
-                <w:lang w:val="en-US"/>
-              </w:rPr>
-              <w:t>The Best Antivirus Defense</w:t>
-            </w:r>
-          </w:p>
-          <w:p>
-            <w:pPr>
-              <w:rPr>
-                <w:b/>
-                <w:bCs/>
-                <w:lang w:val="en-US"/>
-              </w:rPr>
-            </w:pPr>
-          </w:p>
-        </w:tc>
-        <w:tc>
-          <w:tcPr>
-            <w:tcW w:w="5871" w:type="dxa"/>
-            <w:vAlign w:val="center"/>
-          </w:tcPr>
-          <w:p>
-            <w:pPr>
-              <w:rPr>
-                <w:lang w:val="en-US"/>
-              </w:rPr>
-            </w:pPr>
-            <w:r>
-              <w:rPr>
-                <w:lang w:val="en-US"/>
-              </w:rPr>
-              <w:t>Worry no more! The best defense against the frequent cyber attacks is here! Download the file attached now, install the application and carry on without ever worrying about attacks!</w:t>
-            </w:r>
-          </w:p>
-        </w:tc>
-      </w:tr>
-      <w:tr>
-        <w:trPr>
-          <w:trHeight w:val="360"/>
-        </w:trPr>
-        <w:tc>
-          <w:tcPr>
-            <w:tcW w:w="3145" w:type="dxa"/>
-            <w:vAlign w:val="center"/>
-          </w:tcPr>
-          <w:p>
-            <w:pPr>
-              <w:rPr>
-                <w:b/>
-                <w:bCs/>
-                <w:lang w:val="en-US"/>
-              </w:rPr>
-            </w:pPr>
-          </w:p>
-          <w:p>
-            <w:pPr>
-              <w:rPr>
-                <w:lang w:val="en-US"/>
-              </w:rPr>
-            </w:pPr>
-            <w:r>
-              <w:rPr>
-                <w:b/>
-                <w:bCs/>
-                <w:lang w:val="en-US"/>
-              </w:rPr>
-              <w:t>Type</w:t>
-            </w:r>
-            <w:r>
-              <w:rPr>
-                <w:lang w:val="en-US"/>
-              </w:rPr>
-              <w:t>: Inbound</w:t>
-            </w:r>
-          </w:p>
-          <w:p>
-            <w:pPr>
-              <w:rPr>
-                <w:lang w:val="en-US"/>
-              </w:rPr>
-            </w:pPr>
-            <w:r>
-              <w:rPr>
-                <w:b/>
-                <w:bCs/>
-                <w:lang w:val="en-US"/>
-              </w:rPr>
-              <w:t>Sender Name</w:t>
-            </w:r>
-            <w:r>
-              <w:rPr>
-                <w:lang w:val="en-US"/>
-              </w:rPr>
-              <w:t xml:space="preserve">: </w:t>
-            </w:r>
-            <w:r>
-              <w:rPr>
-                <w:lang w:val="en-US"/>
-              </w:rPr>
-              <w:t>YS Store</w:t>
-            </w:r>
-          </w:p>
-          <w:p>
-            <w:pPr>
-              <w:rPr>
-                <w:lang w:val="en-US"/>
-              </w:rPr>
-            </w:pPr>
-            <w:r>
-              <w:rPr>
-                <w:b/>
-                <w:bCs/>
-                <w:lang w:val="en-US"/>
-              </w:rPr>
-              <w:t>Sender Address</w:t>
-            </w:r>
-            <w:r>
-              <w:rPr>
-                <w:lang w:val="en-US"/>
-              </w:rPr>
-              <w:t xml:space="preserve">: </w:t>
-            </w:r>
-            <w:hyperlink r:id="rId40" w:history="1">
-              <w:r>
-                <w:rPr>
-                  <w:rStyle w:val="Hyperlink"/>
-                  <w:lang w:val="en-US"/>
-                </w:rPr>
-                <w:t>ys1143@email.com</w:t>
-              </w:r>
-            </w:hyperlink>
-            <w:r>
-              <w:rPr>
-                <w:lang w:val="en-US"/>
-              </w:rPr>
-              <w:t xml:space="preserve"> </w:t>
-            </w:r>
-            <w:r>
-              <w:rPr>
-                <w:lang w:val="en-US"/>
-              </w:rPr>
-              <w:t xml:space="preserve"> </w:t>
-            </w:r>
-          </w:p>
-          <w:p>
-            <w:pPr>
-              <w:rPr>
-                <w:lang w:val="en-US"/>
-              </w:rPr>
-            </w:pPr>
-            <w:r>
-              <w:rPr>
-                <w:b/>
-                <w:bCs/>
-                <w:lang w:val="en-US"/>
-              </w:rPr>
-              <w:lastRenderedPageBreak/>
-              <w:t>To Address</w:t>
-            </w:r>
-            <w:r>
-              <w:rPr>
-                <w:lang w:val="en-US"/>
-              </w:rPr>
-              <w:t>: {player_email}</w:t>
-            </w:r>
-          </w:p>
-          <w:p>
-            <w:pPr>
-              <w:rPr>
-                <w:lang w:val="en-US"/>
-              </w:rPr>
-            </w:pPr>
-            <w:r>
-              <w:rPr>
-                <w:b/>
-                <w:bCs/>
-                <w:lang w:val="en-US"/>
-              </w:rPr>
-              <w:t>CC Address</w:t>
-            </w:r>
-            <w:r>
-              <w:rPr>
-                <w:lang w:val="en-US"/>
-              </w:rPr>
-              <w:t xml:space="preserve">: </w:t>
-            </w:r>
-          </w:p>
-          <w:p>
-            <w:pPr>
-              <w:rPr>
-                <w:lang w:val="en-US"/>
-              </w:rPr>
-            </w:pPr>
-            <w:r>
-              <w:rPr>
-                <w:b/>
-                <w:bCs/>
-                <w:lang w:val="en-US"/>
-              </w:rPr>
-              <w:t>Subject</w:t>
-            </w:r>
-            <w:r>
-              <w:rPr>
-                <w:lang w:val="en-US"/>
-              </w:rPr>
-              <w:t xml:space="preserve">: </w:t>
-            </w:r>
-            <w:r>
-              <w:rPr>
-                <w:lang w:val="en-US"/>
-              </w:rPr>
-              <w:t>YS Store Purchase Order</w:t>
-            </w:r>
-          </w:p>
-          <w:p>
-            <w:pPr>
-              <w:rPr>
-                <w:b/>
-                <w:bCs/>
-                <w:lang w:val="en-US"/>
-              </w:rPr>
-            </w:pPr>
-          </w:p>
-        </w:tc>
-        <w:tc>
-          <w:tcPr>
-            <w:tcW w:w="5871" w:type="dxa"/>
-            <w:vAlign w:val="center"/>
-          </w:tcPr>
-          <w:p>
-            <w:pPr>
-              <w:rPr>
-                <w:lang w:val="en-US"/>
-              </w:rPr>
-            </w:pPr>
-            <w:r>
-              <w:rPr>
-                <w:lang w:val="en-US"/>
-              </w:rPr>
-              <w:lastRenderedPageBreak/>
-              <w:t>Hi I want to place an order for products from your company.</w:t>
-            </w:r>
-            <w:r>
-              <w:rPr>
-                <w:lang w:val="en-US"/>
-              </w:rPr>
-              <w:t xml:space="preserve"> Please refer to the attached file for further details. Thank you.</w:t>
-            </w:r>
-          </w:p>
-          <w:p>
-            <w:pPr>
-              <w:rPr>
-                <w:lang w:val="en-US"/>
-              </w:rPr>
-            </w:pPr>
-            <w:r>
-              <w:rPr>
-                <w:lang w:val="en-US"/>
-              </w:rPr>
-              <w:t xml:space="preserve">[p] </w:t>
-            </w:r>
-          </w:p>
-          <w:p>
-            <w:pPr>
-              <w:rPr>
-                <w:lang w:val="en-US"/>
-              </w:rPr>
-            </w:pPr>
-            <w:r>
-              <w:rPr>
-                <w:lang w:val="en-US"/>
-              </w:rPr>
-              <w:t>[p]</w:t>
-            </w:r>
-            <w:r>
-              <w:rPr>
-                <w:lang w:val="en-US"/>
-              </w:rPr>
-              <w:t>-YS Store</w:t>
-            </w:r>
-            <w:r>
-              <w:rPr>
-                <w:lang w:val="en-US"/>
-              </w:rPr>
-              <w:t xml:space="preserve"> Manager</w:t>
-            </w:r>
-          </w:p>
-        </w:tc>
-      </w:tr>
-      <w:tr>
-        <w:trPr>
-          <w:trHeight w:val="360"/>
-        </w:trPr>
-        <w:tc>
-          <w:tcPr>
-            <w:tcW w:w="3145" w:type="dxa"/>
-            <w:vAlign w:val="center"/>
-          </w:tcPr>
-          <w:p>
-            <w:pPr>
-              <w:rPr>
-                <w:b/>
-                <w:bCs/>
-                <w:lang w:val="en-US"/>
-              </w:rPr>
-            </w:pPr>
-          </w:p>
-          <w:p>
-            <w:pPr>
-              <w:rPr>
-                <w:lang w:val="en-US"/>
-              </w:rPr>
-            </w:pPr>
-            <w:r>
-              <w:rPr>
-                <w:b/>
-                <w:bCs/>
-                <w:lang w:val="en-US"/>
-              </w:rPr>
-              <w:t>Type</w:t>
-            </w:r>
-            <w:r>
-              <w:rPr>
-                <w:lang w:val="en-US"/>
-              </w:rPr>
-              <w:t xml:space="preserve">: </w:t>
-            </w:r>
-            <w:r>
-              <w:rPr>
-                <w:lang w:val="en-US"/>
-              </w:rPr>
-              <w:t>Inbound</w:t>
-            </w:r>
-          </w:p>
-          <w:p>
-            <w:pPr>
-              <w:rPr>
-                <w:lang w:val="en-US"/>
-              </w:rPr>
-            </w:pPr>
-            <w:r>
-              <w:rPr>
-                <w:b/>
-                <w:bCs/>
-                <w:lang w:val="en-US"/>
-              </w:rPr>
-              <w:t>Sender Name</w:t>
-            </w:r>
-            <w:r>
-              <w:rPr>
-                <w:lang w:val="en-US"/>
-              </w:rPr>
-              <w:t xml:space="preserve">: </w:t>
-            </w:r>
-            <w:r>
-              <w:rPr>
-                <w:lang w:val="en-US"/>
-              </w:rPr>
-              <w:t>Kai Jie</w:t>
-            </w:r>
-          </w:p>
-          <w:p>
-            <w:pPr>
-              <w:rPr>
-                <w:lang w:val="en-US"/>
-              </w:rPr>
-            </w:pPr>
-            <w:r>
-              <w:rPr>
-                <w:b/>
-                <w:bCs/>
-                <w:lang w:val="en-US"/>
-              </w:rPr>
-              <w:t>Sender Address</w:t>
-            </w:r>
-            <w:r>
-              <w:rPr>
-                <w:lang w:val="en-US"/>
-              </w:rPr>
-              <w:t xml:space="preserve">: </w:t>
-            </w:r>
-            <w:r>
-              <w:rPr>
-                <w:lang w:val="en-US"/>
-              </w:rPr>
-              <w:t>kaijie</w:t>
-            </w:r>
-            <w:r>
-              <w:rPr>
-                <w:lang w:val="en-US"/>
-              </w:rPr>
-              <w:t>@</w:t>
-            </w:r>
-            <w:r>
-              <w:rPr>
-                <w:lang w:val="en-US"/>
-              </w:rPr>
-              <w:t>adc</w:t>
-            </w:r>
-            <w:r>
-              <w:rPr>
-                <w:lang w:val="en-US"/>
-              </w:rPr>
-              <w:t>.com</w:t>
-            </w:r>
-            <w:r>
-              <w:rPr>
-                <w:lang w:val="en-US"/>
-              </w:rPr>
-              <w:t>.m</w:t>
-            </w:r>
-            <w:r>
-              <w:rPr>
-                <w:lang w:val="en-US"/>
-              </w:rPr>
-              <w:t>y</w:t>
-            </w:r>
-          </w:p>
-          <w:p>
-            <w:pPr>
-              <w:rPr>
-                <w:lang w:val="en-US"/>
-              </w:rPr>
-            </w:pPr>
-            <w:r>
-              <w:rPr>
-                <w:b/>
-                <w:bCs/>
-                <w:lang w:val="en-US"/>
-              </w:rPr>
-              <w:t>To Address</w:t>
-            </w:r>
-            <w:r>
-              <w:rPr>
-                <w:lang w:val="en-US"/>
-              </w:rPr>
-              <w:t>: {player_email}</w:t>
-            </w:r>
-          </w:p>
-          <w:p>
-            <w:pPr>
-              <w:rPr>
-                <w:lang w:val="en-US"/>
-              </w:rPr>
-            </w:pPr>
-            <w:r>
-              <w:rPr>
-                <w:b/>
-                <w:bCs/>
-                <w:lang w:val="en-US"/>
-              </w:rPr>
-              <w:t>CC Address</w:t>
-            </w:r>
-            <w:r>
-              <w:rPr>
-                <w:lang w:val="en-US"/>
-              </w:rPr>
-              <w:t xml:space="preserve">: </w:t>
-            </w:r>
-          </w:p>
-          <w:p>
-            <w:pPr>
-              <w:rPr>
-                <w:lang w:val="en-US"/>
-              </w:rPr>
-            </w:pPr>
-            <w:r>
-              <w:rPr>
-                <w:b/>
-                <w:bCs/>
-                <w:lang w:val="en-US"/>
-              </w:rPr>
-              <w:t>Subject</w:t>
-            </w:r>
-            <w:r>
-              <w:rPr>
-                <w:lang w:val="en-US"/>
-              </w:rPr>
-              <w:t xml:space="preserve">: </w:t>
-            </w:r>
-            <w:r>
-              <w:rPr>
-                <w:lang w:val="en-US"/>
-              </w:rPr>
-              <w:t>New Login Software</w:t>
-            </w:r>
-          </w:p>
-          <w:p>
-            <w:pPr>
-              <w:rPr>
-                <w:b/>
-                <w:bCs/>
-                <w:lang w:val="en-US"/>
-              </w:rPr>
-            </w:pPr>
-          </w:p>
-        </w:tc>
-        <w:tc>
-          <w:tcPr>
-            <w:tcW w:w="5871" w:type="dxa"/>
-            <w:vAlign w:val="center"/>
-          </w:tcPr>
-          <w:p>
-            <w:pPr>
-              <w:rPr>
-                <w:lang w:val="en-US"/>
-              </w:rPr>
-            </w:pPr>
-            <w:r>
-              <w:rPr>
-                <w:lang w:val="en-US"/>
-              </w:rPr>
-              <w:t>Hi. Our company has a new log in software to help increase security and protect us from outside attacks. Please install the software and wait for further instructions. Thank you.</w:t>
-            </w:r>
-          </w:p>
-          <w:p>
-            <w:pPr>
-              <w:rPr>
-                <w:lang w:val="en-US"/>
-              </w:rPr>
-            </w:pPr>
-            <w:r>
-              <w:rPr>
-                <w:lang w:val="en-US"/>
-              </w:rPr>
-              <w:t xml:space="preserve">[p] </w:t>
-            </w:r>
-          </w:p>
-          <w:p>
-            <w:pPr>
-              <w:rPr>
-                <w:lang w:val="en-US"/>
-              </w:rPr>
-            </w:pPr>
-            <w:r>
-              <w:rPr>
-                <w:lang w:val="en-US"/>
-              </w:rPr>
-              <w:t>[p]</w:t>
-            </w:r>
-            <w:r>
-              <w:rPr>
-                <w:lang w:val="en-US"/>
-              </w:rPr>
-              <w:t>-Kai Jie</w:t>
-            </w:r>
-            <w:r>
-              <w:rPr>
-                <w:lang w:val="en-US"/>
-              </w:rPr>
-              <w:t xml:space="preserve"> f</w:t>
-            </w:r>
-            <w:r>
-              <w:rPr>
-                <w:lang w:val="en-US"/>
-              </w:rPr>
-              <w:t>ro</w:t>
-            </w:r>
-            <w:r>
-              <w:rPr>
-                <w:lang w:val="en-US"/>
-              </w:rPr>
-              <w:t>m IT</w:t>
-            </w:r>
-          </w:p>
-        </w:tc>
-      </w:tr>
-      <w:tr>
-        <w:trPr>
-          <w:trHeight w:val="360"/>
-        </w:trPr>
-        <w:tc>
-          <w:tcPr>
-            <w:tcW w:w="3145" w:type="dxa"/>
-            <w:vAlign w:val="center"/>
-          </w:tcPr>
-          <w:p>
-            <w:pPr>
-              <w:rPr>
-                <w:b/>
-                <w:bCs/>
-                <w:lang w:val="en-US"/>
-              </w:rPr>
-            </w:pPr>
-          </w:p>
-          <w:p>
-            <w:pPr>
-              <w:rPr>
-                <w:lang w:val="en-US"/>
-              </w:rPr>
-            </w:pPr>
-            <w:r>
-              <w:rPr>
-                <w:b/>
-                <w:bCs/>
-                <w:lang w:val="en-US"/>
-              </w:rPr>
-              <w:t>Type</w:t>
-            </w:r>
-            <w:r>
-              <w:rPr>
-                <w:lang w:val="en-US"/>
-              </w:rPr>
-              <w:t>: Inbound</w:t>
-            </w:r>
-          </w:p>
-          <w:p>
-            <w:pPr>
-              <w:rPr>
-                <w:lang w:val="en-US"/>
-              </w:rPr>
-            </w:pPr>
-            <w:r>
-              <w:rPr>
-                <w:b/>
-                <w:bCs/>
-                <w:lang w:val="en-US"/>
-              </w:rPr>
-              <w:t>Sender Name</w:t>
-            </w:r>
-            <w:r>
-              <w:rPr>
-                <w:lang w:val="en-US"/>
-              </w:rPr>
-              <w:t xml:space="preserve">: </w:t>
-            </w:r>
-            <w:r>
-              <w:rPr>
-                <w:lang w:val="en-US"/>
-              </w:rPr>
-              <w:t>HOBBYART</w:t>
-            </w:r>
-          </w:p>
-          <w:p>
-            <w:pPr>
-              <w:rPr>
-                <w:lang w:val="en-US"/>
-              </w:rPr>
-            </w:pPr>
-            <w:r>
-              <w:rPr>
-                <w:b/>
-                <w:bCs/>
-                <w:lang w:val="en-US"/>
-              </w:rPr>
-              <w:t>Sender Address</w:t>
-            </w:r>
-            <w:r>
-              <w:rPr>
-                <w:lang w:val="en-US"/>
-              </w:rPr>
-              <w:t xml:space="preserve">: </w:t>
-            </w:r>
-            <w:r>
-              <w:rPr>
-                <w:lang w:val="en-US"/>
-              </w:rPr>
-              <w:t>shafie@hobbyart.com</w:t>
-            </w:r>
-          </w:p>
-          <w:p>
-            <w:pPr>
-              <w:rPr>
-                <w:lang w:val="en-US"/>
-              </w:rPr>
-            </w:pPr>
-            <w:r>
-              <w:rPr>
-                <w:b/>
-                <w:bCs/>
-                <w:lang w:val="en-US"/>
-              </w:rPr>
-              <w:t>To Address</w:t>
-            </w:r>
-            <w:r>
-              <w:rPr>
-                <w:lang w:val="en-US"/>
-              </w:rPr>
-              <w:t>: {player_email}</w:t>
-            </w:r>
-          </w:p>
-          <w:p>
-            <w:pPr>
-              <w:rPr>
-                <w:lang w:val="en-US"/>
-              </w:rPr>
-            </w:pPr>
-            <w:r>
-              <w:rPr>
-                <w:b/>
-                <w:bCs/>
-                <w:lang w:val="en-US"/>
-              </w:rPr>
-              <w:t>CC Address</w:t>
-            </w:r>
-            <w:r>
-              <w:rPr>
-                <w:lang w:val="en-US"/>
-              </w:rPr>
-              <w:t xml:space="preserve">: </w:t>
-            </w:r>
-          </w:p>
-          <w:p>
-            <w:pPr>
-              <w:rPr>
-                <w:lang w:val="en-US"/>
-              </w:rPr>
-            </w:pPr>
-            <w:r>
-              <w:rPr>
-                <w:b/>
-                <w:bCs/>
-                <w:lang w:val="en-US"/>
-              </w:rPr>
-              <w:t>Subject</w:t>
-            </w:r>
-            <w:r>
-              <w:rPr>
-                <w:lang w:val="en-US"/>
-              </w:rPr>
-              <w:t xml:space="preserve">: </w:t>
-            </w:r>
-            <w:r>
-              <w:rPr>
-                <w:lang w:val="en-US"/>
-              </w:rPr>
-              <w:t>Order for Stationeries</w:t>
-            </w:r>
-          </w:p>
-          <w:p>
-            <w:pPr>
-              <w:rPr>
-                <w:b/>
-                <w:bCs/>
-                <w:lang w:val="en-US"/>
-              </w:rPr>
-            </w:pPr>
-          </w:p>
-        </w:tc>
-        <w:tc>
-          <w:tcPr>
-            <w:tcW w:w="5871" w:type="dxa"/>
-            <w:vAlign w:val="center"/>
-          </w:tcPr>
-          <w:p>
-            <w:pPr>
-              <w:rPr>
-                <w:lang w:val="en-US"/>
-              </w:rPr>
-            </w:pPr>
-          </w:p>
-          <w:p>
-            <w:pPr>
-              <w:rPr>
-                <w:lang w:val="en-US"/>
-              </w:rPr>
-            </w:pPr>
-            <w:r>
-              <w:rPr>
-                <w:lang w:val="en-US"/>
-              </w:rPr>
-              <w:t>Hello ABC Stationeries. I’d like to place an order for stationeries</w:t>
-            </w:r>
-            <w:r>
-              <w:rPr>
-                <w:lang w:val="en-US"/>
-              </w:rPr>
-              <w:t xml:space="preserve"> for HOBBYART Art Supplies Store.</w:t>
-            </w:r>
-          </w:p>
-          <w:p>
-            <w:pPr>
-              <w:rPr>
-                <w:lang w:val="en-US"/>
-              </w:rPr>
-            </w:pPr>
-            <w:r>
-              <w:rPr>
-                <w:lang w:val="en-US"/>
-              </w:rPr>
-              <w:t xml:space="preserve">[p] </w:t>
-            </w:r>
-          </w:p>
-          <w:p>
-            <w:pPr>
-              <w:rPr>
-                <w:lang w:val="en-US"/>
-              </w:rPr>
-            </w:pPr>
-            <w:r>
-              <w:rPr>
-                <w:lang w:val="en-US"/>
-              </w:rPr>
-              <w:t>[p]The order file is attached in this email. Please refer to it for details and contact us if there are any issues.</w:t>
-            </w:r>
-          </w:p>
-          <w:p>
-            <w:pPr>
-              <w:rPr>
-                <w:lang w:val="en-US"/>
-              </w:rPr>
-            </w:pPr>
-            <w:r>
-              <w:rPr>
-                <w:lang w:val="en-US"/>
-              </w:rPr>
-              <w:t xml:space="preserve">[p] </w:t>
-            </w:r>
-          </w:p>
-          <w:p>
-            <w:pPr>
-              <w:rPr>
-                <w:lang w:val="en-US"/>
-              </w:rPr>
-            </w:pPr>
-            <w:r>
-              <w:rPr>
-                <w:lang w:val="en-US"/>
-              </w:rPr>
-              <w:t xml:space="preserve">[p] </w:t>
-            </w:r>
-          </w:p>
-          <w:p>
-            <w:pPr>
-              <w:rPr>
-                <w:lang w:val="en-US"/>
-              </w:rPr>
-            </w:pPr>
-            <w:r>
-              <w:rPr>
-                <w:lang w:val="en-US"/>
-              </w:rPr>
-              <w:t>[p]We look forward to hear from you.</w:t>
-            </w:r>
-          </w:p>
-          <w:p>
-            <w:pPr>
-              <w:rPr>
-                <w:lang w:val="en-US"/>
-              </w:rPr>
-            </w:pPr>
-            <w:r>
-              <w:rPr>
-                <w:lang w:val="en-US"/>
-              </w:rPr>
-              <w:t xml:space="preserve">[p] </w:t>
-            </w:r>
-          </w:p>
-          <w:p>
-            <w:pPr>
-              <w:rPr>
-                <w:lang w:val="en-US"/>
-              </w:rPr>
-            </w:pPr>
-            <w:r>
-              <w:rPr>
-                <w:lang w:val="en-US"/>
-              </w:rPr>
-              <w:t>[p]-Shafie</w:t>
-            </w:r>
-          </w:p>
-          <w:p>
-            <w:pPr>
-              <w:rPr>
-                <w:lang w:val="en-US"/>
-              </w:rPr>
-            </w:pPr>
-          </w:p>
-        </w:tc>
-      </w:tr>
-      <w:tr>
-        <w:trPr>
-          <w:trHeight w:val="360"/>
-        </w:trPr>
-        <w:tc>
-          <w:tcPr>
-            <w:tcW w:w="3145" w:type="dxa"/>
-            <w:vAlign w:val="center"/>
-          </w:tcPr>
-          <w:p>
-            <w:pPr>
-              <w:rPr>
-                <w:b/>
-                <w:bCs/>
-                <w:lang w:val="en-US"/>
-              </w:rPr>
-            </w:pPr>
-          </w:p>
-          <w:p>
-            <w:pPr>
-              <w:rPr>
-                <w:lang w:val="en-US"/>
-              </w:rPr>
-            </w:pPr>
-            <w:r>
-              <w:rPr>
-                <w:b/>
-                <w:bCs/>
-                <w:lang w:val="en-US"/>
-              </w:rPr>
-              <w:t>Type</w:t>
-            </w:r>
-            <w:r>
-              <w:rPr>
-                <w:lang w:val="en-US"/>
-              </w:rPr>
-              <w:t>: Inbound</w:t>
-            </w:r>
-          </w:p>
-          <w:p>
-            <w:pPr>
-              <w:rPr>
-                <w:lang w:val="en-US"/>
-              </w:rPr>
-            </w:pPr>
-            <w:r>
-              <w:rPr>
-                <w:b/>
-                <w:bCs/>
-                <w:lang w:val="en-US"/>
-              </w:rPr>
-              <w:t>Sender Name</w:t>
-            </w:r>
-            <w:r>
-              <w:rPr>
-                <w:lang w:val="en-US"/>
-              </w:rPr>
-              <w:t xml:space="preserve">: </w:t>
-            </w:r>
-            <w:r>
-              <w:rPr>
-                <w:lang w:val="en-US"/>
-              </w:rPr>
-              <w:t>Cyber News Daily</w:t>
-            </w:r>
-          </w:p>
-          <w:p>
-            <w:pPr>
-              <w:rPr>
-                <w:lang w:val="en-US"/>
-              </w:rPr>
-            </w:pPr>
-            <w:r>
-              <w:rPr>
-                <w:b/>
-                <w:bCs/>
-                <w:lang w:val="en-US"/>
-              </w:rPr>
-              <w:t>Sender Address</w:t>
-            </w:r>
-            <w:r>
-              <w:rPr>
-                <w:lang w:val="en-US"/>
-              </w:rPr>
-              <w:t xml:space="preserve">: </w:t>
-            </w:r>
-            <w:hyperlink r:id="rId41" w:history="1">
               <w:r>
                 <w:rPr>
                   <w:rStyle w:val="Hyperlink"/>
@@ -16541,7 +15498,7 @@
         </w:tc>
         <w:tc>
           <w:tcPr>
-            <w:tcW w:w="5871" w:type="dxa"/>
+            <w:tcW w:w="6411" w:type="dxa"/>
             <w:vAlign w:val="center"/>
           </w:tcPr>
           <w:p>
@@ -16554,51 +15511,7 @@
               <w:rPr>
                 <w:lang w:val="en-US"/>
               </w:rPr>
-              <w:t>Worry no more!</w:t>
-            </w:r>
-          </w:p>
-          <w:p>
-            <w:pPr>
-              <w:rPr>
-                <w:lang w:val="en-US"/>
-              </w:rPr>
-            </w:pPr>
-            <w:r>
-              <w:rPr>
-                <w:lang w:val="en-US"/>
-              </w:rPr>
-              <w:t xml:space="preserve">[p] </w:t>
-            </w:r>
-          </w:p>
-          <w:p>
-            <w:pPr>
-              <w:rPr>
-                <w:lang w:val="en-US"/>
-              </w:rPr>
-            </w:pPr>
-            <w:r>
-              <w:rPr>
-                <w:lang w:val="en-US"/>
-              </w:rPr>
-              <w:t>[p]</w:t>
-            </w:r>
-            <w:r>
-              <w:rPr>
-                <w:lang w:val="en-US"/>
-              </w:rPr>
-              <w:t xml:space="preserve">The best defense against the frequent </w:t>
-            </w:r>
-            <w:r>
-              <w:rPr>
-                <w:lang w:val="en-US"/>
-              </w:rPr>
-              <w:t>cyber-attacks</w:t>
-            </w:r>
-            <w:r>
-              <w:rPr>
-                <w:lang w:val="en-US"/>
-              </w:rPr>
-              <w:t xml:space="preserve"> is here! Download the file attached now, install the application and carry on without ever worrying about attacks!</w:t>
+              <w:t>Worry no more! The best defense against the frequent cyber attacks is here! Download the file attached now, install the application and carry on without ever worrying about attacks!</w:t>
             </w:r>
           </w:p>
         </w:tc>
@@ -16609,7 +15522,7 @@
         </w:trPr>
         <w:tc>
           <w:tcPr>
-            <w:tcW w:w="3145" w:type="dxa"/>
+            <w:tcW w:w="2605" w:type="dxa"/>
             <w:vAlign w:val="center"/>
           </w:tcPr>
           <w:p>
@@ -16666,6 +15579,841 @@
               <w:rPr>
                 <w:lang w:val="en-US"/>
               </w:rPr>
+              <w:t>YS Store</w:t>
+            </w:r>
+          </w:p>
+          <w:p>
+            <w:pPr>
+              <w:rPr>
+                <w:lang w:val="en-US"/>
+              </w:rPr>
+            </w:pPr>
+            <w:r>
+              <w:rPr>
+                <w:b/>
+                <w:bCs/>
+                <w:lang w:val="en-US"/>
+              </w:rPr>
+              <w:lastRenderedPageBreak/>
+              <w:t>Sender Address</w:t>
+            </w:r>
+            <w:r>
+              <w:rPr>
+                <w:lang w:val="en-US"/>
+              </w:rPr>
+              <w:t xml:space="preserve">: </w:t>
+            </w:r>
+            <w:hyperlink r:id="rId40" w:history="1">
+              <w:r>
+                <w:rPr>
+                  <w:rStyle w:val="Hyperlink"/>
+                  <w:lang w:val="en-US"/>
+                </w:rPr>
+                <w:t>ys1143@email.com</w:t>
+              </w:r>
+            </w:hyperlink>
+            <w:r>
+              <w:rPr>
+                <w:lang w:val="en-US"/>
+              </w:rPr>
+              <w:t xml:space="preserve"> </w:t>
+            </w:r>
+            <w:r>
+              <w:rPr>
+                <w:lang w:val="en-US"/>
+              </w:rPr>
+              <w:t xml:space="preserve"> </w:t>
+            </w:r>
+          </w:p>
+          <w:p>
+            <w:pPr>
+              <w:rPr>
+                <w:lang w:val="en-US"/>
+              </w:rPr>
+            </w:pPr>
+            <w:r>
+              <w:rPr>
+                <w:b/>
+                <w:bCs/>
+                <w:lang w:val="en-US"/>
+              </w:rPr>
+              <w:t>To Address</w:t>
+            </w:r>
+            <w:r>
+              <w:rPr>
+                <w:lang w:val="en-US"/>
+              </w:rPr>
+              <w:t>: {player_email}</w:t>
+            </w:r>
+          </w:p>
+          <w:p>
+            <w:pPr>
+              <w:rPr>
+                <w:lang w:val="en-US"/>
+              </w:rPr>
+            </w:pPr>
+            <w:r>
+              <w:rPr>
+                <w:b/>
+                <w:bCs/>
+                <w:lang w:val="en-US"/>
+              </w:rPr>
+              <w:t>CC Address</w:t>
+            </w:r>
+            <w:r>
+              <w:rPr>
+                <w:lang w:val="en-US"/>
+              </w:rPr>
+              <w:t xml:space="preserve">: </w:t>
+            </w:r>
+          </w:p>
+          <w:p>
+            <w:pPr>
+              <w:rPr>
+                <w:lang w:val="en-US"/>
+              </w:rPr>
+            </w:pPr>
+            <w:r>
+              <w:rPr>
+                <w:b/>
+                <w:bCs/>
+                <w:lang w:val="en-US"/>
+              </w:rPr>
+              <w:t>Subject</w:t>
+            </w:r>
+            <w:r>
+              <w:rPr>
+                <w:lang w:val="en-US"/>
+              </w:rPr>
+              <w:t xml:space="preserve">: </w:t>
+            </w:r>
+            <w:r>
+              <w:rPr>
+                <w:lang w:val="en-US"/>
+              </w:rPr>
+              <w:t>YS Store Purchase Order</w:t>
+            </w:r>
+          </w:p>
+          <w:p>
+            <w:pPr>
+              <w:rPr>
+                <w:b/>
+                <w:bCs/>
+                <w:lang w:val="en-US"/>
+              </w:rPr>
+            </w:pPr>
+          </w:p>
+        </w:tc>
+        <w:tc>
+          <w:tcPr>
+            <w:tcW w:w="6411" w:type="dxa"/>
+            <w:vAlign w:val="center"/>
+          </w:tcPr>
+          <w:p>
+            <w:pPr>
+              <w:rPr>
+                <w:lang w:val="en-US"/>
+              </w:rPr>
+            </w:pPr>
+            <w:r>
+              <w:rPr>
+                <w:lang w:val="en-US"/>
+              </w:rPr>
+              <w:lastRenderedPageBreak/>
+              <w:t>Hi I want to place an order for products from your company.</w:t>
+            </w:r>
+            <w:r>
+              <w:rPr>
+                <w:lang w:val="en-US"/>
+              </w:rPr>
+              <w:t xml:space="preserve"> Please refer to the attached file for further details. Thank you.</w:t>
+            </w:r>
+          </w:p>
+          <w:p>
+            <w:pPr>
+              <w:rPr>
+                <w:lang w:val="en-US"/>
+              </w:rPr>
+            </w:pPr>
+            <w:r>
+              <w:rPr>
+                <w:lang w:val="en-US"/>
+              </w:rPr>
+              <w:t xml:space="preserve">[p] </w:t>
+            </w:r>
+          </w:p>
+          <w:p>
+            <w:pPr>
+              <w:rPr>
+                <w:lang w:val="en-US"/>
+              </w:rPr>
+            </w:pPr>
+            <w:r>
+              <w:rPr>
+                <w:lang w:val="en-US"/>
+              </w:rPr>
+              <w:lastRenderedPageBreak/>
+              <w:t>[p]</w:t>
+            </w:r>
+            <w:r>
+              <w:rPr>
+                <w:lang w:val="en-US"/>
+              </w:rPr>
+              <w:t>-YS Store</w:t>
+            </w:r>
+            <w:r>
+              <w:rPr>
+                <w:lang w:val="en-US"/>
+              </w:rPr>
+              <w:t xml:space="preserve"> Manager</w:t>
+            </w:r>
+          </w:p>
+        </w:tc>
+      </w:tr>
+      <w:tr>
+        <w:trPr>
+          <w:trHeight w:val="360"/>
+        </w:trPr>
+        <w:tc>
+          <w:tcPr>
+            <w:tcW w:w="2605" w:type="dxa"/>
+            <w:vAlign w:val="center"/>
+          </w:tcPr>
+          <w:p>
+            <w:pPr>
+              <w:rPr>
+                <w:b/>
+                <w:bCs/>
+                <w:lang w:val="en-US"/>
+              </w:rPr>
+            </w:pPr>
+          </w:p>
+          <w:p>
+            <w:pPr>
+              <w:rPr>
+                <w:lang w:val="en-US"/>
+              </w:rPr>
+            </w:pPr>
+            <w:r>
+              <w:rPr>
+                <w:b/>
+                <w:bCs/>
+                <w:lang w:val="en-US"/>
+              </w:rPr>
+              <w:t>Type</w:t>
+            </w:r>
+            <w:r>
+              <w:rPr>
+                <w:lang w:val="en-US"/>
+              </w:rPr>
+              <w:t xml:space="preserve">: </w:t>
+            </w:r>
+            <w:r>
+              <w:rPr>
+                <w:lang w:val="en-US"/>
+              </w:rPr>
+              <w:t>Inbound</w:t>
+            </w:r>
+          </w:p>
+          <w:p>
+            <w:pPr>
+              <w:rPr>
+                <w:lang w:val="en-US"/>
+              </w:rPr>
+            </w:pPr>
+            <w:r>
+              <w:rPr>
+                <w:b/>
+                <w:bCs/>
+                <w:lang w:val="en-US"/>
+              </w:rPr>
+              <w:t>Sender Name</w:t>
+            </w:r>
+            <w:r>
+              <w:rPr>
+                <w:lang w:val="en-US"/>
+              </w:rPr>
+              <w:t xml:space="preserve">: </w:t>
+            </w:r>
+            <w:r>
+              <w:rPr>
+                <w:lang w:val="en-US"/>
+              </w:rPr>
+              <w:t>Kai Jie</w:t>
+            </w:r>
+          </w:p>
+          <w:p>
+            <w:pPr>
+              <w:rPr>
+                <w:lang w:val="en-US"/>
+              </w:rPr>
+            </w:pPr>
+            <w:r>
+              <w:rPr>
+                <w:b/>
+                <w:bCs/>
+                <w:lang w:val="en-US"/>
+              </w:rPr>
+              <w:t>Sender Address</w:t>
+            </w:r>
+            <w:r>
+              <w:rPr>
+                <w:lang w:val="en-US"/>
+              </w:rPr>
+              <w:t xml:space="preserve">: </w:t>
+            </w:r>
+            <w:r>
+              <w:rPr>
+                <w:lang w:val="en-US"/>
+              </w:rPr>
+              <w:t>kaijie</w:t>
+            </w:r>
+            <w:r>
+              <w:rPr>
+                <w:lang w:val="en-US"/>
+              </w:rPr>
+              <w:t>@</w:t>
+            </w:r>
+            <w:r>
+              <w:rPr>
+                <w:lang w:val="en-US"/>
+              </w:rPr>
+              <w:t>adc</w:t>
+            </w:r>
+            <w:r>
+              <w:rPr>
+                <w:lang w:val="en-US"/>
+              </w:rPr>
+              <w:t>.com</w:t>
+            </w:r>
+            <w:r>
+              <w:rPr>
+                <w:lang w:val="en-US"/>
+              </w:rPr>
+              <w:t>.m</w:t>
+            </w:r>
+            <w:r>
+              <w:rPr>
+                <w:lang w:val="en-US"/>
+              </w:rPr>
+              <w:t>y</w:t>
+            </w:r>
+          </w:p>
+          <w:p>
+            <w:pPr>
+              <w:rPr>
+                <w:lang w:val="en-US"/>
+              </w:rPr>
+            </w:pPr>
+            <w:r>
+              <w:rPr>
+                <w:b/>
+                <w:bCs/>
+                <w:lang w:val="en-US"/>
+              </w:rPr>
+              <w:t>To Address</w:t>
+            </w:r>
+            <w:r>
+              <w:rPr>
+                <w:lang w:val="en-US"/>
+              </w:rPr>
+              <w:t>: {player_email}</w:t>
+            </w:r>
+          </w:p>
+          <w:p>
+            <w:pPr>
+              <w:rPr>
+                <w:lang w:val="en-US"/>
+              </w:rPr>
+            </w:pPr>
+            <w:r>
+              <w:rPr>
+                <w:b/>
+                <w:bCs/>
+                <w:lang w:val="en-US"/>
+              </w:rPr>
+              <w:t>CC Address</w:t>
+            </w:r>
+            <w:r>
+              <w:rPr>
+                <w:lang w:val="en-US"/>
+              </w:rPr>
+              <w:t xml:space="preserve">: </w:t>
+            </w:r>
+          </w:p>
+          <w:p>
+            <w:pPr>
+              <w:rPr>
+                <w:lang w:val="en-US"/>
+              </w:rPr>
+            </w:pPr>
+            <w:r>
+              <w:rPr>
+                <w:b/>
+                <w:bCs/>
+                <w:lang w:val="en-US"/>
+              </w:rPr>
+              <w:t>Subject</w:t>
+            </w:r>
+            <w:r>
+              <w:rPr>
+                <w:lang w:val="en-US"/>
+              </w:rPr>
+              <w:t xml:space="preserve">: </w:t>
+            </w:r>
+            <w:r>
+              <w:rPr>
+                <w:lang w:val="en-US"/>
+              </w:rPr>
+              <w:t>New Login Software</w:t>
+            </w:r>
+          </w:p>
+          <w:p>
+            <w:pPr>
+              <w:rPr>
+                <w:b/>
+                <w:bCs/>
+                <w:lang w:val="en-US"/>
+              </w:rPr>
+            </w:pPr>
+          </w:p>
+        </w:tc>
+        <w:tc>
+          <w:tcPr>
+            <w:tcW w:w="6411" w:type="dxa"/>
+            <w:vAlign w:val="center"/>
+          </w:tcPr>
+          <w:p>
+            <w:pPr>
+              <w:rPr>
+                <w:lang w:val="en-US"/>
+              </w:rPr>
+            </w:pPr>
+            <w:r>
+              <w:rPr>
+                <w:lang w:val="en-US"/>
+              </w:rPr>
+              <w:t>Hi. Our company has a new log in software to help increase security and protect us from outside attacks. Please install the software and wait for further instructions. Thank you.</w:t>
+            </w:r>
+          </w:p>
+          <w:p>
+            <w:pPr>
+              <w:rPr>
+                <w:lang w:val="en-US"/>
+              </w:rPr>
+            </w:pPr>
+            <w:r>
+              <w:rPr>
+                <w:lang w:val="en-US"/>
+              </w:rPr>
+              <w:t xml:space="preserve">[p] </w:t>
+            </w:r>
+          </w:p>
+          <w:p>
+            <w:pPr>
+              <w:rPr>
+                <w:lang w:val="en-US"/>
+              </w:rPr>
+            </w:pPr>
+            <w:r>
+              <w:rPr>
+                <w:lang w:val="en-US"/>
+              </w:rPr>
+              <w:t>[p]</w:t>
+            </w:r>
+            <w:r>
+              <w:rPr>
+                <w:lang w:val="en-US"/>
+              </w:rPr>
+              <w:t>-Kai Jie</w:t>
+            </w:r>
+            <w:r>
+              <w:rPr>
+                <w:lang w:val="en-US"/>
+              </w:rPr>
+              <w:t xml:space="preserve"> f</w:t>
+            </w:r>
+            <w:r>
+              <w:rPr>
+                <w:lang w:val="en-US"/>
+              </w:rPr>
+              <w:t>ro</w:t>
+            </w:r>
+            <w:r>
+              <w:rPr>
+                <w:lang w:val="en-US"/>
+              </w:rPr>
+              <w:t>m IT</w:t>
+            </w:r>
+          </w:p>
+        </w:tc>
+      </w:tr>
+      <w:tr>
+        <w:trPr>
+          <w:trHeight w:val="360"/>
+        </w:trPr>
+        <w:tc>
+          <w:tcPr>
+            <w:tcW w:w="2605" w:type="dxa"/>
+            <w:vAlign w:val="center"/>
+          </w:tcPr>
+          <w:p>
+            <w:pPr>
+              <w:rPr>
+                <w:b/>
+                <w:bCs/>
+                <w:lang w:val="en-US"/>
+              </w:rPr>
+            </w:pPr>
+          </w:p>
+          <w:p>
+            <w:pPr>
+              <w:rPr>
+                <w:lang w:val="en-US"/>
+              </w:rPr>
+            </w:pPr>
+            <w:r>
+              <w:rPr>
+                <w:b/>
+                <w:bCs/>
+                <w:lang w:val="en-US"/>
+              </w:rPr>
+              <w:t>Type</w:t>
+            </w:r>
+            <w:r>
+              <w:rPr>
+                <w:lang w:val="en-US"/>
+              </w:rPr>
+              <w:t>: Inbound</w:t>
+            </w:r>
+          </w:p>
+          <w:p>
+            <w:pPr>
+              <w:rPr>
+                <w:lang w:val="en-US"/>
+              </w:rPr>
+            </w:pPr>
+            <w:r>
+              <w:rPr>
+                <w:b/>
+                <w:bCs/>
+                <w:lang w:val="en-US"/>
+              </w:rPr>
+              <w:t>Sender Name</w:t>
+            </w:r>
+            <w:r>
+              <w:rPr>
+                <w:lang w:val="en-US"/>
+              </w:rPr>
+              <w:t xml:space="preserve">: </w:t>
+            </w:r>
+            <w:r>
+              <w:rPr>
+                <w:lang w:val="en-US"/>
+              </w:rPr>
+              <w:t>HOBBYART</w:t>
+            </w:r>
+          </w:p>
+          <w:p>
+            <w:pPr>
+              <w:rPr>
+                <w:lang w:val="en-US"/>
+              </w:rPr>
+            </w:pPr>
+            <w:r>
+              <w:rPr>
+                <w:b/>
+                <w:bCs/>
+                <w:lang w:val="en-US"/>
+              </w:rPr>
+              <w:t>Sender Address</w:t>
+            </w:r>
+            <w:r>
+              <w:rPr>
+                <w:lang w:val="en-US"/>
+              </w:rPr>
+              <w:t xml:space="preserve">: </w:t>
+            </w:r>
+            <w:r>
+              <w:rPr>
+                <w:lang w:val="en-US"/>
+              </w:rPr>
+              <w:t>shafie@hobbyart.com</w:t>
+            </w:r>
+          </w:p>
+          <w:p>
+            <w:pPr>
+              <w:rPr>
+                <w:lang w:val="en-US"/>
+              </w:rPr>
+            </w:pPr>
+            <w:r>
+              <w:rPr>
+                <w:b/>
+                <w:bCs/>
+                <w:lang w:val="en-US"/>
+              </w:rPr>
+              <w:t>To Address</w:t>
+            </w:r>
+            <w:r>
+              <w:rPr>
+                <w:lang w:val="en-US"/>
+              </w:rPr>
+              <w:t>: {player_email}</w:t>
+            </w:r>
+          </w:p>
+          <w:p>
+            <w:pPr>
+              <w:rPr>
+                <w:lang w:val="en-US"/>
+              </w:rPr>
+            </w:pPr>
+            <w:r>
+              <w:rPr>
+                <w:b/>
+                <w:bCs/>
+                <w:lang w:val="en-US"/>
+              </w:rPr>
+              <w:t>CC Address</w:t>
+            </w:r>
+            <w:r>
+              <w:rPr>
+                <w:lang w:val="en-US"/>
+              </w:rPr>
+              <w:t xml:space="preserve">: </w:t>
+            </w:r>
+          </w:p>
+          <w:p>
+            <w:pPr>
+              <w:rPr>
+                <w:lang w:val="en-US"/>
+              </w:rPr>
+            </w:pPr>
+            <w:r>
+              <w:rPr>
+                <w:b/>
+                <w:bCs/>
+                <w:lang w:val="en-US"/>
+              </w:rPr>
+              <w:t>Subject</w:t>
+            </w:r>
+            <w:r>
+              <w:rPr>
+                <w:lang w:val="en-US"/>
+              </w:rPr>
+              <w:t xml:space="preserve">: </w:t>
+            </w:r>
+            <w:r>
+              <w:rPr>
+                <w:lang w:val="en-US"/>
+              </w:rPr>
+              <w:t>Order for Stationeries</w:t>
+            </w:r>
+          </w:p>
+          <w:p>
+            <w:pPr>
+              <w:rPr>
+                <w:b/>
+                <w:bCs/>
+                <w:lang w:val="en-US"/>
+              </w:rPr>
+            </w:pPr>
+          </w:p>
+        </w:tc>
+        <w:tc>
+          <w:tcPr>
+            <w:tcW w:w="6411" w:type="dxa"/>
+            <w:vAlign w:val="center"/>
+          </w:tcPr>
+          <w:p>
+            <w:pPr>
+              <w:rPr>
+                <w:lang w:val="en-US"/>
+              </w:rPr>
+            </w:pPr>
+          </w:p>
+          <w:p>
+            <w:pPr>
+              <w:rPr>
+                <w:lang w:val="en-US"/>
+              </w:rPr>
+            </w:pPr>
+            <w:r>
+              <w:rPr>
+                <w:lang w:val="en-US"/>
+              </w:rPr>
+              <w:t>Hello ABC Stationeries. I’d like to place an order for stationeries</w:t>
+            </w:r>
+            <w:r>
+              <w:rPr>
+                <w:lang w:val="en-US"/>
+              </w:rPr>
+              <w:t xml:space="preserve"> for HOBBYART Art Supplies Store.</w:t>
+            </w:r>
+          </w:p>
+          <w:p>
+            <w:pPr>
+              <w:rPr>
+                <w:lang w:val="en-US"/>
+              </w:rPr>
+            </w:pPr>
+            <w:r>
+              <w:rPr>
+                <w:lang w:val="en-US"/>
+              </w:rPr>
+              <w:t xml:space="preserve">[p] </w:t>
+            </w:r>
+          </w:p>
+          <w:p>
+            <w:pPr>
+              <w:rPr>
+                <w:lang w:val="en-US"/>
+              </w:rPr>
+            </w:pPr>
+            <w:r>
+              <w:rPr>
+                <w:lang w:val="en-US"/>
+              </w:rPr>
+              <w:t>[p]The order file is attached in this email. Please refer to it for details and contact us if there are any issues.</w:t>
+            </w:r>
+          </w:p>
+          <w:p>
+            <w:pPr>
+              <w:rPr>
+                <w:lang w:val="en-US"/>
+              </w:rPr>
+            </w:pPr>
+            <w:r>
+              <w:rPr>
+                <w:lang w:val="en-US"/>
+              </w:rPr>
+              <w:t xml:space="preserve">[p] </w:t>
+            </w:r>
+          </w:p>
+          <w:p>
+            <w:pPr>
+              <w:rPr>
+                <w:lang w:val="en-US"/>
+              </w:rPr>
+            </w:pPr>
+            <w:r>
+              <w:rPr>
+                <w:lang w:val="en-US"/>
+              </w:rPr>
+              <w:t xml:space="preserve">[p] </w:t>
+            </w:r>
+          </w:p>
+          <w:p>
+            <w:pPr>
+              <w:rPr>
+                <w:lang w:val="en-US"/>
+              </w:rPr>
+            </w:pPr>
+            <w:r>
+              <w:rPr>
+                <w:lang w:val="en-US"/>
+              </w:rPr>
+              <w:t>[p]We look forward to hear from you.</w:t>
+            </w:r>
+          </w:p>
+          <w:p>
+            <w:pPr>
+              <w:rPr>
+                <w:lang w:val="en-US"/>
+              </w:rPr>
+            </w:pPr>
+            <w:r>
+              <w:rPr>
+                <w:lang w:val="en-US"/>
+              </w:rPr>
+              <w:t xml:space="preserve">[p] </w:t>
+            </w:r>
+          </w:p>
+          <w:p>
+            <w:pPr>
+              <w:rPr>
+                <w:lang w:val="en-US"/>
+              </w:rPr>
+            </w:pPr>
+            <w:r>
+              <w:rPr>
+                <w:lang w:val="en-US"/>
+              </w:rPr>
+              <w:t>[p]-Shafie</w:t>
+            </w:r>
+          </w:p>
+          <w:p>
+            <w:pPr>
+              <w:rPr>
+                <w:lang w:val="en-US"/>
+              </w:rPr>
+            </w:pPr>
+          </w:p>
+        </w:tc>
+      </w:tr>
+      <w:tr>
+        <w:trPr>
+          <w:trHeight w:val="360"/>
+        </w:trPr>
+        <w:tc>
+          <w:tcPr>
+            <w:tcW w:w="2605" w:type="dxa"/>
+            <w:vAlign w:val="center"/>
+          </w:tcPr>
+          <w:p>
+            <w:pPr>
+              <w:rPr>
+                <w:b/>
+                <w:bCs/>
+                <w:lang w:val="en-US"/>
+              </w:rPr>
+            </w:pPr>
+          </w:p>
+          <w:p>
+            <w:pPr>
+              <w:rPr>
+                <w:lang w:val="en-US"/>
+              </w:rPr>
+            </w:pPr>
+            <w:r>
+              <w:rPr>
+                <w:b/>
+                <w:bCs/>
+                <w:lang w:val="en-US"/>
+              </w:rPr>
+              <w:t>Type</w:t>
+            </w:r>
+            <w:r>
+              <w:rPr>
+                <w:lang w:val="en-US"/>
+              </w:rPr>
+              <w:t>: Inbound</w:t>
+            </w:r>
+          </w:p>
+          <w:p>
+            <w:pPr>
+              <w:rPr>
+                <w:lang w:val="en-US"/>
+              </w:rPr>
+            </w:pPr>
+            <w:r>
+              <w:rPr>
+                <w:b/>
+                <w:bCs/>
+                <w:lang w:val="en-US"/>
+              </w:rPr>
+              <w:t>Sender Name</w:t>
+            </w:r>
+            <w:r>
+              <w:rPr>
+                <w:lang w:val="en-US"/>
+              </w:rPr>
+              <w:t xml:space="preserve">: </w:t>
+            </w:r>
+            <w:r>
+              <w:rPr>
+                <w:lang w:val="en-US"/>
+              </w:rPr>
               <w:t>Mike</w:t>
             </w:r>
           </w:p>
@@ -16689,7 +16437,7 @@
               </w:rPr>
               <w:t xml:space="preserve">: </w:t>
             </w:r>
-            <w:hyperlink r:id="rId42" w:history="1">
+            <w:hyperlink r:id="rId41" w:history="1">
               <w:r>
                 <w:rPr>
                   <w:rStyle w:val="Hyperlink"/>
@@ -16752,7 +16500,7 @@
               </w:rPr>
               <w:t xml:space="preserve">: </w:t>
             </w:r>
-            <w:hyperlink r:id="rId43" w:history="1">
+            <w:hyperlink r:id="rId42" w:history="1">
               <w:r>
                 <w:rPr>
                   <w:rStyle w:val="Hyperlink"/>
@@ -16813,7 +16561,7 @@
         </w:tc>
         <w:tc>
           <w:tcPr>
-            <w:tcW w:w="5871" w:type="dxa"/>
+            <w:tcW w:w="6411" w:type="dxa"/>
             <w:vAlign w:val="center"/>
           </w:tcPr>
           <w:p>
@@ -16902,7 +16650,7 @@
         </w:trPr>
         <w:tc>
           <w:tcPr>
-            <w:tcW w:w="3145" w:type="dxa"/>
+            <w:tcW w:w="2605" w:type="dxa"/>
             <w:vAlign w:val="center"/>
           </w:tcPr>
           <w:p>
@@ -16932,7 +16680,13 @@
               <w:rPr>
                 <w:lang w:val="en-US"/>
               </w:rPr>
-              <w:t>: Inbound</w:t>
+              <w:t xml:space="preserve">: </w:t>
+            </w:r>
+            <w:r>
+              <w:rPr>
+                <w:lang w:val="en-US"/>
+              </w:rPr>
+              <w:t>Message</w:t>
             </w:r>
           </w:p>
           <w:p>
@@ -16982,7 +16736,7 @@
               </w:rPr>
               <w:t xml:space="preserve">: </w:t>
             </w:r>
-            <w:hyperlink r:id="rId44" w:history="1">
+            <w:hyperlink r:id="rId43" w:history="1">
               <w:r>
                 <w:rPr>
                   <w:rStyle w:val="Hyperlink"/>
@@ -17016,7 +16770,6 @@
                 <w:bCs/>
                 <w:lang w:val="en-US"/>
               </w:rPr>
-              <w:lastRenderedPageBreak/>
               <w:t>To Address</w:t>
             </w:r>
             <w:r>
@@ -17086,7 +16839,7 @@
         </w:tc>
         <w:tc>
           <w:tcPr>
-            <w:tcW w:w="5871" w:type="dxa"/>
+            <w:tcW w:w="6411" w:type="dxa"/>
             <w:vAlign w:val="center"/>
           </w:tcPr>
           <w:p>
@@ -17106,7 +16859,7 @@
               <w:rPr>
                 <w:lang w:val="en-US"/>
               </w:rPr>
-              <w:t>YOUWILLJOINUS</w:t>
+              <w:t>YOUWILLJOINUS YOUWILLJOINUS YOUWILLJOINUS YOUWILLJOINUS YOUWILLJOINUS YOUWILLJOINUS YOUWILLJOINUS YOUWILLJOINUS YOUWILLJOINUS YOUWILLJOINUS YOUWILLJOINUS YOUWILLJOINUS YOUWILLJOINUS YOUWILLJOINUS YOUWILLJOINUS</w:t>
             </w:r>
             <w:r>
               <w:rPr>
@@ -17118,7 +16871,7 @@
               <w:rPr>
                 <w:lang w:val="en-US"/>
               </w:rPr>
-              <w:t>YOUWILLJOINUS</w:t>
+              <w:t>YOUWILLJOINUS YOUWILLJOINUS YOUWILLJOINUS YOUWILLJOINUS YOUWILLJOINUS YOUWILLJOINUS YOUWILLJOINUS YOUWILLJOINUS YOUWILLJOINUS</w:t>
             </w:r>
             <w:r>
               <w:rPr>
@@ -17130,7 +16883,7 @@
               <w:rPr>
                 <w:lang w:val="en-US"/>
               </w:rPr>
-              <w:t>YOUWILLJOINUS</w:t>
+              <w:t>YOUWILLJOINUS YOUWILLJOINUS YOUWILLJOINUS YOUWILLJOINUS YOUWILLJOINUS YOUWILLJOINUS YOUWILLJOINUS YOUWILLJOINUS YOUWILLJOINUS</w:t>
             </w:r>
             <w:r>
               <w:rPr>
@@ -17142,7 +16895,14 @@
               <w:rPr>
                 <w:lang w:val="en-US"/>
               </w:rPr>
-              <w:t>YOUWILLJOINUS</w:t>
+              <w:t xml:space="preserve">YOUWILLJOINUS YOUWILLJOINUS YOUWILLJOINUS YOUWILLJOINUS YOUWILLJOINUS YOUWILLJOINUS YOUWILLJOINUS </w:t>
+            </w:r>
+            <w:r>
+              <w:rPr>
+                <w:lang w:val="en-US"/>
+              </w:rPr>
+              <w:lastRenderedPageBreak/>
+              <w:t>YOUWILLJOINUS YOUWILLJOINUS</w:t>
             </w:r>
             <w:r>
               <w:rPr>
@@ -17154,7 +16914,7 @@
               <w:rPr>
                 <w:lang w:val="en-US"/>
               </w:rPr>
-              <w:t>YOUWILLJOINUS</w:t>
+              <w:t>YOUWILLJOINUS YOUWILLJOINUS YOUWILLJOINUS YOUWILLJOINUS YOUWILLJOINUS YOUWILLJOINUS YOUWILLJOINUS YOUWILLJOINUS YOUWILLJOINUS</w:t>
             </w:r>
             <w:r>
               <w:rPr>
@@ -17166,7 +16926,7 @@
               <w:rPr>
                 <w:lang w:val="en-US"/>
               </w:rPr>
-              <w:t>YOUWILLJOINUS</w:t>
+              <w:t>YOUWILLJOINUS YOUWILLJOINUS YOUWILLJOINUS YOUWILLJOINUS YOUWILLJOINUS YOUWILLJOINUS YOUWILLJOINUS YOUWILLJOINUS YOUWILLJOINUS</w:t>
             </w:r>
             <w:r>
               <w:rPr>
@@ -17178,7 +16938,7 @@
               <w:rPr>
                 <w:lang w:val="en-US"/>
               </w:rPr>
-              <w:t>YOUWILLJOINUS</w:t>
+              <w:t>YOUWILLJOINUS YOUWILLJOINUS YOUWILLJOINUS YOUWILLJOINUS YOUWILLJOINUS YOUWILLJOINUS YOUWILLJOINUS YOUWILLJOINUS YOUWILLJOINUS YOUWILLJOINUS YOUWILLJOINUS YOUWILLJOINUS YOUWILLJOINUS YOUWILLJOINUS YOUWILLJOINUS YOUWILLJOINUS YOUWILLJOINUS YOUWILLJOINUS YOUWILLJOINUS YOUWILLJOINUS YOUWILLJOINUS YOUWILLJOINUS YOUWILLJOINUS YOUWILLJOINUS YOUWILLJOINUS YOUWILLJOINUS YOUWILLJOINUS YOUWILLJOINUS YOUWILLJOINUS YOUWILLJOINUS YOUWILLJOINUS YOUWILLJOINUS YOUWILLJOINUS YOUWILLJOINUS YOUWILLJOINUS YOUWILLJOINUS YOUWILLJOINUS YOUWILLJOINUS YOUWILLJOINUS YOUWILLJOINUS</w:t>
             </w:r>
             <w:r>
               <w:rPr>
@@ -17190,7 +16950,7 @@
               <w:rPr>
                 <w:lang w:val="en-US"/>
               </w:rPr>
-              <w:t>YOUWILLJOINUS</w:t>
+              <w:t>YOUWILLJOINUS YOUWILLJOINUS YOUWILLJOINUS YOUWILLJOINUS YOUWILLJOINUS YOUWILLJOINUS YOUWILLJOINUS YOUWILLJOINUS YOUWILLJOINUS YOUWILLJOINUS YOUWILLJOINUS YOUWILLJOINUS YOUWILLJOINUS YOUWILLJOINUS YOUWILLJOINUS YOUWILLJOINUS YOUWILLJOINUS YOUWILLJOINUS YOUWILLJOINUS YOUWILLJOINUS YOUWILLJOINUS YOUWILLJOINUS YOUWILLJOINUS YOUWILLJOINUS YOUWILLJOINUS YOUWILLJOINUS YOUWILLJOINUS YOUWILLJOINUS YOUWILLJOINUS YOUWILLJOINUS YOUWILLJOINUS YOUWILLJOINUS YOUWILLJOINUS YOUWILLJOINUS YOUWILLJOINUS YOUWILLJOINUS YOUWILLJOINUS YOUWILLJOINUS YOUWILLJOINUS YOUWILLJOINUS</w:t>
             </w:r>
             <w:r>
               <w:rPr>
@@ -17202,80 +16962,7 @@
               <w:rPr>
                 <w:lang w:val="en-US"/>
               </w:rPr>
-              <w:t>YOUWILLJOINUS</w:t>
-            </w:r>
-            <w:r>
-              <w:rPr>
-                <w:lang w:val="en-US"/>
-              </w:rPr>
-              <w:t xml:space="preserve"> </w:t>
-            </w:r>
-            <w:r>
-              <w:rPr>
-                <w:lang w:val="en-US"/>
-              </w:rPr>
-              <w:lastRenderedPageBreak/>
-              <w:t>YOUWILLJOINUS</w:t>
-            </w:r>
-            <w:r>
-              <w:rPr>
-                <w:lang w:val="en-US"/>
-              </w:rPr>
-              <w:t xml:space="preserve"> </w:t>
-            </w:r>
-            <w:r>
-              <w:rPr>
-                <w:lang w:val="en-US"/>
-              </w:rPr>
-              <w:t>YOUWILLJOINUS</w:t>
-            </w:r>
-            <w:r>
-              <w:rPr>
-                <w:lang w:val="en-US"/>
-              </w:rPr>
-              <w:t xml:space="preserve"> </w:t>
-            </w:r>
-            <w:r>
-              <w:rPr>
-                <w:lang w:val="en-US"/>
-              </w:rPr>
-              <w:t>YOUWILLJOINUS</w:t>
-            </w:r>
-            <w:r>
-              <w:rPr>
-                <w:lang w:val="en-US"/>
-              </w:rPr>
-              <w:t xml:space="preserve"> </w:t>
-            </w:r>
-            <w:r>
-              <w:rPr>
-                <w:lang w:val="en-US"/>
-              </w:rPr>
-              <w:t>YOUWILLJOINUS</w:t>
-            </w:r>
-            <w:r>
-              <w:rPr>
-                <w:lang w:val="en-US"/>
-              </w:rPr>
-              <w:t xml:space="preserve"> </w:t>
-            </w:r>
-            <w:r>
-              <w:rPr>
-                <w:lang w:val="en-US"/>
-              </w:rPr>
-              <w:t>YOUWILLJOINUS</w:t>
-            </w:r>
-            <w:r>
-              <w:rPr>
-                <w:lang w:val="en-US"/>
-              </w:rPr>
-              <w:t xml:space="preserve"> </w:t>
-            </w:r>
-            <w:r>
-              <w:rPr>
-                <w:lang w:val="en-US"/>
-              </w:rPr>
-              <w:t>YOUWILLJOINUS</w:t>
+              <w:t>YOUWILLJOINUS YOUWILLJOINUS YOUWILLJOINUS YOUWILLJOINUS YOUWILLJOINUS YOUWILLJOINUS YOUWILLJOINUS YOUWILLJOINUS YOUWILLJOINUS YOUWILLJOINUS YOUWILLJOINUS YOUWILLJOINUS YOUWILLJOINUS YOUWILLJOINUS YOUWILLJOINUS YOUWILLJOINUS YOUWILLJOINUS YOUWILLJOINUS YOUWILLJOINUS YOUWILLJOINUS YOUWILLJOINUS YOUWILLJOINUS YOUWILLJOINUS YOUWILLJOINUS YOUWILLJOINUS YOUWILLJOINUS YOUWILLJOINUS YOUWILLJOINUS YOUWILLJOINUS YOUWILLJOINUS YOUWILLJOINUS YOUWILLJOINUS YOUWILLJOINUS YOUWILLJOINUS YOUWILLJOINUS YOUWILLJOINUS YOUWILLJOINUS YOUWILLJOINUS YOUWILLJOINUS YOUWILLJOINUS</w:t>
             </w:r>
           </w:p>
         </w:tc>
@@ -17627,6 +17314,7 @@
               <w:rPr>
                 <w:lang w:val="en-US"/>
               </w:rPr>
+              <w:lastRenderedPageBreak/>
               <w:t>[p]Please follow the rules and report</w:t>
             </w:r>
             <w:r>

--- a/level design.docx
+++ b/level design.docx
@@ -430,6 +430,7 @@
               </w:rPr>
               <w:t>D</w:t>
             </w:r>
+            <w:proofErr w:type="spellStart"/>
             <w:r>
               <w:rPr>
                 <w:b/>
@@ -437,6 +438,7 @@
               </w:rPr>
               <w:t>etails</w:t>
             </w:r>
+            <w:proofErr w:type="spellEnd"/>
           </w:p>
         </w:tc>
         <w:tc>
@@ -563,7 +565,21 @@
               <w:rPr>
                 <w:lang w:val="en-US"/>
               </w:rPr>
-              <w:t>: {player_email}</w:t>
+              <w:t>: {</w:t>
+            </w:r>
+            <w:proofErr w:type="spellStart"/>
+            <w:r>
+              <w:rPr>
+                <w:lang w:val="en-US"/>
+              </w:rPr>
+              <w:t>player_email</w:t>
+            </w:r>
+            <w:proofErr w:type="spellEnd"/>
+            <w:r>
+              <w:rPr>
+                <w:lang w:val="en-US"/>
+              </w:rPr>
+              <w:t>}</w:t>
             </w:r>
           </w:p>
           <w:p>
@@ -729,7 +745,21 @@
               <w:rPr>
                 <w:lang w:val="en-US"/>
               </w:rPr>
-              <w:t>: {player_email}</w:t>
+              <w:t>: {</w:t>
+            </w:r>
+            <w:proofErr w:type="spellStart"/>
+            <w:r>
+              <w:rPr>
+                <w:lang w:val="en-US"/>
+              </w:rPr>
+              <w:t>player_email</w:t>
+            </w:r>
+            <w:proofErr w:type="spellEnd"/>
+            <w:r>
+              <w:rPr>
+                <w:lang w:val="en-US"/>
+              </w:rPr>
+              <w:t>}</w:t>
             </w:r>
           </w:p>
           <w:p>
@@ -867,6 +897,7 @@
               </w:rPr>
               <w:t>D</w:t>
             </w:r>
+            <w:proofErr w:type="spellStart"/>
             <w:r>
               <w:rPr>
                 <w:b/>
@@ -874,6 +905,7 @@
               </w:rPr>
               <w:t>etails</w:t>
             </w:r>
+            <w:proofErr w:type="spellEnd"/>
           </w:p>
         </w:tc>
         <w:tc>
@@ -1007,7 +1039,21 @@
               <w:rPr>
                 <w:lang w:val="en-US"/>
               </w:rPr>
-              <w:t>: {player_email}</w:t>
+              <w:t>: {</w:t>
+            </w:r>
+            <w:proofErr w:type="spellStart"/>
+            <w:r>
+              <w:rPr>
+                <w:lang w:val="en-US"/>
+              </w:rPr>
+              <w:t>player_email</w:t>
+            </w:r>
+            <w:proofErr w:type="spellEnd"/>
+            <w:r>
+              <w:rPr>
+                <w:lang w:val="en-US"/>
+              </w:rPr>
+              <w:t>}</w:t>
             </w:r>
           </w:p>
           <w:p>
@@ -1134,7 +1180,21 @@
               <w:rPr>
                 <w:lang w:val="en-US"/>
               </w:rPr>
-              <w:t>, {player_name}</w:t>
+              <w:t>, {</w:t>
+            </w:r>
+            <w:proofErr w:type="spellStart"/>
+            <w:r>
+              <w:rPr>
+                <w:lang w:val="en-US"/>
+              </w:rPr>
+              <w:t>player_name</w:t>
+            </w:r>
+            <w:proofErr w:type="spellEnd"/>
+            <w:r>
+              <w:rPr>
+                <w:lang w:val="en-US"/>
+              </w:rPr>
+              <w:t>}</w:t>
             </w:r>
             <w:r>
               <w:rPr>
@@ -1394,13 +1454,49 @@
               <w:rPr>
                 <w:lang w:val="en-US"/>
               </w:rPr>
-              <w:t>[img]assets/tutorial/report_email.png[/img]</w:t>
-            </w:r>
-            <w:r>
-              <w:rPr>
-                <w:lang w:val="en-US"/>
-              </w:rPr>
-              <w:t>[/center]</w:t>
+              <w:t>[</w:t>
+            </w:r>
+            <w:proofErr w:type="spellStart"/>
+            <w:r>
+              <w:rPr>
+                <w:lang w:val="en-US"/>
+              </w:rPr>
+              <w:t>img</w:t>
+            </w:r>
+            <w:proofErr w:type="spellEnd"/>
+            <w:r>
+              <w:rPr>
+                <w:lang w:val="en-US"/>
+              </w:rPr>
+              <w:t>]assets/tutorial/report_email.png[/</w:t>
+            </w:r>
+            <w:proofErr w:type="spellStart"/>
+            <w:proofErr w:type="gramStart"/>
+            <w:r>
+              <w:rPr>
+                <w:lang w:val="en-US"/>
+              </w:rPr>
+              <w:t>img</w:t>
+            </w:r>
+            <w:proofErr w:type="spellEnd"/>
+            <w:r>
+              <w:rPr>
+                <w:lang w:val="en-US"/>
+              </w:rPr>
+              <w:t>]</w:t>
+            </w:r>
+            <w:r>
+              <w:rPr>
+                <w:lang w:val="en-US"/>
+              </w:rPr>
+              <w:t>[</w:t>
+            </w:r>
+            <w:proofErr w:type="gramEnd"/>
+            <w:r>
+              <w:rPr>
+                <w:lang w:val="en-US"/>
+              </w:rPr>
+              <w:t>/center]</w:t>
             </w:r>
           </w:p>
           <w:p>
@@ -1601,7 +1697,21 @@
               <w:rPr>
                 <w:lang w:val="en-US"/>
               </w:rPr>
-              <w:t>: {player_email}</w:t>
+              <w:t>: {</w:t>
+            </w:r>
+            <w:proofErr w:type="spellStart"/>
+            <w:r>
+              <w:rPr>
+                <w:lang w:val="en-US"/>
+              </w:rPr>
+              <w:t>player_email</w:t>
+            </w:r>
+            <w:proofErr w:type="spellEnd"/>
+            <w:r>
+              <w:rPr>
+                <w:lang w:val="en-US"/>
+              </w:rPr>
+              <w:t>}</w:t>
             </w:r>
           </w:p>
           <w:p>
@@ -1696,7 +1806,21 @@
               <w:rPr>
                 <w:lang w:val="en-US"/>
               </w:rPr>
-              <w:t>, {player_name}!</w:t>
+              <w:t>, {</w:t>
+            </w:r>
+            <w:proofErr w:type="spellStart"/>
+            <w:r>
+              <w:rPr>
+                <w:lang w:val="en-US"/>
+              </w:rPr>
+              <w:t>player_name</w:t>
+            </w:r>
+            <w:proofErr w:type="spellEnd"/>
+            <w:r>
+              <w:rPr>
+                <w:lang w:val="en-US"/>
+              </w:rPr>
+              <w:t>}!</w:t>
             </w:r>
           </w:p>
           <w:p>
@@ -1760,7 +1884,21 @@
               <w:rPr>
                 <w:lang w:val="en-US"/>
               </w:rPr>
-              <w:t>[p]To make things easier for you, I'll send you a request email like this every day and you can just drop the files in and click send!</w:t>
+              <w:t>[p]</w:t>
+            </w:r>
+            <w:proofErr w:type="gramStart"/>
+            <w:r>
+              <w:rPr>
+                <w:lang w:val="en-US"/>
+              </w:rPr>
+              <w:t>To</w:t>
+            </w:r>
+            <w:proofErr w:type="gramEnd"/>
+            <w:r>
+              <w:rPr>
+                <w:lang w:val="en-US"/>
+              </w:rPr>
+              <w:t xml:space="preserve"> make things easier for you, I'll send you a request email like this every day and you can just drop the files in and click send!</w:t>
             </w:r>
           </w:p>
           <w:p>
@@ -1786,7 +1924,35 @@
               <w:rPr>
                 <w:lang w:val="en-US"/>
               </w:rPr>
-              <w:t>[p][b]Make sure that you have collected all the Purchase Orders sent to you today before submitting. A missed order is a missed opportunity![/b]</w:t>
+              <w:t>[p][</w:t>
+            </w:r>
+            <w:proofErr w:type="gramStart"/>
+            <w:r>
+              <w:rPr>
+                <w:lang w:val="en-US"/>
+              </w:rPr>
+              <w:t>b]Make</w:t>
+            </w:r>
+            <w:proofErr w:type="gramEnd"/>
+            <w:r>
+              <w:rPr>
+                <w:lang w:val="en-US"/>
+              </w:rPr>
+              <w:t xml:space="preserve"> sure that you have collected all the Purchase Orders sent to you today before submitting. A missed order is a missed </w:t>
+            </w:r>
+            <w:proofErr w:type="gramStart"/>
+            <w:r>
+              <w:rPr>
+                <w:lang w:val="en-US"/>
+              </w:rPr>
+              <w:t>opportunity![</w:t>
+            </w:r>
+            <w:proofErr w:type="gramEnd"/>
+            <w:r>
+              <w:rPr>
+                <w:lang w:val="en-US"/>
+              </w:rPr>
+              <w:t>/b]</w:t>
             </w:r>
           </w:p>
           <w:p>
@@ -2031,7 +2197,21 @@
               <w:rPr>
                 <w:lang w:val="en-US"/>
               </w:rPr>
-              <w:t>: {player_email}</w:t>
+              <w:t>: {</w:t>
+            </w:r>
+            <w:proofErr w:type="spellStart"/>
+            <w:r>
+              <w:rPr>
+                <w:lang w:val="en-US"/>
+              </w:rPr>
+              <w:t>player_email</w:t>
+            </w:r>
+            <w:proofErr w:type="spellEnd"/>
+            <w:r>
+              <w:rPr>
+                <w:lang w:val="en-US"/>
+              </w:rPr>
+              <w:t>}</w:t>
             </w:r>
           </w:p>
           <w:p>
@@ -2123,7 +2303,21 @@
               <w:rPr>
                 <w:lang w:val="en-US"/>
               </w:rPr>
-              <w:t>, {player_name}!</w:t>
+              <w:t>, {</w:t>
+            </w:r>
+            <w:proofErr w:type="spellStart"/>
+            <w:r>
+              <w:rPr>
+                <w:lang w:val="en-US"/>
+              </w:rPr>
+              <w:t>player_name</w:t>
+            </w:r>
+            <w:proofErr w:type="spellEnd"/>
+            <w:r>
+              <w:rPr>
+                <w:lang w:val="en-US"/>
+              </w:rPr>
+              <w:t>}!</w:t>
             </w:r>
           </w:p>
           <w:p>
@@ -2370,7 +2564,21 @@
               <w:rPr>
                 <w:lang w:val="en-US"/>
               </w:rPr>
-              <w:t>: {player_email}</w:t>
+              <w:t>: {</w:t>
+            </w:r>
+            <w:proofErr w:type="spellStart"/>
+            <w:r>
+              <w:rPr>
+                <w:lang w:val="en-US"/>
+              </w:rPr>
+              <w:t>player_email</w:t>
+            </w:r>
+            <w:proofErr w:type="spellEnd"/>
+            <w:r>
+              <w:rPr>
+                <w:lang w:val="en-US"/>
+              </w:rPr>
+              <w:t>}</w:t>
             </w:r>
           </w:p>
           <w:p>
@@ -2477,13 +2685,37 @@
               <w:t>[p]</w:t>
             </w:r>
             <w:r>
-              <w:t>[center]</w:t>
-            </w:r>
-            <w:r>
-              <w:t>Thank you for choosing Orbit Antivirus!</w:t>
-            </w:r>
-            <w:r>
-              <w:t>[/center]</w:t>
+              <w:t>[</w:t>
+            </w:r>
+            <w:proofErr w:type="spellStart"/>
+            <w:r>
+              <w:t>center</w:t>
+            </w:r>
+            <w:proofErr w:type="spellEnd"/>
+            <w:r>
+              <w:t>]</w:t>
+            </w:r>
+            <w:r>
+              <w:t xml:space="preserve">Thank you for choosing Orbit </w:t>
+            </w:r>
+            <w:proofErr w:type="gramStart"/>
+            <w:r>
+              <w:t>Antivirus!</w:t>
+            </w:r>
+            <w:r>
+              <w:t>[</w:t>
+            </w:r>
+            <w:proofErr w:type="gramEnd"/>
+            <w:r>
+              <w:t>/</w:t>
+            </w:r>
+            <w:proofErr w:type="spellStart"/>
+            <w:r>
+              <w:t>center</w:t>
+            </w:r>
+            <w:proofErr w:type="spellEnd"/>
+            <w:r>
+              <w:t>]</w:t>
             </w:r>
           </w:p>
           <w:p>
@@ -2496,19 +2728,56 @@
               <w:t>[p]</w:t>
             </w:r>
             <w:r>
-              <w:t>[center]</w:t>
-            </w:r>
-            <w:r>
-              <w:t>[img]</w:t>
+              <w:t>[</w:t>
+            </w:r>
+            <w:proofErr w:type="spellStart"/>
+            <w:r>
+              <w:t>center</w:t>
+            </w:r>
+            <w:proofErr w:type="spellEnd"/>
+            <w:r>
+              <w:t>]</w:t>
+            </w:r>
+            <w:r>
+              <w:t>[</w:t>
+            </w:r>
+            <w:proofErr w:type="spellStart"/>
+            <w:r>
+              <w:t>img</w:t>
+            </w:r>
+            <w:proofErr w:type="spellEnd"/>
+            <w:r>
+              <w:t>]</w:t>
             </w:r>
             <w:r>
               <w:t>assets/</w:t>
             </w:r>
             <w:r>
-              <w:t>orbit_logo.png[/img]</w:t>
-            </w:r>
-            <w:r>
-              <w:t>[/center]</w:t>
+              <w:t>orbit_logo.png[/</w:t>
+            </w:r>
+            <w:proofErr w:type="spellStart"/>
+            <w:proofErr w:type="gramStart"/>
+            <w:r>
+              <w:t>img</w:t>
+            </w:r>
+            <w:proofErr w:type="spellEnd"/>
+            <w:r>
+              <w:t>]</w:t>
+            </w:r>
+            <w:r>
+              <w:t>[</w:t>
+            </w:r>
+            <w:proofErr w:type="gramEnd"/>
+            <w:r>
+              <w:t>/</w:t>
+            </w:r>
+            <w:proofErr w:type="spellStart"/>
+            <w:r>
+              <w:t>center</w:t>
+            </w:r>
+            <w:proofErr w:type="spellEnd"/>
+            <w:r>
+              <w:t>]</w:t>
             </w:r>
           </w:p>
           <w:p/>
@@ -2634,7 +2903,21 @@
               <w:rPr>
                 <w:lang w:val="en-US"/>
               </w:rPr>
-              <w:t>: {player_email}</w:t>
+              <w:t>: {</w:t>
+            </w:r>
+            <w:proofErr w:type="spellStart"/>
+            <w:r>
+              <w:rPr>
+                <w:lang w:val="en-US"/>
+              </w:rPr>
+              <w:t>player_email</w:t>
+            </w:r>
+            <w:proofErr w:type="spellEnd"/>
+            <w:r>
+              <w:rPr>
+                <w:lang w:val="en-US"/>
+              </w:rPr>
+              <w:t>}</w:t>
             </w:r>
           </w:p>
           <w:p>
@@ -2745,11 +3028,19 @@
                 <w:lang w:val="en-US"/>
               </w:rPr>
             </w:pPr>
-            <w:r>
-              <w:rPr>
-                <w:lang w:val="en-US"/>
-              </w:rPr>
-              <w:t>[p]Please refer to the PO attached.</w:t>
+            <w:proofErr w:type="gramStart"/>
+            <w:r>
+              <w:rPr>
+                <w:lang w:val="en-US"/>
+              </w:rPr>
+              <w:t>[p]</w:t>
+            </w:r>
+            <w:proofErr w:type="gramEnd"/>
+            <w:r>
+              <w:rPr>
+                <w:lang w:val="en-US"/>
+              </w:rPr>
+              <w:t>Please refer to the PO attached.</w:t>
             </w:r>
           </w:p>
           <w:p>
@@ -2830,6 +3121,7 @@
               </w:rPr>
               <w:t>[p]</w:t>
             </w:r>
+            <w:proofErr w:type="spellStart"/>
             <w:r>
               <w:rPr>
                 <w:rFonts w:ascii="MS Gothic" w:eastAsia="MS Gothic" w:hAnsi="MS Gothic" w:cs="MS Gothic" w:hint="eastAsia"/>
@@ -2837,6 +3129,7 @@
               </w:rPr>
               <w:t>小天才文具店</w:t>
             </w:r>
+            <w:proofErr w:type="spellEnd"/>
           </w:p>
           <w:p>
             <w:pPr>
@@ -2906,12 +3199,14 @@
               </w:rPr>
               <w:t xml:space="preserve">: </w:t>
             </w:r>
+            <w:proofErr w:type="spellStart"/>
             <w:r>
               <w:rPr>
                 <w:lang w:val="en-US"/>
               </w:rPr>
               <w:t>Trippo</w:t>
             </w:r>
+            <w:proofErr w:type="spellEnd"/>
           </w:p>
           <w:p>
             <w:pPr>
@@ -2947,12 +3242,14 @@
                 </w:rPr>
                 <w:t>@t</w:t>
               </w:r>
+              <w:proofErr w:type="spellStart"/>
               <w:r>
                 <w:rPr>
                   <w:rStyle w:val="Hyperlink"/>
                 </w:rPr>
                 <w:t>rippo</w:t>
               </w:r>
+              <w:proofErr w:type="spellEnd"/>
               <w:r>
                 <w:rPr>
                   <w:rStyle w:val="Hyperlink"/>
@@ -2986,7 +3283,21 @@
               <w:rPr>
                 <w:lang w:val="en-US"/>
               </w:rPr>
-              <w:t>: {player_email}</w:t>
+              <w:t>: {</w:t>
+            </w:r>
+            <w:proofErr w:type="spellStart"/>
+            <w:r>
+              <w:rPr>
+                <w:lang w:val="en-US"/>
+              </w:rPr>
+              <w:t>player_email</w:t>
+            </w:r>
+            <w:proofErr w:type="spellEnd"/>
+            <w:r>
+              <w:rPr>
+                <w:lang w:val="en-US"/>
+              </w:rPr>
+              <w:t>}</w:t>
             </w:r>
           </w:p>
           <w:p>
@@ -3082,7 +3393,11 @@
               <w:t>[img</w:t>
             </w:r>
             <w:r>
-              <w:t>=750x750</w:t>
+              <w:t>=750x</w:t>
+            </w:r>
+            <w:proofErr w:type="gramStart"/>
+            <w:r>
+              <w:t>750</w:t>
             </w:r>
             <w:r>
               <w:t>]</w:t>
@@ -3091,10 +3406,22 @@
               <w:t>assets/adware/</w:t>
             </w:r>
             <w:r>
-              <w:t>trippo_ad.jpg[/img]</w:t>
-            </w:r>
-            <w:r>
-              <w:t>[/center]</w:t>
+              <w:t>trippo_ad.jpg</w:t>
+            </w:r>
+            <w:proofErr w:type="gramEnd"/>
+            <w:r>
+              <w:t>[/</w:t>
+            </w:r>
+            <w:proofErr w:type="gramStart"/>
+            <w:r>
+              <w:t>img]</w:t>
+            </w:r>
+            <w:r>
+              <w:t>[</w:t>
+            </w:r>
+            <w:proofErr w:type="gramEnd"/>
+            <w:r>
+              <w:t>/center]</w:t>
             </w:r>
           </w:p>
         </w:tc>
@@ -3232,7 +3559,21 @@
               <w:rPr>
                 <w:lang w:val="en-US"/>
               </w:rPr>
-              <w:t>: {player_email}</w:t>
+              <w:t>: {</w:t>
+            </w:r>
+            <w:proofErr w:type="spellStart"/>
+            <w:r>
+              <w:rPr>
+                <w:lang w:val="en-US"/>
+              </w:rPr>
+              <w:t>player_email</w:t>
+            </w:r>
+            <w:proofErr w:type="spellEnd"/>
+            <w:r>
+              <w:rPr>
+                <w:lang w:val="en-US"/>
+              </w:rPr>
+              <w:t>}</w:t>
             </w:r>
           </w:p>
           <w:p>
@@ -3548,7 +3889,21 @@
               <w:rPr>
                 <w:lang w:val="en-US"/>
               </w:rPr>
-              <w:t>: {player_email}</w:t>
+              <w:t>: {</w:t>
+            </w:r>
+            <w:proofErr w:type="spellStart"/>
+            <w:r>
+              <w:rPr>
+                <w:lang w:val="en-US"/>
+              </w:rPr>
+              <w:t>player_email</w:t>
+            </w:r>
+            <w:proofErr w:type="spellEnd"/>
+            <w:r>
+              <w:rPr>
+                <w:lang w:val="en-US"/>
+              </w:rPr>
+              <w:t>}</w:t>
             </w:r>
           </w:p>
           <w:p>
@@ -3790,7 +4145,63 @@
               <w:rPr>
                 <w:lang w:val="en-US"/>
               </w:rPr>
-              <w:t>[center][img]assets/tutorial/hover1.png[/img] [img]assets/tutorial/hover2.png[/img] [/center]</w:t>
+              <w:t>[center][</w:t>
+            </w:r>
+            <w:proofErr w:type="spellStart"/>
+            <w:r>
+              <w:rPr>
+                <w:lang w:val="en-US"/>
+              </w:rPr>
+              <w:t>img</w:t>
+            </w:r>
+            <w:proofErr w:type="spellEnd"/>
+            <w:r>
+              <w:rPr>
+                <w:lang w:val="en-US"/>
+              </w:rPr>
+              <w:t>]assets/tutorial/hover1.png[/</w:t>
+            </w:r>
+            <w:proofErr w:type="spellStart"/>
+            <w:r>
+              <w:rPr>
+                <w:lang w:val="en-US"/>
+              </w:rPr>
+              <w:t>img</w:t>
+            </w:r>
+            <w:proofErr w:type="spellEnd"/>
+            <w:r>
+              <w:rPr>
+                <w:lang w:val="en-US"/>
+              </w:rPr>
+              <w:t>] [</w:t>
+            </w:r>
+            <w:proofErr w:type="spellStart"/>
+            <w:r>
+              <w:rPr>
+                <w:lang w:val="en-US"/>
+              </w:rPr>
+              <w:t>img</w:t>
+            </w:r>
+            <w:proofErr w:type="spellEnd"/>
+            <w:r>
+              <w:rPr>
+                <w:lang w:val="en-US"/>
+              </w:rPr>
+              <w:t>]assets/tutorial/hover2.png[/</w:t>
+            </w:r>
+            <w:proofErr w:type="spellStart"/>
+            <w:r>
+              <w:rPr>
+                <w:lang w:val="en-US"/>
+              </w:rPr>
+              <w:t>img</w:t>
+            </w:r>
+            <w:proofErr w:type="spellEnd"/>
+            <w:r>
+              <w:rPr>
+                <w:lang w:val="en-US"/>
+              </w:rPr>
+              <w:t>] [/center]</w:t>
             </w:r>
           </w:p>
           <w:p>
@@ -4010,7 +4421,21 @@
               <w:rPr>
                 <w:lang w:val="en-US"/>
               </w:rPr>
-              <w:t>: {player_email}</w:t>
+              <w:t>: {</w:t>
+            </w:r>
+            <w:proofErr w:type="spellStart"/>
+            <w:r>
+              <w:rPr>
+                <w:lang w:val="en-US"/>
+              </w:rPr>
+              <w:t>player_email</w:t>
+            </w:r>
+            <w:proofErr w:type="spellEnd"/>
+            <w:r>
+              <w:rPr>
+                <w:lang w:val="en-US"/>
+              </w:rPr>
+              <w:t>}</w:t>
             </w:r>
           </w:p>
           <w:p>
@@ -4101,7 +4526,21 @@
               <w:rPr>
                 <w:lang w:val="en-US"/>
               </w:rPr>
-              <w:t>Hello, I want to order some stationarys for my shop.</w:t>
+              <w:t xml:space="preserve">Hello, I want to order some </w:t>
+            </w:r>
+            <w:proofErr w:type="spellStart"/>
+            <w:r>
+              <w:rPr>
+                <w:lang w:val="en-US"/>
+              </w:rPr>
+              <w:t>stationarys</w:t>
+            </w:r>
+            <w:proofErr w:type="spellEnd"/>
+            <w:r>
+              <w:rPr>
+                <w:lang w:val="en-US"/>
+              </w:rPr>
+              <w:t xml:space="preserve"> for my shop.</w:t>
             </w:r>
           </w:p>
           <w:p>
@@ -4302,7 +4741,21 @@
               <w:rPr>
                 <w:lang w:val="en-US"/>
               </w:rPr>
-              <w:t>: {player_email}</w:t>
+              <w:t>: {</w:t>
+            </w:r>
+            <w:proofErr w:type="spellStart"/>
+            <w:r>
+              <w:rPr>
+                <w:lang w:val="en-US"/>
+              </w:rPr>
+              <w:t>player_email</w:t>
+            </w:r>
+            <w:proofErr w:type="spellEnd"/>
+            <w:r>
+              <w:rPr>
+                <w:lang w:val="en-US"/>
+              </w:rPr>
+              <w:t>}</w:t>
             </w:r>
           </w:p>
           <w:p>
@@ -4350,8 +4803,16 @@
               <w:rPr>
                 <w:lang w:val="en-US"/>
               </w:rPr>
-              <w:t>Purchase Order - PrintingPro</w:t>
-            </w:r>
+              <w:t xml:space="preserve">Purchase Order - </w:t>
+            </w:r>
+            <w:proofErr w:type="spellStart"/>
+            <w:r>
+              <w:rPr>
+                <w:lang w:val="en-US"/>
+              </w:rPr>
+              <w:t>PrintingPro</w:t>
+            </w:r>
+            <w:proofErr w:type="spellEnd"/>
           </w:p>
           <w:p>
             <w:pPr>
@@ -4378,7 +4839,21 @@
               <w:rPr>
                 <w:lang w:val="en-US"/>
               </w:rPr>
-              <w:t>Hi {player_name}!</w:t>
+              <w:t>Hi {</w:t>
+            </w:r>
+            <w:proofErr w:type="spellStart"/>
+            <w:r>
+              <w:rPr>
+                <w:lang w:val="en-US"/>
+              </w:rPr>
+              <w:t>player_name</w:t>
+            </w:r>
+            <w:proofErr w:type="spellEnd"/>
+            <w:r>
+              <w:rPr>
+                <w:lang w:val="en-US"/>
+              </w:rPr>
+              <w:t>}!</w:t>
             </w:r>
             <w:r>
               <w:rPr>
@@ -4410,7 +4885,21 @@
               <w:rPr>
                 <w:lang w:val="en-US"/>
               </w:rPr>
-              <w:t>[p]This is a Purchase Order from PrintingPro. Please help me send this to finance. Thanks!</w:t>
+              <w:t xml:space="preserve">[p]This is a Purchase Order from </w:t>
+            </w:r>
+            <w:proofErr w:type="spellStart"/>
+            <w:r>
+              <w:rPr>
+                <w:lang w:val="en-US"/>
+              </w:rPr>
+              <w:t>PrintingPro</w:t>
+            </w:r>
+            <w:proofErr w:type="spellEnd"/>
+            <w:r>
+              <w:rPr>
+                <w:lang w:val="en-US"/>
+              </w:rPr>
+              <w:t>. Please help me send this to finance. Thanks!</w:t>
             </w:r>
           </w:p>
         </w:tc>
@@ -4491,6 +4980,7 @@
               </w:rPr>
               <w:t>D</w:t>
             </w:r>
+            <w:proofErr w:type="spellStart"/>
             <w:r>
               <w:rPr>
                 <w:b/>
@@ -4498,6 +4988,7 @@
               </w:rPr>
               <w:t>etails</w:t>
             </w:r>
+            <w:proofErr w:type="spellEnd"/>
           </w:p>
         </w:tc>
         <w:tc>
@@ -4636,7 +5127,21 @@
               <w:rPr>
                 <w:lang w:val="en-US"/>
               </w:rPr>
-              <w:t>: {player_email}</w:t>
+              <w:t>: {</w:t>
+            </w:r>
+            <w:proofErr w:type="spellStart"/>
+            <w:r>
+              <w:rPr>
+                <w:lang w:val="en-US"/>
+              </w:rPr>
+              <w:t>player_email</w:t>
+            </w:r>
+            <w:proofErr w:type="spellEnd"/>
+            <w:r>
+              <w:rPr>
+                <w:lang w:val="en-US"/>
+              </w:rPr>
+              <w:t>}</w:t>
             </w:r>
           </w:p>
           <w:p>
@@ -4729,7 +5234,21 @@
               <w:rPr>
                 <w:lang w:val="en-US"/>
               </w:rPr>
-              <w:t xml:space="preserve"> {player_name}!</w:t>
+              <w:t xml:space="preserve"> {</w:t>
+            </w:r>
+            <w:proofErr w:type="spellStart"/>
+            <w:r>
+              <w:rPr>
+                <w:lang w:val="en-US"/>
+              </w:rPr>
+              <w:t>player_name</w:t>
+            </w:r>
+            <w:proofErr w:type="spellEnd"/>
+            <w:r>
+              <w:rPr>
+                <w:lang w:val="en-US"/>
+              </w:rPr>
+              <w:t>}!</w:t>
             </w:r>
           </w:p>
           <w:p>
@@ -4845,7 +5364,91 @@
               <w:rPr>
                 <w:lang w:val="en-US"/>
               </w:rPr>
-              <w:t>[img]assets/tutorial/highlight1.png[/img] [img]assets/tutorial/highlight2.png[/img] [img]assets/tutorial/highlight3.png[/img]</w:t>
+              <w:t>[</w:t>
+            </w:r>
+            <w:proofErr w:type="spellStart"/>
+            <w:r>
+              <w:rPr>
+                <w:lang w:val="en-US"/>
+              </w:rPr>
+              <w:t>img</w:t>
+            </w:r>
+            <w:proofErr w:type="spellEnd"/>
+            <w:r>
+              <w:rPr>
+                <w:lang w:val="en-US"/>
+              </w:rPr>
+              <w:t>]assets/tutorial/highlight1.png[/</w:t>
+            </w:r>
+            <w:proofErr w:type="spellStart"/>
+            <w:r>
+              <w:rPr>
+                <w:lang w:val="en-US"/>
+              </w:rPr>
+              <w:t>img</w:t>
+            </w:r>
+            <w:proofErr w:type="spellEnd"/>
+            <w:r>
+              <w:rPr>
+                <w:lang w:val="en-US"/>
+              </w:rPr>
+              <w:t>] [</w:t>
+            </w:r>
+            <w:proofErr w:type="spellStart"/>
+            <w:r>
+              <w:rPr>
+                <w:lang w:val="en-US"/>
+              </w:rPr>
+              <w:t>img</w:t>
+            </w:r>
+            <w:proofErr w:type="spellEnd"/>
+            <w:r>
+              <w:rPr>
+                <w:lang w:val="en-US"/>
+              </w:rPr>
+              <w:t>]assets/tutorial/highlight2.png[/</w:t>
+            </w:r>
+            <w:proofErr w:type="spellStart"/>
+            <w:r>
+              <w:rPr>
+                <w:lang w:val="en-US"/>
+              </w:rPr>
+              <w:t>img</w:t>
+            </w:r>
+            <w:proofErr w:type="spellEnd"/>
+            <w:r>
+              <w:rPr>
+                <w:lang w:val="en-US"/>
+              </w:rPr>
+              <w:t>] [</w:t>
+            </w:r>
+            <w:proofErr w:type="spellStart"/>
+            <w:r>
+              <w:rPr>
+                <w:lang w:val="en-US"/>
+              </w:rPr>
+              <w:t>img</w:t>
+            </w:r>
+            <w:proofErr w:type="spellEnd"/>
+            <w:r>
+              <w:rPr>
+                <w:lang w:val="en-US"/>
+              </w:rPr>
+              <w:t>]assets/tutorial/highlight3.png[/</w:t>
+            </w:r>
+            <w:proofErr w:type="spellStart"/>
+            <w:r>
+              <w:rPr>
+                <w:lang w:val="en-US"/>
+              </w:rPr>
+              <w:t>img</w:t>
+            </w:r>
+            <w:proofErr w:type="spellEnd"/>
+            <w:r>
+              <w:rPr>
+                <w:lang w:val="en-US"/>
+              </w:rPr>
+              <w:t>]</w:t>
             </w:r>
           </w:p>
           <w:p>
@@ -4984,7 +5587,21 @@
               <w:rPr>
                 <w:lang w:val="en-US"/>
               </w:rPr>
-              <w:t>: {player_email}</w:t>
+              <w:t>: {</w:t>
+            </w:r>
+            <w:proofErr w:type="spellStart"/>
+            <w:r>
+              <w:rPr>
+                <w:lang w:val="en-US"/>
+              </w:rPr>
+              <w:t>player_email</w:t>
+            </w:r>
+            <w:proofErr w:type="spellEnd"/>
+            <w:r>
+              <w:rPr>
+                <w:lang w:val="en-US"/>
+              </w:rPr>
+              <w:t>}</w:t>
             </w:r>
           </w:p>
           <w:p>
@@ -5225,7 +5842,21 @@
               <w:rPr>
                 <w:lang w:val="en-US"/>
               </w:rPr>
-              <w:t>: {player_email}</w:t>
+              <w:t>: {</w:t>
+            </w:r>
+            <w:proofErr w:type="spellStart"/>
+            <w:r>
+              <w:rPr>
+                <w:lang w:val="en-US"/>
+              </w:rPr>
+              <w:t>player_email</w:t>
+            </w:r>
+            <w:proofErr w:type="spellEnd"/>
+            <w:r>
+              <w:rPr>
+                <w:lang w:val="en-US"/>
+              </w:rPr>
+              <w:t>}</w:t>
             </w:r>
           </w:p>
           <w:p>
@@ -5367,14 +5998,27 @@
               <w:rPr>
                 <w:lang w:val="en-US"/>
               </w:rPr>
-              <w:t>[b]</w:t>
+              <w:t>[</w:t>
+            </w:r>
+            <w:proofErr w:type="gramStart"/>
+            <w:r>
+              <w:rPr>
+                <w:lang w:val="en-US"/>
+              </w:rPr>
+              <w:t>b]</w:t>
             </w:r>
             <w:r>
               <w:t>Malware</w:t>
             </w:r>
-            <w:r>
-              <w:t>[/b] :</w:t>
-            </w:r>
+            <w:proofErr w:type="gramEnd"/>
+            <w:r>
+              <w:t>[/b</w:t>
+            </w:r>
+            <w:proofErr w:type="gramStart"/>
+            <w:r>
+              <w:t>] :</w:t>
+            </w:r>
+            <w:proofErr w:type="gramEnd"/>
             <w:r>
               <w:t xml:space="preserve"> Software that runs in the background silently. They have various goals, such as recording what you type, </w:t>
             </w:r>
@@ -5400,10 +6044,29 @@
               <w:rPr>
                 <w:lang w:val="en-US"/>
               </w:rPr>
-              <w:t>[p][b]</w:t>
-            </w:r>
-            <w:r>
-              <w:t>Adware[/b] : If it exists in your device, you will get spammed by various advertisements which can be very distracting.</w:t>
+              <w:t>[p][</w:t>
+            </w:r>
+            <w:proofErr w:type="gramStart"/>
+            <w:r>
+              <w:rPr>
+                <w:lang w:val="en-US"/>
+              </w:rPr>
+              <w:t>b]</w:t>
+            </w:r>
+            <w:r>
+              <w:t>Adware</w:t>
+            </w:r>
+            <w:proofErr w:type="gramEnd"/>
+            <w:r>
+              <w:t>[/b</w:t>
+            </w:r>
+            <w:proofErr w:type="gramStart"/>
+            <w:r>
+              <w:t>] :</w:t>
+            </w:r>
+            <w:proofErr w:type="gramEnd"/>
+            <w:r>
+              <w:t xml:space="preserve"> If it exists in your device, you will get spammed by various advertisements which can be very distracting.</w:t>
             </w:r>
           </w:p>
           <w:p>
@@ -5424,10 +6087,29 @@
               <w:rPr>
                 <w:lang w:val="en-US"/>
               </w:rPr>
-              <w:t>[p][b]</w:t>
-            </w:r>
-            <w:r>
-              <w:t>Ransomware[/b] : One of the most dangerous software to have in your device. It will lock your files and demand a large sum of money to unlock your files. Do not pay the ransom, it will not guarantee your files return.</w:t>
+              <w:t>[p][</w:t>
+            </w:r>
+            <w:proofErr w:type="gramStart"/>
+            <w:r>
+              <w:rPr>
+                <w:lang w:val="en-US"/>
+              </w:rPr>
+              <w:t>b]</w:t>
+            </w:r>
+            <w:r>
+              <w:t>Ransomware</w:t>
+            </w:r>
+            <w:proofErr w:type="gramEnd"/>
+            <w:r>
+              <w:t>[/b</w:t>
+            </w:r>
+            <w:proofErr w:type="gramStart"/>
+            <w:r>
+              <w:t>] :</w:t>
+            </w:r>
+            <w:proofErr w:type="gramEnd"/>
+            <w:r>
+              <w:t xml:space="preserve"> One of the most dangerous software to have in your device. It will lock your files and demand a large sum of money to unlock your files. Do not pay the ransom, it will not guarantee your files return.</w:t>
             </w:r>
           </w:p>
           <w:p>
@@ -5595,7 +6277,21 @@
               <w:rPr>
                 <w:lang w:val="en-US"/>
               </w:rPr>
-              <w:t>: {player_email}</w:t>
+              <w:t>: {</w:t>
+            </w:r>
+            <w:proofErr w:type="spellStart"/>
+            <w:r>
+              <w:rPr>
+                <w:lang w:val="en-US"/>
+              </w:rPr>
+              <w:t>player_email</w:t>
+            </w:r>
+            <w:proofErr w:type="spellEnd"/>
+            <w:r>
+              <w:rPr>
+                <w:lang w:val="en-US"/>
+              </w:rPr>
+              <w:t>}</w:t>
             </w:r>
           </w:p>
           <w:p>
@@ -5761,8 +6457,16 @@
               <w:rPr>
                 <w:lang w:val="en-US"/>
               </w:rPr>
-              <w:t>Jane Navarednam</w:t>
-            </w:r>
+              <w:t xml:space="preserve">Jane </w:t>
+            </w:r>
+            <w:proofErr w:type="spellStart"/>
+            <w:r>
+              <w:rPr>
+                <w:lang w:val="en-US"/>
+              </w:rPr>
+              <w:t>Navarednam</w:t>
+            </w:r>
+            <w:proofErr w:type="spellEnd"/>
           </w:p>
           <w:p>
             <w:pPr>
@@ -5897,7 +6601,21 @@
               <w:rPr>
                 <w:lang w:val="en-US"/>
               </w:rPr>
-              <w:t>: {player_email}</w:t>
+              <w:t>: {</w:t>
+            </w:r>
+            <w:proofErr w:type="spellStart"/>
+            <w:r>
+              <w:rPr>
+                <w:lang w:val="en-US"/>
+              </w:rPr>
+              <w:t>player_email</w:t>
+            </w:r>
+            <w:proofErr w:type="spellEnd"/>
+            <w:r>
+              <w:rPr>
+                <w:lang w:val="en-US"/>
+              </w:rPr>
+              <w:t>}</w:t>
             </w:r>
           </w:p>
           <w:p>
@@ -5985,19 +6703,47 @@
               <w:rPr>
                 <w:lang w:val="en-US"/>
               </w:rPr>
-              <w:t>=500x500</w:t>
-            </w:r>
-            <w:r>
-              <w:rPr>
-                <w:lang w:val="en-US"/>
-              </w:rPr>
-              <w:t>]assets/adware/c17_recruit.jpg[/img]</w:t>
-            </w:r>
-            <w:r>
-              <w:rPr>
-                <w:lang w:val="en-US"/>
-              </w:rPr>
-              <w:t>[/center]</w:t>
+              <w:t>=500x</w:t>
+            </w:r>
+            <w:proofErr w:type="gramStart"/>
+            <w:r>
+              <w:rPr>
+                <w:lang w:val="en-US"/>
+              </w:rPr>
+              <w:t>500</w:t>
+            </w:r>
+            <w:r>
+              <w:rPr>
+                <w:lang w:val="en-US"/>
+              </w:rPr>
+              <w:t>]assets/adware/c17_recruit.jpg</w:t>
+            </w:r>
+            <w:proofErr w:type="gramEnd"/>
+            <w:r>
+              <w:rPr>
+                <w:lang w:val="en-US"/>
+              </w:rPr>
+              <w:t>[/</w:t>
+            </w:r>
+            <w:proofErr w:type="gramStart"/>
+            <w:r>
+              <w:rPr>
+                <w:lang w:val="en-US"/>
+              </w:rPr>
+              <w:t>img]</w:t>
+            </w:r>
+            <w:r>
+              <w:rPr>
+                <w:lang w:val="en-US"/>
+              </w:rPr>
+              <w:t>[</w:t>
+            </w:r>
+            <w:proofErr w:type="gramEnd"/>
+            <w:r>
+              <w:rPr>
+                <w:lang w:val="en-US"/>
+              </w:rPr>
+              <w:t>/center]</w:t>
             </w:r>
           </w:p>
         </w:tc>
@@ -6143,7 +6889,21 @@
               <w:rPr>
                 <w:lang w:val="en-US"/>
               </w:rPr>
-              <w:t>: {player_email}</w:t>
+              <w:t>: {</w:t>
+            </w:r>
+            <w:proofErr w:type="spellStart"/>
+            <w:r>
+              <w:rPr>
+                <w:lang w:val="en-US"/>
+              </w:rPr>
+              <w:t>player_email</w:t>
+            </w:r>
+            <w:proofErr w:type="spellEnd"/>
+            <w:r>
+              <w:rPr>
+                <w:lang w:val="en-US"/>
+              </w:rPr>
+              <w:t>}</w:t>
             </w:r>
           </w:p>
           <w:p>
@@ -6232,7 +6992,21 @@
               <w:rPr>
                 <w:lang w:val="en-US"/>
               </w:rPr>
-              <w:t>Hi {player_name}! I am Mike!</w:t>
+              <w:t>Hi {</w:t>
+            </w:r>
+            <w:proofErr w:type="spellStart"/>
+            <w:r>
+              <w:rPr>
+                <w:lang w:val="en-US"/>
+              </w:rPr>
+              <w:t>player_name</w:t>
+            </w:r>
+            <w:proofErr w:type="spellEnd"/>
+            <w:r>
+              <w:rPr>
+                <w:lang w:val="en-US"/>
+              </w:rPr>
+              <w:t>}! I am Mike!</w:t>
             </w:r>
           </w:p>
           <w:p>
@@ -6254,11 +7028,33 @@
                 <w:lang w:val="en-US"/>
               </w:rPr>
             </w:pPr>
-            <w:r>
-              <w:rPr>
-                <w:lang w:val="en-US"/>
-              </w:rPr>
-              <w:t>[p]Please download and send the purchas order attach</w:t>
+            <w:proofErr w:type="gramStart"/>
+            <w:r>
+              <w:rPr>
+                <w:lang w:val="en-US"/>
+              </w:rPr>
+              <w:t>[p]</w:t>
+            </w:r>
+            <w:proofErr w:type="gramEnd"/>
+            <w:r>
+              <w:rPr>
+                <w:lang w:val="en-US"/>
+              </w:rPr>
+              <w:t xml:space="preserve">Please download and send the </w:t>
+            </w:r>
+            <w:proofErr w:type="spellStart"/>
+            <w:r>
+              <w:rPr>
+                <w:lang w:val="en-US"/>
+              </w:rPr>
+              <w:t>purchas</w:t>
+            </w:r>
+            <w:proofErr w:type="spellEnd"/>
+            <w:r>
+              <w:rPr>
+                <w:lang w:val="en-US"/>
+              </w:rPr>
+              <w:t xml:space="preserve"> order attach</w:t>
             </w:r>
             <w:r>
               <w:rPr>
@@ -6380,11 +7176,19 @@
               </w:rPr>
               <w:t xml:space="preserve">: </w:t>
             </w:r>
-            <w:r>
-              <w:rPr>
-                <w:lang w:val="en-US"/>
-              </w:rPr>
-              <w:t>MengHong Chan</w:t>
+            <w:proofErr w:type="spellStart"/>
+            <w:r>
+              <w:rPr>
+                <w:lang w:val="en-US"/>
+              </w:rPr>
+              <w:t>MengHong</w:t>
+            </w:r>
+            <w:proofErr w:type="spellEnd"/>
+            <w:r>
+              <w:rPr>
+                <w:lang w:val="en-US"/>
+              </w:rPr>
+              <w:t xml:space="preserve"> Chan</w:t>
             </w:r>
           </w:p>
           <w:p>
@@ -6432,7 +7236,21 @@
               <w:rPr>
                 <w:lang w:val="en-US"/>
               </w:rPr>
-              <w:t>: {player_email}</w:t>
+              <w:t>: {</w:t>
+            </w:r>
+            <w:proofErr w:type="spellStart"/>
+            <w:r>
+              <w:rPr>
+                <w:lang w:val="en-US"/>
+              </w:rPr>
+              <w:t>player_email</w:t>
+            </w:r>
+            <w:proofErr w:type="spellEnd"/>
+            <w:r>
+              <w:rPr>
+                <w:lang w:val="en-US"/>
+              </w:rPr>
+              <w:t>}</w:t>
             </w:r>
           </w:p>
           <w:p>
@@ -6480,8 +7298,16 @@
               <w:rPr>
                 <w:lang w:val="en-US"/>
               </w:rPr>
-              <w:t>Buying Stationeries for Koperasi</w:t>
-            </w:r>
+              <w:t xml:space="preserve">Buying Stationeries for </w:t>
+            </w:r>
+            <w:proofErr w:type="spellStart"/>
+            <w:r>
+              <w:rPr>
+                <w:lang w:val="en-US"/>
+              </w:rPr>
+              <w:t>Koperasi</w:t>
+            </w:r>
+            <w:proofErr w:type="spellEnd"/>
           </w:p>
           <w:p>
             <w:pPr>
@@ -6569,12 +7395,14 @@
                 <w:lang w:val="en-US"/>
               </w:rPr>
             </w:pPr>
+            <w:proofErr w:type="gramStart"/>
             <w:r>
               <w:rPr>
                 <w:lang w:val="en-US"/>
               </w:rPr>
               <w:t>[p]</w:t>
             </w:r>
+            <w:proofErr w:type="gramEnd"/>
             <w:r>
               <w:rPr>
                 <w:lang w:val="en-US"/>
@@ -6618,7 +7446,21 @@
               <w:rPr>
                 <w:lang w:val="en-US"/>
               </w:rPr>
-              <w:t>[p]SMJKC Poi Lam</w:t>
+              <w:t>[p]</w:t>
+            </w:r>
+            <w:proofErr w:type="spellStart"/>
+            <w:r>
+              <w:rPr>
+                <w:lang w:val="en-US"/>
+              </w:rPr>
+              <w:t>SMJKC</w:t>
+            </w:r>
+            <w:proofErr w:type="spellEnd"/>
+            <w:r>
+              <w:rPr>
+                <w:lang w:val="en-US"/>
+              </w:rPr>
+              <w:t xml:space="preserve"> Poi Lam</w:t>
             </w:r>
           </w:p>
           <w:p>
@@ -6742,7 +7584,21 @@
               <w:rPr>
                 <w:lang w:val="en-US"/>
               </w:rPr>
-              <w:t>: {player_email}</w:t>
+              <w:t>: {</w:t>
+            </w:r>
+            <w:proofErr w:type="spellStart"/>
+            <w:r>
+              <w:rPr>
+                <w:lang w:val="en-US"/>
+              </w:rPr>
+              <w:t>player_email</w:t>
+            </w:r>
+            <w:proofErr w:type="spellEnd"/>
+            <w:r>
+              <w:rPr>
+                <w:lang w:val="en-US"/>
+              </w:rPr>
+              <w:t>}</w:t>
             </w:r>
           </w:p>
           <w:p>
@@ -7149,7 +8005,21 @@
               <w:rPr>
                 <w:lang w:val="en-US"/>
               </w:rPr>
-              <w:t>: {player_email}</w:t>
+              <w:t>: {</w:t>
+            </w:r>
+            <w:proofErr w:type="spellStart"/>
+            <w:r>
+              <w:rPr>
+                <w:lang w:val="en-US"/>
+              </w:rPr>
+              <w:t>player_email</w:t>
+            </w:r>
+            <w:proofErr w:type="spellEnd"/>
+            <w:r>
+              <w:rPr>
+                <w:lang w:val="en-US"/>
+              </w:rPr>
+              <w:t>}</w:t>
             </w:r>
           </w:p>
           <w:p>
@@ -7232,7 +8102,21 @@
               <w:rPr>
                 <w:lang w:val="en-US"/>
               </w:rPr>
-              <w:t xml:space="preserve">Hi {player_name}! </w:t>
+              <w:t>Hi {</w:t>
+            </w:r>
+            <w:proofErr w:type="spellStart"/>
+            <w:r>
+              <w:rPr>
+                <w:lang w:val="en-US"/>
+              </w:rPr>
+              <w:t>player_name</w:t>
+            </w:r>
+            <w:proofErr w:type="spellEnd"/>
+            <w:r>
+              <w:rPr>
+                <w:lang w:val="en-US"/>
+              </w:rPr>
+              <w:t xml:space="preserve">}! </w:t>
             </w:r>
             <w:r>
               <w:rPr>
@@ -7272,11 +8156,19 @@
                 <w:lang w:val="en-US"/>
               </w:rPr>
             </w:pPr>
-            <w:r>
-              <w:rPr>
-                <w:lang w:val="en-US"/>
-              </w:rPr>
-              <w:t xml:space="preserve">[p]Please download </w:t>
+            <w:proofErr w:type="gramStart"/>
+            <w:r>
+              <w:rPr>
+                <w:lang w:val="en-US"/>
+              </w:rPr>
+              <w:t>[p]</w:t>
+            </w:r>
+            <w:proofErr w:type="gramEnd"/>
+            <w:r>
+              <w:rPr>
+                <w:lang w:val="en-US"/>
+              </w:rPr>
+              <w:t xml:space="preserve">Please download </w:t>
             </w:r>
             <w:r>
               <w:rPr>
@@ -7468,7 +8360,21 @@
               <w:rPr>
                 <w:lang w:val="en-US"/>
               </w:rPr>
-              <w:t>: {player_email}</w:t>
+              <w:t>: {</w:t>
+            </w:r>
+            <w:proofErr w:type="spellStart"/>
+            <w:r>
+              <w:rPr>
+                <w:lang w:val="en-US"/>
+              </w:rPr>
+              <w:t>player_email</w:t>
+            </w:r>
+            <w:proofErr w:type="spellEnd"/>
+            <w:r>
+              <w:rPr>
+                <w:lang w:val="en-US"/>
+              </w:rPr>
+              <w:t>}</w:t>
             </w:r>
           </w:p>
           <w:p>
@@ -7544,7 +8450,21 @@
               <w:rPr>
                 <w:lang w:val="en-US"/>
               </w:rPr>
-              <w:t>Hey {player_name}!</w:t>
+              <w:t>Hey {</w:t>
+            </w:r>
+            <w:proofErr w:type="spellStart"/>
+            <w:r>
+              <w:rPr>
+                <w:lang w:val="en-US"/>
+              </w:rPr>
+              <w:t>player_name</w:t>
+            </w:r>
+            <w:proofErr w:type="spellEnd"/>
+            <w:r>
+              <w:rPr>
+                <w:lang w:val="en-US"/>
+              </w:rPr>
+              <w:t>}!</w:t>
             </w:r>
           </w:p>
           <w:p>
@@ -7651,6 +8571,7 @@
               </w:rPr>
               <w:t>D</w:t>
             </w:r>
+            <w:proofErr w:type="spellStart"/>
             <w:r>
               <w:rPr>
                 <w:b/>
@@ -7658,6 +8579,7 @@
               </w:rPr>
               <w:t>etails</w:t>
             </w:r>
+            <w:proofErr w:type="spellEnd"/>
           </w:p>
         </w:tc>
         <w:tc>
@@ -7812,7 +8734,21 @@
               <w:rPr>
                 <w:lang w:val="en-US"/>
               </w:rPr>
-              <w:t>: {player_email}</w:t>
+              <w:t>: {</w:t>
+            </w:r>
+            <w:proofErr w:type="spellStart"/>
+            <w:r>
+              <w:rPr>
+                <w:lang w:val="en-US"/>
+              </w:rPr>
+              <w:t>player_email</w:t>
+            </w:r>
+            <w:proofErr w:type="spellEnd"/>
+            <w:r>
+              <w:rPr>
+                <w:lang w:val="en-US"/>
+              </w:rPr>
+              <w:t>}</w:t>
             </w:r>
           </w:p>
           <w:p>
@@ -8337,7 +9273,21 @@
               <w:rPr>
                 <w:lang w:val="en-US"/>
               </w:rPr>
-              <w:t>: {player_email}</w:t>
+              <w:t>: {</w:t>
+            </w:r>
+            <w:proofErr w:type="spellStart"/>
+            <w:r>
+              <w:rPr>
+                <w:lang w:val="en-US"/>
+              </w:rPr>
+              <w:t>player_email</w:t>
+            </w:r>
+            <w:proofErr w:type="spellEnd"/>
+            <w:r>
+              <w:rPr>
+                <w:lang w:val="en-US"/>
+              </w:rPr>
+              <w:t>}</w:t>
             </w:r>
           </w:p>
           <w:p>
@@ -8645,7 +9595,21 @@
               <w:rPr>
                 <w:lang w:val="en-US"/>
               </w:rPr>
-              <w:t>: {player_email}</w:t>
+              <w:t>: {</w:t>
+            </w:r>
+            <w:proofErr w:type="spellStart"/>
+            <w:r>
+              <w:rPr>
+                <w:lang w:val="en-US"/>
+              </w:rPr>
+              <w:t>player_email</w:t>
+            </w:r>
+            <w:proofErr w:type="spellEnd"/>
+            <w:r>
+              <w:rPr>
+                <w:lang w:val="en-US"/>
+              </w:rPr>
+              <w:t>}</w:t>
             </w:r>
           </w:p>
           <w:p>
@@ -8801,7 +9765,21 @@
               <w:rPr>
                 <w:lang w:val="en-US"/>
               </w:rPr>
-              <w:t xml:space="preserve">[p]By the way, Blake </w:t>
+              <w:t>[p]</w:t>
+            </w:r>
+            <w:proofErr w:type="gramStart"/>
+            <w:r>
+              <w:rPr>
+                <w:lang w:val="en-US"/>
+              </w:rPr>
+              <w:t>By</w:t>
+            </w:r>
+            <w:proofErr w:type="gramEnd"/>
+            <w:r>
+              <w:rPr>
+                <w:lang w:val="en-US"/>
+              </w:rPr>
+              <w:t xml:space="preserve"> the way, Blake </w:t>
             </w:r>
             <w:r>
               <w:rPr>
@@ -8947,7 +9925,21 @@
               <w:rPr>
                 <w:lang w:val="en-US"/>
               </w:rPr>
-              <w:t>: {player_email}</w:t>
+              <w:t>: {</w:t>
+            </w:r>
+            <w:proofErr w:type="spellStart"/>
+            <w:r>
+              <w:rPr>
+                <w:lang w:val="en-US"/>
+              </w:rPr>
+              <w:t>player_email</w:t>
+            </w:r>
+            <w:proofErr w:type="spellEnd"/>
+            <w:r>
+              <w:rPr>
+                <w:lang w:val="en-US"/>
+              </w:rPr>
+              <w:t>}</w:t>
             </w:r>
           </w:p>
           <w:p>
@@ -9370,12 +10362,14 @@
               </w:rPr>
               <w:t xml:space="preserve">: </w:t>
             </w:r>
+            <w:proofErr w:type="spellStart"/>
             <w:r>
               <w:rPr>
                 <w:lang w:val="en-US"/>
               </w:rPr>
               <w:t>JOYSTORE</w:t>
             </w:r>
+            <w:proofErr w:type="spellEnd"/>
           </w:p>
           <w:p>
             <w:pPr>
@@ -9422,7 +10416,21 @@
               <w:rPr>
                 <w:lang w:val="en-US"/>
               </w:rPr>
-              <w:t>: {player_email}</w:t>
+              <w:t>: {</w:t>
+            </w:r>
+            <w:proofErr w:type="spellStart"/>
+            <w:r>
+              <w:rPr>
+                <w:lang w:val="en-US"/>
+              </w:rPr>
+              <w:t>player_email</w:t>
+            </w:r>
+            <w:proofErr w:type="spellEnd"/>
+            <w:r>
+              <w:rPr>
+                <w:lang w:val="en-US"/>
+              </w:rPr>
+              <w:t>}</w:t>
             </w:r>
           </w:p>
           <w:p>
@@ -9537,7 +10545,21 @@
               <w:rPr>
                 <w:lang w:val="en-US"/>
               </w:rPr>
-              <w:t>[p]I WANT TO ORDER STATIONERY FOR MY SHOP (JOYSTORE). ORDER FILE IS IN EMAIL. THANK YOU.</w:t>
+              <w:t>[p]I WANT TO ORDER STATIONERY FOR MY SHOP (</w:t>
+            </w:r>
+            <w:proofErr w:type="spellStart"/>
+            <w:r>
+              <w:rPr>
+                <w:lang w:val="en-US"/>
+              </w:rPr>
+              <w:t>JOYSTORE</w:t>
+            </w:r>
+            <w:proofErr w:type="spellEnd"/>
+            <w:r>
+              <w:rPr>
+                <w:lang w:val="en-US"/>
+              </w:rPr>
+              <w:t>). ORDER FILE IS IN EMAIL. THANK YOU.</w:t>
             </w:r>
           </w:p>
           <w:p>
@@ -9576,7 +10598,21 @@
               <w:rPr>
                 <w:lang w:val="en-US"/>
               </w:rPr>
-              <w:t xml:space="preserve">[p]JOYSTORE </w:t>
+              <w:t>[p]</w:t>
+            </w:r>
+            <w:proofErr w:type="spellStart"/>
+            <w:r>
+              <w:rPr>
+                <w:lang w:val="en-US"/>
+              </w:rPr>
+              <w:t>JOYSTORE</w:t>
+            </w:r>
+            <w:proofErr w:type="spellEnd"/>
+            <w:r>
+              <w:rPr>
+                <w:lang w:val="en-US"/>
+              </w:rPr>
+              <w:t xml:space="preserve"> </w:t>
             </w:r>
             <w:r>
               <w:rPr>
@@ -9705,7 +10741,21 @@
               <w:rPr>
                 <w:lang w:val="en-US"/>
               </w:rPr>
-              <w:t>: {player_email}</w:t>
+              <w:t>: {</w:t>
+            </w:r>
+            <w:proofErr w:type="spellStart"/>
+            <w:r>
+              <w:rPr>
+                <w:lang w:val="en-US"/>
+              </w:rPr>
+              <w:t>player_email</w:t>
+            </w:r>
+            <w:proofErr w:type="spellEnd"/>
+            <w:r>
+              <w:rPr>
+                <w:lang w:val="en-US"/>
+              </w:rPr>
+              <w:t>}</w:t>
             </w:r>
           </w:p>
           <w:p>
@@ -9800,7 +10850,21 @@
               <w:rPr>
                 <w:lang w:val="en-US"/>
               </w:rPr>
-              <w:t>Good afternoon, {player_name}!</w:t>
+              <w:t>Good afternoon, {</w:t>
+            </w:r>
+            <w:proofErr w:type="spellStart"/>
+            <w:r>
+              <w:rPr>
+                <w:lang w:val="en-US"/>
+              </w:rPr>
+              <w:t>player_name</w:t>
+            </w:r>
+            <w:proofErr w:type="spellEnd"/>
+            <w:r>
+              <w:rPr>
+                <w:lang w:val="en-US"/>
+              </w:rPr>
+              <w:t>}!</w:t>
             </w:r>
           </w:p>
           <w:p>
@@ -9880,8 +10944,16 @@
               <w:rPr>
                 <w:lang w:val="en-US"/>
               </w:rPr>
-              <w:t>, haha</w:t>
-            </w:r>
+              <w:t xml:space="preserve">, </w:t>
+            </w:r>
+            <w:proofErr w:type="spellStart"/>
+            <w:r>
+              <w:rPr>
+                <w:lang w:val="en-US"/>
+              </w:rPr>
+              <w:t>haha</w:t>
+            </w:r>
+            <w:proofErr w:type="spellEnd"/>
             <w:r>
               <w:rPr>
                 <w:lang w:val="en-US"/>
@@ -10053,7 +11125,21 @@
               <w:rPr>
                 <w:lang w:val="en-US"/>
               </w:rPr>
-              <w:t>: {player_email}</w:t>
+              <w:t>: {</w:t>
+            </w:r>
+            <w:proofErr w:type="spellStart"/>
+            <w:r>
+              <w:rPr>
+                <w:lang w:val="en-US"/>
+              </w:rPr>
+              <w:t>player_email</w:t>
+            </w:r>
+            <w:proofErr w:type="spellEnd"/>
+            <w:r>
+              <w:rPr>
+                <w:lang w:val="en-US"/>
+              </w:rPr>
+              <w:t>}</w:t>
             </w:r>
           </w:p>
           <w:p>
@@ -10168,7 +11254,35 @@
               <w:rPr>
                 <w:lang w:val="en-US"/>
               </w:rPr>
-              <w:t>[p]My name is Faiq Hazim. I am a teacher from Sekolah Kebangsaan Cahaya. Our school is having a</w:t>
+              <w:t xml:space="preserve">[p]My name is Faiq Hazim. I am a teacher from </w:t>
+            </w:r>
+            <w:proofErr w:type="spellStart"/>
+            <w:r>
+              <w:rPr>
+                <w:lang w:val="en-US"/>
+              </w:rPr>
+              <w:t>Sekolah</w:t>
+            </w:r>
+            <w:proofErr w:type="spellEnd"/>
+            <w:r>
+              <w:rPr>
+                <w:lang w:val="en-US"/>
+              </w:rPr>
+              <w:t xml:space="preserve"> </w:t>
+            </w:r>
+            <w:proofErr w:type="spellStart"/>
+            <w:r>
+              <w:rPr>
+                <w:lang w:val="en-US"/>
+              </w:rPr>
+              <w:t>Kebangsaan</w:t>
+            </w:r>
+            <w:proofErr w:type="spellEnd"/>
+            <w:r>
+              <w:rPr>
+                <w:lang w:val="en-US"/>
+              </w:rPr>
+              <w:t xml:space="preserve"> Cahaya. Our school is having a</w:t>
             </w:r>
             <w:r>
               <w:rPr>
@@ -10225,7 +11339,21 @@
               <w:rPr>
                 <w:lang w:val="en-US"/>
               </w:rPr>
-              <w:t xml:space="preserve">[p]The details are in the file attached. </w:t>
+              <w:t>[p]</w:t>
+            </w:r>
+            <w:proofErr w:type="gramStart"/>
+            <w:r>
+              <w:rPr>
+                <w:lang w:val="en-US"/>
+              </w:rPr>
+              <w:t>The</w:t>
+            </w:r>
+            <w:proofErr w:type="gramEnd"/>
+            <w:r>
+              <w:rPr>
+                <w:lang w:val="en-US"/>
+              </w:rPr>
+              <w:t xml:space="preserve"> details are in the file attached. </w:t>
             </w:r>
             <w:r>
               <w:t>I look forward to hearing your thoughts</w:t>
@@ -10433,7 +11561,21 @@
               <w:rPr>
                 <w:lang w:val="en-US"/>
               </w:rPr>
-              <w:t>: {player_email}</w:t>
+              <w:t>: {</w:t>
+            </w:r>
+            <w:proofErr w:type="spellStart"/>
+            <w:r>
+              <w:rPr>
+                <w:lang w:val="en-US"/>
+              </w:rPr>
+              <w:t>player_email</w:t>
+            </w:r>
+            <w:proofErr w:type="spellEnd"/>
+            <w:r>
+              <w:rPr>
+                <w:lang w:val="en-US"/>
+              </w:rPr>
+              <w:t>}</w:t>
             </w:r>
           </w:p>
           <w:p>
@@ -10515,19 +11657,77 @@
               <w:rPr>
                 <w:lang w:val="en-US"/>
               </w:rPr>
-              <w:t>[center][img</w:t>
-            </w:r>
-            <w:r>
-              <w:rPr>
-                <w:lang w:val="en-US"/>
-              </w:rPr>
-              <w:t>=500x500</w:t>
-            </w:r>
-            <w:r>
-              <w:rPr>
-                <w:lang w:val="en-US"/>
-              </w:rPr>
-              <w:t>]assets/adware/??.png[/img][/center]</w:t>
+              <w:t>[center][</w:t>
+            </w:r>
+            <w:proofErr w:type="spellStart"/>
+            <w:r>
+              <w:rPr>
+                <w:lang w:val="en-US"/>
+              </w:rPr>
+              <w:t>img</w:t>
+            </w:r>
+            <w:proofErr w:type="spellEnd"/>
+            <w:r>
+              <w:rPr>
+                <w:lang w:val="en-US"/>
+              </w:rPr>
+              <w:t>=500x</w:t>
+            </w:r>
+            <w:proofErr w:type="gramStart"/>
+            <w:r>
+              <w:rPr>
+                <w:lang w:val="en-US"/>
+              </w:rPr>
+              <w:t>500</w:t>
+            </w:r>
+            <w:r>
+              <w:rPr>
+                <w:lang w:val="en-US"/>
+              </w:rPr>
+              <w:t>]assets</w:t>
+            </w:r>
+            <w:proofErr w:type="gramEnd"/>
+            <w:r>
+              <w:rPr>
+                <w:lang w:val="en-US"/>
+              </w:rPr>
+              <w:t>/adware/??.</w:t>
+            </w:r>
+            <w:proofErr w:type="spellStart"/>
+            <w:r>
+              <w:rPr>
+                <w:lang w:val="en-US"/>
+              </w:rPr>
+              <w:t>png</w:t>
+            </w:r>
+            <w:proofErr w:type="spellEnd"/>
+            <w:r>
+              <w:rPr>
+                <w:lang w:val="en-US"/>
+              </w:rPr>
+              <w:t>[/</w:t>
+            </w:r>
+            <w:proofErr w:type="spellStart"/>
+            <w:proofErr w:type="gramStart"/>
+            <w:r>
+              <w:rPr>
+                <w:lang w:val="en-US"/>
+              </w:rPr>
+              <w:t>img</w:t>
+            </w:r>
+            <w:proofErr w:type="spellEnd"/>
+            <w:r>
+              <w:rPr>
+                <w:lang w:val="en-US"/>
+              </w:rPr>
+              <w:t>][</w:t>
+            </w:r>
+            <w:proofErr w:type="gramEnd"/>
+            <w:r>
+              <w:rPr>
+                <w:lang w:val="en-US"/>
+              </w:rPr>
+              <w:t>/center]</w:t>
             </w:r>
           </w:p>
         </w:tc>
@@ -10643,7 +11843,21 @@
               <w:rPr>
                 <w:lang w:val="en-US"/>
               </w:rPr>
-              <w:t>: {player_email}</w:t>
+              <w:t>: {</w:t>
+            </w:r>
+            <w:proofErr w:type="spellStart"/>
+            <w:r>
+              <w:rPr>
+                <w:lang w:val="en-US"/>
+              </w:rPr>
+              <w:t>player_email</w:t>
+            </w:r>
+            <w:proofErr w:type="spellEnd"/>
+            <w:r>
+              <w:rPr>
+                <w:lang w:val="en-US"/>
+              </w:rPr>
+              <w:t>}</w:t>
             </w:r>
           </w:p>
           <w:p>
@@ -10754,11 +11968,19 @@
                 <w:lang w:val="en-US"/>
               </w:rPr>
             </w:pPr>
-            <w:r>
-              <w:rPr>
-                <w:lang w:val="en-US"/>
-              </w:rPr>
-              <w:t>[p]Please forward this email to the person-in-charge if you are not the intended recipient.</w:t>
+            <w:proofErr w:type="gramStart"/>
+            <w:r>
+              <w:rPr>
+                <w:lang w:val="en-US"/>
+              </w:rPr>
+              <w:t>[p]</w:t>
+            </w:r>
+            <w:proofErr w:type="gramEnd"/>
+            <w:r>
+              <w:rPr>
+                <w:lang w:val="en-US"/>
+              </w:rPr>
+              <w:t>Please forward this email to the person-in-charge if you are not the intended recipient.</w:t>
             </w:r>
           </w:p>
           <w:p>
@@ -10963,7 +12185,21 @@
               <w:rPr>
                 <w:lang w:val="en-US"/>
               </w:rPr>
-              <w:t>: {player_email}</w:t>
+              <w:t>: {</w:t>
+            </w:r>
+            <w:proofErr w:type="spellStart"/>
+            <w:r>
+              <w:rPr>
+                <w:lang w:val="en-US"/>
+              </w:rPr>
+              <w:t>player_email</w:t>
+            </w:r>
+            <w:proofErr w:type="spellEnd"/>
+            <w:r>
+              <w:rPr>
+                <w:lang w:val="en-US"/>
+              </w:rPr>
+              <w:t>}</w:t>
             </w:r>
           </w:p>
           <w:p>
@@ -11051,7 +12287,21 @@
               <w:rPr>
                 <w:lang w:val="en-US"/>
               </w:rPr>
-              <w:t xml:space="preserve"> {player_name}</w:t>
+              <w:t xml:space="preserve"> {</w:t>
+            </w:r>
+            <w:proofErr w:type="spellStart"/>
+            <w:r>
+              <w:rPr>
+                <w:lang w:val="en-US"/>
+              </w:rPr>
+              <w:t>player_name</w:t>
+            </w:r>
+            <w:proofErr w:type="spellEnd"/>
+            <w:r>
+              <w:rPr>
+                <w:lang w:val="en-US"/>
+              </w:rPr>
+              <w:t>}</w:t>
             </w:r>
             <w:r>
               <w:rPr>
@@ -11244,7 +12494,21 @@
               <w:rPr>
                 <w:lang w:val="en-US"/>
               </w:rPr>
-              <w:t>: {player_email}</w:t>
+              <w:t>: {</w:t>
+            </w:r>
+            <w:proofErr w:type="spellStart"/>
+            <w:r>
+              <w:rPr>
+                <w:lang w:val="en-US"/>
+              </w:rPr>
+              <w:t>player_email</w:t>
+            </w:r>
+            <w:proofErr w:type="spellEnd"/>
+            <w:r>
+              <w:rPr>
+                <w:lang w:val="en-US"/>
+              </w:rPr>
+              <w:t>}</w:t>
             </w:r>
           </w:p>
           <w:p>
@@ -11350,7 +12614,21 @@
               <w:rPr>
                 <w:lang w:val="en-US"/>
               </w:rPr>
-              <w:t xml:space="preserve"> down on a piece of paper and took a picture of it. I apologise in advance but it is rather urgent that the order is made first.</w:t>
+              <w:t xml:space="preserve"> down on a piece of paper and took a picture of it. I </w:t>
+            </w:r>
+            <w:proofErr w:type="spellStart"/>
+            <w:r>
+              <w:rPr>
+                <w:lang w:val="en-US"/>
+              </w:rPr>
+              <w:t>apologise</w:t>
+            </w:r>
+            <w:proofErr w:type="spellEnd"/>
+            <w:r>
+              <w:rPr>
+                <w:lang w:val="en-US"/>
+              </w:rPr>
+              <w:t xml:space="preserve"> in advance but it is rather urgent that the order is made first.</w:t>
             </w:r>
           </w:p>
         </w:tc>
@@ -11417,6 +12695,7 @@
               </w:rPr>
               <w:t>D</w:t>
             </w:r>
+            <w:proofErr w:type="spellStart"/>
             <w:r>
               <w:rPr>
                 <w:b/>
@@ -11424,6 +12703,7 @@
               </w:rPr>
               <w:t>etails</w:t>
             </w:r>
+            <w:proofErr w:type="spellEnd"/>
           </w:p>
         </w:tc>
         <w:tc>
@@ -11579,7 +12859,21 @@
               <w:rPr>
                 <w:lang w:val="en-US"/>
               </w:rPr>
-              <w:t>: {player_email}</w:t>
+              <w:t>: {</w:t>
+            </w:r>
+            <w:proofErr w:type="spellStart"/>
+            <w:r>
+              <w:rPr>
+                <w:lang w:val="en-US"/>
+              </w:rPr>
+              <w:t>player_email</w:t>
+            </w:r>
+            <w:proofErr w:type="spellEnd"/>
+            <w:r>
+              <w:rPr>
+                <w:lang w:val="en-US"/>
+              </w:rPr>
+              <w:t>}</w:t>
             </w:r>
           </w:p>
           <w:p>
@@ -11674,7 +12968,21 @@
               <w:rPr>
                 <w:lang w:val="en-US"/>
               </w:rPr>
-              <w:t xml:space="preserve"> {player_name}!</w:t>
+              <w:t xml:space="preserve"> {</w:t>
+            </w:r>
+            <w:proofErr w:type="spellStart"/>
+            <w:r>
+              <w:rPr>
+                <w:lang w:val="en-US"/>
+              </w:rPr>
+              <w:t>player_name</w:t>
+            </w:r>
+            <w:proofErr w:type="spellEnd"/>
+            <w:r>
+              <w:rPr>
+                <w:lang w:val="en-US"/>
+              </w:rPr>
+              <w:t>}!</w:t>
             </w:r>
           </w:p>
           <w:p>
@@ -11851,7 +13159,21 @@
               <w:rPr>
                 <w:lang w:val="en-US"/>
               </w:rPr>
-              <w:t>: {player_email}</w:t>
+              <w:t>: {</w:t>
+            </w:r>
+            <w:proofErr w:type="spellStart"/>
+            <w:r>
+              <w:rPr>
+                <w:lang w:val="en-US"/>
+              </w:rPr>
+              <w:t>player_email</w:t>
+            </w:r>
+            <w:proofErr w:type="spellEnd"/>
+            <w:r>
+              <w:rPr>
+                <w:lang w:val="en-US"/>
+              </w:rPr>
+              <w:t>}</w:t>
             </w:r>
           </w:p>
           <w:p>
@@ -12102,7 +13424,21 @@
               <w:rPr>
                 <w:lang w:val="en-US"/>
               </w:rPr>
-              <w:t>: {player_email}</w:t>
+              <w:t>: {</w:t>
+            </w:r>
+            <w:proofErr w:type="spellStart"/>
+            <w:r>
+              <w:rPr>
+                <w:lang w:val="en-US"/>
+              </w:rPr>
+              <w:t>player_email</w:t>
+            </w:r>
+            <w:proofErr w:type="spellEnd"/>
+            <w:r>
+              <w:rPr>
+                <w:lang w:val="en-US"/>
+              </w:rPr>
+              <w:t>}</w:t>
             </w:r>
           </w:p>
           <w:p>
@@ -12184,7 +13520,21 @@
               <w:rPr>
                 <w:lang w:val="en-US"/>
               </w:rPr>
-              <w:t>Hi {player_name}!</w:t>
+              <w:t>Hi {</w:t>
+            </w:r>
+            <w:proofErr w:type="spellStart"/>
+            <w:r>
+              <w:rPr>
+                <w:lang w:val="en-US"/>
+              </w:rPr>
+              <w:t>player_name</w:t>
+            </w:r>
+            <w:proofErr w:type="spellEnd"/>
+            <w:r>
+              <w:rPr>
+                <w:lang w:val="en-US"/>
+              </w:rPr>
+              <w:t>}!</w:t>
             </w:r>
           </w:p>
           <w:p>
@@ -12335,7 +13685,21 @@
               <w:rPr>
                 <w:lang w:val="en-US"/>
               </w:rPr>
-              <w:t>: {player_email}</w:t>
+              <w:t>: {</w:t>
+            </w:r>
+            <w:proofErr w:type="spellStart"/>
+            <w:r>
+              <w:rPr>
+                <w:lang w:val="en-US"/>
+              </w:rPr>
+              <w:t>player_email</w:t>
+            </w:r>
+            <w:proofErr w:type="spellEnd"/>
+            <w:r>
+              <w:rPr>
+                <w:lang w:val="en-US"/>
+              </w:rPr>
+              <w:t>}</w:t>
             </w:r>
           </w:p>
           <w:p>
@@ -12494,11 +13858,19 @@
                 <w:lang w:val="en-US"/>
               </w:rPr>
             </w:pPr>
-            <w:r>
-              <w:rPr>
-                <w:lang w:val="en-US"/>
-              </w:rPr>
-              <w:t>[p]Please refer to the PO attached</w:t>
+            <w:proofErr w:type="gramStart"/>
+            <w:r>
+              <w:rPr>
+                <w:lang w:val="en-US"/>
+              </w:rPr>
+              <w:t>[p]</w:t>
+            </w:r>
+            <w:proofErr w:type="gramEnd"/>
+            <w:r>
+              <w:rPr>
+                <w:lang w:val="en-US"/>
+              </w:rPr>
+              <w:t>Please refer to the PO attached</w:t>
             </w:r>
             <w:r>
               <w:rPr>
@@ -12597,6 +13969,7 @@
               </w:rPr>
               <w:t>[p]</w:t>
             </w:r>
+            <w:proofErr w:type="spellStart"/>
             <w:r>
               <w:rPr>
                 <w:rFonts w:ascii="MS Gothic" w:eastAsia="MS Gothic" w:hAnsi="MS Gothic" w:cs="MS Gothic" w:hint="eastAsia"/>
@@ -12604,6 +13977,7 @@
               </w:rPr>
               <w:t>小天才文具店</w:t>
             </w:r>
+            <w:proofErr w:type="spellEnd"/>
           </w:p>
           <w:p>
             <w:pPr>
@@ -12734,7 +14108,21 @@
               <w:rPr>
                 <w:lang w:val="en-US"/>
               </w:rPr>
-              <w:t>: {player_email}</w:t>
+              <w:t>: {</w:t>
+            </w:r>
+            <w:proofErr w:type="spellStart"/>
+            <w:r>
+              <w:rPr>
+                <w:lang w:val="en-US"/>
+              </w:rPr>
+              <w:t>player_email</w:t>
+            </w:r>
+            <w:proofErr w:type="spellEnd"/>
+            <w:r>
+              <w:rPr>
+                <w:lang w:val="en-US"/>
+              </w:rPr>
+              <w:t>}</w:t>
             </w:r>
           </w:p>
           <w:p>
@@ -13016,7 +14404,21 @@
               <w:rPr>
                 <w:lang w:val="en-US"/>
               </w:rPr>
-              <w:t>: {player_email}</w:t>
+              <w:t>: {</w:t>
+            </w:r>
+            <w:proofErr w:type="spellStart"/>
+            <w:r>
+              <w:rPr>
+                <w:lang w:val="en-US"/>
+              </w:rPr>
+              <w:t>player_email</w:t>
+            </w:r>
+            <w:proofErr w:type="spellEnd"/>
+            <w:r>
+              <w:rPr>
+                <w:lang w:val="en-US"/>
+              </w:rPr>
+              <w:t>}</w:t>
             </w:r>
           </w:p>
           <w:p>
@@ -13098,7 +14500,21 @@
               <w:rPr>
                 <w:lang w:val="en-US"/>
               </w:rPr>
-              <w:t>Hi {player_name}! It</w:t>
+              <w:t>Hi {</w:t>
+            </w:r>
+            <w:proofErr w:type="spellStart"/>
+            <w:r>
+              <w:rPr>
+                <w:lang w:val="en-US"/>
+              </w:rPr>
+              <w:t>player_name</w:t>
+            </w:r>
+            <w:proofErr w:type="spellEnd"/>
+            <w:r>
+              <w:rPr>
+                <w:lang w:val="en-US"/>
+              </w:rPr>
+              <w:t>}! It</w:t>
             </w:r>
             <w:r>
               <w:rPr>
@@ -13350,7 +14766,21 @@
               <w:rPr>
                 <w:lang w:val="en-US"/>
               </w:rPr>
-              <w:t>: {player_email}</w:t>
+              <w:t>: {</w:t>
+            </w:r>
+            <w:proofErr w:type="spellStart"/>
+            <w:r>
+              <w:rPr>
+                <w:lang w:val="en-US"/>
+              </w:rPr>
+              <w:t>player_email</w:t>
+            </w:r>
+            <w:proofErr w:type="spellEnd"/>
+            <w:r>
+              <w:rPr>
+                <w:lang w:val="en-US"/>
+              </w:rPr>
+              <w:t>}</w:t>
             </w:r>
           </w:p>
           <w:p>
@@ -13679,7 +15109,21 @@
               <w:rPr>
                 <w:lang w:val="en-US"/>
               </w:rPr>
-              <w:t>: {player_email}</w:t>
+              <w:t>: {</w:t>
+            </w:r>
+            <w:proofErr w:type="spellStart"/>
+            <w:r>
+              <w:rPr>
+                <w:lang w:val="en-US"/>
+              </w:rPr>
+              <w:t>player_email</w:t>
+            </w:r>
+            <w:proofErr w:type="spellEnd"/>
+            <w:r>
+              <w:rPr>
+                <w:lang w:val="en-US"/>
+              </w:rPr>
+              <w:t>}</w:t>
             </w:r>
           </w:p>
           <w:p>
@@ -14001,7 +15445,21 @@
               <w:rPr>
                 <w:lang w:val="en-US"/>
               </w:rPr>
-              <w:t>: {player_email}</w:t>
+              <w:t>: {</w:t>
+            </w:r>
+            <w:proofErr w:type="spellStart"/>
+            <w:r>
+              <w:rPr>
+                <w:lang w:val="en-US"/>
+              </w:rPr>
+              <w:t>player_email</w:t>
+            </w:r>
+            <w:proofErr w:type="spellEnd"/>
+            <w:r>
+              <w:rPr>
+                <w:lang w:val="en-US"/>
+              </w:rPr>
+              <w:t>}</w:t>
             </w:r>
           </w:p>
           <w:p>
@@ -14214,7 +15672,21 @@
               <w:rPr>
                 <w:lang w:val="en-US"/>
               </w:rPr>
-              <w:t>: {player_email}</w:t>
+              <w:t>: {</w:t>
+            </w:r>
+            <w:proofErr w:type="spellStart"/>
+            <w:r>
+              <w:rPr>
+                <w:lang w:val="en-US"/>
+              </w:rPr>
+              <w:t>player_email</w:t>
+            </w:r>
+            <w:proofErr w:type="spellEnd"/>
+            <w:r>
+              <w:rPr>
+                <w:lang w:val="en-US"/>
+              </w:rPr>
+              <w:t>}</w:t>
             </w:r>
           </w:p>
           <w:p>
@@ -14303,7 +15775,21 @@
               <w:rPr>
                 <w:lang w:val="en-US"/>
               </w:rPr>
-              <w:t>Hi {player_name}!</w:t>
+              <w:t>Hi {</w:t>
+            </w:r>
+            <w:proofErr w:type="spellStart"/>
+            <w:r>
+              <w:rPr>
+                <w:lang w:val="en-US"/>
+              </w:rPr>
+              <w:t>player_name</w:t>
+            </w:r>
+            <w:proofErr w:type="spellEnd"/>
+            <w:r>
+              <w:rPr>
+                <w:lang w:val="en-US"/>
+              </w:rPr>
+              <w:t>}!</w:t>
             </w:r>
           </w:p>
           <w:p>
@@ -14461,13 +15947,13 @@
     <w:tbl>
       <w:tblPr>
         <w:tblStyle w:val="TableGrid"/>
-        <w:tblW w:w="0" w:type="auto"/>
+        <w:tblW w:w="8995" w:type="dxa"/>
         <w:tblLayout w:type="fixed"/>
         <w:tblLook w:val="04A0" w:firstRow="1" w:lastRow="0" w:firstColumn="1" w:lastColumn="0" w:noHBand="0" w:noVBand="1"/>
       </w:tblPr>
       <w:tblGrid>
         <w:gridCol w:w="2605"/>
-        <w:gridCol w:w="6411"/>
+        <w:gridCol w:w="6390"/>
       </w:tblGrid>
       <w:tr>
         <w:trPr>
@@ -14495,6 +15981,7 @@
               </w:rPr>
               <w:t>D</w:t>
             </w:r>
+            <w:proofErr w:type="spellStart"/>
             <w:r>
               <w:rPr>
                 <w:b/>
@@ -14502,11 +15989,12 @@
               </w:rPr>
               <w:t>etails</w:t>
             </w:r>
+            <w:proofErr w:type="spellEnd"/>
           </w:p>
         </w:tc>
         <w:tc>
           <w:tcPr>
-            <w:tcW w:w="6411" w:type="dxa"/>
+            <w:tcW w:w="6390" w:type="dxa"/>
             <w:vAlign w:val="center"/>
           </w:tcPr>
           <w:p>
@@ -14658,7 +16146,21 @@
               <w:rPr>
                 <w:lang w:val="en-US"/>
               </w:rPr>
-              <w:t>: {player_email}</w:t>
+              <w:t>: {</w:t>
+            </w:r>
+            <w:proofErr w:type="spellStart"/>
+            <w:r>
+              <w:rPr>
+                <w:lang w:val="en-US"/>
+              </w:rPr>
+              <w:t>player_email</w:t>
+            </w:r>
+            <w:proofErr w:type="spellEnd"/>
+            <w:r>
+              <w:rPr>
+                <w:lang w:val="en-US"/>
+              </w:rPr>
+              <w:t>}</w:t>
             </w:r>
           </w:p>
           <w:p>
@@ -14727,7 +16229,7 @@
         </w:tc>
         <w:tc>
           <w:tcPr>
-            <w:tcW w:w="6411" w:type="dxa"/>
+            <w:tcW w:w="6390" w:type="dxa"/>
             <w:vAlign w:val="center"/>
           </w:tcPr>
           <w:p>
@@ -14857,7 +16359,21 @@
               <w:rPr>
                 <w:lang w:val="en-US"/>
               </w:rPr>
-              <w:t>: {player_email}</w:t>
+              <w:t>: {</w:t>
+            </w:r>
+            <w:proofErr w:type="spellStart"/>
+            <w:r>
+              <w:rPr>
+                <w:lang w:val="en-US"/>
+              </w:rPr>
+              <w:t>player_email</w:t>
+            </w:r>
+            <w:proofErr w:type="spellEnd"/>
+            <w:r>
+              <w:rPr>
+                <w:lang w:val="en-US"/>
+              </w:rPr>
+              <w:t>}</w:t>
             </w:r>
           </w:p>
           <w:p>
@@ -14918,7 +16434,7 @@
         </w:tc>
         <w:tc>
           <w:tcPr>
-            <w:tcW w:w="6411" w:type="dxa"/>
+            <w:tcW w:w="6390" w:type="dxa"/>
             <w:vAlign w:val="center"/>
           </w:tcPr>
           <w:p>
@@ -14938,7 +16454,21 @@
               <w:rPr>
                 <w:lang w:val="en-US"/>
               </w:rPr>
-              <w:t>Hi {player_name}.</w:t>
+              <w:t>Hi {</w:t>
+            </w:r>
+            <w:proofErr w:type="spellStart"/>
+            <w:r>
+              <w:rPr>
+                <w:lang w:val="en-US"/>
+              </w:rPr>
+              <w:t>player_name</w:t>
+            </w:r>
+            <w:proofErr w:type="spellEnd"/>
+            <w:r>
+              <w:rPr>
+                <w:lang w:val="en-US"/>
+              </w:rPr>
+              <w:t>}.</w:t>
             </w:r>
           </w:p>
           <w:p>
@@ -14990,7 +16520,21 @@
               <w:rPr>
                 <w:lang w:val="en-US"/>
               </w:rPr>
-              <w:t>[p]Many companies reported they have been under cyber attack, but not a single report from C17…</w:t>
+              <w:t xml:space="preserve">[p]Many companies reported they have been under </w:t>
+            </w:r>
+            <w:proofErr w:type="spellStart"/>
+            <w:r>
+              <w:rPr>
+                <w:lang w:val="en-US"/>
+              </w:rPr>
+              <w:t>cyber attack</w:t>
+            </w:r>
+            <w:proofErr w:type="spellEnd"/>
+            <w:r>
+              <w:rPr>
+                <w:lang w:val="en-US"/>
+              </w:rPr>
+              <w:t>, but not a single report from C17…</w:t>
             </w:r>
           </w:p>
           <w:p>
@@ -15166,7 +16710,21 @@
               <w:rPr>
                 <w:lang w:val="en-US"/>
               </w:rPr>
-              <w:t>: {player_email}</w:t>
+              <w:t>: {</w:t>
+            </w:r>
+            <w:proofErr w:type="spellStart"/>
+            <w:r>
+              <w:rPr>
+                <w:lang w:val="en-US"/>
+              </w:rPr>
+              <w:t>player_email</w:t>
+            </w:r>
+            <w:proofErr w:type="spellEnd"/>
+            <w:r>
+              <w:rPr>
+                <w:lang w:val="en-US"/>
+              </w:rPr>
+              <w:t>}</w:t>
             </w:r>
           </w:p>
           <w:p>
@@ -15259,7 +16817,7 @@
         </w:tc>
         <w:tc>
           <w:tcPr>
-            <w:tcW w:w="6411" w:type="dxa"/>
+            <w:tcW w:w="6390" w:type="dxa"/>
             <w:vAlign w:val="center"/>
           </w:tcPr>
           <w:p>
@@ -15435,7 +16993,21 @@
               <w:rPr>
                 <w:lang w:val="en-US"/>
               </w:rPr>
-              <w:t>: {player_email}</w:t>
+              <w:t>: {</w:t>
+            </w:r>
+            <w:proofErr w:type="spellStart"/>
+            <w:r>
+              <w:rPr>
+                <w:lang w:val="en-US"/>
+              </w:rPr>
+              <w:t>player_email</w:t>
+            </w:r>
+            <w:proofErr w:type="spellEnd"/>
+            <w:r>
+              <w:rPr>
+                <w:lang w:val="en-US"/>
+              </w:rPr>
+              <w:t>}</w:t>
             </w:r>
           </w:p>
           <w:p>
@@ -15498,7 +17070,7 @@
         </w:tc>
         <w:tc>
           <w:tcPr>
-            <w:tcW w:w="6411" w:type="dxa"/>
+            <w:tcW w:w="6390" w:type="dxa"/>
             <w:vAlign w:val="center"/>
           </w:tcPr>
           <w:p>
@@ -15511,7 +17083,21 @@
               <w:rPr>
                 <w:lang w:val="en-US"/>
               </w:rPr>
-              <w:t>Worry no more! The best defense against the frequent cyber attacks is here! Download the file attached now, install the application and carry on without ever worrying about attacks!</w:t>
+              <w:t xml:space="preserve">Worry no more! The best defense against the frequent </w:t>
+            </w:r>
+            <w:proofErr w:type="spellStart"/>
+            <w:r>
+              <w:rPr>
+                <w:lang w:val="en-US"/>
+              </w:rPr>
+              <w:t>cyber attacks</w:t>
+            </w:r>
+            <w:proofErr w:type="spellEnd"/>
+            <w:r>
+              <w:rPr>
+                <w:lang w:val="en-US"/>
+              </w:rPr>
+              <w:t xml:space="preserve"> is here! Download the file attached now, install the application and carry on without ever worrying about attacks!</w:t>
             </w:r>
           </w:p>
         </w:tc>
@@ -15643,7 +17229,21 @@
               <w:rPr>
                 <w:lang w:val="en-US"/>
               </w:rPr>
-              <w:t>: {player_email}</w:t>
+              <w:t>: {</w:t>
+            </w:r>
+            <w:proofErr w:type="spellStart"/>
+            <w:r>
+              <w:rPr>
+                <w:lang w:val="en-US"/>
+              </w:rPr>
+              <w:t>player_email</w:t>
+            </w:r>
+            <w:proofErr w:type="spellEnd"/>
+            <w:r>
+              <w:rPr>
+                <w:lang w:val="en-US"/>
+              </w:rPr>
+              <w:t>}</w:t>
             </w:r>
           </w:p>
           <w:p>
@@ -15706,7 +17306,7 @@
         </w:tc>
         <w:tc>
           <w:tcPr>
-            <w:tcW w:w="6411" w:type="dxa"/>
+            <w:tcW w:w="6390" w:type="dxa"/>
             <w:vAlign w:val="center"/>
           </w:tcPr>
           <w:p>
@@ -15917,7 +17517,21 @@
               <w:rPr>
                 <w:lang w:val="en-US"/>
               </w:rPr>
-              <w:t>: {player_email}</w:t>
+              <w:t>: {</w:t>
+            </w:r>
+            <w:proofErr w:type="spellStart"/>
+            <w:r>
+              <w:rPr>
+                <w:lang w:val="en-US"/>
+              </w:rPr>
+              <w:t>player_email</w:t>
+            </w:r>
+            <w:proofErr w:type="spellEnd"/>
+            <w:r>
+              <w:rPr>
+                <w:lang w:val="en-US"/>
+              </w:rPr>
+              <w:t>}</w:t>
             </w:r>
           </w:p>
           <w:p>
@@ -15980,7 +17594,7 @@
         </w:tc>
         <w:tc>
           <w:tcPr>
-            <w:tcW w:w="6411" w:type="dxa"/>
+            <w:tcW w:w="6390" w:type="dxa"/>
             <w:vAlign w:val="center"/>
           </w:tcPr>
           <w:p>
@@ -16107,12 +17721,14 @@
               </w:rPr>
               <w:t xml:space="preserve">: </w:t>
             </w:r>
+            <w:proofErr w:type="spellStart"/>
             <w:r>
               <w:rPr>
                 <w:lang w:val="en-US"/>
               </w:rPr>
               <w:t>HOBBYART</w:t>
             </w:r>
+            <w:proofErr w:type="spellEnd"/>
           </w:p>
           <w:p>
             <w:pPr>
@@ -16159,7 +17775,21 @@
               <w:rPr>
                 <w:lang w:val="en-US"/>
               </w:rPr>
-              <w:t>: {player_email}</w:t>
+              <w:t>: {</w:t>
+            </w:r>
+            <w:proofErr w:type="spellStart"/>
+            <w:r>
+              <w:rPr>
+                <w:lang w:val="en-US"/>
+              </w:rPr>
+              <w:t>player_email</w:t>
+            </w:r>
+            <w:proofErr w:type="spellEnd"/>
+            <w:r>
+              <w:rPr>
+                <w:lang w:val="en-US"/>
+              </w:rPr>
+              <w:t>}</w:t>
             </w:r>
           </w:p>
           <w:p>
@@ -16222,7 +17852,7 @@
         </w:tc>
         <w:tc>
           <w:tcPr>
-            <w:tcW w:w="6411" w:type="dxa"/>
+            <w:tcW w:w="6390" w:type="dxa"/>
             <w:vAlign w:val="center"/>
           </w:tcPr>
           <w:p>
@@ -16248,7 +17878,21 @@
               <w:rPr>
                 <w:lang w:val="en-US"/>
               </w:rPr>
-              <w:t xml:space="preserve"> for HOBBYART Art Supplies Store.</w:t>
+              <w:t xml:space="preserve"> for </w:t>
+            </w:r>
+            <w:proofErr w:type="spellStart"/>
+            <w:r>
+              <w:rPr>
+                <w:lang w:val="en-US"/>
+              </w:rPr>
+              <w:t>HOBBYART</w:t>
+            </w:r>
+            <w:proofErr w:type="spellEnd"/>
+            <w:r>
+              <w:rPr>
+                <w:lang w:val="en-US"/>
+              </w:rPr>
+              <w:t xml:space="preserve"> Art Supplies Store.</w:t>
             </w:r>
           </w:p>
           <w:p>
@@ -16274,7 +17918,21 @@
               <w:rPr>
                 <w:lang w:val="en-US"/>
               </w:rPr>
-              <w:t>[p]The order file is attached in this email. Please refer to it for details and contact us if there are any issues.</w:t>
+              <w:t>[p]</w:t>
+            </w:r>
+            <w:proofErr w:type="gramStart"/>
+            <w:r>
+              <w:rPr>
+                <w:lang w:val="en-US"/>
+              </w:rPr>
+              <w:t>The</w:t>
+            </w:r>
+            <w:proofErr w:type="gramEnd"/>
+            <w:r>
+              <w:rPr>
+                <w:lang w:val="en-US"/>
+              </w:rPr>
+              <w:t xml:space="preserve"> order file is attached in this email. Please refer to it for details and contact us if there are any issues.</w:t>
             </w:r>
           </w:p>
           <w:p>
@@ -16477,7 +18135,21 @@
               <w:rPr>
                 <w:lang w:val="en-US"/>
               </w:rPr>
-              <w:t>: {player_email}</w:t>
+              <w:t>: {</w:t>
+            </w:r>
+            <w:proofErr w:type="spellStart"/>
+            <w:r>
+              <w:rPr>
+                <w:lang w:val="en-US"/>
+              </w:rPr>
+              <w:t>player_email</w:t>
+            </w:r>
+            <w:proofErr w:type="spellEnd"/>
+            <w:r>
+              <w:rPr>
+                <w:lang w:val="en-US"/>
+              </w:rPr>
+              <w:t>}</w:t>
             </w:r>
           </w:p>
           <w:p>
@@ -16561,7 +18233,7 @@
         </w:tc>
         <w:tc>
           <w:tcPr>
-            <w:tcW w:w="6411" w:type="dxa"/>
+            <w:tcW w:w="6390" w:type="dxa"/>
             <w:vAlign w:val="center"/>
           </w:tcPr>
           <w:p>
@@ -16574,7 +18246,21 @@
               <w:rPr>
                 <w:lang w:val="en-US"/>
               </w:rPr>
-              <w:t>Hi {player_name}!</w:t>
+              <w:t>Hi {</w:t>
+            </w:r>
+            <w:proofErr w:type="spellStart"/>
+            <w:r>
+              <w:rPr>
+                <w:lang w:val="en-US"/>
+              </w:rPr>
+              <w:t>player_name</w:t>
+            </w:r>
+            <w:proofErr w:type="spellEnd"/>
+            <w:r>
+              <w:rPr>
+                <w:lang w:val="en-US"/>
+              </w:rPr>
+              <w:t>}!</w:t>
             </w:r>
           </w:p>
           <w:p>
@@ -16709,12 +18395,14 @@
               </w:rPr>
               <w:t xml:space="preserve">: </w:t>
             </w:r>
-            <w:r>
-              <w:rPr>
-                <w:lang w:val="en-US"/>
-              </w:rPr>
-              <w:t>YOUWILLJOINUS</w:t>
-            </w:r>
+            <w:proofErr w:type="spellStart"/>
+            <w:r>
+              <w:rPr>
+                <w:lang w:val="en-US"/>
+              </w:rPr>
+              <w:t>YOUWILLJOINUS</w:t>
+            </w:r>
+            <w:proofErr w:type="spellEnd"/>
           </w:p>
           <w:p>
             <w:pPr>
@@ -16776,7 +18464,21 @@
               <w:rPr>
                 <w:lang w:val="en-US"/>
               </w:rPr>
-              <w:t>: {player_email}</w:t>
+              <w:t>: {</w:t>
+            </w:r>
+            <w:proofErr w:type="spellStart"/>
+            <w:r>
+              <w:rPr>
+                <w:lang w:val="en-US"/>
+              </w:rPr>
+              <w:t>player_email</w:t>
+            </w:r>
+            <w:proofErr w:type="spellEnd"/>
+            <w:r>
+              <w:rPr>
+                <w:lang w:val="en-US"/>
+              </w:rPr>
+              <w:t>}</w:t>
             </w:r>
           </w:p>
           <w:p>
@@ -16820,12 +18522,14 @@
               </w:rPr>
               <w:t xml:space="preserve">: </w:t>
             </w:r>
-            <w:r>
-              <w:rPr>
-                <w:lang w:val="en-US"/>
-              </w:rPr>
-              <w:t>YOUWILLJOINUS</w:t>
-            </w:r>
+            <w:proofErr w:type="spellStart"/>
+            <w:r>
+              <w:rPr>
+                <w:lang w:val="en-US"/>
+              </w:rPr>
+              <w:t>YOUWILLJOINUS</w:t>
+            </w:r>
+            <w:proofErr w:type="spellEnd"/>
           </w:p>
           <w:p>
             <w:pPr>
@@ -16839,7 +18543,7 @@
         </w:tc>
         <w:tc>
           <w:tcPr>
-            <w:tcW w:w="6411" w:type="dxa"/>
+            <w:tcW w:w="6390" w:type="dxa"/>
             <w:vAlign w:val="center"/>
           </w:tcPr>
           <w:p>
@@ -16855,115 +18559,3698 @@
                 <w:lang w:val="en-US"/>
               </w:rPr>
             </w:pPr>
-            <w:r>
-              <w:rPr>
-                <w:lang w:val="en-US"/>
-              </w:rPr>
-              <w:t>YOUWILLJOINUS YOUWILLJOINUS YOUWILLJOINUS YOUWILLJOINUS YOUWILLJOINUS YOUWILLJOINUS YOUWILLJOINUS YOUWILLJOINUS YOUWILLJOINUS YOUWILLJOINUS YOUWILLJOINUS YOUWILLJOINUS YOUWILLJOINUS YOUWILLJOINUS YOUWILLJOINUS</w:t>
-            </w:r>
-            <w:r>
-              <w:rPr>
-                <w:lang w:val="en-US"/>
-              </w:rPr>
-              <w:t xml:space="preserve"> </w:t>
-            </w:r>
-            <w:r>
-              <w:rPr>
-                <w:lang w:val="en-US"/>
-              </w:rPr>
-              <w:t>YOUWILLJOINUS YOUWILLJOINUS YOUWILLJOINUS YOUWILLJOINUS YOUWILLJOINUS YOUWILLJOINUS YOUWILLJOINUS YOUWILLJOINUS YOUWILLJOINUS</w:t>
-            </w:r>
-            <w:r>
-              <w:rPr>
-                <w:lang w:val="en-US"/>
-              </w:rPr>
-              <w:t xml:space="preserve"> </w:t>
-            </w:r>
-            <w:r>
-              <w:rPr>
-                <w:lang w:val="en-US"/>
-              </w:rPr>
-              <w:t>YOUWILLJOINUS YOUWILLJOINUS YOUWILLJOINUS YOUWILLJOINUS YOUWILLJOINUS YOUWILLJOINUS YOUWILLJOINUS YOUWILLJOINUS YOUWILLJOINUS</w:t>
-            </w:r>
-            <w:r>
-              <w:rPr>
-                <w:lang w:val="en-US"/>
-              </w:rPr>
-              <w:t xml:space="preserve"> </w:t>
-            </w:r>
-            <w:r>
-              <w:rPr>
-                <w:lang w:val="en-US"/>
-              </w:rPr>
-              <w:t xml:space="preserve">YOUWILLJOINUS YOUWILLJOINUS YOUWILLJOINUS YOUWILLJOINUS YOUWILLJOINUS YOUWILLJOINUS YOUWILLJOINUS </w:t>
-            </w:r>
+            <w:proofErr w:type="spellStart"/>
+            <w:r>
+              <w:rPr>
+                <w:lang w:val="en-US"/>
+              </w:rPr>
+              <w:t>YOUWILLJOINUS</w:t>
+            </w:r>
+            <w:proofErr w:type="spellEnd"/>
+            <w:r>
+              <w:rPr>
+                <w:lang w:val="en-US"/>
+              </w:rPr>
+              <w:t xml:space="preserve"> </w:t>
+            </w:r>
+            <w:proofErr w:type="spellStart"/>
+            <w:r>
+              <w:rPr>
+                <w:lang w:val="en-US"/>
+              </w:rPr>
+              <w:t>YOUWILLJOINUS</w:t>
+            </w:r>
+            <w:proofErr w:type="spellEnd"/>
+            <w:r>
+              <w:rPr>
+                <w:lang w:val="en-US"/>
+              </w:rPr>
+              <w:t xml:space="preserve"> </w:t>
+            </w:r>
+            <w:proofErr w:type="spellStart"/>
+            <w:r>
+              <w:rPr>
+                <w:lang w:val="en-US"/>
+              </w:rPr>
+              <w:t>YOUWILLJOINUS</w:t>
+            </w:r>
+            <w:proofErr w:type="spellEnd"/>
+            <w:r>
+              <w:rPr>
+                <w:lang w:val="en-US"/>
+              </w:rPr>
+              <w:t xml:space="preserve"> </w:t>
+            </w:r>
+            <w:proofErr w:type="spellStart"/>
+            <w:r>
+              <w:rPr>
+                <w:lang w:val="en-US"/>
+              </w:rPr>
+              <w:t>YOUWILLJOINUS</w:t>
+            </w:r>
+            <w:proofErr w:type="spellEnd"/>
+            <w:r>
+              <w:rPr>
+                <w:lang w:val="en-US"/>
+              </w:rPr>
+              <w:t xml:space="preserve"> </w:t>
+            </w:r>
+            <w:proofErr w:type="spellStart"/>
+            <w:r>
+              <w:rPr>
+                <w:lang w:val="en-US"/>
+              </w:rPr>
+              <w:t>YOUWILLJOINUS</w:t>
+            </w:r>
+            <w:proofErr w:type="spellEnd"/>
+            <w:r>
+              <w:rPr>
+                <w:lang w:val="en-US"/>
+              </w:rPr>
+              <w:t xml:space="preserve"> </w:t>
+            </w:r>
+            <w:proofErr w:type="spellStart"/>
+            <w:r>
+              <w:rPr>
+                <w:lang w:val="en-US"/>
+              </w:rPr>
+              <w:t>YOUWILLJOINUS</w:t>
+            </w:r>
+            <w:proofErr w:type="spellEnd"/>
+            <w:r>
+              <w:rPr>
+                <w:lang w:val="en-US"/>
+              </w:rPr>
+              <w:t xml:space="preserve"> </w:t>
+            </w:r>
+            <w:proofErr w:type="spellStart"/>
+            <w:r>
+              <w:rPr>
+                <w:lang w:val="en-US"/>
+              </w:rPr>
+              <w:t>YOUWILLJOINUS</w:t>
+            </w:r>
+            <w:proofErr w:type="spellEnd"/>
+            <w:r>
+              <w:rPr>
+                <w:lang w:val="en-US"/>
+              </w:rPr>
+              <w:t xml:space="preserve"> </w:t>
+            </w:r>
+            <w:proofErr w:type="spellStart"/>
+            <w:r>
+              <w:rPr>
+                <w:lang w:val="en-US"/>
+              </w:rPr>
+              <w:t>YOUWILLJOINUS</w:t>
+            </w:r>
+            <w:proofErr w:type="spellEnd"/>
+            <w:r>
+              <w:rPr>
+                <w:lang w:val="en-US"/>
+              </w:rPr>
+              <w:t xml:space="preserve"> </w:t>
+            </w:r>
+            <w:proofErr w:type="spellStart"/>
+            <w:r>
+              <w:rPr>
+                <w:lang w:val="en-US"/>
+              </w:rPr>
+              <w:t>YOUWILLJOINUS</w:t>
+            </w:r>
+            <w:proofErr w:type="spellEnd"/>
+            <w:r>
+              <w:rPr>
+                <w:lang w:val="en-US"/>
+              </w:rPr>
+              <w:t xml:space="preserve"> </w:t>
+            </w:r>
+            <w:proofErr w:type="spellStart"/>
+            <w:r>
+              <w:rPr>
+                <w:lang w:val="en-US"/>
+              </w:rPr>
+              <w:t>YOUWILLJOINUS</w:t>
+            </w:r>
+            <w:proofErr w:type="spellEnd"/>
+            <w:r>
+              <w:rPr>
+                <w:lang w:val="en-US"/>
+              </w:rPr>
+              <w:t xml:space="preserve"> </w:t>
+            </w:r>
+            <w:proofErr w:type="spellStart"/>
+            <w:r>
+              <w:rPr>
+                <w:lang w:val="en-US"/>
+              </w:rPr>
+              <w:t>YOUWILLJOINUS</w:t>
+            </w:r>
+            <w:proofErr w:type="spellEnd"/>
+            <w:r>
+              <w:rPr>
+                <w:lang w:val="en-US"/>
+              </w:rPr>
+              <w:t xml:space="preserve"> </w:t>
+            </w:r>
+            <w:proofErr w:type="spellStart"/>
+            <w:r>
+              <w:rPr>
+                <w:lang w:val="en-US"/>
+              </w:rPr>
+              <w:t>YOUWILLJOINUS</w:t>
+            </w:r>
+            <w:proofErr w:type="spellEnd"/>
+            <w:r>
+              <w:rPr>
+                <w:lang w:val="en-US"/>
+              </w:rPr>
+              <w:t xml:space="preserve"> </w:t>
+            </w:r>
+            <w:proofErr w:type="spellStart"/>
+            <w:r>
+              <w:rPr>
+                <w:lang w:val="en-US"/>
+              </w:rPr>
+              <w:t>YOUWILLJOINUS</w:t>
+            </w:r>
+            <w:proofErr w:type="spellEnd"/>
+            <w:r>
+              <w:rPr>
+                <w:lang w:val="en-US"/>
+              </w:rPr>
+              <w:t xml:space="preserve"> </w:t>
+            </w:r>
+            <w:proofErr w:type="spellStart"/>
+            <w:r>
+              <w:rPr>
+                <w:lang w:val="en-US"/>
+              </w:rPr>
+              <w:t>YOUWILLJOINUS</w:t>
+            </w:r>
+            <w:proofErr w:type="spellEnd"/>
+            <w:r>
+              <w:rPr>
+                <w:lang w:val="en-US"/>
+              </w:rPr>
+              <w:t xml:space="preserve"> </w:t>
+            </w:r>
+            <w:proofErr w:type="spellStart"/>
+            <w:r>
+              <w:rPr>
+                <w:lang w:val="en-US"/>
+              </w:rPr>
+              <w:t>YOUWILLJOINUS</w:t>
+            </w:r>
+            <w:proofErr w:type="spellEnd"/>
+            <w:r>
+              <w:rPr>
+                <w:lang w:val="en-US"/>
+              </w:rPr>
+              <w:t xml:space="preserve"> </w:t>
+            </w:r>
+            <w:proofErr w:type="spellStart"/>
+            <w:r>
+              <w:rPr>
+                <w:lang w:val="en-US"/>
+              </w:rPr>
+              <w:t>YOUWILLJOINUS</w:t>
+            </w:r>
+            <w:proofErr w:type="spellEnd"/>
+            <w:r>
+              <w:rPr>
+                <w:lang w:val="en-US"/>
+              </w:rPr>
+              <w:t xml:space="preserve"> </w:t>
+            </w:r>
+            <w:proofErr w:type="spellStart"/>
+            <w:r>
+              <w:rPr>
+                <w:lang w:val="en-US"/>
+              </w:rPr>
+              <w:t>YOUWILLJOINUS</w:t>
+            </w:r>
+            <w:proofErr w:type="spellEnd"/>
+            <w:r>
+              <w:rPr>
+                <w:lang w:val="en-US"/>
+              </w:rPr>
+              <w:t xml:space="preserve"> </w:t>
+            </w:r>
+            <w:proofErr w:type="spellStart"/>
+            <w:r>
+              <w:rPr>
+                <w:lang w:val="en-US"/>
+              </w:rPr>
+              <w:t>YOUWILLJOINUS</w:t>
+            </w:r>
+            <w:proofErr w:type="spellEnd"/>
+            <w:r>
+              <w:rPr>
+                <w:lang w:val="en-US"/>
+              </w:rPr>
+              <w:t xml:space="preserve"> </w:t>
+            </w:r>
+            <w:proofErr w:type="spellStart"/>
+            <w:r>
+              <w:rPr>
+                <w:lang w:val="en-US"/>
+              </w:rPr>
+              <w:t>YOUWILLJOINUS</w:t>
+            </w:r>
+            <w:proofErr w:type="spellEnd"/>
+            <w:r>
+              <w:rPr>
+                <w:lang w:val="en-US"/>
+              </w:rPr>
+              <w:t xml:space="preserve"> </w:t>
+            </w:r>
+            <w:proofErr w:type="spellStart"/>
+            <w:r>
+              <w:rPr>
+                <w:lang w:val="en-US"/>
+              </w:rPr>
+              <w:t>YOUWILLJOINUS</w:t>
+            </w:r>
+            <w:proofErr w:type="spellEnd"/>
+            <w:r>
+              <w:rPr>
+                <w:lang w:val="en-US"/>
+              </w:rPr>
+              <w:t xml:space="preserve"> </w:t>
+            </w:r>
+            <w:proofErr w:type="spellStart"/>
+            <w:r>
+              <w:rPr>
+                <w:lang w:val="en-US"/>
+              </w:rPr>
+              <w:t>YOUWILLJOINUS</w:t>
+            </w:r>
+            <w:proofErr w:type="spellEnd"/>
+            <w:r>
+              <w:rPr>
+                <w:lang w:val="en-US"/>
+              </w:rPr>
+              <w:t xml:space="preserve"> </w:t>
+            </w:r>
+            <w:proofErr w:type="spellStart"/>
+            <w:r>
+              <w:rPr>
+                <w:lang w:val="en-US"/>
+              </w:rPr>
+              <w:t>YOUWILLJOINUS</w:t>
+            </w:r>
+            <w:proofErr w:type="spellEnd"/>
+            <w:r>
+              <w:rPr>
+                <w:lang w:val="en-US"/>
+              </w:rPr>
+              <w:t xml:space="preserve"> </w:t>
+            </w:r>
+            <w:proofErr w:type="spellStart"/>
+            <w:r>
+              <w:rPr>
+                <w:lang w:val="en-US"/>
+              </w:rPr>
+              <w:t>YOUWILLJOINUS</w:t>
+            </w:r>
+            <w:proofErr w:type="spellEnd"/>
+            <w:r>
+              <w:rPr>
+                <w:lang w:val="en-US"/>
+              </w:rPr>
+              <w:t xml:space="preserve"> </w:t>
+            </w:r>
+            <w:proofErr w:type="spellStart"/>
+            <w:r>
+              <w:rPr>
+                <w:lang w:val="en-US"/>
+              </w:rPr>
+              <w:t>YOUWILLJOINUS</w:t>
+            </w:r>
+            <w:proofErr w:type="spellEnd"/>
+            <w:r>
+              <w:rPr>
+                <w:lang w:val="en-US"/>
+              </w:rPr>
+              <w:t xml:space="preserve"> </w:t>
+            </w:r>
+            <w:proofErr w:type="spellStart"/>
+            <w:r>
+              <w:rPr>
+                <w:lang w:val="en-US"/>
+              </w:rPr>
+              <w:t>YOUWILLJOINUS</w:t>
+            </w:r>
+            <w:proofErr w:type="spellEnd"/>
+            <w:r>
+              <w:rPr>
+                <w:lang w:val="en-US"/>
+              </w:rPr>
+              <w:t xml:space="preserve"> </w:t>
+            </w:r>
+            <w:proofErr w:type="spellStart"/>
+            <w:r>
+              <w:rPr>
+                <w:lang w:val="en-US"/>
+              </w:rPr>
+              <w:t>YOUWILLJOINUS</w:t>
+            </w:r>
+            <w:proofErr w:type="spellEnd"/>
+            <w:r>
+              <w:rPr>
+                <w:lang w:val="en-US"/>
+              </w:rPr>
+              <w:t xml:space="preserve"> </w:t>
+            </w:r>
+            <w:proofErr w:type="spellStart"/>
+            <w:r>
+              <w:rPr>
+                <w:lang w:val="en-US"/>
+              </w:rPr>
+              <w:t>YOUWILLJOINUS</w:t>
+            </w:r>
+            <w:proofErr w:type="spellEnd"/>
+            <w:r>
+              <w:rPr>
+                <w:lang w:val="en-US"/>
+              </w:rPr>
+              <w:t xml:space="preserve"> </w:t>
+            </w:r>
+            <w:proofErr w:type="spellStart"/>
+            <w:r>
+              <w:rPr>
+                <w:lang w:val="en-US"/>
+              </w:rPr>
+              <w:t>YOUWILLJOINUS</w:t>
+            </w:r>
+            <w:proofErr w:type="spellEnd"/>
+            <w:r>
+              <w:rPr>
+                <w:lang w:val="en-US"/>
+              </w:rPr>
+              <w:t xml:space="preserve"> </w:t>
+            </w:r>
+            <w:proofErr w:type="spellStart"/>
+            <w:r>
+              <w:rPr>
+                <w:lang w:val="en-US"/>
+              </w:rPr>
+              <w:t>YOUWILLJOINUS</w:t>
+            </w:r>
+            <w:proofErr w:type="spellEnd"/>
+            <w:r>
+              <w:rPr>
+                <w:lang w:val="en-US"/>
+              </w:rPr>
+              <w:t xml:space="preserve"> </w:t>
+            </w:r>
+            <w:proofErr w:type="spellStart"/>
+            <w:r>
+              <w:rPr>
+                <w:lang w:val="en-US"/>
+              </w:rPr>
+              <w:t>YOUWILLJOINUS</w:t>
+            </w:r>
+            <w:proofErr w:type="spellEnd"/>
+            <w:r>
+              <w:rPr>
+                <w:lang w:val="en-US"/>
+              </w:rPr>
+              <w:t xml:space="preserve"> </w:t>
+            </w:r>
+            <w:proofErr w:type="spellStart"/>
+            <w:r>
+              <w:rPr>
+                <w:lang w:val="en-US"/>
+              </w:rPr>
+              <w:t>YOUWILLJOINUS</w:t>
+            </w:r>
+            <w:proofErr w:type="spellEnd"/>
+            <w:r>
+              <w:rPr>
+                <w:lang w:val="en-US"/>
+              </w:rPr>
+              <w:t xml:space="preserve"> </w:t>
+            </w:r>
+            <w:proofErr w:type="spellStart"/>
+            <w:r>
+              <w:rPr>
+                <w:lang w:val="en-US"/>
+              </w:rPr>
+              <w:t>YOUWILLJOINUS</w:t>
+            </w:r>
+            <w:proofErr w:type="spellEnd"/>
+            <w:r>
+              <w:rPr>
+                <w:lang w:val="en-US"/>
+              </w:rPr>
+              <w:t xml:space="preserve"> </w:t>
+            </w:r>
+            <w:proofErr w:type="spellStart"/>
+            <w:r>
+              <w:rPr>
+                <w:lang w:val="en-US"/>
+              </w:rPr>
+              <w:t>YOUWILLJOINUS</w:t>
+            </w:r>
+            <w:proofErr w:type="spellEnd"/>
+            <w:r>
+              <w:rPr>
+                <w:lang w:val="en-US"/>
+              </w:rPr>
+              <w:t xml:space="preserve"> </w:t>
+            </w:r>
+            <w:proofErr w:type="spellStart"/>
+            <w:r>
+              <w:rPr>
+                <w:lang w:val="en-US"/>
+              </w:rPr>
+              <w:t>YOUWILLJOINUS</w:t>
+            </w:r>
+            <w:proofErr w:type="spellEnd"/>
+            <w:r>
+              <w:rPr>
+                <w:lang w:val="en-US"/>
+              </w:rPr>
+              <w:t xml:space="preserve"> </w:t>
+            </w:r>
+            <w:proofErr w:type="spellStart"/>
+            <w:r>
+              <w:rPr>
+                <w:lang w:val="en-US"/>
+              </w:rPr>
+              <w:t>YOUWILLJOINUS</w:t>
+            </w:r>
+            <w:proofErr w:type="spellEnd"/>
+            <w:r>
+              <w:rPr>
+                <w:lang w:val="en-US"/>
+              </w:rPr>
+              <w:t xml:space="preserve"> </w:t>
+            </w:r>
+            <w:proofErr w:type="spellStart"/>
+            <w:r>
+              <w:rPr>
+                <w:lang w:val="en-US"/>
+              </w:rPr>
+              <w:t>YOUWILLJOINUS</w:t>
+            </w:r>
+            <w:proofErr w:type="spellEnd"/>
+            <w:r>
+              <w:rPr>
+                <w:lang w:val="en-US"/>
+              </w:rPr>
+              <w:t xml:space="preserve"> </w:t>
+            </w:r>
+            <w:proofErr w:type="spellStart"/>
+            <w:r>
+              <w:rPr>
+                <w:lang w:val="en-US"/>
+              </w:rPr>
+              <w:t>YOUWILLJOINUS</w:t>
+            </w:r>
+            <w:proofErr w:type="spellEnd"/>
+            <w:r>
+              <w:rPr>
+                <w:lang w:val="en-US"/>
+              </w:rPr>
+              <w:t xml:space="preserve"> </w:t>
+            </w:r>
+            <w:proofErr w:type="spellStart"/>
+            <w:r>
+              <w:rPr>
+                <w:lang w:val="en-US"/>
+              </w:rPr>
+              <w:t>YOUWILLJOINUS</w:t>
+            </w:r>
+            <w:proofErr w:type="spellEnd"/>
+            <w:r>
+              <w:rPr>
+                <w:lang w:val="en-US"/>
+              </w:rPr>
+              <w:t xml:space="preserve"> </w:t>
+            </w:r>
+            <w:proofErr w:type="spellStart"/>
+            <w:r>
+              <w:rPr>
+                <w:lang w:val="en-US"/>
+              </w:rPr>
+              <w:t>YOUWILLJOINUS</w:t>
+            </w:r>
+            <w:proofErr w:type="spellEnd"/>
+            <w:r>
+              <w:rPr>
+                <w:lang w:val="en-US"/>
+              </w:rPr>
+              <w:t xml:space="preserve"> </w:t>
+            </w:r>
+            <w:proofErr w:type="spellStart"/>
+            <w:r>
+              <w:rPr>
+                <w:lang w:val="en-US"/>
+              </w:rPr>
+              <w:t>YOUWILLJOINUS</w:t>
+            </w:r>
+            <w:proofErr w:type="spellEnd"/>
+            <w:r>
+              <w:rPr>
+                <w:lang w:val="en-US"/>
+              </w:rPr>
+              <w:t xml:space="preserve"> </w:t>
+            </w:r>
+            <w:proofErr w:type="spellStart"/>
             <w:r>
               <w:rPr>
                 <w:lang w:val="en-US"/>
               </w:rPr>
               <w:lastRenderedPageBreak/>
-              <w:t>YOUWILLJOINUS YOUWILLJOINUS</w:t>
-            </w:r>
-            <w:r>
-              <w:rPr>
-                <w:lang w:val="en-US"/>
-              </w:rPr>
-              <w:t xml:space="preserve"> </w:t>
-            </w:r>
-            <w:r>
-              <w:rPr>
-                <w:lang w:val="en-US"/>
-              </w:rPr>
-              <w:t>YOUWILLJOINUS YOUWILLJOINUS YOUWILLJOINUS YOUWILLJOINUS YOUWILLJOINUS YOUWILLJOINUS YOUWILLJOINUS YOUWILLJOINUS YOUWILLJOINUS</w:t>
-            </w:r>
-            <w:r>
-              <w:rPr>
-                <w:lang w:val="en-US"/>
-              </w:rPr>
-              <w:t xml:space="preserve"> </w:t>
-            </w:r>
-            <w:r>
-              <w:rPr>
-                <w:lang w:val="en-US"/>
-              </w:rPr>
-              <w:t>YOUWILLJOINUS YOUWILLJOINUS YOUWILLJOINUS YOUWILLJOINUS YOUWILLJOINUS YOUWILLJOINUS YOUWILLJOINUS YOUWILLJOINUS YOUWILLJOINUS</w:t>
-            </w:r>
-            <w:r>
-              <w:rPr>
-                <w:lang w:val="en-US"/>
-              </w:rPr>
-              <w:t xml:space="preserve"> </w:t>
-            </w:r>
-            <w:r>
-              <w:rPr>
-                <w:lang w:val="en-US"/>
-              </w:rPr>
-              <w:t>YOUWILLJOINUS YOUWILLJOINUS YOUWILLJOINUS YOUWILLJOINUS YOUWILLJOINUS YOUWILLJOINUS YOUWILLJOINUS YOUWILLJOINUS YOUWILLJOINUS YOUWILLJOINUS YOUWILLJOINUS YOUWILLJOINUS YOUWILLJOINUS YOUWILLJOINUS YOUWILLJOINUS YOUWILLJOINUS YOUWILLJOINUS YOUWILLJOINUS YOUWILLJOINUS YOUWILLJOINUS YOUWILLJOINUS YOUWILLJOINUS YOUWILLJOINUS YOUWILLJOINUS YOUWILLJOINUS YOUWILLJOINUS YOUWILLJOINUS YOUWILLJOINUS YOUWILLJOINUS YOUWILLJOINUS YOUWILLJOINUS YOUWILLJOINUS YOUWILLJOINUS YOUWILLJOINUS YOUWILLJOINUS YOUWILLJOINUS YOUWILLJOINUS YOUWILLJOINUS YOUWILLJOINUS YOUWILLJOINUS</w:t>
-            </w:r>
-            <w:r>
-              <w:rPr>
-                <w:lang w:val="en-US"/>
-              </w:rPr>
-              <w:t xml:space="preserve"> </w:t>
-            </w:r>
-            <w:r>
-              <w:rPr>
-                <w:lang w:val="en-US"/>
-              </w:rPr>
-              <w:t>YOUWILLJOINUS YOUWILLJOINUS YOUWILLJOINUS YOUWILLJOINUS YOUWILLJOINUS YOUWILLJOINUS YOUWILLJOINUS YOUWILLJOINUS YOUWILLJOINUS YOUWILLJOINUS YOUWILLJOINUS YOUWILLJOINUS YOUWILLJOINUS YOUWILLJOINUS YOUWILLJOINUS YOUWILLJOINUS YOUWILLJOINUS YOUWILLJOINUS YOUWILLJOINUS YOUWILLJOINUS YOUWILLJOINUS YOUWILLJOINUS YOUWILLJOINUS YOUWILLJOINUS YOUWILLJOINUS YOUWILLJOINUS YOUWILLJOINUS YOUWILLJOINUS YOUWILLJOINUS YOUWILLJOINUS YOUWILLJOINUS YOUWILLJOINUS YOUWILLJOINUS YOUWILLJOINUS YOUWILLJOINUS YOUWILLJOINUS YOUWILLJOINUS YOUWILLJOINUS YOUWILLJOINUS YOUWILLJOINUS</w:t>
-            </w:r>
-            <w:r>
-              <w:rPr>
-                <w:lang w:val="en-US"/>
-              </w:rPr>
-              <w:t xml:space="preserve"> </w:t>
-            </w:r>
-            <w:r>
-              <w:rPr>
-                <w:lang w:val="en-US"/>
-              </w:rPr>
-              <w:t>YOUWILLJOINUS YOUWILLJOINUS YOUWILLJOINUS YOUWILLJOINUS YOUWILLJOINUS YOUWILLJOINUS YOUWILLJOINUS YOUWILLJOINUS YOUWILLJOINUS YOUWILLJOINUS YOUWILLJOINUS YOUWILLJOINUS YOUWILLJOINUS YOUWILLJOINUS YOUWILLJOINUS YOUWILLJOINUS YOUWILLJOINUS YOUWILLJOINUS YOUWILLJOINUS YOUWILLJOINUS YOUWILLJOINUS YOUWILLJOINUS YOUWILLJOINUS YOUWILLJOINUS YOUWILLJOINUS YOUWILLJOINUS YOUWILLJOINUS YOUWILLJOINUS YOUWILLJOINUS YOUWILLJOINUS YOUWILLJOINUS YOUWILLJOINUS YOUWILLJOINUS YOUWILLJOINUS YOUWILLJOINUS YOUWILLJOINUS YOUWILLJOINUS YOUWILLJOINUS YOUWILLJOINUS YOUWILLJOINUS</w:t>
-            </w:r>
+              <w:t>YOUWILLJOINUS</w:t>
+            </w:r>
+            <w:proofErr w:type="spellEnd"/>
+            <w:r>
+              <w:rPr>
+                <w:lang w:val="en-US"/>
+              </w:rPr>
+              <w:t xml:space="preserve"> </w:t>
+            </w:r>
+            <w:proofErr w:type="spellStart"/>
+            <w:r>
+              <w:rPr>
+                <w:lang w:val="en-US"/>
+              </w:rPr>
+              <w:t>YOUWILLJOINUS</w:t>
+            </w:r>
+            <w:proofErr w:type="spellEnd"/>
+            <w:r>
+              <w:rPr>
+                <w:lang w:val="en-US"/>
+              </w:rPr>
+              <w:t xml:space="preserve"> </w:t>
+            </w:r>
+            <w:proofErr w:type="spellStart"/>
+            <w:r>
+              <w:rPr>
+                <w:lang w:val="en-US"/>
+              </w:rPr>
+              <w:t>YOUWILLJOINUS</w:t>
+            </w:r>
+            <w:proofErr w:type="spellEnd"/>
+            <w:r>
+              <w:rPr>
+                <w:lang w:val="en-US"/>
+              </w:rPr>
+              <w:t xml:space="preserve"> </w:t>
+            </w:r>
+            <w:proofErr w:type="spellStart"/>
+            <w:r>
+              <w:rPr>
+                <w:lang w:val="en-US"/>
+              </w:rPr>
+              <w:t>YOUWILLJOINUS</w:t>
+            </w:r>
+            <w:proofErr w:type="spellEnd"/>
+            <w:r>
+              <w:rPr>
+                <w:lang w:val="en-US"/>
+              </w:rPr>
+              <w:t xml:space="preserve"> </w:t>
+            </w:r>
+            <w:proofErr w:type="spellStart"/>
+            <w:r>
+              <w:rPr>
+                <w:lang w:val="en-US"/>
+              </w:rPr>
+              <w:t>YOUWILLJOINUS</w:t>
+            </w:r>
+            <w:proofErr w:type="spellEnd"/>
+            <w:r>
+              <w:rPr>
+                <w:lang w:val="en-US"/>
+              </w:rPr>
+              <w:t xml:space="preserve"> </w:t>
+            </w:r>
+            <w:proofErr w:type="spellStart"/>
+            <w:r>
+              <w:rPr>
+                <w:lang w:val="en-US"/>
+              </w:rPr>
+              <w:t>YOUWILLJOINUS</w:t>
+            </w:r>
+            <w:proofErr w:type="spellEnd"/>
+            <w:r>
+              <w:rPr>
+                <w:lang w:val="en-US"/>
+              </w:rPr>
+              <w:t xml:space="preserve"> </w:t>
+            </w:r>
+            <w:proofErr w:type="spellStart"/>
+            <w:r>
+              <w:rPr>
+                <w:lang w:val="en-US"/>
+              </w:rPr>
+              <w:t>YOUWILLJOINUS</w:t>
+            </w:r>
+            <w:proofErr w:type="spellEnd"/>
+            <w:r>
+              <w:rPr>
+                <w:lang w:val="en-US"/>
+              </w:rPr>
+              <w:t xml:space="preserve"> </w:t>
+            </w:r>
+            <w:proofErr w:type="spellStart"/>
+            <w:r>
+              <w:rPr>
+                <w:lang w:val="en-US"/>
+              </w:rPr>
+              <w:t>YOUWILLJOINUS</w:t>
+            </w:r>
+            <w:proofErr w:type="spellEnd"/>
+            <w:r>
+              <w:rPr>
+                <w:lang w:val="en-US"/>
+              </w:rPr>
+              <w:t xml:space="preserve"> </w:t>
+            </w:r>
+            <w:proofErr w:type="spellStart"/>
+            <w:r>
+              <w:rPr>
+                <w:lang w:val="en-US"/>
+              </w:rPr>
+              <w:t>YOUWILLJOINUS</w:t>
+            </w:r>
+            <w:proofErr w:type="spellEnd"/>
+            <w:r>
+              <w:rPr>
+                <w:lang w:val="en-US"/>
+              </w:rPr>
+              <w:t xml:space="preserve"> </w:t>
+            </w:r>
+            <w:proofErr w:type="spellStart"/>
+            <w:r>
+              <w:rPr>
+                <w:lang w:val="en-US"/>
+              </w:rPr>
+              <w:t>YOUWILLJOINUS</w:t>
+            </w:r>
+            <w:proofErr w:type="spellEnd"/>
+            <w:r>
+              <w:rPr>
+                <w:lang w:val="en-US"/>
+              </w:rPr>
+              <w:t xml:space="preserve"> </w:t>
+            </w:r>
+            <w:proofErr w:type="spellStart"/>
+            <w:r>
+              <w:rPr>
+                <w:lang w:val="en-US"/>
+              </w:rPr>
+              <w:t>YOUWILLJOINUS</w:t>
+            </w:r>
+            <w:proofErr w:type="spellEnd"/>
+            <w:r>
+              <w:rPr>
+                <w:lang w:val="en-US"/>
+              </w:rPr>
+              <w:t xml:space="preserve"> </w:t>
+            </w:r>
+            <w:proofErr w:type="spellStart"/>
+            <w:r>
+              <w:rPr>
+                <w:lang w:val="en-US"/>
+              </w:rPr>
+              <w:t>YOUWILLJOINUS</w:t>
+            </w:r>
+            <w:proofErr w:type="spellEnd"/>
+            <w:r>
+              <w:rPr>
+                <w:lang w:val="en-US"/>
+              </w:rPr>
+              <w:t xml:space="preserve"> </w:t>
+            </w:r>
+            <w:proofErr w:type="spellStart"/>
+            <w:r>
+              <w:rPr>
+                <w:lang w:val="en-US"/>
+              </w:rPr>
+              <w:t>YOUWILLJOINUS</w:t>
+            </w:r>
+            <w:proofErr w:type="spellEnd"/>
+            <w:r>
+              <w:rPr>
+                <w:lang w:val="en-US"/>
+              </w:rPr>
+              <w:t xml:space="preserve"> </w:t>
+            </w:r>
+            <w:proofErr w:type="spellStart"/>
+            <w:r>
+              <w:rPr>
+                <w:lang w:val="en-US"/>
+              </w:rPr>
+              <w:t>YOUWILLJOINUS</w:t>
+            </w:r>
+            <w:proofErr w:type="spellEnd"/>
+            <w:r>
+              <w:rPr>
+                <w:lang w:val="en-US"/>
+              </w:rPr>
+              <w:t xml:space="preserve"> </w:t>
+            </w:r>
+            <w:proofErr w:type="spellStart"/>
+            <w:r>
+              <w:rPr>
+                <w:lang w:val="en-US"/>
+              </w:rPr>
+              <w:t>YOUWILLJOINUS</w:t>
+            </w:r>
+            <w:proofErr w:type="spellEnd"/>
+            <w:r>
+              <w:rPr>
+                <w:lang w:val="en-US"/>
+              </w:rPr>
+              <w:t xml:space="preserve"> </w:t>
+            </w:r>
+            <w:proofErr w:type="spellStart"/>
+            <w:r>
+              <w:rPr>
+                <w:lang w:val="en-US"/>
+              </w:rPr>
+              <w:t>YOUWILLJOINUS</w:t>
+            </w:r>
+            <w:proofErr w:type="spellEnd"/>
+            <w:r>
+              <w:rPr>
+                <w:lang w:val="en-US"/>
+              </w:rPr>
+              <w:t xml:space="preserve"> </w:t>
+            </w:r>
+            <w:proofErr w:type="spellStart"/>
+            <w:r>
+              <w:rPr>
+                <w:lang w:val="en-US"/>
+              </w:rPr>
+              <w:t>YOUWILLJOINUS</w:t>
+            </w:r>
+            <w:proofErr w:type="spellEnd"/>
+            <w:r>
+              <w:rPr>
+                <w:lang w:val="en-US"/>
+              </w:rPr>
+              <w:t xml:space="preserve"> </w:t>
+            </w:r>
+            <w:proofErr w:type="spellStart"/>
+            <w:r>
+              <w:rPr>
+                <w:lang w:val="en-US"/>
+              </w:rPr>
+              <w:t>YOUWILLJOINUS</w:t>
+            </w:r>
+            <w:proofErr w:type="spellEnd"/>
+            <w:r>
+              <w:rPr>
+                <w:lang w:val="en-US"/>
+              </w:rPr>
+              <w:t xml:space="preserve"> </w:t>
+            </w:r>
+            <w:proofErr w:type="spellStart"/>
+            <w:r>
+              <w:rPr>
+                <w:lang w:val="en-US"/>
+              </w:rPr>
+              <w:t>YOUWILLJOINUS</w:t>
+            </w:r>
+            <w:proofErr w:type="spellEnd"/>
+            <w:r>
+              <w:rPr>
+                <w:lang w:val="en-US"/>
+              </w:rPr>
+              <w:t xml:space="preserve"> </w:t>
+            </w:r>
+            <w:proofErr w:type="spellStart"/>
+            <w:r>
+              <w:rPr>
+                <w:lang w:val="en-US"/>
+              </w:rPr>
+              <w:t>YOUWILLJOINUS</w:t>
+            </w:r>
+            <w:proofErr w:type="spellEnd"/>
+            <w:r>
+              <w:rPr>
+                <w:lang w:val="en-US"/>
+              </w:rPr>
+              <w:t xml:space="preserve"> </w:t>
+            </w:r>
+            <w:proofErr w:type="spellStart"/>
+            <w:r>
+              <w:rPr>
+                <w:lang w:val="en-US"/>
+              </w:rPr>
+              <w:t>YOUWILLJOINUS</w:t>
+            </w:r>
+            <w:proofErr w:type="spellEnd"/>
+            <w:r>
+              <w:rPr>
+                <w:lang w:val="en-US"/>
+              </w:rPr>
+              <w:t xml:space="preserve"> </w:t>
+            </w:r>
+            <w:proofErr w:type="spellStart"/>
+            <w:r>
+              <w:rPr>
+                <w:lang w:val="en-US"/>
+              </w:rPr>
+              <w:t>YOUWILLJOINUS</w:t>
+            </w:r>
+            <w:proofErr w:type="spellEnd"/>
+            <w:r>
+              <w:rPr>
+                <w:lang w:val="en-US"/>
+              </w:rPr>
+              <w:t xml:space="preserve"> </w:t>
+            </w:r>
+            <w:proofErr w:type="spellStart"/>
+            <w:r>
+              <w:rPr>
+                <w:lang w:val="en-US"/>
+              </w:rPr>
+              <w:t>YOUWILLJOINUS</w:t>
+            </w:r>
+            <w:proofErr w:type="spellEnd"/>
+            <w:r>
+              <w:rPr>
+                <w:lang w:val="en-US"/>
+              </w:rPr>
+              <w:t xml:space="preserve"> </w:t>
+            </w:r>
+            <w:proofErr w:type="spellStart"/>
+            <w:r>
+              <w:rPr>
+                <w:lang w:val="en-US"/>
+              </w:rPr>
+              <w:t>YOUWILLJOINUS</w:t>
+            </w:r>
+            <w:proofErr w:type="spellEnd"/>
+            <w:r>
+              <w:rPr>
+                <w:lang w:val="en-US"/>
+              </w:rPr>
+              <w:t xml:space="preserve"> </w:t>
+            </w:r>
+            <w:proofErr w:type="spellStart"/>
+            <w:r>
+              <w:rPr>
+                <w:lang w:val="en-US"/>
+              </w:rPr>
+              <w:t>YOUWILLJOINUS</w:t>
+            </w:r>
+            <w:proofErr w:type="spellEnd"/>
+            <w:r>
+              <w:rPr>
+                <w:lang w:val="en-US"/>
+              </w:rPr>
+              <w:t xml:space="preserve"> </w:t>
+            </w:r>
+            <w:proofErr w:type="spellStart"/>
+            <w:r>
+              <w:rPr>
+                <w:lang w:val="en-US"/>
+              </w:rPr>
+              <w:t>YOUWILLJOINUS</w:t>
+            </w:r>
+            <w:proofErr w:type="spellEnd"/>
+            <w:r>
+              <w:rPr>
+                <w:lang w:val="en-US"/>
+              </w:rPr>
+              <w:t xml:space="preserve"> </w:t>
+            </w:r>
+            <w:proofErr w:type="spellStart"/>
+            <w:r>
+              <w:rPr>
+                <w:lang w:val="en-US"/>
+              </w:rPr>
+              <w:t>YOUWILLJOINUS</w:t>
+            </w:r>
+            <w:proofErr w:type="spellEnd"/>
+            <w:r>
+              <w:rPr>
+                <w:lang w:val="en-US"/>
+              </w:rPr>
+              <w:t xml:space="preserve"> </w:t>
+            </w:r>
+            <w:proofErr w:type="spellStart"/>
+            <w:r>
+              <w:rPr>
+                <w:lang w:val="en-US"/>
+              </w:rPr>
+              <w:t>YOUWILLJOINUS</w:t>
+            </w:r>
+            <w:proofErr w:type="spellEnd"/>
+            <w:r>
+              <w:rPr>
+                <w:lang w:val="en-US"/>
+              </w:rPr>
+              <w:t xml:space="preserve"> </w:t>
+            </w:r>
+            <w:proofErr w:type="spellStart"/>
+            <w:r>
+              <w:rPr>
+                <w:lang w:val="en-US"/>
+              </w:rPr>
+              <w:t>YOUWILLJOINUS</w:t>
+            </w:r>
+            <w:proofErr w:type="spellEnd"/>
+            <w:r>
+              <w:rPr>
+                <w:lang w:val="en-US"/>
+              </w:rPr>
+              <w:t xml:space="preserve"> </w:t>
+            </w:r>
+            <w:proofErr w:type="spellStart"/>
+            <w:r>
+              <w:rPr>
+                <w:lang w:val="en-US"/>
+              </w:rPr>
+              <w:t>YOUWILLJOINUS</w:t>
+            </w:r>
+            <w:proofErr w:type="spellEnd"/>
+            <w:r>
+              <w:rPr>
+                <w:lang w:val="en-US"/>
+              </w:rPr>
+              <w:t xml:space="preserve"> </w:t>
+            </w:r>
+            <w:proofErr w:type="spellStart"/>
+            <w:r>
+              <w:rPr>
+                <w:lang w:val="en-US"/>
+              </w:rPr>
+              <w:t>YOUWILLJOINUS</w:t>
+            </w:r>
+            <w:proofErr w:type="spellEnd"/>
+            <w:r>
+              <w:rPr>
+                <w:lang w:val="en-US"/>
+              </w:rPr>
+              <w:t xml:space="preserve"> </w:t>
+            </w:r>
+            <w:proofErr w:type="spellStart"/>
+            <w:r>
+              <w:rPr>
+                <w:lang w:val="en-US"/>
+              </w:rPr>
+              <w:t>YOUWILLJOINUS</w:t>
+            </w:r>
+            <w:proofErr w:type="spellEnd"/>
+            <w:r>
+              <w:rPr>
+                <w:lang w:val="en-US"/>
+              </w:rPr>
+              <w:t xml:space="preserve"> </w:t>
+            </w:r>
+            <w:proofErr w:type="spellStart"/>
+            <w:r>
+              <w:rPr>
+                <w:lang w:val="en-US"/>
+              </w:rPr>
+              <w:t>YOUWILLJOINUS</w:t>
+            </w:r>
+            <w:proofErr w:type="spellEnd"/>
+            <w:r>
+              <w:rPr>
+                <w:lang w:val="en-US"/>
+              </w:rPr>
+              <w:t xml:space="preserve"> </w:t>
+            </w:r>
+            <w:proofErr w:type="spellStart"/>
+            <w:r>
+              <w:rPr>
+                <w:lang w:val="en-US"/>
+              </w:rPr>
+              <w:t>YOUWILLJOINUS</w:t>
+            </w:r>
+            <w:proofErr w:type="spellEnd"/>
+            <w:r>
+              <w:rPr>
+                <w:lang w:val="en-US"/>
+              </w:rPr>
+              <w:t xml:space="preserve"> </w:t>
+            </w:r>
+            <w:proofErr w:type="spellStart"/>
+            <w:r>
+              <w:rPr>
+                <w:lang w:val="en-US"/>
+              </w:rPr>
+              <w:t>YOUWILLJOINUS</w:t>
+            </w:r>
+            <w:proofErr w:type="spellEnd"/>
+            <w:r>
+              <w:rPr>
+                <w:lang w:val="en-US"/>
+              </w:rPr>
+              <w:t xml:space="preserve"> </w:t>
+            </w:r>
+            <w:proofErr w:type="spellStart"/>
+            <w:r>
+              <w:rPr>
+                <w:lang w:val="en-US"/>
+              </w:rPr>
+              <w:t>YOUWILLJOINUS</w:t>
+            </w:r>
+            <w:proofErr w:type="spellEnd"/>
+            <w:r>
+              <w:rPr>
+                <w:lang w:val="en-US"/>
+              </w:rPr>
+              <w:t xml:space="preserve"> </w:t>
+            </w:r>
+            <w:proofErr w:type="spellStart"/>
+            <w:r>
+              <w:rPr>
+                <w:lang w:val="en-US"/>
+              </w:rPr>
+              <w:t>YOUWILLJOINUS</w:t>
+            </w:r>
+            <w:proofErr w:type="spellEnd"/>
+            <w:r>
+              <w:rPr>
+                <w:lang w:val="en-US"/>
+              </w:rPr>
+              <w:t xml:space="preserve"> </w:t>
+            </w:r>
+            <w:proofErr w:type="spellStart"/>
+            <w:r>
+              <w:rPr>
+                <w:lang w:val="en-US"/>
+              </w:rPr>
+              <w:t>YOUWILLJOINUS</w:t>
+            </w:r>
+            <w:proofErr w:type="spellEnd"/>
+            <w:r>
+              <w:rPr>
+                <w:lang w:val="en-US"/>
+              </w:rPr>
+              <w:t xml:space="preserve"> </w:t>
+            </w:r>
+            <w:proofErr w:type="spellStart"/>
+            <w:r>
+              <w:rPr>
+                <w:lang w:val="en-US"/>
+              </w:rPr>
+              <w:t>YOUWILLJOINUS</w:t>
+            </w:r>
+            <w:proofErr w:type="spellEnd"/>
+            <w:r>
+              <w:rPr>
+                <w:lang w:val="en-US"/>
+              </w:rPr>
+              <w:t xml:space="preserve"> </w:t>
+            </w:r>
+            <w:proofErr w:type="spellStart"/>
+            <w:r>
+              <w:rPr>
+                <w:lang w:val="en-US"/>
+              </w:rPr>
+              <w:t>YOUWILLJOINUS</w:t>
+            </w:r>
+            <w:proofErr w:type="spellEnd"/>
+            <w:r>
+              <w:rPr>
+                <w:lang w:val="en-US"/>
+              </w:rPr>
+              <w:t xml:space="preserve"> </w:t>
+            </w:r>
+            <w:proofErr w:type="spellStart"/>
+            <w:r>
+              <w:rPr>
+                <w:lang w:val="en-US"/>
+              </w:rPr>
+              <w:t>YOUWILLJOINUS</w:t>
+            </w:r>
+            <w:proofErr w:type="spellEnd"/>
+            <w:r>
+              <w:rPr>
+                <w:lang w:val="en-US"/>
+              </w:rPr>
+              <w:t xml:space="preserve"> </w:t>
+            </w:r>
+            <w:proofErr w:type="spellStart"/>
+            <w:r>
+              <w:rPr>
+                <w:lang w:val="en-US"/>
+              </w:rPr>
+              <w:t>YOUWILLJOINUS</w:t>
+            </w:r>
+            <w:proofErr w:type="spellEnd"/>
+            <w:r>
+              <w:rPr>
+                <w:lang w:val="en-US"/>
+              </w:rPr>
+              <w:t xml:space="preserve"> </w:t>
+            </w:r>
+            <w:proofErr w:type="spellStart"/>
+            <w:r>
+              <w:rPr>
+                <w:lang w:val="en-US"/>
+              </w:rPr>
+              <w:t>YOUWILLJOINUS</w:t>
+            </w:r>
+            <w:proofErr w:type="spellEnd"/>
+            <w:r>
+              <w:rPr>
+                <w:lang w:val="en-US"/>
+              </w:rPr>
+              <w:t xml:space="preserve"> </w:t>
+            </w:r>
+            <w:proofErr w:type="spellStart"/>
+            <w:r>
+              <w:rPr>
+                <w:lang w:val="en-US"/>
+              </w:rPr>
+              <w:t>YOUWILLJOINUS</w:t>
+            </w:r>
+            <w:proofErr w:type="spellEnd"/>
+            <w:r>
+              <w:rPr>
+                <w:lang w:val="en-US"/>
+              </w:rPr>
+              <w:t xml:space="preserve"> </w:t>
+            </w:r>
+            <w:proofErr w:type="spellStart"/>
+            <w:r>
+              <w:rPr>
+                <w:lang w:val="en-US"/>
+              </w:rPr>
+              <w:t>YOUWILLJOINUS</w:t>
+            </w:r>
+            <w:proofErr w:type="spellEnd"/>
+            <w:r>
+              <w:rPr>
+                <w:lang w:val="en-US"/>
+              </w:rPr>
+              <w:t xml:space="preserve"> </w:t>
+            </w:r>
+            <w:proofErr w:type="spellStart"/>
+            <w:r>
+              <w:rPr>
+                <w:lang w:val="en-US"/>
+              </w:rPr>
+              <w:t>YOUWILLJOINUS</w:t>
+            </w:r>
+            <w:proofErr w:type="spellEnd"/>
+            <w:r>
+              <w:rPr>
+                <w:lang w:val="en-US"/>
+              </w:rPr>
+              <w:t xml:space="preserve"> </w:t>
+            </w:r>
+            <w:proofErr w:type="spellStart"/>
+            <w:r>
+              <w:rPr>
+                <w:lang w:val="en-US"/>
+              </w:rPr>
+              <w:t>YOUWILLJOINUS</w:t>
+            </w:r>
+            <w:proofErr w:type="spellEnd"/>
+            <w:r>
+              <w:rPr>
+                <w:lang w:val="en-US"/>
+              </w:rPr>
+              <w:t xml:space="preserve"> </w:t>
+            </w:r>
+            <w:proofErr w:type="spellStart"/>
+            <w:r>
+              <w:rPr>
+                <w:lang w:val="en-US"/>
+              </w:rPr>
+              <w:t>YOUWILLJOINUS</w:t>
+            </w:r>
+            <w:proofErr w:type="spellEnd"/>
+            <w:r>
+              <w:rPr>
+                <w:lang w:val="en-US"/>
+              </w:rPr>
+              <w:t xml:space="preserve"> </w:t>
+            </w:r>
+            <w:proofErr w:type="spellStart"/>
+            <w:r>
+              <w:rPr>
+                <w:lang w:val="en-US"/>
+              </w:rPr>
+              <w:t>YOUWILLJOINUS</w:t>
+            </w:r>
+            <w:proofErr w:type="spellEnd"/>
+            <w:r>
+              <w:rPr>
+                <w:lang w:val="en-US"/>
+              </w:rPr>
+              <w:t xml:space="preserve"> </w:t>
+            </w:r>
+            <w:proofErr w:type="spellStart"/>
+            <w:r>
+              <w:rPr>
+                <w:lang w:val="en-US"/>
+              </w:rPr>
+              <w:t>YOUWILLJOINUS</w:t>
+            </w:r>
+            <w:proofErr w:type="spellEnd"/>
+            <w:r>
+              <w:rPr>
+                <w:lang w:val="en-US"/>
+              </w:rPr>
+              <w:t xml:space="preserve"> </w:t>
+            </w:r>
+            <w:proofErr w:type="spellStart"/>
+            <w:r>
+              <w:rPr>
+                <w:lang w:val="en-US"/>
+              </w:rPr>
+              <w:t>YOUWILLJOINUS</w:t>
+            </w:r>
+            <w:proofErr w:type="spellEnd"/>
+            <w:r>
+              <w:rPr>
+                <w:lang w:val="en-US"/>
+              </w:rPr>
+              <w:t xml:space="preserve"> </w:t>
+            </w:r>
+            <w:proofErr w:type="spellStart"/>
+            <w:r>
+              <w:rPr>
+                <w:lang w:val="en-US"/>
+              </w:rPr>
+              <w:t>YOUWILLJOINUS</w:t>
+            </w:r>
+            <w:proofErr w:type="spellEnd"/>
+            <w:r>
+              <w:rPr>
+                <w:lang w:val="en-US"/>
+              </w:rPr>
+              <w:t xml:space="preserve"> </w:t>
+            </w:r>
+            <w:proofErr w:type="spellStart"/>
+            <w:r>
+              <w:rPr>
+                <w:lang w:val="en-US"/>
+              </w:rPr>
+              <w:t>YOUWILLJOINUS</w:t>
+            </w:r>
+            <w:proofErr w:type="spellEnd"/>
+            <w:r>
+              <w:rPr>
+                <w:lang w:val="en-US"/>
+              </w:rPr>
+              <w:t xml:space="preserve"> </w:t>
+            </w:r>
+            <w:proofErr w:type="spellStart"/>
+            <w:r>
+              <w:rPr>
+                <w:lang w:val="en-US"/>
+              </w:rPr>
+              <w:t>YOUWILLJOINUS</w:t>
+            </w:r>
+            <w:proofErr w:type="spellEnd"/>
+            <w:r>
+              <w:rPr>
+                <w:lang w:val="en-US"/>
+              </w:rPr>
+              <w:t xml:space="preserve"> </w:t>
+            </w:r>
+            <w:proofErr w:type="spellStart"/>
+            <w:r>
+              <w:rPr>
+                <w:lang w:val="en-US"/>
+              </w:rPr>
+              <w:t>YOUWILLJOINUS</w:t>
+            </w:r>
+            <w:proofErr w:type="spellEnd"/>
+            <w:r>
+              <w:rPr>
+                <w:lang w:val="en-US"/>
+              </w:rPr>
+              <w:t xml:space="preserve"> </w:t>
+            </w:r>
+            <w:proofErr w:type="spellStart"/>
+            <w:r>
+              <w:rPr>
+                <w:lang w:val="en-US"/>
+              </w:rPr>
+              <w:t>YOUWILLJOINUS</w:t>
+            </w:r>
+            <w:proofErr w:type="spellEnd"/>
+            <w:r>
+              <w:rPr>
+                <w:lang w:val="en-US"/>
+              </w:rPr>
+              <w:t xml:space="preserve"> </w:t>
+            </w:r>
+            <w:proofErr w:type="spellStart"/>
+            <w:r>
+              <w:rPr>
+                <w:lang w:val="en-US"/>
+              </w:rPr>
+              <w:t>YOUWILLJOINUS</w:t>
+            </w:r>
+            <w:proofErr w:type="spellEnd"/>
+            <w:r>
+              <w:rPr>
+                <w:lang w:val="en-US"/>
+              </w:rPr>
+              <w:t xml:space="preserve"> </w:t>
+            </w:r>
+            <w:proofErr w:type="spellStart"/>
+            <w:r>
+              <w:rPr>
+                <w:lang w:val="en-US"/>
+              </w:rPr>
+              <w:t>YOUWILLJOINUS</w:t>
+            </w:r>
+            <w:proofErr w:type="spellEnd"/>
+            <w:r>
+              <w:rPr>
+                <w:lang w:val="en-US"/>
+              </w:rPr>
+              <w:t xml:space="preserve"> </w:t>
+            </w:r>
+            <w:proofErr w:type="spellStart"/>
+            <w:r>
+              <w:rPr>
+                <w:lang w:val="en-US"/>
+              </w:rPr>
+              <w:t>YOUWILLJOINUS</w:t>
+            </w:r>
+            <w:proofErr w:type="spellEnd"/>
+            <w:r>
+              <w:rPr>
+                <w:lang w:val="en-US"/>
+              </w:rPr>
+              <w:t xml:space="preserve"> </w:t>
+            </w:r>
+            <w:proofErr w:type="spellStart"/>
+            <w:r>
+              <w:rPr>
+                <w:lang w:val="en-US"/>
+              </w:rPr>
+              <w:t>YOUWILLJOINUS</w:t>
+            </w:r>
+            <w:proofErr w:type="spellEnd"/>
+            <w:r>
+              <w:rPr>
+                <w:lang w:val="en-US"/>
+              </w:rPr>
+              <w:t xml:space="preserve"> </w:t>
+            </w:r>
+            <w:proofErr w:type="spellStart"/>
+            <w:r>
+              <w:rPr>
+                <w:lang w:val="en-US"/>
+              </w:rPr>
+              <w:t>YOUWILLJOINUS</w:t>
+            </w:r>
+            <w:proofErr w:type="spellEnd"/>
+            <w:r>
+              <w:rPr>
+                <w:lang w:val="en-US"/>
+              </w:rPr>
+              <w:t xml:space="preserve"> </w:t>
+            </w:r>
+            <w:proofErr w:type="spellStart"/>
+            <w:r>
+              <w:rPr>
+                <w:lang w:val="en-US"/>
+              </w:rPr>
+              <w:t>YOUWILLJOINUS</w:t>
+            </w:r>
+            <w:proofErr w:type="spellEnd"/>
+            <w:r>
+              <w:rPr>
+                <w:lang w:val="en-US"/>
+              </w:rPr>
+              <w:t xml:space="preserve"> </w:t>
+            </w:r>
+            <w:proofErr w:type="spellStart"/>
+            <w:r>
+              <w:rPr>
+                <w:lang w:val="en-US"/>
+              </w:rPr>
+              <w:t>YOUWILLJOINUS</w:t>
+            </w:r>
+            <w:proofErr w:type="spellEnd"/>
+            <w:r>
+              <w:rPr>
+                <w:lang w:val="en-US"/>
+              </w:rPr>
+              <w:t xml:space="preserve"> </w:t>
+            </w:r>
+            <w:proofErr w:type="spellStart"/>
+            <w:r>
+              <w:rPr>
+                <w:lang w:val="en-US"/>
+              </w:rPr>
+              <w:t>YOUWILLJOINUS</w:t>
+            </w:r>
+            <w:proofErr w:type="spellEnd"/>
+            <w:r>
+              <w:rPr>
+                <w:lang w:val="en-US"/>
+              </w:rPr>
+              <w:t xml:space="preserve"> </w:t>
+            </w:r>
+            <w:proofErr w:type="spellStart"/>
+            <w:r>
+              <w:rPr>
+                <w:lang w:val="en-US"/>
+              </w:rPr>
+              <w:t>YOUWILLJOINUS</w:t>
+            </w:r>
+            <w:proofErr w:type="spellEnd"/>
+            <w:r>
+              <w:rPr>
+                <w:lang w:val="en-US"/>
+              </w:rPr>
+              <w:t xml:space="preserve"> </w:t>
+            </w:r>
+            <w:proofErr w:type="spellStart"/>
+            <w:r>
+              <w:rPr>
+                <w:lang w:val="en-US"/>
+              </w:rPr>
+              <w:t>YOUWILLJOINUS</w:t>
+            </w:r>
+            <w:proofErr w:type="spellEnd"/>
+            <w:r>
+              <w:rPr>
+                <w:lang w:val="en-US"/>
+              </w:rPr>
+              <w:t xml:space="preserve"> </w:t>
+            </w:r>
+            <w:proofErr w:type="spellStart"/>
+            <w:r>
+              <w:rPr>
+                <w:lang w:val="en-US"/>
+              </w:rPr>
+              <w:t>YOUWILLJOINUS</w:t>
+            </w:r>
+            <w:proofErr w:type="spellEnd"/>
+            <w:r>
+              <w:rPr>
+                <w:lang w:val="en-US"/>
+              </w:rPr>
+              <w:t xml:space="preserve"> </w:t>
+            </w:r>
+            <w:proofErr w:type="spellStart"/>
+            <w:r>
+              <w:rPr>
+                <w:lang w:val="en-US"/>
+              </w:rPr>
+              <w:t>YOUWILLJOINUS</w:t>
+            </w:r>
+            <w:proofErr w:type="spellEnd"/>
+            <w:r>
+              <w:rPr>
+                <w:lang w:val="en-US"/>
+              </w:rPr>
+              <w:t xml:space="preserve"> </w:t>
+            </w:r>
+            <w:proofErr w:type="spellStart"/>
+            <w:r>
+              <w:rPr>
+                <w:lang w:val="en-US"/>
+              </w:rPr>
+              <w:t>YOUWILLJOINUS</w:t>
+            </w:r>
+            <w:proofErr w:type="spellEnd"/>
+            <w:r>
+              <w:rPr>
+                <w:lang w:val="en-US"/>
+              </w:rPr>
+              <w:t xml:space="preserve"> </w:t>
+            </w:r>
+            <w:proofErr w:type="spellStart"/>
+            <w:r>
+              <w:rPr>
+                <w:lang w:val="en-US"/>
+              </w:rPr>
+              <w:t>YOUWILLJOINUS</w:t>
+            </w:r>
+            <w:proofErr w:type="spellEnd"/>
+            <w:r>
+              <w:rPr>
+                <w:lang w:val="en-US"/>
+              </w:rPr>
+              <w:t xml:space="preserve"> </w:t>
+            </w:r>
+            <w:proofErr w:type="spellStart"/>
+            <w:r>
+              <w:rPr>
+                <w:lang w:val="en-US"/>
+              </w:rPr>
+              <w:t>YOUWILLJOINUS</w:t>
+            </w:r>
+            <w:proofErr w:type="spellEnd"/>
+            <w:r>
+              <w:rPr>
+                <w:lang w:val="en-US"/>
+              </w:rPr>
+              <w:t xml:space="preserve"> </w:t>
+            </w:r>
+            <w:proofErr w:type="spellStart"/>
+            <w:r>
+              <w:rPr>
+                <w:lang w:val="en-US"/>
+              </w:rPr>
+              <w:t>YOUWILLJOINUS</w:t>
+            </w:r>
+            <w:proofErr w:type="spellEnd"/>
+            <w:r>
+              <w:rPr>
+                <w:lang w:val="en-US"/>
+              </w:rPr>
+              <w:t xml:space="preserve"> </w:t>
+            </w:r>
+            <w:proofErr w:type="spellStart"/>
+            <w:r>
+              <w:rPr>
+                <w:lang w:val="en-US"/>
+              </w:rPr>
+              <w:t>YOUWILLJOINUS</w:t>
+            </w:r>
+            <w:proofErr w:type="spellEnd"/>
+            <w:r>
+              <w:rPr>
+                <w:lang w:val="en-US"/>
+              </w:rPr>
+              <w:t xml:space="preserve"> </w:t>
+            </w:r>
+            <w:proofErr w:type="spellStart"/>
+            <w:r>
+              <w:rPr>
+                <w:lang w:val="en-US"/>
+              </w:rPr>
+              <w:t>YOUWILLJOINUS</w:t>
+            </w:r>
+            <w:proofErr w:type="spellEnd"/>
+            <w:r>
+              <w:rPr>
+                <w:lang w:val="en-US"/>
+              </w:rPr>
+              <w:t xml:space="preserve"> </w:t>
+            </w:r>
+            <w:proofErr w:type="spellStart"/>
+            <w:r>
+              <w:rPr>
+                <w:lang w:val="en-US"/>
+              </w:rPr>
+              <w:t>YOUWILLJOINUS</w:t>
+            </w:r>
+            <w:proofErr w:type="spellEnd"/>
+            <w:r>
+              <w:rPr>
+                <w:lang w:val="en-US"/>
+              </w:rPr>
+              <w:t xml:space="preserve"> </w:t>
+            </w:r>
+            <w:proofErr w:type="spellStart"/>
+            <w:r>
+              <w:rPr>
+                <w:lang w:val="en-US"/>
+              </w:rPr>
+              <w:t>YOUWILLJOINUS</w:t>
+            </w:r>
+            <w:proofErr w:type="spellEnd"/>
+            <w:r>
+              <w:rPr>
+                <w:lang w:val="en-US"/>
+              </w:rPr>
+              <w:t xml:space="preserve"> </w:t>
+            </w:r>
+            <w:proofErr w:type="spellStart"/>
+            <w:r>
+              <w:rPr>
+                <w:lang w:val="en-US"/>
+              </w:rPr>
+              <w:t>YOUWILLJOINUS</w:t>
+            </w:r>
+            <w:proofErr w:type="spellEnd"/>
+            <w:r>
+              <w:rPr>
+                <w:lang w:val="en-US"/>
+              </w:rPr>
+              <w:t xml:space="preserve"> </w:t>
+            </w:r>
+            <w:proofErr w:type="spellStart"/>
+            <w:r>
+              <w:rPr>
+                <w:lang w:val="en-US"/>
+              </w:rPr>
+              <w:t>YOUWILLJOINUS</w:t>
+            </w:r>
+            <w:proofErr w:type="spellEnd"/>
+            <w:r>
+              <w:rPr>
+                <w:lang w:val="en-US"/>
+              </w:rPr>
+              <w:t xml:space="preserve"> </w:t>
+            </w:r>
+            <w:proofErr w:type="spellStart"/>
+            <w:r>
+              <w:rPr>
+                <w:lang w:val="en-US"/>
+              </w:rPr>
+              <w:t>YOUWILLJOINUS</w:t>
+            </w:r>
+            <w:proofErr w:type="spellEnd"/>
+            <w:r>
+              <w:rPr>
+                <w:lang w:val="en-US"/>
+              </w:rPr>
+              <w:t xml:space="preserve"> </w:t>
+            </w:r>
+            <w:proofErr w:type="spellStart"/>
+            <w:r>
+              <w:rPr>
+                <w:lang w:val="en-US"/>
+              </w:rPr>
+              <w:t>YOUWILLJOINUS</w:t>
+            </w:r>
+            <w:proofErr w:type="spellEnd"/>
+            <w:r>
+              <w:rPr>
+                <w:lang w:val="en-US"/>
+              </w:rPr>
+              <w:t xml:space="preserve"> </w:t>
+            </w:r>
+            <w:proofErr w:type="spellStart"/>
+            <w:r>
+              <w:rPr>
+                <w:lang w:val="en-US"/>
+              </w:rPr>
+              <w:t>YOUWILLJOINUS</w:t>
+            </w:r>
+            <w:proofErr w:type="spellEnd"/>
+            <w:r>
+              <w:rPr>
+                <w:lang w:val="en-US"/>
+              </w:rPr>
+              <w:t xml:space="preserve"> </w:t>
+            </w:r>
+            <w:proofErr w:type="spellStart"/>
+            <w:r>
+              <w:rPr>
+                <w:lang w:val="en-US"/>
+              </w:rPr>
+              <w:t>YOUWILLJOINUS</w:t>
+            </w:r>
+            <w:proofErr w:type="spellEnd"/>
+            <w:r>
+              <w:rPr>
+                <w:lang w:val="en-US"/>
+              </w:rPr>
+              <w:t xml:space="preserve"> </w:t>
+            </w:r>
+            <w:proofErr w:type="spellStart"/>
+            <w:r>
+              <w:rPr>
+                <w:lang w:val="en-US"/>
+              </w:rPr>
+              <w:t>YOUWILLJOINUS</w:t>
+            </w:r>
+            <w:proofErr w:type="spellEnd"/>
+            <w:r>
+              <w:rPr>
+                <w:lang w:val="en-US"/>
+              </w:rPr>
+              <w:t xml:space="preserve"> </w:t>
+            </w:r>
+            <w:proofErr w:type="spellStart"/>
+            <w:r>
+              <w:rPr>
+                <w:lang w:val="en-US"/>
+              </w:rPr>
+              <w:t>YOUWILLJOINUS</w:t>
+            </w:r>
+            <w:proofErr w:type="spellEnd"/>
+            <w:r>
+              <w:rPr>
+                <w:lang w:val="en-US"/>
+              </w:rPr>
+              <w:t xml:space="preserve"> </w:t>
+            </w:r>
+            <w:proofErr w:type="spellStart"/>
+            <w:r>
+              <w:rPr>
+                <w:lang w:val="en-US"/>
+              </w:rPr>
+              <w:t>YOUWILLJOINUS</w:t>
+            </w:r>
+            <w:proofErr w:type="spellEnd"/>
+            <w:r>
+              <w:rPr>
+                <w:lang w:val="en-US"/>
+              </w:rPr>
+              <w:t xml:space="preserve"> </w:t>
+            </w:r>
+            <w:proofErr w:type="spellStart"/>
+            <w:r>
+              <w:rPr>
+                <w:lang w:val="en-US"/>
+              </w:rPr>
+              <w:t>YOUWILLJOINUS</w:t>
+            </w:r>
+            <w:proofErr w:type="spellEnd"/>
+            <w:r>
+              <w:rPr>
+                <w:lang w:val="en-US"/>
+              </w:rPr>
+              <w:t xml:space="preserve"> </w:t>
+            </w:r>
+            <w:proofErr w:type="spellStart"/>
+            <w:r>
+              <w:rPr>
+                <w:lang w:val="en-US"/>
+              </w:rPr>
+              <w:t>YOUWILLJOINUS</w:t>
+            </w:r>
+            <w:proofErr w:type="spellEnd"/>
+            <w:r>
+              <w:rPr>
+                <w:lang w:val="en-US"/>
+              </w:rPr>
+              <w:t xml:space="preserve"> </w:t>
+            </w:r>
+            <w:proofErr w:type="spellStart"/>
+            <w:r>
+              <w:rPr>
+                <w:lang w:val="en-US"/>
+              </w:rPr>
+              <w:t>YOUWILLJOINUS</w:t>
+            </w:r>
+            <w:proofErr w:type="spellEnd"/>
+            <w:r>
+              <w:rPr>
+                <w:lang w:val="en-US"/>
+              </w:rPr>
+              <w:t xml:space="preserve"> </w:t>
+            </w:r>
+            <w:proofErr w:type="spellStart"/>
+            <w:r>
+              <w:rPr>
+                <w:lang w:val="en-US"/>
+              </w:rPr>
+              <w:t>YOUWILLJOINUS</w:t>
+            </w:r>
+            <w:proofErr w:type="spellEnd"/>
+            <w:r>
+              <w:rPr>
+                <w:lang w:val="en-US"/>
+              </w:rPr>
+              <w:t xml:space="preserve"> </w:t>
+            </w:r>
+            <w:proofErr w:type="spellStart"/>
+            <w:r>
+              <w:rPr>
+                <w:lang w:val="en-US"/>
+              </w:rPr>
+              <w:t>YOUWILLJOINUS</w:t>
+            </w:r>
+            <w:proofErr w:type="spellEnd"/>
+            <w:r>
+              <w:rPr>
+                <w:lang w:val="en-US"/>
+              </w:rPr>
+              <w:t xml:space="preserve"> </w:t>
+            </w:r>
+            <w:proofErr w:type="spellStart"/>
+            <w:r>
+              <w:rPr>
+                <w:lang w:val="en-US"/>
+              </w:rPr>
+              <w:t>YOUWILLJOINUS</w:t>
+            </w:r>
+            <w:proofErr w:type="spellEnd"/>
+            <w:r>
+              <w:rPr>
+                <w:lang w:val="en-US"/>
+              </w:rPr>
+              <w:t xml:space="preserve"> </w:t>
+            </w:r>
+            <w:proofErr w:type="spellStart"/>
+            <w:r>
+              <w:rPr>
+                <w:lang w:val="en-US"/>
+              </w:rPr>
+              <w:t>YOUWILLJOINUS</w:t>
+            </w:r>
+            <w:proofErr w:type="spellEnd"/>
+            <w:r>
+              <w:rPr>
+                <w:lang w:val="en-US"/>
+              </w:rPr>
+              <w:t xml:space="preserve"> </w:t>
+            </w:r>
+            <w:proofErr w:type="spellStart"/>
+            <w:r>
+              <w:rPr>
+                <w:lang w:val="en-US"/>
+              </w:rPr>
+              <w:t>YOUWILLJOINUS</w:t>
+            </w:r>
+            <w:proofErr w:type="spellEnd"/>
+            <w:r>
+              <w:rPr>
+                <w:lang w:val="en-US"/>
+              </w:rPr>
+              <w:t xml:space="preserve"> </w:t>
+            </w:r>
+            <w:proofErr w:type="spellStart"/>
+            <w:r>
+              <w:rPr>
+                <w:lang w:val="en-US"/>
+              </w:rPr>
+              <w:t>YOUWILLJOINUS</w:t>
+            </w:r>
+            <w:proofErr w:type="spellEnd"/>
+            <w:r>
+              <w:rPr>
+                <w:lang w:val="en-US"/>
+              </w:rPr>
+              <w:t xml:space="preserve"> </w:t>
+            </w:r>
+            <w:proofErr w:type="spellStart"/>
+            <w:r>
+              <w:rPr>
+                <w:lang w:val="en-US"/>
+              </w:rPr>
+              <w:t>YOUWILLJOINUS</w:t>
+            </w:r>
+            <w:proofErr w:type="spellEnd"/>
+            <w:r>
+              <w:rPr>
+                <w:lang w:val="en-US"/>
+              </w:rPr>
+              <w:t xml:space="preserve"> </w:t>
+            </w:r>
+            <w:proofErr w:type="spellStart"/>
+            <w:r>
+              <w:rPr>
+                <w:lang w:val="en-US"/>
+              </w:rPr>
+              <w:t>YOUWILLJOINUS</w:t>
+            </w:r>
+            <w:proofErr w:type="spellEnd"/>
+            <w:r>
+              <w:rPr>
+                <w:lang w:val="en-US"/>
+              </w:rPr>
+              <w:t xml:space="preserve"> </w:t>
+            </w:r>
+            <w:proofErr w:type="spellStart"/>
+            <w:r>
+              <w:rPr>
+                <w:lang w:val="en-US"/>
+              </w:rPr>
+              <w:t>YOUWILLJOINUS</w:t>
+            </w:r>
+            <w:proofErr w:type="spellEnd"/>
+            <w:r>
+              <w:rPr>
+                <w:lang w:val="en-US"/>
+              </w:rPr>
+              <w:t xml:space="preserve"> </w:t>
+            </w:r>
+            <w:proofErr w:type="spellStart"/>
+            <w:r>
+              <w:rPr>
+                <w:lang w:val="en-US"/>
+              </w:rPr>
+              <w:t>YOUWILLJOINUS</w:t>
+            </w:r>
+            <w:proofErr w:type="spellEnd"/>
+            <w:r>
+              <w:rPr>
+                <w:lang w:val="en-US"/>
+              </w:rPr>
+              <w:t xml:space="preserve"> </w:t>
+            </w:r>
+            <w:proofErr w:type="spellStart"/>
+            <w:r>
+              <w:rPr>
+                <w:lang w:val="en-US"/>
+              </w:rPr>
+              <w:t>YOUWILLJOINUS</w:t>
+            </w:r>
+            <w:proofErr w:type="spellEnd"/>
+            <w:r>
+              <w:rPr>
+                <w:lang w:val="en-US"/>
+              </w:rPr>
+              <w:t xml:space="preserve"> </w:t>
+            </w:r>
+            <w:proofErr w:type="spellStart"/>
+            <w:r>
+              <w:rPr>
+                <w:lang w:val="en-US"/>
+              </w:rPr>
+              <w:t>YOUWILLJOINUS</w:t>
+            </w:r>
+            <w:proofErr w:type="spellEnd"/>
+            <w:r>
+              <w:rPr>
+                <w:lang w:val="en-US"/>
+              </w:rPr>
+              <w:t xml:space="preserve"> </w:t>
+            </w:r>
+            <w:proofErr w:type="spellStart"/>
+            <w:r>
+              <w:rPr>
+                <w:lang w:val="en-US"/>
+              </w:rPr>
+              <w:t>YOUWILLJOINUS</w:t>
+            </w:r>
+            <w:proofErr w:type="spellEnd"/>
+            <w:r>
+              <w:rPr>
+                <w:lang w:val="en-US"/>
+              </w:rPr>
+              <w:t xml:space="preserve"> </w:t>
+            </w:r>
+            <w:proofErr w:type="spellStart"/>
+            <w:r>
+              <w:rPr>
+                <w:lang w:val="en-US"/>
+              </w:rPr>
+              <w:t>YOUWILLJOINUS</w:t>
+            </w:r>
+            <w:proofErr w:type="spellEnd"/>
+            <w:r>
+              <w:rPr>
+                <w:lang w:val="en-US"/>
+              </w:rPr>
+              <w:t xml:space="preserve"> </w:t>
+            </w:r>
+            <w:proofErr w:type="spellStart"/>
+            <w:r>
+              <w:rPr>
+                <w:lang w:val="en-US"/>
+              </w:rPr>
+              <w:t>YOUWILLJOINUS</w:t>
+            </w:r>
+            <w:proofErr w:type="spellEnd"/>
+            <w:r>
+              <w:rPr>
+                <w:lang w:val="en-US"/>
+              </w:rPr>
+              <w:t xml:space="preserve"> </w:t>
+            </w:r>
+            <w:proofErr w:type="spellStart"/>
+            <w:r>
+              <w:rPr>
+                <w:lang w:val="en-US"/>
+              </w:rPr>
+              <w:t>YOUWILLJOINUS</w:t>
+            </w:r>
+            <w:proofErr w:type="spellEnd"/>
+            <w:r>
+              <w:rPr>
+                <w:lang w:val="en-US"/>
+              </w:rPr>
+              <w:t xml:space="preserve"> </w:t>
+            </w:r>
+            <w:proofErr w:type="spellStart"/>
+            <w:r>
+              <w:rPr>
+                <w:lang w:val="en-US"/>
+              </w:rPr>
+              <w:t>YOUWILLJOINUS</w:t>
+            </w:r>
+            <w:proofErr w:type="spellEnd"/>
+            <w:r>
+              <w:rPr>
+                <w:lang w:val="en-US"/>
+              </w:rPr>
+              <w:t xml:space="preserve"> </w:t>
+            </w:r>
+            <w:proofErr w:type="spellStart"/>
+            <w:r>
+              <w:rPr>
+                <w:lang w:val="en-US"/>
+              </w:rPr>
+              <w:t>YOUWILLJOINUS</w:t>
+            </w:r>
+            <w:proofErr w:type="spellEnd"/>
+            <w:r>
+              <w:rPr>
+                <w:lang w:val="en-US"/>
+              </w:rPr>
+              <w:t xml:space="preserve"> </w:t>
+            </w:r>
+            <w:proofErr w:type="spellStart"/>
+            <w:r>
+              <w:rPr>
+                <w:lang w:val="en-US"/>
+              </w:rPr>
+              <w:t>YOUWILLJOINUS</w:t>
+            </w:r>
+            <w:proofErr w:type="spellEnd"/>
+            <w:r>
+              <w:rPr>
+                <w:lang w:val="en-US"/>
+              </w:rPr>
+              <w:t xml:space="preserve"> </w:t>
+            </w:r>
+            <w:proofErr w:type="spellStart"/>
+            <w:r>
+              <w:rPr>
+                <w:lang w:val="en-US"/>
+              </w:rPr>
+              <w:t>YOUWILLJOINUS</w:t>
+            </w:r>
+            <w:proofErr w:type="spellEnd"/>
+            <w:r>
+              <w:rPr>
+                <w:lang w:val="en-US"/>
+              </w:rPr>
+              <w:t xml:space="preserve"> </w:t>
+            </w:r>
+            <w:proofErr w:type="spellStart"/>
+            <w:r>
+              <w:rPr>
+                <w:lang w:val="en-US"/>
+              </w:rPr>
+              <w:t>YOUWILLJOINUS</w:t>
+            </w:r>
+            <w:proofErr w:type="spellEnd"/>
+            <w:r>
+              <w:rPr>
+                <w:lang w:val="en-US"/>
+              </w:rPr>
+              <w:t xml:space="preserve"> </w:t>
+            </w:r>
+            <w:proofErr w:type="spellStart"/>
+            <w:r>
+              <w:rPr>
+                <w:lang w:val="en-US"/>
+              </w:rPr>
+              <w:t>YOUWILLJOINUS</w:t>
+            </w:r>
+            <w:proofErr w:type="spellEnd"/>
+            <w:r>
+              <w:rPr>
+                <w:lang w:val="en-US"/>
+              </w:rPr>
+              <w:t xml:space="preserve"> </w:t>
+            </w:r>
+            <w:proofErr w:type="spellStart"/>
+            <w:r>
+              <w:rPr>
+                <w:lang w:val="en-US"/>
+              </w:rPr>
+              <w:t>YOUWILLJOINUS</w:t>
+            </w:r>
+            <w:proofErr w:type="spellEnd"/>
+            <w:r>
+              <w:rPr>
+                <w:lang w:val="en-US"/>
+              </w:rPr>
+              <w:t xml:space="preserve"> </w:t>
+            </w:r>
+            <w:proofErr w:type="spellStart"/>
+            <w:r>
+              <w:rPr>
+                <w:lang w:val="en-US"/>
+              </w:rPr>
+              <w:t>YOUWILLJOINUS</w:t>
+            </w:r>
+            <w:proofErr w:type="spellEnd"/>
+            <w:r>
+              <w:rPr>
+                <w:lang w:val="en-US"/>
+              </w:rPr>
+              <w:t xml:space="preserve"> </w:t>
+            </w:r>
+            <w:proofErr w:type="spellStart"/>
+            <w:r>
+              <w:rPr>
+                <w:lang w:val="en-US"/>
+              </w:rPr>
+              <w:t>YOUWILLJOINUS</w:t>
+            </w:r>
+            <w:proofErr w:type="spellEnd"/>
+            <w:r>
+              <w:rPr>
+                <w:lang w:val="en-US"/>
+              </w:rPr>
+              <w:t xml:space="preserve"> </w:t>
+            </w:r>
+            <w:proofErr w:type="spellStart"/>
+            <w:r>
+              <w:rPr>
+                <w:lang w:val="en-US"/>
+              </w:rPr>
+              <w:t>YOUWILLJOINUS</w:t>
+            </w:r>
+            <w:proofErr w:type="spellEnd"/>
+            <w:r>
+              <w:rPr>
+                <w:lang w:val="en-US"/>
+              </w:rPr>
+              <w:t xml:space="preserve"> </w:t>
+            </w:r>
+            <w:proofErr w:type="spellStart"/>
+            <w:r>
+              <w:rPr>
+                <w:lang w:val="en-US"/>
+              </w:rPr>
+              <w:t>YOUWILLJOINUS</w:t>
+            </w:r>
+            <w:proofErr w:type="spellEnd"/>
+            <w:r>
+              <w:rPr>
+                <w:lang w:val="en-US"/>
+              </w:rPr>
+              <w:t xml:space="preserve"> </w:t>
+            </w:r>
+            <w:proofErr w:type="spellStart"/>
+            <w:r>
+              <w:rPr>
+                <w:lang w:val="en-US"/>
+              </w:rPr>
+              <w:t>YOUWILLJOINUS</w:t>
+            </w:r>
+            <w:proofErr w:type="spellEnd"/>
+            <w:r>
+              <w:rPr>
+                <w:lang w:val="en-US"/>
+              </w:rPr>
+              <w:t xml:space="preserve"> </w:t>
+            </w:r>
+            <w:proofErr w:type="spellStart"/>
+            <w:r>
+              <w:rPr>
+                <w:lang w:val="en-US"/>
+              </w:rPr>
+              <w:t>YOUWILLJOINUS</w:t>
+            </w:r>
+            <w:proofErr w:type="spellEnd"/>
+            <w:r>
+              <w:rPr>
+                <w:lang w:val="en-US"/>
+              </w:rPr>
+              <w:t xml:space="preserve"> </w:t>
+            </w:r>
+            <w:proofErr w:type="spellStart"/>
+            <w:r>
+              <w:rPr>
+                <w:lang w:val="en-US"/>
+              </w:rPr>
+              <w:t>YOUWILLJOINUS</w:t>
+            </w:r>
+            <w:proofErr w:type="spellEnd"/>
+            <w:r>
+              <w:rPr>
+                <w:lang w:val="en-US"/>
+              </w:rPr>
+              <w:t xml:space="preserve"> </w:t>
+            </w:r>
+            <w:proofErr w:type="spellStart"/>
+            <w:r>
+              <w:rPr>
+                <w:lang w:val="en-US"/>
+              </w:rPr>
+              <w:t>YOUWILLJOINUS</w:t>
+            </w:r>
+            <w:proofErr w:type="spellEnd"/>
+            <w:r>
+              <w:rPr>
+                <w:lang w:val="en-US"/>
+              </w:rPr>
+              <w:t xml:space="preserve"> </w:t>
+            </w:r>
+            <w:proofErr w:type="spellStart"/>
+            <w:r>
+              <w:rPr>
+                <w:lang w:val="en-US"/>
+              </w:rPr>
+              <w:t>YOUWILLJOINUS</w:t>
+            </w:r>
+            <w:proofErr w:type="spellEnd"/>
+            <w:r>
+              <w:rPr>
+                <w:lang w:val="en-US"/>
+              </w:rPr>
+              <w:t xml:space="preserve"> </w:t>
+            </w:r>
+            <w:proofErr w:type="spellStart"/>
+            <w:r>
+              <w:rPr>
+                <w:lang w:val="en-US"/>
+              </w:rPr>
+              <w:t>YOUWILLJOINUS</w:t>
+            </w:r>
+            <w:proofErr w:type="spellEnd"/>
+            <w:r>
+              <w:rPr>
+                <w:lang w:val="en-US"/>
+              </w:rPr>
+              <w:t xml:space="preserve"> </w:t>
+            </w:r>
+            <w:proofErr w:type="spellStart"/>
+            <w:r>
+              <w:rPr>
+                <w:lang w:val="en-US"/>
+              </w:rPr>
+              <w:t>YOUWILLJOINUS</w:t>
+            </w:r>
+            <w:proofErr w:type="spellEnd"/>
+            <w:r>
+              <w:rPr>
+                <w:lang w:val="en-US"/>
+              </w:rPr>
+              <w:t xml:space="preserve"> </w:t>
+            </w:r>
+            <w:proofErr w:type="spellStart"/>
+            <w:r>
+              <w:rPr>
+                <w:lang w:val="en-US"/>
+              </w:rPr>
+              <w:t>YOUWILLJOINUS</w:t>
+            </w:r>
+            <w:proofErr w:type="spellEnd"/>
+            <w:r>
+              <w:rPr>
+                <w:lang w:val="en-US"/>
+              </w:rPr>
+              <w:t xml:space="preserve"> </w:t>
+            </w:r>
+            <w:proofErr w:type="spellStart"/>
+            <w:r>
+              <w:rPr>
+                <w:lang w:val="en-US"/>
+              </w:rPr>
+              <w:t>YOUWILLJOINUS</w:t>
+            </w:r>
+            <w:proofErr w:type="spellEnd"/>
+            <w:r>
+              <w:rPr>
+                <w:lang w:val="en-US"/>
+              </w:rPr>
+              <w:t xml:space="preserve"> </w:t>
+            </w:r>
+            <w:proofErr w:type="spellStart"/>
+            <w:r>
+              <w:rPr>
+                <w:lang w:val="en-US"/>
+              </w:rPr>
+              <w:t>YOUWILLJOINUS</w:t>
+            </w:r>
+            <w:proofErr w:type="spellEnd"/>
+            <w:r>
+              <w:rPr>
+                <w:lang w:val="en-US"/>
+              </w:rPr>
+              <w:t xml:space="preserve"> </w:t>
+            </w:r>
+            <w:proofErr w:type="spellStart"/>
+            <w:r>
+              <w:rPr>
+                <w:lang w:val="en-US"/>
+              </w:rPr>
+              <w:t>YOUWILLJOINUS</w:t>
+            </w:r>
+            <w:proofErr w:type="spellEnd"/>
+            <w:r>
+              <w:rPr>
+                <w:lang w:val="en-US"/>
+              </w:rPr>
+              <w:t xml:space="preserve"> </w:t>
+            </w:r>
+            <w:proofErr w:type="spellStart"/>
+            <w:r>
+              <w:rPr>
+                <w:lang w:val="en-US"/>
+              </w:rPr>
+              <w:t>YOUWILLJOINUS</w:t>
+            </w:r>
+            <w:proofErr w:type="spellEnd"/>
+            <w:r>
+              <w:rPr>
+                <w:lang w:val="en-US"/>
+              </w:rPr>
+              <w:t xml:space="preserve"> </w:t>
+            </w:r>
+            <w:proofErr w:type="spellStart"/>
+            <w:r>
+              <w:rPr>
+                <w:lang w:val="en-US"/>
+              </w:rPr>
+              <w:t>YOUWILLJOINUS</w:t>
+            </w:r>
+            <w:proofErr w:type="spellEnd"/>
+            <w:r>
+              <w:rPr>
+                <w:lang w:val="en-US"/>
+              </w:rPr>
+              <w:t xml:space="preserve"> </w:t>
+            </w:r>
+            <w:proofErr w:type="spellStart"/>
+            <w:r>
+              <w:rPr>
+                <w:lang w:val="en-US"/>
+              </w:rPr>
+              <w:t>YOUWILLJOINUS</w:t>
+            </w:r>
+            <w:proofErr w:type="spellEnd"/>
+            <w:r>
+              <w:rPr>
+                <w:lang w:val="en-US"/>
+              </w:rPr>
+              <w:t xml:space="preserve"> </w:t>
+            </w:r>
+            <w:proofErr w:type="spellStart"/>
+            <w:r>
+              <w:rPr>
+                <w:lang w:val="en-US"/>
+              </w:rPr>
+              <w:t>YOUWILLJOINUS</w:t>
+            </w:r>
+            <w:proofErr w:type="spellEnd"/>
+            <w:r>
+              <w:rPr>
+                <w:lang w:val="en-US"/>
+              </w:rPr>
+              <w:t xml:space="preserve"> </w:t>
+            </w:r>
+            <w:proofErr w:type="spellStart"/>
+            <w:r>
+              <w:rPr>
+                <w:lang w:val="en-US"/>
+              </w:rPr>
+              <w:t>YOUWILLJOINUS</w:t>
+            </w:r>
+            <w:proofErr w:type="spellEnd"/>
+            <w:r>
+              <w:rPr>
+                <w:lang w:val="en-US"/>
+              </w:rPr>
+              <w:t xml:space="preserve"> </w:t>
+            </w:r>
+            <w:proofErr w:type="spellStart"/>
+            <w:r>
+              <w:rPr>
+                <w:lang w:val="en-US"/>
+              </w:rPr>
+              <w:t>YOUWILLJOINUS</w:t>
+            </w:r>
+            <w:proofErr w:type="spellEnd"/>
+            <w:r>
+              <w:rPr>
+                <w:lang w:val="en-US"/>
+              </w:rPr>
+              <w:t xml:space="preserve"> </w:t>
+            </w:r>
+            <w:proofErr w:type="spellStart"/>
+            <w:r>
+              <w:rPr>
+                <w:lang w:val="en-US"/>
+              </w:rPr>
+              <w:t>YOUWILLJOINUS</w:t>
+            </w:r>
+            <w:proofErr w:type="spellEnd"/>
+            <w:r>
+              <w:rPr>
+                <w:lang w:val="en-US"/>
+              </w:rPr>
+              <w:t xml:space="preserve"> </w:t>
+            </w:r>
+            <w:proofErr w:type="spellStart"/>
+            <w:r>
+              <w:rPr>
+                <w:lang w:val="en-US"/>
+              </w:rPr>
+              <w:t>YOUWILLJOINUS</w:t>
+            </w:r>
+            <w:proofErr w:type="spellEnd"/>
+            <w:r>
+              <w:rPr>
+                <w:lang w:val="en-US"/>
+              </w:rPr>
+              <w:t xml:space="preserve"> </w:t>
+            </w:r>
+            <w:proofErr w:type="spellStart"/>
+            <w:r>
+              <w:rPr>
+                <w:lang w:val="en-US"/>
+              </w:rPr>
+              <w:t>YOUWILLJOINUS</w:t>
+            </w:r>
+            <w:proofErr w:type="spellEnd"/>
+            <w:r>
+              <w:rPr>
+                <w:lang w:val="en-US"/>
+              </w:rPr>
+              <w:t xml:space="preserve"> </w:t>
+            </w:r>
+            <w:proofErr w:type="spellStart"/>
+            <w:r>
+              <w:rPr>
+                <w:lang w:val="en-US"/>
+              </w:rPr>
+              <w:t>YOUWILLJOINUS</w:t>
+            </w:r>
+            <w:proofErr w:type="spellEnd"/>
+            <w:r>
+              <w:rPr>
+                <w:lang w:val="en-US"/>
+              </w:rPr>
+              <w:t xml:space="preserve"> </w:t>
+            </w:r>
+            <w:proofErr w:type="spellStart"/>
+            <w:r>
+              <w:rPr>
+                <w:lang w:val="en-US"/>
+              </w:rPr>
+              <w:t>YOUWILLJOINUS</w:t>
+            </w:r>
+            <w:proofErr w:type="spellEnd"/>
+            <w:r>
+              <w:rPr>
+                <w:lang w:val="en-US"/>
+              </w:rPr>
+              <w:t xml:space="preserve"> </w:t>
+            </w:r>
+            <w:proofErr w:type="spellStart"/>
+            <w:r>
+              <w:rPr>
+                <w:lang w:val="en-US"/>
+              </w:rPr>
+              <w:t>YOUWILLJOINUS</w:t>
+            </w:r>
+            <w:proofErr w:type="spellEnd"/>
+            <w:r>
+              <w:rPr>
+                <w:lang w:val="en-US"/>
+              </w:rPr>
+              <w:t xml:space="preserve"> </w:t>
+            </w:r>
+            <w:proofErr w:type="spellStart"/>
+            <w:r>
+              <w:rPr>
+                <w:lang w:val="en-US"/>
+              </w:rPr>
+              <w:t>YOUWILLJOINUS</w:t>
+            </w:r>
+            <w:proofErr w:type="spellEnd"/>
+            <w:r>
+              <w:rPr>
+                <w:lang w:val="en-US"/>
+              </w:rPr>
+              <w:t xml:space="preserve"> </w:t>
+            </w:r>
+            <w:proofErr w:type="spellStart"/>
+            <w:r>
+              <w:rPr>
+                <w:lang w:val="en-US"/>
+              </w:rPr>
+              <w:t>YOUWILLJOINUS</w:t>
+            </w:r>
+            <w:proofErr w:type="spellEnd"/>
+            <w:r>
+              <w:rPr>
+                <w:lang w:val="en-US"/>
+              </w:rPr>
+              <w:t xml:space="preserve"> </w:t>
+            </w:r>
+            <w:proofErr w:type="spellStart"/>
+            <w:r>
+              <w:rPr>
+                <w:lang w:val="en-US"/>
+              </w:rPr>
+              <w:t>YOUWILLJOINUS</w:t>
+            </w:r>
+            <w:proofErr w:type="spellEnd"/>
+            <w:r>
+              <w:rPr>
+                <w:lang w:val="en-US"/>
+              </w:rPr>
+              <w:t xml:space="preserve"> </w:t>
+            </w:r>
+            <w:proofErr w:type="spellStart"/>
+            <w:r>
+              <w:rPr>
+                <w:lang w:val="en-US"/>
+              </w:rPr>
+              <w:t>YOUWILLJOINUS</w:t>
+            </w:r>
+            <w:proofErr w:type="spellEnd"/>
+            <w:r>
+              <w:rPr>
+                <w:lang w:val="en-US"/>
+              </w:rPr>
+              <w:t xml:space="preserve"> </w:t>
+            </w:r>
+            <w:proofErr w:type="spellStart"/>
+            <w:r>
+              <w:rPr>
+                <w:lang w:val="en-US"/>
+              </w:rPr>
+              <w:t>YOUWILLJOINUS</w:t>
+            </w:r>
+            <w:proofErr w:type="spellEnd"/>
+            <w:r>
+              <w:rPr>
+                <w:lang w:val="en-US"/>
+              </w:rPr>
+              <w:t xml:space="preserve"> </w:t>
+            </w:r>
+            <w:proofErr w:type="spellStart"/>
+            <w:r>
+              <w:rPr>
+                <w:lang w:val="en-US"/>
+              </w:rPr>
+              <w:t>YOUWILLJOINUS</w:t>
+            </w:r>
+            <w:proofErr w:type="spellEnd"/>
+            <w:r>
+              <w:rPr>
+                <w:lang w:val="en-US"/>
+              </w:rPr>
+              <w:t xml:space="preserve"> </w:t>
+            </w:r>
+            <w:proofErr w:type="spellStart"/>
+            <w:r>
+              <w:rPr>
+                <w:lang w:val="en-US"/>
+              </w:rPr>
+              <w:t>YOUWILLJOINUS</w:t>
+            </w:r>
+            <w:proofErr w:type="spellEnd"/>
+            <w:r>
+              <w:rPr>
+                <w:lang w:val="en-US"/>
+              </w:rPr>
+              <w:t xml:space="preserve"> </w:t>
+            </w:r>
+            <w:proofErr w:type="spellStart"/>
+            <w:r>
+              <w:rPr>
+                <w:lang w:val="en-US"/>
+              </w:rPr>
+              <w:t>YOUWILLJOINUS</w:t>
+            </w:r>
+            <w:proofErr w:type="spellEnd"/>
+            <w:r>
+              <w:rPr>
+                <w:lang w:val="en-US"/>
+              </w:rPr>
+              <w:t xml:space="preserve"> </w:t>
+            </w:r>
+            <w:proofErr w:type="spellStart"/>
+            <w:r>
+              <w:rPr>
+                <w:lang w:val="en-US"/>
+              </w:rPr>
+              <w:t>YOUWILLJOINUS</w:t>
+            </w:r>
+            <w:proofErr w:type="spellEnd"/>
+            <w:r>
+              <w:rPr>
+                <w:lang w:val="en-US"/>
+              </w:rPr>
+              <w:t xml:space="preserve"> </w:t>
+            </w:r>
+            <w:proofErr w:type="spellStart"/>
+            <w:r>
+              <w:rPr>
+                <w:lang w:val="en-US"/>
+              </w:rPr>
+              <w:t>YOUWILLJOINUS</w:t>
+            </w:r>
+            <w:proofErr w:type="spellEnd"/>
+            <w:r>
+              <w:rPr>
+                <w:lang w:val="en-US"/>
+              </w:rPr>
+              <w:t xml:space="preserve"> </w:t>
+            </w:r>
+            <w:proofErr w:type="spellStart"/>
+            <w:r>
+              <w:rPr>
+                <w:lang w:val="en-US"/>
+              </w:rPr>
+              <w:t>YOUWILLJOINUS</w:t>
+            </w:r>
+            <w:proofErr w:type="spellEnd"/>
+            <w:r>
+              <w:rPr>
+                <w:lang w:val="en-US"/>
+              </w:rPr>
+              <w:t xml:space="preserve"> </w:t>
+            </w:r>
+            <w:proofErr w:type="spellStart"/>
+            <w:r>
+              <w:rPr>
+                <w:lang w:val="en-US"/>
+              </w:rPr>
+              <w:t>YOUWILLJOINUS</w:t>
+            </w:r>
+            <w:proofErr w:type="spellEnd"/>
+            <w:r>
+              <w:rPr>
+                <w:lang w:val="en-US"/>
+              </w:rPr>
+              <w:t xml:space="preserve"> </w:t>
+            </w:r>
+            <w:proofErr w:type="spellStart"/>
+            <w:r>
+              <w:rPr>
+                <w:lang w:val="en-US"/>
+              </w:rPr>
+              <w:t>YOUWILLJOINUS</w:t>
+            </w:r>
+            <w:proofErr w:type="spellEnd"/>
+            <w:r>
+              <w:rPr>
+                <w:lang w:val="en-US"/>
+              </w:rPr>
+              <w:t xml:space="preserve"> </w:t>
+            </w:r>
+            <w:proofErr w:type="spellStart"/>
+            <w:r>
+              <w:rPr>
+                <w:lang w:val="en-US"/>
+              </w:rPr>
+              <w:t>YOUWILLJOINUS</w:t>
+            </w:r>
+            <w:proofErr w:type="spellEnd"/>
+            <w:r>
+              <w:rPr>
+                <w:lang w:val="en-US"/>
+              </w:rPr>
+              <w:t xml:space="preserve"> </w:t>
+            </w:r>
+            <w:proofErr w:type="spellStart"/>
+            <w:r>
+              <w:rPr>
+                <w:lang w:val="en-US"/>
+              </w:rPr>
+              <w:t>YOUWILLJOINUS</w:t>
+            </w:r>
+            <w:proofErr w:type="spellEnd"/>
+            <w:r>
+              <w:rPr>
+                <w:lang w:val="en-US"/>
+              </w:rPr>
+              <w:t xml:space="preserve"> </w:t>
+            </w:r>
+            <w:proofErr w:type="spellStart"/>
+            <w:r>
+              <w:rPr>
+                <w:lang w:val="en-US"/>
+              </w:rPr>
+              <w:t>YOUWILLJOINUS</w:t>
+            </w:r>
+            <w:proofErr w:type="spellEnd"/>
+            <w:r>
+              <w:rPr>
+                <w:lang w:val="en-US"/>
+              </w:rPr>
+              <w:t xml:space="preserve"> </w:t>
+            </w:r>
+            <w:proofErr w:type="spellStart"/>
+            <w:r>
+              <w:rPr>
+                <w:lang w:val="en-US"/>
+              </w:rPr>
+              <w:t>YOUWILLJOINUS</w:t>
+            </w:r>
+            <w:proofErr w:type="spellEnd"/>
+            <w:r>
+              <w:rPr>
+                <w:lang w:val="en-US"/>
+              </w:rPr>
+              <w:t xml:space="preserve"> </w:t>
+            </w:r>
+            <w:proofErr w:type="spellStart"/>
+            <w:r>
+              <w:rPr>
+                <w:lang w:val="en-US"/>
+              </w:rPr>
+              <w:t>YOUWILLJOINUS</w:t>
+            </w:r>
+            <w:proofErr w:type="spellEnd"/>
+            <w:r>
+              <w:rPr>
+                <w:lang w:val="en-US"/>
+              </w:rPr>
+              <w:t xml:space="preserve"> </w:t>
+            </w:r>
+            <w:proofErr w:type="spellStart"/>
+            <w:r>
+              <w:rPr>
+                <w:lang w:val="en-US"/>
+              </w:rPr>
+              <w:t>YOUWILLJOINUS</w:t>
+            </w:r>
+            <w:proofErr w:type="spellEnd"/>
+            <w:r>
+              <w:rPr>
+                <w:lang w:val="en-US"/>
+              </w:rPr>
+              <w:t xml:space="preserve"> </w:t>
+            </w:r>
+            <w:proofErr w:type="spellStart"/>
+            <w:r>
+              <w:rPr>
+                <w:lang w:val="en-US"/>
+              </w:rPr>
+              <w:t>YOUWILLJOINUS</w:t>
+            </w:r>
+            <w:proofErr w:type="spellEnd"/>
+            <w:r>
+              <w:rPr>
+                <w:lang w:val="en-US"/>
+              </w:rPr>
+              <w:t xml:space="preserve"> </w:t>
+            </w:r>
+            <w:proofErr w:type="spellStart"/>
+            <w:r>
+              <w:rPr>
+                <w:lang w:val="en-US"/>
+              </w:rPr>
+              <w:t>YOUWILLJOINUS</w:t>
+            </w:r>
+            <w:proofErr w:type="spellEnd"/>
+            <w:r>
+              <w:rPr>
+                <w:lang w:val="en-US"/>
+              </w:rPr>
+              <w:t xml:space="preserve"> </w:t>
+            </w:r>
+            <w:proofErr w:type="spellStart"/>
+            <w:r>
+              <w:rPr>
+                <w:lang w:val="en-US"/>
+              </w:rPr>
+              <w:t>YOUWILLJOINUS</w:t>
+            </w:r>
+            <w:proofErr w:type="spellEnd"/>
+            <w:r>
+              <w:rPr>
+                <w:lang w:val="en-US"/>
+              </w:rPr>
+              <w:t xml:space="preserve"> </w:t>
+            </w:r>
+            <w:proofErr w:type="spellStart"/>
+            <w:r>
+              <w:rPr>
+                <w:lang w:val="en-US"/>
+              </w:rPr>
+              <w:t>YOUWILLJOINUS</w:t>
+            </w:r>
+            <w:proofErr w:type="spellEnd"/>
+            <w:r>
+              <w:rPr>
+                <w:lang w:val="en-US"/>
+              </w:rPr>
+              <w:t xml:space="preserve"> </w:t>
+            </w:r>
+            <w:proofErr w:type="spellStart"/>
+            <w:r>
+              <w:rPr>
+                <w:lang w:val="en-US"/>
+              </w:rPr>
+              <w:t>YOUWILLJOINUS</w:t>
+            </w:r>
+            <w:proofErr w:type="spellEnd"/>
+            <w:r>
+              <w:rPr>
+                <w:lang w:val="en-US"/>
+              </w:rPr>
+              <w:t xml:space="preserve"> </w:t>
+            </w:r>
+            <w:proofErr w:type="spellStart"/>
+            <w:r>
+              <w:rPr>
+                <w:lang w:val="en-US"/>
+              </w:rPr>
+              <w:t>YOUWILLJOINUS</w:t>
+            </w:r>
+            <w:proofErr w:type="spellEnd"/>
+            <w:r>
+              <w:rPr>
+                <w:lang w:val="en-US"/>
+              </w:rPr>
+              <w:t xml:space="preserve"> </w:t>
+            </w:r>
+            <w:proofErr w:type="spellStart"/>
+            <w:r>
+              <w:rPr>
+                <w:lang w:val="en-US"/>
+              </w:rPr>
+              <w:t>YOUWILLJOINUS</w:t>
+            </w:r>
+            <w:proofErr w:type="spellEnd"/>
+            <w:r>
+              <w:rPr>
+                <w:lang w:val="en-US"/>
+              </w:rPr>
+              <w:t xml:space="preserve"> </w:t>
+            </w:r>
+            <w:proofErr w:type="spellStart"/>
+            <w:r>
+              <w:rPr>
+                <w:lang w:val="en-US"/>
+              </w:rPr>
+              <w:t>YOUWILLJOINUS</w:t>
+            </w:r>
+            <w:proofErr w:type="spellEnd"/>
+            <w:r>
+              <w:rPr>
+                <w:lang w:val="en-US"/>
+              </w:rPr>
+              <w:t xml:space="preserve"> </w:t>
+            </w:r>
+            <w:proofErr w:type="spellStart"/>
+            <w:r>
+              <w:rPr>
+                <w:lang w:val="en-US"/>
+              </w:rPr>
+              <w:t>YOUWILLJOINUS</w:t>
+            </w:r>
+            <w:proofErr w:type="spellEnd"/>
+            <w:r>
+              <w:rPr>
+                <w:lang w:val="en-US"/>
+              </w:rPr>
+              <w:t xml:space="preserve"> </w:t>
+            </w:r>
+            <w:proofErr w:type="spellStart"/>
+            <w:r>
+              <w:rPr>
+                <w:lang w:val="en-US"/>
+              </w:rPr>
+              <w:t>YOUWILLJOINUS</w:t>
+            </w:r>
+            <w:proofErr w:type="spellEnd"/>
+            <w:r>
+              <w:rPr>
+                <w:lang w:val="en-US"/>
+              </w:rPr>
+              <w:t xml:space="preserve"> </w:t>
+            </w:r>
+            <w:proofErr w:type="spellStart"/>
+            <w:r>
+              <w:rPr>
+                <w:lang w:val="en-US"/>
+              </w:rPr>
+              <w:t>YOUWILLJOINUS</w:t>
+            </w:r>
+            <w:proofErr w:type="spellEnd"/>
+            <w:r>
+              <w:rPr>
+                <w:lang w:val="en-US"/>
+              </w:rPr>
+              <w:t xml:space="preserve"> </w:t>
+            </w:r>
+            <w:proofErr w:type="spellStart"/>
+            <w:r>
+              <w:rPr>
+                <w:lang w:val="en-US"/>
+              </w:rPr>
+              <w:t>YOUWILLJOINUS</w:t>
+            </w:r>
+            <w:proofErr w:type="spellEnd"/>
+            <w:r>
+              <w:rPr>
+                <w:lang w:val="en-US"/>
+              </w:rPr>
+              <w:t xml:space="preserve"> </w:t>
+            </w:r>
+            <w:proofErr w:type="spellStart"/>
+            <w:r>
+              <w:rPr>
+                <w:lang w:val="en-US"/>
+              </w:rPr>
+              <w:t>YOUWILLJOINUS</w:t>
+            </w:r>
+            <w:proofErr w:type="spellEnd"/>
+            <w:r>
+              <w:rPr>
+                <w:lang w:val="en-US"/>
+              </w:rPr>
+              <w:t xml:space="preserve"> </w:t>
+            </w:r>
+            <w:proofErr w:type="spellStart"/>
+            <w:r>
+              <w:rPr>
+                <w:lang w:val="en-US"/>
+              </w:rPr>
+              <w:t>YOUWILLJOINUS</w:t>
+            </w:r>
+            <w:proofErr w:type="spellEnd"/>
+            <w:r>
+              <w:rPr>
+                <w:lang w:val="en-US"/>
+              </w:rPr>
+              <w:t xml:space="preserve"> </w:t>
+            </w:r>
+            <w:proofErr w:type="spellStart"/>
+            <w:r>
+              <w:rPr>
+                <w:lang w:val="en-US"/>
+              </w:rPr>
+              <w:t>YOUWILLJOINUS</w:t>
+            </w:r>
+            <w:proofErr w:type="spellEnd"/>
+            <w:r>
+              <w:rPr>
+                <w:lang w:val="en-US"/>
+              </w:rPr>
+              <w:t xml:space="preserve"> </w:t>
+            </w:r>
+            <w:proofErr w:type="spellStart"/>
+            <w:r>
+              <w:rPr>
+                <w:lang w:val="en-US"/>
+              </w:rPr>
+              <w:t>YOUWILLJOINUS</w:t>
+            </w:r>
+            <w:proofErr w:type="spellEnd"/>
+            <w:r>
+              <w:rPr>
+                <w:lang w:val="en-US"/>
+              </w:rPr>
+              <w:t xml:space="preserve"> </w:t>
+            </w:r>
+            <w:proofErr w:type="spellStart"/>
+            <w:r>
+              <w:rPr>
+                <w:lang w:val="en-US"/>
+              </w:rPr>
+              <w:t>YOUWILLJOINUS</w:t>
+            </w:r>
+            <w:proofErr w:type="spellEnd"/>
+            <w:r>
+              <w:rPr>
+                <w:lang w:val="en-US"/>
+              </w:rPr>
+              <w:t xml:space="preserve"> </w:t>
+            </w:r>
+            <w:proofErr w:type="spellStart"/>
+            <w:r>
+              <w:rPr>
+                <w:lang w:val="en-US"/>
+              </w:rPr>
+              <w:t>YOUWILLJOINUS</w:t>
+            </w:r>
+            <w:proofErr w:type="spellEnd"/>
+            <w:r>
+              <w:rPr>
+                <w:lang w:val="en-US"/>
+              </w:rPr>
+              <w:t xml:space="preserve"> </w:t>
+            </w:r>
+            <w:proofErr w:type="spellStart"/>
+            <w:r>
+              <w:rPr>
+                <w:lang w:val="en-US"/>
+              </w:rPr>
+              <w:t>YOUWILLJOINUS</w:t>
+            </w:r>
+            <w:proofErr w:type="spellEnd"/>
+            <w:r>
+              <w:rPr>
+                <w:lang w:val="en-US"/>
+              </w:rPr>
+              <w:t xml:space="preserve"> </w:t>
+            </w:r>
+            <w:proofErr w:type="spellStart"/>
+            <w:r>
+              <w:rPr>
+                <w:lang w:val="en-US"/>
+              </w:rPr>
+              <w:t>YOUWILLJOINUS</w:t>
+            </w:r>
+            <w:proofErr w:type="spellEnd"/>
+            <w:r>
+              <w:rPr>
+                <w:lang w:val="en-US"/>
+              </w:rPr>
+              <w:t xml:space="preserve"> </w:t>
+            </w:r>
+            <w:proofErr w:type="spellStart"/>
+            <w:r>
+              <w:rPr>
+                <w:lang w:val="en-US"/>
+              </w:rPr>
+              <w:t>YOUWILLJOINUS</w:t>
+            </w:r>
+            <w:proofErr w:type="spellEnd"/>
+            <w:r>
+              <w:rPr>
+                <w:lang w:val="en-US"/>
+              </w:rPr>
+              <w:t xml:space="preserve"> </w:t>
+            </w:r>
+            <w:proofErr w:type="spellStart"/>
+            <w:r>
+              <w:rPr>
+                <w:lang w:val="en-US"/>
+              </w:rPr>
+              <w:t>YOUWILLJOINUS</w:t>
+            </w:r>
+            <w:proofErr w:type="spellEnd"/>
+            <w:r>
+              <w:rPr>
+                <w:lang w:val="en-US"/>
+              </w:rPr>
+              <w:t xml:space="preserve"> </w:t>
+            </w:r>
+            <w:proofErr w:type="spellStart"/>
+            <w:r>
+              <w:rPr>
+                <w:lang w:val="en-US"/>
+              </w:rPr>
+              <w:t>YOUWILLJOINUS</w:t>
+            </w:r>
+            <w:proofErr w:type="spellEnd"/>
+            <w:r>
+              <w:rPr>
+                <w:lang w:val="en-US"/>
+              </w:rPr>
+              <w:t xml:space="preserve"> </w:t>
+            </w:r>
+            <w:proofErr w:type="spellStart"/>
+            <w:r>
+              <w:rPr>
+                <w:lang w:val="en-US"/>
+              </w:rPr>
+              <w:t>YOUWILLJOINUS</w:t>
+            </w:r>
+            <w:proofErr w:type="spellEnd"/>
+            <w:r>
+              <w:rPr>
+                <w:lang w:val="en-US"/>
+              </w:rPr>
+              <w:t xml:space="preserve"> </w:t>
+            </w:r>
+            <w:proofErr w:type="spellStart"/>
+            <w:r>
+              <w:rPr>
+                <w:lang w:val="en-US"/>
+              </w:rPr>
+              <w:t>YOUWILLJOINUS</w:t>
+            </w:r>
+            <w:proofErr w:type="spellEnd"/>
+            <w:r>
+              <w:rPr>
+                <w:lang w:val="en-US"/>
+              </w:rPr>
+              <w:t xml:space="preserve"> </w:t>
+            </w:r>
+            <w:proofErr w:type="spellStart"/>
+            <w:r>
+              <w:rPr>
+                <w:lang w:val="en-US"/>
+              </w:rPr>
+              <w:t>YOUWILLJOINUS</w:t>
+            </w:r>
+            <w:proofErr w:type="spellEnd"/>
+            <w:r>
+              <w:rPr>
+                <w:lang w:val="en-US"/>
+              </w:rPr>
+              <w:t xml:space="preserve"> </w:t>
+            </w:r>
+            <w:proofErr w:type="spellStart"/>
+            <w:r>
+              <w:rPr>
+                <w:lang w:val="en-US"/>
+              </w:rPr>
+              <w:t>YOUWILLJOINUS</w:t>
+            </w:r>
+            <w:proofErr w:type="spellEnd"/>
+            <w:r>
+              <w:rPr>
+                <w:lang w:val="en-US"/>
+              </w:rPr>
+              <w:t xml:space="preserve"> </w:t>
+            </w:r>
+            <w:proofErr w:type="spellStart"/>
+            <w:r>
+              <w:rPr>
+                <w:lang w:val="en-US"/>
+              </w:rPr>
+              <w:t>YOUWILLJOINUS</w:t>
+            </w:r>
+            <w:proofErr w:type="spellEnd"/>
+            <w:r>
+              <w:rPr>
+                <w:lang w:val="en-US"/>
+              </w:rPr>
+              <w:t xml:space="preserve"> </w:t>
+            </w:r>
+            <w:proofErr w:type="spellStart"/>
+            <w:r>
+              <w:rPr>
+                <w:lang w:val="en-US"/>
+              </w:rPr>
+              <w:t>YOUWILLJOINUS</w:t>
+            </w:r>
+            <w:proofErr w:type="spellEnd"/>
+            <w:r>
+              <w:rPr>
+                <w:lang w:val="en-US"/>
+              </w:rPr>
+              <w:t xml:space="preserve"> </w:t>
+            </w:r>
+            <w:proofErr w:type="spellStart"/>
+            <w:r>
+              <w:rPr>
+                <w:lang w:val="en-US"/>
+              </w:rPr>
+              <w:t>YOUWILLJOINUS</w:t>
+            </w:r>
+            <w:proofErr w:type="spellEnd"/>
+            <w:r>
+              <w:rPr>
+                <w:lang w:val="en-US"/>
+              </w:rPr>
+              <w:t xml:space="preserve"> </w:t>
+            </w:r>
+            <w:proofErr w:type="spellStart"/>
+            <w:r>
+              <w:rPr>
+                <w:lang w:val="en-US"/>
+              </w:rPr>
+              <w:t>YOUWILLJOINUS</w:t>
+            </w:r>
+            <w:proofErr w:type="spellEnd"/>
+            <w:r>
+              <w:rPr>
+                <w:lang w:val="en-US"/>
+              </w:rPr>
+              <w:t xml:space="preserve"> </w:t>
+            </w:r>
+            <w:proofErr w:type="spellStart"/>
+            <w:r>
+              <w:rPr>
+                <w:lang w:val="en-US"/>
+              </w:rPr>
+              <w:t>YOUWILLJOINUS</w:t>
+            </w:r>
+            <w:proofErr w:type="spellEnd"/>
+            <w:r>
+              <w:rPr>
+                <w:lang w:val="en-US"/>
+              </w:rPr>
+              <w:t xml:space="preserve"> </w:t>
+            </w:r>
+            <w:proofErr w:type="spellStart"/>
+            <w:r>
+              <w:rPr>
+                <w:lang w:val="en-US"/>
+              </w:rPr>
+              <w:t>YOUWILLJOINUS</w:t>
+            </w:r>
+            <w:proofErr w:type="spellEnd"/>
+            <w:r>
+              <w:rPr>
+                <w:lang w:val="en-US"/>
+              </w:rPr>
+              <w:t xml:space="preserve"> </w:t>
+            </w:r>
+            <w:proofErr w:type="spellStart"/>
+            <w:r>
+              <w:rPr>
+                <w:lang w:val="en-US"/>
+              </w:rPr>
+              <w:t>YOUWILLJOINUS</w:t>
+            </w:r>
+            <w:proofErr w:type="spellEnd"/>
+            <w:r>
+              <w:rPr>
+                <w:lang w:val="en-US"/>
+              </w:rPr>
+              <w:t xml:space="preserve"> </w:t>
+            </w:r>
+            <w:proofErr w:type="spellStart"/>
+            <w:r>
+              <w:rPr>
+                <w:lang w:val="en-US"/>
+              </w:rPr>
+              <w:t>YOUWILLJOINUS</w:t>
+            </w:r>
+            <w:proofErr w:type="spellEnd"/>
+            <w:r>
+              <w:rPr>
+                <w:lang w:val="en-US"/>
+              </w:rPr>
+              <w:t xml:space="preserve"> </w:t>
+            </w:r>
+            <w:proofErr w:type="spellStart"/>
+            <w:r>
+              <w:rPr>
+                <w:lang w:val="en-US"/>
+              </w:rPr>
+              <w:t>YOUWILLJOINUS</w:t>
+            </w:r>
+            <w:proofErr w:type="spellEnd"/>
+            <w:r>
+              <w:rPr>
+                <w:lang w:val="en-US"/>
+              </w:rPr>
+              <w:t xml:space="preserve"> </w:t>
+            </w:r>
+            <w:proofErr w:type="spellStart"/>
+            <w:r>
+              <w:rPr>
+                <w:lang w:val="en-US"/>
+              </w:rPr>
+              <w:t>YOUWILLJOINUS</w:t>
+            </w:r>
+            <w:proofErr w:type="spellEnd"/>
+            <w:r>
+              <w:rPr>
+                <w:lang w:val="en-US"/>
+              </w:rPr>
+              <w:t xml:space="preserve"> </w:t>
+            </w:r>
+            <w:proofErr w:type="spellStart"/>
+            <w:r>
+              <w:rPr>
+                <w:lang w:val="en-US"/>
+              </w:rPr>
+              <w:t>YOUWILLJOINUS</w:t>
+            </w:r>
+            <w:proofErr w:type="spellEnd"/>
+            <w:r>
+              <w:rPr>
+                <w:lang w:val="en-US"/>
+              </w:rPr>
+              <w:t xml:space="preserve"> </w:t>
+            </w:r>
+            <w:proofErr w:type="spellStart"/>
+            <w:r>
+              <w:rPr>
+                <w:lang w:val="en-US"/>
+              </w:rPr>
+              <w:t>YOUWILLJOINUS</w:t>
+            </w:r>
+            <w:proofErr w:type="spellEnd"/>
+            <w:r>
+              <w:rPr>
+                <w:lang w:val="en-US"/>
+              </w:rPr>
+              <w:t xml:space="preserve"> </w:t>
+            </w:r>
+            <w:proofErr w:type="spellStart"/>
+            <w:r>
+              <w:rPr>
+                <w:lang w:val="en-US"/>
+              </w:rPr>
+              <w:t>YOUWILLJOINUS</w:t>
+            </w:r>
+            <w:proofErr w:type="spellEnd"/>
+            <w:r>
+              <w:rPr>
+                <w:lang w:val="en-US"/>
+              </w:rPr>
+              <w:t xml:space="preserve"> </w:t>
+            </w:r>
+            <w:proofErr w:type="spellStart"/>
+            <w:r>
+              <w:rPr>
+                <w:lang w:val="en-US"/>
+              </w:rPr>
+              <w:t>YOUWILLJOINUS</w:t>
+            </w:r>
+            <w:proofErr w:type="spellEnd"/>
+            <w:r>
+              <w:rPr>
+                <w:lang w:val="en-US"/>
+              </w:rPr>
+              <w:t xml:space="preserve"> </w:t>
+            </w:r>
+            <w:proofErr w:type="spellStart"/>
+            <w:r>
+              <w:rPr>
+                <w:lang w:val="en-US"/>
+              </w:rPr>
+              <w:t>YOUWILLJOINUS</w:t>
+            </w:r>
+            <w:proofErr w:type="spellEnd"/>
+            <w:r>
+              <w:rPr>
+                <w:lang w:val="en-US"/>
+              </w:rPr>
+              <w:t xml:space="preserve"> </w:t>
+            </w:r>
+            <w:proofErr w:type="spellStart"/>
+            <w:r>
+              <w:rPr>
+                <w:lang w:val="en-US"/>
+              </w:rPr>
+              <w:t>YOUWILLJOINUS</w:t>
+            </w:r>
+            <w:proofErr w:type="spellEnd"/>
+            <w:r>
+              <w:rPr>
+                <w:lang w:val="en-US"/>
+              </w:rPr>
+              <w:t xml:space="preserve"> </w:t>
+            </w:r>
+            <w:proofErr w:type="spellStart"/>
+            <w:r>
+              <w:rPr>
+                <w:lang w:val="en-US"/>
+              </w:rPr>
+              <w:t>YOUWILLJOINUS</w:t>
+            </w:r>
+            <w:proofErr w:type="spellEnd"/>
+            <w:r>
+              <w:rPr>
+                <w:lang w:val="en-US"/>
+              </w:rPr>
+              <w:t xml:space="preserve"> </w:t>
+            </w:r>
+            <w:proofErr w:type="spellStart"/>
+            <w:r>
+              <w:rPr>
+                <w:lang w:val="en-US"/>
+              </w:rPr>
+              <w:t>YOUWILLJOINUS</w:t>
+            </w:r>
+            <w:proofErr w:type="spellEnd"/>
+            <w:r>
+              <w:rPr>
+                <w:lang w:val="en-US"/>
+              </w:rPr>
+              <w:t xml:space="preserve"> </w:t>
+            </w:r>
+            <w:proofErr w:type="spellStart"/>
+            <w:r>
+              <w:rPr>
+                <w:lang w:val="en-US"/>
+              </w:rPr>
+              <w:t>YOUWILLJOINUS</w:t>
+            </w:r>
+            <w:proofErr w:type="spellEnd"/>
+            <w:r>
+              <w:rPr>
+                <w:lang w:val="en-US"/>
+              </w:rPr>
+              <w:t xml:space="preserve"> </w:t>
+            </w:r>
+            <w:proofErr w:type="spellStart"/>
+            <w:r>
+              <w:rPr>
+                <w:lang w:val="en-US"/>
+              </w:rPr>
+              <w:t>YOUWILLJOINUS</w:t>
+            </w:r>
+            <w:proofErr w:type="spellEnd"/>
+            <w:r>
+              <w:rPr>
+                <w:lang w:val="en-US"/>
+              </w:rPr>
+              <w:t xml:space="preserve"> </w:t>
+            </w:r>
+            <w:proofErr w:type="spellStart"/>
+            <w:r>
+              <w:rPr>
+                <w:lang w:val="en-US"/>
+              </w:rPr>
+              <w:lastRenderedPageBreak/>
+              <w:t>YOUWILLJOINUS</w:t>
+            </w:r>
+            <w:proofErr w:type="spellEnd"/>
+            <w:r>
+              <w:rPr>
+                <w:lang w:val="en-US"/>
+              </w:rPr>
+              <w:t xml:space="preserve"> </w:t>
+            </w:r>
+            <w:proofErr w:type="spellStart"/>
+            <w:r>
+              <w:rPr>
+                <w:lang w:val="en-US"/>
+              </w:rPr>
+              <w:t>YOUWILLJOINUS</w:t>
+            </w:r>
+            <w:proofErr w:type="spellEnd"/>
+            <w:r>
+              <w:rPr>
+                <w:lang w:val="en-US"/>
+              </w:rPr>
+              <w:t xml:space="preserve"> </w:t>
+            </w:r>
+            <w:proofErr w:type="spellStart"/>
+            <w:r>
+              <w:rPr>
+                <w:lang w:val="en-US"/>
+              </w:rPr>
+              <w:t>YOUWILLJOINUS</w:t>
+            </w:r>
+            <w:proofErr w:type="spellEnd"/>
+            <w:r>
+              <w:rPr>
+                <w:lang w:val="en-US"/>
+              </w:rPr>
+              <w:t xml:space="preserve"> </w:t>
+            </w:r>
+            <w:proofErr w:type="spellStart"/>
+            <w:r>
+              <w:rPr>
+                <w:lang w:val="en-US"/>
+              </w:rPr>
+              <w:t>YOUWILLJOINUS</w:t>
+            </w:r>
+            <w:proofErr w:type="spellEnd"/>
+            <w:r>
+              <w:rPr>
+                <w:lang w:val="en-US"/>
+              </w:rPr>
+              <w:t xml:space="preserve"> </w:t>
+            </w:r>
+            <w:proofErr w:type="spellStart"/>
+            <w:r>
+              <w:rPr>
+                <w:lang w:val="en-US"/>
+              </w:rPr>
+              <w:t>YOUWILLJOINUS</w:t>
+            </w:r>
+            <w:proofErr w:type="spellEnd"/>
+            <w:r>
+              <w:rPr>
+                <w:lang w:val="en-US"/>
+              </w:rPr>
+              <w:t xml:space="preserve"> </w:t>
+            </w:r>
+            <w:proofErr w:type="spellStart"/>
+            <w:r>
+              <w:rPr>
+                <w:lang w:val="en-US"/>
+              </w:rPr>
+              <w:t>YOUWILLJOINUS</w:t>
+            </w:r>
+            <w:proofErr w:type="spellEnd"/>
+            <w:r>
+              <w:rPr>
+                <w:lang w:val="en-US"/>
+              </w:rPr>
+              <w:t xml:space="preserve"> </w:t>
+            </w:r>
+            <w:proofErr w:type="spellStart"/>
+            <w:r>
+              <w:rPr>
+                <w:lang w:val="en-US"/>
+              </w:rPr>
+              <w:t>YOUWILLJOINUS</w:t>
+            </w:r>
+            <w:proofErr w:type="spellEnd"/>
+            <w:r>
+              <w:rPr>
+                <w:lang w:val="en-US"/>
+              </w:rPr>
+              <w:t xml:space="preserve"> </w:t>
+            </w:r>
+            <w:proofErr w:type="spellStart"/>
+            <w:r>
+              <w:rPr>
+                <w:lang w:val="en-US"/>
+              </w:rPr>
+              <w:t>YOUWILLJOINUS</w:t>
+            </w:r>
+            <w:proofErr w:type="spellEnd"/>
+            <w:r>
+              <w:rPr>
+                <w:lang w:val="en-US"/>
+              </w:rPr>
+              <w:t xml:space="preserve"> </w:t>
+            </w:r>
+            <w:proofErr w:type="spellStart"/>
+            <w:r>
+              <w:rPr>
+                <w:lang w:val="en-US"/>
+              </w:rPr>
+              <w:t>YOUWILLJOINUS</w:t>
+            </w:r>
+            <w:proofErr w:type="spellEnd"/>
+            <w:r>
+              <w:rPr>
+                <w:lang w:val="en-US"/>
+              </w:rPr>
+              <w:t xml:space="preserve"> </w:t>
+            </w:r>
+            <w:proofErr w:type="spellStart"/>
+            <w:r>
+              <w:rPr>
+                <w:lang w:val="en-US"/>
+              </w:rPr>
+              <w:t>YOUWILLJOINUS</w:t>
+            </w:r>
+            <w:proofErr w:type="spellEnd"/>
+            <w:r>
+              <w:rPr>
+                <w:lang w:val="en-US"/>
+              </w:rPr>
+              <w:t xml:space="preserve"> </w:t>
+            </w:r>
+            <w:proofErr w:type="spellStart"/>
+            <w:r>
+              <w:rPr>
+                <w:lang w:val="en-US"/>
+              </w:rPr>
+              <w:t>YOUWILLJOINUS</w:t>
+            </w:r>
+            <w:proofErr w:type="spellEnd"/>
+            <w:r>
+              <w:rPr>
+                <w:lang w:val="en-US"/>
+              </w:rPr>
+              <w:t xml:space="preserve"> </w:t>
+            </w:r>
+            <w:proofErr w:type="spellStart"/>
+            <w:r>
+              <w:rPr>
+                <w:lang w:val="en-US"/>
+              </w:rPr>
+              <w:t>YOUWILLJOINUS</w:t>
+            </w:r>
+            <w:proofErr w:type="spellEnd"/>
+            <w:r>
+              <w:rPr>
+                <w:lang w:val="en-US"/>
+              </w:rPr>
+              <w:t xml:space="preserve"> </w:t>
+            </w:r>
+            <w:proofErr w:type="spellStart"/>
+            <w:r>
+              <w:rPr>
+                <w:lang w:val="en-US"/>
+              </w:rPr>
+              <w:t>YOUWILLJOINUS</w:t>
+            </w:r>
+            <w:proofErr w:type="spellEnd"/>
+            <w:r>
+              <w:rPr>
+                <w:lang w:val="en-US"/>
+              </w:rPr>
+              <w:t xml:space="preserve"> </w:t>
+            </w:r>
+            <w:proofErr w:type="spellStart"/>
+            <w:r>
+              <w:rPr>
+                <w:lang w:val="en-US"/>
+              </w:rPr>
+              <w:t>YOUWILLJOINUS</w:t>
+            </w:r>
+            <w:proofErr w:type="spellEnd"/>
+            <w:r>
+              <w:rPr>
+                <w:lang w:val="en-US"/>
+              </w:rPr>
+              <w:t xml:space="preserve"> </w:t>
+            </w:r>
+            <w:proofErr w:type="spellStart"/>
+            <w:r>
+              <w:rPr>
+                <w:lang w:val="en-US"/>
+              </w:rPr>
+              <w:t>YOUWILLJOINUS</w:t>
+            </w:r>
+            <w:proofErr w:type="spellEnd"/>
+            <w:r>
+              <w:rPr>
+                <w:lang w:val="en-US"/>
+              </w:rPr>
+              <w:t xml:space="preserve"> </w:t>
+            </w:r>
+            <w:proofErr w:type="spellStart"/>
+            <w:r>
+              <w:rPr>
+                <w:lang w:val="en-US"/>
+              </w:rPr>
+              <w:t>YOUWILLJOINUS</w:t>
+            </w:r>
+            <w:proofErr w:type="spellEnd"/>
+            <w:r>
+              <w:rPr>
+                <w:lang w:val="en-US"/>
+              </w:rPr>
+              <w:t xml:space="preserve"> </w:t>
+            </w:r>
+            <w:proofErr w:type="spellStart"/>
+            <w:r>
+              <w:rPr>
+                <w:lang w:val="en-US"/>
+              </w:rPr>
+              <w:t>YOUWILLJOINUS</w:t>
+            </w:r>
+            <w:proofErr w:type="spellEnd"/>
+            <w:r>
+              <w:rPr>
+                <w:lang w:val="en-US"/>
+              </w:rPr>
+              <w:t xml:space="preserve"> </w:t>
+            </w:r>
+            <w:proofErr w:type="spellStart"/>
+            <w:r>
+              <w:rPr>
+                <w:lang w:val="en-US"/>
+              </w:rPr>
+              <w:t>YOUWILLJOINUS</w:t>
+            </w:r>
+            <w:proofErr w:type="spellEnd"/>
+            <w:r>
+              <w:rPr>
+                <w:lang w:val="en-US"/>
+              </w:rPr>
+              <w:t xml:space="preserve"> </w:t>
+            </w:r>
+            <w:proofErr w:type="spellStart"/>
+            <w:r>
+              <w:rPr>
+                <w:lang w:val="en-US"/>
+              </w:rPr>
+              <w:t>YOUWILLJOINUS</w:t>
+            </w:r>
+            <w:proofErr w:type="spellEnd"/>
+            <w:r>
+              <w:rPr>
+                <w:lang w:val="en-US"/>
+              </w:rPr>
+              <w:t xml:space="preserve"> </w:t>
+            </w:r>
+            <w:proofErr w:type="spellStart"/>
+            <w:r>
+              <w:rPr>
+                <w:lang w:val="en-US"/>
+              </w:rPr>
+              <w:t>YOUWILLJOINUS</w:t>
+            </w:r>
+            <w:proofErr w:type="spellEnd"/>
           </w:p>
         </w:tc>
       </w:tr>
@@ -17036,6 +22323,7 @@
               </w:rPr>
               <w:t>D</w:t>
             </w:r>
+            <w:proofErr w:type="spellStart"/>
             <w:r>
               <w:rPr>
                 <w:b/>
@@ -17043,6 +22331,7 @@
               </w:rPr>
               <w:t>etails</w:t>
             </w:r>
+            <w:proofErr w:type="spellEnd"/>
           </w:p>
         </w:tc>
         <w:tc>
@@ -17181,7 +22470,21 @@
               <w:rPr>
                 <w:lang w:val="en-US"/>
               </w:rPr>
-              <w:t>: {player_email}</w:t>
+              <w:t>: {</w:t>
+            </w:r>
+            <w:proofErr w:type="spellStart"/>
+            <w:r>
+              <w:rPr>
+                <w:lang w:val="en-US"/>
+              </w:rPr>
+              <w:t>player_email</w:t>
+            </w:r>
+            <w:proofErr w:type="spellEnd"/>
+            <w:r>
+              <w:rPr>
+                <w:lang w:val="en-US"/>
+              </w:rPr>
+              <w:t>}</w:t>
             </w:r>
           </w:p>
           <w:p>
@@ -17262,8 +22565,30 @@
               <w:rPr>
                 <w:lang w:val="en-US"/>
               </w:rPr>
-              <w:t>Hey {player_name}…</w:t>
-            </w:r>
+              <w:t>Hey {</w:t>
+            </w:r>
+            <w:proofErr w:type="spellStart"/>
+            <w:r>
+              <w:rPr>
+                <w:lang w:val="en-US"/>
+              </w:rPr>
+              <w:t>player_</w:t>
+            </w:r>
+            <w:proofErr w:type="gramStart"/>
+            <w:r>
+              <w:rPr>
+                <w:lang w:val="en-US"/>
+              </w:rPr>
+              <w:t>name</w:t>
+            </w:r>
+            <w:proofErr w:type="spellEnd"/>
+            <w:r>
+              <w:rPr>
+                <w:lang w:val="en-US"/>
+              </w:rPr>
+              <w:t>}…</w:t>
+            </w:r>
+            <w:proofErr w:type="gramEnd"/>
           </w:p>
           <w:p>
             <w:pPr>
@@ -17288,7 +22613,21 @@
               <w:rPr>
                 <w:lang w:val="en-US"/>
               </w:rPr>
-              <w:t>[p]I just clocked in and heard about you in the office… You were found to be reporting a lot of legitimate emails. HR told me, to tell you, this is the final warning before termination.</w:t>
+              <w:t xml:space="preserve">[p]I just clocked in and heard about you in the office… You were found to be reporting a lot of legitimate emails. HR told </w:t>
+            </w:r>
+            <w:proofErr w:type="gramStart"/>
+            <w:r>
+              <w:rPr>
+                <w:lang w:val="en-US"/>
+              </w:rPr>
+              <w:t>me,</w:t>
+            </w:r>
+            <w:proofErr w:type="gramEnd"/>
+            <w:r>
+              <w:rPr>
+                <w:lang w:val="en-US"/>
+              </w:rPr>
+              <w:t xml:space="preserve"> to tell you, this is the final warning before termination.</w:t>
             </w:r>
           </w:p>
           <w:p>
@@ -17310,12 +22649,19 @@
                 <w:lang w:val="en-US"/>
               </w:rPr>
             </w:pPr>
-            <w:r>
-              <w:rPr>
-                <w:lang w:val="en-US"/>
-              </w:rPr>
-              <w:lastRenderedPageBreak/>
-              <w:t>[p]Please follow the rules and report</w:t>
+            <w:proofErr w:type="gramStart"/>
+            <w:r>
+              <w:rPr>
+                <w:lang w:val="en-US"/>
+              </w:rPr>
+              <w:t>[p]</w:t>
+            </w:r>
+            <w:proofErr w:type="gramEnd"/>
+            <w:r>
+              <w:rPr>
+                <w:lang w:val="en-US"/>
+              </w:rPr>
+              <w:t>Please follow the rules and report</w:t>
             </w:r>
             <w:r>
               <w:rPr>
@@ -17450,7 +22796,21 @@
               <w:rPr>
                 <w:lang w:val="en-US"/>
               </w:rPr>
-              <w:t>: {player_email}</w:t>
+              <w:t>: {</w:t>
+            </w:r>
+            <w:proofErr w:type="spellStart"/>
+            <w:r>
+              <w:rPr>
+                <w:lang w:val="en-US"/>
+              </w:rPr>
+              <w:t>player_email</w:t>
+            </w:r>
+            <w:proofErr w:type="spellEnd"/>
+            <w:r>
+              <w:rPr>
+                <w:lang w:val="en-US"/>
+              </w:rPr>
+              <w:t>}</w:t>
             </w:r>
           </w:p>
           <w:p>
@@ -17533,8 +22893,30 @@
               <w:rPr>
                 <w:lang w:val="en-US"/>
               </w:rPr>
-              <w:t>Hey {player_name}…</w:t>
-            </w:r>
+              <w:t>Hey {</w:t>
+            </w:r>
+            <w:proofErr w:type="spellStart"/>
+            <w:r>
+              <w:rPr>
+                <w:lang w:val="en-US"/>
+              </w:rPr>
+              <w:t>player_</w:t>
+            </w:r>
+            <w:proofErr w:type="gramStart"/>
+            <w:r>
+              <w:rPr>
+                <w:lang w:val="en-US"/>
+              </w:rPr>
+              <w:t>name</w:t>
+            </w:r>
+            <w:proofErr w:type="spellEnd"/>
+            <w:r>
+              <w:rPr>
+                <w:lang w:val="en-US"/>
+              </w:rPr>
+              <w:t>}…</w:t>
+            </w:r>
+            <w:proofErr w:type="gramEnd"/>
           </w:p>
           <w:p>
             <w:pPr>
@@ -17571,7 +22953,21 @@
               <w:rPr>
                 <w:lang w:val="en-US"/>
               </w:rPr>
-              <w:t>. HR told me, to tell you, this is the final warning before termination.</w:t>
+              <w:t xml:space="preserve">. HR told </w:t>
+            </w:r>
+            <w:proofErr w:type="gramStart"/>
+            <w:r>
+              <w:rPr>
+                <w:lang w:val="en-US"/>
+              </w:rPr>
+              <w:t>me,</w:t>
+            </w:r>
+            <w:proofErr w:type="gramEnd"/>
+            <w:r>
+              <w:rPr>
+                <w:lang w:val="en-US"/>
+              </w:rPr>
+              <w:t xml:space="preserve"> to tell you, this is the final warning before termination.</w:t>
             </w:r>
           </w:p>
           <w:p>
@@ -17593,11 +22989,19 @@
                 <w:lang w:val="en-US"/>
               </w:rPr>
             </w:pPr>
-            <w:r>
-              <w:rPr>
-                <w:lang w:val="en-US"/>
-              </w:rPr>
-              <w:t xml:space="preserve">[p]Please follow the rules and </w:t>
+            <w:proofErr w:type="gramStart"/>
+            <w:r>
+              <w:rPr>
+                <w:lang w:val="en-US"/>
+              </w:rPr>
+              <w:t>[p]</w:t>
+            </w:r>
+            <w:proofErr w:type="gramEnd"/>
+            <w:r>
+              <w:rPr>
+                <w:lang w:val="en-US"/>
+              </w:rPr>
+              <w:t xml:space="preserve">Please follow the rules and </w:t>
             </w:r>
             <w:r>
               <w:rPr>
@@ -17732,7 +23136,21 @@
               <w:rPr>
                 <w:lang w:val="en-US"/>
               </w:rPr>
-              <w:t>: {player_email}</w:t>
+              <w:t>: {</w:t>
+            </w:r>
+            <w:proofErr w:type="spellStart"/>
+            <w:r>
+              <w:rPr>
+                <w:lang w:val="en-US"/>
+              </w:rPr>
+              <w:t>player_email</w:t>
+            </w:r>
+            <w:proofErr w:type="spellEnd"/>
+            <w:r>
+              <w:rPr>
+                <w:lang w:val="en-US"/>
+              </w:rPr>
+              <w:t>}</w:t>
             </w:r>
           </w:p>
           <w:p>
@@ -17815,7 +23233,21 @@
               <w:rPr>
                 <w:lang w:val="en-US"/>
               </w:rPr>
-              <w:t>Dear Employee {player_name},</w:t>
+              <w:t>Dear Employee {</w:t>
+            </w:r>
+            <w:proofErr w:type="spellStart"/>
+            <w:r>
+              <w:rPr>
+                <w:lang w:val="en-US"/>
+              </w:rPr>
+              <w:t>player_name</w:t>
+            </w:r>
+            <w:proofErr w:type="spellEnd"/>
+            <w:r>
+              <w:rPr>
+                <w:lang w:val="en-US"/>
+              </w:rPr>
+              <w:t>},</w:t>
             </w:r>
           </w:p>
           <w:p>
@@ -17863,11 +23295,19 @@
                 <w:lang w:val="en-US"/>
               </w:rPr>
             </w:pPr>
-            <w:r>
-              <w:rPr>
-                <w:lang w:val="en-US"/>
-              </w:rPr>
-              <w:t>[p]Please gather your belongings and leave the company premises upon finish reading this email.</w:t>
+            <w:proofErr w:type="gramStart"/>
+            <w:r>
+              <w:rPr>
+                <w:lang w:val="en-US"/>
+              </w:rPr>
+              <w:t>[p]</w:t>
+            </w:r>
+            <w:proofErr w:type="gramEnd"/>
+            <w:r>
+              <w:rPr>
+                <w:lang w:val="en-US"/>
+              </w:rPr>
+              <w:t>Please gather your belongings and leave the company premises upon finish reading this email.</w:t>
             </w:r>
           </w:p>
           <w:p>
@@ -17893,7 +23333,35 @@
               <w:rPr>
                 <w:lang w:val="en-US"/>
               </w:rPr>
-              <w:t>[p][b]You have been fired. Quit and Start a New Game.b]</w:t>
+              <w:t>[p][</w:t>
+            </w:r>
+            <w:proofErr w:type="gramStart"/>
+            <w:r>
+              <w:rPr>
+                <w:lang w:val="en-US"/>
+              </w:rPr>
+              <w:t>b]You</w:t>
+            </w:r>
+            <w:proofErr w:type="gramEnd"/>
+            <w:r>
+              <w:rPr>
+                <w:lang w:val="en-US"/>
+              </w:rPr>
+              <w:t xml:space="preserve"> have been fired. Quit and Start a New </w:t>
+            </w:r>
+            <w:proofErr w:type="spellStart"/>
+            <w:r>
+              <w:rPr>
+                <w:lang w:val="en-US"/>
+              </w:rPr>
+              <w:t>Game.b</w:t>
+            </w:r>
+            <w:proofErr w:type="spellEnd"/>
+            <w:r>
+              <w:rPr>
+                <w:lang w:val="en-US"/>
+              </w:rPr>
+              <w:t>]</w:t>
             </w:r>
           </w:p>
           <w:p>
